--- a/Testing.docx
+++ b/Testing.docx
@@ -4,7 +4,7 @@
   <w:body>
     <w:tbl>
       <w:tblPr>
-        <w:tblStyle w:val="11"/>
+        <w:tblStyle w:val="697"/>
         <w:tblW w:w="0" w:type="auto"/>
         <w:tblBorders/>
         <w:tblLayout w:type="fixed"/>
@@ -12,13 +12,13 @@
       </w:tblPr>
       <w:tblGrid>
         <w:gridCol w:w="1033"/>
-        <w:gridCol w:w="1133"/>
-        <w:gridCol w:w="1316"/>
-        <w:gridCol w:w="1016"/>
-        <w:gridCol w:w="1030"/>
-        <w:gridCol w:w="913"/>
-        <w:gridCol w:w="972"/>
-        <w:gridCol w:w="972"/>
+        <w:gridCol w:w="1376"/>
+        <w:gridCol w:w="1559"/>
+        <w:gridCol w:w="850"/>
+        <w:gridCol w:w="1276"/>
+        <w:gridCol w:w="992"/>
+        <w:gridCol w:w="1559"/>
+        <w:gridCol w:w="1417"/>
       </w:tblGrid>
       <w:tr>
         <w:trPr/>
@@ -45,7 +45,7 @@
         <w:tc>
           <w:tcPr>
             <w:tcBorders/>
-            <w:tcW w:w="1133" w:type="dxa"/>
+            <w:tcW w:w="1376" w:type="dxa"/>
             <w:textDirection w:val="lrTb"/>
             <w:noWrap w:val="false"/>
           </w:tcPr>
@@ -65,7 +65,7 @@
         <w:tc>
           <w:tcPr>
             <w:tcBorders/>
-            <w:tcW w:w="1316" w:type="dxa"/>
+            <w:tcW w:w="1559" w:type="dxa"/>
             <w:textDirection w:val="lrTb"/>
             <w:noWrap w:val="false"/>
           </w:tcPr>
@@ -85,7 +85,7 @@
         <w:tc>
           <w:tcPr>
             <w:tcBorders/>
-            <w:tcW w:w="1016" w:type="dxa"/>
+            <w:tcW w:w="850" w:type="dxa"/>
             <w:textDirection w:val="lrTb"/>
             <w:noWrap w:val="false"/>
           </w:tcPr>
@@ -105,7 +105,7 @@
         <w:tc>
           <w:tcPr>
             <w:tcBorders/>
-            <w:tcW w:w="1030" w:type="dxa"/>
+            <w:tcW w:w="1276" w:type="dxa"/>
             <w:textDirection w:val="lrTb"/>
             <w:noWrap w:val="false"/>
           </w:tcPr>
@@ -125,7 +125,7 @@
         <w:tc>
           <w:tcPr>
             <w:tcBorders/>
-            <w:tcW w:w="913" w:type="dxa"/>
+            <w:tcW w:w="992" w:type="dxa"/>
             <w:textDirection w:val="lrTb"/>
             <w:noWrap w:val="false"/>
           </w:tcPr>
@@ -145,7 +145,7 @@
         <w:tc>
           <w:tcPr>
             <w:tcBorders/>
-            <w:tcW w:w="972" w:type="dxa"/>
+            <w:tcW w:w="1559" w:type="dxa"/>
             <w:textDirection w:val="lrTb"/>
             <w:noWrap w:val="false"/>
           </w:tcPr>
@@ -165,7 +165,7 @@
         <w:tc>
           <w:tcPr>
             <w:tcBorders/>
-            <w:tcW w:w="972" w:type="dxa"/>
+            <w:tcW w:w="1417" w:type="dxa"/>
             <w:textDirection w:val="lrTb"/>
             <w:noWrap w:val="false"/>
           </w:tcPr>
@@ -206,7 +206,7 @@
         <w:tc>
           <w:tcPr>
             <w:tcBorders/>
-            <w:tcW w:w="1133" w:type="dxa"/>
+            <w:tcW w:w="1376" w:type="dxa"/>
             <w:textDirection w:val="lrTb"/>
             <w:noWrap w:val="false"/>
           </w:tcPr>
@@ -224,7 +224,7 @@
         <w:tc>
           <w:tcPr>
             <w:tcBorders/>
-            <w:tcW w:w="1316" w:type="dxa"/>
+            <w:tcW w:w="1559" w:type="dxa"/>
             <w:textDirection w:val="lrTb"/>
             <w:noWrap w:val="false"/>
           </w:tcPr>
@@ -242,7 +242,7 @@
         <w:tc>
           <w:tcPr>
             <w:tcBorders/>
-            <w:tcW w:w="1016" w:type="dxa"/>
+            <w:tcW w:w="850" w:type="dxa"/>
             <w:textDirection w:val="lrTb"/>
             <w:noWrap w:val="false"/>
           </w:tcPr>
@@ -260,7 +260,7 @@
         <w:tc>
           <w:tcPr>
             <w:tcBorders/>
-            <w:tcW w:w="1030" w:type="dxa"/>
+            <w:tcW w:w="1276" w:type="dxa"/>
             <w:textDirection w:val="lrTb"/>
             <w:noWrap w:val="false"/>
           </w:tcPr>
@@ -278,7 +278,7 @@
         <w:tc>
           <w:tcPr>
             <w:tcBorders/>
-            <w:tcW w:w="913" w:type="dxa"/>
+            <w:tcW w:w="992" w:type="dxa"/>
             <w:textDirection w:val="lrTb"/>
             <w:noWrap w:val="false"/>
           </w:tcPr>
@@ -296,7 +296,7 @@
         <w:tc>
           <w:tcPr>
             <w:tcBorders/>
-            <w:tcW w:w="972" w:type="dxa"/>
+            <w:tcW w:w="1559" w:type="dxa"/>
             <w:textDirection w:val="lrTb"/>
             <w:noWrap w:val="false"/>
           </w:tcPr>
@@ -314,7 +314,7 @@
         <w:tc>
           <w:tcPr>
             <w:tcBorders/>
-            <w:tcW w:w="972" w:type="dxa"/>
+            <w:tcW w:w="1417" w:type="dxa"/>
             <w:textDirection w:val="lrTb"/>
             <w:noWrap w:val="false"/>
           </w:tcPr>
@@ -363,7 +363,6 @@
         <w:ind/>
         <w:rPr/>
       </w:pPr>
-      <w:r/>
       <w:r>
         <w:separator/>
       </w:r>
@@ -378,7 +377,6 @@
         <w:ind/>
         <w:rPr/>
       </w:pPr>
-      <w:r/>
       <w:r>
         <w:continuationSeparator/>
       </w:r>
@@ -398,7 +396,6 @@
         <w:ind/>
         <w:rPr/>
       </w:pPr>
-      <w:r/>
       <w:r>
         <w:separator/>
       </w:r>
@@ -413,7 +410,6 @@
         <w:ind/>
         <w:rPr/>
       </w:pPr>
-      <w:r/>
       <w:r>
         <w:continuationSeparator/>
       </w:r>
@@ -581,9 +577,9 @@
     <w:lsdException w:name="Bibliography" w:uiPriority="37"/>
     <w:lsdException w:name="TOC Heading" w:uiPriority="39" w:qFormat="1"/>
   </w:latentStyles>
-  <w:style w:type="table" w:styleId="11">
+  <w:style w:type="table" w:styleId="697">
     <w:name w:val="Table Grid"/>
-    <w:basedOn w:val="661"/>
+    <w:basedOn w:val="882"/>
     <w:uiPriority w:val="59"/>
     <w:pPr>
       <w:pBdr/>
@@ -780,9 +776,9 @@
       </w:tcPr>
     </w:tblStylePr>
   </w:style>
-  <w:style w:type="table" w:styleId="12">
+  <w:style w:type="table" w:styleId="698">
     <w:name w:val="Table Grid Light"/>
-    <w:basedOn w:val="661"/>
+    <w:basedOn w:val="882"/>
     <w:uiPriority w:val="59"/>
     <w:pPr>
       <w:pBdr/>
@@ -979,9 +975,9 @@
       </w:tcPr>
     </w:tblStylePr>
   </w:style>
-  <w:style w:type="table" w:styleId="13">
+  <w:style w:type="table" w:styleId="699">
     <w:name w:val="Plain Table 1"/>
-    <w:basedOn w:val="661"/>
+    <w:basedOn w:val="882"/>
     <w:uiPriority w:val="59"/>
     <w:pPr>
       <w:pBdr/>
@@ -1204,9 +1200,9 @@
       </w:tcPr>
     </w:tblStylePr>
   </w:style>
-  <w:style w:type="table" w:styleId="14">
+  <w:style w:type="table" w:styleId="700">
     <w:name w:val="Plain Table 2"/>
-    <w:basedOn w:val="661"/>
+    <w:basedOn w:val="882"/>
     <w:uiPriority w:val="59"/>
     <w:pPr>
       <w:pBdr/>
@@ -1437,9 +1433,9 @@
       </w:tcPr>
     </w:tblStylePr>
   </w:style>
-  <w:style w:type="table" w:styleId="15">
+  <w:style w:type="table" w:styleId="701">
     <w:name w:val="Plain Table 3"/>
-    <w:basedOn w:val="661"/>
+    <w:basedOn w:val="882"/>
     <w:uiPriority w:val="99"/>
     <w:pPr>
       <w:pBdr/>
@@ -1667,9 +1663,9 @@
       </w:tcPr>
     </w:tblStylePr>
   </w:style>
-  <w:style w:type="table" w:styleId="16">
+  <w:style w:type="table" w:styleId="702">
     <w:name w:val="Plain Table 4"/>
-    <w:basedOn w:val="661"/>
+    <w:basedOn w:val="882"/>
     <w:uiPriority w:val="99"/>
     <w:pPr>
       <w:pBdr/>
@@ -1883,9 +1879,9 @@
       </w:tcPr>
     </w:tblStylePr>
   </w:style>
-  <w:style w:type="table" w:styleId="17">
+  <w:style w:type="table" w:styleId="703">
     <w:name w:val="Plain Table 5"/>
-    <w:basedOn w:val="661"/>
+    <w:basedOn w:val="882"/>
     <w:uiPriority w:val="99"/>
     <w:pPr>
       <w:pBdr/>
@@ -2116,9 +2112,9 @@
       </w:tcPr>
     </w:tblStylePr>
   </w:style>
-  <w:style w:type="table" w:styleId="18">
+  <w:style w:type="table" w:styleId="704">
     <w:name w:val="Grid Table 1 Light"/>
-    <w:basedOn w:val="661"/>
+    <w:basedOn w:val="882"/>
     <w:uiPriority w:val="99"/>
     <w:pPr>
       <w:pBdr/>
@@ -2339,9 +2335,9 @@
       </w:tcPr>
     </w:tblStylePr>
   </w:style>
-  <w:style w:type="table" w:styleId="19">
+  <w:style w:type="table" w:styleId="705">
     <w:name w:val="Grid Table 1 Light - Accent 1"/>
-    <w:basedOn w:val="661"/>
+    <w:basedOn w:val="882"/>
     <w:uiPriority w:val="99"/>
     <w:pPr>
       <w:pBdr/>
@@ -2562,9 +2558,9 @@
       </w:tcPr>
     </w:tblStylePr>
   </w:style>
-  <w:style w:type="table" w:styleId="20">
+  <w:style w:type="table" w:styleId="706">
     <w:name w:val="Grid Table 1 Light - Accent 2"/>
-    <w:basedOn w:val="661"/>
+    <w:basedOn w:val="882"/>
     <w:uiPriority w:val="99"/>
     <w:pPr>
       <w:pBdr/>
@@ -2785,9 +2781,9 @@
       </w:tcPr>
     </w:tblStylePr>
   </w:style>
-  <w:style w:type="table" w:styleId="21">
+  <w:style w:type="table" w:styleId="707">
     <w:name w:val="Grid Table 1 Light - Accent 3"/>
-    <w:basedOn w:val="661"/>
+    <w:basedOn w:val="882"/>
     <w:uiPriority w:val="99"/>
     <w:pPr>
       <w:pBdr/>
@@ -3008,9 +3004,9 @@
       </w:tcPr>
     </w:tblStylePr>
   </w:style>
-  <w:style w:type="table" w:styleId="22">
+  <w:style w:type="table" w:styleId="708">
     <w:name w:val="Grid Table 1 Light - Accent 4"/>
-    <w:basedOn w:val="661"/>
+    <w:basedOn w:val="882"/>
     <w:uiPriority w:val="99"/>
     <w:pPr>
       <w:pBdr/>
@@ -3231,9 +3227,9 @@
       </w:tcPr>
     </w:tblStylePr>
   </w:style>
-  <w:style w:type="table" w:styleId="23">
+  <w:style w:type="table" w:styleId="709">
     <w:name w:val="Grid Table 1 Light - Accent 5"/>
-    <w:basedOn w:val="661"/>
+    <w:basedOn w:val="882"/>
     <w:uiPriority w:val="99"/>
     <w:pPr>
       <w:pBdr/>
@@ -3454,9 +3450,9 @@
       </w:tcPr>
     </w:tblStylePr>
   </w:style>
-  <w:style w:type="table" w:styleId="24">
+  <w:style w:type="table" w:styleId="710">
     <w:name w:val="Grid Table 1 Light - Accent 6"/>
-    <w:basedOn w:val="661"/>
+    <w:basedOn w:val="882"/>
     <w:uiPriority w:val="99"/>
     <w:pPr>
       <w:pBdr/>
@@ -3677,9 +3673,9 @@
       </w:tcPr>
     </w:tblStylePr>
   </w:style>
-  <w:style w:type="table" w:styleId="25">
+  <w:style w:type="table" w:styleId="711">
     <w:name w:val="Grid Table 2"/>
-    <w:basedOn w:val="661"/>
+    <w:basedOn w:val="882"/>
     <w:uiPriority w:val="99"/>
     <w:pPr>
       <w:pBdr/>
@@ -3909,9 +3905,9 @@
       </w:tcPr>
     </w:tblStylePr>
   </w:style>
-  <w:style w:type="table" w:styleId="26">
+  <w:style w:type="table" w:styleId="712">
     <w:name w:val="Grid Table 2 - Accent 1"/>
-    <w:basedOn w:val="661"/>
+    <w:basedOn w:val="882"/>
     <w:uiPriority w:val="99"/>
     <w:pPr>
       <w:pBdr/>
@@ -4141,9 +4137,9 @@
       </w:tcPr>
     </w:tblStylePr>
   </w:style>
-  <w:style w:type="table" w:styleId="27">
+  <w:style w:type="table" w:styleId="713">
     <w:name w:val="Grid Table 2 - Accent 2"/>
-    <w:basedOn w:val="661"/>
+    <w:basedOn w:val="882"/>
     <w:uiPriority w:val="99"/>
     <w:pPr>
       <w:pBdr/>
@@ -4373,9 +4369,9 @@
       </w:tcPr>
     </w:tblStylePr>
   </w:style>
-  <w:style w:type="table" w:styleId="28">
+  <w:style w:type="table" w:styleId="714">
     <w:name w:val="Grid Table 2 - Accent 3"/>
-    <w:basedOn w:val="661"/>
+    <w:basedOn w:val="882"/>
     <w:uiPriority w:val="99"/>
     <w:pPr>
       <w:pBdr/>
@@ -4605,9 +4601,9 @@
       </w:tcPr>
     </w:tblStylePr>
   </w:style>
-  <w:style w:type="table" w:styleId="29">
+  <w:style w:type="table" w:styleId="715">
     <w:name w:val="Grid Table 2 - Accent 4"/>
-    <w:basedOn w:val="661"/>
+    <w:basedOn w:val="882"/>
     <w:uiPriority w:val="99"/>
     <w:pPr>
       <w:pBdr/>
@@ -4837,9 +4833,9 @@
       </w:tcPr>
     </w:tblStylePr>
   </w:style>
-  <w:style w:type="table" w:styleId="30">
+  <w:style w:type="table" w:styleId="716">
     <w:name w:val="Grid Table 2 - Accent 5"/>
-    <w:basedOn w:val="661"/>
+    <w:basedOn w:val="882"/>
     <w:uiPriority w:val="99"/>
     <w:pPr>
       <w:pBdr/>
@@ -5069,9 +5065,9 @@
       </w:tcPr>
     </w:tblStylePr>
   </w:style>
-  <w:style w:type="table" w:styleId="31">
+  <w:style w:type="table" w:styleId="717">
     <w:name w:val="Grid Table 2 - Accent 6"/>
-    <w:basedOn w:val="661"/>
+    <w:basedOn w:val="882"/>
     <w:uiPriority w:val="99"/>
     <w:pPr>
       <w:pBdr/>
@@ -5301,9 +5297,9 @@
       </w:tcPr>
     </w:tblStylePr>
   </w:style>
-  <w:style w:type="table" w:styleId="32">
+  <w:style w:type="table" w:styleId="718">
     <w:name w:val="Grid Table 3"/>
-    <w:basedOn w:val="661"/>
+    <w:basedOn w:val="882"/>
     <w:uiPriority w:val="99"/>
     <w:pPr>
       <w:pBdr/>
@@ -5402,29 +5398,6 @@
         <w:tblBorders/>
       </w:tblPr>
       <w:tcPr>
-        <w:shd w:color="ffffff"/>
-        <w:tcBorders>
-          <w:top w:val="none" w:color="000000" w:sz="4" w:space="0"/>
-          <w:left w:val="none" w:color="000000" w:sz="4" w:space="0"/>
-          <w:bottom w:val="none" w:color="000000" w:sz="4" w:space="0"/>
-          <w:right w:val="none" w:color="000000" w:sz="4" w:space="0"/>
-        </w:tcBorders>
-      </w:tcPr>
-    </w:tblStylePr>
-    <w:tblStylePr w:type="firstRow">
-      <w:rPr>
-        <w:b/>
-        <w:color w:val="404040"/>
-      </w:rPr>
-      <w:pPr>
-        <w:pBdr/>
-        <w:spacing/>
-        <w:ind/>
-      </w:pPr>
-      <w:tblPr>
-        <w:tblBorders/>
-      </w:tblPr>
-      <w:tcPr>
         <w:shd w:val="clear" w:color="ffffff"/>
         <w:tcBorders>
           <w:top w:val="none" w:color="000000" w:sz="4" w:space="0"/>
@@ -5434,30 +5407,7 @@
         </w:tcBorders>
       </w:tcPr>
     </w:tblStylePr>
-    <w:tblStylePr w:type="lastCol">
-      <w:rPr>
-        <w:i/>
-        <w:color w:val="404040"/>
-      </w:rPr>
-      <w:pPr>
-        <w:pBdr/>
-        <w:spacing/>
-        <w:ind/>
-      </w:pPr>
-      <w:tblPr>
-        <w:tblBorders/>
-      </w:tblPr>
-      <w:tcPr>
-        <w:shd w:color="ffffff"/>
-        <w:tcBorders>
-          <w:top w:val="none" w:color="000000" w:sz="4" w:space="0"/>
-          <w:left w:val="none" w:color="000000" w:sz="4" w:space="0"/>
-          <w:bottom w:val="none" w:color="000000" w:sz="4" w:space="0"/>
-          <w:right w:val="none" w:color="000000" w:sz="4" w:space="0"/>
-        </w:tcBorders>
-      </w:tcPr>
-    </w:tblStylePr>
-    <w:tblStylePr w:type="lastRow">
+    <w:tblStylePr w:type="firstRow">
       <w:rPr>
         <w:b/>
         <w:color w:val="404040"/>
@@ -5480,6 +5430,52 @@
         </w:tcBorders>
       </w:tcPr>
     </w:tblStylePr>
+    <w:tblStylePr w:type="lastCol">
+      <w:rPr>
+        <w:i/>
+        <w:color w:val="404040"/>
+      </w:rPr>
+      <w:pPr>
+        <w:pBdr/>
+        <w:spacing/>
+        <w:ind/>
+      </w:pPr>
+      <w:tblPr>
+        <w:tblBorders/>
+      </w:tblPr>
+      <w:tcPr>
+        <w:shd w:val="clear" w:color="ffffff"/>
+        <w:tcBorders>
+          <w:top w:val="none" w:color="000000" w:sz="4" w:space="0"/>
+          <w:left w:val="none" w:color="000000" w:sz="4" w:space="0"/>
+          <w:bottom w:val="none" w:color="000000" w:sz="4" w:space="0"/>
+          <w:right w:val="none" w:color="000000" w:sz="4" w:space="0"/>
+        </w:tcBorders>
+      </w:tcPr>
+    </w:tblStylePr>
+    <w:tblStylePr w:type="lastRow">
+      <w:rPr>
+        <w:b/>
+        <w:color w:val="404040"/>
+      </w:rPr>
+      <w:pPr>
+        <w:pBdr/>
+        <w:spacing/>
+        <w:ind/>
+      </w:pPr>
+      <w:tblPr>
+        <w:tblBorders/>
+      </w:tblPr>
+      <w:tcPr>
+        <w:shd w:val="clear" w:color="ffffff"/>
+        <w:tcBorders>
+          <w:top w:val="none" w:color="000000" w:sz="4" w:space="0"/>
+          <w:left w:val="none" w:color="000000" w:sz="4" w:space="0"/>
+          <w:bottom w:val="none" w:color="000000" w:sz="4" w:space="0"/>
+          <w:right w:val="none" w:color="000000" w:sz="4" w:space="0"/>
+        </w:tcBorders>
+      </w:tcPr>
+    </w:tblStylePr>
     <w:tblStylePr w:type="nwCell">
       <w:pPr>
         <w:pBdr/>
@@ -5546,9 +5542,9 @@
       </w:tcPr>
     </w:tblStylePr>
   </w:style>
-  <w:style w:type="table" w:styleId="33">
+  <w:style w:type="table" w:styleId="719">
     <w:name w:val="Grid Table 3 - Accent 1"/>
-    <w:basedOn w:val="661"/>
+    <w:basedOn w:val="882"/>
     <w:uiPriority w:val="99"/>
     <w:pPr>
       <w:pBdr/>
@@ -5647,29 +5643,6 @@
         <w:tblBorders/>
       </w:tblPr>
       <w:tcPr>
-        <w:shd w:color="ffffff"/>
-        <w:tcBorders>
-          <w:top w:val="none" w:color="000000" w:sz="4" w:space="0"/>
-          <w:left w:val="none" w:color="000000" w:sz="4" w:space="0"/>
-          <w:bottom w:val="none" w:color="000000" w:sz="4" w:space="0"/>
-          <w:right w:val="none" w:color="000000" w:sz="4" w:space="0"/>
-        </w:tcBorders>
-      </w:tcPr>
-    </w:tblStylePr>
-    <w:tblStylePr w:type="firstRow">
-      <w:rPr>
-        <w:b/>
-        <w:color w:val="404040"/>
-      </w:rPr>
-      <w:pPr>
-        <w:pBdr/>
-        <w:spacing/>
-        <w:ind/>
-      </w:pPr>
-      <w:tblPr>
-        <w:tblBorders/>
-      </w:tblPr>
-      <w:tcPr>
         <w:shd w:val="clear" w:color="ffffff"/>
         <w:tcBorders>
           <w:top w:val="none" w:color="000000" w:sz="4" w:space="0"/>
@@ -5679,30 +5652,7 @@
         </w:tcBorders>
       </w:tcPr>
     </w:tblStylePr>
-    <w:tblStylePr w:type="lastCol">
-      <w:rPr>
-        <w:i/>
-        <w:color w:val="404040"/>
-      </w:rPr>
-      <w:pPr>
-        <w:pBdr/>
-        <w:spacing/>
-        <w:ind/>
-      </w:pPr>
-      <w:tblPr>
-        <w:tblBorders/>
-      </w:tblPr>
-      <w:tcPr>
-        <w:shd w:color="ffffff"/>
-        <w:tcBorders>
-          <w:top w:val="none" w:color="000000" w:sz="4" w:space="0"/>
-          <w:left w:val="none" w:color="000000" w:sz="4" w:space="0"/>
-          <w:bottom w:val="none" w:color="000000" w:sz="4" w:space="0"/>
-          <w:right w:val="none" w:color="000000" w:sz="4" w:space="0"/>
-        </w:tcBorders>
-      </w:tcPr>
-    </w:tblStylePr>
-    <w:tblStylePr w:type="lastRow">
+    <w:tblStylePr w:type="firstRow">
       <w:rPr>
         <w:b/>
         <w:color w:val="404040"/>
@@ -5725,6 +5675,52 @@
         </w:tcBorders>
       </w:tcPr>
     </w:tblStylePr>
+    <w:tblStylePr w:type="lastCol">
+      <w:rPr>
+        <w:i/>
+        <w:color w:val="404040"/>
+      </w:rPr>
+      <w:pPr>
+        <w:pBdr/>
+        <w:spacing/>
+        <w:ind/>
+      </w:pPr>
+      <w:tblPr>
+        <w:tblBorders/>
+      </w:tblPr>
+      <w:tcPr>
+        <w:shd w:val="clear" w:color="ffffff"/>
+        <w:tcBorders>
+          <w:top w:val="none" w:color="000000" w:sz="4" w:space="0"/>
+          <w:left w:val="none" w:color="000000" w:sz="4" w:space="0"/>
+          <w:bottom w:val="none" w:color="000000" w:sz="4" w:space="0"/>
+          <w:right w:val="none" w:color="000000" w:sz="4" w:space="0"/>
+        </w:tcBorders>
+      </w:tcPr>
+    </w:tblStylePr>
+    <w:tblStylePr w:type="lastRow">
+      <w:rPr>
+        <w:b/>
+        <w:color w:val="404040"/>
+      </w:rPr>
+      <w:pPr>
+        <w:pBdr/>
+        <w:spacing/>
+        <w:ind/>
+      </w:pPr>
+      <w:tblPr>
+        <w:tblBorders/>
+      </w:tblPr>
+      <w:tcPr>
+        <w:shd w:val="clear" w:color="ffffff"/>
+        <w:tcBorders>
+          <w:top w:val="none" w:color="000000" w:sz="4" w:space="0"/>
+          <w:left w:val="none" w:color="000000" w:sz="4" w:space="0"/>
+          <w:bottom w:val="none" w:color="000000" w:sz="4" w:space="0"/>
+          <w:right w:val="none" w:color="000000" w:sz="4" w:space="0"/>
+        </w:tcBorders>
+      </w:tcPr>
+    </w:tblStylePr>
     <w:tblStylePr w:type="nwCell">
       <w:pPr>
         <w:pBdr/>
@@ -5791,9 +5787,9 @@
       </w:tcPr>
     </w:tblStylePr>
   </w:style>
-  <w:style w:type="table" w:styleId="34">
+  <w:style w:type="table" w:styleId="720">
     <w:name w:val="Grid Table 3 - Accent 2"/>
-    <w:basedOn w:val="661"/>
+    <w:basedOn w:val="882"/>
     <w:uiPriority w:val="99"/>
     <w:pPr>
       <w:pBdr/>
@@ -5892,29 +5888,6 @@
         <w:tblBorders/>
       </w:tblPr>
       <w:tcPr>
-        <w:shd w:color="ffffff"/>
-        <w:tcBorders>
-          <w:top w:val="none" w:color="000000" w:sz="4" w:space="0"/>
-          <w:left w:val="none" w:color="000000" w:sz="4" w:space="0"/>
-          <w:bottom w:val="none" w:color="000000" w:sz="4" w:space="0"/>
-          <w:right w:val="none" w:color="000000" w:sz="4" w:space="0"/>
-        </w:tcBorders>
-      </w:tcPr>
-    </w:tblStylePr>
-    <w:tblStylePr w:type="firstRow">
-      <w:rPr>
-        <w:b/>
-        <w:color w:val="404040"/>
-      </w:rPr>
-      <w:pPr>
-        <w:pBdr/>
-        <w:spacing/>
-        <w:ind/>
-      </w:pPr>
-      <w:tblPr>
-        <w:tblBorders/>
-      </w:tblPr>
-      <w:tcPr>
         <w:shd w:val="clear" w:color="ffffff"/>
         <w:tcBorders>
           <w:top w:val="none" w:color="000000" w:sz="4" w:space="0"/>
@@ -5924,30 +5897,7 @@
         </w:tcBorders>
       </w:tcPr>
     </w:tblStylePr>
-    <w:tblStylePr w:type="lastCol">
-      <w:rPr>
-        <w:i/>
-        <w:color w:val="404040"/>
-      </w:rPr>
-      <w:pPr>
-        <w:pBdr/>
-        <w:spacing/>
-        <w:ind/>
-      </w:pPr>
-      <w:tblPr>
-        <w:tblBorders/>
-      </w:tblPr>
-      <w:tcPr>
-        <w:shd w:color="ffffff"/>
-        <w:tcBorders>
-          <w:top w:val="none" w:color="000000" w:sz="4" w:space="0"/>
-          <w:left w:val="none" w:color="000000" w:sz="4" w:space="0"/>
-          <w:bottom w:val="none" w:color="000000" w:sz="4" w:space="0"/>
-          <w:right w:val="none" w:color="000000" w:sz="4" w:space="0"/>
-        </w:tcBorders>
-      </w:tcPr>
-    </w:tblStylePr>
-    <w:tblStylePr w:type="lastRow">
+    <w:tblStylePr w:type="firstRow">
       <w:rPr>
         <w:b/>
         <w:color w:val="404040"/>
@@ -5970,6 +5920,52 @@
         </w:tcBorders>
       </w:tcPr>
     </w:tblStylePr>
+    <w:tblStylePr w:type="lastCol">
+      <w:rPr>
+        <w:i/>
+        <w:color w:val="404040"/>
+      </w:rPr>
+      <w:pPr>
+        <w:pBdr/>
+        <w:spacing/>
+        <w:ind/>
+      </w:pPr>
+      <w:tblPr>
+        <w:tblBorders/>
+      </w:tblPr>
+      <w:tcPr>
+        <w:shd w:val="clear" w:color="ffffff"/>
+        <w:tcBorders>
+          <w:top w:val="none" w:color="000000" w:sz="4" w:space="0"/>
+          <w:left w:val="none" w:color="000000" w:sz="4" w:space="0"/>
+          <w:bottom w:val="none" w:color="000000" w:sz="4" w:space="0"/>
+          <w:right w:val="none" w:color="000000" w:sz="4" w:space="0"/>
+        </w:tcBorders>
+      </w:tcPr>
+    </w:tblStylePr>
+    <w:tblStylePr w:type="lastRow">
+      <w:rPr>
+        <w:b/>
+        <w:color w:val="404040"/>
+      </w:rPr>
+      <w:pPr>
+        <w:pBdr/>
+        <w:spacing/>
+        <w:ind/>
+      </w:pPr>
+      <w:tblPr>
+        <w:tblBorders/>
+      </w:tblPr>
+      <w:tcPr>
+        <w:shd w:val="clear" w:color="ffffff"/>
+        <w:tcBorders>
+          <w:top w:val="none" w:color="000000" w:sz="4" w:space="0"/>
+          <w:left w:val="none" w:color="000000" w:sz="4" w:space="0"/>
+          <w:bottom w:val="none" w:color="000000" w:sz="4" w:space="0"/>
+          <w:right w:val="none" w:color="000000" w:sz="4" w:space="0"/>
+        </w:tcBorders>
+      </w:tcPr>
+    </w:tblStylePr>
     <w:tblStylePr w:type="nwCell">
       <w:pPr>
         <w:pBdr/>
@@ -6036,9 +6032,9 @@
       </w:tcPr>
     </w:tblStylePr>
   </w:style>
-  <w:style w:type="table" w:styleId="35">
+  <w:style w:type="table" w:styleId="721">
     <w:name w:val="Grid Table 3 - Accent 3"/>
-    <w:basedOn w:val="661"/>
+    <w:basedOn w:val="882"/>
     <w:uiPriority w:val="99"/>
     <w:pPr>
       <w:pBdr/>
@@ -6137,29 +6133,6 @@
         <w:tblBorders/>
       </w:tblPr>
       <w:tcPr>
-        <w:shd w:color="ffffff"/>
-        <w:tcBorders>
-          <w:top w:val="none" w:color="000000" w:sz="4" w:space="0"/>
-          <w:left w:val="none" w:color="000000" w:sz="4" w:space="0"/>
-          <w:bottom w:val="none" w:color="000000" w:sz="4" w:space="0"/>
-          <w:right w:val="none" w:color="000000" w:sz="4" w:space="0"/>
-        </w:tcBorders>
-      </w:tcPr>
-    </w:tblStylePr>
-    <w:tblStylePr w:type="firstRow">
-      <w:rPr>
-        <w:b/>
-        <w:color w:val="404040"/>
-      </w:rPr>
-      <w:pPr>
-        <w:pBdr/>
-        <w:spacing/>
-        <w:ind/>
-      </w:pPr>
-      <w:tblPr>
-        <w:tblBorders/>
-      </w:tblPr>
-      <w:tcPr>
         <w:shd w:val="clear" w:color="ffffff"/>
         <w:tcBorders>
           <w:top w:val="none" w:color="000000" w:sz="4" w:space="0"/>
@@ -6169,30 +6142,7 @@
         </w:tcBorders>
       </w:tcPr>
     </w:tblStylePr>
-    <w:tblStylePr w:type="lastCol">
-      <w:rPr>
-        <w:i/>
-        <w:color w:val="404040"/>
-      </w:rPr>
-      <w:pPr>
-        <w:pBdr/>
-        <w:spacing/>
-        <w:ind/>
-      </w:pPr>
-      <w:tblPr>
-        <w:tblBorders/>
-      </w:tblPr>
-      <w:tcPr>
-        <w:shd w:color="ffffff"/>
-        <w:tcBorders>
-          <w:top w:val="none" w:color="000000" w:sz="4" w:space="0"/>
-          <w:left w:val="none" w:color="000000" w:sz="4" w:space="0"/>
-          <w:bottom w:val="none" w:color="000000" w:sz="4" w:space="0"/>
-          <w:right w:val="none" w:color="000000" w:sz="4" w:space="0"/>
-        </w:tcBorders>
-      </w:tcPr>
-    </w:tblStylePr>
-    <w:tblStylePr w:type="lastRow">
+    <w:tblStylePr w:type="firstRow">
       <w:rPr>
         <w:b/>
         <w:color w:val="404040"/>
@@ -6215,6 +6165,52 @@
         </w:tcBorders>
       </w:tcPr>
     </w:tblStylePr>
+    <w:tblStylePr w:type="lastCol">
+      <w:rPr>
+        <w:i/>
+        <w:color w:val="404040"/>
+      </w:rPr>
+      <w:pPr>
+        <w:pBdr/>
+        <w:spacing/>
+        <w:ind/>
+      </w:pPr>
+      <w:tblPr>
+        <w:tblBorders/>
+      </w:tblPr>
+      <w:tcPr>
+        <w:shd w:val="clear" w:color="ffffff"/>
+        <w:tcBorders>
+          <w:top w:val="none" w:color="000000" w:sz="4" w:space="0"/>
+          <w:left w:val="none" w:color="000000" w:sz="4" w:space="0"/>
+          <w:bottom w:val="none" w:color="000000" w:sz="4" w:space="0"/>
+          <w:right w:val="none" w:color="000000" w:sz="4" w:space="0"/>
+        </w:tcBorders>
+      </w:tcPr>
+    </w:tblStylePr>
+    <w:tblStylePr w:type="lastRow">
+      <w:rPr>
+        <w:b/>
+        <w:color w:val="404040"/>
+      </w:rPr>
+      <w:pPr>
+        <w:pBdr/>
+        <w:spacing/>
+        <w:ind/>
+      </w:pPr>
+      <w:tblPr>
+        <w:tblBorders/>
+      </w:tblPr>
+      <w:tcPr>
+        <w:shd w:val="clear" w:color="ffffff"/>
+        <w:tcBorders>
+          <w:top w:val="none" w:color="000000" w:sz="4" w:space="0"/>
+          <w:left w:val="none" w:color="000000" w:sz="4" w:space="0"/>
+          <w:bottom w:val="none" w:color="000000" w:sz="4" w:space="0"/>
+          <w:right w:val="none" w:color="000000" w:sz="4" w:space="0"/>
+        </w:tcBorders>
+      </w:tcPr>
+    </w:tblStylePr>
     <w:tblStylePr w:type="nwCell">
       <w:pPr>
         <w:pBdr/>
@@ -6281,9 +6277,9 @@
       </w:tcPr>
     </w:tblStylePr>
   </w:style>
-  <w:style w:type="table" w:styleId="36">
+  <w:style w:type="table" w:styleId="722">
     <w:name w:val="Grid Table 3 - Accent 4"/>
-    <w:basedOn w:val="661"/>
+    <w:basedOn w:val="882"/>
     <w:uiPriority w:val="99"/>
     <w:pPr>
       <w:pBdr/>
@@ -6382,29 +6378,6 @@
         <w:tblBorders/>
       </w:tblPr>
       <w:tcPr>
-        <w:shd w:color="ffffff"/>
-        <w:tcBorders>
-          <w:top w:val="none" w:color="000000" w:sz="4" w:space="0"/>
-          <w:left w:val="none" w:color="000000" w:sz="4" w:space="0"/>
-          <w:bottom w:val="none" w:color="000000" w:sz="4" w:space="0"/>
-          <w:right w:val="none" w:color="000000" w:sz="4" w:space="0"/>
-        </w:tcBorders>
-      </w:tcPr>
-    </w:tblStylePr>
-    <w:tblStylePr w:type="firstRow">
-      <w:rPr>
-        <w:b/>
-        <w:color w:val="404040"/>
-      </w:rPr>
-      <w:pPr>
-        <w:pBdr/>
-        <w:spacing/>
-        <w:ind/>
-      </w:pPr>
-      <w:tblPr>
-        <w:tblBorders/>
-      </w:tblPr>
-      <w:tcPr>
         <w:shd w:val="clear" w:color="ffffff"/>
         <w:tcBorders>
           <w:top w:val="none" w:color="000000" w:sz="4" w:space="0"/>
@@ -6414,30 +6387,7 @@
         </w:tcBorders>
       </w:tcPr>
     </w:tblStylePr>
-    <w:tblStylePr w:type="lastCol">
-      <w:rPr>
-        <w:i/>
-        <w:color w:val="404040"/>
-      </w:rPr>
-      <w:pPr>
-        <w:pBdr/>
-        <w:spacing/>
-        <w:ind/>
-      </w:pPr>
-      <w:tblPr>
-        <w:tblBorders/>
-      </w:tblPr>
-      <w:tcPr>
-        <w:shd w:color="ffffff"/>
-        <w:tcBorders>
-          <w:top w:val="none" w:color="000000" w:sz="4" w:space="0"/>
-          <w:left w:val="none" w:color="000000" w:sz="4" w:space="0"/>
-          <w:bottom w:val="none" w:color="000000" w:sz="4" w:space="0"/>
-          <w:right w:val="none" w:color="000000" w:sz="4" w:space="0"/>
-        </w:tcBorders>
-      </w:tcPr>
-    </w:tblStylePr>
-    <w:tblStylePr w:type="lastRow">
+    <w:tblStylePr w:type="firstRow">
       <w:rPr>
         <w:b/>
         <w:color w:val="404040"/>
@@ -6460,6 +6410,52 @@
         </w:tcBorders>
       </w:tcPr>
     </w:tblStylePr>
+    <w:tblStylePr w:type="lastCol">
+      <w:rPr>
+        <w:i/>
+        <w:color w:val="404040"/>
+      </w:rPr>
+      <w:pPr>
+        <w:pBdr/>
+        <w:spacing/>
+        <w:ind/>
+      </w:pPr>
+      <w:tblPr>
+        <w:tblBorders/>
+      </w:tblPr>
+      <w:tcPr>
+        <w:shd w:val="clear" w:color="ffffff"/>
+        <w:tcBorders>
+          <w:top w:val="none" w:color="000000" w:sz="4" w:space="0"/>
+          <w:left w:val="none" w:color="000000" w:sz="4" w:space="0"/>
+          <w:bottom w:val="none" w:color="000000" w:sz="4" w:space="0"/>
+          <w:right w:val="none" w:color="000000" w:sz="4" w:space="0"/>
+        </w:tcBorders>
+      </w:tcPr>
+    </w:tblStylePr>
+    <w:tblStylePr w:type="lastRow">
+      <w:rPr>
+        <w:b/>
+        <w:color w:val="404040"/>
+      </w:rPr>
+      <w:pPr>
+        <w:pBdr/>
+        <w:spacing/>
+        <w:ind/>
+      </w:pPr>
+      <w:tblPr>
+        <w:tblBorders/>
+      </w:tblPr>
+      <w:tcPr>
+        <w:shd w:val="clear" w:color="ffffff"/>
+        <w:tcBorders>
+          <w:top w:val="none" w:color="000000" w:sz="4" w:space="0"/>
+          <w:left w:val="none" w:color="000000" w:sz="4" w:space="0"/>
+          <w:bottom w:val="none" w:color="000000" w:sz="4" w:space="0"/>
+          <w:right w:val="none" w:color="000000" w:sz="4" w:space="0"/>
+        </w:tcBorders>
+      </w:tcPr>
+    </w:tblStylePr>
     <w:tblStylePr w:type="nwCell">
       <w:pPr>
         <w:pBdr/>
@@ -6526,9 +6522,9 @@
       </w:tcPr>
     </w:tblStylePr>
   </w:style>
-  <w:style w:type="table" w:styleId="37">
+  <w:style w:type="table" w:styleId="723">
     <w:name w:val="Grid Table 3 - Accent 5"/>
-    <w:basedOn w:val="661"/>
+    <w:basedOn w:val="882"/>
     <w:uiPriority w:val="99"/>
     <w:pPr>
       <w:pBdr/>
@@ -6627,29 +6623,6 @@
         <w:tblBorders/>
       </w:tblPr>
       <w:tcPr>
-        <w:shd w:color="ffffff"/>
-        <w:tcBorders>
-          <w:top w:val="none" w:color="000000" w:sz="4" w:space="0"/>
-          <w:left w:val="none" w:color="000000" w:sz="4" w:space="0"/>
-          <w:bottom w:val="none" w:color="000000" w:sz="4" w:space="0"/>
-          <w:right w:val="none" w:color="000000" w:sz="4" w:space="0"/>
-        </w:tcBorders>
-      </w:tcPr>
-    </w:tblStylePr>
-    <w:tblStylePr w:type="firstRow">
-      <w:rPr>
-        <w:b/>
-        <w:color w:val="404040"/>
-      </w:rPr>
-      <w:pPr>
-        <w:pBdr/>
-        <w:spacing/>
-        <w:ind/>
-      </w:pPr>
-      <w:tblPr>
-        <w:tblBorders/>
-      </w:tblPr>
-      <w:tcPr>
         <w:shd w:val="clear" w:color="ffffff"/>
         <w:tcBorders>
           <w:top w:val="none" w:color="000000" w:sz="4" w:space="0"/>
@@ -6659,30 +6632,7 @@
         </w:tcBorders>
       </w:tcPr>
     </w:tblStylePr>
-    <w:tblStylePr w:type="lastCol">
-      <w:rPr>
-        <w:i/>
-        <w:color w:val="404040"/>
-      </w:rPr>
-      <w:pPr>
-        <w:pBdr/>
-        <w:spacing/>
-        <w:ind/>
-      </w:pPr>
-      <w:tblPr>
-        <w:tblBorders/>
-      </w:tblPr>
-      <w:tcPr>
-        <w:shd w:color="ffffff"/>
-        <w:tcBorders>
-          <w:top w:val="none" w:color="000000" w:sz="4" w:space="0"/>
-          <w:left w:val="none" w:color="000000" w:sz="4" w:space="0"/>
-          <w:bottom w:val="none" w:color="000000" w:sz="4" w:space="0"/>
-          <w:right w:val="none" w:color="000000" w:sz="4" w:space="0"/>
-        </w:tcBorders>
-      </w:tcPr>
-    </w:tblStylePr>
-    <w:tblStylePr w:type="lastRow">
+    <w:tblStylePr w:type="firstRow">
       <w:rPr>
         <w:b/>
         <w:color w:val="404040"/>
@@ -6705,6 +6655,52 @@
         </w:tcBorders>
       </w:tcPr>
     </w:tblStylePr>
+    <w:tblStylePr w:type="lastCol">
+      <w:rPr>
+        <w:i/>
+        <w:color w:val="404040"/>
+      </w:rPr>
+      <w:pPr>
+        <w:pBdr/>
+        <w:spacing/>
+        <w:ind/>
+      </w:pPr>
+      <w:tblPr>
+        <w:tblBorders/>
+      </w:tblPr>
+      <w:tcPr>
+        <w:shd w:val="clear" w:color="ffffff"/>
+        <w:tcBorders>
+          <w:top w:val="none" w:color="000000" w:sz="4" w:space="0"/>
+          <w:left w:val="none" w:color="000000" w:sz="4" w:space="0"/>
+          <w:bottom w:val="none" w:color="000000" w:sz="4" w:space="0"/>
+          <w:right w:val="none" w:color="000000" w:sz="4" w:space="0"/>
+        </w:tcBorders>
+      </w:tcPr>
+    </w:tblStylePr>
+    <w:tblStylePr w:type="lastRow">
+      <w:rPr>
+        <w:b/>
+        <w:color w:val="404040"/>
+      </w:rPr>
+      <w:pPr>
+        <w:pBdr/>
+        <w:spacing/>
+        <w:ind/>
+      </w:pPr>
+      <w:tblPr>
+        <w:tblBorders/>
+      </w:tblPr>
+      <w:tcPr>
+        <w:shd w:val="clear" w:color="ffffff"/>
+        <w:tcBorders>
+          <w:top w:val="none" w:color="000000" w:sz="4" w:space="0"/>
+          <w:left w:val="none" w:color="000000" w:sz="4" w:space="0"/>
+          <w:bottom w:val="none" w:color="000000" w:sz="4" w:space="0"/>
+          <w:right w:val="none" w:color="000000" w:sz="4" w:space="0"/>
+        </w:tcBorders>
+      </w:tcPr>
+    </w:tblStylePr>
     <w:tblStylePr w:type="nwCell">
       <w:pPr>
         <w:pBdr/>
@@ -6771,9 +6767,9 @@
       </w:tcPr>
     </w:tblStylePr>
   </w:style>
-  <w:style w:type="table" w:styleId="38">
+  <w:style w:type="table" w:styleId="724">
     <w:name w:val="Grid Table 3 - Accent 6"/>
-    <w:basedOn w:val="661"/>
+    <w:basedOn w:val="882"/>
     <w:uiPriority w:val="99"/>
     <w:pPr>
       <w:pBdr/>
@@ -6872,29 +6868,6 @@
         <w:tblBorders/>
       </w:tblPr>
       <w:tcPr>
-        <w:shd w:color="ffffff"/>
-        <w:tcBorders>
-          <w:top w:val="none" w:color="000000" w:sz="4" w:space="0"/>
-          <w:left w:val="none" w:color="000000" w:sz="4" w:space="0"/>
-          <w:bottom w:val="none" w:color="000000" w:sz="4" w:space="0"/>
-          <w:right w:val="none" w:color="000000" w:sz="4" w:space="0"/>
-        </w:tcBorders>
-      </w:tcPr>
-    </w:tblStylePr>
-    <w:tblStylePr w:type="firstRow">
-      <w:rPr>
-        <w:b/>
-        <w:color w:val="404040"/>
-      </w:rPr>
-      <w:pPr>
-        <w:pBdr/>
-        <w:spacing/>
-        <w:ind/>
-      </w:pPr>
-      <w:tblPr>
-        <w:tblBorders/>
-      </w:tblPr>
-      <w:tcPr>
         <w:shd w:val="clear" w:color="ffffff"/>
         <w:tcBorders>
           <w:top w:val="none" w:color="000000" w:sz="4" w:space="0"/>
@@ -6904,30 +6877,7 @@
         </w:tcBorders>
       </w:tcPr>
     </w:tblStylePr>
-    <w:tblStylePr w:type="lastCol">
-      <w:rPr>
-        <w:i/>
-        <w:color w:val="404040"/>
-      </w:rPr>
-      <w:pPr>
-        <w:pBdr/>
-        <w:spacing/>
-        <w:ind/>
-      </w:pPr>
-      <w:tblPr>
-        <w:tblBorders/>
-      </w:tblPr>
-      <w:tcPr>
-        <w:shd w:color="ffffff"/>
-        <w:tcBorders>
-          <w:top w:val="none" w:color="000000" w:sz="4" w:space="0"/>
-          <w:left w:val="none" w:color="000000" w:sz="4" w:space="0"/>
-          <w:bottom w:val="none" w:color="000000" w:sz="4" w:space="0"/>
-          <w:right w:val="none" w:color="000000" w:sz="4" w:space="0"/>
-        </w:tcBorders>
-      </w:tcPr>
-    </w:tblStylePr>
-    <w:tblStylePr w:type="lastRow">
+    <w:tblStylePr w:type="firstRow">
       <w:rPr>
         <w:b/>
         <w:color w:val="404040"/>
@@ -6950,6 +6900,52 @@
         </w:tcBorders>
       </w:tcPr>
     </w:tblStylePr>
+    <w:tblStylePr w:type="lastCol">
+      <w:rPr>
+        <w:i/>
+        <w:color w:val="404040"/>
+      </w:rPr>
+      <w:pPr>
+        <w:pBdr/>
+        <w:spacing/>
+        <w:ind/>
+      </w:pPr>
+      <w:tblPr>
+        <w:tblBorders/>
+      </w:tblPr>
+      <w:tcPr>
+        <w:shd w:val="clear" w:color="ffffff"/>
+        <w:tcBorders>
+          <w:top w:val="none" w:color="000000" w:sz="4" w:space="0"/>
+          <w:left w:val="none" w:color="000000" w:sz="4" w:space="0"/>
+          <w:bottom w:val="none" w:color="000000" w:sz="4" w:space="0"/>
+          <w:right w:val="none" w:color="000000" w:sz="4" w:space="0"/>
+        </w:tcBorders>
+      </w:tcPr>
+    </w:tblStylePr>
+    <w:tblStylePr w:type="lastRow">
+      <w:rPr>
+        <w:b/>
+        <w:color w:val="404040"/>
+      </w:rPr>
+      <w:pPr>
+        <w:pBdr/>
+        <w:spacing/>
+        <w:ind/>
+      </w:pPr>
+      <w:tblPr>
+        <w:tblBorders/>
+      </w:tblPr>
+      <w:tcPr>
+        <w:shd w:val="clear" w:color="ffffff"/>
+        <w:tcBorders>
+          <w:top w:val="none" w:color="000000" w:sz="4" w:space="0"/>
+          <w:left w:val="none" w:color="000000" w:sz="4" w:space="0"/>
+          <w:bottom w:val="none" w:color="000000" w:sz="4" w:space="0"/>
+          <w:right w:val="none" w:color="000000" w:sz="4" w:space="0"/>
+        </w:tcBorders>
+      </w:tcPr>
+    </w:tblStylePr>
     <w:tblStylePr w:type="nwCell">
       <w:pPr>
         <w:pBdr/>
@@ -7016,9 +7012,9 @@
       </w:tcPr>
     </w:tblStylePr>
   </w:style>
-  <w:style w:type="table" w:styleId="39">
+  <w:style w:type="table" w:styleId="725">
     <w:name w:val="Grid Table 4"/>
-    <w:basedOn w:val="661"/>
+    <w:basedOn w:val="882"/>
     <w:uiPriority w:val="59"/>
     <w:pPr>
       <w:pBdr/>
@@ -7249,9 +7245,9 @@
       </w:tcPr>
     </w:tblStylePr>
   </w:style>
-  <w:style w:type="table" w:styleId="40">
+  <w:style w:type="table" w:styleId="726">
     <w:name w:val="Grid Table 4 - Accent 1"/>
-    <w:basedOn w:val="661"/>
+    <w:basedOn w:val="882"/>
     <w:uiPriority w:val="59"/>
     <w:pPr>
       <w:pBdr/>
@@ -7482,9 +7478,9 @@
       </w:tcPr>
     </w:tblStylePr>
   </w:style>
-  <w:style w:type="table" w:styleId="41">
+  <w:style w:type="table" w:styleId="727">
     <w:name w:val="Grid Table 4 - Accent 2"/>
-    <w:basedOn w:val="661"/>
+    <w:basedOn w:val="882"/>
     <w:uiPriority w:val="59"/>
     <w:pPr>
       <w:pBdr/>
@@ -7715,9 +7711,9 @@
       </w:tcPr>
     </w:tblStylePr>
   </w:style>
-  <w:style w:type="table" w:styleId="42">
+  <w:style w:type="table" w:styleId="728">
     <w:name w:val="Grid Table 4 - Accent 3"/>
-    <w:basedOn w:val="661"/>
+    <w:basedOn w:val="882"/>
     <w:uiPriority w:val="59"/>
     <w:pPr>
       <w:pBdr/>
@@ -7948,9 +7944,9 @@
       </w:tcPr>
     </w:tblStylePr>
   </w:style>
-  <w:style w:type="table" w:styleId="43">
+  <w:style w:type="table" w:styleId="729">
     <w:name w:val="Grid Table 4 - Accent 4"/>
-    <w:basedOn w:val="661"/>
+    <w:basedOn w:val="882"/>
     <w:uiPriority w:val="59"/>
     <w:pPr>
       <w:pBdr/>
@@ -8181,9 +8177,9 @@
       </w:tcPr>
     </w:tblStylePr>
   </w:style>
-  <w:style w:type="table" w:styleId="44">
+  <w:style w:type="table" w:styleId="730">
     <w:name w:val="Grid Table 4 - Accent 5"/>
-    <w:basedOn w:val="661"/>
+    <w:basedOn w:val="882"/>
     <w:uiPriority w:val="59"/>
     <w:pPr>
       <w:pBdr/>
@@ -8414,9 +8410,9 @@
       </w:tcPr>
     </w:tblStylePr>
   </w:style>
-  <w:style w:type="table" w:styleId="45">
+  <w:style w:type="table" w:styleId="731">
     <w:name w:val="Grid Table 4 - Accent 6"/>
-    <w:basedOn w:val="661"/>
+    <w:basedOn w:val="882"/>
     <w:uiPriority w:val="59"/>
     <w:pPr>
       <w:pBdr/>
@@ -8647,9 +8643,9 @@
       </w:tcPr>
     </w:tblStylePr>
   </w:style>
-  <w:style w:type="table" w:styleId="46">
+  <w:style w:type="table" w:styleId="732">
     <w:name w:val="Grid Table 5 Dark"/>
-    <w:basedOn w:val="661"/>
+    <w:basedOn w:val="882"/>
     <w:uiPriority w:val="99"/>
     <w:pPr>
       <w:pBdr/>
@@ -8875,9 +8871,9 @@
       </w:tcPr>
     </w:tblStylePr>
   </w:style>
-  <w:style w:type="table" w:styleId="47">
+  <w:style w:type="table" w:styleId="733">
     <w:name w:val="Grid Table 5 Dark- Accent 1"/>
-    <w:basedOn w:val="661"/>
+    <w:basedOn w:val="882"/>
     <w:uiPriority w:val="99"/>
     <w:pPr>
       <w:pBdr/>
@@ -9103,9 +9099,9 @@
       </w:tcPr>
     </w:tblStylePr>
   </w:style>
-  <w:style w:type="table" w:styleId="48">
+  <w:style w:type="table" w:styleId="734">
     <w:name w:val="Grid Table 5 Dark - Accent 2"/>
-    <w:basedOn w:val="661"/>
+    <w:basedOn w:val="882"/>
     <w:uiPriority w:val="99"/>
     <w:pPr>
       <w:pBdr/>
@@ -9331,9 +9327,9 @@
       </w:tcPr>
     </w:tblStylePr>
   </w:style>
-  <w:style w:type="table" w:styleId="49">
+  <w:style w:type="table" w:styleId="735">
     <w:name w:val="Grid Table 5 Dark - Accent 3"/>
-    <w:basedOn w:val="661"/>
+    <w:basedOn w:val="882"/>
     <w:uiPriority w:val="99"/>
     <w:pPr>
       <w:pBdr/>
@@ -9559,9 +9555,9 @@
       </w:tcPr>
     </w:tblStylePr>
   </w:style>
-  <w:style w:type="table" w:styleId="50">
+  <w:style w:type="table" w:styleId="736">
     <w:name w:val="Grid Table 5 Dark- Accent 4"/>
-    <w:basedOn w:val="661"/>
+    <w:basedOn w:val="882"/>
     <w:uiPriority w:val="99"/>
     <w:pPr>
       <w:pBdr/>
@@ -9787,9 +9783,9 @@
       </w:tcPr>
     </w:tblStylePr>
   </w:style>
-  <w:style w:type="table" w:styleId="51">
+  <w:style w:type="table" w:styleId="737">
     <w:name w:val="Grid Table 5 Dark - Accent 5"/>
-    <w:basedOn w:val="661"/>
+    <w:basedOn w:val="882"/>
     <w:uiPriority w:val="99"/>
     <w:pPr>
       <w:pBdr/>
@@ -10015,9 +10011,9 @@
       </w:tcPr>
     </w:tblStylePr>
   </w:style>
-  <w:style w:type="table" w:styleId="52">
+  <w:style w:type="table" w:styleId="738">
     <w:name w:val="Grid Table 5 Dark - Accent 6"/>
-    <w:basedOn w:val="661"/>
+    <w:basedOn w:val="882"/>
     <w:uiPriority w:val="99"/>
     <w:pPr>
       <w:pBdr/>
@@ -10243,9 +10239,9 @@
       </w:tcPr>
     </w:tblStylePr>
   </w:style>
-  <w:style w:type="table" w:styleId="53">
+  <w:style w:type="table" w:styleId="739">
     <w:name w:val="Grid Table 6 Colorful"/>
-    <w:basedOn w:val="661"/>
+    <w:basedOn w:val="882"/>
     <w:uiPriority w:val="99"/>
     <w:pPr>
       <w:pBdr/>
@@ -10473,9 +10469,9 @@
       </w:tcPr>
     </w:tblStylePr>
   </w:style>
-  <w:style w:type="table" w:styleId="54">
+  <w:style w:type="table" w:styleId="740">
     <w:name w:val="Grid Table 6 Colorful - Accent 1"/>
-    <w:basedOn w:val="661"/>
+    <w:basedOn w:val="882"/>
     <w:uiPriority w:val="99"/>
     <w:pPr>
       <w:pBdr/>
@@ -10703,9 +10699,9 @@
       </w:tcPr>
     </w:tblStylePr>
   </w:style>
-  <w:style w:type="table" w:styleId="55">
+  <w:style w:type="table" w:styleId="741">
     <w:name w:val="Grid Table 6 Colorful - Accent 2"/>
-    <w:basedOn w:val="661"/>
+    <w:basedOn w:val="882"/>
     <w:uiPriority w:val="99"/>
     <w:pPr>
       <w:pBdr/>
@@ -10933,9 +10929,9 @@
       </w:tcPr>
     </w:tblStylePr>
   </w:style>
-  <w:style w:type="table" w:styleId="56">
+  <w:style w:type="table" w:styleId="742">
     <w:name w:val="Grid Table 6 Colorful - Accent 3"/>
-    <w:basedOn w:val="661"/>
+    <w:basedOn w:val="882"/>
     <w:uiPriority w:val="99"/>
     <w:pPr>
       <w:pBdr/>
@@ -11163,9 +11159,9 @@
       </w:tcPr>
     </w:tblStylePr>
   </w:style>
-  <w:style w:type="table" w:styleId="57">
+  <w:style w:type="table" w:styleId="743">
     <w:name w:val="Grid Table 6 Colorful - Accent 4"/>
-    <w:basedOn w:val="661"/>
+    <w:basedOn w:val="882"/>
     <w:uiPriority w:val="99"/>
     <w:pPr>
       <w:pBdr/>
@@ -11393,9 +11389,9 @@
       </w:tcPr>
     </w:tblStylePr>
   </w:style>
-  <w:style w:type="table" w:styleId="58">
+  <w:style w:type="table" w:styleId="744">
     <w:name w:val="Grid Table 6 Colorful - Accent 5"/>
-    <w:basedOn w:val="661"/>
+    <w:basedOn w:val="882"/>
     <w:uiPriority w:val="99"/>
     <w:pPr>
       <w:pBdr/>
@@ -11623,9 +11619,9 @@
       </w:tcPr>
     </w:tblStylePr>
   </w:style>
-  <w:style w:type="table" w:styleId="59">
+  <w:style w:type="table" w:styleId="745">
     <w:name w:val="Grid Table 6 Colorful - Accent 6"/>
-    <w:basedOn w:val="661"/>
+    <w:basedOn w:val="882"/>
     <w:uiPriority w:val="99"/>
     <w:pPr>
       <w:pBdr/>
@@ -11853,9 +11849,9 @@
       </w:tcPr>
     </w:tblStylePr>
   </w:style>
-  <w:style w:type="table" w:styleId="60">
+  <w:style w:type="table" w:styleId="746">
     <w:name w:val="Grid Table 7 Colorful"/>
-    <w:basedOn w:val="661"/>
+    <w:basedOn w:val="882"/>
     <w:uiPriority w:val="99"/>
     <w:pPr>
       <w:pBdr/>
@@ -11957,11 +11953,11 @@
         <w:tblBorders/>
       </w:tblPr>
       <w:tcPr>
-        <w:shd w:color="ffffff"/>
+        <w:shd w:val="clear" w:color="ffffff"/>
         <w:tcBorders>
-          <w:top w:val="none"/>
-          <w:left w:val="none"/>
-          <w:bottom w:val="none"/>
+          <w:top w:val="none" w:color="000000" w:sz="4" w:space="0"/>
+          <w:left w:val="none" w:color="000000" w:sz="4" w:space="0"/>
+          <w:bottom w:val="none" w:color="000000" w:sz="4" w:space="0"/>
           <w:right w:val="single" w:color="000000" w:themeColor="text1" w:themeTint="80" w:sz="4" w:space="0"/>
         </w:tcBorders>
       </w:tcPr>
@@ -11984,10 +11980,10 @@
       <w:tcPr>
         <w:shd w:val="clear" w:color="ffffff" w:themeColor="light1" w:fill="ffffff" w:themeFill="light1"/>
         <w:tcBorders>
-          <w:top w:val="none"/>
-          <w:left w:val="none"/>
+          <w:top w:val="none" w:color="000000" w:sz="4" w:space="0"/>
+          <w:left w:val="none" w:color="000000" w:sz="4" w:space="0"/>
           <w:bottom w:val="single" w:color="000000" w:themeColor="text1" w:themeTint="80" w:sz="4" w:space="0"/>
-          <w:right w:val="none"/>
+          <w:right w:val="none" w:color="000000" w:sz="4" w:space="0"/>
         </w:tcBorders>
       </w:tcPr>
     </w:tblStylePr>
@@ -12007,12 +12003,12 @@
         <w:tblBorders/>
       </w:tblPr>
       <w:tcPr>
-        <w:shd w:color="ffffff"/>
+        <w:shd w:val="clear" w:color="ffffff"/>
         <w:tcBorders>
-          <w:top w:val="none"/>
+          <w:top w:val="none" w:color="000000" w:sz="4" w:space="0"/>
           <w:left w:val="single" w:color="000000" w:themeColor="text1" w:themeTint="80" w:sz="4" w:space="0"/>
-          <w:bottom w:val="none"/>
-          <w:right w:val="none"/>
+          <w:bottom w:val="none" w:color="000000" w:sz="4" w:space="0"/>
+          <w:right w:val="none" w:color="000000" w:sz="4" w:space="0"/>
         </w:tcBorders>
       </w:tcPr>
     </w:tblStylePr>
@@ -12035,9 +12031,9 @@
         <w:shd w:val="clear" w:color="ffffff" w:themeColor="light1" w:fill="ffffff" w:themeFill="light1"/>
         <w:tcBorders>
           <w:top w:val="single" w:color="000000" w:themeColor="text1" w:themeTint="80" w:sz="4" w:space="0"/>
-          <w:left w:val="none"/>
-          <w:bottom w:val="none"/>
-          <w:right w:val="none"/>
+          <w:left w:val="none" w:color="000000" w:sz="4" w:space="0"/>
+          <w:bottom w:val="none" w:color="000000" w:sz="4" w:space="0"/>
+          <w:right w:val="none" w:color="000000" w:sz="4" w:space="0"/>
         </w:tcBorders>
       </w:tcPr>
     </w:tblStylePr>
@@ -12107,9 +12103,9 @@
       </w:tcPr>
     </w:tblStylePr>
   </w:style>
-  <w:style w:type="table" w:styleId="61">
+  <w:style w:type="table" w:styleId="747">
     <w:name w:val="Grid Table 7 Colorful - Accent 1"/>
-    <w:basedOn w:val="661"/>
+    <w:basedOn w:val="882"/>
     <w:uiPriority w:val="99"/>
     <w:pPr>
       <w:pBdr/>
@@ -12211,11 +12207,11 @@
         <w:tblBorders/>
       </w:tblPr>
       <w:tcPr>
-        <w:shd w:color="ffffff"/>
+        <w:shd w:val="clear" w:color="ffffff"/>
         <w:tcBorders>
-          <w:top w:val="none"/>
-          <w:left w:val="none"/>
-          <w:bottom w:val="none"/>
+          <w:top w:val="none" w:color="000000" w:sz="4" w:space="0"/>
+          <w:left w:val="none" w:color="000000" w:sz="4" w:space="0"/>
+          <w:bottom w:val="none" w:color="000000" w:sz="4" w:space="0"/>
           <w:right w:val="single" w:color="000000" w:themeColor="accent1" w:themeTint="80" w:sz="4" w:space="0"/>
         </w:tcBorders>
       </w:tcPr>
@@ -12238,10 +12234,10 @@
       <w:tcPr>
         <w:shd w:val="clear" w:color="ffffff" w:themeColor="light1" w:fill="ffffff" w:themeFill="light1"/>
         <w:tcBorders>
-          <w:top w:val="none"/>
-          <w:left w:val="none"/>
+          <w:top w:val="none" w:color="000000" w:sz="4" w:space="0"/>
+          <w:left w:val="none" w:color="000000" w:sz="4" w:space="0"/>
           <w:bottom w:val="single" w:color="000000" w:themeColor="accent1" w:themeTint="80" w:sz="4" w:space="0"/>
-          <w:right w:val="none"/>
+          <w:right w:val="none" w:color="000000" w:sz="4" w:space="0"/>
         </w:tcBorders>
       </w:tcPr>
     </w:tblStylePr>
@@ -12261,12 +12257,12 @@
         <w:tblBorders/>
       </w:tblPr>
       <w:tcPr>
-        <w:shd w:color="ffffff"/>
+        <w:shd w:val="clear" w:color="ffffff"/>
         <w:tcBorders>
-          <w:top w:val="none"/>
+          <w:top w:val="none" w:color="000000" w:sz="4" w:space="0"/>
           <w:left w:val="single" w:color="000000" w:themeColor="accent1" w:themeTint="80" w:sz="4" w:space="0"/>
-          <w:bottom w:val="none"/>
-          <w:right w:val="none"/>
+          <w:bottom w:val="none" w:color="000000" w:sz="4" w:space="0"/>
+          <w:right w:val="none" w:color="000000" w:sz="4" w:space="0"/>
         </w:tcBorders>
       </w:tcPr>
     </w:tblStylePr>
@@ -12289,9 +12285,9 @@
         <w:shd w:val="clear" w:color="ffffff" w:themeColor="light1" w:fill="ffffff" w:themeFill="light1"/>
         <w:tcBorders>
           <w:top w:val="single" w:color="000000" w:themeColor="accent1" w:themeTint="80" w:sz="4" w:space="0"/>
-          <w:left w:val="none"/>
-          <w:bottom w:val="none"/>
-          <w:right w:val="none"/>
+          <w:left w:val="none" w:color="000000" w:sz="4" w:space="0"/>
+          <w:bottom w:val="none" w:color="000000" w:sz="4" w:space="0"/>
+          <w:right w:val="none" w:color="000000" w:sz="4" w:space="0"/>
         </w:tcBorders>
       </w:tcPr>
     </w:tblStylePr>
@@ -12361,9 +12357,9 @@
       </w:tcPr>
     </w:tblStylePr>
   </w:style>
-  <w:style w:type="table" w:styleId="62">
+  <w:style w:type="table" w:styleId="748">
     <w:name w:val="Grid Table 7 Colorful - Accent 2"/>
-    <w:basedOn w:val="661"/>
+    <w:basedOn w:val="882"/>
     <w:uiPriority w:val="99"/>
     <w:pPr>
       <w:pBdr/>
@@ -12465,11 +12461,11 @@
         <w:tblBorders/>
       </w:tblPr>
       <w:tcPr>
-        <w:shd w:color="ffffff"/>
+        <w:shd w:val="clear" w:color="ffffff"/>
         <w:tcBorders>
-          <w:top w:val="none"/>
-          <w:left w:val="none"/>
-          <w:bottom w:val="none"/>
+          <w:top w:val="none" w:color="000000" w:sz="4" w:space="0"/>
+          <w:left w:val="none" w:color="000000" w:sz="4" w:space="0"/>
+          <w:bottom w:val="none" w:color="000000" w:sz="4" w:space="0"/>
           <w:right w:val="single" w:color="000000" w:themeColor="accent2" w:themeTint="97" w:sz="4" w:space="0"/>
         </w:tcBorders>
       </w:tcPr>
@@ -12492,10 +12488,10 @@
       <w:tcPr>
         <w:shd w:val="clear" w:color="ffffff" w:themeColor="light1" w:fill="ffffff" w:themeFill="light1"/>
         <w:tcBorders>
-          <w:top w:val="none"/>
-          <w:left w:val="none"/>
+          <w:top w:val="none" w:color="000000" w:sz="4" w:space="0"/>
+          <w:left w:val="none" w:color="000000" w:sz="4" w:space="0"/>
           <w:bottom w:val="single" w:color="000000" w:themeColor="accent2" w:themeTint="97" w:sz="4" w:space="0"/>
-          <w:right w:val="none"/>
+          <w:right w:val="none" w:color="000000" w:sz="4" w:space="0"/>
         </w:tcBorders>
       </w:tcPr>
     </w:tblStylePr>
@@ -12515,12 +12511,12 @@
         <w:tblBorders/>
       </w:tblPr>
       <w:tcPr>
-        <w:shd w:color="ffffff"/>
+        <w:shd w:val="clear" w:color="ffffff"/>
         <w:tcBorders>
-          <w:top w:val="none"/>
+          <w:top w:val="none" w:color="000000" w:sz="4" w:space="0"/>
           <w:left w:val="single" w:color="000000" w:themeColor="accent2" w:themeTint="97" w:sz="4" w:space="0"/>
-          <w:bottom w:val="none"/>
-          <w:right w:val="none"/>
+          <w:bottom w:val="none" w:color="000000" w:sz="4" w:space="0"/>
+          <w:right w:val="none" w:color="000000" w:sz="4" w:space="0"/>
         </w:tcBorders>
       </w:tcPr>
     </w:tblStylePr>
@@ -12543,9 +12539,9 @@
         <w:shd w:val="clear" w:color="ffffff" w:themeColor="light1" w:fill="ffffff" w:themeFill="light1"/>
         <w:tcBorders>
           <w:top w:val="single" w:color="000000" w:themeColor="accent2" w:themeTint="97" w:sz="4" w:space="0"/>
-          <w:left w:val="none"/>
-          <w:bottom w:val="none"/>
-          <w:right w:val="none"/>
+          <w:left w:val="none" w:color="000000" w:sz="4" w:space="0"/>
+          <w:bottom w:val="none" w:color="000000" w:sz="4" w:space="0"/>
+          <w:right w:val="none" w:color="000000" w:sz="4" w:space="0"/>
         </w:tcBorders>
       </w:tcPr>
     </w:tblStylePr>
@@ -12615,9 +12611,9 @@
       </w:tcPr>
     </w:tblStylePr>
   </w:style>
-  <w:style w:type="table" w:styleId="63">
+  <w:style w:type="table" w:styleId="749">
     <w:name w:val="Grid Table 7 Colorful - Accent 3"/>
-    <w:basedOn w:val="661"/>
+    <w:basedOn w:val="882"/>
     <w:uiPriority w:val="99"/>
     <w:pPr>
       <w:pBdr/>
@@ -12719,11 +12715,11 @@
         <w:tblBorders/>
       </w:tblPr>
       <w:tcPr>
-        <w:shd w:color="ffffff"/>
+        <w:shd w:val="clear" w:color="ffffff"/>
         <w:tcBorders>
-          <w:top w:val="none"/>
-          <w:left w:val="none"/>
-          <w:bottom w:val="none"/>
+          <w:top w:val="none" w:color="000000" w:sz="4" w:space="0"/>
+          <w:left w:val="none" w:color="000000" w:sz="4" w:space="0"/>
+          <w:bottom w:val="none" w:color="000000" w:sz="4" w:space="0"/>
           <w:right w:val="single" w:color="000000" w:themeColor="accent3" w:themeTint="FE" w:sz="4" w:space="0"/>
         </w:tcBorders>
       </w:tcPr>
@@ -12746,10 +12742,10 @@
       <w:tcPr>
         <w:shd w:val="clear" w:color="ffffff" w:themeColor="light1" w:fill="ffffff" w:themeFill="light1"/>
         <w:tcBorders>
-          <w:top w:val="none"/>
-          <w:left w:val="none"/>
+          <w:top w:val="none" w:color="000000" w:sz="4" w:space="0"/>
+          <w:left w:val="none" w:color="000000" w:sz="4" w:space="0"/>
           <w:bottom w:val="single" w:color="000000" w:themeColor="accent3" w:themeTint="FE" w:sz="4" w:space="0"/>
-          <w:right w:val="none"/>
+          <w:right w:val="none" w:color="000000" w:sz="4" w:space="0"/>
         </w:tcBorders>
       </w:tcPr>
     </w:tblStylePr>
@@ -12769,12 +12765,12 @@
         <w:tblBorders/>
       </w:tblPr>
       <w:tcPr>
-        <w:shd w:color="ffffff"/>
+        <w:shd w:val="clear" w:color="ffffff"/>
         <w:tcBorders>
-          <w:top w:val="none"/>
+          <w:top w:val="none" w:color="000000" w:sz="4" w:space="0"/>
           <w:left w:val="single" w:color="000000" w:themeColor="accent3" w:themeTint="FE" w:sz="4" w:space="0"/>
-          <w:bottom w:val="none"/>
-          <w:right w:val="none"/>
+          <w:bottom w:val="none" w:color="000000" w:sz="4" w:space="0"/>
+          <w:right w:val="none" w:color="000000" w:sz="4" w:space="0"/>
         </w:tcBorders>
       </w:tcPr>
     </w:tblStylePr>
@@ -12797,9 +12793,9 @@
         <w:shd w:val="clear" w:color="ffffff" w:themeColor="light1" w:fill="ffffff" w:themeFill="light1"/>
         <w:tcBorders>
           <w:top w:val="single" w:color="000000" w:themeColor="accent3" w:themeTint="FE" w:sz="4" w:space="0"/>
-          <w:left w:val="none"/>
-          <w:bottom w:val="none"/>
-          <w:right w:val="none"/>
+          <w:left w:val="none" w:color="000000" w:sz="4" w:space="0"/>
+          <w:bottom w:val="none" w:color="000000" w:sz="4" w:space="0"/>
+          <w:right w:val="none" w:color="000000" w:sz="4" w:space="0"/>
         </w:tcBorders>
       </w:tcPr>
     </w:tblStylePr>
@@ -12869,9 +12865,9 @@
       </w:tcPr>
     </w:tblStylePr>
   </w:style>
-  <w:style w:type="table" w:styleId="64">
+  <w:style w:type="table" w:styleId="750">
     <w:name w:val="Grid Table 7 Colorful - Accent 4"/>
-    <w:basedOn w:val="661"/>
+    <w:basedOn w:val="882"/>
     <w:uiPriority w:val="99"/>
     <w:pPr>
       <w:pBdr/>
@@ -12973,11 +12969,11 @@
         <w:tblBorders/>
       </w:tblPr>
       <w:tcPr>
-        <w:shd w:color="ffffff"/>
+        <w:shd w:val="clear" w:color="ffffff"/>
         <w:tcBorders>
-          <w:top w:val="none"/>
-          <w:left w:val="none"/>
-          <w:bottom w:val="none"/>
+          <w:top w:val="none" w:color="000000" w:sz="4" w:space="0"/>
+          <w:left w:val="none" w:color="000000" w:sz="4" w:space="0"/>
+          <w:bottom w:val="none" w:color="000000" w:sz="4" w:space="0"/>
           <w:right w:val="single" w:color="000000" w:themeColor="accent4" w:themeTint="9A" w:sz="4" w:space="0"/>
         </w:tcBorders>
       </w:tcPr>
@@ -13000,10 +12996,10 @@
       <w:tcPr>
         <w:shd w:val="clear" w:color="ffffff" w:themeColor="light1" w:fill="ffffff" w:themeFill="light1"/>
         <w:tcBorders>
-          <w:top w:val="none"/>
-          <w:left w:val="none"/>
+          <w:top w:val="none" w:color="000000" w:sz="4" w:space="0"/>
+          <w:left w:val="none" w:color="000000" w:sz="4" w:space="0"/>
           <w:bottom w:val="single" w:color="000000" w:themeColor="accent4" w:themeTint="9A" w:sz="4" w:space="0"/>
-          <w:right w:val="none"/>
+          <w:right w:val="none" w:color="000000" w:sz="4" w:space="0"/>
         </w:tcBorders>
       </w:tcPr>
     </w:tblStylePr>
@@ -13023,12 +13019,12 @@
         <w:tblBorders/>
       </w:tblPr>
       <w:tcPr>
-        <w:shd w:color="ffffff"/>
+        <w:shd w:val="clear" w:color="ffffff"/>
         <w:tcBorders>
-          <w:top w:val="none"/>
+          <w:top w:val="none" w:color="000000" w:sz="4" w:space="0"/>
           <w:left w:val="single" w:color="000000" w:themeColor="accent4" w:themeTint="9A" w:sz="4" w:space="0"/>
-          <w:bottom w:val="none"/>
-          <w:right w:val="none"/>
+          <w:bottom w:val="none" w:color="000000" w:sz="4" w:space="0"/>
+          <w:right w:val="none" w:color="000000" w:sz="4" w:space="0"/>
         </w:tcBorders>
       </w:tcPr>
     </w:tblStylePr>
@@ -13051,9 +13047,9 @@
         <w:shd w:val="clear" w:color="ffffff" w:themeColor="light1" w:fill="ffffff" w:themeFill="light1"/>
         <w:tcBorders>
           <w:top w:val="single" w:color="000000" w:themeColor="accent4" w:themeTint="9A" w:sz="4" w:space="0"/>
-          <w:left w:val="none"/>
-          <w:bottom w:val="none"/>
-          <w:right w:val="none"/>
+          <w:left w:val="none" w:color="000000" w:sz="4" w:space="0"/>
+          <w:bottom w:val="none" w:color="000000" w:sz="4" w:space="0"/>
+          <w:right w:val="none" w:color="000000" w:sz="4" w:space="0"/>
         </w:tcBorders>
       </w:tcPr>
     </w:tblStylePr>
@@ -13123,9 +13119,9 @@
       </w:tcPr>
     </w:tblStylePr>
   </w:style>
-  <w:style w:type="table" w:styleId="65">
+  <w:style w:type="table" w:styleId="751">
     <w:name w:val="Grid Table 7 Colorful - Accent 5"/>
-    <w:basedOn w:val="661"/>
+    <w:basedOn w:val="882"/>
     <w:uiPriority w:val="99"/>
     <w:pPr>
       <w:pBdr/>
@@ -13227,11 +13223,11 @@
         <w:tblBorders/>
       </w:tblPr>
       <w:tcPr>
-        <w:shd w:color="ffffff"/>
+        <w:shd w:val="clear" w:color="ffffff"/>
         <w:tcBorders>
-          <w:top w:val="none"/>
-          <w:left w:val="none"/>
-          <w:bottom w:val="none"/>
+          <w:top w:val="none" w:color="000000" w:sz="4" w:space="0"/>
+          <w:left w:val="none" w:color="000000" w:sz="4" w:space="0"/>
+          <w:bottom w:val="none" w:color="000000" w:sz="4" w:space="0"/>
           <w:right w:val="single" w:color="000000" w:themeColor="accent5" w:themeTint="90" w:sz="4" w:space="0"/>
         </w:tcBorders>
       </w:tcPr>
@@ -13254,10 +13250,10 @@
       <w:tcPr>
         <w:shd w:val="clear" w:color="ffffff" w:themeColor="light1" w:fill="ffffff" w:themeFill="light1"/>
         <w:tcBorders>
-          <w:top w:val="none"/>
-          <w:left w:val="none"/>
+          <w:top w:val="none" w:color="000000" w:sz="4" w:space="0"/>
+          <w:left w:val="none" w:color="000000" w:sz="4" w:space="0"/>
           <w:bottom w:val="single" w:color="000000" w:themeColor="accent5" w:themeTint="90" w:sz="4" w:space="0"/>
-          <w:right w:val="none"/>
+          <w:right w:val="none" w:color="000000" w:sz="4" w:space="0"/>
         </w:tcBorders>
       </w:tcPr>
     </w:tblStylePr>
@@ -13277,12 +13273,12 @@
         <w:tblBorders/>
       </w:tblPr>
       <w:tcPr>
-        <w:shd w:color="ffffff"/>
+        <w:shd w:val="clear" w:color="ffffff"/>
         <w:tcBorders>
-          <w:top w:val="none"/>
+          <w:top w:val="none" w:color="000000" w:sz="4" w:space="0"/>
           <w:left w:val="single" w:color="000000" w:themeColor="accent5" w:themeTint="90" w:sz="4" w:space="0"/>
-          <w:bottom w:val="none"/>
-          <w:right w:val="none"/>
+          <w:bottom w:val="none" w:color="000000" w:sz="4" w:space="0"/>
+          <w:right w:val="none" w:color="000000" w:sz="4" w:space="0"/>
         </w:tcBorders>
       </w:tcPr>
     </w:tblStylePr>
@@ -13305,9 +13301,9 @@
         <w:shd w:val="clear" w:color="ffffff" w:themeColor="light1" w:fill="ffffff" w:themeFill="light1"/>
         <w:tcBorders>
           <w:top w:val="single" w:color="000000" w:themeColor="accent5" w:themeTint="90" w:sz="4" w:space="0"/>
-          <w:left w:val="none"/>
-          <w:bottom w:val="none"/>
-          <w:right w:val="none"/>
+          <w:left w:val="none" w:color="000000" w:sz="4" w:space="0"/>
+          <w:bottom w:val="none" w:color="000000" w:sz="4" w:space="0"/>
+          <w:right w:val="none" w:color="000000" w:sz="4" w:space="0"/>
         </w:tcBorders>
       </w:tcPr>
     </w:tblStylePr>
@@ -13377,9 +13373,9 @@
       </w:tcPr>
     </w:tblStylePr>
   </w:style>
-  <w:style w:type="table" w:styleId="66">
+  <w:style w:type="table" w:styleId="752">
     <w:name w:val="Grid Table 7 Colorful - Accent 6"/>
-    <w:basedOn w:val="661"/>
+    <w:basedOn w:val="882"/>
     <w:uiPriority w:val="99"/>
     <w:pPr>
       <w:pBdr/>
@@ -13481,11 +13477,11 @@
         <w:tblBorders/>
       </w:tblPr>
       <w:tcPr>
-        <w:shd w:color="ffffff"/>
+        <w:shd w:val="clear" w:color="ffffff"/>
         <w:tcBorders>
-          <w:top w:val="none"/>
-          <w:left w:val="none"/>
-          <w:bottom w:val="none"/>
+          <w:top w:val="none" w:color="000000" w:sz="4" w:space="0"/>
+          <w:left w:val="none" w:color="000000" w:sz="4" w:space="0"/>
+          <w:bottom w:val="none" w:color="000000" w:sz="4" w:space="0"/>
           <w:right w:val="single" w:color="000000" w:themeColor="accent6" w:themeTint="90" w:sz="4" w:space="0"/>
         </w:tcBorders>
       </w:tcPr>
@@ -13508,10 +13504,10 @@
       <w:tcPr>
         <w:shd w:val="clear" w:color="ffffff" w:themeColor="light1" w:fill="ffffff" w:themeFill="light1"/>
         <w:tcBorders>
-          <w:top w:val="none"/>
-          <w:left w:val="none"/>
+          <w:top w:val="none" w:color="000000" w:sz="4" w:space="0"/>
+          <w:left w:val="none" w:color="000000" w:sz="4" w:space="0"/>
           <w:bottom w:val="single" w:color="000000" w:themeColor="accent6" w:themeTint="90" w:sz="4" w:space="0"/>
-          <w:right w:val="none"/>
+          <w:right w:val="none" w:color="000000" w:sz="4" w:space="0"/>
         </w:tcBorders>
       </w:tcPr>
     </w:tblStylePr>
@@ -13531,12 +13527,12 @@
         <w:tblBorders/>
       </w:tblPr>
       <w:tcPr>
-        <w:shd w:color="ffffff"/>
+        <w:shd w:val="clear" w:color="ffffff"/>
         <w:tcBorders>
-          <w:top w:val="none"/>
+          <w:top w:val="none" w:color="000000" w:sz="4" w:space="0"/>
           <w:left w:val="single" w:color="000000" w:themeColor="accent6" w:themeTint="90" w:sz="4" w:space="0"/>
-          <w:bottom w:val="none"/>
-          <w:right w:val="none"/>
+          <w:bottom w:val="none" w:color="000000" w:sz="4" w:space="0"/>
+          <w:right w:val="none" w:color="000000" w:sz="4" w:space="0"/>
         </w:tcBorders>
       </w:tcPr>
     </w:tblStylePr>
@@ -13559,9 +13555,9 @@
         <w:shd w:val="clear" w:color="ffffff" w:themeColor="light1" w:fill="ffffff" w:themeFill="light1"/>
         <w:tcBorders>
           <w:top w:val="single" w:color="000000" w:themeColor="accent6" w:themeTint="90" w:sz="4" w:space="0"/>
-          <w:left w:val="none"/>
-          <w:bottom w:val="none"/>
-          <w:right w:val="none"/>
+          <w:left w:val="none" w:color="000000" w:sz="4" w:space="0"/>
+          <w:bottom w:val="none" w:color="000000" w:sz="4" w:space="0"/>
+          <w:right w:val="none" w:color="000000" w:sz="4" w:space="0"/>
         </w:tcBorders>
       </w:tcPr>
     </w:tblStylePr>
@@ -13631,9 +13627,9 @@
       </w:tcPr>
     </w:tblStylePr>
   </w:style>
-  <w:style w:type="table" w:styleId="67">
+  <w:style w:type="table" w:styleId="753">
     <w:name w:val="List Table 1 Light"/>
-    <w:basedOn w:val="661"/>
+    <w:basedOn w:val="882"/>
     <w:uiPriority w:val="99"/>
     <w:pPr>
       <w:pBdr/>
@@ -13847,9 +13843,9 @@
       </w:tcPr>
     </w:tblStylePr>
   </w:style>
-  <w:style w:type="table" w:styleId="68">
+  <w:style w:type="table" w:styleId="754">
     <w:name w:val="List Table 1 Light - Accent 1"/>
-    <w:basedOn w:val="661"/>
+    <w:basedOn w:val="882"/>
     <w:uiPriority w:val="99"/>
     <w:pPr>
       <w:pBdr/>
@@ -14063,9 +14059,9 @@
       </w:tcPr>
     </w:tblStylePr>
   </w:style>
-  <w:style w:type="table" w:styleId="69">
+  <w:style w:type="table" w:styleId="755">
     <w:name w:val="List Table 1 Light - Accent 2"/>
-    <w:basedOn w:val="661"/>
+    <w:basedOn w:val="882"/>
     <w:uiPriority w:val="99"/>
     <w:pPr>
       <w:pBdr/>
@@ -14279,9 +14275,9 @@
       </w:tcPr>
     </w:tblStylePr>
   </w:style>
-  <w:style w:type="table" w:styleId="70">
+  <w:style w:type="table" w:styleId="756">
     <w:name w:val="List Table 1 Light - Accent 3"/>
-    <w:basedOn w:val="661"/>
+    <w:basedOn w:val="882"/>
     <w:uiPriority w:val="99"/>
     <w:pPr>
       <w:pBdr/>
@@ -14495,9 +14491,9 @@
       </w:tcPr>
     </w:tblStylePr>
   </w:style>
-  <w:style w:type="table" w:styleId="71">
+  <w:style w:type="table" w:styleId="757">
     <w:name w:val="List Table 1 Light - Accent 4"/>
-    <w:basedOn w:val="661"/>
+    <w:basedOn w:val="882"/>
     <w:uiPriority w:val="99"/>
     <w:pPr>
       <w:pBdr/>
@@ -14711,9 +14707,9 @@
       </w:tcPr>
     </w:tblStylePr>
   </w:style>
-  <w:style w:type="table" w:styleId="72">
+  <w:style w:type="table" w:styleId="758">
     <w:name w:val="List Table 1 Light - Accent 5"/>
-    <w:basedOn w:val="661"/>
+    <w:basedOn w:val="882"/>
     <w:uiPriority w:val="99"/>
     <w:pPr>
       <w:pBdr/>
@@ -14927,9 +14923,9 @@
       </w:tcPr>
     </w:tblStylePr>
   </w:style>
-  <w:style w:type="table" w:styleId="73">
+  <w:style w:type="table" w:styleId="759">
     <w:name w:val="List Table 1 Light - Accent 6"/>
-    <w:basedOn w:val="661"/>
+    <w:basedOn w:val="882"/>
     <w:uiPriority w:val="99"/>
     <w:pPr>
       <w:pBdr/>
@@ -15143,9 +15139,9 @@
       </w:tcPr>
     </w:tblStylePr>
   </w:style>
-  <w:style w:type="table" w:styleId="74">
+  <w:style w:type="table" w:styleId="760">
     <w:name w:val="List Table 2"/>
-    <w:basedOn w:val="661"/>
+    <w:basedOn w:val="882"/>
     <w:uiPriority w:val="99"/>
     <w:pPr>
       <w:pBdr/>
@@ -15381,9 +15377,9 @@
       </w:tcPr>
     </w:tblStylePr>
   </w:style>
-  <w:style w:type="table" w:styleId="75">
+  <w:style w:type="table" w:styleId="761">
     <w:name w:val="List Table 2 - Accent 1"/>
-    <w:basedOn w:val="661"/>
+    <w:basedOn w:val="882"/>
     <w:uiPriority w:val="99"/>
     <w:pPr>
       <w:pBdr/>
@@ -15619,9 +15615,9 @@
       </w:tcPr>
     </w:tblStylePr>
   </w:style>
-  <w:style w:type="table" w:styleId="76">
+  <w:style w:type="table" w:styleId="762">
     <w:name w:val="List Table 2 - Accent 2"/>
-    <w:basedOn w:val="661"/>
+    <w:basedOn w:val="882"/>
     <w:uiPriority w:val="99"/>
     <w:pPr>
       <w:pBdr/>
@@ -15857,9 +15853,9 @@
       </w:tcPr>
     </w:tblStylePr>
   </w:style>
-  <w:style w:type="table" w:styleId="77">
+  <w:style w:type="table" w:styleId="763">
     <w:name w:val="List Table 2 - Accent 3"/>
-    <w:basedOn w:val="661"/>
+    <w:basedOn w:val="882"/>
     <w:uiPriority w:val="99"/>
     <w:pPr>
       <w:pBdr/>
@@ -16095,9 +16091,9 @@
       </w:tcPr>
     </w:tblStylePr>
   </w:style>
-  <w:style w:type="table" w:styleId="78">
+  <w:style w:type="table" w:styleId="764">
     <w:name w:val="List Table 2 - Accent 4"/>
-    <w:basedOn w:val="661"/>
+    <w:basedOn w:val="882"/>
     <w:uiPriority w:val="99"/>
     <w:pPr>
       <w:pBdr/>
@@ -16333,9 +16329,9 @@
       </w:tcPr>
     </w:tblStylePr>
   </w:style>
-  <w:style w:type="table" w:styleId="79">
+  <w:style w:type="table" w:styleId="765">
     <w:name w:val="List Table 2 - Accent 5"/>
-    <w:basedOn w:val="661"/>
+    <w:basedOn w:val="882"/>
     <w:uiPriority w:val="99"/>
     <w:pPr>
       <w:pBdr/>
@@ -16571,9 +16567,9 @@
       </w:tcPr>
     </w:tblStylePr>
   </w:style>
-  <w:style w:type="table" w:styleId="80">
+  <w:style w:type="table" w:styleId="766">
     <w:name w:val="List Table 2 - Accent 6"/>
-    <w:basedOn w:val="661"/>
+    <w:basedOn w:val="882"/>
     <w:uiPriority w:val="99"/>
     <w:pPr>
       <w:pBdr/>
@@ -16809,9 +16805,9 @@
       </w:tcPr>
     </w:tblStylePr>
   </w:style>
-  <w:style w:type="table" w:styleId="81">
+  <w:style w:type="table" w:styleId="767">
     <w:name w:val="List Table 3"/>
-    <w:basedOn w:val="661"/>
+    <w:basedOn w:val="882"/>
     <w:uiPriority w:val="99"/>
     <w:pPr>
       <w:pBdr/>
@@ -17037,9 +17033,9 @@
       </w:tcPr>
     </w:tblStylePr>
   </w:style>
-  <w:style w:type="table" w:styleId="82">
+  <w:style w:type="table" w:styleId="768">
     <w:name w:val="List Table 3 - Accent 1"/>
-    <w:basedOn w:val="661"/>
+    <w:basedOn w:val="882"/>
     <w:uiPriority w:val="99"/>
     <w:pPr>
       <w:pBdr/>
@@ -17265,9 +17261,9 @@
       </w:tcPr>
     </w:tblStylePr>
   </w:style>
-  <w:style w:type="table" w:styleId="83">
+  <w:style w:type="table" w:styleId="769">
     <w:name w:val="List Table 3 - Accent 2"/>
-    <w:basedOn w:val="661"/>
+    <w:basedOn w:val="882"/>
     <w:uiPriority w:val="99"/>
     <w:pPr>
       <w:pBdr/>
@@ -17493,9 +17489,9 @@
       </w:tcPr>
     </w:tblStylePr>
   </w:style>
-  <w:style w:type="table" w:styleId="84">
+  <w:style w:type="table" w:styleId="770">
     <w:name w:val="List Table 3 - Accent 3"/>
-    <w:basedOn w:val="661"/>
+    <w:basedOn w:val="882"/>
     <w:uiPriority w:val="99"/>
     <w:pPr>
       <w:pBdr/>
@@ -17721,9 +17717,9 @@
       </w:tcPr>
     </w:tblStylePr>
   </w:style>
-  <w:style w:type="table" w:styleId="85">
+  <w:style w:type="table" w:styleId="771">
     <w:name w:val="List Table 3 - Accent 4"/>
-    <w:basedOn w:val="661"/>
+    <w:basedOn w:val="882"/>
     <w:uiPriority w:val="99"/>
     <w:pPr>
       <w:pBdr/>
@@ -17949,9 +17945,9 @@
       </w:tcPr>
     </w:tblStylePr>
   </w:style>
-  <w:style w:type="table" w:styleId="86">
+  <w:style w:type="table" w:styleId="772">
     <w:name w:val="List Table 3 - Accent 5"/>
-    <w:basedOn w:val="661"/>
+    <w:basedOn w:val="882"/>
     <w:uiPriority w:val="99"/>
     <w:pPr>
       <w:pBdr/>
@@ -18177,9 +18173,9 @@
       </w:tcPr>
     </w:tblStylePr>
   </w:style>
-  <w:style w:type="table" w:styleId="87">
+  <w:style w:type="table" w:styleId="773">
     <w:name w:val="List Table 3 - Accent 6"/>
-    <w:basedOn w:val="661"/>
+    <w:basedOn w:val="882"/>
     <w:uiPriority w:val="99"/>
     <w:pPr>
       <w:pBdr/>
@@ -18405,9 +18401,9 @@
       </w:tcPr>
     </w:tblStylePr>
   </w:style>
-  <w:style w:type="table" w:styleId="88">
+  <w:style w:type="table" w:styleId="774">
     <w:name w:val="List Table 4"/>
-    <w:basedOn w:val="661"/>
+    <w:basedOn w:val="882"/>
     <w:uiPriority w:val="99"/>
     <w:pPr>
       <w:pBdr/>
@@ -18630,9 +18626,9 @@
       </w:tcPr>
     </w:tblStylePr>
   </w:style>
-  <w:style w:type="table" w:styleId="89">
+  <w:style w:type="table" w:styleId="775">
     <w:name w:val="List Table 4 - Accent 1"/>
-    <w:basedOn w:val="661"/>
+    <w:basedOn w:val="882"/>
     <w:uiPriority w:val="99"/>
     <w:pPr>
       <w:pBdr/>
@@ -18855,9 +18851,9 @@
       </w:tcPr>
     </w:tblStylePr>
   </w:style>
-  <w:style w:type="table" w:styleId="90">
+  <w:style w:type="table" w:styleId="776">
     <w:name w:val="List Table 4 - Accent 2"/>
-    <w:basedOn w:val="661"/>
+    <w:basedOn w:val="882"/>
     <w:uiPriority w:val="99"/>
     <w:pPr>
       <w:pBdr/>
@@ -19080,9 +19076,9 @@
       </w:tcPr>
     </w:tblStylePr>
   </w:style>
-  <w:style w:type="table" w:styleId="91">
+  <w:style w:type="table" w:styleId="777">
     <w:name w:val="List Table 4 - Accent 3"/>
-    <w:basedOn w:val="661"/>
+    <w:basedOn w:val="882"/>
     <w:uiPriority w:val="99"/>
     <w:pPr>
       <w:pBdr/>
@@ -19305,9 +19301,9 @@
       </w:tcPr>
     </w:tblStylePr>
   </w:style>
-  <w:style w:type="table" w:styleId="92">
+  <w:style w:type="table" w:styleId="778">
     <w:name w:val="List Table 4 - Accent 4"/>
-    <w:basedOn w:val="661"/>
+    <w:basedOn w:val="882"/>
     <w:uiPriority w:val="99"/>
     <w:pPr>
       <w:pBdr/>
@@ -19530,9 +19526,9 @@
       </w:tcPr>
     </w:tblStylePr>
   </w:style>
-  <w:style w:type="table" w:styleId="93">
+  <w:style w:type="table" w:styleId="779">
     <w:name w:val="List Table 4 - Accent 5"/>
-    <w:basedOn w:val="661"/>
+    <w:basedOn w:val="882"/>
     <w:uiPriority w:val="99"/>
     <w:pPr>
       <w:pBdr/>
@@ -19755,9 +19751,9 @@
       </w:tcPr>
     </w:tblStylePr>
   </w:style>
-  <w:style w:type="table" w:styleId="94">
+  <w:style w:type="table" w:styleId="780">
     <w:name w:val="List Table 4 - Accent 6"/>
-    <w:basedOn w:val="661"/>
+    <w:basedOn w:val="882"/>
     <w:uiPriority w:val="99"/>
     <w:pPr>
       <w:pBdr/>
@@ -19980,9 +19976,9 @@
       </w:tcPr>
     </w:tblStylePr>
   </w:style>
-  <w:style w:type="table" w:styleId="95">
+  <w:style w:type="table" w:styleId="781">
     <w:name w:val="List Table 5 Dark"/>
-    <w:basedOn w:val="661"/>
+    <w:basedOn w:val="882"/>
     <w:uiPriority w:val="99"/>
     <w:pPr>
       <w:pBdr/>
@@ -20222,9 +20218,9 @@
       </w:tcPr>
     </w:tblStylePr>
   </w:style>
-  <w:style w:type="table" w:styleId="96">
+  <w:style w:type="table" w:styleId="782">
     <w:name w:val="List Table 5 Dark - Accent 1"/>
-    <w:basedOn w:val="661"/>
+    <w:basedOn w:val="882"/>
     <w:uiPriority w:val="99"/>
     <w:pPr>
       <w:pBdr/>
@@ -20464,9 +20460,9 @@
       </w:tcPr>
     </w:tblStylePr>
   </w:style>
-  <w:style w:type="table" w:styleId="97">
+  <w:style w:type="table" w:styleId="783">
     <w:name w:val="List Table 5 Dark - Accent 2"/>
-    <w:basedOn w:val="661"/>
+    <w:basedOn w:val="882"/>
     <w:uiPriority w:val="99"/>
     <w:pPr>
       <w:pBdr/>
@@ -20706,9 +20702,9 @@
       </w:tcPr>
     </w:tblStylePr>
   </w:style>
-  <w:style w:type="table" w:styleId="98">
+  <w:style w:type="table" w:styleId="784">
     <w:name w:val="List Table 5 Dark - Accent 3"/>
-    <w:basedOn w:val="661"/>
+    <w:basedOn w:val="882"/>
     <w:uiPriority w:val="99"/>
     <w:pPr>
       <w:pBdr/>
@@ -20948,9 +20944,9 @@
       </w:tcPr>
     </w:tblStylePr>
   </w:style>
-  <w:style w:type="table" w:styleId="99">
+  <w:style w:type="table" w:styleId="785">
     <w:name w:val="List Table 5 Dark - Accent 4"/>
-    <w:basedOn w:val="661"/>
+    <w:basedOn w:val="882"/>
     <w:uiPriority w:val="99"/>
     <w:pPr>
       <w:pBdr/>
@@ -21190,9 +21186,9 @@
       </w:tcPr>
     </w:tblStylePr>
   </w:style>
-  <w:style w:type="table" w:styleId="100">
+  <w:style w:type="table" w:styleId="786">
     <w:name w:val="List Table 5 Dark - Accent 5"/>
-    <w:basedOn w:val="661"/>
+    <w:basedOn w:val="882"/>
     <w:uiPriority w:val="99"/>
     <w:pPr>
       <w:pBdr/>
@@ -21432,9 +21428,9 @@
       </w:tcPr>
     </w:tblStylePr>
   </w:style>
-  <w:style w:type="table" w:styleId="101">
+  <w:style w:type="table" w:styleId="787">
     <w:name w:val="List Table 5 Dark - Accent 6"/>
-    <w:basedOn w:val="661"/>
+    <w:basedOn w:val="882"/>
     <w:uiPriority w:val="99"/>
     <w:pPr>
       <w:pBdr/>
@@ -21674,9 +21670,9 @@
       </w:tcPr>
     </w:tblStylePr>
   </w:style>
-  <w:style w:type="table" w:styleId="102">
+  <w:style w:type="table" w:styleId="788">
     <w:name w:val="List Table 6 Colorful"/>
-    <w:basedOn w:val="661"/>
+    <w:basedOn w:val="882"/>
     <w:uiPriority w:val="99"/>
     <w:pPr>
       <w:pBdr/>
@@ -21897,9 +21893,9 @@
       </w:tcPr>
     </w:tblStylePr>
   </w:style>
-  <w:style w:type="table" w:styleId="103">
+  <w:style w:type="table" w:styleId="789">
     <w:name w:val="List Table 6 Colorful - Accent 1"/>
-    <w:basedOn w:val="661"/>
+    <w:basedOn w:val="882"/>
     <w:uiPriority w:val="99"/>
     <w:pPr>
       <w:pBdr/>
@@ -22120,9 +22116,9 @@
       </w:tcPr>
     </w:tblStylePr>
   </w:style>
-  <w:style w:type="table" w:styleId="104">
+  <w:style w:type="table" w:styleId="790">
     <w:name w:val="List Table 6 Colorful - Accent 2"/>
-    <w:basedOn w:val="661"/>
+    <w:basedOn w:val="882"/>
     <w:uiPriority w:val="99"/>
     <w:pPr>
       <w:pBdr/>
@@ -22343,9 +22339,9 @@
       </w:tcPr>
     </w:tblStylePr>
   </w:style>
-  <w:style w:type="table" w:styleId="105">
+  <w:style w:type="table" w:styleId="791">
     <w:name w:val="List Table 6 Colorful - Accent 3"/>
-    <w:basedOn w:val="661"/>
+    <w:basedOn w:val="882"/>
     <w:uiPriority w:val="99"/>
     <w:pPr>
       <w:pBdr/>
@@ -22566,9 +22562,9 @@
       </w:tcPr>
     </w:tblStylePr>
   </w:style>
-  <w:style w:type="table" w:styleId="106">
+  <w:style w:type="table" w:styleId="792">
     <w:name w:val="List Table 6 Colorful - Accent 4"/>
-    <w:basedOn w:val="661"/>
+    <w:basedOn w:val="882"/>
     <w:uiPriority w:val="99"/>
     <w:pPr>
       <w:pBdr/>
@@ -22789,9 +22785,9 @@
       </w:tcPr>
     </w:tblStylePr>
   </w:style>
-  <w:style w:type="table" w:styleId="107">
+  <w:style w:type="table" w:styleId="793">
     <w:name w:val="List Table 6 Colorful - Accent 5"/>
-    <w:basedOn w:val="661"/>
+    <w:basedOn w:val="882"/>
     <w:uiPriority w:val="99"/>
     <w:pPr>
       <w:pBdr/>
@@ -23012,9 +23008,9 @@
       </w:tcPr>
     </w:tblStylePr>
   </w:style>
-  <w:style w:type="table" w:styleId="108">
+  <w:style w:type="table" w:styleId="794">
     <w:name w:val="List Table 6 Colorful - Accent 6"/>
-    <w:basedOn w:val="661"/>
+    <w:basedOn w:val="882"/>
     <w:uiPriority w:val="99"/>
     <w:pPr>
       <w:pBdr/>
@@ -23235,9 +23231,9 @@
       </w:tcPr>
     </w:tblStylePr>
   </w:style>
-  <w:style w:type="table" w:styleId="109">
+  <w:style w:type="table" w:styleId="795">
     <w:name w:val="List Table 7 Colorful"/>
-    <w:basedOn w:val="661"/>
+    <w:basedOn w:val="882"/>
     <w:uiPriority w:val="99"/>
     <w:pPr>
       <w:pBdr/>
@@ -23336,11 +23332,11 @@
         <w:tblBorders/>
       </w:tblPr>
       <w:tcPr>
-        <w:shd w:color="ffffff"/>
+        <w:shd w:val="clear" w:color="ffffff"/>
         <w:tcBorders>
-          <w:top w:val="none"/>
-          <w:left w:val="none"/>
-          <w:bottom w:val="none"/>
+          <w:top w:val="none" w:color="000000" w:sz="4" w:space="0"/>
+          <w:left w:val="none" w:color="000000" w:sz="4" w:space="0"/>
+          <w:bottom w:val="none" w:color="000000" w:sz="4" w:space="0"/>
           <w:right w:val="single" w:color="000000" w:themeColor="text1" w:themeTint="80" w:sz="4" w:space="0"/>
         </w:tcBorders>
       </w:tcPr>
@@ -23363,10 +23359,10 @@
       <w:tcPr>
         <w:shd w:val="clear" w:color="ffffff" w:themeColor="light1" w:fill="ffffff" w:themeFill="light1"/>
         <w:tcBorders>
-          <w:top w:val="none"/>
-          <w:left w:val="none"/>
+          <w:top w:val="none" w:color="000000" w:sz="4" w:space="0"/>
+          <w:left w:val="none" w:color="000000" w:sz="4" w:space="0"/>
           <w:bottom w:val="single" w:color="000000" w:themeColor="text1" w:themeTint="80" w:sz="4" w:space="0"/>
-          <w:right w:val="none"/>
+          <w:right w:val="none" w:color="000000" w:sz="4" w:space="0"/>
         </w:tcBorders>
       </w:tcPr>
     </w:tblStylePr>
@@ -23386,12 +23382,12 @@
         <w:tblBorders/>
       </w:tblPr>
       <w:tcPr>
-        <w:shd w:color="ffffff"/>
+        <w:shd w:val="clear" w:color="ffffff"/>
         <w:tcBorders>
-          <w:top w:val="none"/>
+          <w:top w:val="none" w:color="000000" w:sz="4" w:space="0"/>
           <w:left w:val="single" w:color="000000" w:themeColor="text1" w:themeTint="80" w:sz="4" w:space="0"/>
-          <w:bottom w:val="none"/>
-          <w:right w:val="none"/>
+          <w:bottom w:val="none" w:color="000000" w:sz="4" w:space="0"/>
+          <w:right w:val="none" w:color="000000" w:sz="4" w:space="0"/>
         </w:tcBorders>
       </w:tcPr>
     </w:tblStylePr>
@@ -23414,9 +23410,9 @@
         <w:shd w:val="clear" w:color="ffffff" w:themeColor="light1" w:fill="ffffff" w:themeFill="light1"/>
         <w:tcBorders>
           <w:top w:val="single" w:color="000000" w:themeColor="text1" w:themeTint="80" w:sz="4" w:space="0"/>
-          <w:left w:val="none"/>
-          <w:bottom w:val="none"/>
-          <w:right w:val="none"/>
+          <w:left w:val="none" w:color="000000" w:sz="4" w:space="0"/>
+          <w:bottom w:val="none" w:color="000000" w:sz="4" w:space="0"/>
+          <w:right w:val="none" w:color="000000" w:sz="4" w:space="0"/>
         </w:tcBorders>
       </w:tcPr>
     </w:tblStylePr>
@@ -23491,9 +23487,9 @@
       </w:tcPr>
     </w:tblStylePr>
   </w:style>
-  <w:style w:type="table" w:styleId="110">
+  <w:style w:type="table" w:styleId="796">
     <w:name w:val="List Table 7 Colorful - Accent 1"/>
-    <w:basedOn w:val="661"/>
+    <w:basedOn w:val="882"/>
     <w:uiPriority w:val="99"/>
     <w:pPr>
       <w:pBdr/>
@@ -23592,11 +23588,11 @@
         <w:tblBorders/>
       </w:tblPr>
       <w:tcPr>
-        <w:shd w:color="ffffff"/>
+        <w:shd w:val="clear" w:color="ffffff"/>
         <w:tcBorders>
-          <w:top w:val="none"/>
-          <w:left w:val="none"/>
-          <w:bottom w:val="none"/>
+          <w:top w:val="none" w:color="000000" w:sz="4" w:space="0"/>
+          <w:left w:val="none" w:color="000000" w:sz="4" w:space="0"/>
+          <w:bottom w:val="none" w:color="000000" w:sz="4" w:space="0"/>
           <w:right w:val="single" w:color="000000" w:themeColor="accent1" w:sz="4" w:space="0"/>
         </w:tcBorders>
       </w:tcPr>
@@ -23619,10 +23615,10 @@
       <w:tcPr>
         <w:shd w:val="clear" w:color="ffffff" w:themeColor="light1" w:fill="ffffff" w:themeFill="light1"/>
         <w:tcBorders>
-          <w:top w:val="none"/>
-          <w:left w:val="none"/>
+          <w:top w:val="none" w:color="000000" w:sz="4" w:space="0"/>
+          <w:left w:val="none" w:color="000000" w:sz="4" w:space="0"/>
           <w:bottom w:val="single" w:color="000000" w:themeColor="accent1" w:sz="4" w:space="0"/>
-          <w:right w:val="none"/>
+          <w:right w:val="none" w:color="000000" w:sz="4" w:space="0"/>
         </w:tcBorders>
       </w:tcPr>
     </w:tblStylePr>
@@ -23642,12 +23638,12 @@
         <w:tblBorders/>
       </w:tblPr>
       <w:tcPr>
-        <w:shd w:color="ffffff"/>
+        <w:shd w:val="clear" w:color="ffffff"/>
         <w:tcBorders>
-          <w:top w:val="none"/>
+          <w:top w:val="none" w:color="000000" w:sz="4" w:space="0"/>
           <w:left w:val="single" w:color="000000" w:themeColor="accent1" w:sz="4" w:space="0"/>
-          <w:bottom w:val="none"/>
-          <w:right w:val="none"/>
+          <w:bottom w:val="none" w:color="000000" w:sz="4" w:space="0"/>
+          <w:right w:val="none" w:color="000000" w:sz="4" w:space="0"/>
         </w:tcBorders>
       </w:tcPr>
     </w:tblStylePr>
@@ -23670,9 +23666,9 @@
         <w:shd w:val="clear" w:color="ffffff" w:themeColor="light1" w:fill="ffffff" w:themeFill="light1"/>
         <w:tcBorders>
           <w:top w:val="single" w:color="000000" w:themeColor="accent1" w:sz="4" w:space="0"/>
-          <w:left w:val="none"/>
-          <w:bottom w:val="none"/>
-          <w:right w:val="none"/>
+          <w:left w:val="none" w:color="000000" w:sz="4" w:space="0"/>
+          <w:bottom w:val="none" w:color="000000" w:sz="4" w:space="0"/>
+          <w:right w:val="none" w:color="000000" w:sz="4" w:space="0"/>
         </w:tcBorders>
       </w:tcPr>
     </w:tblStylePr>
@@ -23747,9 +23743,9 @@
       </w:tcPr>
     </w:tblStylePr>
   </w:style>
-  <w:style w:type="table" w:styleId="111">
+  <w:style w:type="table" w:styleId="797">
     <w:name w:val="List Table 7 Colorful - Accent 2"/>
-    <w:basedOn w:val="661"/>
+    <w:basedOn w:val="882"/>
     <w:uiPriority w:val="99"/>
     <w:pPr>
       <w:pBdr/>
@@ -23848,11 +23844,11 @@
         <w:tblBorders/>
       </w:tblPr>
       <w:tcPr>
-        <w:shd w:color="ffffff"/>
+        <w:shd w:val="clear" w:color="ffffff"/>
         <w:tcBorders>
-          <w:top w:val="none"/>
-          <w:left w:val="none"/>
-          <w:bottom w:val="none"/>
+          <w:top w:val="none" w:color="000000" w:sz="4" w:space="0"/>
+          <w:left w:val="none" w:color="000000" w:sz="4" w:space="0"/>
+          <w:bottom w:val="none" w:color="000000" w:sz="4" w:space="0"/>
           <w:right w:val="single" w:color="000000" w:themeColor="accent2" w:themeTint="97" w:sz="4" w:space="0"/>
         </w:tcBorders>
       </w:tcPr>
@@ -23875,10 +23871,10 @@
       <w:tcPr>
         <w:shd w:val="clear" w:color="ffffff" w:themeColor="light1" w:fill="ffffff" w:themeFill="light1"/>
         <w:tcBorders>
-          <w:top w:val="none"/>
-          <w:left w:val="none"/>
+          <w:top w:val="none" w:color="000000" w:sz="4" w:space="0"/>
+          <w:left w:val="none" w:color="000000" w:sz="4" w:space="0"/>
           <w:bottom w:val="single" w:color="000000" w:themeColor="accent2" w:themeTint="97" w:sz="4" w:space="0"/>
-          <w:right w:val="none"/>
+          <w:right w:val="none" w:color="000000" w:sz="4" w:space="0"/>
         </w:tcBorders>
       </w:tcPr>
     </w:tblStylePr>
@@ -23898,12 +23894,12 @@
         <w:tblBorders/>
       </w:tblPr>
       <w:tcPr>
-        <w:shd w:color="ffffff"/>
+        <w:shd w:val="clear" w:color="ffffff"/>
         <w:tcBorders>
-          <w:top w:val="none"/>
+          <w:top w:val="none" w:color="000000" w:sz="4" w:space="0"/>
           <w:left w:val="single" w:color="000000" w:themeColor="accent2" w:themeTint="97" w:sz="4" w:space="0"/>
-          <w:bottom w:val="none"/>
-          <w:right w:val="none"/>
+          <w:bottom w:val="none" w:color="000000" w:sz="4" w:space="0"/>
+          <w:right w:val="none" w:color="000000" w:sz="4" w:space="0"/>
         </w:tcBorders>
       </w:tcPr>
     </w:tblStylePr>
@@ -23926,9 +23922,9 @@
         <w:shd w:val="clear" w:color="ffffff" w:themeColor="light1" w:fill="ffffff" w:themeFill="light1"/>
         <w:tcBorders>
           <w:top w:val="single" w:color="000000" w:themeColor="accent2" w:themeTint="97" w:sz="4" w:space="0"/>
-          <w:left w:val="none"/>
-          <w:bottom w:val="none"/>
-          <w:right w:val="none"/>
+          <w:left w:val="none" w:color="000000" w:sz="4" w:space="0"/>
+          <w:bottom w:val="none" w:color="000000" w:sz="4" w:space="0"/>
+          <w:right w:val="none" w:color="000000" w:sz="4" w:space="0"/>
         </w:tcBorders>
       </w:tcPr>
     </w:tblStylePr>
@@ -24003,9 +23999,9 @@
       </w:tcPr>
     </w:tblStylePr>
   </w:style>
-  <w:style w:type="table" w:styleId="112">
+  <w:style w:type="table" w:styleId="798">
     <w:name w:val="List Table 7 Colorful - Accent 3"/>
-    <w:basedOn w:val="661"/>
+    <w:basedOn w:val="882"/>
     <w:uiPriority w:val="99"/>
     <w:pPr>
       <w:pBdr/>
@@ -24104,11 +24100,11 @@
         <w:tblBorders/>
       </w:tblPr>
       <w:tcPr>
-        <w:shd w:color="ffffff"/>
+        <w:shd w:val="clear" w:color="ffffff"/>
         <w:tcBorders>
-          <w:top w:val="none"/>
-          <w:left w:val="none"/>
-          <w:bottom w:val="none"/>
+          <w:top w:val="none" w:color="000000" w:sz="4" w:space="0"/>
+          <w:left w:val="none" w:color="000000" w:sz="4" w:space="0"/>
+          <w:bottom w:val="none" w:color="000000" w:sz="4" w:space="0"/>
           <w:right w:val="single" w:color="000000" w:themeColor="accent3" w:themeTint="98" w:sz="4" w:space="0"/>
         </w:tcBorders>
       </w:tcPr>
@@ -24131,10 +24127,10 @@
       <w:tcPr>
         <w:shd w:val="clear" w:color="ffffff" w:themeColor="light1" w:fill="ffffff" w:themeFill="light1"/>
         <w:tcBorders>
-          <w:top w:val="none"/>
-          <w:left w:val="none"/>
+          <w:top w:val="none" w:color="000000" w:sz="4" w:space="0"/>
+          <w:left w:val="none" w:color="000000" w:sz="4" w:space="0"/>
           <w:bottom w:val="single" w:color="000000" w:themeColor="accent3" w:themeTint="98" w:sz="4" w:space="0"/>
-          <w:right w:val="none"/>
+          <w:right w:val="none" w:color="000000" w:sz="4" w:space="0"/>
         </w:tcBorders>
       </w:tcPr>
     </w:tblStylePr>
@@ -24154,12 +24150,12 @@
         <w:tblBorders/>
       </w:tblPr>
       <w:tcPr>
-        <w:shd w:color="ffffff"/>
+        <w:shd w:val="clear" w:color="ffffff"/>
         <w:tcBorders>
-          <w:top w:val="none"/>
+          <w:top w:val="none" w:color="000000" w:sz="4" w:space="0"/>
           <w:left w:val="single" w:color="000000" w:themeColor="accent3" w:themeTint="98" w:sz="4" w:space="0"/>
-          <w:bottom w:val="none"/>
-          <w:right w:val="none"/>
+          <w:bottom w:val="none" w:color="000000" w:sz="4" w:space="0"/>
+          <w:right w:val="none" w:color="000000" w:sz="4" w:space="0"/>
         </w:tcBorders>
       </w:tcPr>
     </w:tblStylePr>
@@ -24182,9 +24178,9 @@
         <w:shd w:val="clear" w:color="ffffff" w:themeColor="light1" w:fill="ffffff" w:themeFill="light1"/>
         <w:tcBorders>
           <w:top w:val="single" w:color="000000" w:themeColor="accent3" w:themeTint="98" w:sz="4" w:space="0"/>
-          <w:left w:val="none"/>
-          <w:bottom w:val="none"/>
-          <w:right w:val="none"/>
+          <w:left w:val="none" w:color="000000" w:sz="4" w:space="0"/>
+          <w:bottom w:val="none" w:color="000000" w:sz="4" w:space="0"/>
+          <w:right w:val="none" w:color="000000" w:sz="4" w:space="0"/>
         </w:tcBorders>
       </w:tcPr>
     </w:tblStylePr>
@@ -24259,9 +24255,9 @@
       </w:tcPr>
     </w:tblStylePr>
   </w:style>
-  <w:style w:type="table" w:styleId="113">
+  <w:style w:type="table" w:styleId="799">
     <w:name w:val="List Table 7 Colorful - Accent 4"/>
-    <w:basedOn w:val="661"/>
+    <w:basedOn w:val="882"/>
     <w:uiPriority w:val="99"/>
     <w:pPr>
       <w:pBdr/>
@@ -24360,11 +24356,11 @@
         <w:tblBorders/>
       </w:tblPr>
       <w:tcPr>
-        <w:shd w:color="ffffff"/>
+        <w:shd w:val="clear" w:color="ffffff"/>
         <w:tcBorders>
-          <w:top w:val="none"/>
-          <w:left w:val="none"/>
-          <w:bottom w:val="none"/>
+          <w:top w:val="none" w:color="000000" w:sz="4" w:space="0"/>
+          <w:left w:val="none" w:color="000000" w:sz="4" w:space="0"/>
+          <w:bottom w:val="none" w:color="000000" w:sz="4" w:space="0"/>
           <w:right w:val="single" w:color="000000" w:themeColor="accent4" w:themeTint="9A" w:sz="4" w:space="0"/>
         </w:tcBorders>
       </w:tcPr>
@@ -24387,10 +24383,10 @@
       <w:tcPr>
         <w:shd w:val="clear" w:color="ffffff" w:themeColor="light1" w:fill="ffffff" w:themeFill="light1"/>
         <w:tcBorders>
-          <w:top w:val="none"/>
-          <w:left w:val="none"/>
+          <w:top w:val="none" w:color="000000" w:sz="4" w:space="0"/>
+          <w:left w:val="none" w:color="000000" w:sz="4" w:space="0"/>
           <w:bottom w:val="single" w:color="000000" w:themeColor="accent4" w:themeTint="9A" w:sz="4" w:space="0"/>
-          <w:right w:val="none"/>
+          <w:right w:val="none" w:color="000000" w:sz="4" w:space="0"/>
         </w:tcBorders>
       </w:tcPr>
     </w:tblStylePr>
@@ -24410,12 +24406,12 @@
         <w:tblBorders/>
       </w:tblPr>
       <w:tcPr>
-        <w:shd w:color="ffffff"/>
+        <w:shd w:val="clear" w:color="ffffff"/>
         <w:tcBorders>
-          <w:top w:val="none"/>
+          <w:top w:val="none" w:color="000000" w:sz="4" w:space="0"/>
           <w:left w:val="single" w:color="000000" w:themeColor="accent4" w:themeTint="9A" w:sz="4" w:space="0"/>
-          <w:bottom w:val="none"/>
-          <w:right w:val="none"/>
+          <w:bottom w:val="none" w:color="000000" w:sz="4" w:space="0"/>
+          <w:right w:val="none" w:color="000000" w:sz="4" w:space="0"/>
         </w:tcBorders>
       </w:tcPr>
     </w:tblStylePr>
@@ -24438,9 +24434,9 @@
         <w:shd w:val="clear" w:color="ffffff" w:themeColor="light1" w:fill="ffffff" w:themeFill="light1"/>
         <w:tcBorders>
           <w:top w:val="single" w:color="000000" w:themeColor="accent4" w:themeTint="9A" w:sz="4" w:space="0"/>
-          <w:left w:val="none"/>
-          <w:bottom w:val="none"/>
-          <w:right w:val="none"/>
+          <w:left w:val="none" w:color="000000" w:sz="4" w:space="0"/>
+          <w:bottom w:val="none" w:color="000000" w:sz="4" w:space="0"/>
+          <w:right w:val="none" w:color="000000" w:sz="4" w:space="0"/>
         </w:tcBorders>
       </w:tcPr>
     </w:tblStylePr>
@@ -24515,9 +24511,9 @@
       </w:tcPr>
     </w:tblStylePr>
   </w:style>
-  <w:style w:type="table" w:styleId="114">
+  <w:style w:type="table" w:styleId="800">
     <w:name w:val="List Table 7 Colorful - Accent 5"/>
-    <w:basedOn w:val="661"/>
+    <w:basedOn w:val="882"/>
     <w:uiPriority w:val="99"/>
     <w:pPr>
       <w:pBdr/>
@@ -24616,11 +24612,11 @@
         <w:tblBorders/>
       </w:tblPr>
       <w:tcPr>
-        <w:shd w:color="ffffff"/>
+        <w:shd w:val="clear" w:color="ffffff"/>
         <w:tcBorders>
-          <w:top w:val="none"/>
-          <w:left w:val="none"/>
-          <w:bottom w:val="none"/>
+          <w:top w:val="none" w:color="000000" w:sz="4" w:space="0"/>
+          <w:left w:val="none" w:color="000000" w:sz="4" w:space="0"/>
+          <w:bottom w:val="none" w:color="000000" w:sz="4" w:space="0"/>
           <w:right w:val="single" w:color="000000" w:themeColor="accent5" w:themeTint="9A" w:sz="4" w:space="0"/>
         </w:tcBorders>
       </w:tcPr>
@@ -24643,10 +24639,10 @@
       <w:tcPr>
         <w:shd w:val="clear" w:color="ffffff" w:themeColor="light1" w:fill="ffffff" w:themeFill="light1"/>
         <w:tcBorders>
-          <w:top w:val="none"/>
-          <w:left w:val="none"/>
+          <w:top w:val="none" w:color="000000" w:sz="4" w:space="0"/>
+          <w:left w:val="none" w:color="000000" w:sz="4" w:space="0"/>
           <w:bottom w:val="single" w:color="000000" w:themeColor="accent5" w:themeTint="9A" w:sz="4" w:space="0"/>
-          <w:right w:val="none"/>
+          <w:right w:val="none" w:color="000000" w:sz="4" w:space="0"/>
         </w:tcBorders>
       </w:tcPr>
     </w:tblStylePr>
@@ -24666,12 +24662,12 @@
         <w:tblBorders/>
       </w:tblPr>
       <w:tcPr>
-        <w:shd w:color="ffffff"/>
+        <w:shd w:val="clear" w:color="ffffff"/>
         <w:tcBorders>
-          <w:top w:val="none"/>
+          <w:top w:val="none" w:color="000000" w:sz="4" w:space="0"/>
           <w:left w:val="single" w:color="000000" w:themeColor="accent5" w:themeTint="9A" w:sz="4" w:space="0"/>
-          <w:bottom w:val="none"/>
-          <w:right w:val="none"/>
+          <w:bottom w:val="none" w:color="000000" w:sz="4" w:space="0"/>
+          <w:right w:val="none" w:color="000000" w:sz="4" w:space="0"/>
         </w:tcBorders>
       </w:tcPr>
     </w:tblStylePr>
@@ -24694,9 +24690,9 @@
         <w:shd w:val="clear" w:color="ffffff" w:themeColor="light1" w:fill="ffffff" w:themeFill="light1"/>
         <w:tcBorders>
           <w:top w:val="single" w:color="000000" w:themeColor="accent5" w:themeTint="9A" w:sz="4" w:space="0"/>
-          <w:left w:val="none"/>
-          <w:bottom w:val="none"/>
-          <w:right w:val="none"/>
+          <w:left w:val="none" w:color="000000" w:sz="4" w:space="0"/>
+          <w:bottom w:val="none" w:color="000000" w:sz="4" w:space="0"/>
+          <w:right w:val="none" w:color="000000" w:sz="4" w:space="0"/>
         </w:tcBorders>
       </w:tcPr>
     </w:tblStylePr>
@@ -24771,9 +24767,9 @@
       </w:tcPr>
     </w:tblStylePr>
   </w:style>
-  <w:style w:type="table" w:styleId="115">
+  <w:style w:type="table" w:styleId="801">
     <w:name w:val="List Table 7 Colorful - Accent 6"/>
-    <w:basedOn w:val="661"/>
+    <w:basedOn w:val="882"/>
     <w:uiPriority w:val="99"/>
     <w:pPr>
       <w:pBdr/>
@@ -24872,11 +24868,11 @@
         <w:tblBorders/>
       </w:tblPr>
       <w:tcPr>
-        <w:shd w:color="ffffff"/>
+        <w:shd w:val="clear" w:color="ffffff"/>
         <w:tcBorders>
-          <w:top w:val="none"/>
-          <w:left w:val="none"/>
-          <w:bottom w:val="none"/>
+          <w:top w:val="none" w:color="000000" w:sz="4" w:space="0"/>
+          <w:left w:val="none" w:color="000000" w:sz="4" w:space="0"/>
+          <w:bottom w:val="none" w:color="000000" w:sz="4" w:space="0"/>
           <w:right w:val="single" w:color="000000" w:themeColor="accent6" w:themeTint="98" w:sz="4" w:space="0"/>
         </w:tcBorders>
       </w:tcPr>
@@ -24899,10 +24895,10 @@
       <w:tcPr>
         <w:shd w:val="clear" w:color="ffffff" w:themeColor="light1" w:fill="ffffff" w:themeFill="light1"/>
         <w:tcBorders>
-          <w:top w:val="none"/>
-          <w:left w:val="none"/>
+          <w:top w:val="none" w:color="000000" w:sz="4" w:space="0"/>
+          <w:left w:val="none" w:color="000000" w:sz="4" w:space="0"/>
           <w:bottom w:val="single" w:color="000000" w:themeColor="accent6" w:themeTint="98" w:sz="4" w:space="0"/>
-          <w:right w:val="none"/>
+          <w:right w:val="none" w:color="000000" w:sz="4" w:space="0"/>
         </w:tcBorders>
       </w:tcPr>
     </w:tblStylePr>
@@ -24922,12 +24918,12 @@
         <w:tblBorders/>
       </w:tblPr>
       <w:tcPr>
-        <w:shd w:color="ffffff"/>
+        <w:shd w:val="clear" w:color="ffffff"/>
         <w:tcBorders>
-          <w:top w:val="none"/>
+          <w:top w:val="none" w:color="000000" w:sz="4" w:space="0"/>
           <w:left w:val="single" w:color="000000" w:themeColor="accent6" w:themeTint="98" w:sz="4" w:space="0"/>
-          <w:bottom w:val="none"/>
-          <w:right w:val="none"/>
+          <w:bottom w:val="none" w:color="000000" w:sz="4" w:space="0"/>
+          <w:right w:val="none" w:color="000000" w:sz="4" w:space="0"/>
         </w:tcBorders>
       </w:tcPr>
     </w:tblStylePr>
@@ -24950,9 +24946,9 @@
         <w:shd w:val="clear" w:color="ffffff" w:themeColor="light1" w:fill="ffffff" w:themeFill="light1"/>
         <w:tcBorders>
           <w:top w:val="single" w:color="000000" w:themeColor="accent6" w:themeTint="98" w:sz="4" w:space="0"/>
-          <w:left w:val="none"/>
-          <w:bottom w:val="none"/>
-          <w:right w:val="none"/>
+          <w:left w:val="none" w:color="000000" w:sz="4" w:space="0"/>
+          <w:bottom w:val="none" w:color="000000" w:sz="4" w:space="0"/>
+          <w:right w:val="none" w:color="000000" w:sz="4" w:space="0"/>
         </w:tcBorders>
       </w:tcPr>
     </w:tblStylePr>
@@ -25027,9 +25023,9 @@
       </w:tcPr>
     </w:tblStylePr>
   </w:style>
-  <w:style w:type="table" w:styleId="116">
+  <w:style w:type="table" w:styleId="802">
     <w:name w:val="Lined - Accent"/>
-    <w:basedOn w:val="661"/>
+    <w:basedOn w:val="882"/>
     <w:uiPriority w:val="99"/>
     <w:pPr>
       <w:pBdr/>
@@ -25264,9 +25260,9 @@
       </w:tcPr>
     </w:tblStylePr>
   </w:style>
-  <w:style w:type="table" w:styleId="117">
+  <w:style w:type="table" w:styleId="803">
     <w:name w:val="Lined - Accent 1"/>
-    <w:basedOn w:val="661"/>
+    <w:basedOn w:val="882"/>
     <w:uiPriority w:val="99"/>
     <w:pPr>
       <w:pBdr/>
@@ -25501,9 +25497,9 @@
       </w:tcPr>
     </w:tblStylePr>
   </w:style>
-  <w:style w:type="table" w:styleId="118">
+  <w:style w:type="table" w:styleId="804">
     <w:name w:val="Lined - Accent 2"/>
-    <w:basedOn w:val="661"/>
+    <w:basedOn w:val="882"/>
     <w:uiPriority w:val="99"/>
     <w:pPr>
       <w:pBdr/>
@@ -25738,9 +25734,9 @@
       </w:tcPr>
     </w:tblStylePr>
   </w:style>
-  <w:style w:type="table" w:styleId="119">
+  <w:style w:type="table" w:styleId="805">
     <w:name w:val="Lined - Accent 3"/>
-    <w:basedOn w:val="661"/>
+    <w:basedOn w:val="882"/>
     <w:uiPriority w:val="99"/>
     <w:pPr>
       <w:pBdr/>
@@ -25975,9 +25971,9 @@
       </w:tcPr>
     </w:tblStylePr>
   </w:style>
-  <w:style w:type="table" w:styleId="120">
+  <w:style w:type="table" w:styleId="806">
     <w:name w:val="Lined - Accent 4"/>
-    <w:basedOn w:val="661"/>
+    <w:basedOn w:val="882"/>
     <w:uiPriority w:val="99"/>
     <w:pPr>
       <w:pBdr/>
@@ -26212,9 +26208,9 @@
       </w:tcPr>
     </w:tblStylePr>
   </w:style>
-  <w:style w:type="table" w:styleId="121">
+  <w:style w:type="table" w:styleId="807">
     <w:name w:val="Lined - Accent 5"/>
-    <w:basedOn w:val="661"/>
+    <w:basedOn w:val="882"/>
     <w:uiPriority w:val="99"/>
     <w:pPr>
       <w:pBdr/>
@@ -26449,9 +26445,9 @@
       </w:tcPr>
     </w:tblStylePr>
   </w:style>
-  <w:style w:type="table" w:styleId="122">
+  <w:style w:type="table" w:styleId="808">
     <w:name w:val="Lined - Accent 6"/>
-    <w:basedOn w:val="661"/>
+    <w:basedOn w:val="882"/>
     <w:uiPriority w:val="99"/>
     <w:pPr>
       <w:pBdr/>
@@ -26686,9 +26682,9 @@
       </w:tcPr>
     </w:tblStylePr>
   </w:style>
-  <w:style w:type="table" w:styleId="123">
+  <w:style w:type="table" w:styleId="809">
     <w:name w:val="Bordered &amp; Lined - Accent"/>
-    <w:basedOn w:val="661"/>
+    <w:basedOn w:val="882"/>
     <w:uiPriority w:val="99"/>
     <w:pPr>
       <w:pBdr/>
@@ -26930,9 +26926,9 @@
       </w:tcPr>
     </w:tblStylePr>
   </w:style>
-  <w:style w:type="table" w:styleId="124">
+  <w:style w:type="table" w:styleId="810">
     <w:name w:val="Bordered &amp; Lined - Accent 1"/>
-    <w:basedOn w:val="661"/>
+    <w:basedOn w:val="882"/>
     <w:uiPriority w:val="99"/>
     <w:pPr>
       <w:pBdr/>
@@ -27174,9 +27170,9 @@
       </w:tcPr>
     </w:tblStylePr>
   </w:style>
-  <w:style w:type="table" w:styleId="125">
+  <w:style w:type="table" w:styleId="811">
     <w:name w:val="Bordered &amp; Lined - Accent 2"/>
-    <w:basedOn w:val="661"/>
+    <w:basedOn w:val="882"/>
     <w:uiPriority w:val="99"/>
     <w:pPr>
       <w:pBdr/>
@@ -27418,9 +27414,9 @@
       </w:tcPr>
     </w:tblStylePr>
   </w:style>
-  <w:style w:type="table" w:styleId="126">
+  <w:style w:type="table" w:styleId="812">
     <w:name w:val="Bordered &amp; Lined - Accent 3"/>
-    <w:basedOn w:val="661"/>
+    <w:basedOn w:val="882"/>
     <w:uiPriority w:val="99"/>
     <w:pPr>
       <w:pBdr/>
@@ -27662,9 +27658,9 @@
       </w:tcPr>
     </w:tblStylePr>
   </w:style>
-  <w:style w:type="table" w:styleId="127">
+  <w:style w:type="table" w:styleId="813">
     <w:name w:val="Bordered &amp; Lined - Accent 4"/>
-    <w:basedOn w:val="661"/>
+    <w:basedOn w:val="882"/>
     <w:uiPriority w:val="99"/>
     <w:pPr>
       <w:pBdr/>
@@ -27906,9 +27902,9 @@
       </w:tcPr>
     </w:tblStylePr>
   </w:style>
-  <w:style w:type="table" w:styleId="128">
+  <w:style w:type="table" w:styleId="814">
     <w:name w:val="Bordered &amp; Lined - Accent 5"/>
-    <w:basedOn w:val="661"/>
+    <w:basedOn w:val="882"/>
     <w:uiPriority w:val="99"/>
     <w:pPr>
       <w:pBdr/>
@@ -28150,9 +28146,9 @@
       </w:tcPr>
     </w:tblStylePr>
   </w:style>
-  <w:style w:type="table" w:styleId="129">
+  <w:style w:type="table" w:styleId="815">
     <w:name w:val="Bordered &amp; Lined - Accent 6"/>
-    <w:basedOn w:val="661"/>
+    <w:basedOn w:val="882"/>
     <w:uiPriority w:val="99"/>
     <w:pPr>
       <w:pBdr/>
@@ -28394,9 +28390,9 @@
       </w:tcPr>
     </w:tblStylePr>
   </w:style>
-  <w:style w:type="table" w:styleId="130">
+  <w:style w:type="table" w:styleId="816">
     <w:name w:val="Bordered"/>
-    <w:basedOn w:val="661"/>
+    <w:basedOn w:val="882"/>
     <w:uiPriority w:val="99"/>
     <w:pPr>
       <w:pBdr/>
@@ -28625,9 +28621,9 @@
       </w:tcPr>
     </w:tblStylePr>
   </w:style>
-  <w:style w:type="table" w:styleId="131">
+  <w:style w:type="table" w:styleId="817">
     <w:name w:val="Bordered - Accent 1"/>
-    <w:basedOn w:val="661"/>
+    <w:basedOn w:val="882"/>
     <w:uiPriority w:val="99"/>
     <w:pPr>
       <w:pBdr/>
@@ -28856,9 +28852,9 @@
       </w:tcPr>
     </w:tblStylePr>
   </w:style>
-  <w:style w:type="table" w:styleId="132">
+  <w:style w:type="table" w:styleId="818">
     <w:name w:val="Bordered - Accent 2"/>
-    <w:basedOn w:val="661"/>
+    <w:basedOn w:val="882"/>
     <w:uiPriority w:val="99"/>
     <w:pPr>
       <w:pBdr/>
@@ -29087,9 +29083,9 @@
       </w:tcPr>
     </w:tblStylePr>
   </w:style>
-  <w:style w:type="table" w:styleId="133">
+  <w:style w:type="table" w:styleId="819">
     <w:name w:val="Bordered - Accent 3"/>
-    <w:basedOn w:val="661"/>
+    <w:basedOn w:val="882"/>
     <w:uiPriority w:val="99"/>
     <w:pPr>
       <w:pBdr/>
@@ -29318,9 +29314,9 @@
       </w:tcPr>
     </w:tblStylePr>
   </w:style>
-  <w:style w:type="table" w:styleId="134">
+  <w:style w:type="table" w:styleId="820">
     <w:name w:val="Bordered - Accent 4"/>
-    <w:basedOn w:val="661"/>
+    <w:basedOn w:val="882"/>
     <w:uiPriority w:val="99"/>
     <w:pPr>
       <w:pBdr/>
@@ -29549,9 +29545,9 @@
       </w:tcPr>
     </w:tblStylePr>
   </w:style>
-  <w:style w:type="table" w:styleId="135">
+  <w:style w:type="table" w:styleId="821">
     <w:name w:val="Bordered - Accent 5"/>
-    <w:basedOn w:val="661"/>
+    <w:basedOn w:val="882"/>
     <w:uiPriority w:val="99"/>
     <w:pPr>
       <w:pBdr/>
@@ -29780,9 +29776,9 @@
       </w:tcPr>
     </w:tblStylePr>
   </w:style>
-  <w:style w:type="table" w:styleId="136">
+  <w:style w:type="table" w:styleId="822">
     <w:name w:val="Bordered - Accent 6"/>
-    <w:basedOn w:val="661"/>
+    <w:basedOn w:val="882"/>
     <w:uiPriority w:val="99"/>
     <w:pPr>
       <w:pBdr/>
@@ -30011,11 +30007,11 @@
       </w:tcPr>
     </w:tblStylePr>
   </w:style>
-  <w:style w:type="paragraph" w:styleId="138">
+  <w:style w:type="paragraph" w:styleId="823">
     <w:name w:val="Heading 1"/>
-    <w:basedOn w:val="660"/>
-    <w:next w:val="660"/>
-    <w:link w:val="149"/>
+    <w:basedOn w:val="881"/>
+    <w:next w:val="881"/>
+    <w:link w:val="833"/>
     <w:uiPriority w:val="9"/>
     <w:qFormat/>
     <w:pPr>
@@ -30033,11 +30029,11 @@
       <w:szCs w:val="40"/>
     </w:rPr>
   </w:style>
-  <w:style w:type="paragraph" w:styleId="139">
+  <w:style w:type="paragraph" w:styleId="824">
     <w:name w:val="Heading 2"/>
-    <w:basedOn w:val="660"/>
-    <w:next w:val="660"/>
-    <w:link w:val="150"/>
+    <w:basedOn w:val="881"/>
+    <w:next w:val="881"/>
+    <w:link w:val="834"/>
     <w:uiPriority w:val="9"/>
     <w:unhideWhenUsed/>
     <w:qFormat/>
@@ -30056,11 +30052,11 @@
       <w:szCs w:val="32"/>
     </w:rPr>
   </w:style>
-  <w:style w:type="paragraph" w:styleId="140">
+  <w:style w:type="paragraph" w:styleId="825">
     <w:name w:val="Heading 3"/>
-    <w:basedOn w:val="660"/>
-    <w:next w:val="660"/>
-    <w:link w:val="151"/>
+    <w:basedOn w:val="881"/>
+    <w:next w:val="881"/>
+    <w:link w:val="835"/>
     <w:uiPriority w:val="9"/>
     <w:unhideWhenUsed/>
     <w:qFormat/>
@@ -30079,11 +30075,11 @@
       <w:szCs w:val="28"/>
     </w:rPr>
   </w:style>
-  <w:style w:type="paragraph" w:styleId="141">
+  <w:style w:type="paragraph" w:styleId="826">
     <w:name w:val="Heading 4"/>
-    <w:basedOn w:val="660"/>
-    <w:next w:val="660"/>
-    <w:link w:val="152"/>
+    <w:basedOn w:val="881"/>
+    <w:next w:val="881"/>
+    <w:link w:val="836"/>
     <w:uiPriority w:val="9"/>
     <w:unhideWhenUsed/>
     <w:qFormat/>
@@ -30102,11 +30098,11 @@
       <w:color w:val="0f4761" w:themeColor="accent1" w:themeShade="BF"/>
     </w:rPr>
   </w:style>
-  <w:style w:type="paragraph" w:styleId="142">
+  <w:style w:type="paragraph" w:styleId="827">
     <w:name w:val="Heading 5"/>
-    <w:basedOn w:val="660"/>
-    <w:next w:val="660"/>
-    <w:link w:val="153"/>
+    <w:basedOn w:val="881"/>
+    <w:next w:val="881"/>
+    <w:link w:val="837"/>
     <w:uiPriority w:val="9"/>
     <w:unhideWhenUsed/>
     <w:qFormat/>
@@ -30123,11 +30119,11 @@
       <w:color w:val="0f4761" w:themeColor="accent1" w:themeShade="BF"/>
     </w:rPr>
   </w:style>
-  <w:style w:type="paragraph" w:styleId="143">
+  <w:style w:type="paragraph" w:styleId="828">
     <w:name w:val="Heading 6"/>
-    <w:basedOn w:val="660"/>
-    <w:next w:val="660"/>
-    <w:link w:val="154"/>
+    <w:basedOn w:val="881"/>
+    <w:next w:val="881"/>
+    <w:link w:val="838"/>
     <w:uiPriority w:val="9"/>
     <w:unhideWhenUsed/>
     <w:qFormat/>
@@ -30146,11 +30142,11 @@
       <w:color w:val="595959" w:themeColor="text1" w:themeTint="A6"/>
     </w:rPr>
   </w:style>
-  <w:style w:type="paragraph" w:styleId="144">
+  <w:style w:type="paragraph" w:styleId="829">
     <w:name w:val="Heading 7"/>
-    <w:basedOn w:val="660"/>
-    <w:next w:val="660"/>
-    <w:link w:val="155"/>
+    <w:basedOn w:val="881"/>
+    <w:next w:val="881"/>
+    <w:link w:val="839"/>
     <w:uiPriority w:val="9"/>
     <w:unhideWhenUsed/>
     <w:qFormat/>
@@ -30167,11 +30163,11 @@
       <w:color w:val="595959" w:themeColor="text1" w:themeTint="A6"/>
     </w:rPr>
   </w:style>
-  <w:style w:type="paragraph" w:styleId="145">
+  <w:style w:type="paragraph" w:styleId="830">
     <w:name w:val="Heading 8"/>
-    <w:basedOn w:val="660"/>
-    <w:next w:val="660"/>
-    <w:link w:val="156"/>
+    <w:basedOn w:val="881"/>
+    <w:next w:val="881"/>
+    <w:link w:val="840"/>
     <w:uiPriority w:val="9"/>
     <w:unhideWhenUsed/>
     <w:qFormat/>
@@ -30190,11 +30186,11 @@
       <w:color w:val="272727" w:themeColor="text1" w:themeTint="D8"/>
     </w:rPr>
   </w:style>
-  <w:style w:type="paragraph" w:styleId="146">
+  <w:style w:type="paragraph" w:styleId="831">
     <w:name w:val="Heading 9"/>
-    <w:basedOn w:val="660"/>
-    <w:next w:val="660"/>
-    <w:link w:val="157"/>
+    <w:basedOn w:val="881"/>
+    <w:next w:val="881"/>
+    <w:link w:val="841"/>
     <w:uiPriority w:val="9"/>
     <w:unhideWhenUsed/>
     <w:qFormat/>
@@ -30213,7 +30209,7 @@
       <w:color w:val="272727" w:themeColor="text1" w:themeTint="D8"/>
     </w:rPr>
   </w:style>
-  <w:style w:type="character" w:styleId="147" w:default="1">
+  <w:style w:type="character" w:styleId="832" w:default="1">
     <w:name w:val="Default Paragraph Font"/>
     <w:uiPriority w:val="1"/>
     <w:semiHidden/>
@@ -30224,10 +30220,10 @@
       <w:ind/>
     </w:pPr>
   </w:style>
-  <w:style w:type="character" w:styleId="149">
+  <w:style w:type="character" w:styleId="833">
     <w:name w:val="Heading 1 Char"/>
-    <w:basedOn w:val="147"/>
-    <w:link w:val="138"/>
+    <w:basedOn w:val="832"/>
+    <w:link w:val="823"/>
     <w:uiPriority w:val="9"/>
     <w:pPr>
       <w:pBdr/>
@@ -30241,10 +30237,10 @@
       <w:szCs w:val="40"/>
     </w:rPr>
   </w:style>
-  <w:style w:type="character" w:styleId="150">
+  <w:style w:type="character" w:styleId="834">
     <w:name w:val="Heading 2 Char"/>
-    <w:basedOn w:val="147"/>
-    <w:link w:val="139"/>
+    <w:basedOn w:val="832"/>
+    <w:link w:val="824"/>
     <w:uiPriority w:val="9"/>
     <w:pPr>
       <w:pBdr/>
@@ -30258,10 +30254,10 @@
       <w:szCs w:val="32"/>
     </w:rPr>
   </w:style>
-  <w:style w:type="character" w:styleId="151">
+  <w:style w:type="character" w:styleId="835">
     <w:name w:val="Heading 3 Char"/>
-    <w:basedOn w:val="147"/>
-    <w:link w:val="140"/>
+    <w:basedOn w:val="832"/>
+    <w:link w:val="825"/>
     <w:uiPriority w:val="9"/>
     <w:pPr>
       <w:pBdr/>
@@ -30275,10 +30271,10 @@
       <w:szCs w:val="28"/>
     </w:rPr>
   </w:style>
-  <w:style w:type="character" w:styleId="152">
+  <w:style w:type="character" w:styleId="836">
     <w:name w:val="Heading 4 Char"/>
-    <w:basedOn w:val="147"/>
-    <w:link w:val="141"/>
+    <w:basedOn w:val="832"/>
+    <w:link w:val="826"/>
     <w:uiPriority w:val="9"/>
     <w:pPr>
       <w:pBdr/>
@@ -30292,10 +30288,10 @@
       <w:color w:val="0f4761" w:themeColor="accent1" w:themeShade="BF"/>
     </w:rPr>
   </w:style>
-  <w:style w:type="character" w:styleId="153">
+  <w:style w:type="character" w:styleId="837">
     <w:name w:val="Heading 5 Char"/>
-    <w:basedOn w:val="147"/>
-    <w:link w:val="142"/>
+    <w:basedOn w:val="832"/>
+    <w:link w:val="827"/>
     <w:uiPriority w:val="9"/>
     <w:pPr>
       <w:pBdr/>
@@ -30307,10 +30303,10 @@
       <w:color w:val="0f4761" w:themeColor="accent1" w:themeShade="BF"/>
     </w:rPr>
   </w:style>
-  <w:style w:type="character" w:styleId="154">
+  <w:style w:type="character" w:styleId="838">
     <w:name w:val="Heading 6 Char"/>
-    <w:basedOn w:val="147"/>
-    <w:link w:val="143"/>
+    <w:basedOn w:val="832"/>
+    <w:link w:val="828"/>
     <w:uiPriority w:val="9"/>
     <w:pPr>
       <w:pBdr/>
@@ -30324,10 +30320,10 @@
       <w:color w:val="595959" w:themeColor="text1" w:themeTint="A6"/>
     </w:rPr>
   </w:style>
-  <w:style w:type="character" w:styleId="155">
+  <w:style w:type="character" w:styleId="839">
     <w:name w:val="Heading 7 Char"/>
-    <w:basedOn w:val="147"/>
-    <w:link w:val="144"/>
+    <w:basedOn w:val="832"/>
+    <w:link w:val="829"/>
     <w:uiPriority w:val="9"/>
     <w:pPr>
       <w:pBdr/>
@@ -30339,10 +30335,10 @@
       <w:color w:val="595959" w:themeColor="text1" w:themeTint="A6"/>
     </w:rPr>
   </w:style>
-  <w:style w:type="character" w:styleId="156">
+  <w:style w:type="character" w:styleId="840">
     <w:name w:val="Heading 8 Char"/>
-    <w:basedOn w:val="147"/>
-    <w:link w:val="145"/>
+    <w:basedOn w:val="832"/>
+    <w:link w:val="830"/>
     <w:uiPriority w:val="9"/>
     <w:pPr>
       <w:pBdr/>
@@ -30356,10 +30352,10 @@
       <w:color w:val="272727" w:themeColor="text1" w:themeTint="D8"/>
     </w:rPr>
   </w:style>
-  <w:style w:type="character" w:styleId="157">
+  <w:style w:type="character" w:styleId="841">
     <w:name w:val="Heading 9 Char"/>
-    <w:basedOn w:val="147"/>
-    <w:link w:val="146"/>
+    <w:basedOn w:val="832"/>
+    <w:link w:val="831"/>
     <w:uiPriority w:val="9"/>
     <w:pPr>
       <w:pBdr/>
@@ -30373,11 +30369,11 @@
       <w:color w:val="272727" w:themeColor="text1" w:themeTint="D8"/>
     </w:rPr>
   </w:style>
-  <w:style w:type="paragraph" w:styleId="158">
+  <w:style w:type="paragraph" w:styleId="842">
     <w:name w:val="Title"/>
-    <w:basedOn w:val="660"/>
-    <w:next w:val="660"/>
-    <w:link w:val="159"/>
+    <w:basedOn w:val="881"/>
+    <w:next w:val="881"/>
+    <w:link w:val="843"/>
     <w:uiPriority w:val="10"/>
     <w:qFormat/>
     <w:pPr>
@@ -30393,10 +30389,10 @@
       <w:szCs w:val="56"/>
     </w:rPr>
   </w:style>
-  <w:style w:type="character" w:styleId="159">
+  <w:style w:type="character" w:styleId="843">
     <w:name w:val="Title Char"/>
-    <w:basedOn w:val="147"/>
-    <w:link w:val="158"/>
+    <w:basedOn w:val="832"/>
+    <w:link w:val="842"/>
     <w:uiPriority w:val="10"/>
     <w:pPr>
       <w:pBdr/>
@@ -30410,11 +30406,11 @@
       <w:szCs w:val="56"/>
     </w:rPr>
   </w:style>
-  <w:style w:type="paragraph" w:styleId="160">
+  <w:style w:type="paragraph" w:styleId="844">
     <w:name w:val="Subtitle"/>
-    <w:basedOn w:val="660"/>
-    <w:next w:val="660"/>
-    <w:link w:val="161"/>
+    <w:basedOn w:val="881"/>
+    <w:next w:val="881"/>
+    <w:link w:val="845"/>
     <w:uiPriority w:val="11"/>
     <w:qFormat/>
     <w:pPr>
@@ -30432,10 +30428,10 @@
       <w:szCs w:val="28"/>
     </w:rPr>
   </w:style>
-  <w:style w:type="character" w:styleId="161">
+  <w:style w:type="character" w:styleId="845">
     <w:name w:val="Subtitle Char"/>
-    <w:basedOn w:val="147"/>
-    <w:link w:val="160"/>
+    <w:basedOn w:val="832"/>
+    <w:link w:val="844"/>
     <w:uiPriority w:val="11"/>
     <w:pPr>
       <w:pBdr/>
@@ -30449,11 +30445,11 @@
       <w:szCs w:val="28"/>
     </w:rPr>
   </w:style>
-  <w:style w:type="paragraph" w:styleId="162">
+  <w:style w:type="paragraph" w:styleId="846">
     <w:name w:val="Quote"/>
-    <w:basedOn w:val="660"/>
-    <w:next w:val="660"/>
-    <w:link w:val="163"/>
+    <w:basedOn w:val="881"/>
+    <w:next w:val="881"/>
+    <w:link w:val="847"/>
     <w:uiPriority w:val="29"/>
     <w:qFormat/>
     <w:pPr>
@@ -30468,10 +30464,10 @@
       <w:color w:val="404040" w:themeColor="text1" w:themeTint="BF"/>
     </w:rPr>
   </w:style>
-  <w:style w:type="character" w:styleId="163">
+  <w:style w:type="character" w:styleId="847">
     <w:name w:val="Quote Char"/>
-    <w:basedOn w:val="147"/>
-    <w:link w:val="162"/>
+    <w:basedOn w:val="832"/>
+    <w:link w:val="846"/>
     <w:uiPriority w:val="29"/>
     <w:pPr>
       <w:pBdr/>
@@ -30484,9 +30480,9 @@
       <w:color w:val="404040" w:themeColor="text1" w:themeTint="BF"/>
     </w:rPr>
   </w:style>
-  <w:style w:type="character" w:styleId="165">
+  <w:style w:type="character" w:styleId="848">
     <w:name w:val="Intense Emphasis"/>
-    <w:basedOn w:val="147"/>
+    <w:basedOn w:val="832"/>
     <w:uiPriority w:val="21"/>
     <w:qFormat/>
     <w:pPr>
@@ -30500,11 +30496,11 @@
       <w:color w:val="0f4761" w:themeColor="accent1" w:themeShade="BF"/>
     </w:rPr>
   </w:style>
-  <w:style w:type="paragraph" w:styleId="166">
+  <w:style w:type="paragraph" w:styleId="849">
     <w:name w:val="Intense Quote"/>
-    <w:basedOn w:val="660"/>
-    <w:next w:val="660"/>
-    <w:link w:val="167"/>
+    <w:basedOn w:val="881"/>
+    <w:next w:val="881"/>
+    <w:link w:val="850"/>
     <w:uiPriority w:val="30"/>
     <w:qFormat/>
     <w:pPr>
@@ -30522,10 +30518,10 @@
       <w:color w:val="0f4761" w:themeColor="accent1" w:themeShade="BF"/>
     </w:rPr>
   </w:style>
-  <w:style w:type="character" w:styleId="167">
+  <w:style w:type="character" w:styleId="850">
     <w:name w:val="Intense Quote Char"/>
-    <w:basedOn w:val="147"/>
-    <w:link w:val="166"/>
+    <w:basedOn w:val="832"/>
+    <w:link w:val="849"/>
     <w:uiPriority w:val="30"/>
     <w:pPr>
       <w:pBdr/>
@@ -30538,9 +30534,9 @@
       <w:color w:val="0f4761" w:themeColor="accent1" w:themeShade="BF"/>
     </w:rPr>
   </w:style>
-  <w:style w:type="character" w:styleId="168">
+  <w:style w:type="character" w:styleId="851">
     <w:name w:val="Intense Reference"/>
-    <w:basedOn w:val="147"/>
+    <w:basedOn w:val="832"/>
     <w:uiPriority w:val="32"/>
     <w:qFormat/>
     <w:pPr>
@@ -30556,9 +30552,9 @@
       <w:spacing w:val="5"/>
     </w:rPr>
   </w:style>
-  <w:style w:type="character" w:styleId="170">
+  <w:style w:type="character" w:styleId="852">
     <w:name w:val="Subtle Emphasis"/>
-    <w:basedOn w:val="147"/>
+    <w:basedOn w:val="832"/>
     <w:uiPriority w:val="19"/>
     <w:qFormat/>
     <w:pPr>
@@ -30572,9 +30568,9 @@
       <w:color w:val="404040" w:themeColor="text1" w:themeTint="BF"/>
     </w:rPr>
   </w:style>
-  <w:style w:type="character" w:styleId="171">
+  <w:style w:type="character" w:styleId="853">
     <w:name w:val="Emphasis"/>
-    <w:basedOn w:val="147"/>
+    <w:basedOn w:val="832"/>
     <w:uiPriority w:val="20"/>
     <w:qFormat/>
     <w:pPr>
@@ -30587,9 +30583,9 @@
       <w:iCs/>
     </w:rPr>
   </w:style>
-  <w:style w:type="character" w:styleId="172">
+  <w:style w:type="character" w:styleId="854">
     <w:name w:val="Strong"/>
-    <w:basedOn w:val="147"/>
+    <w:basedOn w:val="832"/>
     <w:uiPriority w:val="22"/>
     <w:qFormat/>
     <w:pPr>
@@ -30602,9 +30598,9 @@
       <w:bCs/>
     </w:rPr>
   </w:style>
-  <w:style w:type="character" w:styleId="173">
+  <w:style w:type="character" w:styleId="855">
     <w:name w:val="Subtle Reference"/>
-    <w:basedOn w:val="147"/>
+    <w:basedOn w:val="832"/>
     <w:uiPriority w:val="31"/>
     <w:qFormat/>
     <w:pPr>
@@ -30617,9 +30613,9 @@
       <w:color w:val="5a5a5a" w:themeColor="text1" w:themeTint="A5"/>
     </w:rPr>
   </w:style>
-  <w:style w:type="character" w:styleId="174">
+  <w:style w:type="character" w:styleId="856">
     <w:name w:val="Book Title"/>
-    <w:basedOn w:val="147"/>
+    <w:basedOn w:val="832"/>
     <w:uiPriority w:val="33"/>
     <w:qFormat/>
     <w:pPr>
@@ -30635,10 +30631,10 @@
       <w:spacing w:val="5"/>
     </w:rPr>
   </w:style>
-  <w:style w:type="paragraph" w:styleId="175">
+  <w:style w:type="paragraph" w:styleId="857">
     <w:name w:val="Header"/>
-    <w:basedOn w:val="660"/>
-    <w:link w:val="176"/>
+    <w:basedOn w:val="881"/>
+    <w:link w:val="858"/>
     <w:uiPriority w:val="99"/>
     <w:unhideWhenUsed/>
     <w:pPr>
@@ -30651,10 +30647,10 @@
       <w:ind/>
     </w:pPr>
   </w:style>
-  <w:style w:type="character" w:styleId="176">
+  <w:style w:type="character" w:styleId="858">
     <w:name w:val="Header Char"/>
-    <w:basedOn w:val="147"/>
-    <w:link w:val="175"/>
+    <w:basedOn w:val="832"/>
+    <w:link w:val="857"/>
     <w:uiPriority w:val="99"/>
     <w:pPr>
       <w:pBdr/>
@@ -30662,10 +30658,10 @@
       <w:ind/>
     </w:pPr>
   </w:style>
-  <w:style w:type="paragraph" w:styleId="177">
+  <w:style w:type="paragraph" w:styleId="859">
     <w:name w:val="Footer"/>
-    <w:basedOn w:val="660"/>
-    <w:link w:val="178"/>
+    <w:basedOn w:val="881"/>
+    <w:link w:val="860"/>
     <w:uiPriority w:val="99"/>
     <w:unhideWhenUsed/>
     <w:pPr>
@@ -30678,10 +30674,10 @@
       <w:ind/>
     </w:pPr>
   </w:style>
-  <w:style w:type="character" w:styleId="178">
+  <w:style w:type="character" w:styleId="860">
     <w:name w:val="Footer Char"/>
-    <w:basedOn w:val="147"/>
-    <w:link w:val="177"/>
+    <w:basedOn w:val="832"/>
+    <w:link w:val="859"/>
     <w:uiPriority w:val="99"/>
     <w:pPr>
       <w:pBdr/>
@@ -30689,10 +30685,10 @@
       <w:ind/>
     </w:pPr>
   </w:style>
-  <w:style w:type="paragraph" w:styleId="179">
+  <w:style w:type="paragraph" w:styleId="861">
     <w:name w:val="Caption"/>
-    <w:basedOn w:val="660"/>
-    <w:next w:val="660"/>
+    <w:basedOn w:val="881"/>
+    <w:next w:val="881"/>
     <w:uiPriority w:val="35"/>
     <w:unhideWhenUsed/>
     <w:qFormat/>
@@ -30709,10 +30705,10 @@
       <w:szCs w:val="18"/>
     </w:rPr>
   </w:style>
-  <w:style w:type="paragraph" w:styleId="180">
+  <w:style w:type="paragraph" w:styleId="862">
     <w:name w:val="footnote text"/>
-    <w:basedOn w:val="660"/>
-    <w:link w:val="181"/>
+    <w:basedOn w:val="881"/>
+    <w:link w:val="863"/>
     <w:uiPriority w:val="99"/>
     <w:semiHidden/>
     <w:unhideWhenUsed/>
@@ -30726,10 +30722,10 @@
       <w:szCs w:val="20"/>
     </w:rPr>
   </w:style>
-  <w:style w:type="character" w:styleId="181">
+  <w:style w:type="character" w:styleId="863">
     <w:name w:val="Footnote Text Char"/>
-    <w:basedOn w:val="147"/>
-    <w:link w:val="180"/>
+    <w:basedOn w:val="832"/>
+    <w:link w:val="862"/>
     <w:uiPriority w:val="99"/>
     <w:semiHidden/>
     <w:pPr>
@@ -30742,9 +30738,9 @@
       <w:szCs w:val="20"/>
     </w:rPr>
   </w:style>
-  <w:style w:type="character" w:styleId="182">
+  <w:style w:type="character" w:styleId="864">
     <w:name w:val="footnote reference"/>
-    <w:basedOn w:val="147"/>
+    <w:basedOn w:val="832"/>
     <w:uiPriority w:val="99"/>
     <w:semiHidden/>
     <w:unhideWhenUsed/>
@@ -30757,10 +30753,10 @@
       <w:vertAlign w:val="superscript"/>
     </w:rPr>
   </w:style>
-  <w:style w:type="paragraph" w:styleId="183">
+  <w:style w:type="paragraph" w:styleId="865">
     <w:name w:val="endnote text"/>
-    <w:basedOn w:val="660"/>
-    <w:link w:val="184"/>
+    <w:basedOn w:val="881"/>
+    <w:link w:val="866"/>
     <w:uiPriority w:val="99"/>
     <w:semiHidden/>
     <w:unhideWhenUsed/>
@@ -30774,10 +30770,10 @@
       <w:szCs w:val="20"/>
     </w:rPr>
   </w:style>
-  <w:style w:type="character" w:styleId="184">
+  <w:style w:type="character" w:styleId="866">
     <w:name w:val="Endnote Text Char"/>
-    <w:basedOn w:val="147"/>
-    <w:link w:val="183"/>
+    <w:basedOn w:val="832"/>
+    <w:link w:val="865"/>
     <w:uiPriority w:val="99"/>
     <w:semiHidden/>
     <w:pPr>
@@ -30790,9 +30786,9 @@
       <w:szCs w:val="20"/>
     </w:rPr>
   </w:style>
-  <w:style w:type="character" w:styleId="185">
+  <w:style w:type="character" w:styleId="867">
     <w:name w:val="endnote reference"/>
-    <w:basedOn w:val="147"/>
+    <w:basedOn w:val="832"/>
     <w:uiPriority w:val="99"/>
     <w:semiHidden/>
     <w:unhideWhenUsed/>
@@ -30805,9 +30801,9 @@
       <w:vertAlign w:val="superscript"/>
     </w:rPr>
   </w:style>
-  <w:style w:type="character" w:styleId="186">
+  <w:style w:type="character" w:styleId="868">
     <w:name w:val="Hyperlink"/>
-    <w:basedOn w:val="147"/>
+    <w:basedOn w:val="832"/>
     <w:uiPriority w:val="99"/>
     <w:unhideWhenUsed/>
     <w:pPr>
@@ -30820,9 +30816,9 @@
       <w:u w:val="single"/>
     </w:rPr>
   </w:style>
-  <w:style w:type="character" w:styleId="187">
+  <w:style w:type="character" w:styleId="869">
     <w:name w:val="FollowedHyperlink"/>
-    <w:basedOn w:val="147"/>
+    <w:basedOn w:val="832"/>
     <w:uiPriority w:val="99"/>
     <w:semiHidden/>
     <w:unhideWhenUsed/>
@@ -30836,10 +30832,10 @@
       <w:u w:val="single"/>
     </w:rPr>
   </w:style>
-  <w:style w:type="paragraph" w:styleId="188">
+  <w:style w:type="paragraph" w:styleId="870">
     <w:name w:val="toc 1"/>
-    <w:basedOn w:val="660"/>
-    <w:next w:val="660"/>
+    <w:basedOn w:val="881"/>
+    <w:next w:val="881"/>
     <w:uiPriority w:val="39"/>
     <w:unhideWhenUsed/>
     <w:pPr>
@@ -30848,10 +30844,10 @@
       <w:ind/>
     </w:pPr>
   </w:style>
-  <w:style w:type="paragraph" w:styleId="189">
+  <w:style w:type="paragraph" w:styleId="871">
     <w:name w:val="toc 2"/>
-    <w:basedOn w:val="660"/>
-    <w:next w:val="660"/>
+    <w:basedOn w:val="881"/>
+    <w:next w:val="881"/>
     <w:uiPriority w:val="39"/>
     <w:unhideWhenUsed/>
     <w:pPr>
@@ -30860,10 +30856,10 @@
       <w:ind w:left="220"/>
     </w:pPr>
   </w:style>
-  <w:style w:type="paragraph" w:styleId="190">
+  <w:style w:type="paragraph" w:styleId="872">
     <w:name w:val="toc 3"/>
-    <w:basedOn w:val="660"/>
-    <w:next w:val="660"/>
+    <w:basedOn w:val="881"/>
+    <w:next w:val="881"/>
     <w:uiPriority w:val="39"/>
     <w:unhideWhenUsed/>
     <w:pPr>
@@ -30872,10 +30868,10 @@
       <w:ind w:left="440"/>
     </w:pPr>
   </w:style>
-  <w:style w:type="paragraph" w:styleId="191">
+  <w:style w:type="paragraph" w:styleId="873">
     <w:name w:val="toc 4"/>
-    <w:basedOn w:val="660"/>
-    <w:next w:val="660"/>
+    <w:basedOn w:val="881"/>
+    <w:next w:val="881"/>
     <w:uiPriority w:val="39"/>
     <w:unhideWhenUsed/>
     <w:pPr>
@@ -30884,10 +30880,10 @@
       <w:ind w:left="660"/>
     </w:pPr>
   </w:style>
-  <w:style w:type="paragraph" w:styleId="192">
+  <w:style w:type="paragraph" w:styleId="874">
     <w:name w:val="toc 5"/>
-    <w:basedOn w:val="660"/>
-    <w:next w:val="660"/>
+    <w:basedOn w:val="881"/>
+    <w:next w:val="881"/>
     <w:uiPriority w:val="39"/>
     <w:unhideWhenUsed/>
     <w:pPr>
@@ -30896,10 +30892,10 @@
       <w:ind w:left="880"/>
     </w:pPr>
   </w:style>
-  <w:style w:type="paragraph" w:styleId="193">
+  <w:style w:type="paragraph" w:styleId="875">
     <w:name w:val="toc 6"/>
-    <w:basedOn w:val="660"/>
-    <w:next w:val="660"/>
+    <w:basedOn w:val="881"/>
+    <w:next w:val="881"/>
     <w:uiPriority w:val="39"/>
     <w:unhideWhenUsed/>
     <w:pPr>
@@ -30908,10 +30904,10 @@
       <w:ind w:left="1100"/>
     </w:pPr>
   </w:style>
-  <w:style w:type="paragraph" w:styleId="194">
+  <w:style w:type="paragraph" w:styleId="876">
     <w:name w:val="toc 7"/>
-    <w:basedOn w:val="660"/>
-    <w:next w:val="660"/>
+    <w:basedOn w:val="881"/>
+    <w:next w:val="881"/>
     <w:uiPriority w:val="39"/>
     <w:unhideWhenUsed/>
     <w:pPr>
@@ -30920,10 +30916,10 @@
       <w:ind w:left="1320"/>
     </w:pPr>
   </w:style>
-  <w:style w:type="paragraph" w:styleId="195">
+  <w:style w:type="paragraph" w:styleId="877">
     <w:name w:val="toc 8"/>
-    <w:basedOn w:val="660"/>
-    <w:next w:val="660"/>
+    <w:basedOn w:val="881"/>
+    <w:next w:val="881"/>
     <w:uiPriority w:val="39"/>
     <w:unhideWhenUsed/>
     <w:pPr>
@@ -30932,10 +30928,10 @@
       <w:ind w:left="1540"/>
     </w:pPr>
   </w:style>
-  <w:style w:type="paragraph" w:styleId="196">
+  <w:style w:type="paragraph" w:styleId="878">
     <w:name w:val="toc 9"/>
-    <w:basedOn w:val="660"/>
-    <w:next w:val="660"/>
+    <w:basedOn w:val="881"/>
+    <w:next w:val="881"/>
     <w:uiPriority w:val="39"/>
     <w:unhideWhenUsed/>
     <w:pPr>
@@ -30944,7 +30940,7 @@
       <w:ind w:left="1760"/>
     </w:pPr>
   </w:style>
-  <w:style w:type="paragraph" w:styleId="206">
+  <w:style w:type="paragraph" w:styleId="879">
     <w:name w:val="TOC Heading"/>
     <w:uiPriority w:val="39"/>
     <w:unhideWhenUsed/>
@@ -30954,10 +30950,10 @@
       <w:ind/>
     </w:pPr>
   </w:style>
-  <w:style w:type="paragraph" w:styleId="207">
+  <w:style w:type="paragraph" w:styleId="880">
     <w:name w:val="table of figures"/>
-    <w:basedOn w:val="660"/>
-    <w:next w:val="660"/>
+    <w:basedOn w:val="881"/>
+    <w:next w:val="881"/>
     <w:uiPriority w:val="99"/>
     <w:unhideWhenUsed/>
     <w:pPr>
@@ -30966,7 +30962,7 @@
       <w:ind/>
     </w:pPr>
   </w:style>
-  <w:style w:type="paragraph" w:styleId="660" w:default="1">
+  <w:style w:type="paragraph" w:styleId="881" w:default="1">
     <w:name w:val="Normal"/>
     <w:qFormat/>
     <w:pPr>
@@ -30975,7 +30971,7 @@
       <w:ind/>
     </w:pPr>
   </w:style>
-  <w:style w:type="table" w:styleId="661" w:default="1">
+  <w:style w:type="table" w:styleId="882" w:default="1">
     <w:name w:val="Normal Table"/>
     <w:uiPriority w:val="99"/>
     <w:semiHidden/>
@@ -31168,7 +31164,7 @@
       </w:tcPr>
     </w:tblStylePr>
   </w:style>
-  <w:style w:type="numbering" w:styleId="662" w:default="1">
+  <w:style w:type="numbering" w:styleId="883" w:default="1">
     <w:name w:val="No List"/>
     <w:uiPriority w:val="99"/>
     <w:semiHidden/>
@@ -31179,9 +31175,9 @@
       <w:ind/>
     </w:pPr>
   </w:style>
-  <w:style w:type="paragraph" w:styleId="663">
+  <w:style w:type="paragraph" w:styleId="884">
     <w:name w:val="No Spacing"/>
-    <w:basedOn w:val="660"/>
+    <w:basedOn w:val="881"/>
     <w:uiPriority w:val="1"/>
     <w:qFormat/>
     <w:pPr>
@@ -31190,9 +31186,9 @@
       <w:ind/>
     </w:pPr>
   </w:style>
-  <w:style w:type="paragraph" w:styleId="664">
+  <w:style w:type="paragraph" w:styleId="885">
     <w:name w:val="List Paragraph"/>
-    <w:basedOn w:val="660"/>
+    <w:basedOn w:val="881"/>
     <w:uiPriority w:val="34"/>
     <w:qFormat/>
     <w:pPr>

--- a/Testing.docx
+++ b/Testing.docx
@@ -2,30 +2,54 @@
 <file path=word/document.xml><?xml version="1.0" encoding="utf-8"?>
 <w:document xmlns:wpc="http://schemas.microsoft.com/office/word/2010/wordprocessingCanvas" xmlns:mc="http://schemas.openxmlformats.org/markup-compatibility/2006" xmlns:o="urn:schemas-microsoft-com:office:office" xmlns:r="http://schemas.openxmlformats.org/officeDocument/2006/relationships" xmlns:m="http://schemas.openxmlformats.org/officeDocument/2006/math" xmlns:v="urn:schemas-microsoft-com:vml" xmlns:wp="http://schemas.openxmlformats.org/drawingml/2006/wordprocessingDrawing" xmlns:w="http://schemas.openxmlformats.org/wordprocessingml/2006/main" xmlns:wpg="http://schemas.microsoft.com/office/word/2010/wordprocessingGroup" xmlns:wpi="http://schemas.microsoft.com/office/word/2010/wordprocessingInk" xmlns:a="http://schemas.openxmlformats.org/drawingml/2006/main" xmlns:wne="http://schemas.microsoft.com/office/word/2006/wordml" xmlns:wps="http://schemas.microsoft.com/office/word/2010/wordprocessingShape" xmlns:w10="urn:schemas-microsoft-com:office:word" xmlns:wp14="http://schemas.microsoft.com/office/word/2010/wordprocessingDrawing" xmlns:w14="http://schemas.microsoft.com/office/word/2010/wordml" xmlns:w15="http://schemas.microsoft.com/office/word/2012/wordml" xmlns:w16cex="http://schemas.microsoft.com/office/word/2018/wordml/cex" xmlns:w16cid="http://schemas.microsoft.com/office/word/2016/wordml/cid" xmlns:w16="http://schemas.microsoft.com/office/word/2018/wordml" xmlns:w16sdtdh="http://schemas.microsoft.com/office/word/2020/wordml/sdtdatahash" xmlns:w16se="http://schemas.microsoft.com/office/word/2015/wordml/symex" mc:Ignorable="w14 w15 w16se w16cid w16 w16cex w16sdtdh wp14">
   <w:body>
+    <w:p>
+      <w:pPr>
+        <w:pBdr/>
+        <w:spacing/>
+        <w:ind/>
+        <w:rPr/>
+      </w:pPr>
+      <w:r>
+        <w:t xml:space="preserve">Objectives 1aii and 5 will require separate files, the functions in these files should be tested independently of the main program to ensure that they work.</w:t>
+      </w:r>
+      <w:r/>
+    </w:p>
+    <w:p>
+      <w:pPr>
+        <w:pBdr/>
+        <w:spacing/>
+        <w:ind/>
+        <w:rPr/>
+      </w:pPr>
+      <w:r/>
+    </w:p>
     <w:tbl>
       <w:tblPr>
         <w:tblStyle w:val="697"/>
         <w:tblW w:w="0" w:type="auto"/>
+        <w:tblInd w:w="-1418" w:type="dxa"/>
         <w:tblBorders/>
         <w:tblLayout w:type="fixed"/>
         <w:tblLook w:val="04A0" w:firstRow="1" w:lastRow="0" w:firstColumn="1" w:lastColumn="0" w:noHBand="0" w:noVBand="1"/>
       </w:tblPr>
       <w:tblGrid>
-        <w:gridCol w:w="1033"/>
-        <w:gridCol w:w="1376"/>
+        <w:gridCol w:w="992"/>
+        <w:gridCol w:w="1134"/>
         <w:gridCol w:w="1559"/>
-        <w:gridCol w:w="850"/>
         <w:gridCol w:w="1276"/>
-        <w:gridCol w:w="992"/>
+        <w:gridCol w:w="1984"/>
+        <w:gridCol w:w="1843"/>
         <w:gridCol w:w="1559"/>
-        <w:gridCol w:w="1417"/>
+        <w:gridCol w:w="1133"/>
       </w:tblGrid>
       <w:tr>
-        <w:trPr/>
+        <w:trPr>
+          <w:trHeight w:val="567"/>
+        </w:trPr>
         <w:tc>
           <w:tcPr>
             <w:tcBorders/>
-            <w:tcW w:w="1033" w:type="dxa"/>
+            <w:tcW w:w="992" w:type="dxa"/>
             <w:textDirection w:val="lrTb"/>
             <w:noWrap w:val="false"/>
           </w:tcPr>
@@ -45,7 +69,7 @@
         <w:tc>
           <w:tcPr>
             <w:tcBorders/>
-            <w:tcW w:w="1376" w:type="dxa"/>
+            <w:tcW w:w="1134" w:type="dxa"/>
             <w:textDirection w:val="lrTb"/>
             <w:noWrap w:val="false"/>
           </w:tcPr>
@@ -85,7 +109,7 @@
         <w:tc>
           <w:tcPr>
             <w:tcBorders/>
-            <w:tcW w:w="850" w:type="dxa"/>
+            <w:tcW w:w="1276" w:type="dxa"/>
             <w:textDirection w:val="lrTb"/>
             <w:noWrap w:val="false"/>
           </w:tcPr>
@@ -105,7 +129,7 @@
         <w:tc>
           <w:tcPr>
             <w:tcBorders/>
-            <w:tcW w:w="1276" w:type="dxa"/>
+            <w:tcW w:w="1984" w:type="dxa"/>
             <w:textDirection w:val="lrTb"/>
             <w:noWrap w:val="false"/>
           </w:tcPr>
@@ -125,7 +149,7 @@
         <w:tc>
           <w:tcPr>
             <w:tcBorders/>
-            <w:tcW w:w="992" w:type="dxa"/>
+            <w:tcW w:w="1843" w:type="dxa"/>
             <w:textDirection w:val="lrTb"/>
             <w:noWrap w:val="false"/>
           </w:tcPr>
@@ -165,7 +189,7 @@
         <w:tc>
           <w:tcPr>
             <w:tcBorders/>
-            <w:tcW w:w="1417" w:type="dxa"/>
+            <w:tcW w:w="1133" w:type="dxa"/>
             <w:textDirection w:val="lrTb"/>
             <w:noWrap w:val="false"/>
           </w:tcPr>
@@ -188,7 +212,7 @@
         <w:tc>
           <w:tcPr>
             <w:tcBorders/>
-            <w:tcW w:w="1033" w:type="dxa"/>
+            <w:tcW w:w="992" w:type="dxa"/>
             <w:textDirection w:val="lrTb"/>
             <w:noWrap w:val="false"/>
           </w:tcPr>
@@ -199,14 +223,96 @@
               <w:ind/>
               <w:rPr/>
             </w:pPr>
-            <w:r/>
+            <w:r>
+              <w:t xml:space="preserve">01</w:t>
+            </w:r>
             <w:r/>
           </w:p>
         </w:tc>
         <w:tc>
           <w:tcPr>
             <w:tcBorders/>
-            <w:tcW w:w="1376" w:type="dxa"/>
+            <w:tcW w:w="1134" w:type="dxa"/>
+            <w:textDirection w:val="lrTb"/>
+            <w:noWrap w:val="false"/>
+          </w:tcPr>
+          <w:p>
+            <w:pPr>
+              <w:pBdr/>
+              <w:spacing/>
+              <w:ind/>
+              <w:rPr/>
+            </w:pPr>
+            <w:r>
+              <w:t xml:space="preserve">2a - a start screen that displays keybinds</w:t>
+            </w:r>
+            <w:r/>
+          </w:p>
+        </w:tc>
+        <w:tc>
+          <w:tcPr>
+            <w:tcBorders/>
+            <w:tcW w:w="1559" w:type="dxa"/>
+            <w:textDirection w:val="lrTb"/>
+            <w:noWrap w:val="false"/>
+          </w:tcPr>
+          <w:p>
+            <w:pPr>
+              <w:pBdr/>
+              <w:spacing/>
+              <w:ind/>
+              <w:rPr/>
+            </w:pPr>
+            <w:r>
+              <w:t xml:space="preserve">Check the start screen is displayed correctly</w:t>
+            </w:r>
+            <w:r/>
+          </w:p>
+        </w:tc>
+        <w:tc>
+          <w:tcPr>
+            <w:tcBorders/>
+            <w:tcW w:w="1276" w:type="dxa"/>
+            <w:textDirection w:val="lrTb"/>
+            <w:noWrap w:val="false"/>
+          </w:tcPr>
+          <w:p>
+            <w:pPr>
+              <w:pBdr/>
+              <w:spacing/>
+              <w:ind/>
+              <w:rPr/>
+            </w:pPr>
+            <w:r>
+              <w:t xml:space="preserve">N/A</w:t>
+            </w:r>
+            <w:r/>
+          </w:p>
+        </w:tc>
+        <w:tc>
+          <w:tcPr>
+            <w:tcBorders/>
+            <w:tcW w:w="1984" w:type="dxa"/>
+            <w:textDirection w:val="lrTb"/>
+            <w:noWrap w:val="false"/>
+          </w:tcPr>
+          <w:p>
+            <w:pPr>
+              <w:pBdr/>
+              <w:spacing/>
+              <w:ind/>
+              <w:rPr/>
+            </w:pPr>
+            <w:r>
+              <w:t xml:space="preserve">A start screen displaying keybinds and telling the user to press “Enter” to start the program will appear.</w:t>
+            </w:r>
+            <w:r/>
+          </w:p>
+        </w:tc>
+        <w:tc>
+          <w:tcPr>
+            <w:tcBorders/>
+            <w:tcW w:w="1843" w:type="dxa"/>
             <w:textDirection w:val="lrTb"/>
             <w:noWrap w:val="false"/>
           </w:tcPr>
@@ -242,7 +348,234 @@
         <w:tc>
           <w:tcPr>
             <w:tcBorders/>
-            <w:tcW w:w="850" w:type="dxa"/>
+            <w:tcW w:w="1133" w:type="dxa"/>
+            <w:textDirection w:val="lrTb"/>
+            <w:noWrap w:val="false"/>
+          </w:tcPr>
+          <w:p>
+            <w:pPr>
+              <w:pBdr/>
+              <w:spacing/>
+              <w:ind/>
+              <w:rPr/>
+            </w:pPr>
+            <w:r/>
+            <w:r/>
+          </w:p>
+        </w:tc>
+      </w:tr>
+      <w:tr>
+        <w:trPr/>
+        <w:tc>
+          <w:tcPr>
+            <w:tcBorders/>
+            <w:tcW w:w="992" w:type="dxa"/>
+            <w:vMerge w:val="restart"/>
+            <w:textDirection w:val="lrTb"/>
+            <w:noWrap w:val="false"/>
+          </w:tcPr>
+          <w:p>
+            <w:pPr>
+              <w:pBdr/>
+              <w:spacing/>
+              <w:ind/>
+              <w:rPr/>
+            </w:pPr>
+            <w:r>
+              <w:t xml:space="preserve">02</w:t>
+            </w:r>
+            <w:r/>
+          </w:p>
+        </w:tc>
+        <w:tc>
+          <w:tcPr>
+            <w:tcBorders/>
+            <w:tcW w:w="1134" w:type="dxa"/>
+            <w:vMerge w:val="restart"/>
+            <w:textDirection w:val="lrTb"/>
+            <w:noWrap w:val="false"/>
+          </w:tcPr>
+          <w:p>
+            <w:pPr>
+              <w:pBdr/>
+              <w:spacing/>
+              <w:ind/>
+              <w:rPr/>
+            </w:pPr>
+            <w:r>
+              <w:t xml:space="preserve">3 – display the solar system</w:t>
+            </w:r>
+            <w:r/>
+          </w:p>
+        </w:tc>
+        <w:tc>
+          <w:tcPr>
+            <w:tcBorders/>
+            <w:tcW w:w="1559" w:type="dxa"/>
+            <w:vMerge w:val="restart"/>
+            <w:textDirection w:val="lrTb"/>
+            <w:noWrap w:val="false"/>
+          </w:tcPr>
+          <w:p>
+            <w:pPr>
+              <w:pBdr/>
+              <w:spacing/>
+              <w:ind/>
+              <w:rPr/>
+            </w:pPr>
+            <w:r>
+              <w:t xml:space="preserve">Check the user can start the simulation</w:t>
+            </w:r>
+            <w:r/>
+          </w:p>
+        </w:tc>
+        <w:tc>
+          <w:tcPr>
+            <w:tcBorders/>
+            <w:tcW w:w="1276" w:type="dxa"/>
+            <w:vMerge w:val="restart"/>
+            <w:textDirection w:val="lrTb"/>
+            <w:noWrap w:val="false"/>
+          </w:tcPr>
+          <w:p>
+            <w:pPr>
+              <w:pBdr/>
+              <w:spacing/>
+              <w:ind/>
+              <w:rPr/>
+            </w:pPr>
+            <w:r>
+              <w:t xml:space="preserve">“Enter” key</w:t>
+            </w:r>
+            <w:r/>
+          </w:p>
+        </w:tc>
+        <w:tc>
+          <w:tcPr>
+            <w:tcBorders/>
+            <w:tcW w:w="1984" w:type="dxa"/>
+            <w:vMerge w:val="restart"/>
+            <w:textDirection w:val="lrTb"/>
+            <w:noWrap w:val="false"/>
+          </w:tcPr>
+          <w:p>
+            <w:pPr>
+              <w:pBdr/>
+              <w:spacing/>
+              <w:ind/>
+              <w:rPr/>
+            </w:pPr>
+            <w:r>
+              <w:t xml:space="preserve">Upon pressing enter the program should hide the start screen and display the solar system</w:t>
+            </w:r>
+            <w:r/>
+          </w:p>
+        </w:tc>
+        <w:tc>
+          <w:tcPr>
+            <w:tcBorders/>
+            <w:tcW w:w="1843" w:type="dxa"/>
+            <w:vMerge w:val="restart"/>
+            <w:textDirection w:val="lrTb"/>
+            <w:noWrap w:val="false"/>
+          </w:tcPr>
+          <w:p>
+            <w:pPr>
+              <w:pBdr/>
+              <w:spacing/>
+              <w:ind/>
+              <w:rPr/>
+            </w:pPr>
+            <w:r/>
+            <w:r/>
+          </w:p>
+        </w:tc>
+        <w:tc>
+          <w:tcPr>
+            <w:tcBorders/>
+            <w:tcW w:w="1559" w:type="dxa"/>
+            <w:vMerge w:val="restart"/>
+            <w:textDirection w:val="lrTb"/>
+            <w:noWrap w:val="false"/>
+          </w:tcPr>
+          <w:p>
+            <w:pPr>
+              <w:pBdr/>
+              <w:spacing/>
+              <w:ind/>
+              <w:rPr/>
+            </w:pPr>
+            <w:r/>
+            <w:r/>
+          </w:p>
+        </w:tc>
+        <w:tc>
+          <w:tcPr>
+            <w:tcBorders/>
+            <w:tcW w:w="1133" w:type="dxa"/>
+            <w:vMerge w:val="restart"/>
+            <w:textDirection w:val="lrTb"/>
+            <w:noWrap w:val="false"/>
+          </w:tcPr>
+          <w:p>
+            <w:pPr>
+              <w:pBdr/>
+              <w:spacing/>
+              <w:ind/>
+              <w:rPr/>
+            </w:pPr>
+            <w:r/>
+            <w:r/>
+          </w:p>
+        </w:tc>
+      </w:tr>
+      <w:tr>
+        <w:trPr/>
+        <w:tc>
+          <w:tcPr>
+            <w:tcBorders/>
+            <w:tcW w:w="992" w:type="dxa"/>
+            <w:vMerge w:val="restart"/>
+            <w:textDirection w:val="lrTb"/>
+            <w:noWrap w:val="false"/>
+          </w:tcPr>
+          <w:p>
+            <w:pPr>
+              <w:pBdr/>
+              <w:spacing/>
+              <w:ind/>
+              <w:rPr/>
+            </w:pPr>
+            <w:r>
+              <w:t xml:space="preserve">03</w:t>
+            </w:r>
+            <w:r/>
+          </w:p>
+        </w:tc>
+        <w:tc>
+          <w:tcPr>
+            <w:tcBorders/>
+            <w:tcW w:w="1134" w:type="dxa"/>
+            <w:vMerge w:val="restart"/>
+            <w:textDirection w:val="lrTb"/>
+            <w:noWrap w:val="false"/>
+          </w:tcPr>
+          <w:p>
+            <w:pPr>
+              <w:pBdr/>
+              <w:spacing/>
+              <w:ind/>
+              <w:rPr/>
+            </w:pPr>
+            <w:r/>
+            <w:r/>
+          </w:p>
+        </w:tc>
+        <w:tc>
+          <w:tcPr>
+            <w:tcBorders/>
+            <w:tcW w:w="1559" w:type="dxa"/>
+            <w:vMerge w:val="restart"/>
             <w:textDirection w:val="lrTb"/>
             <w:noWrap w:val="false"/>
           </w:tcPr>
@@ -261,6 +594,7 @@
           <w:tcPr>
             <w:tcBorders/>
             <w:tcW w:w="1276" w:type="dxa"/>
+            <w:vMerge w:val="restart"/>
             <w:textDirection w:val="lrTb"/>
             <w:noWrap w:val="false"/>
           </w:tcPr>
@@ -278,7 +612,27 @@
         <w:tc>
           <w:tcPr>
             <w:tcBorders/>
-            <w:tcW w:w="992" w:type="dxa"/>
+            <w:tcW w:w="1984" w:type="dxa"/>
+            <w:vMerge w:val="restart"/>
+            <w:textDirection w:val="lrTb"/>
+            <w:noWrap w:val="false"/>
+          </w:tcPr>
+          <w:p>
+            <w:pPr>
+              <w:pBdr/>
+              <w:spacing/>
+              <w:ind/>
+              <w:rPr/>
+            </w:pPr>
+            <w:r/>
+            <w:r/>
+          </w:p>
+        </w:tc>
+        <w:tc>
+          <w:tcPr>
+            <w:tcBorders/>
+            <w:tcW w:w="1843" w:type="dxa"/>
+            <w:vMerge w:val="restart"/>
             <w:textDirection w:val="lrTb"/>
             <w:noWrap w:val="false"/>
           </w:tcPr>
@@ -297,6 +651,7 @@
           <w:tcPr>
             <w:tcBorders/>
             <w:tcW w:w="1559" w:type="dxa"/>
+            <w:vMerge w:val="restart"/>
             <w:textDirection w:val="lrTb"/>
             <w:noWrap w:val="false"/>
           </w:tcPr>
@@ -314,7 +669,2798 @@
         <w:tc>
           <w:tcPr>
             <w:tcBorders/>
-            <w:tcW w:w="1417" w:type="dxa"/>
+            <w:tcW w:w="1133" w:type="dxa"/>
+            <w:vMerge w:val="restart"/>
+            <w:textDirection w:val="lrTb"/>
+            <w:noWrap w:val="false"/>
+          </w:tcPr>
+          <w:p>
+            <w:pPr>
+              <w:pBdr/>
+              <w:spacing/>
+              <w:ind/>
+              <w:rPr/>
+            </w:pPr>
+            <w:r/>
+            <w:r/>
+          </w:p>
+        </w:tc>
+      </w:tr>
+      <w:tr>
+        <w:trPr/>
+        <w:tc>
+          <w:tcPr>
+            <w:tcBorders/>
+            <w:tcW w:w="992" w:type="dxa"/>
+            <w:vMerge w:val="restart"/>
+            <w:textDirection w:val="lrTb"/>
+            <w:noWrap w:val="false"/>
+          </w:tcPr>
+          <w:p>
+            <w:pPr>
+              <w:pBdr/>
+              <w:spacing/>
+              <w:ind/>
+              <w:rPr/>
+            </w:pPr>
+            <w:r/>
+            <w:r/>
+          </w:p>
+        </w:tc>
+        <w:tc>
+          <w:tcPr>
+            <w:tcBorders/>
+            <w:tcW w:w="1134" w:type="dxa"/>
+            <w:vMerge w:val="restart"/>
+            <w:textDirection w:val="lrTb"/>
+            <w:noWrap w:val="false"/>
+          </w:tcPr>
+          <w:p>
+            <w:pPr>
+              <w:pBdr/>
+              <w:spacing/>
+              <w:ind/>
+              <w:rPr/>
+            </w:pPr>
+            <w:r/>
+            <w:r/>
+          </w:p>
+        </w:tc>
+        <w:tc>
+          <w:tcPr>
+            <w:tcBorders/>
+            <w:tcW w:w="1559" w:type="dxa"/>
+            <w:vMerge w:val="restart"/>
+            <w:textDirection w:val="lrTb"/>
+            <w:noWrap w:val="false"/>
+          </w:tcPr>
+          <w:p>
+            <w:pPr>
+              <w:pBdr/>
+              <w:spacing/>
+              <w:ind/>
+              <w:rPr/>
+            </w:pPr>
+            <w:r/>
+            <w:r/>
+          </w:p>
+        </w:tc>
+        <w:tc>
+          <w:tcPr>
+            <w:tcBorders/>
+            <w:tcW w:w="1276" w:type="dxa"/>
+            <w:vMerge w:val="restart"/>
+            <w:textDirection w:val="lrTb"/>
+            <w:noWrap w:val="false"/>
+          </w:tcPr>
+          <w:p>
+            <w:pPr>
+              <w:pBdr/>
+              <w:spacing/>
+              <w:ind/>
+              <w:rPr/>
+            </w:pPr>
+            <w:r/>
+            <w:r/>
+          </w:p>
+        </w:tc>
+        <w:tc>
+          <w:tcPr>
+            <w:tcBorders/>
+            <w:tcW w:w="1984" w:type="dxa"/>
+            <w:vMerge w:val="restart"/>
+            <w:textDirection w:val="lrTb"/>
+            <w:noWrap w:val="false"/>
+          </w:tcPr>
+          <w:p>
+            <w:pPr>
+              <w:pBdr/>
+              <w:spacing/>
+              <w:ind/>
+              <w:rPr/>
+            </w:pPr>
+            <w:r/>
+            <w:r/>
+          </w:p>
+        </w:tc>
+        <w:tc>
+          <w:tcPr>
+            <w:tcBorders/>
+            <w:tcW w:w="1843" w:type="dxa"/>
+            <w:vMerge w:val="restart"/>
+            <w:textDirection w:val="lrTb"/>
+            <w:noWrap w:val="false"/>
+          </w:tcPr>
+          <w:p>
+            <w:pPr>
+              <w:pBdr/>
+              <w:spacing/>
+              <w:ind/>
+              <w:rPr/>
+            </w:pPr>
+            <w:r/>
+            <w:r/>
+          </w:p>
+        </w:tc>
+        <w:tc>
+          <w:tcPr>
+            <w:tcBorders/>
+            <w:tcW w:w="1559" w:type="dxa"/>
+            <w:vMerge w:val="restart"/>
+            <w:textDirection w:val="lrTb"/>
+            <w:noWrap w:val="false"/>
+          </w:tcPr>
+          <w:p>
+            <w:pPr>
+              <w:pBdr/>
+              <w:spacing/>
+              <w:ind/>
+              <w:rPr/>
+            </w:pPr>
+            <w:r/>
+            <w:r/>
+          </w:p>
+        </w:tc>
+        <w:tc>
+          <w:tcPr>
+            <w:tcBorders/>
+            <w:tcW w:w="1133" w:type="dxa"/>
+            <w:vMerge w:val="restart"/>
+            <w:textDirection w:val="lrTb"/>
+            <w:noWrap w:val="false"/>
+          </w:tcPr>
+          <w:p>
+            <w:pPr>
+              <w:pBdr/>
+              <w:spacing/>
+              <w:ind/>
+              <w:rPr/>
+            </w:pPr>
+            <w:r/>
+            <w:r/>
+          </w:p>
+        </w:tc>
+      </w:tr>
+      <w:tr>
+        <w:trPr/>
+        <w:tc>
+          <w:tcPr>
+            <w:tcBorders/>
+            <w:tcW w:w="992" w:type="dxa"/>
+            <w:vMerge w:val="restart"/>
+            <w:textDirection w:val="lrTb"/>
+            <w:noWrap w:val="false"/>
+          </w:tcPr>
+          <w:p>
+            <w:pPr>
+              <w:pBdr/>
+              <w:spacing/>
+              <w:ind/>
+              <w:rPr/>
+            </w:pPr>
+            <w:r/>
+            <w:r/>
+          </w:p>
+        </w:tc>
+        <w:tc>
+          <w:tcPr>
+            <w:tcBorders/>
+            <w:tcW w:w="1134" w:type="dxa"/>
+            <w:vMerge w:val="restart"/>
+            <w:textDirection w:val="lrTb"/>
+            <w:noWrap w:val="false"/>
+          </w:tcPr>
+          <w:p>
+            <w:pPr>
+              <w:pBdr/>
+              <w:spacing/>
+              <w:ind/>
+              <w:rPr/>
+            </w:pPr>
+            <w:r/>
+            <w:r/>
+          </w:p>
+        </w:tc>
+        <w:tc>
+          <w:tcPr>
+            <w:tcBorders/>
+            <w:tcW w:w="1559" w:type="dxa"/>
+            <w:vMerge w:val="restart"/>
+            <w:textDirection w:val="lrTb"/>
+            <w:noWrap w:val="false"/>
+          </w:tcPr>
+          <w:p>
+            <w:pPr>
+              <w:pBdr/>
+              <w:spacing/>
+              <w:ind/>
+              <w:rPr/>
+            </w:pPr>
+            <w:r/>
+            <w:r/>
+          </w:p>
+        </w:tc>
+        <w:tc>
+          <w:tcPr>
+            <w:tcBorders/>
+            <w:tcW w:w="1276" w:type="dxa"/>
+            <w:vMerge w:val="restart"/>
+            <w:textDirection w:val="lrTb"/>
+            <w:noWrap w:val="false"/>
+          </w:tcPr>
+          <w:p>
+            <w:pPr>
+              <w:pBdr/>
+              <w:spacing/>
+              <w:ind/>
+              <w:rPr/>
+            </w:pPr>
+            <w:r/>
+            <w:r/>
+          </w:p>
+        </w:tc>
+        <w:tc>
+          <w:tcPr>
+            <w:tcBorders/>
+            <w:tcW w:w="1984" w:type="dxa"/>
+            <w:vMerge w:val="restart"/>
+            <w:textDirection w:val="lrTb"/>
+            <w:noWrap w:val="false"/>
+          </w:tcPr>
+          <w:p>
+            <w:pPr>
+              <w:pBdr/>
+              <w:spacing/>
+              <w:ind/>
+              <w:rPr/>
+            </w:pPr>
+            <w:r/>
+            <w:r/>
+          </w:p>
+        </w:tc>
+        <w:tc>
+          <w:tcPr>
+            <w:tcBorders/>
+            <w:tcW w:w="1843" w:type="dxa"/>
+            <w:vMerge w:val="restart"/>
+            <w:textDirection w:val="lrTb"/>
+            <w:noWrap w:val="false"/>
+          </w:tcPr>
+          <w:p>
+            <w:pPr>
+              <w:pBdr/>
+              <w:spacing/>
+              <w:ind/>
+              <w:rPr/>
+            </w:pPr>
+            <w:r/>
+            <w:r/>
+          </w:p>
+        </w:tc>
+        <w:tc>
+          <w:tcPr>
+            <w:tcBorders/>
+            <w:tcW w:w="1559" w:type="dxa"/>
+            <w:vMerge w:val="restart"/>
+            <w:textDirection w:val="lrTb"/>
+            <w:noWrap w:val="false"/>
+          </w:tcPr>
+          <w:p>
+            <w:pPr>
+              <w:pBdr/>
+              <w:spacing/>
+              <w:ind/>
+              <w:rPr/>
+            </w:pPr>
+            <w:r/>
+            <w:r/>
+          </w:p>
+        </w:tc>
+        <w:tc>
+          <w:tcPr>
+            <w:tcBorders/>
+            <w:tcW w:w="1133" w:type="dxa"/>
+            <w:vMerge w:val="restart"/>
+            <w:textDirection w:val="lrTb"/>
+            <w:noWrap w:val="false"/>
+          </w:tcPr>
+          <w:p>
+            <w:pPr>
+              <w:pBdr/>
+              <w:spacing/>
+              <w:ind/>
+              <w:rPr/>
+            </w:pPr>
+            <w:r/>
+            <w:r/>
+          </w:p>
+        </w:tc>
+      </w:tr>
+      <w:tr>
+        <w:trPr/>
+        <w:tc>
+          <w:tcPr>
+            <w:tcBorders/>
+            <w:tcW w:w="992" w:type="dxa"/>
+            <w:vMerge w:val="restart"/>
+            <w:textDirection w:val="lrTb"/>
+            <w:noWrap w:val="false"/>
+          </w:tcPr>
+          <w:p>
+            <w:pPr>
+              <w:pBdr/>
+              <w:spacing/>
+              <w:ind/>
+              <w:rPr/>
+            </w:pPr>
+            <w:r/>
+            <w:r/>
+          </w:p>
+        </w:tc>
+        <w:tc>
+          <w:tcPr>
+            <w:tcBorders/>
+            <w:tcW w:w="1134" w:type="dxa"/>
+            <w:vMerge w:val="restart"/>
+            <w:textDirection w:val="lrTb"/>
+            <w:noWrap w:val="false"/>
+          </w:tcPr>
+          <w:p>
+            <w:pPr>
+              <w:pBdr/>
+              <w:spacing/>
+              <w:ind/>
+              <w:rPr/>
+            </w:pPr>
+            <w:r/>
+            <w:r/>
+          </w:p>
+        </w:tc>
+        <w:tc>
+          <w:tcPr>
+            <w:tcBorders/>
+            <w:tcW w:w="1559" w:type="dxa"/>
+            <w:vMerge w:val="restart"/>
+            <w:textDirection w:val="lrTb"/>
+            <w:noWrap w:val="false"/>
+          </w:tcPr>
+          <w:p>
+            <w:pPr>
+              <w:pBdr/>
+              <w:spacing/>
+              <w:ind/>
+              <w:rPr/>
+            </w:pPr>
+            <w:r/>
+            <w:r/>
+          </w:p>
+        </w:tc>
+        <w:tc>
+          <w:tcPr>
+            <w:tcBorders/>
+            <w:tcW w:w="1276" w:type="dxa"/>
+            <w:vMerge w:val="restart"/>
+            <w:textDirection w:val="lrTb"/>
+            <w:noWrap w:val="false"/>
+          </w:tcPr>
+          <w:p>
+            <w:pPr>
+              <w:pBdr/>
+              <w:spacing/>
+              <w:ind/>
+              <w:rPr/>
+            </w:pPr>
+            <w:r/>
+            <w:r/>
+          </w:p>
+        </w:tc>
+        <w:tc>
+          <w:tcPr>
+            <w:tcBorders/>
+            <w:tcW w:w="1984" w:type="dxa"/>
+            <w:vMerge w:val="restart"/>
+            <w:textDirection w:val="lrTb"/>
+            <w:noWrap w:val="false"/>
+          </w:tcPr>
+          <w:p>
+            <w:pPr>
+              <w:pBdr/>
+              <w:spacing/>
+              <w:ind/>
+              <w:rPr/>
+            </w:pPr>
+            <w:r/>
+            <w:r/>
+          </w:p>
+        </w:tc>
+        <w:tc>
+          <w:tcPr>
+            <w:tcBorders/>
+            <w:tcW w:w="1843" w:type="dxa"/>
+            <w:vMerge w:val="restart"/>
+            <w:textDirection w:val="lrTb"/>
+            <w:noWrap w:val="false"/>
+          </w:tcPr>
+          <w:p>
+            <w:pPr>
+              <w:pBdr/>
+              <w:spacing/>
+              <w:ind/>
+              <w:rPr/>
+            </w:pPr>
+            <w:r/>
+            <w:r/>
+          </w:p>
+        </w:tc>
+        <w:tc>
+          <w:tcPr>
+            <w:tcBorders/>
+            <w:tcW w:w="1559" w:type="dxa"/>
+            <w:vMerge w:val="restart"/>
+            <w:textDirection w:val="lrTb"/>
+            <w:noWrap w:val="false"/>
+          </w:tcPr>
+          <w:p>
+            <w:pPr>
+              <w:pBdr/>
+              <w:spacing/>
+              <w:ind/>
+              <w:rPr/>
+            </w:pPr>
+            <w:r/>
+            <w:r/>
+          </w:p>
+        </w:tc>
+        <w:tc>
+          <w:tcPr>
+            <w:tcBorders/>
+            <w:tcW w:w="1133" w:type="dxa"/>
+            <w:vMerge w:val="restart"/>
+            <w:textDirection w:val="lrTb"/>
+            <w:noWrap w:val="false"/>
+          </w:tcPr>
+          <w:p>
+            <w:pPr>
+              <w:pBdr/>
+              <w:spacing/>
+              <w:ind/>
+              <w:rPr/>
+            </w:pPr>
+            <w:r/>
+            <w:r/>
+          </w:p>
+        </w:tc>
+      </w:tr>
+      <w:tr>
+        <w:trPr/>
+        <w:tc>
+          <w:tcPr>
+            <w:tcBorders/>
+            <w:tcW w:w="992" w:type="dxa"/>
+            <w:vMerge w:val="restart"/>
+            <w:textDirection w:val="lrTb"/>
+            <w:noWrap w:val="false"/>
+          </w:tcPr>
+          <w:p>
+            <w:pPr>
+              <w:pBdr/>
+              <w:spacing/>
+              <w:ind/>
+              <w:rPr/>
+            </w:pPr>
+            <w:r/>
+            <w:r/>
+          </w:p>
+        </w:tc>
+        <w:tc>
+          <w:tcPr>
+            <w:tcBorders/>
+            <w:tcW w:w="1134" w:type="dxa"/>
+            <w:vMerge w:val="restart"/>
+            <w:textDirection w:val="lrTb"/>
+            <w:noWrap w:val="false"/>
+          </w:tcPr>
+          <w:p>
+            <w:pPr>
+              <w:pBdr/>
+              <w:spacing/>
+              <w:ind/>
+              <w:rPr/>
+            </w:pPr>
+            <w:r/>
+            <w:r/>
+          </w:p>
+        </w:tc>
+        <w:tc>
+          <w:tcPr>
+            <w:tcBorders/>
+            <w:tcW w:w="1559" w:type="dxa"/>
+            <w:vMerge w:val="restart"/>
+            <w:textDirection w:val="lrTb"/>
+            <w:noWrap w:val="false"/>
+          </w:tcPr>
+          <w:p>
+            <w:pPr>
+              <w:pBdr/>
+              <w:spacing/>
+              <w:ind/>
+              <w:rPr/>
+            </w:pPr>
+            <w:r/>
+            <w:r/>
+          </w:p>
+        </w:tc>
+        <w:tc>
+          <w:tcPr>
+            <w:tcBorders/>
+            <w:tcW w:w="1276" w:type="dxa"/>
+            <w:vMerge w:val="restart"/>
+            <w:textDirection w:val="lrTb"/>
+            <w:noWrap w:val="false"/>
+          </w:tcPr>
+          <w:p>
+            <w:pPr>
+              <w:pBdr/>
+              <w:spacing/>
+              <w:ind/>
+              <w:rPr/>
+            </w:pPr>
+            <w:r/>
+            <w:r/>
+          </w:p>
+        </w:tc>
+        <w:tc>
+          <w:tcPr>
+            <w:tcBorders/>
+            <w:tcW w:w="1984" w:type="dxa"/>
+            <w:vMerge w:val="restart"/>
+            <w:textDirection w:val="lrTb"/>
+            <w:noWrap w:val="false"/>
+          </w:tcPr>
+          <w:p>
+            <w:pPr>
+              <w:pBdr/>
+              <w:spacing/>
+              <w:ind/>
+              <w:rPr/>
+            </w:pPr>
+            <w:r/>
+            <w:r/>
+          </w:p>
+        </w:tc>
+        <w:tc>
+          <w:tcPr>
+            <w:tcBorders/>
+            <w:tcW w:w="1843" w:type="dxa"/>
+            <w:vMerge w:val="restart"/>
+            <w:textDirection w:val="lrTb"/>
+            <w:noWrap w:val="false"/>
+          </w:tcPr>
+          <w:p>
+            <w:pPr>
+              <w:pBdr/>
+              <w:spacing/>
+              <w:ind/>
+              <w:rPr/>
+            </w:pPr>
+            <w:r/>
+            <w:r/>
+          </w:p>
+        </w:tc>
+        <w:tc>
+          <w:tcPr>
+            <w:tcBorders/>
+            <w:tcW w:w="1559" w:type="dxa"/>
+            <w:vMerge w:val="restart"/>
+            <w:textDirection w:val="lrTb"/>
+            <w:noWrap w:val="false"/>
+          </w:tcPr>
+          <w:p>
+            <w:pPr>
+              <w:pBdr/>
+              <w:spacing/>
+              <w:ind/>
+              <w:rPr/>
+            </w:pPr>
+            <w:r/>
+            <w:r/>
+          </w:p>
+        </w:tc>
+        <w:tc>
+          <w:tcPr>
+            <w:tcBorders/>
+            <w:tcW w:w="1133" w:type="dxa"/>
+            <w:vMerge w:val="restart"/>
+            <w:textDirection w:val="lrTb"/>
+            <w:noWrap w:val="false"/>
+          </w:tcPr>
+          <w:p>
+            <w:pPr>
+              <w:pBdr/>
+              <w:spacing/>
+              <w:ind/>
+              <w:rPr/>
+            </w:pPr>
+            <w:r/>
+            <w:r/>
+          </w:p>
+        </w:tc>
+      </w:tr>
+      <w:tr>
+        <w:trPr/>
+        <w:tc>
+          <w:tcPr>
+            <w:tcBorders/>
+            <w:tcW w:w="992" w:type="dxa"/>
+            <w:vMerge w:val="restart"/>
+            <w:textDirection w:val="lrTb"/>
+            <w:noWrap w:val="false"/>
+          </w:tcPr>
+          <w:p>
+            <w:pPr>
+              <w:pBdr/>
+              <w:spacing/>
+              <w:ind/>
+              <w:rPr/>
+            </w:pPr>
+            <w:r/>
+            <w:r/>
+          </w:p>
+        </w:tc>
+        <w:tc>
+          <w:tcPr>
+            <w:tcBorders/>
+            <w:tcW w:w="1134" w:type="dxa"/>
+            <w:vMerge w:val="restart"/>
+            <w:textDirection w:val="lrTb"/>
+            <w:noWrap w:val="false"/>
+          </w:tcPr>
+          <w:p>
+            <w:pPr>
+              <w:pBdr/>
+              <w:spacing/>
+              <w:ind/>
+              <w:rPr/>
+            </w:pPr>
+            <w:r/>
+            <w:r/>
+          </w:p>
+        </w:tc>
+        <w:tc>
+          <w:tcPr>
+            <w:tcBorders/>
+            <w:tcW w:w="1559" w:type="dxa"/>
+            <w:vMerge w:val="restart"/>
+            <w:textDirection w:val="lrTb"/>
+            <w:noWrap w:val="false"/>
+          </w:tcPr>
+          <w:p>
+            <w:pPr>
+              <w:pBdr/>
+              <w:spacing/>
+              <w:ind/>
+              <w:rPr/>
+            </w:pPr>
+            <w:r/>
+            <w:r/>
+          </w:p>
+        </w:tc>
+        <w:tc>
+          <w:tcPr>
+            <w:tcBorders/>
+            <w:tcW w:w="1276" w:type="dxa"/>
+            <w:vMerge w:val="restart"/>
+            <w:textDirection w:val="lrTb"/>
+            <w:noWrap w:val="false"/>
+          </w:tcPr>
+          <w:p>
+            <w:pPr>
+              <w:pBdr/>
+              <w:spacing/>
+              <w:ind/>
+              <w:rPr/>
+            </w:pPr>
+            <w:r/>
+            <w:r/>
+          </w:p>
+        </w:tc>
+        <w:tc>
+          <w:tcPr>
+            <w:tcBorders/>
+            <w:tcW w:w="1984" w:type="dxa"/>
+            <w:vMerge w:val="restart"/>
+            <w:textDirection w:val="lrTb"/>
+            <w:noWrap w:val="false"/>
+          </w:tcPr>
+          <w:p>
+            <w:pPr>
+              <w:pBdr/>
+              <w:spacing/>
+              <w:ind/>
+              <w:rPr/>
+            </w:pPr>
+            <w:r/>
+            <w:r/>
+          </w:p>
+        </w:tc>
+        <w:tc>
+          <w:tcPr>
+            <w:tcBorders/>
+            <w:tcW w:w="1843" w:type="dxa"/>
+            <w:vMerge w:val="restart"/>
+            <w:textDirection w:val="lrTb"/>
+            <w:noWrap w:val="false"/>
+          </w:tcPr>
+          <w:p>
+            <w:pPr>
+              <w:pBdr/>
+              <w:spacing/>
+              <w:ind/>
+              <w:rPr/>
+            </w:pPr>
+            <w:r/>
+            <w:r/>
+          </w:p>
+        </w:tc>
+        <w:tc>
+          <w:tcPr>
+            <w:tcBorders/>
+            <w:tcW w:w="1559" w:type="dxa"/>
+            <w:vMerge w:val="restart"/>
+            <w:textDirection w:val="lrTb"/>
+            <w:noWrap w:val="false"/>
+          </w:tcPr>
+          <w:p>
+            <w:pPr>
+              <w:pBdr/>
+              <w:spacing/>
+              <w:ind/>
+              <w:rPr/>
+            </w:pPr>
+            <w:r/>
+            <w:r/>
+          </w:p>
+        </w:tc>
+        <w:tc>
+          <w:tcPr>
+            <w:tcBorders/>
+            <w:tcW w:w="1133" w:type="dxa"/>
+            <w:vMerge w:val="restart"/>
+            <w:textDirection w:val="lrTb"/>
+            <w:noWrap w:val="false"/>
+          </w:tcPr>
+          <w:p>
+            <w:pPr>
+              <w:pBdr/>
+              <w:spacing/>
+              <w:ind/>
+              <w:rPr/>
+            </w:pPr>
+            <w:r/>
+            <w:r/>
+          </w:p>
+        </w:tc>
+      </w:tr>
+      <w:tr>
+        <w:trPr/>
+        <w:tc>
+          <w:tcPr>
+            <w:tcBorders/>
+            <w:tcW w:w="992" w:type="dxa"/>
+            <w:vMerge w:val="restart"/>
+            <w:textDirection w:val="lrTb"/>
+            <w:noWrap w:val="false"/>
+          </w:tcPr>
+          <w:p>
+            <w:pPr>
+              <w:pBdr/>
+              <w:spacing/>
+              <w:ind/>
+              <w:rPr/>
+            </w:pPr>
+            <w:r/>
+            <w:r/>
+          </w:p>
+        </w:tc>
+        <w:tc>
+          <w:tcPr>
+            <w:tcBorders/>
+            <w:tcW w:w="1134" w:type="dxa"/>
+            <w:vMerge w:val="restart"/>
+            <w:textDirection w:val="lrTb"/>
+            <w:noWrap w:val="false"/>
+          </w:tcPr>
+          <w:p>
+            <w:pPr>
+              <w:pBdr/>
+              <w:spacing/>
+              <w:ind/>
+              <w:rPr/>
+            </w:pPr>
+            <w:r/>
+            <w:r/>
+          </w:p>
+        </w:tc>
+        <w:tc>
+          <w:tcPr>
+            <w:tcBorders/>
+            <w:tcW w:w="1559" w:type="dxa"/>
+            <w:vMerge w:val="restart"/>
+            <w:textDirection w:val="lrTb"/>
+            <w:noWrap w:val="false"/>
+          </w:tcPr>
+          <w:p>
+            <w:pPr>
+              <w:pBdr/>
+              <w:spacing/>
+              <w:ind/>
+              <w:rPr/>
+            </w:pPr>
+            <w:r/>
+            <w:r/>
+          </w:p>
+        </w:tc>
+        <w:tc>
+          <w:tcPr>
+            <w:tcBorders/>
+            <w:tcW w:w="1276" w:type="dxa"/>
+            <w:vMerge w:val="restart"/>
+            <w:textDirection w:val="lrTb"/>
+            <w:noWrap w:val="false"/>
+          </w:tcPr>
+          <w:p>
+            <w:pPr>
+              <w:pBdr/>
+              <w:spacing/>
+              <w:ind/>
+              <w:rPr/>
+            </w:pPr>
+            <w:r/>
+            <w:r/>
+          </w:p>
+        </w:tc>
+        <w:tc>
+          <w:tcPr>
+            <w:tcBorders/>
+            <w:tcW w:w="1984" w:type="dxa"/>
+            <w:vMerge w:val="restart"/>
+            <w:textDirection w:val="lrTb"/>
+            <w:noWrap w:val="false"/>
+          </w:tcPr>
+          <w:p>
+            <w:pPr>
+              <w:pBdr/>
+              <w:spacing/>
+              <w:ind/>
+              <w:rPr/>
+            </w:pPr>
+            <w:r/>
+            <w:r/>
+          </w:p>
+        </w:tc>
+        <w:tc>
+          <w:tcPr>
+            <w:tcBorders/>
+            <w:tcW w:w="1843" w:type="dxa"/>
+            <w:vMerge w:val="restart"/>
+            <w:textDirection w:val="lrTb"/>
+            <w:noWrap w:val="false"/>
+          </w:tcPr>
+          <w:p>
+            <w:pPr>
+              <w:pBdr/>
+              <w:spacing/>
+              <w:ind/>
+              <w:rPr/>
+            </w:pPr>
+            <w:r/>
+            <w:r/>
+          </w:p>
+        </w:tc>
+        <w:tc>
+          <w:tcPr>
+            <w:tcBorders/>
+            <w:tcW w:w="1559" w:type="dxa"/>
+            <w:vMerge w:val="restart"/>
+            <w:textDirection w:val="lrTb"/>
+            <w:noWrap w:val="false"/>
+          </w:tcPr>
+          <w:p>
+            <w:pPr>
+              <w:pBdr/>
+              <w:spacing/>
+              <w:ind/>
+              <w:rPr/>
+            </w:pPr>
+            <w:r/>
+            <w:r/>
+          </w:p>
+        </w:tc>
+        <w:tc>
+          <w:tcPr>
+            <w:tcBorders/>
+            <w:tcW w:w="1133" w:type="dxa"/>
+            <w:vMerge w:val="restart"/>
+            <w:textDirection w:val="lrTb"/>
+            <w:noWrap w:val="false"/>
+          </w:tcPr>
+          <w:p>
+            <w:pPr>
+              <w:pBdr/>
+              <w:spacing/>
+              <w:ind/>
+              <w:rPr/>
+            </w:pPr>
+            <w:r/>
+            <w:r/>
+          </w:p>
+        </w:tc>
+      </w:tr>
+      <w:tr>
+        <w:trPr/>
+        <w:tc>
+          <w:tcPr>
+            <w:tcBorders/>
+            <w:tcW w:w="992" w:type="dxa"/>
+            <w:vMerge w:val="restart"/>
+            <w:textDirection w:val="lrTb"/>
+            <w:noWrap w:val="false"/>
+          </w:tcPr>
+          <w:p>
+            <w:pPr>
+              <w:pBdr/>
+              <w:spacing/>
+              <w:ind/>
+              <w:rPr/>
+            </w:pPr>
+            <w:r/>
+            <w:r/>
+          </w:p>
+        </w:tc>
+        <w:tc>
+          <w:tcPr>
+            <w:tcBorders/>
+            <w:tcW w:w="1134" w:type="dxa"/>
+            <w:vMerge w:val="restart"/>
+            <w:textDirection w:val="lrTb"/>
+            <w:noWrap w:val="false"/>
+          </w:tcPr>
+          <w:p>
+            <w:pPr>
+              <w:pBdr/>
+              <w:spacing/>
+              <w:ind/>
+              <w:rPr/>
+            </w:pPr>
+            <w:r/>
+            <w:r/>
+          </w:p>
+        </w:tc>
+        <w:tc>
+          <w:tcPr>
+            <w:tcBorders/>
+            <w:tcW w:w="1559" w:type="dxa"/>
+            <w:vMerge w:val="restart"/>
+            <w:textDirection w:val="lrTb"/>
+            <w:noWrap w:val="false"/>
+          </w:tcPr>
+          <w:p>
+            <w:pPr>
+              <w:pBdr/>
+              <w:spacing/>
+              <w:ind/>
+              <w:rPr/>
+            </w:pPr>
+            <w:r/>
+            <w:r/>
+          </w:p>
+        </w:tc>
+        <w:tc>
+          <w:tcPr>
+            <w:tcBorders/>
+            <w:tcW w:w="1276" w:type="dxa"/>
+            <w:vMerge w:val="restart"/>
+            <w:textDirection w:val="lrTb"/>
+            <w:noWrap w:val="false"/>
+          </w:tcPr>
+          <w:p>
+            <w:pPr>
+              <w:pBdr/>
+              <w:spacing/>
+              <w:ind/>
+              <w:rPr/>
+            </w:pPr>
+            <w:r/>
+            <w:r/>
+          </w:p>
+        </w:tc>
+        <w:tc>
+          <w:tcPr>
+            <w:tcBorders/>
+            <w:tcW w:w="1984" w:type="dxa"/>
+            <w:vMerge w:val="restart"/>
+            <w:textDirection w:val="lrTb"/>
+            <w:noWrap w:val="false"/>
+          </w:tcPr>
+          <w:p>
+            <w:pPr>
+              <w:pBdr/>
+              <w:spacing/>
+              <w:ind/>
+              <w:rPr/>
+            </w:pPr>
+            <w:r/>
+            <w:r/>
+          </w:p>
+        </w:tc>
+        <w:tc>
+          <w:tcPr>
+            <w:tcBorders/>
+            <w:tcW w:w="1843" w:type="dxa"/>
+            <w:vMerge w:val="restart"/>
+            <w:textDirection w:val="lrTb"/>
+            <w:noWrap w:val="false"/>
+          </w:tcPr>
+          <w:p>
+            <w:pPr>
+              <w:pBdr/>
+              <w:spacing/>
+              <w:ind/>
+              <w:rPr/>
+            </w:pPr>
+            <w:r/>
+            <w:r/>
+          </w:p>
+        </w:tc>
+        <w:tc>
+          <w:tcPr>
+            <w:tcBorders/>
+            <w:tcW w:w="1559" w:type="dxa"/>
+            <w:vMerge w:val="restart"/>
+            <w:textDirection w:val="lrTb"/>
+            <w:noWrap w:val="false"/>
+          </w:tcPr>
+          <w:p>
+            <w:pPr>
+              <w:pBdr/>
+              <w:spacing/>
+              <w:ind/>
+              <w:rPr/>
+            </w:pPr>
+            <w:r/>
+            <w:r/>
+          </w:p>
+        </w:tc>
+        <w:tc>
+          <w:tcPr>
+            <w:tcBorders/>
+            <w:tcW w:w="1133" w:type="dxa"/>
+            <w:vMerge w:val="restart"/>
+            <w:textDirection w:val="lrTb"/>
+            <w:noWrap w:val="false"/>
+          </w:tcPr>
+          <w:p>
+            <w:pPr>
+              <w:pBdr/>
+              <w:spacing/>
+              <w:ind/>
+              <w:rPr/>
+            </w:pPr>
+            <w:r/>
+            <w:r/>
+          </w:p>
+        </w:tc>
+      </w:tr>
+      <w:tr>
+        <w:trPr/>
+        <w:tc>
+          <w:tcPr>
+            <w:tcBorders/>
+            <w:tcW w:w="992" w:type="dxa"/>
+            <w:vMerge w:val="restart"/>
+            <w:textDirection w:val="lrTb"/>
+            <w:noWrap w:val="false"/>
+          </w:tcPr>
+          <w:p>
+            <w:pPr>
+              <w:pBdr/>
+              <w:spacing/>
+              <w:ind/>
+              <w:rPr/>
+            </w:pPr>
+            <w:r/>
+            <w:r/>
+          </w:p>
+        </w:tc>
+        <w:tc>
+          <w:tcPr>
+            <w:tcBorders/>
+            <w:tcW w:w="1134" w:type="dxa"/>
+            <w:vMerge w:val="restart"/>
+            <w:textDirection w:val="lrTb"/>
+            <w:noWrap w:val="false"/>
+          </w:tcPr>
+          <w:p>
+            <w:pPr>
+              <w:pBdr/>
+              <w:spacing/>
+              <w:ind/>
+              <w:rPr/>
+            </w:pPr>
+            <w:r/>
+            <w:r/>
+          </w:p>
+        </w:tc>
+        <w:tc>
+          <w:tcPr>
+            <w:tcBorders/>
+            <w:tcW w:w="1559" w:type="dxa"/>
+            <w:vMerge w:val="restart"/>
+            <w:textDirection w:val="lrTb"/>
+            <w:noWrap w:val="false"/>
+          </w:tcPr>
+          <w:p>
+            <w:pPr>
+              <w:pBdr/>
+              <w:spacing/>
+              <w:ind/>
+              <w:rPr/>
+            </w:pPr>
+            <w:r/>
+            <w:r/>
+          </w:p>
+        </w:tc>
+        <w:tc>
+          <w:tcPr>
+            <w:tcBorders/>
+            <w:tcW w:w="1276" w:type="dxa"/>
+            <w:vMerge w:val="restart"/>
+            <w:textDirection w:val="lrTb"/>
+            <w:noWrap w:val="false"/>
+          </w:tcPr>
+          <w:p>
+            <w:pPr>
+              <w:pBdr/>
+              <w:spacing/>
+              <w:ind/>
+              <w:rPr/>
+            </w:pPr>
+            <w:r/>
+            <w:r/>
+          </w:p>
+        </w:tc>
+        <w:tc>
+          <w:tcPr>
+            <w:tcBorders/>
+            <w:tcW w:w="1984" w:type="dxa"/>
+            <w:vMerge w:val="restart"/>
+            <w:textDirection w:val="lrTb"/>
+            <w:noWrap w:val="false"/>
+          </w:tcPr>
+          <w:p>
+            <w:pPr>
+              <w:pBdr/>
+              <w:spacing/>
+              <w:ind/>
+              <w:rPr/>
+            </w:pPr>
+            <w:r/>
+            <w:r/>
+          </w:p>
+        </w:tc>
+        <w:tc>
+          <w:tcPr>
+            <w:tcBorders/>
+            <w:tcW w:w="1843" w:type="dxa"/>
+            <w:vMerge w:val="restart"/>
+            <w:textDirection w:val="lrTb"/>
+            <w:noWrap w:val="false"/>
+          </w:tcPr>
+          <w:p>
+            <w:pPr>
+              <w:pBdr/>
+              <w:spacing/>
+              <w:ind/>
+              <w:rPr/>
+            </w:pPr>
+            <w:r/>
+            <w:r/>
+          </w:p>
+        </w:tc>
+        <w:tc>
+          <w:tcPr>
+            <w:tcBorders/>
+            <w:tcW w:w="1559" w:type="dxa"/>
+            <w:vMerge w:val="restart"/>
+            <w:textDirection w:val="lrTb"/>
+            <w:noWrap w:val="false"/>
+          </w:tcPr>
+          <w:p>
+            <w:pPr>
+              <w:pBdr/>
+              <w:spacing/>
+              <w:ind/>
+              <w:rPr/>
+            </w:pPr>
+            <w:r/>
+            <w:r/>
+          </w:p>
+        </w:tc>
+        <w:tc>
+          <w:tcPr>
+            <w:tcBorders/>
+            <w:tcW w:w="1133" w:type="dxa"/>
+            <w:vMerge w:val="restart"/>
+            <w:textDirection w:val="lrTb"/>
+            <w:noWrap w:val="false"/>
+          </w:tcPr>
+          <w:p>
+            <w:pPr>
+              <w:pBdr/>
+              <w:spacing/>
+              <w:ind/>
+              <w:rPr/>
+            </w:pPr>
+            <w:r/>
+            <w:r/>
+          </w:p>
+        </w:tc>
+      </w:tr>
+      <w:tr>
+        <w:trPr/>
+        <w:tc>
+          <w:tcPr>
+            <w:tcBorders/>
+            <w:tcW w:w="992" w:type="dxa"/>
+            <w:vMerge w:val="restart"/>
+            <w:textDirection w:val="lrTb"/>
+            <w:noWrap w:val="false"/>
+          </w:tcPr>
+          <w:p>
+            <w:pPr>
+              <w:pBdr/>
+              <w:spacing/>
+              <w:ind/>
+              <w:rPr/>
+            </w:pPr>
+            <w:r/>
+            <w:r/>
+          </w:p>
+        </w:tc>
+        <w:tc>
+          <w:tcPr>
+            <w:tcBorders/>
+            <w:tcW w:w="1134" w:type="dxa"/>
+            <w:vMerge w:val="restart"/>
+            <w:textDirection w:val="lrTb"/>
+            <w:noWrap w:val="false"/>
+          </w:tcPr>
+          <w:p>
+            <w:pPr>
+              <w:pBdr/>
+              <w:spacing/>
+              <w:ind/>
+              <w:rPr/>
+            </w:pPr>
+            <w:r/>
+            <w:r/>
+          </w:p>
+        </w:tc>
+        <w:tc>
+          <w:tcPr>
+            <w:tcBorders/>
+            <w:tcW w:w="1559" w:type="dxa"/>
+            <w:vMerge w:val="restart"/>
+            <w:textDirection w:val="lrTb"/>
+            <w:noWrap w:val="false"/>
+          </w:tcPr>
+          <w:p>
+            <w:pPr>
+              <w:pBdr/>
+              <w:spacing/>
+              <w:ind/>
+              <w:rPr/>
+            </w:pPr>
+            <w:r/>
+            <w:r/>
+          </w:p>
+        </w:tc>
+        <w:tc>
+          <w:tcPr>
+            <w:tcBorders/>
+            <w:tcW w:w="1276" w:type="dxa"/>
+            <w:vMerge w:val="restart"/>
+            <w:textDirection w:val="lrTb"/>
+            <w:noWrap w:val="false"/>
+          </w:tcPr>
+          <w:p>
+            <w:pPr>
+              <w:pBdr/>
+              <w:spacing/>
+              <w:ind/>
+              <w:rPr/>
+            </w:pPr>
+            <w:r/>
+            <w:r/>
+          </w:p>
+        </w:tc>
+        <w:tc>
+          <w:tcPr>
+            <w:tcBorders/>
+            <w:tcW w:w="1984" w:type="dxa"/>
+            <w:vMerge w:val="restart"/>
+            <w:textDirection w:val="lrTb"/>
+            <w:noWrap w:val="false"/>
+          </w:tcPr>
+          <w:p>
+            <w:pPr>
+              <w:pBdr/>
+              <w:spacing/>
+              <w:ind/>
+              <w:rPr/>
+            </w:pPr>
+            <w:r/>
+            <w:r/>
+          </w:p>
+        </w:tc>
+        <w:tc>
+          <w:tcPr>
+            <w:tcBorders/>
+            <w:tcW w:w="1843" w:type="dxa"/>
+            <w:vMerge w:val="restart"/>
+            <w:textDirection w:val="lrTb"/>
+            <w:noWrap w:val="false"/>
+          </w:tcPr>
+          <w:p>
+            <w:pPr>
+              <w:pBdr/>
+              <w:spacing/>
+              <w:ind/>
+              <w:rPr/>
+            </w:pPr>
+            <w:r/>
+            <w:r/>
+          </w:p>
+        </w:tc>
+        <w:tc>
+          <w:tcPr>
+            <w:tcBorders/>
+            <w:tcW w:w="1559" w:type="dxa"/>
+            <w:vMerge w:val="restart"/>
+            <w:textDirection w:val="lrTb"/>
+            <w:noWrap w:val="false"/>
+          </w:tcPr>
+          <w:p>
+            <w:pPr>
+              <w:pBdr/>
+              <w:spacing/>
+              <w:ind/>
+              <w:rPr/>
+            </w:pPr>
+            <w:r/>
+            <w:r/>
+          </w:p>
+        </w:tc>
+        <w:tc>
+          <w:tcPr>
+            <w:tcBorders/>
+            <w:tcW w:w="1133" w:type="dxa"/>
+            <w:vMerge w:val="restart"/>
+            <w:textDirection w:val="lrTb"/>
+            <w:noWrap w:val="false"/>
+          </w:tcPr>
+          <w:p>
+            <w:pPr>
+              <w:pBdr/>
+              <w:spacing/>
+              <w:ind/>
+              <w:rPr/>
+            </w:pPr>
+            <w:r/>
+            <w:r/>
+          </w:p>
+        </w:tc>
+      </w:tr>
+      <w:tr>
+        <w:trPr/>
+        <w:tc>
+          <w:tcPr>
+            <w:tcBorders/>
+            <w:tcW w:w="992" w:type="dxa"/>
+            <w:vMerge w:val="restart"/>
+            <w:textDirection w:val="lrTb"/>
+            <w:noWrap w:val="false"/>
+          </w:tcPr>
+          <w:p>
+            <w:pPr>
+              <w:pBdr/>
+              <w:spacing/>
+              <w:ind/>
+              <w:rPr/>
+            </w:pPr>
+            <w:r/>
+            <w:r/>
+          </w:p>
+        </w:tc>
+        <w:tc>
+          <w:tcPr>
+            <w:tcBorders/>
+            <w:tcW w:w="1134" w:type="dxa"/>
+            <w:vMerge w:val="restart"/>
+            <w:textDirection w:val="lrTb"/>
+            <w:noWrap w:val="false"/>
+          </w:tcPr>
+          <w:p>
+            <w:pPr>
+              <w:pBdr/>
+              <w:spacing/>
+              <w:ind/>
+              <w:rPr/>
+            </w:pPr>
+            <w:r/>
+            <w:r/>
+          </w:p>
+        </w:tc>
+        <w:tc>
+          <w:tcPr>
+            <w:tcBorders/>
+            <w:tcW w:w="1559" w:type="dxa"/>
+            <w:vMerge w:val="restart"/>
+            <w:textDirection w:val="lrTb"/>
+            <w:noWrap w:val="false"/>
+          </w:tcPr>
+          <w:p>
+            <w:pPr>
+              <w:pBdr/>
+              <w:spacing/>
+              <w:ind/>
+              <w:rPr/>
+            </w:pPr>
+            <w:r/>
+            <w:r/>
+          </w:p>
+        </w:tc>
+        <w:tc>
+          <w:tcPr>
+            <w:tcBorders/>
+            <w:tcW w:w="1276" w:type="dxa"/>
+            <w:vMerge w:val="restart"/>
+            <w:textDirection w:val="lrTb"/>
+            <w:noWrap w:val="false"/>
+          </w:tcPr>
+          <w:p>
+            <w:pPr>
+              <w:pBdr/>
+              <w:spacing/>
+              <w:ind/>
+              <w:rPr/>
+            </w:pPr>
+            <w:r/>
+            <w:r/>
+          </w:p>
+        </w:tc>
+        <w:tc>
+          <w:tcPr>
+            <w:tcBorders/>
+            <w:tcW w:w="1984" w:type="dxa"/>
+            <w:vMerge w:val="restart"/>
+            <w:textDirection w:val="lrTb"/>
+            <w:noWrap w:val="false"/>
+          </w:tcPr>
+          <w:p>
+            <w:pPr>
+              <w:pBdr/>
+              <w:spacing/>
+              <w:ind/>
+              <w:rPr/>
+            </w:pPr>
+            <w:r/>
+            <w:r/>
+          </w:p>
+        </w:tc>
+        <w:tc>
+          <w:tcPr>
+            <w:tcBorders/>
+            <w:tcW w:w="1843" w:type="dxa"/>
+            <w:vMerge w:val="restart"/>
+            <w:textDirection w:val="lrTb"/>
+            <w:noWrap w:val="false"/>
+          </w:tcPr>
+          <w:p>
+            <w:pPr>
+              <w:pBdr/>
+              <w:spacing/>
+              <w:ind/>
+              <w:rPr/>
+            </w:pPr>
+            <w:r/>
+            <w:r/>
+          </w:p>
+        </w:tc>
+        <w:tc>
+          <w:tcPr>
+            <w:tcBorders/>
+            <w:tcW w:w="1559" w:type="dxa"/>
+            <w:vMerge w:val="restart"/>
+            <w:textDirection w:val="lrTb"/>
+            <w:noWrap w:val="false"/>
+          </w:tcPr>
+          <w:p>
+            <w:pPr>
+              <w:pBdr/>
+              <w:spacing/>
+              <w:ind/>
+              <w:rPr/>
+            </w:pPr>
+            <w:r/>
+            <w:r/>
+          </w:p>
+        </w:tc>
+        <w:tc>
+          <w:tcPr>
+            <w:tcBorders/>
+            <w:tcW w:w="1133" w:type="dxa"/>
+            <w:vMerge w:val="restart"/>
+            <w:textDirection w:val="lrTb"/>
+            <w:noWrap w:val="false"/>
+          </w:tcPr>
+          <w:p>
+            <w:pPr>
+              <w:pBdr/>
+              <w:spacing/>
+              <w:ind/>
+              <w:rPr/>
+            </w:pPr>
+            <w:r/>
+            <w:r/>
+          </w:p>
+        </w:tc>
+      </w:tr>
+      <w:tr>
+        <w:trPr/>
+        <w:tc>
+          <w:tcPr>
+            <w:tcBorders/>
+            <w:tcW w:w="992" w:type="dxa"/>
+            <w:vMerge w:val="restart"/>
+            <w:textDirection w:val="lrTb"/>
+            <w:noWrap w:val="false"/>
+          </w:tcPr>
+          <w:p>
+            <w:pPr>
+              <w:pBdr/>
+              <w:spacing/>
+              <w:ind/>
+              <w:rPr/>
+            </w:pPr>
+            <w:r/>
+            <w:r/>
+          </w:p>
+        </w:tc>
+        <w:tc>
+          <w:tcPr>
+            <w:tcBorders/>
+            <w:tcW w:w="1134" w:type="dxa"/>
+            <w:vMerge w:val="restart"/>
+            <w:textDirection w:val="lrTb"/>
+            <w:noWrap w:val="false"/>
+          </w:tcPr>
+          <w:p>
+            <w:pPr>
+              <w:pBdr/>
+              <w:spacing/>
+              <w:ind/>
+              <w:rPr/>
+            </w:pPr>
+            <w:r/>
+            <w:r/>
+          </w:p>
+        </w:tc>
+        <w:tc>
+          <w:tcPr>
+            <w:tcBorders/>
+            <w:tcW w:w="1559" w:type="dxa"/>
+            <w:vMerge w:val="restart"/>
+            <w:textDirection w:val="lrTb"/>
+            <w:noWrap w:val="false"/>
+          </w:tcPr>
+          <w:p>
+            <w:pPr>
+              <w:pBdr/>
+              <w:spacing/>
+              <w:ind/>
+              <w:rPr/>
+            </w:pPr>
+            <w:r/>
+            <w:r/>
+          </w:p>
+        </w:tc>
+        <w:tc>
+          <w:tcPr>
+            <w:tcBorders/>
+            <w:tcW w:w="1276" w:type="dxa"/>
+            <w:vMerge w:val="restart"/>
+            <w:textDirection w:val="lrTb"/>
+            <w:noWrap w:val="false"/>
+          </w:tcPr>
+          <w:p>
+            <w:pPr>
+              <w:pBdr/>
+              <w:spacing/>
+              <w:ind/>
+              <w:rPr/>
+            </w:pPr>
+            <w:r/>
+            <w:r/>
+          </w:p>
+        </w:tc>
+        <w:tc>
+          <w:tcPr>
+            <w:tcBorders/>
+            <w:tcW w:w="1984" w:type="dxa"/>
+            <w:vMerge w:val="restart"/>
+            <w:textDirection w:val="lrTb"/>
+            <w:noWrap w:val="false"/>
+          </w:tcPr>
+          <w:p>
+            <w:pPr>
+              <w:pBdr/>
+              <w:spacing/>
+              <w:ind/>
+              <w:rPr/>
+            </w:pPr>
+            <w:r/>
+            <w:r/>
+          </w:p>
+        </w:tc>
+        <w:tc>
+          <w:tcPr>
+            <w:tcBorders/>
+            <w:tcW w:w="1843" w:type="dxa"/>
+            <w:vMerge w:val="restart"/>
+            <w:textDirection w:val="lrTb"/>
+            <w:noWrap w:val="false"/>
+          </w:tcPr>
+          <w:p>
+            <w:pPr>
+              <w:pBdr/>
+              <w:spacing/>
+              <w:ind/>
+              <w:rPr/>
+            </w:pPr>
+            <w:r/>
+            <w:r/>
+          </w:p>
+        </w:tc>
+        <w:tc>
+          <w:tcPr>
+            <w:tcBorders/>
+            <w:tcW w:w="1559" w:type="dxa"/>
+            <w:vMerge w:val="restart"/>
+            <w:textDirection w:val="lrTb"/>
+            <w:noWrap w:val="false"/>
+          </w:tcPr>
+          <w:p>
+            <w:pPr>
+              <w:pBdr/>
+              <w:spacing/>
+              <w:ind/>
+              <w:rPr/>
+            </w:pPr>
+            <w:r/>
+            <w:r/>
+          </w:p>
+        </w:tc>
+        <w:tc>
+          <w:tcPr>
+            <w:tcBorders/>
+            <w:tcW w:w="1133" w:type="dxa"/>
+            <w:vMerge w:val="restart"/>
+            <w:textDirection w:val="lrTb"/>
+            <w:noWrap w:val="false"/>
+          </w:tcPr>
+          <w:p>
+            <w:pPr>
+              <w:pBdr/>
+              <w:spacing/>
+              <w:ind/>
+              <w:rPr/>
+            </w:pPr>
+            <w:r/>
+            <w:r/>
+          </w:p>
+        </w:tc>
+      </w:tr>
+      <w:tr>
+        <w:trPr/>
+        <w:tc>
+          <w:tcPr>
+            <w:tcBorders/>
+            <w:tcW w:w="992" w:type="dxa"/>
+            <w:vMerge w:val="restart"/>
+            <w:textDirection w:val="lrTb"/>
+            <w:noWrap w:val="false"/>
+          </w:tcPr>
+          <w:p>
+            <w:pPr>
+              <w:pBdr/>
+              <w:spacing/>
+              <w:ind/>
+              <w:rPr/>
+            </w:pPr>
+            <w:r/>
+            <w:r/>
+          </w:p>
+        </w:tc>
+        <w:tc>
+          <w:tcPr>
+            <w:tcBorders/>
+            <w:tcW w:w="1134" w:type="dxa"/>
+            <w:vMerge w:val="restart"/>
+            <w:textDirection w:val="lrTb"/>
+            <w:noWrap w:val="false"/>
+          </w:tcPr>
+          <w:p>
+            <w:pPr>
+              <w:pBdr/>
+              <w:spacing/>
+              <w:ind/>
+              <w:rPr/>
+            </w:pPr>
+            <w:r/>
+            <w:r/>
+          </w:p>
+        </w:tc>
+        <w:tc>
+          <w:tcPr>
+            <w:tcBorders/>
+            <w:tcW w:w="1559" w:type="dxa"/>
+            <w:vMerge w:val="restart"/>
+            <w:textDirection w:val="lrTb"/>
+            <w:noWrap w:val="false"/>
+          </w:tcPr>
+          <w:p>
+            <w:pPr>
+              <w:pBdr/>
+              <w:spacing/>
+              <w:ind/>
+              <w:rPr/>
+            </w:pPr>
+            <w:r/>
+            <w:r/>
+          </w:p>
+        </w:tc>
+        <w:tc>
+          <w:tcPr>
+            <w:tcBorders/>
+            <w:tcW w:w="1276" w:type="dxa"/>
+            <w:vMerge w:val="restart"/>
+            <w:textDirection w:val="lrTb"/>
+            <w:noWrap w:val="false"/>
+          </w:tcPr>
+          <w:p>
+            <w:pPr>
+              <w:pBdr/>
+              <w:spacing/>
+              <w:ind/>
+              <w:rPr/>
+            </w:pPr>
+            <w:r/>
+            <w:r/>
+          </w:p>
+        </w:tc>
+        <w:tc>
+          <w:tcPr>
+            <w:tcBorders/>
+            <w:tcW w:w="1984" w:type="dxa"/>
+            <w:vMerge w:val="restart"/>
+            <w:textDirection w:val="lrTb"/>
+            <w:noWrap w:val="false"/>
+          </w:tcPr>
+          <w:p>
+            <w:pPr>
+              <w:pBdr/>
+              <w:spacing/>
+              <w:ind/>
+              <w:rPr/>
+            </w:pPr>
+            <w:r/>
+            <w:r/>
+          </w:p>
+        </w:tc>
+        <w:tc>
+          <w:tcPr>
+            <w:tcBorders/>
+            <w:tcW w:w="1843" w:type="dxa"/>
+            <w:vMerge w:val="restart"/>
+            <w:textDirection w:val="lrTb"/>
+            <w:noWrap w:val="false"/>
+          </w:tcPr>
+          <w:p>
+            <w:pPr>
+              <w:pBdr/>
+              <w:spacing/>
+              <w:ind/>
+              <w:rPr/>
+            </w:pPr>
+            <w:r/>
+            <w:r/>
+          </w:p>
+        </w:tc>
+        <w:tc>
+          <w:tcPr>
+            <w:tcBorders/>
+            <w:tcW w:w="1559" w:type="dxa"/>
+            <w:vMerge w:val="restart"/>
+            <w:textDirection w:val="lrTb"/>
+            <w:noWrap w:val="false"/>
+          </w:tcPr>
+          <w:p>
+            <w:pPr>
+              <w:pBdr/>
+              <w:spacing/>
+              <w:ind/>
+              <w:rPr/>
+            </w:pPr>
+            <w:r/>
+            <w:r/>
+          </w:p>
+        </w:tc>
+        <w:tc>
+          <w:tcPr>
+            <w:tcBorders/>
+            <w:tcW w:w="1133" w:type="dxa"/>
+            <w:vMerge w:val="restart"/>
+            <w:textDirection w:val="lrTb"/>
+            <w:noWrap w:val="false"/>
+          </w:tcPr>
+          <w:p>
+            <w:pPr>
+              <w:pBdr/>
+              <w:spacing/>
+              <w:ind/>
+              <w:rPr/>
+            </w:pPr>
+            <w:r/>
+            <w:r/>
+          </w:p>
+        </w:tc>
+      </w:tr>
+      <w:tr>
+        <w:trPr/>
+        <w:tc>
+          <w:tcPr>
+            <w:tcBorders/>
+            <w:tcW w:w="992" w:type="dxa"/>
+            <w:vMerge w:val="restart"/>
+            <w:textDirection w:val="lrTb"/>
+            <w:noWrap w:val="false"/>
+          </w:tcPr>
+          <w:p>
+            <w:pPr>
+              <w:pBdr/>
+              <w:spacing/>
+              <w:ind/>
+              <w:rPr/>
+            </w:pPr>
+            <w:r/>
+            <w:r/>
+          </w:p>
+        </w:tc>
+        <w:tc>
+          <w:tcPr>
+            <w:tcBorders/>
+            <w:tcW w:w="1134" w:type="dxa"/>
+            <w:vMerge w:val="restart"/>
+            <w:textDirection w:val="lrTb"/>
+            <w:noWrap w:val="false"/>
+          </w:tcPr>
+          <w:p>
+            <w:pPr>
+              <w:pBdr/>
+              <w:spacing/>
+              <w:ind/>
+              <w:rPr/>
+            </w:pPr>
+            <w:r/>
+            <w:r/>
+          </w:p>
+        </w:tc>
+        <w:tc>
+          <w:tcPr>
+            <w:tcBorders/>
+            <w:tcW w:w="1559" w:type="dxa"/>
+            <w:vMerge w:val="restart"/>
+            <w:textDirection w:val="lrTb"/>
+            <w:noWrap w:val="false"/>
+          </w:tcPr>
+          <w:p>
+            <w:pPr>
+              <w:pBdr/>
+              <w:spacing/>
+              <w:ind/>
+              <w:rPr/>
+            </w:pPr>
+            <w:r/>
+            <w:r/>
+          </w:p>
+        </w:tc>
+        <w:tc>
+          <w:tcPr>
+            <w:tcBorders/>
+            <w:tcW w:w="1276" w:type="dxa"/>
+            <w:vMerge w:val="restart"/>
+            <w:textDirection w:val="lrTb"/>
+            <w:noWrap w:val="false"/>
+          </w:tcPr>
+          <w:p>
+            <w:pPr>
+              <w:pBdr/>
+              <w:spacing/>
+              <w:ind/>
+              <w:rPr/>
+            </w:pPr>
+            <w:r/>
+            <w:r/>
+          </w:p>
+        </w:tc>
+        <w:tc>
+          <w:tcPr>
+            <w:tcBorders/>
+            <w:tcW w:w="1984" w:type="dxa"/>
+            <w:vMerge w:val="restart"/>
+            <w:textDirection w:val="lrTb"/>
+            <w:noWrap w:val="false"/>
+          </w:tcPr>
+          <w:p>
+            <w:pPr>
+              <w:pBdr/>
+              <w:spacing/>
+              <w:ind/>
+              <w:rPr/>
+            </w:pPr>
+            <w:r/>
+            <w:r/>
+          </w:p>
+        </w:tc>
+        <w:tc>
+          <w:tcPr>
+            <w:tcBorders/>
+            <w:tcW w:w="1843" w:type="dxa"/>
+            <w:vMerge w:val="restart"/>
+            <w:textDirection w:val="lrTb"/>
+            <w:noWrap w:val="false"/>
+          </w:tcPr>
+          <w:p>
+            <w:pPr>
+              <w:pBdr/>
+              <w:spacing/>
+              <w:ind/>
+              <w:rPr/>
+            </w:pPr>
+            <w:r/>
+            <w:r/>
+          </w:p>
+        </w:tc>
+        <w:tc>
+          <w:tcPr>
+            <w:tcBorders/>
+            <w:tcW w:w="1559" w:type="dxa"/>
+            <w:vMerge w:val="restart"/>
+            <w:textDirection w:val="lrTb"/>
+            <w:noWrap w:val="false"/>
+          </w:tcPr>
+          <w:p>
+            <w:pPr>
+              <w:pBdr/>
+              <w:spacing/>
+              <w:ind/>
+              <w:rPr/>
+            </w:pPr>
+            <w:r/>
+            <w:r/>
+          </w:p>
+        </w:tc>
+        <w:tc>
+          <w:tcPr>
+            <w:tcBorders/>
+            <w:tcW w:w="1133" w:type="dxa"/>
+            <w:vMerge w:val="restart"/>
+            <w:textDirection w:val="lrTb"/>
+            <w:noWrap w:val="false"/>
+          </w:tcPr>
+          <w:p>
+            <w:pPr>
+              <w:pBdr/>
+              <w:spacing/>
+              <w:ind/>
+              <w:rPr/>
+            </w:pPr>
+            <w:r/>
+            <w:r/>
+          </w:p>
+        </w:tc>
+      </w:tr>
+      <w:tr>
+        <w:trPr/>
+        <w:tc>
+          <w:tcPr>
+            <w:tcBorders/>
+            <w:tcW w:w="992" w:type="dxa"/>
+            <w:vMerge w:val="restart"/>
+            <w:textDirection w:val="lrTb"/>
+            <w:noWrap w:val="false"/>
+          </w:tcPr>
+          <w:p>
+            <w:pPr>
+              <w:pBdr/>
+              <w:spacing/>
+              <w:ind/>
+              <w:rPr/>
+            </w:pPr>
+            <w:r/>
+            <w:r/>
+          </w:p>
+        </w:tc>
+        <w:tc>
+          <w:tcPr>
+            <w:tcBorders/>
+            <w:tcW w:w="1134" w:type="dxa"/>
+            <w:vMerge w:val="restart"/>
+            <w:textDirection w:val="lrTb"/>
+            <w:noWrap w:val="false"/>
+          </w:tcPr>
+          <w:p>
+            <w:pPr>
+              <w:pBdr/>
+              <w:spacing/>
+              <w:ind/>
+              <w:rPr/>
+            </w:pPr>
+            <w:r/>
+            <w:r/>
+          </w:p>
+        </w:tc>
+        <w:tc>
+          <w:tcPr>
+            <w:tcBorders/>
+            <w:tcW w:w="1559" w:type="dxa"/>
+            <w:vMerge w:val="restart"/>
+            <w:textDirection w:val="lrTb"/>
+            <w:noWrap w:val="false"/>
+          </w:tcPr>
+          <w:p>
+            <w:pPr>
+              <w:pBdr/>
+              <w:spacing/>
+              <w:ind/>
+              <w:rPr/>
+            </w:pPr>
+            <w:r/>
+            <w:r/>
+          </w:p>
+        </w:tc>
+        <w:tc>
+          <w:tcPr>
+            <w:tcBorders/>
+            <w:tcW w:w="1276" w:type="dxa"/>
+            <w:vMerge w:val="restart"/>
+            <w:textDirection w:val="lrTb"/>
+            <w:noWrap w:val="false"/>
+          </w:tcPr>
+          <w:p>
+            <w:pPr>
+              <w:pBdr/>
+              <w:spacing/>
+              <w:ind/>
+              <w:rPr/>
+            </w:pPr>
+            <w:r/>
+            <w:r/>
+          </w:p>
+        </w:tc>
+        <w:tc>
+          <w:tcPr>
+            <w:tcBorders/>
+            <w:tcW w:w="1984" w:type="dxa"/>
+            <w:vMerge w:val="restart"/>
+            <w:textDirection w:val="lrTb"/>
+            <w:noWrap w:val="false"/>
+          </w:tcPr>
+          <w:p>
+            <w:pPr>
+              <w:pBdr/>
+              <w:spacing/>
+              <w:ind/>
+              <w:rPr/>
+            </w:pPr>
+            <w:r/>
+            <w:r/>
+          </w:p>
+        </w:tc>
+        <w:tc>
+          <w:tcPr>
+            <w:tcBorders/>
+            <w:tcW w:w="1843" w:type="dxa"/>
+            <w:vMerge w:val="restart"/>
+            <w:textDirection w:val="lrTb"/>
+            <w:noWrap w:val="false"/>
+          </w:tcPr>
+          <w:p>
+            <w:pPr>
+              <w:pBdr/>
+              <w:spacing/>
+              <w:ind/>
+              <w:rPr/>
+            </w:pPr>
+            <w:r/>
+            <w:r/>
+          </w:p>
+        </w:tc>
+        <w:tc>
+          <w:tcPr>
+            <w:tcBorders/>
+            <w:tcW w:w="1559" w:type="dxa"/>
+            <w:vMerge w:val="restart"/>
+            <w:textDirection w:val="lrTb"/>
+            <w:noWrap w:val="false"/>
+          </w:tcPr>
+          <w:p>
+            <w:pPr>
+              <w:pBdr/>
+              <w:spacing/>
+              <w:ind/>
+              <w:rPr/>
+            </w:pPr>
+            <w:r/>
+            <w:r/>
+          </w:p>
+        </w:tc>
+        <w:tc>
+          <w:tcPr>
+            <w:tcBorders/>
+            <w:tcW w:w="1133" w:type="dxa"/>
+            <w:vMerge w:val="restart"/>
+            <w:textDirection w:val="lrTb"/>
+            <w:noWrap w:val="false"/>
+          </w:tcPr>
+          <w:p>
+            <w:pPr>
+              <w:pBdr/>
+              <w:spacing/>
+              <w:ind/>
+              <w:rPr/>
+            </w:pPr>
+            <w:r/>
+            <w:r/>
+          </w:p>
+        </w:tc>
+      </w:tr>
+      <w:tr>
+        <w:trPr/>
+        <w:tc>
+          <w:tcPr>
+            <w:tcBorders/>
+            <w:tcW w:w="992" w:type="dxa"/>
+            <w:vMerge w:val="restart"/>
+            <w:textDirection w:val="lrTb"/>
+            <w:noWrap w:val="false"/>
+          </w:tcPr>
+          <w:p>
+            <w:pPr>
+              <w:pBdr/>
+              <w:spacing/>
+              <w:ind/>
+              <w:rPr/>
+            </w:pPr>
+            <w:r/>
+            <w:r/>
+          </w:p>
+        </w:tc>
+        <w:tc>
+          <w:tcPr>
+            <w:tcBorders/>
+            <w:tcW w:w="1134" w:type="dxa"/>
+            <w:vMerge w:val="restart"/>
+            <w:textDirection w:val="lrTb"/>
+            <w:noWrap w:val="false"/>
+          </w:tcPr>
+          <w:p>
+            <w:pPr>
+              <w:pBdr/>
+              <w:spacing/>
+              <w:ind/>
+              <w:rPr/>
+            </w:pPr>
+            <w:r/>
+            <w:r/>
+          </w:p>
+        </w:tc>
+        <w:tc>
+          <w:tcPr>
+            <w:tcBorders/>
+            <w:tcW w:w="1559" w:type="dxa"/>
+            <w:vMerge w:val="restart"/>
+            <w:textDirection w:val="lrTb"/>
+            <w:noWrap w:val="false"/>
+          </w:tcPr>
+          <w:p>
+            <w:pPr>
+              <w:pBdr/>
+              <w:spacing/>
+              <w:ind/>
+              <w:rPr/>
+            </w:pPr>
+            <w:r/>
+            <w:r/>
+          </w:p>
+        </w:tc>
+        <w:tc>
+          <w:tcPr>
+            <w:tcBorders/>
+            <w:tcW w:w="1276" w:type="dxa"/>
+            <w:vMerge w:val="restart"/>
+            <w:textDirection w:val="lrTb"/>
+            <w:noWrap w:val="false"/>
+          </w:tcPr>
+          <w:p>
+            <w:pPr>
+              <w:pBdr/>
+              <w:spacing/>
+              <w:ind/>
+              <w:rPr/>
+            </w:pPr>
+            <w:r/>
+            <w:r/>
+          </w:p>
+        </w:tc>
+        <w:tc>
+          <w:tcPr>
+            <w:tcBorders/>
+            <w:tcW w:w="1984" w:type="dxa"/>
+            <w:vMerge w:val="restart"/>
+            <w:textDirection w:val="lrTb"/>
+            <w:noWrap w:val="false"/>
+          </w:tcPr>
+          <w:p>
+            <w:pPr>
+              <w:pBdr/>
+              <w:spacing/>
+              <w:ind/>
+              <w:rPr/>
+            </w:pPr>
+            <w:r/>
+            <w:r/>
+          </w:p>
+        </w:tc>
+        <w:tc>
+          <w:tcPr>
+            <w:tcBorders/>
+            <w:tcW w:w="1843" w:type="dxa"/>
+            <w:vMerge w:val="restart"/>
+            <w:textDirection w:val="lrTb"/>
+            <w:noWrap w:val="false"/>
+          </w:tcPr>
+          <w:p>
+            <w:pPr>
+              <w:pBdr/>
+              <w:spacing/>
+              <w:ind/>
+              <w:rPr/>
+            </w:pPr>
+            <w:r/>
+            <w:r/>
+          </w:p>
+        </w:tc>
+        <w:tc>
+          <w:tcPr>
+            <w:tcBorders/>
+            <w:tcW w:w="1559" w:type="dxa"/>
+            <w:vMerge w:val="restart"/>
+            <w:textDirection w:val="lrTb"/>
+            <w:noWrap w:val="false"/>
+          </w:tcPr>
+          <w:p>
+            <w:pPr>
+              <w:pBdr/>
+              <w:spacing/>
+              <w:ind/>
+              <w:rPr/>
+            </w:pPr>
+            <w:r/>
+            <w:r/>
+          </w:p>
+        </w:tc>
+        <w:tc>
+          <w:tcPr>
+            <w:tcBorders/>
+            <w:tcW w:w="1133" w:type="dxa"/>
+            <w:vMerge w:val="restart"/>
+            <w:textDirection w:val="lrTb"/>
+            <w:noWrap w:val="false"/>
+          </w:tcPr>
+          <w:p>
+            <w:pPr>
+              <w:pBdr/>
+              <w:spacing/>
+              <w:ind/>
+              <w:rPr/>
+            </w:pPr>
+            <w:r/>
+            <w:r/>
+          </w:p>
+        </w:tc>
+      </w:tr>
+      <w:tr>
+        <w:trPr/>
+        <w:tc>
+          <w:tcPr>
+            <w:tcBorders/>
+            <w:tcW w:w="992" w:type="dxa"/>
+            <w:vMerge w:val="restart"/>
+            <w:textDirection w:val="lrTb"/>
+            <w:noWrap w:val="false"/>
+          </w:tcPr>
+          <w:p>
+            <w:pPr>
+              <w:pBdr/>
+              <w:spacing/>
+              <w:ind/>
+              <w:rPr/>
+            </w:pPr>
+            <w:r/>
+            <w:r/>
+          </w:p>
+        </w:tc>
+        <w:tc>
+          <w:tcPr>
+            <w:tcBorders/>
+            <w:tcW w:w="1134" w:type="dxa"/>
+            <w:vMerge w:val="restart"/>
+            <w:textDirection w:val="lrTb"/>
+            <w:noWrap w:val="false"/>
+          </w:tcPr>
+          <w:p>
+            <w:pPr>
+              <w:pBdr/>
+              <w:spacing/>
+              <w:ind/>
+              <w:rPr/>
+            </w:pPr>
+            <w:r/>
+            <w:r/>
+          </w:p>
+        </w:tc>
+        <w:tc>
+          <w:tcPr>
+            <w:tcBorders/>
+            <w:tcW w:w="1559" w:type="dxa"/>
+            <w:vMerge w:val="restart"/>
+            <w:textDirection w:val="lrTb"/>
+            <w:noWrap w:val="false"/>
+          </w:tcPr>
+          <w:p>
+            <w:pPr>
+              <w:pBdr/>
+              <w:spacing/>
+              <w:ind/>
+              <w:rPr/>
+            </w:pPr>
+            <w:r/>
+            <w:r/>
+          </w:p>
+        </w:tc>
+        <w:tc>
+          <w:tcPr>
+            <w:tcBorders/>
+            <w:tcW w:w="1276" w:type="dxa"/>
+            <w:vMerge w:val="restart"/>
+            <w:textDirection w:val="lrTb"/>
+            <w:noWrap w:val="false"/>
+          </w:tcPr>
+          <w:p>
+            <w:pPr>
+              <w:pBdr/>
+              <w:spacing/>
+              <w:ind/>
+              <w:rPr/>
+            </w:pPr>
+            <w:r/>
+            <w:r/>
+          </w:p>
+        </w:tc>
+        <w:tc>
+          <w:tcPr>
+            <w:tcBorders/>
+            <w:tcW w:w="1984" w:type="dxa"/>
+            <w:vMerge w:val="restart"/>
+            <w:textDirection w:val="lrTb"/>
+            <w:noWrap w:val="false"/>
+          </w:tcPr>
+          <w:p>
+            <w:pPr>
+              <w:pBdr/>
+              <w:spacing/>
+              <w:ind/>
+              <w:rPr/>
+            </w:pPr>
+            <w:r/>
+            <w:r/>
+          </w:p>
+        </w:tc>
+        <w:tc>
+          <w:tcPr>
+            <w:tcBorders/>
+            <w:tcW w:w="1843" w:type="dxa"/>
+            <w:vMerge w:val="restart"/>
+            <w:textDirection w:val="lrTb"/>
+            <w:noWrap w:val="false"/>
+          </w:tcPr>
+          <w:p>
+            <w:pPr>
+              <w:pBdr/>
+              <w:spacing/>
+              <w:ind/>
+              <w:rPr/>
+            </w:pPr>
+            <w:r/>
+            <w:r/>
+          </w:p>
+        </w:tc>
+        <w:tc>
+          <w:tcPr>
+            <w:tcBorders/>
+            <w:tcW w:w="1559" w:type="dxa"/>
+            <w:vMerge w:val="restart"/>
+            <w:textDirection w:val="lrTb"/>
+            <w:noWrap w:val="false"/>
+          </w:tcPr>
+          <w:p>
+            <w:pPr>
+              <w:pBdr/>
+              <w:spacing/>
+              <w:ind/>
+              <w:rPr/>
+            </w:pPr>
+            <w:r/>
+            <w:r/>
+          </w:p>
+        </w:tc>
+        <w:tc>
+          <w:tcPr>
+            <w:tcBorders/>
+            <w:tcW w:w="1133" w:type="dxa"/>
+            <w:vMerge w:val="restart"/>
+            <w:textDirection w:val="lrTb"/>
+            <w:noWrap w:val="false"/>
+          </w:tcPr>
+          <w:p>
+            <w:pPr>
+              <w:pBdr/>
+              <w:spacing/>
+              <w:ind/>
+              <w:rPr/>
+            </w:pPr>
+            <w:r/>
+            <w:r/>
+          </w:p>
+        </w:tc>
+      </w:tr>
+      <w:tr>
+        <w:trPr/>
+        <w:tc>
+          <w:tcPr>
+            <w:tcBorders/>
+            <w:tcW w:w="992" w:type="dxa"/>
+            <w:vMerge w:val="restart"/>
+            <w:textDirection w:val="lrTb"/>
+            <w:noWrap w:val="false"/>
+          </w:tcPr>
+          <w:p>
+            <w:pPr>
+              <w:pBdr/>
+              <w:spacing/>
+              <w:ind/>
+              <w:rPr/>
+            </w:pPr>
+            <w:r/>
+            <w:r/>
+          </w:p>
+        </w:tc>
+        <w:tc>
+          <w:tcPr>
+            <w:tcBorders/>
+            <w:tcW w:w="1134" w:type="dxa"/>
+            <w:vMerge w:val="restart"/>
+            <w:textDirection w:val="lrTb"/>
+            <w:noWrap w:val="false"/>
+          </w:tcPr>
+          <w:p>
+            <w:pPr>
+              <w:pBdr/>
+              <w:spacing/>
+              <w:ind/>
+              <w:rPr/>
+            </w:pPr>
+            <w:r/>
+            <w:r/>
+          </w:p>
+        </w:tc>
+        <w:tc>
+          <w:tcPr>
+            <w:tcBorders/>
+            <w:tcW w:w="1559" w:type="dxa"/>
+            <w:vMerge w:val="restart"/>
+            <w:textDirection w:val="lrTb"/>
+            <w:noWrap w:val="false"/>
+          </w:tcPr>
+          <w:p>
+            <w:pPr>
+              <w:pBdr/>
+              <w:spacing/>
+              <w:ind/>
+              <w:rPr/>
+            </w:pPr>
+            <w:r/>
+            <w:r/>
+          </w:p>
+        </w:tc>
+        <w:tc>
+          <w:tcPr>
+            <w:tcBorders/>
+            <w:tcW w:w="1276" w:type="dxa"/>
+            <w:vMerge w:val="restart"/>
+            <w:textDirection w:val="lrTb"/>
+            <w:noWrap w:val="false"/>
+          </w:tcPr>
+          <w:p>
+            <w:pPr>
+              <w:pBdr/>
+              <w:spacing/>
+              <w:ind/>
+              <w:rPr/>
+            </w:pPr>
+            <w:r/>
+            <w:r/>
+          </w:p>
+        </w:tc>
+        <w:tc>
+          <w:tcPr>
+            <w:tcBorders/>
+            <w:tcW w:w="1984" w:type="dxa"/>
+            <w:vMerge w:val="restart"/>
+            <w:textDirection w:val="lrTb"/>
+            <w:noWrap w:val="false"/>
+          </w:tcPr>
+          <w:p>
+            <w:pPr>
+              <w:pBdr/>
+              <w:spacing/>
+              <w:ind/>
+              <w:rPr/>
+            </w:pPr>
+            <w:r/>
+            <w:r/>
+          </w:p>
+        </w:tc>
+        <w:tc>
+          <w:tcPr>
+            <w:tcBorders/>
+            <w:tcW w:w="1843" w:type="dxa"/>
+            <w:vMerge w:val="restart"/>
+            <w:textDirection w:val="lrTb"/>
+            <w:noWrap w:val="false"/>
+          </w:tcPr>
+          <w:p>
+            <w:pPr>
+              <w:pBdr/>
+              <w:spacing/>
+              <w:ind/>
+              <w:rPr/>
+            </w:pPr>
+            <w:r/>
+            <w:r/>
+          </w:p>
+        </w:tc>
+        <w:tc>
+          <w:tcPr>
+            <w:tcBorders/>
+            <w:tcW w:w="1559" w:type="dxa"/>
+            <w:vMerge w:val="restart"/>
+            <w:textDirection w:val="lrTb"/>
+            <w:noWrap w:val="false"/>
+          </w:tcPr>
+          <w:p>
+            <w:pPr>
+              <w:pBdr/>
+              <w:spacing/>
+              <w:ind/>
+              <w:rPr/>
+            </w:pPr>
+            <w:r/>
+            <w:r/>
+          </w:p>
+        </w:tc>
+        <w:tc>
+          <w:tcPr>
+            <w:tcBorders/>
+            <w:tcW w:w="1133" w:type="dxa"/>
+            <w:vMerge w:val="restart"/>
+            <w:textDirection w:val="lrTb"/>
+            <w:noWrap w:val="false"/>
+          </w:tcPr>
+          <w:p>
+            <w:pPr>
+              <w:pBdr/>
+              <w:spacing/>
+              <w:ind/>
+              <w:rPr/>
+            </w:pPr>
+            <w:r/>
+            <w:r/>
+          </w:p>
+        </w:tc>
+      </w:tr>
+      <w:tr>
+        <w:trPr/>
+        <w:tc>
+          <w:tcPr>
+            <w:tcBorders/>
+            <w:tcW w:w="992" w:type="dxa"/>
+            <w:vMerge w:val="restart"/>
+            <w:textDirection w:val="lrTb"/>
+            <w:noWrap w:val="false"/>
+          </w:tcPr>
+          <w:p>
+            <w:pPr>
+              <w:pBdr/>
+              <w:spacing/>
+              <w:ind/>
+              <w:rPr/>
+            </w:pPr>
+            <w:r/>
+            <w:r/>
+          </w:p>
+        </w:tc>
+        <w:tc>
+          <w:tcPr>
+            <w:tcBorders/>
+            <w:tcW w:w="1134" w:type="dxa"/>
+            <w:vMerge w:val="restart"/>
+            <w:textDirection w:val="lrTb"/>
+            <w:noWrap w:val="false"/>
+          </w:tcPr>
+          <w:p>
+            <w:pPr>
+              <w:pBdr/>
+              <w:spacing/>
+              <w:ind/>
+              <w:rPr/>
+            </w:pPr>
+            <w:r/>
+            <w:r/>
+          </w:p>
+        </w:tc>
+        <w:tc>
+          <w:tcPr>
+            <w:tcBorders/>
+            <w:tcW w:w="1559" w:type="dxa"/>
+            <w:vMerge w:val="restart"/>
+            <w:textDirection w:val="lrTb"/>
+            <w:noWrap w:val="false"/>
+          </w:tcPr>
+          <w:p>
+            <w:pPr>
+              <w:pBdr/>
+              <w:spacing/>
+              <w:ind/>
+              <w:rPr/>
+            </w:pPr>
+            <w:r/>
+            <w:r/>
+          </w:p>
+        </w:tc>
+        <w:tc>
+          <w:tcPr>
+            <w:tcBorders/>
+            <w:tcW w:w="1276" w:type="dxa"/>
+            <w:vMerge w:val="restart"/>
+            <w:textDirection w:val="lrTb"/>
+            <w:noWrap w:val="false"/>
+          </w:tcPr>
+          <w:p>
+            <w:pPr>
+              <w:pBdr/>
+              <w:spacing/>
+              <w:ind/>
+              <w:rPr/>
+            </w:pPr>
+            <w:r/>
+            <w:r/>
+          </w:p>
+        </w:tc>
+        <w:tc>
+          <w:tcPr>
+            <w:tcBorders/>
+            <w:tcW w:w="1984" w:type="dxa"/>
+            <w:vMerge w:val="restart"/>
+            <w:textDirection w:val="lrTb"/>
+            <w:noWrap w:val="false"/>
+          </w:tcPr>
+          <w:p>
+            <w:pPr>
+              <w:pBdr/>
+              <w:spacing/>
+              <w:ind/>
+              <w:rPr/>
+            </w:pPr>
+            <w:r/>
+            <w:r/>
+          </w:p>
+        </w:tc>
+        <w:tc>
+          <w:tcPr>
+            <w:tcBorders/>
+            <w:tcW w:w="1843" w:type="dxa"/>
+            <w:vMerge w:val="restart"/>
+            <w:textDirection w:val="lrTb"/>
+            <w:noWrap w:val="false"/>
+          </w:tcPr>
+          <w:p>
+            <w:pPr>
+              <w:pBdr/>
+              <w:spacing/>
+              <w:ind/>
+              <w:rPr/>
+            </w:pPr>
+            <w:r/>
+            <w:r/>
+          </w:p>
+        </w:tc>
+        <w:tc>
+          <w:tcPr>
+            <w:tcBorders/>
+            <w:tcW w:w="1559" w:type="dxa"/>
+            <w:vMerge w:val="restart"/>
+            <w:textDirection w:val="lrTb"/>
+            <w:noWrap w:val="false"/>
+          </w:tcPr>
+          <w:p>
+            <w:pPr>
+              <w:pBdr/>
+              <w:spacing/>
+              <w:ind/>
+              <w:rPr/>
+            </w:pPr>
+            <w:r/>
+            <w:r/>
+          </w:p>
+        </w:tc>
+        <w:tc>
+          <w:tcPr>
+            <w:tcBorders/>
+            <w:tcW w:w="1133" w:type="dxa"/>
+            <w:vMerge w:val="restart"/>
             <w:textDirection w:val="lrTb"/>
             <w:noWrap w:val="false"/>
           </w:tcPr>

--- a/Testing.docx
+++ b/Testing.docx
@@ -22,6 +22,7 @@
         <w:rPr/>
       </w:pPr>
       <w:r/>
+      <w:r/>
     </w:p>
     <w:tbl>
       <w:tblPr>
@@ -34,12 +35,12 @@
       </w:tblPr>
       <w:tblGrid>
         <w:gridCol w:w="992"/>
-        <w:gridCol w:w="1134"/>
-        <w:gridCol w:w="1559"/>
-        <w:gridCol w:w="1276"/>
+        <w:gridCol w:w="1843"/>
+        <w:gridCol w:w="1417"/>
+        <w:gridCol w:w="992"/>
         <w:gridCol w:w="1984"/>
-        <w:gridCol w:w="1843"/>
-        <w:gridCol w:w="1559"/>
+        <w:gridCol w:w="1701"/>
+        <w:gridCol w:w="1417"/>
         <w:gridCol w:w="1133"/>
       </w:tblGrid>
       <w:tr>
@@ -69,7 +70,7 @@
         <w:tc>
           <w:tcPr>
             <w:tcBorders/>
-            <w:tcW w:w="1134" w:type="dxa"/>
+            <w:tcW w:w="1843" w:type="dxa"/>
             <w:textDirection w:val="lrTb"/>
             <w:noWrap w:val="false"/>
           </w:tcPr>
@@ -89,7 +90,7 @@
         <w:tc>
           <w:tcPr>
             <w:tcBorders/>
-            <w:tcW w:w="1559" w:type="dxa"/>
+            <w:tcW w:w="1417" w:type="dxa"/>
             <w:textDirection w:val="lrTb"/>
             <w:noWrap w:val="false"/>
           </w:tcPr>
@@ -109,7 +110,7 @@
         <w:tc>
           <w:tcPr>
             <w:tcBorders/>
-            <w:tcW w:w="1276" w:type="dxa"/>
+            <w:tcW w:w="992" w:type="dxa"/>
             <w:textDirection w:val="lrTb"/>
             <w:noWrap w:val="false"/>
           </w:tcPr>
@@ -149,7 +150,7 @@
         <w:tc>
           <w:tcPr>
             <w:tcBorders/>
-            <w:tcW w:w="1843" w:type="dxa"/>
+            <w:tcW w:w="1701" w:type="dxa"/>
             <w:textDirection w:val="lrTb"/>
             <w:noWrap w:val="false"/>
           </w:tcPr>
@@ -169,7 +170,7 @@
         <w:tc>
           <w:tcPr>
             <w:tcBorders/>
-            <w:tcW w:w="1559" w:type="dxa"/>
+            <w:tcW w:w="1417" w:type="dxa"/>
             <w:textDirection w:val="lrTb"/>
             <w:noWrap w:val="false"/>
           </w:tcPr>
@@ -232,7 +233,7 @@
         <w:tc>
           <w:tcPr>
             <w:tcBorders/>
-            <w:tcW w:w="1134" w:type="dxa"/>
+            <w:tcW w:w="1843" w:type="dxa"/>
             <w:textDirection w:val="lrTb"/>
             <w:noWrap w:val="false"/>
           </w:tcPr>
@@ -244,7 +245,7 @@
               <w:rPr/>
             </w:pPr>
             <w:r>
-              <w:t xml:space="preserve">2a - a start screen that displays keybinds</w:t>
+              <w:t xml:space="preserve">2a - a start screen that explains keybinds</w:t>
             </w:r>
             <w:r/>
           </w:p>
@@ -252,7 +253,7 @@
         <w:tc>
           <w:tcPr>
             <w:tcBorders/>
-            <w:tcW w:w="1559" w:type="dxa"/>
+            <w:tcW w:w="1417" w:type="dxa"/>
             <w:textDirection w:val="lrTb"/>
             <w:noWrap w:val="false"/>
           </w:tcPr>
@@ -264,7 +265,7 @@
               <w:rPr/>
             </w:pPr>
             <w:r>
-              <w:t xml:space="preserve">Check the start screen is displayed correctly</w:t>
+              <w:t xml:space="preserve">The start screen should be displayed</w:t>
             </w:r>
             <w:r/>
           </w:p>
@@ -272,7 +273,7 @@
         <w:tc>
           <w:tcPr>
             <w:tcBorders/>
-            <w:tcW w:w="1276" w:type="dxa"/>
+            <w:tcW w:w="992" w:type="dxa"/>
             <w:textDirection w:val="lrTb"/>
             <w:noWrap w:val="false"/>
           </w:tcPr>
@@ -312,7 +313,7 @@
         <w:tc>
           <w:tcPr>
             <w:tcBorders/>
-            <w:tcW w:w="1843" w:type="dxa"/>
+            <w:tcW w:w="1701" w:type="dxa"/>
             <w:textDirection w:val="lrTb"/>
             <w:noWrap w:val="false"/>
           </w:tcPr>
@@ -330,7 +331,7 @@
         <w:tc>
           <w:tcPr>
             <w:tcBorders/>
-            <w:tcW w:w="1559" w:type="dxa"/>
+            <w:tcW w:w="1417" w:type="dxa"/>
             <w:textDirection w:val="lrTb"/>
             <w:noWrap w:val="false"/>
           </w:tcPr>
@@ -390,7 +391,7 @@
         <w:tc>
           <w:tcPr>
             <w:tcBorders/>
-            <w:tcW w:w="1134" w:type="dxa"/>
+            <w:tcW w:w="1843" w:type="dxa"/>
             <w:vMerge w:val="restart"/>
             <w:textDirection w:val="lrTb"/>
             <w:noWrap w:val="false"/>
@@ -411,7 +412,7 @@
         <w:tc>
           <w:tcPr>
             <w:tcBorders/>
-            <w:tcW w:w="1559" w:type="dxa"/>
+            <w:tcW w:w="1417" w:type="dxa"/>
             <w:vMerge w:val="restart"/>
             <w:textDirection w:val="lrTb"/>
             <w:noWrap w:val="false"/>
@@ -424,7 +425,7 @@
               <w:rPr/>
             </w:pPr>
             <w:r>
-              <w:t xml:space="preserve">Check the user can start the simulation</w:t>
+              <w:t xml:space="preserve">The user should be able to start the program with a button press.</w:t>
             </w:r>
             <w:r/>
           </w:p>
@@ -432,7 +433,7 @@
         <w:tc>
           <w:tcPr>
             <w:tcBorders/>
-            <w:tcW w:w="1276" w:type="dxa"/>
+            <w:tcW w:w="992" w:type="dxa"/>
             <w:vMerge w:val="restart"/>
             <w:textDirection w:val="lrTb"/>
             <w:noWrap w:val="false"/>
@@ -466,7 +467,90 @@
               <w:rPr/>
             </w:pPr>
             <w:r>
-              <w:t xml:space="preserve">Upon pressing enter the program should hide the start screen and display the solar system</w:t>
+              <w:t xml:space="preserve">Upon pressing enter the program should hide the start screen and display the solar system.</w:t>
+            </w:r>
+            <w:r/>
+          </w:p>
+        </w:tc>
+        <w:tc>
+          <w:tcPr>
+            <w:tcBorders/>
+            <w:tcW w:w="1701" w:type="dxa"/>
+            <w:vMerge w:val="restart"/>
+            <w:textDirection w:val="lrTb"/>
+            <w:noWrap w:val="false"/>
+          </w:tcPr>
+          <w:p>
+            <w:pPr>
+              <w:pBdr/>
+              <w:spacing/>
+              <w:ind/>
+              <w:rPr/>
+            </w:pPr>
+            <w:r/>
+            <w:r/>
+          </w:p>
+        </w:tc>
+        <w:tc>
+          <w:tcPr>
+            <w:tcBorders/>
+            <w:tcW w:w="1417" w:type="dxa"/>
+            <w:vMerge w:val="restart"/>
+            <w:textDirection w:val="lrTb"/>
+            <w:noWrap w:val="false"/>
+          </w:tcPr>
+          <w:p>
+            <w:pPr>
+              <w:pBdr/>
+              <w:spacing/>
+              <w:ind/>
+              <w:rPr/>
+            </w:pPr>
+            <w:r/>
+            <w:r/>
+          </w:p>
+        </w:tc>
+        <w:tc>
+          <w:tcPr>
+            <w:tcBorders/>
+            <w:tcW w:w="1133" w:type="dxa"/>
+            <w:vMerge w:val="restart"/>
+            <w:textDirection w:val="lrTb"/>
+            <w:noWrap w:val="false"/>
+          </w:tcPr>
+          <w:p>
+            <w:pPr>
+              <w:pBdr/>
+              <w:spacing/>
+              <w:ind/>
+              <w:rPr/>
+            </w:pPr>
+            <w:r/>
+            <w:r/>
+          </w:p>
+        </w:tc>
+      </w:tr>
+      <w:tr>
+        <w:trPr>
+          <w:trHeight w:val="2192"/>
+        </w:trPr>
+        <w:tc>
+          <w:tcPr>
+            <w:tcBorders/>
+            <w:tcW w:w="992" w:type="dxa"/>
+            <w:vMerge w:val="restart"/>
+            <w:textDirection w:val="lrTb"/>
+            <w:noWrap w:val="false"/>
+          </w:tcPr>
+          <w:p>
+            <w:pPr>
+              <w:pBdr/>
+              <w:spacing/>
+              <w:ind/>
+              <w:rPr/>
+            </w:pPr>
+            <w:r>
+              <w:t xml:space="preserve">03</w:t>
             </w:r>
             <w:r/>
           </w:p>
@@ -486,6 +570,96 @@
               <w:ind/>
               <w:rPr/>
             </w:pPr>
+            <w:r>
+              <w:t xml:space="preserve">1c – energy and momentum should be conserved, 2ci – the menu should display kinetic, potential, total energy and momentum</w:t>
+            </w:r>
+            <w:r/>
+          </w:p>
+        </w:tc>
+        <w:tc>
+          <w:tcPr>
+            <w:tcBorders/>
+            <w:tcW w:w="1417" w:type="dxa"/>
+            <w:vMerge w:val="restart"/>
+            <w:textDirection w:val="lrTb"/>
+            <w:noWrap w:val="false"/>
+          </w:tcPr>
+          <w:p>
+            <w:pPr>
+              <w:pBdr/>
+              <w:tabs>
+                <w:tab w:val="center" w:leader="none" w:pos="601"/>
+              </w:tabs>
+              <w:spacing/>
+              <w:ind/>
+              <w:rPr/>
+            </w:pPr>
+            <w:r>
+              <w:t xml:space="preserve">Energy and momentum should be calculated and displayed, total energy and momentum should not change.</w:t>
+            </w:r>
+            <w:r>
+              <w:tab/>
+            </w:r>
+            <w:r/>
+          </w:p>
+        </w:tc>
+        <w:tc>
+          <w:tcPr>
+            <w:tcBorders/>
+            <w:tcW w:w="992" w:type="dxa"/>
+            <w:vMerge w:val="restart"/>
+            <w:textDirection w:val="lrTb"/>
+            <w:noWrap w:val="false"/>
+          </w:tcPr>
+          <w:p>
+            <w:pPr>
+              <w:pBdr/>
+              <w:spacing/>
+              <w:ind/>
+              <w:rPr/>
+            </w:pPr>
+            <w:r>
+              <w:t xml:space="preserve">N/A</w:t>
+            </w:r>
+            <w:r/>
+          </w:p>
+        </w:tc>
+        <w:tc>
+          <w:tcPr>
+            <w:tcBorders/>
+            <w:tcW w:w="1984" w:type="dxa"/>
+            <w:vMerge w:val="restart"/>
+            <w:textDirection w:val="lrTb"/>
+            <w:noWrap w:val="false"/>
+          </w:tcPr>
+          <w:p>
+            <w:pPr>
+              <w:pBdr/>
+              <w:spacing/>
+              <w:ind/>
+              <w:rPr/>
+            </w:pPr>
+            <w:r>
+              <w:t xml:space="preserve">There should be numbers in the top left of the screen showing energies and the momentum, and the total energy and momentum should stay constant and never change.</w:t>
+            </w:r>
+            <w:r/>
+          </w:p>
+        </w:tc>
+        <w:tc>
+          <w:tcPr>
+            <w:tcBorders/>
+            <w:tcW w:w="1701" w:type="dxa"/>
+            <w:vMerge w:val="restart"/>
+            <w:textDirection w:val="lrTb"/>
+            <w:noWrap w:val="false"/>
+          </w:tcPr>
+          <w:p>
+            <w:pPr>
+              <w:pBdr/>
+              <w:spacing/>
+              <w:ind/>
+              <w:rPr/>
+            </w:pPr>
             <w:r/>
             <w:r/>
           </w:p>
@@ -493,7 +667,7 @@
         <w:tc>
           <w:tcPr>
             <w:tcBorders/>
-            <w:tcW w:w="1559" w:type="dxa"/>
+            <w:tcW w:w="1417" w:type="dxa"/>
             <w:vMerge w:val="restart"/>
             <w:textDirection w:val="lrTb"/>
             <w:noWrap w:val="false"/>
@@ -547,7 +721,7 @@
               <w:rPr/>
             </w:pPr>
             <w:r>
-              <w:t xml:space="preserve">03</w:t>
+              <w:t xml:space="preserve">04</w:t>
             </w:r>
             <w:r/>
           </w:p>
@@ -555,7 +729,91 @@
         <w:tc>
           <w:tcPr>
             <w:tcBorders/>
-            <w:tcW w:w="1134" w:type="dxa"/>
+            <w:tcW w:w="1843" w:type="dxa"/>
+            <w:vMerge w:val="restart"/>
+            <w:textDirection w:val="lrTb"/>
+            <w:noWrap w:val="false"/>
+          </w:tcPr>
+          <w:p>
+            <w:pPr>
+              <w:pBdr/>
+              <w:spacing/>
+              <w:ind/>
+              <w:rPr/>
+            </w:pPr>
+            <w:r>
+              <w:t xml:space="preserve">2cii – information about planet from a reliable source should be shown, 2ciii – the information should be stored as attributes of a class (if 2cii is successful that menas 2ciii works as 2cii is displayed using getter methods of the class)</w:t>
+            </w:r>
+            <w:r/>
+          </w:p>
+        </w:tc>
+        <w:tc>
+          <w:tcPr>
+            <w:tcBorders/>
+            <w:tcW w:w="1417" w:type="dxa"/>
+            <w:vMerge w:val="restart"/>
+            <w:textDirection w:val="lrTb"/>
+            <w:noWrap w:val="false"/>
+          </w:tcPr>
+          <w:p>
+            <w:pPr>
+              <w:pBdr/>
+              <w:spacing/>
+              <w:ind/>
+              <w:rPr/>
+            </w:pPr>
+            <w:r>
+              <w:t xml:space="preserve">Information about a planet should be displayed in the top right, can be checked against real values using a search engine e.g. google or duckduckgo</w:t>
+            </w:r>
+            <w:r/>
+          </w:p>
+        </w:tc>
+        <w:tc>
+          <w:tcPr>
+            <w:tcBorders/>
+            <w:tcW w:w="992" w:type="dxa"/>
+            <w:vMerge w:val="restart"/>
+            <w:textDirection w:val="lrTb"/>
+            <w:noWrap w:val="false"/>
+          </w:tcPr>
+          <w:p>
+            <w:pPr>
+              <w:pBdr/>
+              <w:spacing/>
+              <w:ind/>
+              <w:rPr/>
+            </w:pPr>
+            <w:r>
+              <w:t xml:space="preserve">N/A</w:t>
+            </w:r>
+            <w:r/>
+          </w:p>
+        </w:tc>
+        <w:tc>
+          <w:tcPr>
+            <w:tcBorders/>
+            <w:tcW w:w="1984" w:type="dxa"/>
+            <w:vMerge w:val="restart"/>
+            <w:textDirection w:val="lrTb"/>
+            <w:noWrap w:val="false"/>
+          </w:tcPr>
+          <w:p>
+            <w:pPr>
+              <w:pBdr/>
+              <w:spacing/>
+              <w:ind/>
+              <w:rPr/>
+            </w:pPr>
+            <w:r>
+              <w:t xml:space="preserve">The mass, radius and distance from the sun of a planet should be displayed in the top right. These values should match the values shown by a search engine.</w:t>
+            </w:r>
+            <w:r/>
+          </w:p>
+        </w:tc>
+        <w:tc>
+          <w:tcPr>
+            <w:tcBorders/>
+            <w:tcW w:w="1701" w:type="dxa"/>
             <w:vMerge w:val="restart"/>
             <w:textDirection w:val="lrTb"/>
             <w:noWrap w:val="false"/>
@@ -574,7 +832,7 @@
         <w:tc>
           <w:tcPr>
             <w:tcBorders/>
-            <w:tcW w:w="1559" w:type="dxa"/>
+            <w:tcW w:w="1417" w:type="dxa"/>
             <w:vMerge w:val="restart"/>
             <w:textDirection w:val="lrTb"/>
             <w:noWrap w:val="false"/>
@@ -593,7 +851,757 @@
         <w:tc>
           <w:tcPr>
             <w:tcBorders/>
-            <w:tcW w:w="1276" w:type="dxa"/>
+            <w:tcW w:w="1133" w:type="dxa"/>
+            <w:vMerge w:val="restart"/>
+            <w:textDirection w:val="lrTb"/>
+            <w:noWrap w:val="false"/>
+          </w:tcPr>
+          <w:p>
+            <w:pPr>
+              <w:pBdr/>
+              <w:spacing/>
+              <w:ind/>
+              <w:rPr/>
+            </w:pPr>
+            <w:r/>
+            <w:r/>
+          </w:p>
+        </w:tc>
+      </w:tr>
+      <w:tr>
+        <w:trPr/>
+        <w:tc>
+          <w:tcPr>
+            <w:tcBorders/>
+            <w:tcW w:w="992" w:type="dxa"/>
+            <w:vMerge w:val="restart"/>
+            <w:textDirection w:val="lrTb"/>
+            <w:noWrap w:val="false"/>
+          </w:tcPr>
+          <w:p>
+            <w:pPr>
+              <w:pBdr/>
+              <w:spacing/>
+              <w:ind/>
+              <w:rPr/>
+            </w:pPr>
+            <w:r>
+              <w:t xml:space="preserve">05</w:t>
+            </w:r>
+            <w:r/>
+          </w:p>
+        </w:tc>
+        <w:tc>
+          <w:tcPr>
+            <w:tcBorders/>
+            <w:tcW w:w="1843" w:type="dxa"/>
+            <w:vMerge w:val="restart"/>
+            <w:textDirection w:val="lrTb"/>
+            <w:noWrap w:val="false"/>
+          </w:tcPr>
+          <w:p>
+            <w:pPr>
+              <w:pBdr/>
+              <w:spacing/>
+              <w:ind/>
+              <w:rPr/>
+            </w:pPr>
+            <w:r>
+              <w:t xml:space="preserve">2civ – Users should be able to press A to edit attributes</w:t>
+            </w:r>
+            <w:r/>
+          </w:p>
+        </w:tc>
+        <w:tc>
+          <w:tcPr>
+            <w:tcBorders/>
+            <w:tcW w:w="1417" w:type="dxa"/>
+            <w:vMerge w:val="restart"/>
+            <w:textDirection w:val="lrTb"/>
+            <w:noWrap w:val="false"/>
+          </w:tcPr>
+          <w:p>
+            <w:pPr>
+              <w:pBdr/>
+              <w:spacing/>
+              <w:ind/>
+              <w:rPr/>
+            </w:pPr>
+            <w:r>
+              <w:t xml:space="preserve">Pressing A should enter a mode that lets users edit attributes, and the menu should change to explain the keybinds to do that</w:t>
+            </w:r>
+            <w:r/>
+          </w:p>
+        </w:tc>
+        <w:tc>
+          <w:tcPr>
+            <w:tcBorders/>
+            <w:tcW w:w="992" w:type="dxa"/>
+            <w:vMerge w:val="restart"/>
+            <w:textDirection w:val="lrTb"/>
+            <w:noWrap w:val="false"/>
+          </w:tcPr>
+          <w:p>
+            <w:pPr>
+              <w:pBdr/>
+              <w:spacing/>
+              <w:ind/>
+              <w:rPr/>
+            </w:pPr>
+            <w:r>
+              <w:t xml:space="preserve">A</w:t>
+            </w:r>
+            <w:r/>
+          </w:p>
+        </w:tc>
+        <w:tc>
+          <w:tcPr>
+            <w:tcBorders/>
+            <w:tcW w:w="1984" w:type="dxa"/>
+            <w:vMerge w:val="restart"/>
+            <w:textDirection w:val="lrTb"/>
+            <w:noWrap w:val="false"/>
+          </w:tcPr>
+          <w:p>
+            <w:pPr>
+              <w:pBdr/>
+              <w:spacing/>
+              <w:ind/>
+              <w:rPr/>
+            </w:pPr>
+            <w:r>
+              <w:t xml:space="preserve">Pressing A will change the menu into something that explains the keybinds needed to change attributes </w:t>
+            </w:r>
+            <w:r/>
+          </w:p>
+        </w:tc>
+        <w:tc>
+          <w:tcPr>
+            <w:tcBorders/>
+            <w:tcW w:w="1701" w:type="dxa"/>
+            <w:vMerge w:val="restart"/>
+            <w:textDirection w:val="lrTb"/>
+            <w:noWrap w:val="false"/>
+          </w:tcPr>
+          <w:p>
+            <w:pPr>
+              <w:pBdr/>
+              <w:spacing/>
+              <w:ind/>
+              <w:rPr/>
+            </w:pPr>
+            <w:r/>
+            <w:r/>
+          </w:p>
+        </w:tc>
+        <w:tc>
+          <w:tcPr>
+            <w:tcBorders/>
+            <w:tcW w:w="1417" w:type="dxa"/>
+            <w:vMerge w:val="restart"/>
+            <w:textDirection w:val="lrTb"/>
+            <w:noWrap w:val="false"/>
+          </w:tcPr>
+          <w:p>
+            <w:pPr>
+              <w:pBdr/>
+              <w:spacing/>
+              <w:ind/>
+              <w:rPr/>
+            </w:pPr>
+            <w:r/>
+            <w:r/>
+          </w:p>
+        </w:tc>
+        <w:tc>
+          <w:tcPr>
+            <w:tcBorders/>
+            <w:tcW w:w="1133" w:type="dxa"/>
+            <w:vMerge w:val="restart"/>
+            <w:textDirection w:val="lrTb"/>
+            <w:noWrap w:val="false"/>
+          </w:tcPr>
+          <w:p>
+            <w:pPr>
+              <w:pBdr/>
+              <w:spacing/>
+              <w:ind/>
+              <w:rPr/>
+            </w:pPr>
+            <w:r/>
+            <w:r/>
+          </w:p>
+        </w:tc>
+      </w:tr>
+      <w:tr>
+        <w:trPr/>
+        <w:tc>
+          <w:tcPr>
+            <w:tcBorders/>
+            <w:tcW w:w="992" w:type="dxa"/>
+            <w:vMerge w:val="restart"/>
+            <w:textDirection w:val="lrTb"/>
+            <w:noWrap w:val="false"/>
+          </w:tcPr>
+          <w:p>
+            <w:pPr>
+              <w:pBdr/>
+              <w:spacing/>
+              <w:ind/>
+              <w:rPr/>
+            </w:pPr>
+            <w:r>
+              <w:t xml:space="preserve">06</w:t>
+            </w:r>
+            <w:r/>
+            <w:r/>
+          </w:p>
+        </w:tc>
+        <w:tc>
+          <w:tcPr>
+            <w:tcBorders/>
+            <w:tcW w:w="1843" w:type="dxa"/>
+            <w:vMerge w:val="restart"/>
+            <w:textDirection w:val="lrTb"/>
+            <w:noWrap w:val="false"/>
+          </w:tcPr>
+          <w:p>
+            <w:pPr>
+              <w:pBdr/>
+              <w:spacing/>
+              <w:ind/>
+              <w:rPr/>
+            </w:pPr>
+            <w:r>
+              <w:t xml:space="preserve">2civ – Users should be able to press A to edit attributes, 2civ1 – Users should be able to edit the value of G</w:t>
+            </w:r>
+            <w:r/>
+            <w:r/>
+          </w:p>
+        </w:tc>
+        <w:tc>
+          <w:tcPr>
+            <w:tcBorders/>
+            <w:tcW w:w="1417" w:type="dxa"/>
+            <w:vMerge w:val="restart"/>
+            <w:textDirection w:val="lrTb"/>
+            <w:noWrap w:val="false"/>
+          </w:tcPr>
+          <w:p>
+            <w:pPr>
+              <w:pBdr/>
+              <w:spacing/>
+              <w:ind/>
+              <w:rPr/>
+            </w:pPr>
+            <w:r>
+              <w:t xml:space="preserve">Making G bigger should have a visible effect</w:t>
+            </w:r>
+            <w:r/>
+            <w:r/>
+          </w:p>
+        </w:tc>
+        <w:tc>
+          <w:tcPr>
+            <w:tcBorders/>
+            <w:tcW w:w="992" w:type="dxa"/>
+            <w:vMerge w:val="restart"/>
+            <w:textDirection w:val="lrTb"/>
+            <w:noWrap w:val="false"/>
+          </w:tcPr>
+          <w:p>
+            <w:pPr>
+              <w:pBdr/>
+              <w:spacing/>
+              <w:ind/>
+              <w:rPr/>
+            </w:pPr>
+            <w:r>
+              <w:t xml:space="preserve">A, W x10</w:t>
+            </w:r>
+            <w:r/>
+            <w:r/>
+          </w:p>
+        </w:tc>
+        <w:tc>
+          <w:tcPr>
+            <w:tcBorders/>
+            <w:tcW w:w="1984" w:type="dxa"/>
+            <w:vMerge w:val="restart"/>
+            <w:textDirection w:val="lrTb"/>
+            <w:noWrap w:val="false"/>
+          </w:tcPr>
+          <w:p>
+            <w:pPr>
+              <w:pBdr/>
+              <w:spacing/>
+              <w:ind/>
+              <w:rPr/>
+            </w:pPr>
+            <w:r>
+              <w:t xml:space="preserve">Pressing A followed by pressing W should increase the value of G. Pressing W 10 times should make gravity substantially stronger, which would cause planets to enter more elliptical orbits or fall into the sun and get flung out of the solar system.</w:t>
+            </w:r>
+            <w:r/>
+            <w:r/>
+          </w:p>
+        </w:tc>
+        <w:tc>
+          <w:tcPr>
+            <w:tcBorders/>
+            <w:tcW w:w="1701" w:type="dxa"/>
+            <w:vMerge w:val="restart"/>
+            <w:textDirection w:val="lrTb"/>
+            <w:noWrap w:val="false"/>
+          </w:tcPr>
+          <w:p>
+            <w:pPr>
+              <w:pBdr/>
+              <w:spacing/>
+              <w:ind/>
+              <w:rPr/>
+            </w:pPr>
+            <w:r/>
+            <w:r/>
+          </w:p>
+        </w:tc>
+        <w:tc>
+          <w:tcPr>
+            <w:tcBorders/>
+            <w:tcW w:w="1417" w:type="dxa"/>
+            <w:vMerge w:val="restart"/>
+            <w:textDirection w:val="lrTb"/>
+            <w:noWrap w:val="false"/>
+          </w:tcPr>
+          <w:p>
+            <w:pPr>
+              <w:pBdr/>
+              <w:spacing/>
+              <w:ind/>
+              <w:rPr/>
+            </w:pPr>
+            <w:r/>
+            <w:r/>
+          </w:p>
+        </w:tc>
+        <w:tc>
+          <w:tcPr>
+            <w:tcBorders/>
+            <w:tcW w:w="1133" w:type="dxa"/>
+            <w:vMerge w:val="restart"/>
+            <w:textDirection w:val="lrTb"/>
+            <w:noWrap w:val="false"/>
+          </w:tcPr>
+          <w:p>
+            <w:pPr>
+              <w:pBdr/>
+              <w:spacing/>
+              <w:ind/>
+              <w:rPr/>
+            </w:pPr>
+            <w:r/>
+            <w:r/>
+          </w:p>
+        </w:tc>
+      </w:tr>
+      <w:tr>
+        <w:trPr/>
+        <w:tc>
+          <w:tcPr>
+            <w:tcBorders/>
+            <w:tcW w:w="992" w:type="dxa"/>
+            <w:vMerge w:val="restart"/>
+            <w:textDirection w:val="lrTb"/>
+            <w:noWrap w:val="false"/>
+          </w:tcPr>
+          <w:p>
+            <w:pPr>
+              <w:pBdr/>
+              <w:spacing/>
+              <w:ind/>
+              <w:rPr/>
+            </w:pPr>
+            <w:r>
+              <w:t xml:space="preserve">07</w:t>
+            </w:r>
+            <w:r/>
+          </w:p>
+        </w:tc>
+        <w:tc>
+          <w:tcPr>
+            <w:tcBorders/>
+            <w:tcW w:w="1843" w:type="dxa"/>
+            <w:vMerge w:val="restart"/>
+            <w:textDirection w:val="lrTb"/>
+            <w:noWrap w:val="false"/>
+          </w:tcPr>
+          <w:p>
+            <w:pPr>
+              <w:pBdr/>
+              <w:spacing/>
+              <w:ind/>
+              <w:rPr/>
+            </w:pPr>
+            <w:r>
+              <w:t xml:space="preserve">2civ – Users should be able to press A to edit attributes, 2civ1 – Users should be able to edit the vaule of G</w:t>
+            </w:r>
+            <w:r/>
+          </w:p>
+        </w:tc>
+        <w:tc>
+          <w:tcPr>
+            <w:tcBorders/>
+            <w:tcW w:w="1417" w:type="dxa"/>
+            <w:vMerge w:val="restart"/>
+            <w:textDirection w:val="lrTb"/>
+            <w:noWrap w:val="false"/>
+          </w:tcPr>
+          <w:p>
+            <w:pPr>
+              <w:pBdr/>
+              <w:spacing/>
+              <w:ind/>
+              <w:rPr/>
+            </w:pPr>
+            <w:r>
+              <w:t xml:space="preserve">Making G smaller should have a visible effect</w:t>
+            </w:r>
+            <w:r/>
+          </w:p>
+        </w:tc>
+        <w:tc>
+          <w:tcPr>
+            <w:tcBorders/>
+            <w:tcW w:w="992" w:type="dxa"/>
+            <w:vMerge w:val="restart"/>
+            <w:textDirection w:val="lrTb"/>
+            <w:noWrap w:val="false"/>
+          </w:tcPr>
+          <w:p>
+            <w:pPr>
+              <w:pBdr/>
+              <w:spacing/>
+              <w:ind/>
+              <w:rPr/>
+            </w:pPr>
+            <w:r>
+              <w:t xml:space="preserve">A, S x10</w:t>
+            </w:r>
+            <w:r/>
+          </w:p>
+        </w:tc>
+        <w:tc>
+          <w:tcPr>
+            <w:tcBorders/>
+            <w:tcW w:w="1984" w:type="dxa"/>
+            <w:vMerge w:val="restart"/>
+            <w:textDirection w:val="lrTb"/>
+            <w:noWrap w:val="false"/>
+          </w:tcPr>
+          <w:p>
+            <w:pPr>
+              <w:pBdr/>
+              <w:spacing/>
+              <w:ind/>
+              <w:rPr/>
+            </w:pPr>
+            <w:r>
+              <w:t xml:space="preserve">Pressing A followed by pressing S should decrease the value of G. This should make gravity substantially weaker which should make planets exit their orbits, as gravity will not be strong enough to hold them in their orbit anymore.</w:t>
+            </w:r>
+            <w:r/>
+          </w:p>
+        </w:tc>
+        <w:tc>
+          <w:tcPr>
+            <w:tcBorders/>
+            <w:tcW w:w="1701" w:type="dxa"/>
+            <w:vMerge w:val="restart"/>
+            <w:textDirection w:val="lrTb"/>
+            <w:noWrap w:val="false"/>
+          </w:tcPr>
+          <w:p>
+            <w:pPr>
+              <w:pBdr/>
+              <w:spacing/>
+              <w:ind/>
+              <w:rPr/>
+            </w:pPr>
+            <w:r/>
+            <w:r/>
+          </w:p>
+        </w:tc>
+        <w:tc>
+          <w:tcPr>
+            <w:tcBorders/>
+            <w:tcW w:w="1417" w:type="dxa"/>
+            <w:vMerge w:val="restart"/>
+            <w:textDirection w:val="lrTb"/>
+            <w:noWrap w:val="false"/>
+          </w:tcPr>
+          <w:p>
+            <w:pPr>
+              <w:pBdr/>
+              <w:spacing/>
+              <w:ind/>
+              <w:rPr/>
+            </w:pPr>
+            <w:r/>
+            <w:r/>
+          </w:p>
+        </w:tc>
+        <w:tc>
+          <w:tcPr>
+            <w:tcBorders/>
+            <w:tcW w:w="1133" w:type="dxa"/>
+            <w:vMerge w:val="restart"/>
+            <w:textDirection w:val="lrTb"/>
+            <w:noWrap w:val="false"/>
+          </w:tcPr>
+          <w:p>
+            <w:pPr>
+              <w:pBdr/>
+              <w:spacing/>
+              <w:ind/>
+              <w:rPr/>
+            </w:pPr>
+            <w:r/>
+            <w:r/>
+          </w:p>
+        </w:tc>
+      </w:tr>
+      <w:tr>
+        <w:trPr>
+          <w:trHeight w:val="3285"/>
+        </w:trPr>
+        <w:tc>
+          <w:tcPr>
+            <w:tcBorders/>
+            <w:tcW w:w="992" w:type="dxa"/>
+            <w:vMerge w:val="restart"/>
+            <w:textDirection w:val="lrTb"/>
+            <w:noWrap w:val="false"/>
+          </w:tcPr>
+          <w:p>
+            <w:pPr>
+              <w:pBdr/>
+              <w:spacing/>
+              <w:ind/>
+              <w:rPr/>
+            </w:pPr>
+            <w:r>
+              <w:t xml:space="preserve">08</w:t>
+            </w:r>
+            <w:r/>
+          </w:p>
+        </w:tc>
+        <w:tc>
+          <w:tcPr>
+            <w:tcBorders/>
+            <w:tcW w:w="1843" w:type="dxa"/>
+            <w:vMerge w:val="restart"/>
+            <w:textDirection w:val="lrTb"/>
+            <w:noWrap w:val="false"/>
+          </w:tcPr>
+          <w:p>
+            <w:pPr>
+              <w:pBdr/>
+              <w:spacing/>
+              <w:ind/>
+              <w:rPr/>
+            </w:pPr>
+            <w:r>
+              <w:t xml:space="preserve">2civ – Users should be able to press A to edit attributes, 2civ1a – G should never become negative</w:t>
+            </w:r>
+            <w:r/>
+          </w:p>
+        </w:tc>
+        <w:tc>
+          <w:tcPr>
+            <w:tcBorders/>
+            <w:tcW w:w="1417" w:type="dxa"/>
+            <w:vMerge w:val="restart"/>
+            <w:textDirection w:val="lrTb"/>
+            <w:noWrap w:val="false"/>
+          </w:tcPr>
+          <w:p>
+            <w:pPr>
+              <w:pBdr/>
+              <w:spacing/>
+              <w:ind/>
+              <w:rPr/>
+            </w:pPr>
+            <w:r>
+              <w:t xml:space="preserve">It shouldn’t be possible to make G negative</w:t>
+            </w:r>
+            <w:r/>
+          </w:p>
+        </w:tc>
+        <w:tc>
+          <w:tcPr>
+            <w:tcBorders/>
+            <w:tcW w:w="992" w:type="dxa"/>
+            <w:vMerge w:val="restart"/>
+            <w:textDirection w:val="lrTb"/>
+            <w:noWrap w:val="false"/>
+          </w:tcPr>
+          <w:p>
+            <w:pPr>
+              <w:pBdr/>
+              <w:spacing/>
+              <w:ind/>
+              <w:rPr/>
+            </w:pPr>
+            <w:r>
+              <w:t xml:space="preserve">A, S x30</w:t>
+            </w:r>
+            <w:r/>
+          </w:p>
+        </w:tc>
+        <w:tc>
+          <w:tcPr>
+            <w:tcBorders/>
+            <w:tcW w:w="1984" w:type="dxa"/>
+            <w:vMerge w:val="restart"/>
+            <w:textDirection w:val="lrTb"/>
+            <w:noWrap w:val="false"/>
+          </w:tcPr>
+          <w:p>
+            <w:pPr>
+              <w:pBdr/>
+              <w:spacing/>
+              <w:ind/>
+              <w:rPr/>
+            </w:pPr>
+            <w:r>
+              <w:t xml:space="preserve">This is just to demonstrate that the logarithmic scale works, every time G decreases by an order of magnitude the amount it decreases every time S is pressed should change too.</w:t>
+            </w:r>
+            <w:r/>
+          </w:p>
+        </w:tc>
+        <w:tc>
+          <w:tcPr>
+            <w:tcBorders/>
+            <w:tcW w:w="1701" w:type="dxa"/>
+            <w:vMerge w:val="restart"/>
+            <w:textDirection w:val="lrTb"/>
+            <w:noWrap w:val="false"/>
+          </w:tcPr>
+          <w:p>
+            <w:pPr>
+              <w:pBdr/>
+              <w:spacing/>
+              <w:ind/>
+              <w:rPr/>
+            </w:pPr>
+            <w:r/>
+            <w:r/>
+          </w:p>
+        </w:tc>
+        <w:tc>
+          <w:tcPr>
+            <w:tcBorders/>
+            <w:tcW w:w="1417" w:type="dxa"/>
+            <w:vMerge w:val="restart"/>
+            <w:textDirection w:val="lrTb"/>
+            <w:noWrap w:val="false"/>
+          </w:tcPr>
+          <w:p>
+            <w:pPr>
+              <w:pBdr/>
+              <w:spacing/>
+              <w:ind/>
+              <w:rPr/>
+            </w:pPr>
+            <w:r/>
+            <w:r/>
+          </w:p>
+        </w:tc>
+        <w:tc>
+          <w:tcPr>
+            <w:tcBorders/>
+            <w:tcW w:w="1133" w:type="dxa"/>
+            <w:vMerge w:val="restart"/>
+            <w:textDirection w:val="lrTb"/>
+            <w:noWrap w:val="false"/>
+          </w:tcPr>
+          <w:p>
+            <w:pPr>
+              <w:pBdr/>
+              <w:spacing/>
+              <w:ind/>
+              <w:rPr/>
+            </w:pPr>
+            <w:r/>
+            <w:r/>
+          </w:p>
+        </w:tc>
+      </w:tr>
+      <w:tr>
+        <w:trPr/>
+        <w:tc>
+          <w:tcPr>
+            <w:tcBorders/>
+            <w:tcW w:w="992" w:type="dxa"/>
+            <w:vMerge w:val="restart"/>
+            <w:textDirection w:val="lrTb"/>
+            <w:noWrap w:val="false"/>
+          </w:tcPr>
+          <w:p>
+            <w:pPr>
+              <w:pBdr/>
+              <w:spacing/>
+              <w:ind/>
+              <w:rPr/>
+            </w:pPr>
+            <w:r>
+              <w:t xml:space="preserve">09</w:t>
+            </w:r>
+            <w:r/>
+          </w:p>
+        </w:tc>
+        <w:tc>
+          <w:tcPr>
+            <w:tcBorders/>
+            <w:tcW w:w="1843" w:type="dxa"/>
+            <w:vMerge w:val="restart"/>
+            <w:textDirection w:val="lrTb"/>
+            <w:noWrap w:val="false"/>
+          </w:tcPr>
+          <w:p>
+            <w:pPr>
+              <w:pBdr/>
+              <w:spacing/>
+              <w:ind/>
+              <w:rPr/>
+            </w:pPr>
+            <w:r>
+              <w:t xml:space="preserve">2civ – Users should be able to press A to edit attributes, 2civ2 – Users should be able to edit the mass of planets</w:t>
+            </w:r>
+            <w:r/>
+          </w:p>
+        </w:tc>
+        <w:tc>
+          <w:tcPr>
+            <w:tcBorders/>
+            <w:tcW w:w="1417" w:type="dxa"/>
+            <w:vMerge w:val="restart"/>
+            <w:textDirection w:val="lrTb"/>
+            <w:noWrap w:val="false"/>
+          </w:tcPr>
+          <w:p>
+            <w:pPr>
+              <w:pBdr/>
+              <w:spacing/>
+              <w:ind/>
+              <w:rPr/>
+            </w:pPr>
+            <w:r/>
+            <w:r/>
+          </w:p>
+        </w:tc>
+        <w:tc>
+          <w:tcPr>
+            <w:tcBorders/>
+            <w:tcW w:w="992" w:type="dxa"/>
             <w:vMerge w:val="restart"/>
             <w:textDirection w:val="lrTb"/>
             <w:noWrap w:val="false"/>
@@ -631,6 +1639,87 @@
         <w:tc>
           <w:tcPr>
             <w:tcBorders/>
+            <w:tcW w:w="1701" w:type="dxa"/>
+            <w:vMerge w:val="restart"/>
+            <w:textDirection w:val="lrTb"/>
+            <w:noWrap w:val="false"/>
+          </w:tcPr>
+          <w:p>
+            <w:pPr>
+              <w:pBdr/>
+              <w:spacing/>
+              <w:ind/>
+              <w:rPr/>
+            </w:pPr>
+            <w:r/>
+            <w:r/>
+          </w:p>
+        </w:tc>
+        <w:tc>
+          <w:tcPr>
+            <w:tcBorders/>
+            <w:tcW w:w="1417" w:type="dxa"/>
+            <w:vMerge w:val="restart"/>
+            <w:textDirection w:val="lrTb"/>
+            <w:noWrap w:val="false"/>
+          </w:tcPr>
+          <w:p>
+            <w:pPr>
+              <w:pBdr/>
+              <w:spacing/>
+              <w:ind/>
+              <w:rPr/>
+            </w:pPr>
+            <w:r/>
+            <w:r/>
+          </w:p>
+        </w:tc>
+        <w:tc>
+          <w:tcPr>
+            <w:tcBorders/>
+            <w:tcW w:w="1133" w:type="dxa"/>
+            <w:vMerge w:val="restart"/>
+            <w:textDirection w:val="lrTb"/>
+            <w:noWrap w:val="false"/>
+          </w:tcPr>
+          <w:p>
+            <w:pPr>
+              <w:pBdr/>
+              <w:spacing/>
+              <w:ind/>
+              <w:rPr/>
+            </w:pPr>
+            <w:r/>
+            <w:r/>
+          </w:p>
+        </w:tc>
+      </w:tr>
+      <w:tr>
+        <w:trPr/>
+        <w:tc>
+          <w:tcPr>
+            <w:tcBorders/>
+            <w:tcW w:w="992" w:type="dxa"/>
+            <w:vMerge w:val="restart"/>
+            <w:textDirection w:val="lrTb"/>
+            <w:noWrap w:val="false"/>
+          </w:tcPr>
+          <w:p>
+            <w:pPr>
+              <w:pBdr/>
+              <w:spacing/>
+              <w:ind/>
+              <w:rPr/>
+            </w:pPr>
+            <w:r>
+              <w:t xml:space="preserve">10</w:t>
+            </w:r>
+            <w:r/>
+          </w:p>
+        </w:tc>
+        <w:tc>
+          <w:tcPr>
+            <w:tcBorders/>
             <w:tcW w:w="1843" w:type="dxa"/>
             <w:vMerge w:val="restart"/>
             <w:textDirection w:val="lrTb"/>
@@ -650,7 +1739,83 @@
         <w:tc>
           <w:tcPr>
             <w:tcBorders/>
-            <w:tcW w:w="1559" w:type="dxa"/>
+            <w:tcW w:w="1417" w:type="dxa"/>
+            <w:vMerge w:val="restart"/>
+            <w:textDirection w:val="lrTb"/>
+            <w:noWrap w:val="false"/>
+          </w:tcPr>
+          <w:p>
+            <w:pPr>
+              <w:pBdr/>
+              <w:spacing/>
+              <w:ind/>
+              <w:rPr/>
+            </w:pPr>
+            <w:r/>
+            <w:r/>
+          </w:p>
+        </w:tc>
+        <w:tc>
+          <w:tcPr>
+            <w:tcBorders/>
+            <w:tcW w:w="992" w:type="dxa"/>
+            <w:vMerge w:val="restart"/>
+            <w:textDirection w:val="lrTb"/>
+            <w:noWrap w:val="false"/>
+          </w:tcPr>
+          <w:p>
+            <w:pPr>
+              <w:pBdr/>
+              <w:spacing/>
+              <w:ind/>
+              <w:rPr/>
+            </w:pPr>
+            <w:r/>
+            <w:r/>
+          </w:p>
+        </w:tc>
+        <w:tc>
+          <w:tcPr>
+            <w:tcBorders/>
+            <w:tcW w:w="1984" w:type="dxa"/>
+            <w:vMerge w:val="restart"/>
+            <w:textDirection w:val="lrTb"/>
+            <w:noWrap w:val="false"/>
+          </w:tcPr>
+          <w:p>
+            <w:pPr>
+              <w:pBdr/>
+              <w:spacing/>
+              <w:ind/>
+              <w:rPr/>
+            </w:pPr>
+            <w:r/>
+            <w:r/>
+          </w:p>
+        </w:tc>
+        <w:tc>
+          <w:tcPr>
+            <w:tcBorders/>
+            <w:tcW w:w="1701" w:type="dxa"/>
+            <w:vMerge w:val="restart"/>
+            <w:textDirection w:val="lrTb"/>
+            <w:noWrap w:val="false"/>
+          </w:tcPr>
+          <w:p>
+            <w:pPr>
+              <w:pBdr/>
+              <w:spacing/>
+              <w:ind/>
+              <w:rPr/>
+            </w:pPr>
+            <w:r/>
+            <w:r/>
+          </w:p>
+        </w:tc>
+        <w:tc>
+          <w:tcPr>
+            <w:tcBorders/>
+            <w:tcW w:w="1417" w:type="dxa"/>
             <w:vMerge w:val="restart"/>
             <w:textDirection w:val="lrTb"/>
             <w:noWrap w:val="false"/>
@@ -710,7 +1875,7 @@
         <w:tc>
           <w:tcPr>
             <w:tcBorders/>
-            <w:tcW w:w="1134" w:type="dxa"/>
+            <w:tcW w:w="1843" w:type="dxa"/>
             <w:vMerge w:val="restart"/>
             <w:textDirection w:val="lrTb"/>
             <w:noWrap w:val="false"/>
@@ -729,7 +1894,7 @@
         <w:tc>
           <w:tcPr>
             <w:tcBorders/>
-            <w:tcW w:w="1559" w:type="dxa"/>
+            <w:tcW w:w="1417" w:type="dxa"/>
             <w:vMerge w:val="restart"/>
             <w:textDirection w:val="lrTb"/>
             <w:noWrap w:val="false"/>
@@ -748,7 +1913,7 @@
         <w:tc>
           <w:tcPr>
             <w:tcBorders/>
-            <w:tcW w:w="1276" w:type="dxa"/>
+            <w:tcW w:w="992" w:type="dxa"/>
             <w:vMerge w:val="restart"/>
             <w:textDirection w:val="lrTb"/>
             <w:noWrap w:val="false"/>
@@ -786,7 +1951,7 @@
         <w:tc>
           <w:tcPr>
             <w:tcBorders/>
-            <w:tcW w:w="1843" w:type="dxa"/>
+            <w:tcW w:w="1701" w:type="dxa"/>
             <w:vMerge w:val="restart"/>
             <w:textDirection w:val="lrTb"/>
             <w:noWrap w:val="false"/>
@@ -805,7 +1970,7 @@
         <w:tc>
           <w:tcPr>
             <w:tcBorders/>
-            <w:tcW w:w="1559" w:type="dxa"/>
+            <w:tcW w:w="1417" w:type="dxa"/>
             <w:vMerge w:val="restart"/>
             <w:textDirection w:val="lrTb"/>
             <w:noWrap w:val="false"/>
@@ -865,7 +2030,7 @@
         <w:tc>
           <w:tcPr>
             <w:tcBorders/>
-            <w:tcW w:w="1134" w:type="dxa"/>
+            <w:tcW w:w="1843" w:type="dxa"/>
             <w:vMerge w:val="restart"/>
             <w:textDirection w:val="lrTb"/>
             <w:noWrap w:val="false"/>
@@ -884,7 +2049,7 @@
         <w:tc>
           <w:tcPr>
             <w:tcBorders/>
-            <w:tcW w:w="1559" w:type="dxa"/>
+            <w:tcW w:w="1417" w:type="dxa"/>
             <w:vMerge w:val="restart"/>
             <w:textDirection w:val="lrTb"/>
             <w:noWrap w:val="false"/>
@@ -903,7 +2068,7 @@
         <w:tc>
           <w:tcPr>
             <w:tcBorders/>
-            <w:tcW w:w="1276" w:type="dxa"/>
+            <w:tcW w:w="992" w:type="dxa"/>
             <w:vMerge w:val="restart"/>
             <w:textDirection w:val="lrTb"/>
             <w:noWrap w:val="false"/>
@@ -941,7 +2106,7 @@
         <w:tc>
           <w:tcPr>
             <w:tcBorders/>
-            <w:tcW w:w="1843" w:type="dxa"/>
+            <w:tcW w:w="1701" w:type="dxa"/>
             <w:vMerge w:val="restart"/>
             <w:textDirection w:val="lrTb"/>
             <w:noWrap w:val="false"/>
@@ -960,7 +2125,7 @@
         <w:tc>
           <w:tcPr>
             <w:tcBorders/>
-            <w:tcW w:w="1559" w:type="dxa"/>
+            <w:tcW w:w="1417" w:type="dxa"/>
             <w:vMerge w:val="restart"/>
             <w:textDirection w:val="lrTb"/>
             <w:noWrap w:val="false"/>
@@ -1020,7 +2185,7 @@
         <w:tc>
           <w:tcPr>
             <w:tcBorders/>
-            <w:tcW w:w="1134" w:type="dxa"/>
+            <w:tcW w:w="1843" w:type="dxa"/>
             <w:vMerge w:val="restart"/>
             <w:textDirection w:val="lrTb"/>
             <w:noWrap w:val="false"/>
@@ -1039,7 +2204,7 @@
         <w:tc>
           <w:tcPr>
             <w:tcBorders/>
-            <w:tcW w:w="1559" w:type="dxa"/>
+            <w:tcW w:w="1417" w:type="dxa"/>
             <w:vMerge w:val="restart"/>
             <w:textDirection w:val="lrTb"/>
             <w:noWrap w:val="false"/>
@@ -1058,7 +2223,7 @@
         <w:tc>
           <w:tcPr>
             <w:tcBorders/>
-            <w:tcW w:w="1276" w:type="dxa"/>
+            <w:tcW w:w="992" w:type="dxa"/>
             <w:vMerge w:val="restart"/>
             <w:textDirection w:val="lrTb"/>
             <w:noWrap w:val="false"/>
@@ -1096,7 +2261,7 @@
         <w:tc>
           <w:tcPr>
             <w:tcBorders/>
-            <w:tcW w:w="1843" w:type="dxa"/>
+            <w:tcW w:w="1701" w:type="dxa"/>
             <w:vMerge w:val="restart"/>
             <w:textDirection w:val="lrTb"/>
             <w:noWrap w:val="false"/>
@@ -1115,7 +2280,7 @@
         <w:tc>
           <w:tcPr>
             <w:tcBorders/>
-            <w:tcW w:w="1559" w:type="dxa"/>
+            <w:tcW w:w="1417" w:type="dxa"/>
             <w:vMerge w:val="restart"/>
             <w:textDirection w:val="lrTb"/>
             <w:noWrap w:val="false"/>
@@ -1175,7 +2340,7 @@
         <w:tc>
           <w:tcPr>
             <w:tcBorders/>
-            <w:tcW w:w="1134" w:type="dxa"/>
+            <w:tcW w:w="1843" w:type="dxa"/>
             <w:vMerge w:val="restart"/>
             <w:textDirection w:val="lrTb"/>
             <w:noWrap w:val="false"/>
@@ -1194,7 +2359,7 @@
         <w:tc>
           <w:tcPr>
             <w:tcBorders/>
-            <w:tcW w:w="1559" w:type="dxa"/>
+            <w:tcW w:w="1417" w:type="dxa"/>
             <w:vMerge w:val="restart"/>
             <w:textDirection w:val="lrTb"/>
             <w:noWrap w:val="false"/>
@@ -1213,7 +2378,7 @@
         <w:tc>
           <w:tcPr>
             <w:tcBorders/>
-            <w:tcW w:w="1276" w:type="dxa"/>
+            <w:tcW w:w="992" w:type="dxa"/>
             <w:vMerge w:val="restart"/>
             <w:textDirection w:val="lrTb"/>
             <w:noWrap w:val="false"/>
@@ -1251,7 +2416,7 @@
         <w:tc>
           <w:tcPr>
             <w:tcBorders/>
-            <w:tcW w:w="1843" w:type="dxa"/>
+            <w:tcW w:w="1701" w:type="dxa"/>
             <w:vMerge w:val="restart"/>
             <w:textDirection w:val="lrTb"/>
             <w:noWrap w:val="false"/>
@@ -1270,7 +2435,7 @@
         <w:tc>
           <w:tcPr>
             <w:tcBorders/>
-            <w:tcW w:w="1559" w:type="dxa"/>
+            <w:tcW w:w="1417" w:type="dxa"/>
             <w:vMerge w:val="restart"/>
             <w:textDirection w:val="lrTb"/>
             <w:noWrap w:val="false"/>
@@ -1330,7 +2495,7 @@
         <w:tc>
           <w:tcPr>
             <w:tcBorders/>
-            <w:tcW w:w="1134" w:type="dxa"/>
+            <w:tcW w:w="1843" w:type="dxa"/>
             <w:vMerge w:val="restart"/>
             <w:textDirection w:val="lrTb"/>
             <w:noWrap w:val="false"/>
@@ -1349,7 +2514,7 @@
         <w:tc>
           <w:tcPr>
             <w:tcBorders/>
-            <w:tcW w:w="1559" w:type="dxa"/>
+            <w:tcW w:w="1417" w:type="dxa"/>
             <w:vMerge w:val="restart"/>
             <w:textDirection w:val="lrTb"/>
             <w:noWrap w:val="false"/>
@@ -1368,7 +2533,7 @@
         <w:tc>
           <w:tcPr>
             <w:tcBorders/>
-            <w:tcW w:w="1276" w:type="dxa"/>
+            <w:tcW w:w="992" w:type="dxa"/>
             <w:vMerge w:val="restart"/>
             <w:textDirection w:val="lrTb"/>
             <w:noWrap w:val="false"/>
@@ -1406,7 +2571,7 @@
         <w:tc>
           <w:tcPr>
             <w:tcBorders/>
-            <w:tcW w:w="1843" w:type="dxa"/>
+            <w:tcW w:w="1701" w:type="dxa"/>
             <w:vMerge w:val="restart"/>
             <w:textDirection w:val="lrTb"/>
             <w:noWrap w:val="false"/>
@@ -1425,7 +2590,7 @@
         <w:tc>
           <w:tcPr>
             <w:tcBorders/>
-            <w:tcW w:w="1559" w:type="dxa"/>
+            <w:tcW w:w="1417" w:type="dxa"/>
             <w:vMerge w:val="restart"/>
             <w:textDirection w:val="lrTb"/>
             <w:noWrap w:val="false"/>
@@ -1485,7 +2650,7 @@
         <w:tc>
           <w:tcPr>
             <w:tcBorders/>
-            <w:tcW w:w="1134" w:type="dxa"/>
+            <w:tcW w:w="1843" w:type="dxa"/>
             <w:vMerge w:val="restart"/>
             <w:textDirection w:val="lrTb"/>
             <w:noWrap w:val="false"/>
@@ -1504,7 +2669,7 @@
         <w:tc>
           <w:tcPr>
             <w:tcBorders/>
-            <w:tcW w:w="1559" w:type="dxa"/>
+            <w:tcW w:w="1417" w:type="dxa"/>
             <w:vMerge w:val="restart"/>
             <w:textDirection w:val="lrTb"/>
             <w:noWrap w:val="false"/>
@@ -1523,7 +2688,7 @@
         <w:tc>
           <w:tcPr>
             <w:tcBorders/>
-            <w:tcW w:w="1276" w:type="dxa"/>
+            <w:tcW w:w="992" w:type="dxa"/>
             <w:vMerge w:val="restart"/>
             <w:textDirection w:val="lrTb"/>
             <w:noWrap w:val="false"/>
@@ -1561,7 +2726,7 @@
         <w:tc>
           <w:tcPr>
             <w:tcBorders/>
-            <w:tcW w:w="1843" w:type="dxa"/>
+            <w:tcW w:w="1701" w:type="dxa"/>
             <w:vMerge w:val="restart"/>
             <w:textDirection w:val="lrTb"/>
             <w:noWrap w:val="false"/>
@@ -1580,7 +2745,7 @@
         <w:tc>
           <w:tcPr>
             <w:tcBorders/>
-            <w:tcW w:w="1559" w:type="dxa"/>
+            <w:tcW w:w="1417" w:type="dxa"/>
             <w:vMerge w:val="restart"/>
             <w:textDirection w:val="lrTb"/>
             <w:noWrap w:val="false"/>
@@ -1640,7 +2805,7 @@
         <w:tc>
           <w:tcPr>
             <w:tcBorders/>
-            <w:tcW w:w="1134" w:type="dxa"/>
+            <w:tcW w:w="1843" w:type="dxa"/>
             <w:vMerge w:val="restart"/>
             <w:textDirection w:val="lrTb"/>
             <w:noWrap w:val="false"/>
@@ -1659,7 +2824,7 @@
         <w:tc>
           <w:tcPr>
             <w:tcBorders/>
-            <w:tcW w:w="1559" w:type="dxa"/>
+            <w:tcW w:w="1417" w:type="dxa"/>
             <w:vMerge w:val="restart"/>
             <w:textDirection w:val="lrTb"/>
             <w:noWrap w:val="false"/>
@@ -1678,7 +2843,7 @@
         <w:tc>
           <w:tcPr>
             <w:tcBorders/>
-            <w:tcW w:w="1276" w:type="dxa"/>
+            <w:tcW w:w="992" w:type="dxa"/>
             <w:vMerge w:val="restart"/>
             <w:textDirection w:val="lrTb"/>
             <w:noWrap w:val="false"/>
@@ -1716,7 +2881,7 @@
         <w:tc>
           <w:tcPr>
             <w:tcBorders/>
-            <w:tcW w:w="1843" w:type="dxa"/>
+            <w:tcW w:w="1701" w:type="dxa"/>
             <w:vMerge w:val="restart"/>
             <w:textDirection w:val="lrTb"/>
             <w:noWrap w:val="false"/>
@@ -1735,7 +2900,7 @@
         <w:tc>
           <w:tcPr>
             <w:tcBorders/>
-            <w:tcW w:w="1559" w:type="dxa"/>
+            <w:tcW w:w="1417" w:type="dxa"/>
             <w:vMerge w:val="restart"/>
             <w:textDirection w:val="lrTb"/>
             <w:noWrap w:val="false"/>
@@ -1795,7 +2960,7 @@
         <w:tc>
           <w:tcPr>
             <w:tcBorders/>
-            <w:tcW w:w="1134" w:type="dxa"/>
+            <w:tcW w:w="1843" w:type="dxa"/>
             <w:vMerge w:val="restart"/>
             <w:textDirection w:val="lrTb"/>
             <w:noWrap w:val="false"/>
@@ -1814,7 +2979,7 @@
         <w:tc>
           <w:tcPr>
             <w:tcBorders/>
-            <w:tcW w:w="1559" w:type="dxa"/>
+            <w:tcW w:w="1417" w:type="dxa"/>
             <w:vMerge w:val="restart"/>
             <w:textDirection w:val="lrTb"/>
             <w:noWrap w:val="false"/>
@@ -1833,7 +2998,7 @@
         <w:tc>
           <w:tcPr>
             <w:tcBorders/>
-            <w:tcW w:w="1276" w:type="dxa"/>
+            <w:tcW w:w="992" w:type="dxa"/>
             <w:vMerge w:val="restart"/>
             <w:textDirection w:val="lrTb"/>
             <w:noWrap w:val="false"/>
@@ -1871,7 +3036,7 @@
         <w:tc>
           <w:tcPr>
             <w:tcBorders/>
-            <w:tcW w:w="1843" w:type="dxa"/>
+            <w:tcW w:w="1701" w:type="dxa"/>
             <w:vMerge w:val="restart"/>
             <w:textDirection w:val="lrTb"/>
             <w:noWrap w:val="false"/>
@@ -1890,7 +3055,7 @@
         <w:tc>
           <w:tcPr>
             <w:tcBorders/>
-            <w:tcW w:w="1559" w:type="dxa"/>
+            <w:tcW w:w="1417" w:type="dxa"/>
             <w:vMerge w:val="restart"/>
             <w:textDirection w:val="lrTb"/>
             <w:noWrap w:val="false"/>
@@ -1950,7 +3115,7 @@
         <w:tc>
           <w:tcPr>
             <w:tcBorders/>
-            <w:tcW w:w="1134" w:type="dxa"/>
+            <w:tcW w:w="1843" w:type="dxa"/>
             <w:vMerge w:val="restart"/>
             <w:textDirection w:val="lrTb"/>
             <w:noWrap w:val="false"/>
@@ -1969,7 +3134,7 @@
         <w:tc>
           <w:tcPr>
             <w:tcBorders/>
-            <w:tcW w:w="1559" w:type="dxa"/>
+            <w:tcW w:w="1417" w:type="dxa"/>
             <w:vMerge w:val="restart"/>
             <w:textDirection w:val="lrTb"/>
             <w:noWrap w:val="false"/>
@@ -1988,7 +3153,7 @@
         <w:tc>
           <w:tcPr>
             <w:tcBorders/>
-            <w:tcW w:w="1276" w:type="dxa"/>
+            <w:tcW w:w="992" w:type="dxa"/>
             <w:vMerge w:val="restart"/>
             <w:textDirection w:val="lrTb"/>
             <w:noWrap w:val="false"/>
@@ -2026,7 +3191,7 @@
         <w:tc>
           <w:tcPr>
             <w:tcBorders/>
-            <w:tcW w:w="1843" w:type="dxa"/>
+            <w:tcW w:w="1701" w:type="dxa"/>
             <w:vMerge w:val="restart"/>
             <w:textDirection w:val="lrTb"/>
             <w:noWrap w:val="false"/>
@@ -2045,7 +3210,7 @@
         <w:tc>
           <w:tcPr>
             <w:tcBorders/>
-            <w:tcW w:w="1559" w:type="dxa"/>
+            <w:tcW w:w="1417" w:type="dxa"/>
             <w:vMerge w:val="restart"/>
             <w:textDirection w:val="lrTb"/>
             <w:noWrap w:val="false"/>
@@ -2105,7 +3270,7 @@
         <w:tc>
           <w:tcPr>
             <w:tcBorders/>
-            <w:tcW w:w="1134" w:type="dxa"/>
+            <w:tcW w:w="1843" w:type="dxa"/>
             <w:vMerge w:val="restart"/>
             <w:textDirection w:val="lrTb"/>
             <w:noWrap w:val="false"/>
@@ -2124,7 +3289,7 @@
         <w:tc>
           <w:tcPr>
             <w:tcBorders/>
-            <w:tcW w:w="1559" w:type="dxa"/>
+            <w:tcW w:w="1417" w:type="dxa"/>
             <w:vMerge w:val="restart"/>
             <w:textDirection w:val="lrTb"/>
             <w:noWrap w:val="false"/>
@@ -2143,7 +3308,7 @@
         <w:tc>
           <w:tcPr>
             <w:tcBorders/>
-            <w:tcW w:w="1276" w:type="dxa"/>
+            <w:tcW w:w="992" w:type="dxa"/>
             <w:vMerge w:val="restart"/>
             <w:textDirection w:val="lrTb"/>
             <w:noWrap w:val="false"/>
@@ -2181,7 +3346,7 @@
         <w:tc>
           <w:tcPr>
             <w:tcBorders/>
-            <w:tcW w:w="1843" w:type="dxa"/>
+            <w:tcW w:w="1701" w:type="dxa"/>
             <w:vMerge w:val="restart"/>
             <w:textDirection w:val="lrTb"/>
             <w:noWrap w:val="false"/>
@@ -2200,7 +3365,7 @@
         <w:tc>
           <w:tcPr>
             <w:tcBorders/>
-            <w:tcW w:w="1559" w:type="dxa"/>
+            <w:tcW w:w="1417" w:type="dxa"/>
             <w:vMerge w:val="restart"/>
             <w:textDirection w:val="lrTb"/>
             <w:noWrap w:val="false"/>
@@ -2260,7 +3425,7 @@
         <w:tc>
           <w:tcPr>
             <w:tcBorders/>
-            <w:tcW w:w="1134" w:type="dxa"/>
+            <w:tcW w:w="1843" w:type="dxa"/>
             <w:vMerge w:val="restart"/>
             <w:textDirection w:val="lrTb"/>
             <w:noWrap w:val="false"/>
@@ -2279,7 +3444,7 @@
         <w:tc>
           <w:tcPr>
             <w:tcBorders/>
-            <w:tcW w:w="1559" w:type="dxa"/>
+            <w:tcW w:w="1417" w:type="dxa"/>
             <w:vMerge w:val="restart"/>
             <w:textDirection w:val="lrTb"/>
             <w:noWrap w:val="false"/>
@@ -2298,7 +3463,7 @@
         <w:tc>
           <w:tcPr>
             <w:tcBorders/>
-            <w:tcW w:w="1276" w:type="dxa"/>
+            <w:tcW w:w="992" w:type="dxa"/>
             <w:vMerge w:val="restart"/>
             <w:textDirection w:val="lrTb"/>
             <w:noWrap w:val="false"/>
@@ -2336,7 +3501,7 @@
         <w:tc>
           <w:tcPr>
             <w:tcBorders/>
-            <w:tcW w:w="1843" w:type="dxa"/>
+            <w:tcW w:w="1701" w:type="dxa"/>
             <w:vMerge w:val="restart"/>
             <w:textDirection w:val="lrTb"/>
             <w:noWrap w:val="false"/>
@@ -2355,1092 +3520,7 @@
         <w:tc>
           <w:tcPr>
             <w:tcBorders/>
-            <w:tcW w:w="1559" w:type="dxa"/>
-            <w:vMerge w:val="restart"/>
-            <w:textDirection w:val="lrTb"/>
-            <w:noWrap w:val="false"/>
-          </w:tcPr>
-          <w:p>
-            <w:pPr>
-              <w:pBdr/>
-              <w:spacing/>
-              <w:ind/>
-              <w:rPr/>
-            </w:pPr>
-            <w:r/>
-            <w:r/>
-          </w:p>
-        </w:tc>
-        <w:tc>
-          <w:tcPr>
-            <w:tcBorders/>
-            <w:tcW w:w="1133" w:type="dxa"/>
-            <w:vMerge w:val="restart"/>
-            <w:textDirection w:val="lrTb"/>
-            <w:noWrap w:val="false"/>
-          </w:tcPr>
-          <w:p>
-            <w:pPr>
-              <w:pBdr/>
-              <w:spacing/>
-              <w:ind/>
-              <w:rPr/>
-            </w:pPr>
-            <w:r/>
-            <w:r/>
-          </w:p>
-        </w:tc>
-      </w:tr>
-      <w:tr>
-        <w:trPr/>
-        <w:tc>
-          <w:tcPr>
-            <w:tcBorders/>
-            <w:tcW w:w="992" w:type="dxa"/>
-            <w:vMerge w:val="restart"/>
-            <w:textDirection w:val="lrTb"/>
-            <w:noWrap w:val="false"/>
-          </w:tcPr>
-          <w:p>
-            <w:pPr>
-              <w:pBdr/>
-              <w:spacing/>
-              <w:ind/>
-              <w:rPr/>
-            </w:pPr>
-            <w:r/>
-            <w:r/>
-          </w:p>
-        </w:tc>
-        <w:tc>
-          <w:tcPr>
-            <w:tcBorders/>
-            <w:tcW w:w="1134" w:type="dxa"/>
-            <w:vMerge w:val="restart"/>
-            <w:textDirection w:val="lrTb"/>
-            <w:noWrap w:val="false"/>
-          </w:tcPr>
-          <w:p>
-            <w:pPr>
-              <w:pBdr/>
-              <w:spacing/>
-              <w:ind/>
-              <w:rPr/>
-            </w:pPr>
-            <w:r/>
-            <w:r/>
-          </w:p>
-        </w:tc>
-        <w:tc>
-          <w:tcPr>
-            <w:tcBorders/>
-            <w:tcW w:w="1559" w:type="dxa"/>
-            <w:vMerge w:val="restart"/>
-            <w:textDirection w:val="lrTb"/>
-            <w:noWrap w:val="false"/>
-          </w:tcPr>
-          <w:p>
-            <w:pPr>
-              <w:pBdr/>
-              <w:spacing/>
-              <w:ind/>
-              <w:rPr/>
-            </w:pPr>
-            <w:r/>
-            <w:r/>
-          </w:p>
-        </w:tc>
-        <w:tc>
-          <w:tcPr>
-            <w:tcBorders/>
-            <w:tcW w:w="1276" w:type="dxa"/>
-            <w:vMerge w:val="restart"/>
-            <w:textDirection w:val="lrTb"/>
-            <w:noWrap w:val="false"/>
-          </w:tcPr>
-          <w:p>
-            <w:pPr>
-              <w:pBdr/>
-              <w:spacing/>
-              <w:ind/>
-              <w:rPr/>
-            </w:pPr>
-            <w:r/>
-            <w:r/>
-          </w:p>
-        </w:tc>
-        <w:tc>
-          <w:tcPr>
-            <w:tcBorders/>
-            <w:tcW w:w="1984" w:type="dxa"/>
-            <w:vMerge w:val="restart"/>
-            <w:textDirection w:val="lrTb"/>
-            <w:noWrap w:val="false"/>
-          </w:tcPr>
-          <w:p>
-            <w:pPr>
-              <w:pBdr/>
-              <w:spacing/>
-              <w:ind/>
-              <w:rPr/>
-            </w:pPr>
-            <w:r/>
-            <w:r/>
-          </w:p>
-        </w:tc>
-        <w:tc>
-          <w:tcPr>
-            <w:tcBorders/>
-            <w:tcW w:w="1843" w:type="dxa"/>
-            <w:vMerge w:val="restart"/>
-            <w:textDirection w:val="lrTb"/>
-            <w:noWrap w:val="false"/>
-          </w:tcPr>
-          <w:p>
-            <w:pPr>
-              <w:pBdr/>
-              <w:spacing/>
-              <w:ind/>
-              <w:rPr/>
-            </w:pPr>
-            <w:r/>
-            <w:r/>
-          </w:p>
-        </w:tc>
-        <w:tc>
-          <w:tcPr>
-            <w:tcBorders/>
-            <w:tcW w:w="1559" w:type="dxa"/>
-            <w:vMerge w:val="restart"/>
-            <w:textDirection w:val="lrTb"/>
-            <w:noWrap w:val="false"/>
-          </w:tcPr>
-          <w:p>
-            <w:pPr>
-              <w:pBdr/>
-              <w:spacing/>
-              <w:ind/>
-              <w:rPr/>
-            </w:pPr>
-            <w:r/>
-            <w:r/>
-          </w:p>
-        </w:tc>
-        <w:tc>
-          <w:tcPr>
-            <w:tcBorders/>
-            <w:tcW w:w="1133" w:type="dxa"/>
-            <w:vMerge w:val="restart"/>
-            <w:textDirection w:val="lrTb"/>
-            <w:noWrap w:val="false"/>
-          </w:tcPr>
-          <w:p>
-            <w:pPr>
-              <w:pBdr/>
-              <w:spacing/>
-              <w:ind/>
-              <w:rPr/>
-            </w:pPr>
-            <w:r/>
-            <w:r/>
-          </w:p>
-        </w:tc>
-      </w:tr>
-      <w:tr>
-        <w:trPr/>
-        <w:tc>
-          <w:tcPr>
-            <w:tcBorders/>
-            <w:tcW w:w="992" w:type="dxa"/>
-            <w:vMerge w:val="restart"/>
-            <w:textDirection w:val="lrTb"/>
-            <w:noWrap w:val="false"/>
-          </w:tcPr>
-          <w:p>
-            <w:pPr>
-              <w:pBdr/>
-              <w:spacing/>
-              <w:ind/>
-              <w:rPr/>
-            </w:pPr>
-            <w:r/>
-            <w:r/>
-          </w:p>
-        </w:tc>
-        <w:tc>
-          <w:tcPr>
-            <w:tcBorders/>
-            <w:tcW w:w="1134" w:type="dxa"/>
-            <w:vMerge w:val="restart"/>
-            <w:textDirection w:val="lrTb"/>
-            <w:noWrap w:val="false"/>
-          </w:tcPr>
-          <w:p>
-            <w:pPr>
-              <w:pBdr/>
-              <w:spacing/>
-              <w:ind/>
-              <w:rPr/>
-            </w:pPr>
-            <w:r/>
-            <w:r/>
-          </w:p>
-        </w:tc>
-        <w:tc>
-          <w:tcPr>
-            <w:tcBorders/>
-            <w:tcW w:w="1559" w:type="dxa"/>
-            <w:vMerge w:val="restart"/>
-            <w:textDirection w:val="lrTb"/>
-            <w:noWrap w:val="false"/>
-          </w:tcPr>
-          <w:p>
-            <w:pPr>
-              <w:pBdr/>
-              <w:spacing/>
-              <w:ind/>
-              <w:rPr/>
-            </w:pPr>
-            <w:r/>
-            <w:r/>
-          </w:p>
-        </w:tc>
-        <w:tc>
-          <w:tcPr>
-            <w:tcBorders/>
-            <w:tcW w:w="1276" w:type="dxa"/>
-            <w:vMerge w:val="restart"/>
-            <w:textDirection w:val="lrTb"/>
-            <w:noWrap w:val="false"/>
-          </w:tcPr>
-          <w:p>
-            <w:pPr>
-              <w:pBdr/>
-              <w:spacing/>
-              <w:ind/>
-              <w:rPr/>
-            </w:pPr>
-            <w:r/>
-            <w:r/>
-          </w:p>
-        </w:tc>
-        <w:tc>
-          <w:tcPr>
-            <w:tcBorders/>
-            <w:tcW w:w="1984" w:type="dxa"/>
-            <w:vMerge w:val="restart"/>
-            <w:textDirection w:val="lrTb"/>
-            <w:noWrap w:val="false"/>
-          </w:tcPr>
-          <w:p>
-            <w:pPr>
-              <w:pBdr/>
-              <w:spacing/>
-              <w:ind/>
-              <w:rPr/>
-            </w:pPr>
-            <w:r/>
-            <w:r/>
-          </w:p>
-        </w:tc>
-        <w:tc>
-          <w:tcPr>
-            <w:tcBorders/>
-            <w:tcW w:w="1843" w:type="dxa"/>
-            <w:vMerge w:val="restart"/>
-            <w:textDirection w:val="lrTb"/>
-            <w:noWrap w:val="false"/>
-          </w:tcPr>
-          <w:p>
-            <w:pPr>
-              <w:pBdr/>
-              <w:spacing/>
-              <w:ind/>
-              <w:rPr/>
-            </w:pPr>
-            <w:r/>
-            <w:r/>
-          </w:p>
-        </w:tc>
-        <w:tc>
-          <w:tcPr>
-            <w:tcBorders/>
-            <w:tcW w:w="1559" w:type="dxa"/>
-            <w:vMerge w:val="restart"/>
-            <w:textDirection w:val="lrTb"/>
-            <w:noWrap w:val="false"/>
-          </w:tcPr>
-          <w:p>
-            <w:pPr>
-              <w:pBdr/>
-              <w:spacing/>
-              <w:ind/>
-              <w:rPr/>
-            </w:pPr>
-            <w:r/>
-            <w:r/>
-          </w:p>
-        </w:tc>
-        <w:tc>
-          <w:tcPr>
-            <w:tcBorders/>
-            <w:tcW w:w="1133" w:type="dxa"/>
-            <w:vMerge w:val="restart"/>
-            <w:textDirection w:val="lrTb"/>
-            <w:noWrap w:val="false"/>
-          </w:tcPr>
-          <w:p>
-            <w:pPr>
-              <w:pBdr/>
-              <w:spacing/>
-              <w:ind/>
-              <w:rPr/>
-            </w:pPr>
-            <w:r/>
-            <w:r/>
-          </w:p>
-        </w:tc>
-      </w:tr>
-      <w:tr>
-        <w:trPr/>
-        <w:tc>
-          <w:tcPr>
-            <w:tcBorders/>
-            <w:tcW w:w="992" w:type="dxa"/>
-            <w:vMerge w:val="restart"/>
-            <w:textDirection w:val="lrTb"/>
-            <w:noWrap w:val="false"/>
-          </w:tcPr>
-          <w:p>
-            <w:pPr>
-              <w:pBdr/>
-              <w:spacing/>
-              <w:ind/>
-              <w:rPr/>
-            </w:pPr>
-            <w:r/>
-            <w:r/>
-          </w:p>
-        </w:tc>
-        <w:tc>
-          <w:tcPr>
-            <w:tcBorders/>
-            <w:tcW w:w="1134" w:type="dxa"/>
-            <w:vMerge w:val="restart"/>
-            <w:textDirection w:val="lrTb"/>
-            <w:noWrap w:val="false"/>
-          </w:tcPr>
-          <w:p>
-            <w:pPr>
-              <w:pBdr/>
-              <w:spacing/>
-              <w:ind/>
-              <w:rPr/>
-            </w:pPr>
-            <w:r/>
-            <w:r/>
-          </w:p>
-        </w:tc>
-        <w:tc>
-          <w:tcPr>
-            <w:tcBorders/>
-            <w:tcW w:w="1559" w:type="dxa"/>
-            <w:vMerge w:val="restart"/>
-            <w:textDirection w:val="lrTb"/>
-            <w:noWrap w:val="false"/>
-          </w:tcPr>
-          <w:p>
-            <w:pPr>
-              <w:pBdr/>
-              <w:spacing/>
-              <w:ind/>
-              <w:rPr/>
-            </w:pPr>
-            <w:r/>
-            <w:r/>
-          </w:p>
-        </w:tc>
-        <w:tc>
-          <w:tcPr>
-            <w:tcBorders/>
-            <w:tcW w:w="1276" w:type="dxa"/>
-            <w:vMerge w:val="restart"/>
-            <w:textDirection w:val="lrTb"/>
-            <w:noWrap w:val="false"/>
-          </w:tcPr>
-          <w:p>
-            <w:pPr>
-              <w:pBdr/>
-              <w:spacing/>
-              <w:ind/>
-              <w:rPr/>
-            </w:pPr>
-            <w:r/>
-            <w:r/>
-          </w:p>
-        </w:tc>
-        <w:tc>
-          <w:tcPr>
-            <w:tcBorders/>
-            <w:tcW w:w="1984" w:type="dxa"/>
-            <w:vMerge w:val="restart"/>
-            <w:textDirection w:val="lrTb"/>
-            <w:noWrap w:val="false"/>
-          </w:tcPr>
-          <w:p>
-            <w:pPr>
-              <w:pBdr/>
-              <w:spacing/>
-              <w:ind/>
-              <w:rPr/>
-            </w:pPr>
-            <w:r/>
-            <w:r/>
-          </w:p>
-        </w:tc>
-        <w:tc>
-          <w:tcPr>
-            <w:tcBorders/>
-            <w:tcW w:w="1843" w:type="dxa"/>
-            <w:vMerge w:val="restart"/>
-            <w:textDirection w:val="lrTb"/>
-            <w:noWrap w:val="false"/>
-          </w:tcPr>
-          <w:p>
-            <w:pPr>
-              <w:pBdr/>
-              <w:spacing/>
-              <w:ind/>
-              <w:rPr/>
-            </w:pPr>
-            <w:r/>
-            <w:r/>
-          </w:p>
-        </w:tc>
-        <w:tc>
-          <w:tcPr>
-            <w:tcBorders/>
-            <w:tcW w:w="1559" w:type="dxa"/>
-            <w:vMerge w:val="restart"/>
-            <w:textDirection w:val="lrTb"/>
-            <w:noWrap w:val="false"/>
-          </w:tcPr>
-          <w:p>
-            <w:pPr>
-              <w:pBdr/>
-              <w:spacing/>
-              <w:ind/>
-              <w:rPr/>
-            </w:pPr>
-            <w:r/>
-            <w:r/>
-          </w:p>
-        </w:tc>
-        <w:tc>
-          <w:tcPr>
-            <w:tcBorders/>
-            <w:tcW w:w="1133" w:type="dxa"/>
-            <w:vMerge w:val="restart"/>
-            <w:textDirection w:val="lrTb"/>
-            <w:noWrap w:val="false"/>
-          </w:tcPr>
-          <w:p>
-            <w:pPr>
-              <w:pBdr/>
-              <w:spacing/>
-              <w:ind/>
-              <w:rPr/>
-            </w:pPr>
-            <w:r/>
-            <w:r/>
-          </w:p>
-        </w:tc>
-      </w:tr>
-      <w:tr>
-        <w:trPr/>
-        <w:tc>
-          <w:tcPr>
-            <w:tcBorders/>
-            <w:tcW w:w="992" w:type="dxa"/>
-            <w:vMerge w:val="restart"/>
-            <w:textDirection w:val="lrTb"/>
-            <w:noWrap w:val="false"/>
-          </w:tcPr>
-          <w:p>
-            <w:pPr>
-              <w:pBdr/>
-              <w:spacing/>
-              <w:ind/>
-              <w:rPr/>
-            </w:pPr>
-            <w:r/>
-            <w:r/>
-          </w:p>
-        </w:tc>
-        <w:tc>
-          <w:tcPr>
-            <w:tcBorders/>
-            <w:tcW w:w="1134" w:type="dxa"/>
-            <w:vMerge w:val="restart"/>
-            <w:textDirection w:val="lrTb"/>
-            <w:noWrap w:val="false"/>
-          </w:tcPr>
-          <w:p>
-            <w:pPr>
-              <w:pBdr/>
-              <w:spacing/>
-              <w:ind/>
-              <w:rPr/>
-            </w:pPr>
-            <w:r/>
-            <w:r/>
-          </w:p>
-        </w:tc>
-        <w:tc>
-          <w:tcPr>
-            <w:tcBorders/>
-            <w:tcW w:w="1559" w:type="dxa"/>
-            <w:vMerge w:val="restart"/>
-            <w:textDirection w:val="lrTb"/>
-            <w:noWrap w:val="false"/>
-          </w:tcPr>
-          <w:p>
-            <w:pPr>
-              <w:pBdr/>
-              <w:spacing/>
-              <w:ind/>
-              <w:rPr/>
-            </w:pPr>
-            <w:r/>
-            <w:r/>
-          </w:p>
-        </w:tc>
-        <w:tc>
-          <w:tcPr>
-            <w:tcBorders/>
-            <w:tcW w:w="1276" w:type="dxa"/>
-            <w:vMerge w:val="restart"/>
-            <w:textDirection w:val="lrTb"/>
-            <w:noWrap w:val="false"/>
-          </w:tcPr>
-          <w:p>
-            <w:pPr>
-              <w:pBdr/>
-              <w:spacing/>
-              <w:ind/>
-              <w:rPr/>
-            </w:pPr>
-            <w:r/>
-            <w:r/>
-          </w:p>
-        </w:tc>
-        <w:tc>
-          <w:tcPr>
-            <w:tcBorders/>
-            <w:tcW w:w="1984" w:type="dxa"/>
-            <w:vMerge w:val="restart"/>
-            <w:textDirection w:val="lrTb"/>
-            <w:noWrap w:val="false"/>
-          </w:tcPr>
-          <w:p>
-            <w:pPr>
-              <w:pBdr/>
-              <w:spacing/>
-              <w:ind/>
-              <w:rPr/>
-            </w:pPr>
-            <w:r/>
-            <w:r/>
-          </w:p>
-        </w:tc>
-        <w:tc>
-          <w:tcPr>
-            <w:tcBorders/>
-            <w:tcW w:w="1843" w:type="dxa"/>
-            <w:vMerge w:val="restart"/>
-            <w:textDirection w:val="lrTb"/>
-            <w:noWrap w:val="false"/>
-          </w:tcPr>
-          <w:p>
-            <w:pPr>
-              <w:pBdr/>
-              <w:spacing/>
-              <w:ind/>
-              <w:rPr/>
-            </w:pPr>
-            <w:r/>
-            <w:r/>
-          </w:p>
-        </w:tc>
-        <w:tc>
-          <w:tcPr>
-            <w:tcBorders/>
-            <w:tcW w:w="1559" w:type="dxa"/>
-            <w:vMerge w:val="restart"/>
-            <w:textDirection w:val="lrTb"/>
-            <w:noWrap w:val="false"/>
-          </w:tcPr>
-          <w:p>
-            <w:pPr>
-              <w:pBdr/>
-              <w:spacing/>
-              <w:ind/>
-              <w:rPr/>
-            </w:pPr>
-            <w:r/>
-            <w:r/>
-          </w:p>
-        </w:tc>
-        <w:tc>
-          <w:tcPr>
-            <w:tcBorders/>
-            <w:tcW w:w="1133" w:type="dxa"/>
-            <w:vMerge w:val="restart"/>
-            <w:textDirection w:val="lrTb"/>
-            <w:noWrap w:val="false"/>
-          </w:tcPr>
-          <w:p>
-            <w:pPr>
-              <w:pBdr/>
-              <w:spacing/>
-              <w:ind/>
-              <w:rPr/>
-            </w:pPr>
-            <w:r/>
-            <w:r/>
-          </w:p>
-        </w:tc>
-      </w:tr>
-      <w:tr>
-        <w:trPr/>
-        <w:tc>
-          <w:tcPr>
-            <w:tcBorders/>
-            <w:tcW w:w="992" w:type="dxa"/>
-            <w:vMerge w:val="restart"/>
-            <w:textDirection w:val="lrTb"/>
-            <w:noWrap w:val="false"/>
-          </w:tcPr>
-          <w:p>
-            <w:pPr>
-              <w:pBdr/>
-              <w:spacing/>
-              <w:ind/>
-              <w:rPr/>
-            </w:pPr>
-            <w:r/>
-            <w:r/>
-          </w:p>
-        </w:tc>
-        <w:tc>
-          <w:tcPr>
-            <w:tcBorders/>
-            <w:tcW w:w="1134" w:type="dxa"/>
-            <w:vMerge w:val="restart"/>
-            <w:textDirection w:val="lrTb"/>
-            <w:noWrap w:val="false"/>
-          </w:tcPr>
-          <w:p>
-            <w:pPr>
-              <w:pBdr/>
-              <w:spacing/>
-              <w:ind/>
-              <w:rPr/>
-            </w:pPr>
-            <w:r/>
-            <w:r/>
-          </w:p>
-        </w:tc>
-        <w:tc>
-          <w:tcPr>
-            <w:tcBorders/>
-            <w:tcW w:w="1559" w:type="dxa"/>
-            <w:vMerge w:val="restart"/>
-            <w:textDirection w:val="lrTb"/>
-            <w:noWrap w:val="false"/>
-          </w:tcPr>
-          <w:p>
-            <w:pPr>
-              <w:pBdr/>
-              <w:spacing/>
-              <w:ind/>
-              <w:rPr/>
-            </w:pPr>
-            <w:r/>
-            <w:r/>
-          </w:p>
-        </w:tc>
-        <w:tc>
-          <w:tcPr>
-            <w:tcBorders/>
-            <w:tcW w:w="1276" w:type="dxa"/>
-            <w:vMerge w:val="restart"/>
-            <w:textDirection w:val="lrTb"/>
-            <w:noWrap w:val="false"/>
-          </w:tcPr>
-          <w:p>
-            <w:pPr>
-              <w:pBdr/>
-              <w:spacing/>
-              <w:ind/>
-              <w:rPr/>
-            </w:pPr>
-            <w:r/>
-            <w:r/>
-          </w:p>
-        </w:tc>
-        <w:tc>
-          <w:tcPr>
-            <w:tcBorders/>
-            <w:tcW w:w="1984" w:type="dxa"/>
-            <w:vMerge w:val="restart"/>
-            <w:textDirection w:val="lrTb"/>
-            <w:noWrap w:val="false"/>
-          </w:tcPr>
-          <w:p>
-            <w:pPr>
-              <w:pBdr/>
-              <w:spacing/>
-              <w:ind/>
-              <w:rPr/>
-            </w:pPr>
-            <w:r/>
-            <w:r/>
-          </w:p>
-        </w:tc>
-        <w:tc>
-          <w:tcPr>
-            <w:tcBorders/>
-            <w:tcW w:w="1843" w:type="dxa"/>
-            <w:vMerge w:val="restart"/>
-            <w:textDirection w:val="lrTb"/>
-            <w:noWrap w:val="false"/>
-          </w:tcPr>
-          <w:p>
-            <w:pPr>
-              <w:pBdr/>
-              <w:spacing/>
-              <w:ind/>
-              <w:rPr/>
-            </w:pPr>
-            <w:r/>
-            <w:r/>
-          </w:p>
-        </w:tc>
-        <w:tc>
-          <w:tcPr>
-            <w:tcBorders/>
-            <w:tcW w:w="1559" w:type="dxa"/>
-            <w:vMerge w:val="restart"/>
-            <w:textDirection w:val="lrTb"/>
-            <w:noWrap w:val="false"/>
-          </w:tcPr>
-          <w:p>
-            <w:pPr>
-              <w:pBdr/>
-              <w:spacing/>
-              <w:ind/>
-              <w:rPr/>
-            </w:pPr>
-            <w:r/>
-            <w:r/>
-          </w:p>
-        </w:tc>
-        <w:tc>
-          <w:tcPr>
-            <w:tcBorders/>
-            <w:tcW w:w="1133" w:type="dxa"/>
-            <w:vMerge w:val="restart"/>
-            <w:textDirection w:val="lrTb"/>
-            <w:noWrap w:val="false"/>
-          </w:tcPr>
-          <w:p>
-            <w:pPr>
-              <w:pBdr/>
-              <w:spacing/>
-              <w:ind/>
-              <w:rPr/>
-            </w:pPr>
-            <w:r/>
-            <w:r/>
-          </w:p>
-        </w:tc>
-      </w:tr>
-      <w:tr>
-        <w:trPr/>
-        <w:tc>
-          <w:tcPr>
-            <w:tcBorders/>
-            <w:tcW w:w="992" w:type="dxa"/>
-            <w:vMerge w:val="restart"/>
-            <w:textDirection w:val="lrTb"/>
-            <w:noWrap w:val="false"/>
-          </w:tcPr>
-          <w:p>
-            <w:pPr>
-              <w:pBdr/>
-              <w:spacing/>
-              <w:ind/>
-              <w:rPr/>
-            </w:pPr>
-            <w:r/>
-            <w:r/>
-          </w:p>
-        </w:tc>
-        <w:tc>
-          <w:tcPr>
-            <w:tcBorders/>
-            <w:tcW w:w="1134" w:type="dxa"/>
-            <w:vMerge w:val="restart"/>
-            <w:textDirection w:val="lrTb"/>
-            <w:noWrap w:val="false"/>
-          </w:tcPr>
-          <w:p>
-            <w:pPr>
-              <w:pBdr/>
-              <w:spacing/>
-              <w:ind/>
-              <w:rPr/>
-            </w:pPr>
-            <w:r/>
-            <w:r/>
-          </w:p>
-        </w:tc>
-        <w:tc>
-          <w:tcPr>
-            <w:tcBorders/>
-            <w:tcW w:w="1559" w:type="dxa"/>
-            <w:vMerge w:val="restart"/>
-            <w:textDirection w:val="lrTb"/>
-            <w:noWrap w:val="false"/>
-          </w:tcPr>
-          <w:p>
-            <w:pPr>
-              <w:pBdr/>
-              <w:spacing/>
-              <w:ind/>
-              <w:rPr/>
-            </w:pPr>
-            <w:r/>
-            <w:r/>
-          </w:p>
-        </w:tc>
-        <w:tc>
-          <w:tcPr>
-            <w:tcBorders/>
-            <w:tcW w:w="1276" w:type="dxa"/>
-            <w:vMerge w:val="restart"/>
-            <w:textDirection w:val="lrTb"/>
-            <w:noWrap w:val="false"/>
-          </w:tcPr>
-          <w:p>
-            <w:pPr>
-              <w:pBdr/>
-              <w:spacing/>
-              <w:ind/>
-              <w:rPr/>
-            </w:pPr>
-            <w:r/>
-            <w:r/>
-          </w:p>
-        </w:tc>
-        <w:tc>
-          <w:tcPr>
-            <w:tcBorders/>
-            <w:tcW w:w="1984" w:type="dxa"/>
-            <w:vMerge w:val="restart"/>
-            <w:textDirection w:val="lrTb"/>
-            <w:noWrap w:val="false"/>
-          </w:tcPr>
-          <w:p>
-            <w:pPr>
-              <w:pBdr/>
-              <w:spacing/>
-              <w:ind/>
-              <w:rPr/>
-            </w:pPr>
-            <w:r/>
-            <w:r/>
-          </w:p>
-        </w:tc>
-        <w:tc>
-          <w:tcPr>
-            <w:tcBorders/>
-            <w:tcW w:w="1843" w:type="dxa"/>
-            <w:vMerge w:val="restart"/>
-            <w:textDirection w:val="lrTb"/>
-            <w:noWrap w:val="false"/>
-          </w:tcPr>
-          <w:p>
-            <w:pPr>
-              <w:pBdr/>
-              <w:spacing/>
-              <w:ind/>
-              <w:rPr/>
-            </w:pPr>
-            <w:r/>
-            <w:r/>
-          </w:p>
-        </w:tc>
-        <w:tc>
-          <w:tcPr>
-            <w:tcBorders/>
-            <w:tcW w:w="1559" w:type="dxa"/>
-            <w:vMerge w:val="restart"/>
-            <w:textDirection w:val="lrTb"/>
-            <w:noWrap w:val="false"/>
-          </w:tcPr>
-          <w:p>
-            <w:pPr>
-              <w:pBdr/>
-              <w:spacing/>
-              <w:ind/>
-              <w:rPr/>
-            </w:pPr>
-            <w:r/>
-            <w:r/>
-          </w:p>
-        </w:tc>
-        <w:tc>
-          <w:tcPr>
-            <w:tcBorders/>
-            <w:tcW w:w="1133" w:type="dxa"/>
-            <w:vMerge w:val="restart"/>
-            <w:textDirection w:val="lrTb"/>
-            <w:noWrap w:val="false"/>
-          </w:tcPr>
-          <w:p>
-            <w:pPr>
-              <w:pBdr/>
-              <w:spacing/>
-              <w:ind/>
-              <w:rPr/>
-            </w:pPr>
-            <w:r/>
-            <w:r/>
-          </w:p>
-        </w:tc>
-      </w:tr>
-      <w:tr>
-        <w:trPr/>
-        <w:tc>
-          <w:tcPr>
-            <w:tcBorders/>
-            <w:tcW w:w="992" w:type="dxa"/>
-            <w:vMerge w:val="restart"/>
-            <w:textDirection w:val="lrTb"/>
-            <w:noWrap w:val="false"/>
-          </w:tcPr>
-          <w:p>
-            <w:pPr>
-              <w:pBdr/>
-              <w:spacing/>
-              <w:ind/>
-              <w:rPr/>
-            </w:pPr>
-            <w:r/>
-            <w:r/>
-          </w:p>
-        </w:tc>
-        <w:tc>
-          <w:tcPr>
-            <w:tcBorders/>
-            <w:tcW w:w="1134" w:type="dxa"/>
-            <w:vMerge w:val="restart"/>
-            <w:textDirection w:val="lrTb"/>
-            <w:noWrap w:val="false"/>
-          </w:tcPr>
-          <w:p>
-            <w:pPr>
-              <w:pBdr/>
-              <w:spacing/>
-              <w:ind/>
-              <w:rPr/>
-            </w:pPr>
-            <w:r/>
-            <w:r/>
-          </w:p>
-        </w:tc>
-        <w:tc>
-          <w:tcPr>
-            <w:tcBorders/>
-            <w:tcW w:w="1559" w:type="dxa"/>
-            <w:vMerge w:val="restart"/>
-            <w:textDirection w:val="lrTb"/>
-            <w:noWrap w:val="false"/>
-          </w:tcPr>
-          <w:p>
-            <w:pPr>
-              <w:pBdr/>
-              <w:spacing/>
-              <w:ind/>
-              <w:rPr/>
-            </w:pPr>
-            <w:r/>
-            <w:r/>
-          </w:p>
-        </w:tc>
-        <w:tc>
-          <w:tcPr>
-            <w:tcBorders/>
-            <w:tcW w:w="1276" w:type="dxa"/>
-            <w:vMerge w:val="restart"/>
-            <w:textDirection w:val="lrTb"/>
-            <w:noWrap w:val="false"/>
-          </w:tcPr>
-          <w:p>
-            <w:pPr>
-              <w:pBdr/>
-              <w:spacing/>
-              <w:ind/>
-              <w:rPr/>
-            </w:pPr>
-            <w:r/>
-            <w:r/>
-          </w:p>
-        </w:tc>
-        <w:tc>
-          <w:tcPr>
-            <w:tcBorders/>
-            <w:tcW w:w="1984" w:type="dxa"/>
-            <w:vMerge w:val="restart"/>
-            <w:textDirection w:val="lrTb"/>
-            <w:noWrap w:val="false"/>
-          </w:tcPr>
-          <w:p>
-            <w:pPr>
-              <w:pBdr/>
-              <w:spacing/>
-              <w:ind/>
-              <w:rPr/>
-            </w:pPr>
-            <w:r/>
-            <w:r/>
-          </w:p>
-        </w:tc>
-        <w:tc>
-          <w:tcPr>
-            <w:tcBorders/>
-            <w:tcW w:w="1843" w:type="dxa"/>
-            <w:vMerge w:val="restart"/>
-            <w:textDirection w:val="lrTb"/>
-            <w:noWrap w:val="false"/>
-          </w:tcPr>
-          <w:p>
-            <w:pPr>
-              <w:pBdr/>
-              <w:spacing/>
-              <w:ind/>
-              <w:rPr/>
-            </w:pPr>
-            <w:r/>
-            <w:r/>
-          </w:p>
-        </w:tc>
-        <w:tc>
-          <w:tcPr>
-            <w:tcBorders/>
-            <w:tcW w:w="1559" w:type="dxa"/>
+            <w:tcW w:w="1417" w:type="dxa"/>
             <w:vMerge w:val="restart"/>
             <w:textDirection w:val="lrTb"/>
             <w:noWrap w:val="false"/>

--- a/Testing.docx
+++ b/Testing.docx
@@ -571,7 +571,7 @@
               <w:rPr/>
             </w:pPr>
             <w:r>
-              <w:t xml:space="preserve">1c – energy and momentum should be conserved, 2ci – the menu should display kinetic, potential, total energy and momentum</w:t>
+              <w:t xml:space="preserve">1c – energy and momentum should be conserved, 2ci – the menu should display kinetic, potential, total energy and momentum, 2b – The program should explain Newtonian physics by demonstrating key concepts like energy conservation</w:t>
             </w:r>
             <w:r/>
           </w:p>
@@ -1451,7 +1451,7 @@
               <w:rPr/>
             </w:pPr>
             <w:r>
-              <w:t xml:space="preserve">A, S x30</w:t>
+              <w:t xml:space="preserve">A, S x40</w:t>
             </w:r>
             <w:r/>
           </w:p>
@@ -1594,7 +1594,9 @@
               <w:ind/>
               <w:rPr/>
             </w:pPr>
-            <w:r/>
+            <w:r>
+              <w:t xml:space="preserve">Increasing the mass of a planet should have a visible effect</w:t>
+            </w:r>
             <w:r/>
           </w:p>
         </w:tc>
@@ -1613,7 +1615,9 @@
               <w:ind/>
               <w:rPr/>
             </w:pPr>
-            <w:r/>
+            <w:r>
+              <w:t xml:space="preserve">Right arrow x3, A, Ex5</w:t>
+            </w:r>
             <w:r/>
           </w:p>
         </w:tc>
@@ -1632,7 +1636,9 @@
               <w:ind/>
               <w:rPr/>
             </w:pPr>
-            <w:r/>
+            <w:r>
+              <w:t xml:space="preserve">I will select Earth and increase its mass. This should cause the moon’s orbit to become tighter and closer to Earth.</w:t>
+            </w:r>
             <w:r/>
           </w:p>
         </w:tc>
@@ -1732,6 +1738,90 @@
               <w:ind/>
               <w:rPr/>
             </w:pPr>
+            <w:r>
+              <w:t xml:space="preserve">2civ – Users should be able to press A to edit attributes, 2civ2 – Users should be able to edit the mass of planets</w:t>
+            </w:r>
+            <w:r/>
+          </w:p>
+        </w:tc>
+        <w:tc>
+          <w:tcPr>
+            <w:tcBorders/>
+            <w:tcW w:w="1417" w:type="dxa"/>
+            <w:vMerge w:val="restart"/>
+            <w:textDirection w:val="lrTb"/>
+            <w:noWrap w:val="false"/>
+          </w:tcPr>
+          <w:p>
+            <w:pPr>
+              <w:pBdr/>
+              <w:spacing/>
+              <w:ind/>
+              <w:rPr/>
+            </w:pPr>
+            <w:r>
+              <w:t xml:space="preserve">Decreasing the mass of a planet should have a visible effect.</w:t>
+            </w:r>
+            <w:r/>
+          </w:p>
+        </w:tc>
+        <w:tc>
+          <w:tcPr>
+            <w:tcBorders/>
+            <w:tcW w:w="992" w:type="dxa"/>
+            <w:vMerge w:val="restart"/>
+            <w:textDirection w:val="lrTb"/>
+            <w:noWrap w:val="false"/>
+          </w:tcPr>
+          <w:p>
+            <w:pPr>
+              <w:pBdr/>
+              <w:spacing/>
+              <w:ind/>
+              <w:rPr/>
+            </w:pPr>
+            <w:r>
+              <w:t xml:space="preserve">Dx10</w:t>
+            </w:r>
+            <w:r/>
+          </w:p>
+        </w:tc>
+        <w:tc>
+          <w:tcPr>
+            <w:tcBorders/>
+            <w:tcW w:w="1984" w:type="dxa"/>
+            <w:vMerge w:val="restart"/>
+            <w:textDirection w:val="lrTb"/>
+            <w:noWrap w:val="false"/>
+          </w:tcPr>
+          <w:p>
+            <w:pPr>
+              <w:pBdr/>
+              <w:spacing/>
+              <w:ind/>
+              <w:rPr/>
+            </w:pPr>
+            <w:r>
+              <w:t xml:space="preserve">After having increased the mass of Earth I will then decrease its mass, this should cause the moon’s orbit to become wider until Earth loses hold of the moon and the moon is flung out of its orbit.</w:t>
+            </w:r>
+            <w:r/>
+          </w:p>
+        </w:tc>
+        <w:tc>
+          <w:tcPr>
+            <w:tcBorders/>
+            <w:tcW w:w="1701" w:type="dxa"/>
+            <w:vMerge w:val="restart"/>
+            <w:textDirection w:val="lrTb"/>
+            <w:noWrap w:val="false"/>
+          </w:tcPr>
+          <w:p>
+            <w:pPr>
+              <w:pBdr/>
+              <w:spacing/>
+              <w:ind/>
+              <w:rPr/>
+            </w:pPr>
             <w:r/>
             <w:r/>
           </w:p>
@@ -1758,7 +1848,136 @@
         <w:tc>
           <w:tcPr>
             <w:tcBorders/>
+            <w:tcW w:w="1133" w:type="dxa"/>
+            <w:vMerge w:val="restart"/>
+            <w:textDirection w:val="lrTb"/>
+            <w:noWrap w:val="false"/>
+          </w:tcPr>
+          <w:p>
+            <w:pPr>
+              <w:pBdr/>
+              <w:spacing/>
+              <w:ind/>
+              <w:rPr/>
+            </w:pPr>
+            <w:r/>
+            <w:r/>
+          </w:p>
+        </w:tc>
+      </w:tr>
+      <w:tr>
+        <w:trPr>
+          <w:trHeight w:val="2452"/>
+        </w:trPr>
+        <w:tc>
+          <w:tcPr>
+            <w:tcBorders/>
             <w:tcW w:w="992" w:type="dxa"/>
+            <w:vMerge w:val="restart"/>
+            <w:textDirection w:val="lrTb"/>
+            <w:noWrap w:val="false"/>
+          </w:tcPr>
+          <w:p>
+            <w:pPr>
+              <w:pBdr/>
+              <w:spacing/>
+              <w:ind/>
+              <w:rPr/>
+            </w:pPr>
+            <w:r>
+              <w:t xml:space="preserve">11</w:t>
+            </w:r>
+            <w:r/>
+          </w:p>
+        </w:tc>
+        <w:tc>
+          <w:tcPr>
+            <w:tcBorders/>
+            <w:tcW w:w="1843" w:type="dxa"/>
+            <w:vMerge w:val="restart"/>
+            <w:textDirection w:val="lrTb"/>
+            <w:noWrap w:val="false"/>
+          </w:tcPr>
+          <w:p>
+            <w:pPr>
+              <w:pBdr/>
+              <w:spacing/>
+              <w:ind/>
+              <w:rPr/>
+            </w:pPr>
+            <w:r>
+              <w:t xml:space="preserve">2civ – Users should be able to press A to edit attributes, 2civ2a – The mass of planets should never be negative</w:t>
+            </w:r>
+            <w:r/>
+          </w:p>
+        </w:tc>
+        <w:tc>
+          <w:tcPr>
+            <w:tcBorders/>
+            <w:tcW w:w="1417" w:type="dxa"/>
+            <w:vMerge w:val="restart"/>
+            <w:textDirection w:val="lrTb"/>
+            <w:noWrap w:val="false"/>
+          </w:tcPr>
+          <w:p>
+            <w:pPr>
+              <w:pBdr/>
+              <w:spacing/>
+              <w:ind/>
+              <w:rPr/>
+            </w:pPr>
+            <w:r>
+              <w:t xml:space="preserve">It shouldn’t be possible to make the mass negative</w:t>
+            </w:r>
+            <w:r/>
+          </w:p>
+        </w:tc>
+        <w:tc>
+          <w:tcPr>
+            <w:tcBorders/>
+            <w:tcW w:w="992" w:type="dxa"/>
+            <w:vMerge w:val="restart"/>
+            <w:textDirection w:val="lrTb"/>
+            <w:noWrap w:val="false"/>
+          </w:tcPr>
+          <w:p>
+            <w:pPr>
+              <w:pBdr/>
+              <w:spacing/>
+              <w:ind/>
+              <w:rPr/>
+            </w:pPr>
+            <w:r>
+              <w:t xml:space="preserve">A, Ex40</w:t>
+            </w:r>
+            <w:r/>
+          </w:p>
+        </w:tc>
+        <w:tc>
+          <w:tcPr>
+            <w:tcBorders/>
+            <w:tcW w:w="1984" w:type="dxa"/>
+            <w:vMerge w:val="restart"/>
+            <w:textDirection w:val="lrTb"/>
+            <w:noWrap w:val="false"/>
+          </w:tcPr>
+          <w:p>
+            <w:pPr>
+              <w:pBdr/>
+              <w:spacing/>
+              <w:ind/>
+              <w:rPr/>
+            </w:pPr>
+            <w:r>
+              <w:t xml:space="preserve">Just like with G this is simply showing that the increments that the mass changes by change with the order of magnitude so that the mass can’t become negative</w:t>
+            </w:r>
+            <w:r/>
+          </w:p>
+        </w:tc>
+        <w:tc>
+          <w:tcPr>
+            <w:tcBorders/>
+            <w:tcW w:w="1701" w:type="dxa"/>
             <w:vMerge w:val="restart"/>
             <w:textDirection w:val="lrTb"/>
             <w:noWrap w:val="false"/>
@@ -1777,6 +1996,133 @@
         <w:tc>
           <w:tcPr>
             <w:tcBorders/>
+            <w:tcW w:w="1417" w:type="dxa"/>
+            <w:vMerge w:val="restart"/>
+            <w:textDirection w:val="lrTb"/>
+            <w:noWrap w:val="false"/>
+          </w:tcPr>
+          <w:p>
+            <w:pPr>
+              <w:pBdr/>
+              <w:spacing/>
+              <w:ind/>
+              <w:rPr/>
+            </w:pPr>
+            <w:r/>
+            <w:r/>
+          </w:p>
+        </w:tc>
+        <w:tc>
+          <w:tcPr>
+            <w:tcBorders/>
+            <w:tcW w:w="1133" w:type="dxa"/>
+            <w:vMerge w:val="restart"/>
+            <w:textDirection w:val="lrTb"/>
+            <w:noWrap w:val="false"/>
+          </w:tcPr>
+          <w:p>
+            <w:pPr>
+              <w:pBdr/>
+              <w:spacing/>
+              <w:ind/>
+              <w:rPr/>
+            </w:pPr>
+            <w:r/>
+            <w:r/>
+          </w:p>
+        </w:tc>
+      </w:tr>
+      <w:tr>
+        <w:trPr>
+          <w:trHeight w:val="3033"/>
+        </w:trPr>
+        <w:tc>
+          <w:tcPr>
+            <w:tcBorders/>
+            <w:tcW w:w="992" w:type="dxa"/>
+            <w:vMerge w:val="restart"/>
+            <w:textDirection w:val="lrTb"/>
+            <w:noWrap w:val="false"/>
+          </w:tcPr>
+          <w:p>
+            <w:pPr>
+              <w:pBdr/>
+              <w:spacing/>
+              <w:ind/>
+              <w:rPr/>
+            </w:pPr>
+            <w:r>
+              <w:t xml:space="preserve">12</w:t>
+            </w:r>
+            <w:r/>
+          </w:p>
+        </w:tc>
+        <w:tc>
+          <w:tcPr>
+            <w:tcBorders/>
+            <w:tcW w:w="1843" w:type="dxa"/>
+            <w:vMerge w:val="restart"/>
+            <w:textDirection w:val="lrTb"/>
+            <w:noWrap w:val="false"/>
+          </w:tcPr>
+          <w:p>
+            <w:pPr>
+              <w:pBdr/>
+              <w:spacing/>
+              <w:ind/>
+              <w:rPr/>
+            </w:pPr>
+            <w:r>
+              <w:t xml:space="preserve">2bi – Force diagrams should be included to explain the motion of the planets using Newtonian physics</w:t>
+            </w:r>
+            <w:r/>
+          </w:p>
+        </w:tc>
+        <w:tc>
+          <w:tcPr>
+            <w:tcBorders/>
+            <w:tcW w:w="1417" w:type="dxa"/>
+            <w:vMerge w:val="restart"/>
+            <w:textDirection w:val="lrTb"/>
+            <w:noWrap w:val="false"/>
+          </w:tcPr>
+          <w:p>
+            <w:pPr>
+              <w:pBdr/>
+              <w:spacing/>
+              <w:ind/>
+              <w:rPr/>
+            </w:pPr>
+            <w:r>
+              <w:t xml:space="preserve">When pressing “F” to turn on arrows, arrows showing the forces on planets should pop up on the currently selected planet</w:t>
+            </w:r>
+            <w:r/>
+          </w:p>
+        </w:tc>
+        <w:tc>
+          <w:tcPr>
+            <w:tcBorders/>
+            <w:tcW w:w="992" w:type="dxa"/>
+            <w:vMerge w:val="restart"/>
+            <w:textDirection w:val="lrTb"/>
+            <w:noWrap w:val="false"/>
+          </w:tcPr>
+          <w:p>
+            <w:pPr>
+              <w:pBdr/>
+              <w:spacing/>
+              <w:ind/>
+              <w:rPr/>
+            </w:pPr>
+            <w:r>
+              <w:t xml:space="preserve">F, Right arrow x3</w:t>
+            </w:r>
+            <w:r/>
+          </w:p>
+        </w:tc>
+        <w:tc>
+          <w:tcPr>
+            <w:tcBorders/>
             <w:tcW w:w="1984" w:type="dxa"/>
             <w:vMerge w:val="restart"/>
             <w:textDirection w:val="lrTb"/>
@@ -1789,7 +2135,9 @@
               <w:ind/>
               <w:rPr/>
             </w:pPr>
-            <w:r/>
+            <w:r>
+              <w:t xml:space="preserve">Arrows should appear on one planet and point towards the other planets, for most planets the resultant arrow (the one that’s the colour of the planet) should point towards the Sun. I will turn on arrows then press the right arrow key a few times to show the arrows working on different planets.</w:t>
+            </w:r>
             <w:r/>
           </w:p>
         </w:tc>
@@ -1868,7 +2216,9 @@
               <w:ind/>
               <w:rPr/>
             </w:pPr>
-            <w:r/>
+            <w:r>
+              <w:t xml:space="preserve">13</w:t>
+            </w:r>
             <w:r/>
           </w:p>
         </w:tc>
@@ -1887,7 +2237,9 @@
               <w:ind/>
               <w:rPr/>
             </w:pPr>
-            <w:r/>
+            <w:r>
+              <w:t xml:space="preserve">2d – Users should be able to speed up and slow down the simulation</w:t>
+            </w:r>
             <w:r/>
           </w:p>
         </w:tc>
@@ -1906,7 +2258,9 @@
               <w:ind/>
               <w:rPr/>
             </w:pPr>
-            <w:r/>
+            <w:r>
+              <w:t xml:space="preserve">When pressing the up and down arrow keys the simulation should speed up and slow down</w:t>
+            </w:r>
             <w:r/>
           </w:p>
         </w:tc>
@@ -1925,7 +2279,9 @@
               <w:ind/>
               <w:rPr/>
             </w:pPr>
-            <w:r/>
+            <w:r>
+              <w:t xml:space="preserve">Up arrow x4, down arrow x5, down arrow key x3</w:t>
+            </w:r>
             <w:r/>
           </w:p>
         </w:tc>
@@ -1944,7 +2300,9 @@
               <w:ind/>
               <w:rPr/>
             </w:pPr>
-            <w:r/>
+            <w:r>
+              <w:t xml:space="preserve">When pressing the up arrow key the simulation should speed up, when pressing the down arrow key the simulation should slow down. After pressing the down arrow key 5 times the simulation should be paused. Trying to press it again should do nothing, the simulation should not enter negative time as that is nonsense.</w:t>
+            </w:r>
             <w:r/>
           </w:p>
         </w:tc>
@@ -2023,7 +2381,9 @@
               <w:ind/>
               <w:rPr/>
             </w:pPr>
-            <w:r/>
+            <w:r>
+              <w:t xml:space="preserve">14</w:t>
+            </w:r>
             <w:r/>
           </w:p>
         </w:tc>
@@ -2042,7 +2402,9 @@
               <w:ind/>
               <w:rPr/>
             </w:pPr>
-            <w:r/>
+            <w:r>
+              <w:t xml:space="preserve">4a – The menu should display info on both planets being compared</w:t>
+            </w:r>
             <w:r/>
           </w:p>
         </w:tc>
@@ -2061,7 +2423,9 @@
               <w:ind/>
               <w:rPr/>
             </w:pPr>
-            <w:r/>
+            <w:r>
+              <w:t xml:space="preserve">The comparsion mode should display the information of the left planet in the left corner and the information of the right planet in the right corner</w:t>
+            </w:r>
             <w:r/>
           </w:p>
         </w:tc>
@@ -2080,7 +2444,9 @@
               <w:ind/>
               <w:rPr/>
             </w:pPr>
-            <w:r/>
+            <w:r>
+              <w:t xml:space="preserve">C</w:t>
+            </w:r>
             <w:r/>
           </w:p>
         </w:tc>
@@ -2099,7 +2465,9 @@
               <w:ind/>
               <w:rPr/>
             </w:pPr>
-            <w:r/>
+            <w:r>
+              <w:t xml:space="preserve">Upon pressing C, information about the sun (its mass, size, and distance from itself) should be in the top left corner, and information about Jupiter should be in the right corner.</w:t>
+            </w:r>
             <w:r/>
           </w:p>
         </w:tc>
@@ -2178,6 +2546,9 @@
               <w:ind/>
               <w:rPr/>
             </w:pPr>
+            <w:r>
+              <w:t xml:space="preserve">15</w:t>
+            </w:r>
             <w:r/>
             <w:r/>
           </w:p>
@@ -2197,6 +2568,9 @@
               <w:ind/>
               <w:rPr/>
             </w:pPr>
+            <w:r>
+              <w:t xml:space="preserve">4 – Include the ability to compare sizes of planets</w:t>
+            </w:r>
             <w:r/>
             <w:r/>
           </w:p>
@@ -2216,6 +2590,9 @@
               <w:ind/>
               <w:rPr/>
             </w:pPr>
+            <w:r>
+              <w:t xml:space="preserve">The comparsion mode should show planets side by side at their correct relative sizes</w:t>
+            </w:r>
             <w:r/>
             <w:r/>
           </w:p>
@@ -2235,6 +2612,9 @@
               <w:ind/>
               <w:rPr/>
             </w:pPr>
+            <w:r>
+              <w:t xml:space="preserve">C, left arrow, right arrow x5, left arrow x5</w:t>
+            </w:r>
             <w:r/>
             <w:r/>
           </w:p>
@@ -2254,316 +2634,9 @@
               <w:ind/>
               <w:rPr/>
             </w:pPr>
-            <w:r/>
-            <w:r/>
-          </w:p>
-        </w:tc>
-        <w:tc>
-          <w:tcPr>
-            <w:tcBorders/>
-            <w:tcW w:w="1701" w:type="dxa"/>
-            <w:vMerge w:val="restart"/>
-            <w:textDirection w:val="lrTb"/>
-            <w:noWrap w:val="false"/>
-          </w:tcPr>
-          <w:p>
-            <w:pPr>
-              <w:pBdr/>
-              <w:spacing/>
-              <w:ind/>
-              <w:rPr/>
-            </w:pPr>
-            <w:r/>
-            <w:r/>
-          </w:p>
-        </w:tc>
-        <w:tc>
-          <w:tcPr>
-            <w:tcBorders/>
-            <w:tcW w:w="1417" w:type="dxa"/>
-            <w:vMerge w:val="restart"/>
-            <w:textDirection w:val="lrTb"/>
-            <w:noWrap w:val="false"/>
-          </w:tcPr>
-          <w:p>
-            <w:pPr>
-              <w:pBdr/>
-              <w:spacing/>
-              <w:ind/>
-              <w:rPr/>
-            </w:pPr>
-            <w:r/>
-            <w:r/>
-          </w:p>
-        </w:tc>
-        <w:tc>
-          <w:tcPr>
-            <w:tcBorders/>
-            <w:tcW w:w="1133" w:type="dxa"/>
-            <w:vMerge w:val="restart"/>
-            <w:textDirection w:val="lrTb"/>
-            <w:noWrap w:val="false"/>
-          </w:tcPr>
-          <w:p>
-            <w:pPr>
-              <w:pBdr/>
-              <w:spacing/>
-              <w:ind/>
-              <w:rPr/>
-            </w:pPr>
-            <w:r/>
-            <w:r/>
-          </w:p>
-        </w:tc>
-      </w:tr>
-      <w:tr>
-        <w:trPr/>
-        <w:tc>
-          <w:tcPr>
-            <w:tcBorders/>
-            <w:tcW w:w="992" w:type="dxa"/>
-            <w:vMerge w:val="restart"/>
-            <w:textDirection w:val="lrTb"/>
-            <w:noWrap w:val="false"/>
-          </w:tcPr>
-          <w:p>
-            <w:pPr>
-              <w:pBdr/>
-              <w:spacing/>
-              <w:ind/>
-              <w:rPr/>
-            </w:pPr>
-            <w:r/>
-            <w:r/>
-          </w:p>
-        </w:tc>
-        <w:tc>
-          <w:tcPr>
-            <w:tcBorders/>
-            <w:tcW w:w="1843" w:type="dxa"/>
-            <w:vMerge w:val="restart"/>
-            <w:textDirection w:val="lrTb"/>
-            <w:noWrap w:val="false"/>
-          </w:tcPr>
-          <w:p>
-            <w:pPr>
-              <w:pBdr/>
-              <w:spacing/>
-              <w:ind/>
-              <w:rPr/>
-            </w:pPr>
-            <w:r/>
-            <w:r/>
-          </w:p>
-        </w:tc>
-        <w:tc>
-          <w:tcPr>
-            <w:tcBorders/>
-            <w:tcW w:w="1417" w:type="dxa"/>
-            <w:vMerge w:val="restart"/>
-            <w:textDirection w:val="lrTb"/>
-            <w:noWrap w:val="false"/>
-          </w:tcPr>
-          <w:p>
-            <w:pPr>
-              <w:pBdr/>
-              <w:spacing/>
-              <w:ind/>
-              <w:rPr/>
-            </w:pPr>
-            <w:r/>
-            <w:r/>
-          </w:p>
-        </w:tc>
-        <w:tc>
-          <w:tcPr>
-            <w:tcBorders/>
-            <w:tcW w:w="992" w:type="dxa"/>
-            <w:vMerge w:val="restart"/>
-            <w:textDirection w:val="lrTb"/>
-            <w:noWrap w:val="false"/>
-          </w:tcPr>
-          <w:p>
-            <w:pPr>
-              <w:pBdr/>
-              <w:spacing/>
-              <w:ind/>
-              <w:rPr/>
-            </w:pPr>
-            <w:r/>
-            <w:r/>
-          </w:p>
-        </w:tc>
-        <w:tc>
-          <w:tcPr>
-            <w:tcBorders/>
-            <w:tcW w:w="1984" w:type="dxa"/>
-            <w:vMerge w:val="restart"/>
-            <w:textDirection w:val="lrTb"/>
-            <w:noWrap w:val="false"/>
-          </w:tcPr>
-          <w:p>
-            <w:pPr>
-              <w:pBdr/>
-              <w:spacing/>
-              <w:ind/>
-              <w:rPr/>
-            </w:pPr>
-            <w:r/>
-            <w:r/>
-          </w:p>
-        </w:tc>
-        <w:tc>
-          <w:tcPr>
-            <w:tcBorders/>
-            <w:tcW w:w="1701" w:type="dxa"/>
-            <w:vMerge w:val="restart"/>
-            <w:textDirection w:val="lrTb"/>
-            <w:noWrap w:val="false"/>
-          </w:tcPr>
-          <w:p>
-            <w:pPr>
-              <w:pBdr/>
-              <w:spacing/>
-              <w:ind/>
-              <w:rPr/>
-            </w:pPr>
-            <w:r/>
-            <w:r/>
-          </w:p>
-        </w:tc>
-        <w:tc>
-          <w:tcPr>
-            <w:tcBorders/>
-            <w:tcW w:w="1417" w:type="dxa"/>
-            <w:vMerge w:val="restart"/>
-            <w:textDirection w:val="lrTb"/>
-            <w:noWrap w:val="false"/>
-          </w:tcPr>
-          <w:p>
-            <w:pPr>
-              <w:pBdr/>
-              <w:spacing/>
-              <w:ind/>
-              <w:rPr/>
-            </w:pPr>
-            <w:r/>
-            <w:r/>
-          </w:p>
-        </w:tc>
-        <w:tc>
-          <w:tcPr>
-            <w:tcBorders/>
-            <w:tcW w:w="1133" w:type="dxa"/>
-            <w:vMerge w:val="restart"/>
-            <w:textDirection w:val="lrTb"/>
-            <w:noWrap w:val="false"/>
-          </w:tcPr>
-          <w:p>
-            <w:pPr>
-              <w:pBdr/>
-              <w:spacing/>
-              <w:ind/>
-              <w:rPr/>
-            </w:pPr>
-            <w:r/>
-            <w:r/>
-          </w:p>
-        </w:tc>
-      </w:tr>
-      <w:tr>
-        <w:trPr/>
-        <w:tc>
-          <w:tcPr>
-            <w:tcBorders/>
-            <w:tcW w:w="992" w:type="dxa"/>
-            <w:vMerge w:val="restart"/>
-            <w:textDirection w:val="lrTb"/>
-            <w:noWrap w:val="false"/>
-          </w:tcPr>
-          <w:p>
-            <w:pPr>
-              <w:pBdr/>
-              <w:spacing/>
-              <w:ind/>
-              <w:rPr/>
-            </w:pPr>
-            <w:r/>
-            <w:r/>
-          </w:p>
-        </w:tc>
-        <w:tc>
-          <w:tcPr>
-            <w:tcBorders/>
-            <w:tcW w:w="1843" w:type="dxa"/>
-            <w:vMerge w:val="restart"/>
-            <w:textDirection w:val="lrTb"/>
-            <w:noWrap w:val="false"/>
-          </w:tcPr>
-          <w:p>
-            <w:pPr>
-              <w:pBdr/>
-              <w:spacing/>
-              <w:ind/>
-              <w:rPr/>
-            </w:pPr>
-            <w:r/>
-            <w:r/>
-          </w:p>
-        </w:tc>
-        <w:tc>
-          <w:tcPr>
-            <w:tcBorders/>
-            <w:tcW w:w="1417" w:type="dxa"/>
-            <w:vMerge w:val="restart"/>
-            <w:textDirection w:val="lrTb"/>
-            <w:noWrap w:val="false"/>
-          </w:tcPr>
-          <w:p>
-            <w:pPr>
-              <w:pBdr/>
-              <w:spacing/>
-              <w:ind/>
-              <w:rPr/>
-            </w:pPr>
-            <w:r/>
-            <w:r/>
-          </w:p>
-        </w:tc>
-        <w:tc>
-          <w:tcPr>
-            <w:tcBorders/>
-            <w:tcW w:w="992" w:type="dxa"/>
-            <w:vMerge w:val="restart"/>
-            <w:textDirection w:val="lrTb"/>
-            <w:noWrap w:val="false"/>
-          </w:tcPr>
-          <w:p>
-            <w:pPr>
-              <w:pBdr/>
-              <w:spacing/>
-              <w:ind/>
-              <w:rPr/>
-            </w:pPr>
-            <w:r/>
-            <w:r/>
-          </w:p>
-        </w:tc>
-        <w:tc>
-          <w:tcPr>
-            <w:tcBorders/>
-            <w:tcW w:w="1984" w:type="dxa"/>
-            <w:vMerge w:val="restart"/>
-            <w:textDirection w:val="lrTb"/>
-            <w:noWrap w:val="false"/>
-          </w:tcPr>
-          <w:p>
-            <w:pPr>
-              <w:pBdr/>
-              <w:spacing/>
-              <w:ind/>
-              <w:rPr/>
-            </w:pPr>
+            <w:r>
+              <w:t xml:space="preserve">Upon pressing C the sun and Jupiter should be in comparison. Pressing the left and right arrows should cycle through the planets to compare different bodies.</w:t>
+            </w:r>
             <w:r/>
             <w:r/>
           </w:p>

--- a/Testing.docx
+++ b/Testing.docx
@@ -2716,7 +2716,9 @@
               <w:ind/>
               <w:rPr/>
             </w:pPr>
-            <w:r/>
+            <w:r>
+              <w:t xml:space="preserve">16</w:t>
+            </w:r>
             <w:r/>
           </w:p>
         </w:tc>
@@ -2871,7 +2873,9 @@
               <w:ind/>
               <w:rPr/>
             </w:pPr>
-            <w:r/>
+            <w:r>
+              <w:t xml:space="preserve">17</w:t>
+            </w:r>
             <w:r/>
           </w:p>
         </w:tc>

--- a/Testing.docx
+++ b/Testing.docx
@@ -10,7 +10,7 @@
         <w:rPr/>
       </w:pPr>
       <w:r>
-        <w:t xml:space="preserve">Objectives 1aii and 5 will require separate files, the functions in these files should be tested independently of the main program to ensure that they work.</w:t>
+        <w:t xml:space="preserve">Objectives 1aii and 5 will require separate files, the functions in these files should be tested independently of the main program.</w:t>
       </w:r>
       <w:r/>
     </w:p>
@@ -26,7 +26,7 @@
     </w:p>
     <w:tbl>
       <w:tblPr>
-        <w:tblStyle w:val="697"/>
+        <w:tblStyle w:val="654"/>
         <w:tblW w:w="0" w:type="auto"/>
         <w:tblInd w:w="-1418" w:type="dxa"/>
         <w:tblBorders/>
@@ -36,10 +36,10 @@
       <w:tblGrid>
         <w:gridCol w:w="992"/>
         <w:gridCol w:w="1843"/>
-        <w:gridCol w:w="1417"/>
+        <w:gridCol w:w="1843"/>
         <w:gridCol w:w="992"/>
-        <w:gridCol w:w="1984"/>
-        <w:gridCol w:w="1701"/>
+        <w:gridCol w:w="2268"/>
+        <w:gridCol w:w="992"/>
         <w:gridCol w:w="1417"/>
         <w:gridCol w:w="1133"/>
       </w:tblGrid>
@@ -90,7 +90,7 @@
         <w:tc>
           <w:tcPr>
             <w:tcBorders/>
-            <w:tcW w:w="1417" w:type="dxa"/>
+            <w:tcW w:w="1843" w:type="dxa"/>
             <w:textDirection w:val="lrTb"/>
             <w:noWrap w:val="false"/>
           </w:tcPr>
@@ -130,7 +130,7 @@
         <w:tc>
           <w:tcPr>
             <w:tcBorders/>
-            <w:tcW w:w="1984" w:type="dxa"/>
+            <w:tcW w:w="2268" w:type="dxa"/>
             <w:textDirection w:val="lrTb"/>
             <w:noWrap w:val="false"/>
           </w:tcPr>
@@ -150,7 +150,7 @@
         <w:tc>
           <w:tcPr>
             <w:tcBorders/>
-            <w:tcW w:w="1701" w:type="dxa"/>
+            <w:tcW w:w="992" w:type="dxa"/>
             <w:textDirection w:val="lrTb"/>
             <w:noWrap w:val="false"/>
           </w:tcPr>
@@ -253,7 +253,7 @@
         <w:tc>
           <w:tcPr>
             <w:tcBorders/>
-            <w:tcW w:w="1417" w:type="dxa"/>
+            <w:tcW w:w="1843" w:type="dxa"/>
             <w:textDirection w:val="lrTb"/>
             <w:noWrap w:val="false"/>
           </w:tcPr>
@@ -293,7 +293,7 @@
         <w:tc>
           <w:tcPr>
             <w:tcBorders/>
-            <w:tcW w:w="1984" w:type="dxa"/>
+            <w:tcW w:w="2268" w:type="dxa"/>
             <w:textDirection w:val="lrTb"/>
             <w:noWrap w:val="false"/>
           </w:tcPr>
@@ -313,7 +313,7 @@
         <w:tc>
           <w:tcPr>
             <w:tcBorders/>
-            <w:tcW w:w="1701" w:type="dxa"/>
+            <w:tcW w:w="992" w:type="dxa"/>
             <w:textDirection w:val="lrTb"/>
             <w:noWrap w:val="false"/>
           </w:tcPr>
@@ -412,7 +412,7 @@
         <w:tc>
           <w:tcPr>
             <w:tcBorders/>
-            <w:tcW w:w="1417" w:type="dxa"/>
+            <w:tcW w:w="1843" w:type="dxa"/>
             <w:vMerge w:val="restart"/>
             <w:textDirection w:val="lrTb"/>
             <w:noWrap w:val="false"/>
@@ -454,7 +454,7 @@
         <w:tc>
           <w:tcPr>
             <w:tcBorders/>
-            <w:tcW w:w="1984" w:type="dxa"/>
+            <w:tcW w:w="2268" w:type="dxa"/>
             <w:vMerge w:val="restart"/>
             <w:textDirection w:val="lrTb"/>
             <w:noWrap w:val="false"/>
@@ -475,7 +475,7 @@
         <w:tc>
           <w:tcPr>
             <w:tcBorders/>
-            <w:tcW w:w="1701" w:type="dxa"/>
+            <w:tcW w:w="992" w:type="dxa"/>
             <w:vMerge w:val="restart"/>
             <w:textDirection w:val="lrTb"/>
             <w:noWrap w:val="false"/>
@@ -579,7 +579,7 @@
         <w:tc>
           <w:tcPr>
             <w:tcBorders/>
-            <w:tcW w:w="1417" w:type="dxa"/>
+            <w:tcW w:w="1843" w:type="dxa"/>
             <w:vMerge w:val="restart"/>
             <w:textDirection w:val="lrTb"/>
             <w:noWrap w:val="false"/>
@@ -595,11 +595,9 @@
               <w:rPr/>
             </w:pPr>
             <w:r>
-              <w:t xml:space="preserve">Energy and momentum should be calculated and displayed, total energy and momentum should not change.</w:t>
+              <w:t xml:space="preserve">Energy and momentum should be calculated and displayed, total energy and momentum should not change. Conservation is the single most important part of astrodynamics, if energy and momentum are conserved in my program this is a very, very strong indication that the physics is correct.</w:t>
             </w:r>
-            <w:r>
-              <w:tab/>
-            </w:r>
+            <w:r/>
             <w:r/>
           </w:p>
         </w:tc>
@@ -627,7 +625,7 @@
         <w:tc>
           <w:tcPr>
             <w:tcBorders/>
-            <w:tcW w:w="1984" w:type="dxa"/>
+            <w:tcW w:w="2268" w:type="dxa"/>
             <w:vMerge w:val="restart"/>
             <w:textDirection w:val="lrTb"/>
             <w:noWrap w:val="false"/>
@@ -648,7 +646,7 @@
         <w:tc>
           <w:tcPr>
             <w:tcBorders/>
-            <w:tcW w:w="1701" w:type="dxa"/>
+            <w:tcW w:w="992" w:type="dxa"/>
             <w:vMerge w:val="restart"/>
             <w:textDirection w:val="lrTb"/>
             <w:noWrap w:val="false"/>
@@ -742,7 +740,7 @@
               <w:rPr/>
             </w:pPr>
             <w:r>
-              <w:t xml:space="preserve">2cii – information about planet from a reliable source should be shown, 2ciii – the information should be stored as attributes of a class (if 2cii is successful that menas 2ciii works as 2cii is displayed using getter methods of the class)</w:t>
+              <w:t xml:space="preserve">2cii – information about planet from a reliable source should be shown, 2ciii – the information should be stored as attributes of a class (if 2cii is successful that means 2ciii works as 2cii is displayed using getter methods of the class)</w:t>
             </w:r>
             <w:r/>
           </w:p>
@@ -750,7 +748,7 @@
         <w:tc>
           <w:tcPr>
             <w:tcBorders/>
-            <w:tcW w:w="1417" w:type="dxa"/>
+            <w:tcW w:w="1843" w:type="dxa"/>
             <w:vMerge w:val="restart"/>
             <w:textDirection w:val="lrTb"/>
             <w:noWrap w:val="false"/>
@@ -792,7 +790,7 @@
         <w:tc>
           <w:tcPr>
             <w:tcBorders/>
-            <w:tcW w:w="1984" w:type="dxa"/>
+            <w:tcW w:w="2268" w:type="dxa"/>
             <w:vMerge w:val="restart"/>
             <w:textDirection w:val="lrTb"/>
             <w:noWrap w:val="false"/>
@@ -813,7 +811,7 @@
         <w:tc>
           <w:tcPr>
             <w:tcBorders/>
-            <w:tcW w:w="1701" w:type="dxa"/>
+            <w:tcW w:w="992" w:type="dxa"/>
             <w:vMerge w:val="restart"/>
             <w:textDirection w:val="lrTb"/>
             <w:noWrap w:val="false"/>
@@ -915,7 +913,7 @@
         <w:tc>
           <w:tcPr>
             <w:tcBorders/>
-            <w:tcW w:w="1417" w:type="dxa"/>
+            <w:tcW w:w="1843" w:type="dxa"/>
             <w:vMerge w:val="restart"/>
             <w:textDirection w:val="lrTb"/>
             <w:noWrap w:val="false"/>
@@ -957,7 +955,7 @@
         <w:tc>
           <w:tcPr>
             <w:tcBorders/>
-            <w:tcW w:w="1984" w:type="dxa"/>
+            <w:tcW w:w="2268" w:type="dxa"/>
             <w:vMerge w:val="restart"/>
             <w:textDirection w:val="lrTb"/>
             <w:noWrap w:val="false"/>
@@ -978,7 +976,7 @@
         <w:tc>
           <w:tcPr>
             <w:tcBorders/>
-            <w:tcW w:w="1701" w:type="dxa"/>
+            <w:tcW w:w="992" w:type="dxa"/>
             <w:vMerge w:val="restart"/>
             <w:textDirection w:val="lrTb"/>
             <w:noWrap w:val="false"/>
@@ -1054,7 +1052,6 @@
               <w:t xml:space="preserve">06</w:t>
             </w:r>
             <w:r/>
-            <w:r/>
           </w:p>
         </w:tc>
         <w:tc>
@@ -1076,13 +1073,12 @@
               <w:t xml:space="preserve">2civ – Users should be able to press A to edit attributes, 2civ1 – Users should be able to edit the value of G</w:t>
             </w:r>
             <w:r/>
-            <w:r/>
           </w:p>
         </w:tc>
         <w:tc>
           <w:tcPr>
             <w:tcBorders/>
-            <w:tcW w:w="1417" w:type="dxa"/>
+            <w:tcW w:w="1843" w:type="dxa"/>
             <w:vMerge w:val="restart"/>
             <w:textDirection w:val="lrTb"/>
             <w:noWrap w:val="false"/>
@@ -1097,7 +1093,6 @@
             <w:r>
               <w:t xml:space="preserve">Making G bigger should have a visible effect</w:t>
             </w:r>
-            <w:r/>
             <w:r/>
           </w:p>
         </w:tc>
@@ -1120,13 +1115,12 @@
               <w:t xml:space="preserve">A, W x10</w:t>
             </w:r>
             <w:r/>
-            <w:r/>
           </w:p>
         </w:tc>
         <w:tc>
           <w:tcPr>
             <w:tcBorders/>
-            <w:tcW w:w="1984" w:type="dxa"/>
+            <w:tcW w:w="2268" w:type="dxa"/>
             <w:vMerge w:val="restart"/>
             <w:textDirection w:val="lrTb"/>
             <w:noWrap w:val="false"/>
@@ -1142,13 +1136,12 @@
               <w:t xml:space="preserve">Pressing A followed by pressing W should increase the value of G. Pressing W 10 times should make gravity substantially stronger, which would cause planets to enter more elliptical orbits or fall into the sun and get flung out of the solar system.</w:t>
             </w:r>
             <w:r/>
-            <w:r/>
           </w:p>
         </w:tc>
         <w:tc>
           <w:tcPr>
             <w:tcBorders/>
-            <w:tcW w:w="1701" w:type="dxa"/>
+            <w:tcW w:w="992" w:type="dxa"/>
             <w:vMerge w:val="restart"/>
             <w:textDirection w:val="lrTb"/>
             <w:noWrap w:val="false"/>
@@ -1250,7 +1243,7 @@
         <w:tc>
           <w:tcPr>
             <w:tcBorders/>
-            <w:tcW w:w="1417" w:type="dxa"/>
+            <w:tcW w:w="1843" w:type="dxa"/>
             <w:vMerge w:val="restart"/>
             <w:textDirection w:val="lrTb"/>
             <w:noWrap w:val="false"/>
@@ -1292,7 +1285,7 @@
         <w:tc>
           <w:tcPr>
             <w:tcBorders/>
-            <w:tcW w:w="1984" w:type="dxa"/>
+            <w:tcW w:w="2268" w:type="dxa"/>
             <w:vMerge w:val="restart"/>
             <w:textDirection w:val="lrTb"/>
             <w:noWrap w:val="false"/>
@@ -1313,7 +1306,7 @@
         <w:tc>
           <w:tcPr>
             <w:tcBorders/>
-            <w:tcW w:w="1701" w:type="dxa"/>
+            <w:tcW w:w="992" w:type="dxa"/>
             <w:vMerge w:val="restart"/>
             <w:textDirection w:val="lrTb"/>
             <w:noWrap w:val="false"/>
@@ -1417,7 +1410,7 @@
         <w:tc>
           <w:tcPr>
             <w:tcBorders/>
-            <w:tcW w:w="1417" w:type="dxa"/>
+            <w:tcW w:w="1843" w:type="dxa"/>
             <w:vMerge w:val="restart"/>
             <w:textDirection w:val="lrTb"/>
             <w:noWrap w:val="false"/>
@@ -1459,7 +1452,7 @@
         <w:tc>
           <w:tcPr>
             <w:tcBorders/>
-            <w:tcW w:w="1984" w:type="dxa"/>
+            <w:tcW w:w="2268" w:type="dxa"/>
             <w:vMerge w:val="restart"/>
             <w:textDirection w:val="lrTb"/>
             <w:noWrap w:val="false"/>
@@ -1480,7 +1473,7 @@
         <w:tc>
           <w:tcPr>
             <w:tcBorders/>
-            <w:tcW w:w="1701" w:type="dxa"/>
+            <w:tcW w:w="992" w:type="dxa"/>
             <w:vMerge w:val="restart"/>
             <w:textDirection w:val="lrTb"/>
             <w:noWrap w:val="false"/>
@@ -1582,7 +1575,7 @@
         <w:tc>
           <w:tcPr>
             <w:tcBorders/>
-            <w:tcW w:w="1417" w:type="dxa"/>
+            <w:tcW w:w="1843" w:type="dxa"/>
             <w:vMerge w:val="restart"/>
             <w:textDirection w:val="lrTb"/>
             <w:noWrap w:val="false"/>
@@ -1616,7 +1609,7 @@
               <w:rPr/>
             </w:pPr>
             <w:r>
-              <w:t xml:space="preserve">Right arrow x3, A, Ex5</w:t>
+              <w:t xml:space="preserve">Right arrow x11, A, then too many E presses to count</w:t>
             </w:r>
             <w:r/>
           </w:p>
@@ -1624,7 +1617,105 @@
         <w:tc>
           <w:tcPr>
             <w:tcBorders/>
-            <w:tcW w:w="1984" w:type="dxa"/>
+            <w:tcW w:w="2268" w:type="dxa"/>
+            <w:vMerge w:val="restart"/>
+            <w:textDirection w:val="lrTb"/>
+            <w:noWrap w:val="false"/>
+          </w:tcPr>
+          <w:p>
+            <w:pPr>
+              <w:pBdr/>
+              <w:spacing/>
+              <w:ind/>
+              <w:rPr>
+                <w:highlight w:val="none"/>
+              </w:rPr>
+            </w:pPr>
+            <w:r>
+              <w:t xml:space="preserve">I will select Saturn and increase its mass until its mass is around that of the sun. This should cause the inner solar system to drift towards Saturn, and should significantly disturb the orbit of the other planets.</w:t>
+            </w:r>
+            <w:r/>
+            <w:r>
+              <w:rPr>
+                <w:highlight w:val="none"/>
+              </w:rPr>
+            </w:r>
+            <w:r>
+              <w:rPr>
+                <w:highlight w:val="none"/>
+              </w:rPr>
+            </w:r>
+            <w:r>
+              <w:rPr>
+                <w:highlight w:val="none"/>
+              </w:rPr>
+            </w:r>
+          </w:p>
+        </w:tc>
+        <w:tc>
+          <w:tcPr>
+            <w:tcBorders/>
+            <w:tcW w:w="992" w:type="dxa"/>
+            <w:vMerge w:val="restart"/>
+            <w:textDirection w:val="lrTb"/>
+            <w:noWrap w:val="false"/>
+          </w:tcPr>
+          <w:p>
+            <w:pPr>
+              <w:pBdr/>
+              <w:spacing/>
+              <w:ind/>
+              <w:rPr/>
+            </w:pPr>
+            <w:r/>
+            <w:r/>
+          </w:p>
+        </w:tc>
+        <w:tc>
+          <w:tcPr>
+            <w:tcBorders/>
+            <w:tcW w:w="1417" w:type="dxa"/>
+            <w:vMerge w:val="restart"/>
+            <w:textDirection w:val="lrTb"/>
+            <w:noWrap w:val="false"/>
+          </w:tcPr>
+          <w:p>
+            <w:pPr>
+              <w:pBdr/>
+              <w:spacing/>
+              <w:ind/>
+              <w:rPr/>
+            </w:pPr>
+            <w:r/>
+            <w:r/>
+          </w:p>
+        </w:tc>
+        <w:tc>
+          <w:tcPr>
+            <w:tcBorders/>
+            <w:tcW w:w="1133" w:type="dxa"/>
+            <w:vMerge w:val="restart"/>
+            <w:textDirection w:val="lrTb"/>
+            <w:noWrap w:val="false"/>
+          </w:tcPr>
+          <w:p>
+            <w:pPr>
+              <w:pBdr/>
+              <w:spacing/>
+              <w:ind/>
+              <w:rPr/>
+            </w:pPr>
+            <w:r/>
+            <w:r/>
+          </w:p>
+        </w:tc>
+      </w:tr>
+      <w:tr>
+        <w:trPr/>
+        <w:tc>
+          <w:tcPr>
+            <w:tcBorders/>
+            <w:tcW w:w="992" w:type="dxa"/>
             <w:vMerge w:val="restart"/>
             <w:textDirection w:val="lrTb"/>
             <w:noWrap w:val="false"/>
@@ -1637,7 +1728,7 @@
               <w:rPr/>
             </w:pPr>
             <w:r>
-              <w:t xml:space="preserve">I will select Earth and increase its mass. This should cause the moon’s orbit to become tighter and closer to Earth.</w:t>
+              <w:t xml:space="preserve">10</w:t>
             </w:r>
             <w:r/>
           </w:p>
@@ -1645,7 +1736,91 @@
         <w:tc>
           <w:tcPr>
             <w:tcBorders/>
-            <w:tcW w:w="1701" w:type="dxa"/>
+            <w:tcW w:w="1843" w:type="dxa"/>
+            <w:vMerge w:val="restart"/>
+            <w:textDirection w:val="lrTb"/>
+            <w:noWrap w:val="false"/>
+          </w:tcPr>
+          <w:p>
+            <w:pPr>
+              <w:pBdr/>
+              <w:spacing/>
+              <w:ind/>
+              <w:rPr/>
+            </w:pPr>
+            <w:r>
+              <w:t xml:space="preserve">3c – The user should be able to focus the camera on any planet of their choosing, or on the center of mass</w:t>
+            </w:r>
+            <w:r/>
+          </w:p>
+        </w:tc>
+        <w:tc>
+          <w:tcPr>
+            <w:tcBorders/>
+            <w:tcW w:w="1843" w:type="dxa"/>
+            <w:vMerge w:val="restart"/>
+            <w:textDirection w:val="lrTb"/>
+            <w:noWrap w:val="false"/>
+          </w:tcPr>
+          <w:p>
+            <w:pPr>
+              <w:pBdr/>
+              <w:spacing/>
+              <w:ind/>
+              <w:rPr/>
+            </w:pPr>
+            <w:r>
+              <w:t xml:space="preserve">With the mass of Saturn having been significantly increased, the center of mass of the solar system should now be roughly half way inbetween the Sun and Saturn, so pressing space should put the camera inbetween them.</w:t>
+            </w:r>
+            <w:r/>
+          </w:p>
+        </w:tc>
+        <w:tc>
+          <w:tcPr>
+            <w:tcBorders/>
+            <w:tcW w:w="992" w:type="dxa"/>
+            <w:vMerge w:val="restart"/>
+            <w:textDirection w:val="lrTb"/>
+            <w:noWrap w:val="false"/>
+          </w:tcPr>
+          <w:p>
+            <w:pPr>
+              <w:pBdr/>
+              <w:spacing/>
+              <w:ind/>
+              <w:rPr/>
+            </w:pPr>
+            <w:r>
+              <w:t xml:space="preserve">Space x2</w:t>
+            </w:r>
+            <w:r/>
+          </w:p>
+        </w:tc>
+        <w:tc>
+          <w:tcPr>
+            <w:tcBorders/>
+            <w:tcW w:w="2268" w:type="dxa"/>
+            <w:vMerge w:val="restart"/>
+            <w:textDirection w:val="lrTb"/>
+            <w:noWrap w:val="false"/>
+          </w:tcPr>
+          <w:p>
+            <w:pPr>
+              <w:pBdr/>
+              <w:spacing/>
+              <w:ind/>
+              <w:rPr/>
+            </w:pPr>
+            <w:r>
+              <w:t xml:space="preserve">Pressing space once should toggle the focus to be on the center of mass, and it should be inbetween Saturn and the Sun. Pressing space again should change the focus to be back on a planet.</w:t>
+            </w:r>
+            <w:r/>
+          </w:p>
+        </w:tc>
+        <w:tc>
+          <w:tcPr>
+            <w:tcBorders/>
+            <w:tcW w:w="992" w:type="dxa"/>
             <w:vMerge w:val="restart"/>
             <w:textDirection w:val="lrTb"/>
             <w:noWrap w:val="false"/>
@@ -1747,7 +1922,7 @@
         <w:tc>
           <w:tcPr>
             <w:tcBorders/>
-            <w:tcW w:w="1417" w:type="dxa"/>
+            <w:tcW w:w="1843" w:type="dxa"/>
             <w:vMerge w:val="restart"/>
             <w:textDirection w:val="lrTb"/>
             <w:noWrap w:val="false"/>
@@ -1781,7 +1956,7 @@
               <w:rPr/>
             </w:pPr>
             <w:r>
-              <w:t xml:space="preserve">Dx10</w:t>
+              <w:t xml:space="preserve">Right arrow x3, A, Dx10</w:t>
             </w:r>
             <w:r/>
           </w:p>
@@ -1789,7 +1964,7 @@
         <w:tc>
           <w:tcPr>
             <w:tcBorders/>
-            <w:tcW w:w="1984" w:type="dxa"/>
+            <w:tcW w:w="2268" w:type="dxa"/>
             <w:vMerge w:val="restart"/>
             <w:textDirection w:val="lrTb"/>
             <w:noWrap w:val="false"/>
@@ -1802,7 +1977,7 @@
               <w:rPr/>
             </w:pPr>
             <w:r>
-              <w:t xml:space="preserve">After having increased the mass of Earth I will then decrease its mass, this should cause the moon’s orbit to become wider until Earth loses hold of the moon and the moon is flung out of its orbit.</w:t>
+              <w:t xml:space="preserve">I will decrease the Earth’s mass, this should cause the moon’s orbit to become wider until Earth loses hold of the moon and the moon is flung out of its orbit.</w:t>
             </w:r>
             <w:r/>
           </w:p>
@@ -1810,7 +1985,7 @@
         <w:tc>
           <w:tcPr>
             <w:tcBorders/>
-            <w:tcW w:w="1701" w:type="dxa"/>
+            <w:tcW w:w="992" w:type="dxa"/>
             <w:vMerge w:val="restart"/>
             <w:textDirection w:val="lrTb"/>
             <w:noWrap w:val="false"/>
@@ -1914,7 +2089,7 @@
         <w:tc>
           <w:tcPr>
             <w:tcBorders/>
-            <w:tcW w:w="1417" w:type="dxa"/>
+            <w:tcW w:w="1843" w:type="dxa"/>
             <w:vMerge w:val="restart"/>
             <w:textDirection w:val="lrTb"/>
             <w:noWrap w:val="false"/>
@@ -1956,7 +2131,7 @@
         <w:tc>
           <w:tcPr>
             <w:tcBorders/>
-            <w:tcW w:w="1984" w:type="dxa"/>
+            <w:tcW w:w="2268" w:type="dxa"/>
             <w:vMerge w:val="restart"/>
             <w:textDirection w:val="lrTb"/>
             <w:noWrap w:val="false"/>
@@ -1977,7 +2152,7 @@
         <w:tc>
           <w:tcPr>
             <w:tcBorders/>
-            <w:tcW w:w="1701" w:type="dxa"/>
+            <w:tcW w:w="992" w:type="dxa"/>
             <w:vMerge w:val="restart"/>
             <w:textDirection w:val="lrTb"/>
             <w:noWrap w:val="false"/>
@@ -2081,7 +2256,7 @@
         <w:tc>
           <w:tcPr>
             <w:tcBorders/>
-            <w:tcW w:w="1417" w:type="dxa"/>
+            <w:tcW w:w="1843" w:type="dxa"/>
             <w:vMerge w:val="restart"/>
             <w:textDirection w:val="lrTb"/>
             <w:noWrap w:val="false"/>
@@ -2115,7 +2290,7 @@
               <w:rPr/>
             </w:pPr>
             <w:r>
-              <w:t xml:space="preserve">F, Right arrow x3</w:t>
+              <w:t xml:space="preserve">F, Right arrow x6</w:t>
             </w:r>
             <w:r/>
           </w:p>
@@ -2123,7 +2298,7 @@
         <w:tc>
           <w:tcPr>
             <w:tcBorders/>
-            <w:tcW w:w="1984" w:type="dxa"/>
+            <w:tcW w:w="2268" w:type="dxa"/>
             <w:vMerge w:val="restart"/>
             <w:textDirection w:val="lrTb"/>
             <w:noWrap w:val="false"/>
@@ -2136,7 +2311,10 @@
               <w:rPr/>
             </w:pPr>
             <w:r>
-              <w:t xml:space="preserve">Arrows should appear on one planet and point towards the other planets, for most planets the resultant arrow (the one that’s the colour of the planet) should point towards the Sun. I will turn on arrows then press the right arrow key a few times to show the arrows working on different planets.</w:t>
+              <w:t xml:space="preserve">Arrows should appear on one planet and</w:t>
+            </w:r>
+            <w:r>
+              <w:t xml:space="preserve"> point towards the other planets, for most planets the resultant arrow (the one that’s the colour of the planet) should point towards the Sun. I will turn on arrows then press the right arrow key a few times to show the arrows working on different planets.</w:t>
             </w:r>
             <w:r/>
           </w:p>
@@ -2144,7 +2322,7 @@
         <w:tc>
           <w:tcPr>
             <w:tcBorders/>
-            <w:tcW w:w="1701" w:type="dxa"/>
+            <w:tcW w:w="992" w:type="dxa"/>
             <w:vMerge w:val="restart"/>
             <w:textDirection w:val="lrTb"/>
             <w:noWrap w:val="false"/>
@@ -2246,7 +2424,7 @@
         <w:tc>
           <w:tcPr>
             <w:tcBorders/>
-            <w:tcW w:w="1417" w:type="dxa"/>
+            <w:tcW w:w="1843" w:type="dxa"/>
             <w:vMerge w:val="restart"/>
             <w:textDirection w:val="lrTb"/>
             <w:noWrap w:val="false"/>
@@ -2288,7 +2466,7 @@
         <w:tc>
           <w:tcPr>
             <w:tcBorders/>
-            <w:tcW w:w="1984" w:type="dxa"/>
+            <w:tcW w:w="2268" w:type="dxa"/>
             <w:vMerge w:val="restart"/>
             <w:textDirection w:val="lrTb"/>
             <w:noWrap w:val="false"/>
@@ -2301,7 +2479,10 @@
               <w:rPr/>
             </w:pPr>
             <w:r>
-              <w:t xml:space="preserve">When pressing the up arrow key the simulation should speed up, when pressing the down arrow key the simulation should slow down. After pressing the down arrow key 5 times the simulation should be paused. Trying to press it again should do nothing, the simulation should not enter negative time as that is nonsense.</w:t>
+              <w:t xml:space="preserve">When pressing the up arrow key the simulation should speed</w:t>
+            </w:r>
+            <w:r>
+              <w:t xml:space="preserve"> up, when pressing the down arrow key the simulation should slow down. After pressing the down arrow key 5 times the simulation should be paused. Trying to press it again should do nothing, the simulation should not enter negative time as that is nonsense.</w:t>
             </w:r>
             <w:r/>
           </w:p>
@@ -2309,7 +2490,7 @@
         <w:tc>
           <w:tcPr>
             <w:tcBorders/>
-            <w:tcW w:w="1701" w:type="dxa"/>
+            <w:tcW w:w="992" w:type="dxa"/>
             <w:vMerge w:val="restart"/>
             <w:textDirection w:val="lrTb"/>
             <w:noWrap w:val="false"/>
@@ -2411,7 +2592,7 @@
         <w:tc>
           <w:tcPr>
             <w:tcBorders/>
-            <w:tcW w:w="1417" w:type="dxa"/>
+            <w:tcW w:w="1843" w:type="dxa"/>
             <w:vMerge w:val="restart"/>
             <w:textDirection w:val="lrTb"/>
             <w:noWrap w:val="false"/>
@@ -2453,7 +2634,7 @@
         <w:tc>
           <w:tcPr>
             <w:tcBorders/>
-            <w:tcW w:w="1984" w:type="dxa"/>
+            <w:tcW w:w="2268" w:type="dxa"/>
             <w:vMerge w:val="restart"/>
             <w:textDirection w:val="lrTb"/>
             <w:noWrap w:val="false"/>
@@ -2474,7 +2655,7 @@
         <w:tc>
           <w:tcPr>
             <w:tcBorders/>
-            <w:tcW w:w="1701" w:type="dxa"/>
+            <w:tcW w:w="992" w:type="dxa"/>
             <w:vMerge w:val="restart"/>
             <w:textDirection w:val="lrTb"/>
             <w:noWrap w:val="false"/>
@@ -2550,7 +2731,6 @@
               <w:t xml:space="preserve">15</w:t>
             </w:r>
             <w:r/>
-            <w:r/>
           </w:p>
         </w:tc>
         <w:tc>
@@ -2572,13 +2752,12 @@
               <w:t xml:space="preserve">4 – Include the ability to compare sizes of planets</w:t>
             </w:r>
             <w:r/>
-            <w:r/>
           </w:p>
         </w:tc>
         <w:tc>
           <w:tcPr>
             <w:tcBorders/>
-            <w:tcW w:w="1417" w:type="dxa"/>
+            <w:tcW w:w="1843" w:type="dxa"/>
             <w:vMerge w:val="restart"/>
             <w:textDirection w:val="lrTb"/>
             <w:noWrap w:val="false"/>
@@ -2593,7 +2772,6 @@
             <w:r>
               <w:t xml:space="preserve">The comparsion mode should show planets side by side at their correct relative sizes</w:t>
             </w:r>
-            <w:r/>
             <w:r/>
           </w:p>
         </w:tc>
@@ -2616,13 +2794,12 @@
               <w:t xml:space="preserve">C, left arrow, right arrow x5, left arrow x5</w:t>
             </w:r>
             <w:r/>
-            <w:r/>
           </w:p>
         </w:tc>
         <w:tc>
           <w:tcPr>
             <w:tcBorders/>
-            <w:tcW w:w="1984" w:type="dxa"/>
+            <w:tcW w:w="2268" w:type="dxa"/>
             <w:vMerge w:val="restart"/>
             <w:textDirection w:val="lrTb"/>
             <w:noWrap w:val="false"/>
@@ -2638,13 +2815,12 @@
               <w:t xml:space="preserve">Upon pressing C the sun and Jupiter should be in comparison. Pressing the left and right arrows should cycle through the planets to compare different bodies.</w:t>
             </w:r>
             <w:r/>
-            <w:r/>
           </w:p>
         </w:tc>
         <w:tc>
           <w:tcPr>
             <w:tcBorders/>
-            <w:tcW w:w="1701" w:type="dxa"/>
+            <w:tcW w:w="992" w:type="dxa"/>
             <w:vMerge w:val="restart"/>
             <w:textDirection w:val="lrTb"/>
             <w:noWrap w:val="false"/>
@@ -2700,7 +2876,9 @@
         </w:tc>
       </w:tr>
       <w:tr>
-        <w:trPr/>
+        <w:trPr>
+          <w:trHeight w:val="162"/>
+        </w:trPr>
         <w:tc>
           <w:tcPr>
             <w:tcBorders/>
@@ -2737,14 +2915,16 @@
               <w:ind/>
               <w:rPr/>
             </w:pPr>
-            <w:r/>
+            <w:r>
+              <w:t xml:space="preserve">1a – Model the effects of gravity using Newton’s laws of motion, 1ai – Laws should be implemented as methods in the celestialBodies class, 1b – Calculate the motion of objects using verlet integration, 1bi – Verlet integration should be implemented as methods in the celestialBodies class</w:t>
+            </w:r>
             <w:r/>
           </w:p>
         </w:tc>
         <w:tc>
           <w:tcPr>
             <w:tcBorders/>
-            <w:tcW w:w="1417" w:type="dxa"/>
+            <w:tcW w:w="1843" w:type="dxa"/>
             <w:vMerge w:val="restart"/>
             <w:textDirection w:val="lrTb"/>
             <w:noWrap w:val="false"/>
@@ -2756,7 +2936,9 @@
               <w:ind/>
               <w:rPr/>
             </w:pPr>
-            <w:r/>
+            <w:r>
+              <w:t xml:space="preserve">The paths of planets should look sensible and match physical intuition, i.e. They should be roughly circular / elliptical around the sun, and moons should orbit their hosts. Multiple planets should be selected to ensure they all have sensible orbits.</w:t>
+            </w:r>
             <w:r/>
           </w:p>
         </w:tc>
@@ -2775,14 +2957,16 @@
               <w:ind/>
               <w:rPr/>
             </w:pPr>
-            <w:r/>
+            <w:r>
+              <w:t xml:space="preserve">Right arrow key x8</w:t>
+            </w:r>
             <w:r/>
           </w:p>
         </w:tc>
         <w:tc>
           <w:tcPr>
             <w:tcBorders/>
-            <w:tcW w:w="1984" w:type="dxa"/>
+            <w:tcW w:w="2268" w:type="dxa"/>
             <w:vMerge w:val="restart"/>
             <w:textDirection w:val="lrTb"/>
             <w:noWrap w:val="false"/>
@@ -2794,14 +2978,16 @@
               <w:ind/>
               <w:rPr/>
             </w:pPr>
-            <w:r/>
+            <w:r>
+              <w:t xml:space="preserve">Planets should orbit the sun in ellipses, moons should orbit their host planets. The motion of planets should be smooth and not jittery, and it should look believable. If all this happens, then that is an indication that the methods implementing physical laws are accurate.</w:t>
+            </w:r>
             <w:r/>
           </w:p>
         </w:tc>
         <w:tc>
           <w:tcPr>
             <w:tcBorders/>
-            <w:tcW w:w="1701" w:type="dxa"/>
+            <w:tcW w:w="992" w:type="dxa"/>
             <w:vMerge w:val="restart"/>
             <w:textDirection w:val="lrTb"/>
             <w:noWrap w:val="false"/>
@@ -2894,6 +3080,90 @@
               <w:ind/>
               <w:rPr/>
             </w:pPr>
+            <w:r>
+              <w:t xml:space="preserve">3a – Accurately display the solar system with a scale model</w:t>
+            </w:r>
+            <w:r/>
+          </w:p>
+        </w:tc>
+        <w:tc>
+          <w:tcPr>
+            <w:tcBorders/>
+            <w:tcW w:w="1843" w:type="dxa"/>
+            <w:vMerge w:val="restart"/>
+            <w:textDirection w:val="lrTb"/>
+            <w:noWrap w:val="false"/>
+          </w:tcPr>
+          <w:p>
+            <w:pPr>
+              <w:pBdr/>
+              <w:spacing/>
+              <w:ind/>
+              <w:rPr/>
+            </w:pPr>
+            <w:r>
+              <w:t xml:space="preserve">Compare my solar system side by side with NASA’s Eyes model, to ensure that the model is accurate. If they look similar this shows my model is accurate.</w:t>
+            </w:r>
+            <w:r/>
+          </w:p>
+        </w:tc>
+        <w:tc>
+          <w:tcPr>
+            <w:tcBorders/>
+            <w:tcW w:w="992" w:type="dxa"/>
+            <w:vMerge w:val="restart"/>
+            <w:textDirection w:val="lrTb"/>
+            <w:noWrap w:val="false"/>
+          </w:tcPr>
+          <w:p>
+            <w:pPr>
+              <w:pBdr/>
+              <w:spacing/>
+              <w:ind/>
+              <w:rPr/>
+            </w:pPr>
+            <w:r>
+              <w:t xml:space="preserve">N/A</w:t>
+            </w:r>
+            <w:r/>
+          </w:p>
+        </w:tc>
+        <w:tc>
+          <w:tcPr>
+            <w:tcBorders/>
+            <w:tcW w:w="2268" w:type="dxa"/>
+            <w:vMerge w:val="restart"/>
+            <w:textDirection w:val="lrTb"/>
+            <w:noWrap w:val="false"/>
+          </w:tcPr>
+          <w:p>
+            <w:pPr>
+              <w:pBdr/>
+              <w:spacing/>
+              <w:ind/>
+              <w:rPr/>
+            </w:pPr>
+            <w:r>
+              <w:t xml:space="preserve">My program should match what is shown my NASA in terms of scale (note that NASA uses different colours than my model does, e.g. Mercury is purple in their model but grey in mine, this has no effect on the accuracy of the model).</w:t>
+            </w:r>
+            <w:r/>
+          </w:p>
+        </w:tc>
+        <w:tc>
+          <w:tcPr>
+            <w:tcBorders/>
+            <w:tcW w:w="992" w:type="dxa"/>
+            <w:vMerge w:val="restart"/>
+            <w:textDirection w:val="lrTb"/>
+            <w:noWrap w:val="false"/>
+          </w:tcPr>
+          <w:p>
+            <w:pPr>
+              <w:pBdr/>
+              <w:spacing/>
+              <w:ind/>
+              <w:rPr/>
+            </w:pPr>
             <w:r/>
             <w:r/>
           </w:p>
@@ -2920,6 +3190,133 @@
         <w:tc>
           <w:tcPr>
             <w:tcBorders/>
+            <w:tcW w:w="1133" w:type="dxa"/>
+            <w:vMerge w:val="restart"/>
+            <w:textDirection w:val="lrTb"/>
+            <w:noWrap w:val="false"/>
+          </w:tcPr>
+          <w:p>
+            <w:pPr>
+              <w:pBdr/>
+              <w:spacing/>
+              <w:ind/>
+              <w:rPr/>
+            </w:pPr>
+            <w:r/>
+            <w:r/>
+          </w:p>
+        </w:tc>
+      </w:tr>
+      <w:tr>
+        <w:trPr/>
+        <w:tc>
+          <w:tcPr>
+            <w:tcBorders/>
+            <w:tcW w:w="992" w:type="dxa"/>
+            <w:vMerge w:val="restart"/>
+            <w:textDirection w:val="lrTb"/>
+            <w:noWrap w:val="false"/>
+          </w:tcPr>
+          <w:p>
+            <w:pPr>
+              <w:pBdr/>
+              <w:spacing/>
+              <w:ind/>
+              <w:rPr/>
+            </w:pPr>
+            <w:r>
+              <w:t xml:space="preserve">18</w:t>
+            </w:r>
+            <w:r/>
+          </w:p>
+        </w:tc>
+        <w:tc>
+          <w:tcPr>
+            <w:tcBorders/>
+            <w:tcW w:w="1843" w:type="dxa"/>
+            <w:vMerge w:val="restart"/>
+            <w:textDirection w:val="lrTb"/>
+            <w:noWrap w:val="false"/>
+          </w:tcPr>
+          <w:p>
+            <w:pPr>
+              <w:pBdr/>
+              <w:spacing/>
+              <w:ind/>
+              <w:rPr/>
+            </w:pPr>
+            <w:r>
+              <w:t xml:space="preserve">3b – Orbital lines should be shown to demonstrate the path of the planets</w:t>
+            </w:r>
+            <w:r/>
+          </w:p>
+        </w:tc>
+        <w:tc>
+          <w:tcPr>
+            <w:tcBorders/>
+            <w:tcW w:w="1843" w:type="dxa"/>
+            <w:vMerge w:val="restart"/>
+            <w:textDirection w:val="lrTb"/>
+            <w:noWrap w:val="false"/>
+          </w:tcPr>
+          <w:p>
+            <w:pPr>
+              <w:pBdr/>
+              <w:spacing/>
+              <w:ind/>
+              <w:rPr/>
+            </w:pPr>
+            <w:r>
+              <w:t xml:space="preserve">The path of planets should be traced out by a line matching their colour.</w:t>
+            </w:r>
+            <w:r/>
+          </w:p>
+        </w:tc>
+        <w:tc>
+          <w:tcPr>
+            <w:tcBorders/>
+            <w:tcW w:w="992" w:type="dxa"/>
+            <w:vMerge w:val="restart"/>
+            <w:textDirection w:val="lrTb"/>
+            <w:noWrap w:val="false"/>
+          </w:tcPr>
+          <w:p>
+            <w:pPr>
+              <w:pBdr/>
+              <w:spacing/>
+              <w:ind/>
+              <w:rPr/>
+            </w:pPr>
+            <w:r>
+              <w:t xml:space="preserve">N/A</w:t>
+            </w:r>
+            <w:r/>
+          </w:p>
+        </w:tc>
+        <w:tc>
+          <w:tcPr>
+            <w:tcBorders/>
+            <w:tcW w:w="2268" w:type="dxa"/>
+            <w:vMerge w:val="restart"/>
+            <w:textDirection w:val="lrTb"/>
+            <w:noWrap w:val="false"/>
+          </w:tcPr>
+          <w:p>
+            <w:pPr>
+              <w:pBdr/>
+              <w:spacing/>
+              <w:ind/>
+              <w:rPr/>
+            </w:pPr>
+            <w:r>
+              <w:t xml:space="preserve">Ensure that planets trace out a path.</w:t>
+            </w:r>
+            <w:r/>
+          </w:p>
+        </w:tc>
+        <w:tc>
+          <w:tcPr>
+            <w:tcBorders/>
             <w:tcW w:w="992" w:type="dxa"/>
             <w:vMerge w:val="restart"/>
             <w:textDirection w:val="lrTb"/>
@@ -2939,7 +3336,7 @@
         <w:tc>
           <w:tcPr>
             <w:tcBorders/>
-            <w:tcW w:w="1984" w:type="dxa"/>
+            <w:tcW w:w="1417" w:type="dxa"/>
             <w:vMerge w:val="restart"/>
             <w:textDirection w:val="lrTb"/>
             <w:noWrap w:val="false"/>
@@ -2958,7 +3355,299 @@
         <w:tc>
           <w:tcPr>
             <w:tcBorders/>
-            <w:tcW w:w="1701" w:type="dxa"/>
+            <w:tcW w:w="1133" w:type="dxa"/>
+            <w:vMerge w:val="restart"/>
+            <w:textDirection w:val="lrTb"/>
+            <w:noWrap w:val="false"/>
+          </w:tcPr>
+          <w:p>
+            <w:pPr>
+              <w:pBdr/>
+              <w:spacing/>
+              <w:ind/>
+              <w:rPr/>
+            </w:pPr>
+            <w:r/>
+            <w:r/>
+          </w:p>
+        </w:tc>
+      </w:tr>
+      <w:tr>
+        <w:trPr/>
+        <w:tc>
+          <w:tcPr>
+            <w:tcBorders/>
+            <w:tcW w:w="992" w:type="dxa"/>
+            <w:vMerge w:val="restart"/>
+            <w:textDirection w:val="lrTb"/>
+            <w:noWrap w:val="false"/>
+          </w:tcPr>
+          <w:p>
+            <w:pPr>
+              <w:pBdr/>
+              <w:spacing/>
+              <w:ind/>
+              <w:rPr/>
+            </w:pPr>
+            <w:r>
+              <w:t xml:space="preserve">19</w:t>
+            </w:r>
+            <w:r/>
+          </w:p>
+        </w:tc>
+        <w:tc>
+          <w:tcPr>
+            <w:tcBorders/>
+            <w:tcW w:w="1843" w:type="dxa"/>
+            <w:vMerge w:val="restart"/>
+            <w:textDirection w:val="lrTb"/>
+            <w:noWrap w:val="false"/>
+          </w:tcPr>
+          <w:p>
+            <w:pPr>
+              <w:pBdr/>
+              <w:spacing/>
+              <w:ind/>
+              <w:rPr/>
+            </w:pPr>
+            <w:r>
+              <w:t xml:space="preserve">3c – The user should be able to focus the camera on any planet of their choosing or the center of mass</w:t>
+            </w:r>
+            <w:r/>
+          </w:p>
+        </w:tc>
+        <w:tc>
+          <w:tcPr>
+            <w:tcBorders/>
+            <w:tcW w:w="1843" w:type="dxa"/>
+            <w:vMerge w:val="restart"/>
+            <w:textDirection w:val="lrTb"/>
+            <w:noWrap w:val="false"/>
+          </w:tcPr>
+          <w:p>
+            <w:pPr>
+              <w:pBdr/>
+              <w:spacing/>
+              <w:ind/>
+              <w:rPr/>
+            </w:pPr>
+            <w:r>
+              <w:t xml:space="preserve">Should be able to switch focus by pressing the arrow keys and focus on the c.o.m. by pressing space.</w:t>
+            </w:r>
+            <w:r/>
+          </w:p>
+        </w:tc>
+        <w:tc>
+          <w:tcPr>
+            <w:tcBorders/>
+            <w:tcW w:w="992" w:type="dxa"/>
+            <w:vMerge w:val="restart"/>
+            <w:textDirection w:val="lrTb"/>
+            <w:noWrap w:val="false"/>
+          </w:tcPr>
+          <w:p>
+            <w:pPr>
+              <w:pBdr/>
+              <w:spacing/>
+              <w:ind/>
+              <w:rPr/>
+            </w:pPr>
+            <w:r>
+              <w:t xml:space="preserve">Right arrow key x20, left arrow key x3</w:t>
+            </w:r>
+            <w:r/>
+          </w:p>
+        </w:tc>
+        <w:tc>
+          <w:tcPr>
+            <w:tcBorders/>
+            <w:tcW w:w="2268" w:type="dxa"/>
+            <w:vMerge w:val="restart"/>
+            <w:textDirection w:val="lrTb"/>
+            <w:noWrap w:val="false"/>
+          </w:tcPr>
+          <w:p>
+            <w:pPr>
+              <w:pBdr/>
+              <w:spacing/>
+              <w:ind/>
+              <w:rPr/>
+            </w:pPr>
+            <w:r>
+              <w:t xml:space="preserve">Pressing the right arrow key should cycle through the planets and eventually loop back to the sun when pressed enough times. Pressing the left arrow key should cycle in the other direction.</w:t>
+            </w:r>
+            <w:r/>
+          </w:p>
+        </w:tc>
+        <w:tc>
+          <w:tcPr>
+            <w:tcBorders/>
+            <w:tcW w:w="992" w:type="dxa"/>
+            <w:vMerge w:val="restart"/>
+            <w:textDirection w:val="lrTb"/>
+            <w:noWrap w:val="false"/>
+          </w:tcPr>
+          <w:p>
+            <w:pPr>
+              <w:pBdr/>
+              <w:spacing/>
+              <w:ind/>
+              <w:rPr/>
+            </w:pPr>
+            <w:r/>
+            <w:r/>
+          </w:p>
+        </w:tc>
+        <w:tc>
+          <w:tcPr>
+            <w:tcBorders/>
+            <w:tcW w:w="1417" w:type="dxa"/>
+            <w:vMerge w:val="restart"/>
+            <w:textDirection w:val="lrTb"/>
+            <w:noWrap w:val="false"/>
+          </w:tcPr>
+          <w:p>
+            <w:pPr>
+              <w:pBdr/>
+              <w:spacing/>
+              <w:ind/>
+              <w:rPr/>
+            </w:pPr>
+            <w:r/>
+            <w:r/>
+          </w:p>
+        </w:tc>
+        <w:tc>
+          <w:tcPr>
+            <w:tcBorders/>
+            <w:tcW w:w="1133" w:type="dxa"/>
+            <w:vMerge w:val="restart"/>
+            <w:textDirection w:val="lrTb"/>
+            <w:noWrap w:val="false"/>
+          </w:tcPr>
+          <w:p>
+            <w:pPr>
+              <w:pBdr/>
+              <w:spacing/>
+              <w:ind/>
+              <w:rPr/>
+            </w:pPr>
+            <w:r/>
+            <w:r/>
+          </w:p>
+        </w:tc>
+      </w:tr>
+      <w:tr>
+        <w:trPr/>
+        <w:tc>
+          <w:tcPr>
+            <w:tcBorders/>
+            <w:tcW w:w="992" w:type="dxa"/>
+            <w:vMerge w:val="restart"/>
+            <w:textDirection w:val="lrTb"/>
+            <w:noWrap w:val="false"/>
+          </w:tcPr>
+          <w:p>
+            <w:pPr>
+              <w:pBdr/>
+              <w:spacing/>
+              <w:ind/>
+              <w:rPr/>
+            </w:pPr>
+            <w:r>
+              <w:t xml:space="preserve">20</w:t>
+            </w:r>
+            <w:r/>
+          </w:p>
+        </w:tc>
+        <w:tc>
+          <w:tcPr>
+            <w:tcBorders/>
+            <w:tcW w:w="1843" w:type="dxa"/>
+            <w:vMerge w:val="restart"/>
+            <w:textDirection w:val="lrTb"/>
+            <w:noWrap w:val="false"/>
+          </w:tcPr>
+          <w:p>
+            <w:pPr>
+              <w:pBdr/>
+              <w:spacing/>
+              <w:ind/>
+              <w:rPr/>
+            </w:pPr>
+            <w:r>
+              <w:t xml:space="preserve">3d – The user should be able to zoom in and out</w:t>
+            </w:r>
+            <w:r/>
+          </w:p>
+        </w:tc>
+        <w:tc>
+          <w:tcPr>
+            <w:tcBorders/>
+            <w:tcW w:w="1843" w:type="dxa"/>
+            <w:vMerge w:val="restart"/>
+            <w:textDirection w:val="lrTb"/>
+            <w:noWrap w:val="false"/>
+          </w:tcPr>
+          <w:p>
+            <w:pPr>
+              <w:pBdr/>
+              <w:spacing/>
+              <w:ind/>
+              <w:rPr/>
+            </w:pPr>
+            <w:r>
+              <w:t xml:space="preserve">It should be possible to zoom in and out of the solar system to see more of it or to get a more detailed view of one specific part of it</w:t>
+            </w:r>
+            <w:r/>
+          </w:p>
+        </w:tc>
+        <w:tc>
+          <w:tcPr>
+            <w:tcBorders/>
+            <w:tcW w:w="992" w:type="dxa"/>
+            <w:vMerge w:val="restart"/>
+            <w:textDirection w:val="lrTb"/>
+            <w:noWrap w:val="false"/>
+          </w:tcPr>
+          <w:p>
+            <w:pPr>
+              <w:pBdr/>
+              <w:spacing/>
+              <w:ind/>
+              <w:rPr/>
+            </w:pPr>
+            <w:r>
+              <w:t xml:space="preserve">Right arrow key x3, scroll up, scroll down</w:t>
+            </w:r>
+            <w:r/>
+          </w:p>
+        </w:tc>
+        <w:tc>
+          <w:tcPr>
+            <w:tcBorders/>
+            <w:tcW w:w="2268" w:type="dxa"/>
+            <w:vMerge w:val="restart"/>
+            <w:textDirection w:val="lrTb"/>
+            <w:noWrap w:val="false"/>
+          </w:tcPr>
+          <w:p>
+            <w:pPr>
+              <w:pBdr/>
+              <w:spacing/>
+              <w:ind/>
+              <w:rPr/>
+            </w:pPr>
+            <w:r>
+              <w:t xml:space="preserve">Select Earth with right arrow key, scrolling up should zoom in and make the Earth-Moon system visible, scrolling down should zoom out and make the rest of the solar system visible.</w:t>
+            </w:r>
+            <w:r/>
+          </w:p>
+        </w:tc>
+        <w:tc>
+          <w:tcPr>
+            <w:tcBorders/>
+            <w:tcW w:w="992" w:type="dxa"/>
             <w:vMerge w:val="restart"/>
             <w:textDirection w:val="lrTb"/>
             <w:noWrap w:val="false"/>
@@ -3056,7 +3745,7 @@
         <w:tc>
           <w:tcPr>
             <w:tcBorders/>
-            <w:tcW w:w="1417" w:type="dxa"/>
+            <w:tcW w:w="1843" w:type="dxa"/>
             <w:vMerge w:val="restart"/>
             <w:textDirection w:val="lrTb"/>
             <w:noWrap w:val="false"/>
@@ -3094,124 +3783,7 @@
         <w:tc>
           <w:tcPr>
             <w:tcBorders/>
-            <w:tcW w:w="1984" w:type="dxa"/>
-            <w:vMerge w:val="restart"/>
-            <w:textDirection w:val="lrTb"/>
-            <w:noWrap w:val="false"/>
-          </w:tcPr>
-          <w:p>
-            <w:pPr>
-              <w:pBdr/>
-              <w:spacing/>
-              <w:ind/>
-              <w:rPr/>
-            </w:pPr>
-            <w:r/>
-            <w:r/>
-          </w:p>
-        </w:tc>
-        <w:tc>
-          <w:tcPr>
-            <w:tcBorders/>
-            <w:tcW w:w="1701" w:type="dxa"/>
-            <w:vMerge w:val="restart"/>
-            <w:textDirection w:val="lrTb"/>
-            <w:noWrap w:val="false"/>
-          </w:tcPr>
-          <w:p>
-            <w:pPr>
-              <w:pBdr/>
-              <w:spacing/>
-              <w:ind/>
-              <w:rPr/>
-            </w:pPr>
-            <w:r/>
-            <w:r/>
-          </w:p>
-        </w:tc>
-        <w:tc>
-          <w:tcPr>
-            <w:tcBorders/>
-            <w:tcW w:w="1417" w:type="dxa"/>
-            <w:vMerge w:val="restart"/>
-            <w:textDirection w:val="lrTb"/>
-            <w:noWrap w:val="false"/>
-          </w:tcPr>
-          <w:p>
-            <w:pPr>
-              <w:pBdr/>
-              <w:spacing/>
-              <w:ind/>
-              <w:rPr/>
-            </w:pPr>
-            <w:r/>
-            <w:r/>
-          </w:p>
-        </w:tc>
-        <w:tc>
-          <w:tcPr>
-            <w:tcBorders/>
-            <w:tcW w:w="1133" w:type="dxa"/>
-            <w:vMerge w:val="restart"/>
-            <w:textDirection w:val="lrTb"/>
-            <w:noWrap w:val="false"/>
-          </w:tcPr>
-          <w:p>
-            <w:pPr>
-              <w:pBdr/>
-              <w:spacing/>
-              <w:ind/>
-              <w:rPr/>
-            </w:pPr>
-            <w:r/>
-            <w:r/>
-          </w:p>
-        </w:tc>
-      </w:tr>
-      <w:tr>
-        <w:trPr/>
-        <w:tc>
-          <w:tcPr>
-            <w:tcBorders/>
-            <w:tcW w:w="992" w:type="dxa"/>
-            <w:vMerge w:val="restart"/>
-            <w:textDirection w:val="lrTb"/>
-            <w:noWrap w:val="false"/>
-          </w:tcPr>
-          <w:p>
-            <w:pPr>
-              <w:pBdr/>
-              <w:spacing/>
-              <w:ind/>
-              <w:rPr/>
-            </w:pPr>
-            <w:r/>
-            <w:r/>
-          </w:p>
-        </w:tc>
-        <w:tc>
-          <w:tcPr>
-            <w:tcBorders/>
-            <w:tcW w:w="1843" w:type="dxa"/>
-            <w:vMerge w:val="restart"/>
-            <w:textDirection w:val="lrTb"/>
-            <w:noWrap w:val="false"/>
-          </w:tcPr>
-          <w:p>
-            <w:pPr>
-              <w:pBdr/>
-              <w:spacing/>
-              <w:ind/>
-              <w:rPr/>
-            </w:pPr>
-            <w:r/>
-            <w:r/>
-          </w:p>
-        </w:tc>
-        <w:tc>
-          <w:tcPr>
-            <w:tcBorders/>
-            <w:tcW w:w="1417" w:type="dxa"/>
+            <w:tcW w:w="2268" w:type="dxa"/>
             <w:vMerge w:val="restart"/>
             <w:textDirection w:val="lrTb"/>
             <w:noWrap w:val="false"/>
@@ -3231,354 +3803,6 @@
           <w:tcPr>
             <w:tcBorders/>
             <w:tcW w:w="992" w:type="dxa"/>
-            <w:vMerge w:val="restart"/>
-            <w:textDirection w:val="lrTb"/>
-            <w:noWrap w:val="false"/>
-          </w:tcPr>
-          <w:p>
-            <w:pPr>
-              <w:pBdr/>
-              <w:spacing/>
-              <w:ind/>
-              <w:rPr/>
-            </w:pPr>
-            <w:r/>
-            <w:r/>
-          </w:p>
-        </w:tc>
-        <w:tc>
-          <w:tcPr>
-            <w:tcBorders/>
-            <w:tcW w:w="1984" w:type="dxa"/>
-            <w:vMerge w:val="restart"/>
-            <w:textDirection w:val="lrTb"/>
-            <w:noWrap w:val="false"/>
-          </w:tcPr>
-          <w:p>
-            <w:pPr>
-              <w:pBdr/>
-              <w:spacing/>
-              <w:ind/>
-              <w:rPr/>
-            </w:pPr>
-            <w:r/>
-            <w:r/>
-          </w:p>
-        </w:tc>
-        <w:tc>
-          <w:tcPr>
-            <w:tcBorders/>
-            <w:tcW w:w="1701" w:type="dxa"/>
-            <w:vMerge w:val="restart"/>
-            <w:textDirection w:val="lrTb"/>
-            <w:noWrap w:val="false"/>
-          </w:tcPr>
-          <w:p>
-            <w:pPr>
-              <w:pBdr/>
-              <w:spacing/>
-              <w:ind/>
-              <w:rPr/>
-            </w:pPr>
-            <w:r/>
-            <w:r/>
-          </w:p>
-        </w:tc>
-        <w:tc>
-          <w:tcPr>
-            <w:tcBorders/>
-            <w:tcW w:w="1417" w:type="dxa"/>
-            <w:vMerge w:val="restart"/>
-            <w:textDirection w:val="lrTb"/>
-            <w:noWrap w:val="false"/>
-          </w:tcPr>
-          <w:p>
-            <w:pPr>
-              <w:pBdr/>
-              <w:spacing/>
-              <w:ind/>
-              <w:rPr/>
-            </w:pPr>
-            <w:r/>
-            <w:r/>
-          </w:p>
-        </w:tc>
-        <w:tc>
-          <w:tcPr>
-            <w:tcBorders/>
-            <w:tcW w:w="1133" w:type="dxa"/>
-            <w:vMerge w:val="restart"/>
-            <w:textDirection w:val="lrTb"/>
-            <w:noWrap w:val="false"/>
-          </w:tcPr>
-          <w:p>
-            <w:pPr>
-              <w:pBdr/>
-              <w:spacing/>
-              <w:ind/>
-              <w:rPr/>
-            </w:pPr>
-            <w:r/>
-            <w:r/>
-          </w:p>
-        </w:tc>
-      </w:tr>
-      <w:tr>
-        <w:trPr/>
-        <w:tc>
-          <w:tcPr>
-            <w:tcBorders/>
-            <w:tcW w:w="992" w:type="dxa"/>
-            <w:vMerge w:val="restart"/>
-            <w:textDirection w:val="lrTb"/>
-            <w:noWrap w:val="false"/>
-          </w:tcPr>
-          <w:p>
-            <w:pPr>
-              <w:pBdr/>
-              <w:spacing/>
-              <w:ind/>
-              <w:rPr/>
-            </w:pPr>
-            <w:r/>
-            <w:r/>
-          </w:p>
-        </w:tc>
-        <w:tc>
-          <w:tcPr>
-            <w:tcBorders/>
-            <w:tcW w:w="1843" w:type="dxa"/>
-            <w:vMerge w:val="restart"/>
-            <w:textDirection w:val="lrTb"/>
-            <w:noWrap w:val="false"/>
-          </w:tcPr>
-          <w:p>
-            <w:pPr>
-              <w:pBdr/>
-              <w:spacing/>
-              <w:ind/>
-              <w:rPr/>
-            </w:pPr>
-            <w:r/>
-            <w:r/>
-          </w:p>
-        </w:tc>
-        <w:tc>
-          <w:tcPr>
-            <w:tcBorders/>
-            <w:tcW w:w="1417" w:type="dxa"/>
-            <w:vMerge w:val="restart"/>
-            <w:textDirection w:val="lrTb"/>
-            <w:noWrap w:val="false"/>
-          </w:tcPr>
-          <w:p>
-            <w:pPr>
-              <w:pBdr/>
-              <w:spacing/>
-              <w:ind/>
-              <w:rPr/>
-            </w:pPr>
-            <w:r/>
-            <w:r/>
-          </w:p>
-        </w:tc>
-        <w:tc>
-          <w:tcPr>
-            <w:tcBorders/>
-            <w:tcW w:w="992" w:type="dxa"/>
-            <w:vMerge w:val="restart"/>
-            <w:textDirection w:val="lrTb"/>
-            <w:noWrap w:val="false"/>
-          </w:tcPr>
-          <w:p>
-            <w:pPr>
-              <w:pBdr/>
-              <w:spacing/>
-              <w:ind/>
-              <w:rPr/>
-            </w:pPr>
-            <w:r/>
-            <w:r/>
-          </w:p>
-        </w:tc>
-        <w:tc>
-          <w:tcPr>
-            <w:tcBorders/>
-            <w:tcW w:w="1984" w:type="dxa"/>
-            <w:vMerge w:val="restart"/>
-            <w:textDirection w:val="lrTb"/>
-            <w:noWrap w:val="false"/>
-          </w:tcPr>
-          <w:p>
-            <w:pPr>
-              <w:pBdr/>
-              <w:spacing/>
-              <w:ind/>
-              <w:rPr/>
-            </w:pPr>
-            <w:r/>
-            <w:r/>
-          </w:p>
-        </w:tc>
-        <w:tc>
-          <w:tcPr>
-            <w:tcBorders/>
-            <w:tcW w:w="1701" w:type="dxa"/>
-            <w:vMerge w:val="restart"/>
-            <w:textDirection w:val="lrTb"/>
-            <w:noWrap w:val="false"/>
-          </w:tcPr>
-          <w:p>
-            <w:pPr>
-              <w:pBdr/>
-              <w:spacing/>
-              <w:ind/>
-              <w:rPr/>
-            </w:pPr>
-            <w:r/>
-            <w:r/>
-          </w:p>
-        </w:tc>
-        <w:tc>
-          <w:tcPr>
-            <w:tcBorders/>
-            <w:tcW w:w="1417" w:type="dxa"/>
-            <w:vMerge w:val="restart"/>
-            <w:textDirection w:val="lrTb"/>
-            <w:noWrap w:val="false"/>
-          </w:tcPr>
-          <w:p>
-            <w:pPr>
-              <w:pBdr/>
-              <w:spacing/>
-              <w:ind/>
-              <w:rPr/>
-            </w:pPr>
-            <w:r/>
-            <w:r/>
-          </w:p>
-        </w:tc>
-        <w:tc>
-          <w:tcPr>
-            <w:tcBorders/>
-            <w:tcW w:w="1133" w:type="dxa"/>
-            <w:vMerge w:val="restart"/>
-            <w:textDirection w:val="lrTb"/>
-            <w:noWrap w:val="false"/>
-          </w:tcPr>
-          <w:p>
-            <w:pPr>
-              <w:pBdr/>
-              <w:spacing/>
-              <w:ind/>
-              <w:rPr/>
-            </w:pPr>
-            <w:r/>
-            <w:r/>
-          </w:p>
-        </w:tc>
-      </w:tr>
-      <w:tr>
-        <w:trPr/>
-        <w:tc>
-          <w:tcPr>
-            <w:tcBorders/>
-            <w:tcW w:w="992" w:type="dxa"/>
-            <w:vMerge w:val="restart"/>
-            <w:textDirection w:val="lrTb"/>
-            <w:noWrap w:val="false"/>
-          </w:tcPr>
-          <w:p>
-            <w:pPr>
-              <w:pBdr/>
-              <w:spacing/>
-              <w:ind/>
-              <w:rPr/>
-            </w:pPr>
-            <w:r/>
-            <w:r/>
-          </w:p>
-        </w:tc>
-        <w:tc>
-          <w:tcPr>
-            <w:tcBorders/>
-            <w:tcW w:w="1843" w:type="dxa"/>
-            <w:vMerge w:val="restart"/>
-            <w:textDirection w:val="lrTb"/>
-            <w:noWrap w:val="false"/>
-          </w:tcPr>
-          <w:p>
-            <w:pPr>
-              <w:pBdr/>
-              <w:spacing/>
-              <w:ind/>
-              <w:rPr/>
-            </w:pPr>
-            <w:r/>
-            <w:r/>
-          </w:p>
-        </w:tc>
-        <w:tc>
-          <w:tcPr>
-            <w:tcBorders/>
-            <w:tcW w:w="1417" w:type="dxa"/>
-            <w:vMerge w:val="restart"/>
-            <w:textDirection w:val="lrTb"/>
-            <w:noWrap w:val="false"/>
-          </w:tcPr>
-          <w:p>
-            <w:pPr>
-              <w:pBdr/>
-              <w:spacing/>
-              <w:ind/>
-              <w:rPr/>
-            </w:pPr>
-            <w:r/>
-            <w:r/>
-          </w:p>
-        </w:tc>
-        <w:tc>
-          <w:tcPr>
-            <w:tcBorders/>
-            <w:tcW w:w="992" w:type="dxa"/>
-            <w:vMerge w:val="restart"/>
-            <w:textDirection w:val="lrTb"/>
-            <w:noWrap w:val="false"/>
-          </w:tcPr>
-          <w:p>
-            <w:pPr>
-              <w:pBdr/>
-              <w:spacing/>
-              <w:ind/>
-              <w:rPr/>
-            </w:pPr>
-            <w:r/>
-            <w:r/>
-          </w:p>
-        </w:tc>
-        <w:tc>
-          <w:tcPr>
-            <w:tcBorders/>
-            <w:tcW w:w="1984" w:type="dxa"/>
-            <w:vMerge w:val="restart"/>
-            <w:textDirection w:val="lrTb"/>
-            <w:noWrap w:val="false"/>
-          </w:tcPr>
-          <w:p>
-            <w:pPr>
-              <w:pBdr/>
-              <w:spacing/>
-              <w:ind/>
-              <w:rPr/>
-            </w:pPr>
-            <w:r/>
-            <w:r/>
-          </w:p>
-        </w:tc>
-        <w:tc>
-          <w:tcPr>
-            <w:tcBorders/>
-            <w:tcW w:w="1701" w:type="dxa"/>
             <w:vMerge w:val="restart"/>
             <w:textDirection w:val="lrTb"/>
             <w:noWrap w:val="false"/>
@@ -3648,7 +3872,7 @@
       <w:footnotePr/>
       <w:endnotePr/>
       <w:type w:val="nextPage"/>
-      <w:pgSz w:h="16838" w:orient="portrait" w:w="11906"/>
+      <w:pgSz w:h="16838" w:orient="landscape" w:w="11906"/>
       <w:pgMar w:top="1134" w:right="850" w:bottom="1134" w:left="1701" w:header="709" w:footer="709" w:gutter="0"/>
       <w:cols w:num="1" w:sep="0" w:space="708" w:equalWidth="1"/>
     </w:sectPr>
@@ -3880,9 +4104,20 @@
     <w:lsdException w:name="Bibliography" w:uiPriority="37"/>
     <w:lsdException w:name="TOC Heading" w:uiPriority="39" w:qFormat="1"/>
   </w:latentStyles>
-  <w:style w:type="table" w:styleId="697">
+  <w:style w:type="character" w:styleId="47">
+    <w:name w:val="Caption Char"/>
+    <w:basedOn w:val="818"/>
+    <w:link w:val="816"/>
+    <w:uiPriority w:val="99"/>
+    <w:pPr>
+      <w:pBdr/>
+      <w:spacing/>
+      <w:ind/>
+    </w:pPr>
+  </w:style>
+  <w:style w:type="table" w:styleId="654">
     <w:name w:val="Table Grid"/>
-    <w:basedOn w:val="882"/>
+    <w:basedOn w:val="839"/>
     <w:uiPriority w:val="59"/>
     <w:pPr>
       <w:pBdr/>
@@ -4079,9 +4314,9 @@
       </w:tcPr>
     </w:tblStylePr>
   </w:style>
-  <w:style w:type="table" w:styleId="698">
+  <w:style w:type="table" w:styleId="655">
     <w:name w:val="Table Grid Light"/>
-    <w:basedOn w:val="882"/>
+    <w:basedOn w:val="839"/>
     <w:uiPriority w:val="59"/>
     <w:pPr>
       <w:pBdr/>
@@ -4278,9 +4513,9 @@
       </w:tcPr>
     </w:tblStylePr>
   </w:style>
-  <w:style w:type="table" w:styleId="699">
+  <w:style w:type="table" w:styleId="656">
     <w:name w:val="Plain Table 1"/>
-    <w:basedOn w:val="882"/>
+    <w:basedOn w:val="839"/>
     <w:uiPriority w:val="59"/>
     <w:pPr>
       <w:pBdr/>
@@ -4503,9 +4738,9 @@
       </w:tcPr>
     </w:tblStylePr>
   </w:style>
-  <w:style w:type="table" w:styleId="700">
+  <w:style w:type="table" w:styleId="657">
     <w:name w:val="Plain Table 2"/>
-    <w:basedOn w:val="882"/>
+    <w:basedOn w:val="839"/>
     <w:uiPriority w:val="59"/>
     <w:pPr>
       <w:pBdr/>
@@ -4736,9 +4971,9 @@
       </w:tcPr>
     </w:tblStylePr>
   </w:style>
-  <w:style w:type="table" w:styleId="701">
+  <w:style w:type="table" w:styleId="658">
     <w:name w:val="Plain Table 3"/>
-    <w:basedOn w:val="882"/>
+    <w:basedOn w:val="839"/>
     <w:uiPriority w:val="99"/>
     <w:pPr>
       <w:pBdr/>
@@ -4966,9 +5201,9 @@
       </w:tcPr>
     </w:tblStylePr>
   </w:style>
-  <w:style w:type="table" w:styleId="702">
+  <w:style w:type="table" w:styleId="659">
     <w:name w:val="Plain Table 4"/>
-    <w:basedOn w:val="882"/>
+    <w:basedOn w:val="839"/>
     <w:uiPriority w:val="99"/>
     <w:pPr>
       <w:pBdr/>
@@ -5182,9 +5417,9 @@
       </w:tcPr>
     </w:tblStylePr>
   </w:style>
-  <w:style w:type="table" w:styleId="703">
+  <w:style w:type="table" w:styleId="660">
     <w:name w:val="Plain Table 5"/>
-    <w:basedOn w:val="882"/>
+    <w:basedOn w:val="839"/>
     <w:uiPriority w:val="99"/>
     <w:pPr>
       <w:pBdr/>
@@ -5415,9 +5650,9 @@
       </w:tcPr>
     </w:tblStylePr>
   </w:style>
-  <w:style w:type="table" w:styleId="704">
+  <w:style w:type="table" w:styleId="661">
     <w:name w:val="Grid Table 1 Light"/>
-    <w:basedOn w:val="882"/>
+    <w:basedOn w:val="839"/>
     <w:uiPriority w:val="99"/>
     <w:pPr>
       <w:pBdr/>
@@ -5638,9 +5873,9 @@
       </w:tcPr>
     </w:tblStylePr>
   </w:style>
-  <w:style w:type="table" w:styleId="705">
+  <w:style w:type="table" w:styleId="662">
     <w:name w:val="Grid Table 1 Light - Accent 1"/>
-    <w:basedOn w:val="882"/>
+    <w:basedOn w:val="839"/>
     <w:uiPriority w:val="99"/>
     <w:pPr>
       <w:pBdr/>
@@ -5861,9 +6096,9 @@
       </w:tcPr>
     </w:tblStylePr>
   </w:style>
-  <w:style w:type="table" w:styleId="706">
+  <w:style w:type="table" w:styleId="663">
     <w:name w:val="Grid Table 1 Light - Accent 2"/>
-    <w:basedOn w:val="882"/>
+    <w:basedOn w:val="839"/>
     <w:uiPriority w:val="99"/>
     <w:pPr>
       <w:pBdr/>
@@ -6084,9 +6319,9 @@
       </w:tcPr>
     </w:tblStylePr>
   </w:style>
-  <w:style w:type="table" w:styleId="707">
+  <w:style w:type="table" w:styleId="664">
     <w:name w:val="Grid Table 1 Light - Accent 3"/>
-    <w:basedOn w:val="882"/>
+    <w:basedOn w:val="839"/>
     <w:uiPriority w:val="99"/>
     <w:pPr>
       <w:pBdr/>
@@ -6307,9 +6542,9 @@
       </w:tcPr>
     </w:tblStylePr>
   </w:style>
-  <w:style w:type="table" w:styleId="708">
+  <w:style w:type="table" w:styleId="665">
     <w:name w:val="Grid Table 1 Light - Accent 4"/>
-    <w:basedOn w:val="882"/>
+    <w:basedOn w:val="839"/>
     <w:uiPriority w:val="99"/>
     <w:pPr>
       <w:pBdr/>
@@ -6530,9 +6765,9 @@
       </w:tcPr>
     </w:tblStylePr>
   </w:style>
-  <w:style w:type="table" w:styleId="709">
+  <w:style w:type="table" w:styleId="666">
     <w:name w:val="Grid Table 1 Light - Accent 5"/>
-    <w:basedOn w:val="882"/>
+    <w:basedOn w:val="839"/>
     <w:uiPriority w:val="99"/>
     <w:pPr>
       <w:pBdr/>
@@ -6753,9 +6988,9 @@
       </w:tcPr>
     </w:tblStylePr>
   </w:style>
-  <w:style w:type="table" w:styleId="710">
+  <w:style w:type="table" w:styleId="667">
     <w:name w:val="Grid Table 1 Light - Accent 6"/>
-    <w:basedOn w:val="882"/>
+    <w:basedOn w:val="839"/>
     <w:uiPriority w:val="99"/>
     <w:pPr>
       <w:pBdr/>
@@ -6976,9 +7211,9 @@
       </w:tcPr>
     </w:tblStylePr>
   </w:style>
-  <w:style w:type="table" w:styleId="711">
+  <w:style w:type="table" w:styleId="668">
     <w:name w:val="Grid Table 2"/>
-    <w:basedOn w:val="882"/>
+    <w:basedOn w:val="839"/>
     <w:uiPriority w:val="99"/>
     <w:pPr>
       <w:pBdr/>
@@ -7208,9 +7443,9 @@
       </w:tcPr>
     </w:tblStylePr>
   </w:style>
-  <w:style w:type="table" w:styleId="712">
+  <w:style w:type="table" w:styleId="669">
     <w:name w:val="Grid Table 2 - Accent 1"/>
-    <w:basedOn w:val="882"/>
+    <w:basedOn w:val="839"/>
     <w:uiPriority w:val="99"/>
     <w:pPr>
       <w:pBdr/>
@@ -7440,9 +7675,9 @@
       </w:tcPr>
     </w:tblStylePr>
   </w:style>
-  <w:style w:type="table" w:styleId="713">
+  <w:style w:type="table" w:styleId="670">
     <w:name w:val="Grid Table 2 - Accent 2"/>
-    <w:basedOn w:val="882"/>
+    <w:basedOn w:val="839"/>
     <w:uiPriority w:val="99"/>
     <w:pPr>
       <w:pBdr/>
@@ -7672,9 +7907,9 @@
       </w:tcPr>
     </w:tblStylePr>
   </w:style>
-  <w:style w:type="table" w:styleId="714">
+  <w:style w:type="table" w:styleId="671">
     <w:name w:val="Grid Table 2 - Accent 3"/>
-    <w:basedOn w:val="882"/>
+    <w:basedOn w:val="839"/>
     <w:uiPriority w:val="99"/>
     <w:pPr>
       <w:pBdr/>
@@ -7904,9 +8139,9 @@
       </w:tcPr>
     </w:tblStylePr>
   </w:style>
-  <w:style w:type="table" w:styleId="715">
+  <w:style w:type="table" w:styleId="672">
     <w:name w:val="Grid Table 2 - Accent 4"/>
-    <w:basedOn w:val="882"/>
+    <w:basedOn w:val="839"/>
     <w:uiPriority w:val="99"/>
     <w:pPr>
       <w:pBdr/>
@@ -8136,9 +8371,9 @@
       </w:tcPr>
     </w:tblStylePr>
   </w:style>
-  <w:style w:type="table" w:styleId="716">
+  <w:style w:type="table" w:styleId="673">
     <w:name w:val="Grid Table 2 - Accent 5"/>
-    <w:basedOn w:val="882"/>
+    <w:basedOn w:val="839"/>
     <w:uiPriority w:val="99"/>
     <w:pPr>
       <w:pBdr/>
@@ -8368,9 +8603,9 @@
       </w:tcPr>
     </w:tblStylePr>
   </w:style>
-  <w:style w:type="table" w:styleId="717">
+  <w:style w:type="table" w:styleId="674">
     <w:name w:val="Grid Table 2 - Accent 6"/>
-    <w:basedOn w:val="882"/>
+    <w:basedOn w:val="839"/>
     <w:uiPriority w:val="99"/>
     <w:pPr>
       <w:pBdr/>
@@ -8600,9 +8835,9 @@
       </w:tcPr>
     </w:tblStylePr>
   </w:style>
-  <w:style w:type="table" w:styleId="718">
+  <w:style w:type="table" w:styleId="675">
     <w:name w:val="Grid Table 3"/>
-    <w:basedOn w:val="882"/>
+    <w:basedOn w:val="839"/>
     <w:uiPriority w:val="99"/>
     <w:pPr>
       <w:pBdr/>
@@ -8845,9 +9080,9 @@
       </w:tcPr>
     </w:tblStylePr>
   </w:style>
-  <w:style w:type="table" w:styleId="719">
+  <w:style w:type="table" w:styleId="676">
     <w:name w:val="Grid Table 3 - Accent 1"/>
-    <w:basedOn w:val="882"/>
+    <w:basedOn w:val="839"/>
     <w:uiPriority w:val="99"/>
     <w:pPr>
       <w:pBdr/>
@@ -9090,9 +9325,9 @@
       </w:tcPr>
     </w:tblStylePr>
   </w:style>
-  <w:style w:type="table" w:styleId="720">
+  <w:style w:type="table" w:styleId="677">
     <w:name w:val="Grid Table 3 - Accent 2"/>
-    <w:basedOn w:val="882"/>
+    <w:basedOn w:val="839"/>
     <w:uiPriority w:val="99"/>
     <w:pPr>
       <w:pBdr/>
@@ -9335,9 +9570,9 @@
       </w:tcPr>
     </w:tblStylePr>
   </w:style>
-  <w:style w:type="table" w:styleId="721">
+  <w:style w:type="table" w:styleId="678">
     <w:name w:val="Grid Table 3 - Accent 3"/>
-    <w:basedOn w:val="882"/>
+    <w:basedOn w:val="839"/>
     <w:uiPriority w:val="99"/>
     <w:pPr>
       <w:pBdr/>
@@ -9580,9 +9815,9 @@
       </w:tcPr>
     </w:tblStylePr>
   </w:style>
-  <w:style w:type="table" w:styleId="722">
+  <w:style w:type="table" w:styleId="679">
     <w:name w:val="Grid Table 3 - Accent 4"/>
-    <w:basedOn w:val="882"/>
+    <w:basedOn w:val="839"/>
     <w:uiPriority w:val="99"/>
     <w:pPr>
       <w:pBdr/>
@@ -9825,9 +10060,9 @@
       </w:tcPr>
     </w:tblStylePr>
   </w:style>
-  <w:style w:type="table" w:styleId="723">
+  <w:style w:type="table" w:styleId="680">
     <w:name w:val="Grid Table 3 - Accent 5"/>
-    <w:basedOn w:val="882"/>
+    <w:basedOn w:val="839"/>
     <w:uiPriority w:val="99"/>
     <w:pPr>
       <w:pBdr/>
@@ -10070,9 +10305,9 @@
       </w:tcPr>
     </w:tblStylePr>
   </w:style>
-  <w:style w:type="table" w:styleId="724">
+  <w:style w:type="table" w:styleId="681">
     <w:name w:val="Grid Table 3 - Accent 6"/>
-    <w:basedOn w:val="882"/>
+    <w:basedOn w:val="839"/>
     <w:uiPriority w:val="99"/>
     <w:pPr>
       <w:pBdr/>
@@ -10315,9 +10550,9 @@
       </w:tcPr>
     </w:tblStylePr>
   </w:style>
-  <w:style w:type="table" w:styleId="725">
+  <w:style w:type="table" w:styleId="682">
     <w:name w:val="Grid Table 4"/>
-    <w:basedOn w:val="882"/>
+    <w:basedOn w:val="839"/>
     <w:uiPriority w:val="59"/>
     <w:pPr>
       <w:pBdr/>
@@ -10548,9 +10783,9 @@
       </w:tcPr>
     </w:tblStylePr>
   </w:style>
-  <w:style w:type="table" w:styleId="726">
+  <w:style w:type="table" w:styleId="683">
     <w:name w:val="Grid Table 4 - Accent 1"/>
-    <w:basedOn w:val="882"/>
+    <w:basedOn w:val="839"/>
     <w:uiPriority w:val="59"/>
     <w:pPr>
       <w:pBdr/>
@@ -10781,9 +11016,9 @@
       </w:tcPr>
     </w:tblStylePr>
   </w:style>
-  <w:style w:type="table" w:styleId="727">
+  <w:style w:type="table" w:styleId="684">
     <w:name w:val="Grid Table 4 - Accent 2"/>
-    <w:basedOn w:val="882"/>
+    <w:basedOn w:val="839"/>
     <w:uiPriority w:val="59"/>
     <w:pPr>
       <w:pBdr/>
@@ -11014,9 +11249,9 @@
       </w:tcPr>
     </w:tblStylePr>
   </w:style>
-  <w:style w:type="table" w:styleId="728">
+  <w:style w:type="table" w:styleId="685">
     <w:name w:val="Grid Table 4 - Accent 3"/>
-    <w:basedOn w:val="882"/>
+    <w:basedOn w:val="839"/>
     <w:uiPriority w:val="59"/>
     <w:pPr>
       <w:pBdr/>
@@ -11247,9 +11482,9 @@
       </w:tcPr>
     </w:tblStylePr>
   </w:style>
-  <w:style w:type="table" w:styleId="729">
+  <w:style w:type="table" w:styleId="686">
     <w:name w:val="Grid Table 4 - Accent 4"/>
-    <w:basedOn w:val="882"/>
+    <w:basedOn w:val="839"/>
     <w:uiPriority w:val="59"/>
     <w:pPr>
       <w:pBdr/>
@@ -11480,9 +11715,9 @@
       </w:tcPr>
     </w:tblStylePr>
   </w:style>
-  <w:style w:type="table" w:styleId="730">
+  <w:style w:type="table" w:styleId="687">
     <w:name w:val="Grid Table 4 - Accent 5"/>
-    <w:basedOn w:val="882"/>
+    <w:basedOn w:val="839"/>
     <w:uiPriority w:val="59"/>
     <w:pPr>
       <w:pBdr/>
@@ -11713,9 +11948,9 @@
       </w:tcPr>
     </w:tblStylePr>
   </w:style>
-  <w:style w:type="table" w:styleId="731">
+  <w:style w:type="table" w:styleId="688">
     <w:name w:val="Grid Table 4 - Accent 6"/>
-    <w:basedOn w:val="882"/>
+    <w:basedOn w:val="839"/>
     <w:uiPriority w:val="59"/>
     <w:pPr>
       <w:pBdr/>
@@ -11946,9 +12181,9 @@
       </w:tcPr>
     </w:tblStylePr>
   </w:style>
-  <w:style w:type="table" w:styleId="732">
+  <w:style w:type="table" w:styleId="689">
     <w:name w:val="Grid Table 5 Dark"/>
-    <w:basedOn w:val="882"/>
+    <w:basedOn w:val="839"/>
     <w:uiPriority w:val="99"/>
     <w:pPr>
       <w:pBdr/>
@@ -12174,9 +12409,9 @@
       </w:tcPr>
     </w:tblStylePr>
   </w:style>
-  <w:style w:type="table" w:styleId="733">
+  <w:style w:type="table" w:styleId="690">
     <w:name w:val="Grid Table 5 Dark- Accent 1"/>
-    <w:basedOn w:val="882"/>
+    <w:basedOn w:val="839"/>
     <w:uiPriority w:val="99"/>
     <w:pPr>
       <w:pBdr/>
@@ -12402,9 +12637,9 @@
       </w:tcPr>
     </w:tblStylePr>
   </w:style>
-  <w:style w:type="table" w:styleId="734">
+  <w:style w:type="table" w:styleId="691">
     <w:name w:val="Grid Table 5 Dark - Accent 2"/>
-    <w:basedOn w:val="882"/>
+    <w:basedOn w:val="839"/>
     <w:uiPriority w:val="99"/>
     <w:pPr>
       <w:pBdr/>
@@ -12630,9 +12865,9 @@
       </w:tcPr>
     </w:tblStylePr>
   </w:style>
-  <w:style w:type="table" w:styleId="735">
+  <w:style w:type="table" w:styleId="692">
     <w:name w:val="Grid Table 5 Dark - Accent 3"/>
-    <w:basedOn w:val="882"/>
+    <w:basedOn w:val="839"/>
     <w:uiPriority w:val="99"/>
     <w:pPr>
       <w:pBdr/>
@@ -12858,9 +13093,9 @@
       </w:tcPr>
     </w:tblStylePr>
   </w:style>
-  <w:style w:type="table" w:styleId="736">
+  <w:style w:type="table" w:styleId="693">
     <w:name w:val="Grid Table 5 Dark- Accent 4"/>
-    <w:basedOn w:val="882"/>
+    <w:basedOn w:val="839"/>
     <w:uiPriority w:val="99"/>
     <w:pPr>
       <w:pBdr/>
@@ -13086,9 +13321,9 @@
       </w:tcPr>
     </w:tblStylePr>
   </w:style>
-  <w:style w:type="table" w:styleId="737">
+  <w:style w:type="table" w:styleId="694">
     <w:name w:val="Grid Table 5 Dark - Accent 5"/>
-    <w:basedOn w:val="882"/>
+    <w:basedOn w:val="839"/>
     <w:uiPriority w:val="99"/>
     <w:pPr>
       <w:pBdr/>
@@ -13314,9 +13549,9 @@
       </w:tcPr>
     </w:tblStylePr>
   </w:style>
-  <w:style w:type="table" w:styleId="738">
+  <w:style w:type="table" w:styleId="695">
     <w:name w:val="Grid Table 5 Dark - Accent 6"/>
-    <w:basedOn w:val="882"/>
+    <w:basedOn w:val="839"/>
     <w:uiPriority w:val="99"/>
     <w:pPr>
       <w:pBdr/>
@@ -13542,9 +13777,9 @@
       </w:tcPr>
     </w:tblStylePr>
   </w:style>
-  <w:style w:type="table" w:styleId="739">
+  <w:style w:type="table" w:styleId="696">
     <w:name w:val="Grid Table 6 Colorful"/>
-    <w:basedOn w:val="882"/>
+    <w:basedOn w:val="839"/>
     <w:uiPriority w:val="99"/>
     <w:pPr>
       <w:pBdr/>
@@ -13772,9 +14007,9 @@
       </w:tcPr>
     </w:tblStylePr>
   </w:style>
-  <w:style w:type="table" w:styleId="740">
+  <w:style w:type="table" w:styleId="697">
     <w:name w:val="Grid Table 6 Colorful - Accent 1"/>
-    <w:basedOn w:val="882"/>
+    <w:basedOn w:val="839"/>
     <w:uiPriority w:val="99"/>
     <w:pPr>
       <w:pBdr/>
@@ -14002,9 +14237,9 @@
       </w:tcPr>
     </w:tblStylePr>
   </w:style>
-  <w:style w:type="table" w:styleId="741">
+  <w:style w:type="table" w:styleId="698">
     <w:name w:val="Grid Table 6 Colorful - Accent 2"/>
-    <w:basedOn w:val="882"/>
+    <w:basedOn w:val="839"/>
     <w:uiPriority w:val="99"/>
     <w:pPr>
       <w:pBdr/>
@@ -14232,9 +14467,9 @@
       </w:tcPr>
     </w:tblStylePr>
   </w:style>
-  <w:style w:type="table" w:styleId="742">
+  <w:style w:type="table" w:styleId="699">
     <w:name w:val="Grid Table 6 Colorful - Accent 3"/>
-    <w:basedOn w:val="882"/>
+    <w:basedOn w:val="839"/>
     <w:uiPriority w:val="99"/>
     <w:pPr>
       <w:pBdr/>
@@ -14462,9 +14697,9 @@
       </w:tcPr>
     </w:tblStylePr>
   </w:style>
-  <w:style w:type="table" w:styleId="743">
+  <w:style w:type="table" w:styleId="700">
     <w:name w:val="Grid Table 6 Colorful - Accent 4"/>
-    <w:basedOn w:val="882"/>
+    <w:basedOn w:val="839"/>
     <w:uiPriority w:val="99"/>
     <w:pPr>
       <w:pBdr/>
@@ -14692,9 +14927,9 @@
       </w:tcPr>
     </w:tblStylePr>
   </w:style>
-  <w:style w:type="table" w:styleId="744">
+  <w:style w:type="table" w:styleId="701">
     <w:name w:val="Grid Table 6 Colorful - Accent 5"/>
-    <w:basedOn w:val="882"/>
+    <w:basedOn w:val="839"/>
     <w:uiPriority w:val="99"/>
     <w:pPr>
       <w:pBdr/>
@@ -14922,9 +15157,9 @@
       </w:tcPr>
     </w:tblStylePr>
   </w:style>
-  <w:style w:type="table" w:styleId="745">
+  <w:style w:type="table" w:styleId="702">
     <w:name w:val="Grid Table 6 Colorful - Accent 6"/>
-    <w:basedOn w:val="882"/>
+    <w:basedOn w:val="839"/>
     <w:uiPriority w:val="99"/>
     <w:pPr>
       <w:pBdr/>
@@ -15152,9 +15387,9 @@
       </w:tcPr>
     </w:tblStylePr>
   </w:style>
-  <w:style w:type="table" w:styleId="746">
+  <w:style w:type="table" w:styleId="703">
     <w:name w:val="Grid Table 7 Colorful"/>
-    <w:basedOn w:val="882"/>
+    <w:basedOn w:val="839"/>
     <w:uiPriority w:val="99"/>
     <w:pPr>
       <w:pBdr/>
@@ -15406,9 +15641,9 @@
       </w:tcPr>
     </w:tblStylePr>
   </w:style>
-  <w:style w:type="table" w:styleId="747">
+  <w:style w:type="table" w:styleId="704">
     <w:name w:val="Grid Table 7 Colorful - Accent 1"/>
-    <w:basedOn w:val="882"/>
+    <w:basedOn w:val="839"/>
     <w:uiPriority w:val="99"/>
     <w:pPr>
       <w:pBdr/>
@@ -15660,9 +15895,9 @@
       </w:tcPr>
     </w:tblStylePr>
   </w:style>
-  <w:style w:type="table" w:styleId="748">
+  <w:style w:type="table" w:styleId="705">
     <w:name w:val="Grid Table 7 Colorful - Accent 2"/>
-    <w:basedOn w:val="882"/>
+    <w:basedOn w:val="839"/>
     <w:uiPriority w:val="99"/>
     <w:pPr>
       <w:pBdr/>
@@ -15914,9 +16149,9 @@
       </w:tcPr>
     </w:tblStylePr>
   </w:style>
-  <w:style w:type="table" w:styleId="749">
+  <w:style w:type="table" w:styleId="706">
     <w:name w:val="Grid Table 7 Colorful - Accent 3"/>
-    <w:basedOn w:val="882"/>
+    <w:basedOn w:val="839"/>
     <w:uiPriority w:val="99"/>
     <w:pPr>
       <w:pBdr/>
@@ -16168,9 +16403,9 @@
       </w:tcPr>
     </w:tblStylePr>
   </w:style>
-  <w:style w:type="table" w:styleId="750">
+  <w:style w:type="table" w:styleId="707">
     <w:name w:val="Grid Table 7 Colorful - Accent 4"/>
-    <w:basedOn w:val="882"/>
+    <w:basedOn w:val="839"/>
     <w:uiPriority w:val="99"/>
     <w:pPr>
       <w:pBdr/>
@@ -16422,9 +16657,9 @@
       </w:tcPr>
     </w:tblStylePr>
   </w:style>
-  <w:style w:type="table" w:styleId="751">
+  <w:style w:type="table" w:styleId="708">
     <w:name w:val="Grid Table 7 Colorful - Accent 5"/>
-    <w:basedOn w:val="882"/>
+    <w:basedOn w:val="839"/>
     <w:uiPriority w:val="99"/>
     <w:pPr>
       <w:pBdr/>
@@ -16676,9 +16911,9 @@
       </w:tcPr>
     </w:tblStylePr>
   </w:style>
-  <w:style w:type="table" w:styleId="752">
+  <w:style w:type="table" w:styleId="709">
     <w:name w:val="Grid Table 7 Colorful - Accent 6"/>
-    <w:basedOn w:val="882"/>
+    <w:basedOn w:val="839"/>
     <w:uiPriority w:val="99"/>
     <w:pPr>
       <w:pBdr/>
@@ -16930,9 +17165,9 @@
       </w:tcPr>
     </w:tblStylePr>
   </w:style>
-  <w:style w:type="table" w:styleId="753">
+  <w:style w:type="table" w:styleId="710">
     <w:name w:val="List Table 1 Light"/>
-    <w:basedOn w:val="882"/>
+    <w:basedOn w:val="839"/>
     <w:uiPriority w:val="99"/>
     <w:pPr>
       <w:pBdr/>
@@ -17146,9 +17381,9 @@
       </w:tcPr>
     </w:tblStylePr>
   </w:style>
-  <w:style w:type="table" w:styleId="754">
+  <w:style w:type="table" w:styleId="711">
     <w:name w:val="List Table 1 Light - Accent 1"/>
-    <w:basedOn w:val="882"/>
+    <w:basedOn w:val="839"/>
     <w:uiPriority w:val="99"/>
     <w:pPr>
       <w:pBdr/>
@@ -17362,9 +17597,9 @@
       </w:tcPr>
     </w:tblStylePr>
   </w:style>
-  <w:style w:type="table" w:styleId="755">
+  <w:style w:type="table" w:styleId="712">
     <w:name w:val="List Table 1 Light - Accent 2"/>
-    <w:basedOn w:val="882"/>
+    <w:basedOn w:val="839"/>
     <w:uiPriority w:val="99"/>
     <w:pPr>
       <w:pBdr/>
@@ -17578,9 +17813,9 @@
       </w:tcPr>
     </w:tblStylePr>
   </w:style>
-  <w:style w:type="table" w:styleId="756">
+  <w:style w:type="table" w:styleId="713">
     <w:name w:val="List Table 1 Light - Accent 3"/>
-    <w:basedOn w:val="882"/>
+    <w:basedOn w:val="839"/>
     <w:uiPriority w:val="99"/>
     <w:pPr>
       <w:pBdr/>
@@ -17794,9 +18029,9 @@
       </w:tcPr>
     </w:tblStylePr>
   </w:style>
-  <w:style w:type="table" w:styleId="757">
+  <w:style w:type="table" w:styleId="714">
     <w:name w:val="List Table 1 Light - Accent 4"/>
-    <w:basedOn w:val="882"/>
+    <w:basedOn w:val="839"/>
     <w:uiPriority w:val="99"/>
     <w:pPr>
       <w:pBdr/>
@@ -18010,9 +18245,9 @@
       </w:tcPr>
     </w:tblStylePr>
   </w:style>
-  <w:style w:type="table" w:styleId="758">
+  <w:style w:type="table" w:styleId="715">
     <w:name w:val="List Table 1 Light - Accent 5"/>
-    <w:basedOn w:val="882"/>
+    <w:basedOn w:val="839"/>
     <w:uiPriority w:val="99"/>
     <w:pPr>
       <w:pBdr/>
@@ -18226,9 +18461,9 @@
       </w:tcPr>
     </w:tblStylePr>
   </w:style>
-  <w:style w:type="table" w:styleId="759">
+  <w:style w:type="table" w:styleId="716">
     <w:name w:val="List Table 1 Light - Accent 6"/>
-    <w:basedOn w:val="882"/>
+    <w:basedOn w:val="839"/>
     <w:uiPriority w:val="99"/>
     <w:pPr>
       <w:pBdr/>
@@ -18442,9 +18677,9 @@
       </w:tcPr>
     </w:tblStylePr>
   </w:style>
-  <w:style w:type="table" w:styleId="760">
+  <w:style w:type="table" w:styleId="717">
     <w:name w:val="List Table 2"/>
-    <w:basedOn w:val="882"/>
+    <w:basedOn w:val="839"/>
     <w:uiPriority w:val="99"/>
     <w:pPr>
       <w:pBdr/>
@@ -18680,9 +18915,9 @@
       </w:tcPr>
     </w:tblStylePr>
   </w:style>
-  <w:style w:type="table" w:styleId="761">
+  <w:style w:type="table" w:styleId="718">
     <w:name w:val="List Table 2 - Accent 1"/>
-    <w:basedOn w:val="882"/>
+    <w:basedOn w:val="839"/>
     <w:uiPriority w:val="99"/>
     <w:pPr>
       <w:pBdr/>
@@ -18918,9 +19153,9 @@
       </w:tcPr>
     </w:tblStylePr>
   </w:style>
-  <w:style w:type="table" w:styleId="762">
+  <w:style w:type="table" w:styleId="719">
     <w:name w:val="List Table 2 - Accent 2"/>
-    <w:basedOn w:val="882"/>
+    <w:basedOn w:val="839"/>
     <w:uiPriority w:val="99"/>
     <w:pPr>
       <w:pBdr/>
@@ -19156,9 +19391,9 @@
       </w:tcPr>
     </w:tblStylePr>
   </w:style>
-  <w:style w:type="table" w:styleId="763">
+  <w:style w:type="table" w:styleId="720">
     <w:name w:val="List Table 2 - Accent 3"/>
-    <w:basedOn w:val="882"/>
+    <w:basedOn w:val="839"/>
     <w:uiPriority w:val="99"/>
     <w:pPr>
       <w:pBdr/>
@@ -19394,9 +19629,9 @@
       </w:tcPr>
     </w:tblStylePr>
   </w:style>
-  <w:style w:type="table" w:styleId="764">
+  <w:style w:type="table" w:styleId="721">
     <w:name w:val="List Table 2 - Accent 4"/>
-    <w:basedOn w:val="882"/>
+    <w:basedOn w:val="839"/>
     <w:uiPriority w:val="99"/>
     <w:pPr>
       <w:pBdr/>
@@ -19632,9 +19867,9 @@
       </w:tcPr>
     </w:tblStylePr>
   </w:style>
-  <w:style w:type="table" w:styleId="765">
+  <w:style w:type="table" w:styleId="722">
     <w:name w:val="List Table 2 - Accent 5"/>
-    <w:basedOn w:val="882"/>
+    <w:basedOn w:val="839"/>
     <w:uiPriority w:val="99"/>
     <w:pPr>
       <w:pBdr/>
@@ -19870,9 +20105,9 @@
       </w:tcPr>
     </w:tblStylePr>
   </w:style>
-  <w:style w:type="table" w:styleId="766">
+  <w:style w:type="table" w:styleId="723">
     <w:name w:val="List Table 2 - Accent 6"/>
-    <w:basedOn w:val="882"/>
+    <w:basedOn w:val="839"/>
     <w:uiPriority w:val="99"/>
     <w:pPr>
       <w:pBdr/>
@@ -20108,9 +20343,9 @@
       </w:tcPr>
     </w:tblStylePr>
   </w:style>
-  <w:style w:type="table" w:styleId="767">
+  <w:style w:type="table" w:styleId="724">
     <w:name w:val="List Table 3"/>
-    <w:basedOn w:val="882"/>
+    <w:basedOn w:val="839"/>
     <w:uiPriority w:val="99"/>
     <w:pPr>
       <w:pBdr/>
@@ -20336,9 +20571,9 @@
       </w:tcPr>
     </w:tblStylePr>
   </w:style>
-  <w:style w:type="table" w:styleId="768">
+  <w:style w:type="table" w:styleId="725">
     <w:name w:val="List Table 3 - Accent 1"/>
-    <w:basedOn w:val="882"/>
+    <w:basedOn w:val="839"/>
     <w:uiPriority w:val="99"/>
     <w:pPr>
       <w:pBdr/>
@@ -20564,9 +20799,9 @@
       </w:tcPr>
     </w:tblStylePr>
   </w:style>
-  <w:style w:type="table" w:styleId="769">
+  <w:style w:type="table" w:styleId="726">
     <w:name w:val="List Table 3 - Accent 2"/>
-    <w:basedOn w:val="882"/>
+    <w:basedOn w:val="839"/>
     <w:uiPriority w:val="99"/>
     <w:pPr>
       <w:pBdr/>
@@ -20792,9 +21027,9 @@
       </w:tcPr>
     </w:tblStylePr>
   </w:style>
-  <w:style w:type="table" w:styleId="770">
+  <w:style w:type="table" w:styleId="727">
     <w:name w:val="List Table 3 - Accent 3"/>
-    <w:basedOn w:val="882"/>
+    <w:basedOn w:val="839"/>
     <w:uiPriority w:val="99"/>
     <w:pPr>
       <w:pBdr/>
@@ -21020,9 +21255,9 @@
       </w:tcPr>
     </w:tblStylePr>
   </w:style>
-  <w:style w:type="table" w:styleId="771">
+  <w:style w:type="table" w:styleId="728">
     <w:name w:val="List Table 3 - Accent 4"/>
-    <w:basedOn w:val="882"/>
+    <w:basedOn w:val="839"/>
     <w:uiPriority w:val="99"/>
     <w:pPr>
       <w:pBdr/>
@@ -21248,9 +21483,9 @@
       </w:tcPr>
     </w:tblStylePr>
   </w:style>
-  <w:style w:type="table" w:styleId="772">
+  <w:style w:type="table" w:styleId="729">
     <w:name w:val="List Table 3 - Accent 5"/>
-    <w:basedOn w:val="882"/>
+    <w:basedOn w:val="839"/>
     <w:uiPriority w:val="99"/>
     <w:pPr>
       <w:pBdr/>
@@ -21476,9 +21711,9 @@
       </w:tcPr>
     </w:tblStylePr>
   </w:style>
-  <w:style w:type="table" w:styleId="773">
+  <w:style w:type="table" w:styleId="730">
     <w:name w:val="List Table 3 - Accent 6"/>
-    <w:basedOn w:val="882"/>
+    <w:basedOn w:val="839"/>
     <w:uiPriority w:val="99"/>
     <w:pPr>
       <w:pBdr/>
@@ -21704,9 +21939,9 @@
       </w:tcPr>
     </w:tblStylePr>
   </w:style>
-  <w:style w:type="table" w:styleId="774">
+  <w:style w:type="table" w:styleId="731">
     <w:name w:val="List Table 4"/>
-    <w:basedOn w:val="882"/>
+    <w:basedOn w:val="839"/>
     <w:uiPriority w:val="99"/>
     <w:pPr>
       <w:pBdr/>
@@ -21929,9 +22164,9 @@
       </w:tcPr>
     </w:tblStylePr>
   </w:style>
-  <w:style w:type="table" w:styleId="775">
+  <w:style w:type="table" w:styleId="732">
     <w:name w:val="List Table 4 - Accent 1"/>
-    <w:basedOn w:val="882"/>
+    <w:basedOn w:val="839"/>
     <w:uiPriority w:val="99"/>
     <w:pPr>
       <w:pBdr/>
@@ -22154,9 +22389,9 @@
       </w:tcPr>
     </w:tblStylePr>
   </w:style>
-  <w:style w:type="table" w:styleId="776">
+  <w:style w:type="table" w:styleId="733">
     <w:name w:val="List Table 4 - Accent 2"/>
-    <w:basedOn w:val="882"/>
+    <w:basedOn w:val="839"/>
     <w:uiPriority w:val="99"/>
     <w:pPr>
       <w:pBdr/>
@@ -22379,9 +22614,9 @@
       </w:tcPr>
     </w:tblStylePr>
   </w:style>
-  <w:style w:type="table" w:styleId="777">
+  <w:style w:type="table" w:styleId="734">
     <w:name w:val="List Table 4 - Accent 3"/>
-    <w:basedOn w:val="882"/>
+    <w:basedOn w:val="839"/>
     <w:uiPriority w:val="99"/>
     <w:pPr>
       <w:pBdr/>
@@ -22604,9 +22839,9 @@
       </w:tcPr>
     </w:tblStylePr>
   </w:style>
-  <w:style w:type="table" w:styleId="778">
+  <w:style w:type="table" w:styleId="735">
     <w:name w:val="List Table 4 - Accent 4"/>
-    <w:basedOn w:val="882"/>
+    <w:basedOn w:val="839"/>
     <w:uiPriority w:val="99"/>
     <w:pPr>
       <w:pBdr/>
@@ -22829,9 +23064,9 @@
       </w:tcPr>
     </w:tblStylePr>
   </w:style>
-  <w:style w:type="table" w:styleId="779">
+  <w:style w:type="table" w:styleId="736">
     <w:name w:val="List Table 4 - Accent 5"/>
-    <w:basedOn w:val="882"/>
+    <w:basedOn w:val="839"/>
     <w:uiPriority w:val="99"/>
     <w:pPr>
       <w:pBdr/>
@@ -23054,9 +23289,9 @@
       </w:tcPr>
     </w:tblStylePr>
   </w:style>
-  <w:style w:type="table" w:styleId="780">
+  <w:style w:type="table" w:styleId="737">
     <w:name w:val="List Table 4 - Accent 6"/>
-    <w:basedOn w:val="882"/>
+    <w:basedOn w:val="839"/>
     <w:uiPriority w:val="99"/>
     <w:pPr>
       <w:pBdr/>
@@ -23279,9 +23514,9 @@
       </w:tcPr>
     </w:tblStylePr>
   </w:style>
-  <w:style w:type="table" w:styleId="781">
+  <w:style w:type="table" w:styleId="738">
     <w:name w:val="List Table 5 Dark"/>
-    <w:basedOn w:val="882"/>
+    <w:basedOn w:val="839"/>
     <w:uiPriority w:val="99"/>
     <w:pPr>
       <w:pBdr/>
@@ -23521,9 +23756,9 @@
       </w:tcPr>
     </w:tblStylePr>
   </w:style>
-  <w:style w:type="table" w:styleId="782">
+  <w:style w:type="table" w:styleId="739">
     <w:name w:val="List Table 5 Dark - Accent 1"/>
-    <w:basedOn w:val="882"/>
+    <w:basedOn w:val="839"/>
     <w:uiPriority w:val="99"/>
     <w:pPr>
       <w:pBdr/>
@@ -23763,9 +23998,9 @@
       </w:tcPr>
     </w:tblStylePr>
   </w:style>
-  <w:style w:type="table" w:styleId="783">
+  <w:style w:type="table" w:styleId="740">
     <w:name w:val="List Table 5 Dark - Accent 2"/>
-    <w:basedOn w:val="882"/>
+    <w:basedOn w:val="839"/>
     <w:uiPriority w:val="99"/>
     <w:pPr>
       <w:pBdr/>
@@ -24005,9 +24240,9 @@
       </w:tcPr>
     </w:tblStylePr>
   </w:style>
-  <w:style w:type="table" w:styleId="784">
+  <w:style w:type="table" w:styleId="741">
     <w:name w:val="List Table 5 Dark - Accent 3"/>
-    <w:basedOn w:val="882"/>
+    <w:basedOn w:val="839"/>
     <w:uiPriority w:val="99"/>
     <w:pPr>
       <w:pBdr/>
@@ -24247,9 +24482,9 @@
       </w:tcPr>
     </w:tblStylePr>
   </w:style>
-  <w:style w:type="table" w:styleId="785">
+  <w:style w:type="table" w:styleId="742">
     <w:name w:val="List Table 5 Dark - Accent 4"/>
-    <w:basedOn w:val="882"/>
+    <w:basedOn w:val="839"/>
     <w:uiPriority w:val="99"/>
     <w:pPr>
       <w:pBdr/>
@@ -24489,9 +24724,9 @@
       </w:tcPr>
     </w:tblStylePr>
   </w:style>
-  <w:style w:type="table" w:styleId="786">
+  <w:style w:type="table" w:styleId="743">
     <w:name w:val="List Table 5 Dark - Accent 5"/>
-    <w:basedOn w:val="882"/>
+    <w:basedOn w:val="839"/>
     <w:uiPriority w:val="99"/>
     <w:pPr>
       <w:pBdr/>
@@ -24731,9 +24966,9 @@
       </w:tcPr>
     </w:tblStylePr>
   </w:style>
-  <w:style w:type="table" w:styleId="787">
+  <w:style w:type="table" w:styleId="744">
     <w:name w:val="List Table 5 Dark - Accent 6"/>
-    <w:basedOn w:val="882"/>
+    <w:basedOn w:val="839"/>
     <w:uiPriority w:val="99"/>
     <w:pPr>
       <w:pBdr/>
@@ -24973,9 +25208,9 @@
       </w:tcPr>
     </w:tblStylePr>
   </w:style>
-  <w:style w:type="table" w:styleId="788">
+  <w:style w:type="table" w:styleId="745">
     <w:name w:val="List Table 6 Colorful"/>
-    <w:basedOn w:val="882"/>
+    <w:basedOn w:val="839"/>
     <w:uiPriority w:val="99"/>
     <w:pPr>
       <w:pBdr/>
@@ -25196,9 +25431,9 @@
       </w:tcPr>
     </w:tblStylePr>
   </w:style>
-  <w:style w:type="table" w:styleId="789">
+  <w:style w:type="table" w:styleId="746">
     <w:name w:val="List Table 6 Colorful - Accent 1"/>
-    <w:basedOn w:val="882"/>
+    <w:basedOn w:val="839"/>
     <w:uiPriority w:val="99"/>
     <w:pPr>
       <w:pBdr/>
@@ -25419,9 +25654,9 @@
       </w:tcPr>
     </w:tblStylePr>
   </w:style>
-  <w:style w:type="table" w:styleId="790">
+  <w:style w:type="table" w:styleId="747">
     <w:name w:val="List Table 6 Colorful - Accent 2"/>
-    <w:basedOn w:val="882"/>
+    <w:basedOn w:val="839"/>
     <w:uiPriority w:val="99"/>
     <w:pPr>
       <w:pBdr/>
@@ -25642,9 +25877,9 @@
       </w:tcPr>
     </w:tblStylePr>
   </w:style>
-  <w:style w:type="table" w:styleId="791">
+  <w:style w:type="table" w:styleId="748">
     <w:name w:val="List Table 6 Colorful - Accent 3"/>
-    <w:basedOn w:val="882"/>
+    <w:basedOn w:val="839"/>
     <w:uiPriority w:val="99"/>
     <w:pPr>
       <w:pBdr/>
@@ -25865,9 +26100,9 @@
       </w:tcPr>
     </w:tblStylePr>
   </w:style>
-  <w:style w:type="table" w:styleId="792">
+  <w:style w:type="table" w:styleId="749">
     <w:name w:val="List Table 6 Colorful - Accent 4"/>
-    <w:basedOn w:val="882"/>
+    <w:basedOn w:val="839"/>
     <w:uiPriority w:val="99"/>
     <w:pPr>
       <w:pBdr/>
@@ -26088,9 +26323,9 @@
       </w:tcPr>
     </w:tblStylePr>
   </w:style>
-  <w:style w:type="table" w:styleId="793">
+  <w:style w:type="table" w:styleId="750">
     <w:name w:val="List Table 6 Colorful - Accent 5"/>
-    <w:basedOn w:val="882"/>
+    <w:basedOn w:val="839"/>
     <w:uiPriority w:val="99"/>
     <w:pPr>
       <w:pBdr/>
@@ -26311,9 +26546,9 @@
       </w:tcPr>
     </w:tblStylePr>
   </w:style>
-  <w:style w:type="table" w:styleId="794">
+  <w:style w:type="table" w:styleId="751">
     <w:name w:val="List Table 6 Colorful - Accent 6"/>
-    <w:basedOn w:val="882"/>
+    <w:basedOn w:val="839"/>
     <w:uiPriority w:val="99"/>
     <w:pPr>
       <w:pBdr/>
@@ -26534,9 +26769,9 @@
       </w:tcPr>
     </w:tblStylePr>
   </w:style>
-  <w:style w:type="table" w:styleId="795">
+  <w:style w:type="table" w:styleId="752">
     <w:name w:val="List Table 7 Colorful"/>
-    <w:basedOn w:val="882"/>
+    <w:basedOn w:val="839"/>
     <w:uiPriority w:val="99"/>
     <w:pPr>
       <w:pBdr/>
@@ -26790,9 +27025,9 @@
       </w:tcPr>
     </w:tblStylePr>
   </w:style>
-  <w:style w:type="table" w:styleId="796">
+  <w:style w:type="table" w:styleId="753">
     <w:name w:val="List Table 7 Colorful - Accent 1"/>
-    <w:basedOn w:val="882"/>
+    <w:basedOn w:val="839"/>
     <w:uiPriority w:val="99"/>
     <w:pPr>
       <w:pBdr/>
@@ -27046,9 +27281,9 @@
       </w:tcPr>
     </w:tblStylePr>
   </w:style>
-  <w:style w:type="table" w:styleId="797">
+  <w:style w:type="table" w:styleId="754">
     <w:name w:val="List Table 7 Colorful - Accent 2"/>
-    <w:basedOn w:val="882"/>
+    <w:basedOn w:val="839"/>
     <w:uiPriority w:val="99"/>
     <w:pPr>
       <w:pBdr/>
@@ -27302,9 +27537,9 @@
       </w:tcPr>
     </w:tblStylePr>
   </w:style>
-  <w:style w:type="table" w:styleId="798">
+  <w:style w:type="table" w:styleId="755">
     <w:name w:val="List Table 7 Colorful - Accent 3"/>
-    <w:basedOn w:val="882"/>
+    <w:basedOn w:val="839"/>
     <w:uiPriority w:val="99"/>
     <w:pPr>
       <w:pBdr/>
@@ -27558,9 +27793,9 @@
       </w:tcPr>
     </w:tblStylePr>
   </w:style>
-  <w:style w:type="table" w:styleId="799">
+  <w:style w:type="table" w:styleId="756">
     <w:name w:val="List Table 7 Colorful - Accent 4"/>
-    <w:basedOn w:val="882"/>
+    <w:basedOn w:val="839"/>
     <w:uiPriority w:val="99"/>
     <w:pPr>
       <w:pBdr/>
@@ -27814,9 +28049,9 @@
       </w:tcPr>
     </w:tblStylePr>
   </w:style>
-  <w:style w:type="table" w:styleId="800">
+  <w:style w:type="table" w:styleId="757">
     <w:name w:val="List Table 7 Colorful - Accent 5"/>
-    <w:basedOn w:val="882"/>
+    <w:basedOn w:val="839"/>
     <w:uiPriority w:val="99"/>
     <w:pPr>
       <w:pBdr/>
@@ -28070,9 +28305,9 @@
       </w:tcPr>
     </w:tblStylePr>
   </w:style>
-  <w:style w:type="table" w:styleId="801">
+  <w:style w:type="table" w:styleId="758">
     <w:name w:val="List Table 7 Colorful - Accent 6"/>
-    <w:basedOn w:val="882"/>
+    <w:basedOn w:val="839"/>
     <w:uiPriority w:val="99"/>
     <w:pPr>
       <w:pBdr/>
@@ -28326,9 +28561,9 @@
       </w:tcPr>
     </w:tblStylePr>
   </w:style>
-  <w:style w:type="table" w:styleId="802">
+  <w:style w:type="table" w:styleId="759">
     <w:name w:val="Lined - Accent"/>
-    <w:basedOn w:val="882"/>
+    <w:basedOn w:val="839"/>
     <w:uiPriority w:val="99"/>
     <w:pPr>
       <w:pBdr/>
@@ -28563,9 +28798,9 @@
       </w:tcPr>
     </w:tblStylePr>
   </w:style>
-  <w:style w:type="table" w:styleId="803">
+  <w:style w:type="table" w:styleId="760">
     <w:name w:val="Lined - Accent 1"/>
-    <w:basedOn w:val="882"/>
+    <w:basedOn w:val="839"/>
     <w:uiPriority w:val="99"/>
     <w:pPr>
       <w:pBdr/>
@@ -28800,9 +29035,9 @@
       </w:tcPr>
     </w:tblStylePr>
   </w:style>
-  <w:style w:type="table" w:styleId="804">
+  <w:style w:type="table" w:styleId="761">
     <w:name w:val="Lined - Accent 2"/>
-    <w:basedOn w:val="882"/>
+    <w:basedOn w:val="839"/>
     <w:uiPriority w:val="99"/>
     <w:pPr>
       <w:pBdr/>
@@ -29037,9 +29272,9 @@
       </w:tcPr>
     </w:tblStylePr>
   </w:style>
-  <w:style w:type="table" w:styleId="805">
+  <w:style w:type="table" w:styleId="762">
     <w:name w:val="Lined - Accent 3"/>
-    <w:basedOn w:val="882"/>
+    <w:basedOn w:val="839"/>
     <w:uiPriority w:val="99"/>
     <w:pPr>
       <w:pBdr/>
@@ -29274,9 +29509,9 @@
       </w:tcPr>
     </w:tblStylePr>
   </w:style>
-  <w:style w:type="table" w:styleId="806">
+  <w:style w:type="table" w:styleId="763">
     <w:name w:val="Lined - Accent 4"/>
-    <w:basedOn w:val="882"/>
+    <w:basedOn w:val="839"/>
     <w:uiPriority w:val="99"/>
     <w:pPr>
       <w:pBdr/>
@@ -29511,9 +29746,9 @@
       </w:tcPr>
     </w:tblStylePr>
   </w:style>
-  <w:style w:type="table" w:styleId="807">
+  <w:style w:type="table" w:styleId="764">
     <w:name w:val="Lined - Accent 5"/>
-    <w:basedOn w:val="882"/>
+    <w:basedOn w:val="839"/>
     <w:uiPriority w:val="99"/>
     <w:pPr>
       <w:pBdr/>
@@ -29748,9 +29983,9 @@
       </w:tcPr>
     </w:tblStylePr>
   </w:style>
-  <w:style w:type="table" w:styleId="808">
+  <w:style w:type="table" w:styleId="765">
     <w:name w:val="Lined - Accent 6"/>
-    <w:basedOn w:val="882"/>
+    <w:basedOn w:val="839"/>
     <w:uiPriority w:val="99"/>
     <w:pPr>
       <w:pBdr/>
@@ -29985,9 +30220,9 @@
       </w:tcPr>
     </w:tblStylePr>
   </w:style>
-  <w:style w:type="table" w:styleId="809">
+  <w:style w:type="table" w:styleId="766">
     <w:name w:val="Bordered &amp; Lined - Accent"/>
-    <w:basedOn w:val="882"/>
+    <w:basedOn w:val="839"/>
     <w:uiPriority w:val="99"/>
     <w:pPr>
       <w:pBdr/>
@@ -30229,9 +30464,9 @@
       </w:tcPr>
     </w:tblStylePr>
   </w:style>
-  <w:style w:type="table" w:styleId="810">
+  <w:style w:type="table" w:styleId="767">
     <w:name w:val="Bordered &amp; Lined - Accent 1"/>
-    <w:basedOn w:val="882"/>
+    <w:basedOn w:val="839"/>
     <w:uiPriority w:val="99"/>
     <w:pPr>
       <w:pBdr/>
@@ -30473,9 +30708,9 @@
       </w:tcPr>
     </w:tblStylePr>
   </w:style>
-  <w:style w:type="table" w:styleId="811">
+  <w:style w:type="table" w:styleId="768">
     <w:name w:val="Bordered &amp; Lined - Accent 2"/>
-    <w:basedOn w:val="882"/>
+    <w:basedOn w:val="839"/>
     <w:uiPriority w:val="99"/>
     <w:pPr>
       <w:pBdr/>
@@ -30717,9 +30952,9 @@
       </w:tcPr>
     </w:tblStylePr>
   </w:style>
-  <w:style w:type="table" w:styleId="812">
+  <w:style w:type="table" w:styleId="769">
     <w:name w:val="Bordered &amp; Lined - Accent 3"/>
-    <w:basedOn w:val="882"/>
+    <w:basedOn w:val="839"/>
     <w:uiPriority w:val="99"/>
     <w:pPr>
       <w:pBdr/>
@@ -30961,9 +31196,9 @@
       </w:tcPr>
     </w:tblStylePr>
   </w:style>
-  <w:style w:type="table" w:styleId="813">
+  <w:style w:type="table" w:styleId="770">
     <w:name w:val="Bordered &amp; Lined - Accent 4"/>
-    <w:basedOn w:val="882"/>
+    <w:basedOn w:val="839"/>
     <w:uiPriority w:val="99"/>
     <w:pPr>
       <w:pBdr/>
@@ -31205,9 +31440,9 @@
       </w:tcPr>
     </w:tblStylePr>
   </w:style>
-  <w:style w:type="table" w:styleId="814">
+  <w:style w:type="table" w:styleId="771">
     <w:name w:val="Bordered &amp; Lined - Accent 5"/>
-    <w:basedOn w:val="882"/>
+    <w:basedOn w:val="839"/>
     <w:uiPriority w:val="99"/>
     <w:pPr>
       <w:pBdr/>
@@ -31449,9 +31684,9 @@
       </w:tcPr>
     </w:tblStylePr>
   </w:style>
-  <w:style w:type="table" w:styleId="815">
+  <w:style w:type="table" w:styleId="772">
     <w:name w:val="Bordered &amp; Lined - Accent 6"/>
-    <w:basedOn w:val="882"/>
+    <w:basedOn w:val="839"/>
     <w:uiPriority w:val="99"/>
     <w:pPr>
       <w:pBdr/>
@@ -31693,9 +31928,9 @@
       </w:tcPr>
     </w:tblStylePr>
   </w:style>
-  <w:style w:type="table" w:styleId="816">
+  <w:style w:type="table" w:styleId="773">
     <w:name w:val="Bordered"/>
-    <w:basedOn w:val="882"/>
+    <w:basedOn w:val="839"/>
     <w:uiPriority w:val="99"/>
     <w:pPr>
       <w:pBdr/>
@@ -31924,9 +32159,9 @@
       </w:tcPr>
     </w:tblStylePr>
   </w:style>
-  <w:style w:type="table" w:styleId="817">
+  <w:style w:type="table" w:styleId="774">
     <w:name w:val="Bordered - Accent 1"/>
-    <w:basedOn w:val="882"/>
+    <w:basedOn w:val="839"/>
     <w:uiPriority w:val="99"/>
     <w:pPr>
       <w:pBdr/>
@@ -32155,9 +32390,9 @@
       </w:tcPr>
     </w:tblStylePr>
   </w:style>
-  <w:style w:type="table" w:styleId="818">
+  <w:style w:type="table" w:styleId="775">
     <w:name w:val="Bordered - Accent 2"/>
-    <w:basedOn w:val="882"/>
+    <w:basedOn w:val="839"/>
     <w:uiPriority w:val="99"/>
     <w:pPr>
       <w:pBdr/>
@@ -32386,9 +32621,9 @@
       </w:tcPr>
     </w:tblStylePr>
   </w:style>
-  <w:style w:type="table" w:styleId="819">
+  <w:style w:type="table" w:styleId="776">
     <w:name w:val="Bordered - Accent 3"/>
-    <w:basedOn w:val="882"/>
+    <w:basedOn w:val="839"/>
     <w:uiPriority w:val="99"/>
     <w:pPr>
       <w:pBdr/>
@@ -32617,9 +32852,9 @@
       </w:tcPr>
     </w:tblStylePr>
   </w:style>
-  <w:style w:type="table" w:styleId="820">
+  <w:style w:type="table" w:styleId="777">
     <w:name w:val="Bordered - Accent 4"/>
-    <w:basedOn w:val="882"/>
+    <w:basedOn w:val="839"/>
     <w:uiPriority w:val="99"/>
     <w:pPr>
       <w:pBdr/>
@@ -32848,9 +33083,9 @@
       </w:tcPr>
     </w:tblStylePr>
   </w:style>
-  <w:style w:type="table" w:styleId="821">
+  <w:style w:type="table" w:styleId="778">
     <w:name w:val="Bordered - Accent 5"/>
-    <w:basedOn w:val="882"/>
+    <w:basedOn w:val="839"/>
     <w:uiPriority w:val="99"/>
     <w:pPr>
       <w:pBdr/>
@@ -33079,9 +33314,9 @@
       </w:tcPr>
     </w:tblStylePr>
   </w:style>
-  <w:style w:type="table" w:styleId="822">
+  <w:style w:type="table" w:styleId="779">
     <w:name w:val="Bordered - Accent 6"/>
-    <w:basedOn w:val="882"/>
+    <w:basedOn w:val="839"/>
     <w:uiPriority w:val="99"/>
     <w:pPr>
       <w:pBdr/>
@@ -33310,11 +33545,11 @@
       </w:tcPr>
     </w:tblStylePr>
   </w:style>
-  <w:style w:type="paragraph" w:styleId="823">
+  <w:style w:type="paragraph" w:styleId="780">
     <w:name w:val="Heading 1"/>
-    <w:basedOn w:val="881"/>
-    <w:next w:val="881"/>
-    <w:link w:val="833"/>
+    <w:basedOn w:val="838"/>
+    <w:next w:val="838"/>
+    <w:link w:val="790"/>
     <w:uiPriority w:val="9"/>
     <w:qFormat/>
     <w:pPr>
@@ -33332,11 +33567,11 @@
       <w:szCs w:val="40"/>
     </w:rPr>
   </w:style>
-  <w:style w:type="paragraph" w:styleId="824">
+  <w:style w:type="paragraph" w:styleId="781">
     <w:name w:val="Heading 2"/>
-    <w:basedOn w:val="881"/>
-    <w:next w:val="881"/>
-    <w:link w:val="834"/>
+    <w:basedOn w:val="838"/>
+    <w:next w:val="838"/>
+    <w:link w:val="791"/>
     <w:uiPriority w:val="9"/>
     <w:unhideWhenUsed/>
     <w:qFormat/>
@@ -33355,11 +33590,11 @@
       <w:szCs w:val="32"/>
     </w:rPr>
   </w:style>
-  <w:style w:type="paragraph" w:styleId="825">
+  <w:style w:type="paragraph" w:styleId="782">
     <w:name w:val="Heading 3"/>
-    <w:basedOn w:val="881"/>
-    <w:next w:val="881"/>
-    <w:link w:val="835"/>
+    <w:basedOn w:val="838"/>
+    <w:next w:val="838"/>
+    <w:link w:val="792"/>
     <w:uiPriority w:val="9"/>
     <w:unhideWhenUsed/>
     <w:qFormat/>
@@ -33378,11 +33613,11 @@
       <w:szCs w:val="28"/>
     </w:rPr>
   </w:style>
-  <w:style w:type="paragraph" w:styleId="826">
+  <w:style w:type="paragraph" w:styleId="783">
     <w:name w:val="Heading 4"/>
-    <w:basedOn w:val="881"/>
-    <w:next w:val="881"/>
-    <w:link w:val="836"/>
+    <w:basedOn w:val="838"/>
+    <w:next w:val="838"/>
+    <w:link w:val="793"/>
     <w:uiPriority w:val="9"/>
     <w:unhideWhenUsed/>
     <w:qFormat/>
@@ -33401,11 +33636,11 @@
       <w:color w:val="0f4761" w:themeColor="accent1" w:themeShade="BF"/>
     </w:rPr>
   </w:style>
-  <w:style w:type="paragraph" w:styleId="827">
+  <w:style w:type="paragraph" w:styleId="784">
     <w:name w:val="Heading 5"/>
-    <w:basedOn w:val="881"/>
-    <w:next w:val="881"/>
-    <w:link w:val="837"/>
+    <w:basedOn w:val="838"/>
+    <w:next w:val="838"/>
+    <w:link w:val="794"/>
     <w:uiPriority w:val="9"/>
     <w:unhideWhenUsed/>
     <w:qFormat/>
@@ -33422,11 +33657,11 @@
       <w:color w:val="0f4761" w:themeColor="accent1" w:themeShade="BF"/>
     </w:rPr>
   </w:style>
-  <w:style w:type="paragraph" w:styleId="828">
+  <w:style w:type="paragraph" w:styleId="785">
     <w:name w:val="Heading 6"/>
-    <w:basedOn w:val="881"/>
-    <w:next w:val="881"/>
-    <w:link w:val="838"/>
+    <w:basedOn w:val="838"/>
+    <w:next w:val="838"/>
+    <w:link w:val="795"/>
     <w:uiPriority w:val="9"/>
     <w:unhideWhenUsed/>
     <w:qFormat/>
@@ -33445,11 +33680,11 @@
       <w:color w:val="595959" w:themeColor="text1" w:themeTint="A6"/>
     </w:rPr>
   </w:style>
-  <w:style w:type="paragraph" w:styleId="829">
+  <w:style w:type="paragraph" w:styleId="786">
     <w:name w:val="Heading 7"/>
-    <w:basedOn w:val="881"/>
-    <w:next w:val="881"/>
-    <w:link w:val="839"/>
+    <w:basedOn w:val="838"/>
+    <w:next w:val="838"/>
+    <w:link w:val="796"/>
     <w:uiPriority w:val="9"/>
     <w:unhideWhenUsed/>
     <w:qFormat/>
@@ -33466,11 +33701,11 @@
       <w:color w:val="595959" w:themeColor="text1" w:themeTint="A6"/>
     </w:rPr>
   </w:style>
-  <w:style w:type="paragraph" w:styleId="830">
+  <w:style w:type="paragraph" w:styleId="787">
     <w:name w:val="Heading 8"/>
-    <w:basedOn w:val="881"/>
-    <w:next w:val="881"/>
-    <w:link w:val="840"/>
+    <w:basedOn w:val="838"/>
+    <w:next w:val="838"/>
+    <w:link w:val="797"/>
     <w:uiPriority w:val="9"/>
     <w:unhideWhenUsed/>
     <w:qFormat/>
@@ -33489,11 +33724,11 @@
       <w:color w:val="272727" w:themeColor="text1" w:themeTint="D8"/>
     </w:rPr>
   </w:style>
-  <w:style w:type="paragraph" w:styleId="831">
+  <w:style w:type="paragraph" w:styleId="788">
     <w:name w:val="Heading 9"/>
-    <w:basedOn w:val="881"/>
-    <w:next w:val="881"/>
-    <w:link w:val="841"/>
+    <w:basedOn w:val="838"/>
+    <w:next w:val="838"/>
+    <w:link w:val="798"/>
     <w:uiPriority w:val="9"/>
     <w:unhideWhenUsed/>
     <w:qFormat/>
@@ -33512,7 +33747,7 @@
       <w:color w:val="272727" w:themeColor="text1" w:themeTint="D8"/>
     </w:rPr>
   </w:style>
-  <w:style w:type="character" w:styleId="832" w:default="1">
+  <w:style w:type="character" w:styleId="789" w:default="1">
     <w:name w:val="Default Paragraph Font"/>
     <w:uiPriority w:val="1"/>
     <w:semiHidden/>
@@ -33523,10 +33758,10 @@
       <w:ind/>
     </w:pPr>
   </w:style>
-  <w:style w:type="character" w:styleId="833">
+  <w:style w:type="character" w:styleId="790">
     <w:name w:val="Heading 1 Char"/>
-    <w:basedOn w:val="832"/>
-    <w:link w:val="823"/>
+    <w:basedOn w:val="789"/>
+    <w:link w:val="780"/>
     <w:uiPriority w:val="9"/>
     <w:pPr>
       <w:pBdr/>
@@ -33540,10 +33775,10 @@
       <w:szCs w:val="40"/>
     </w:rPr>
   </w:style>
-  <w:style w:type="character" w:styleId="834">
+  <w:style w:type="character" w:styleId="791">
     <w:name w:val="Heading 2 Char"/>
-    <w:basedOn w:val="832"/>
-    <w:link w:val="824"/>
+    <w:basedOn w:val="789"/>
+    <w:link w:val="781"/>
     <w:uiPriority w:val="9"/>
     <w:pPr>
       <w:pBdr/>
@@ -33557,10 +33792,10 @@
       <w:szCs w:val="32"/>
     </w:rPr>
   </w:style>
-  <w:style w:type="character" w:styleId="835">
+  <w:style w:type="character" w:styleId="792">
     <w:name w:val="Heading 3 Char"/>
-    <w:basedOn w:val="832"/>
-    <w:link w:val="825"/>
+    <w:basedOn w:val="789"/>
+    <w:link w:val="782"/>
     <w:uiPriority w:val="9"/>
     <w:pPr>
       <w:pBdr/>
@@ -33574,10 +33809,10 @@
       <w:szCs w:val="28"/>
     </w:rPr>
   </w:style>
-  <w:style w:type="character" w:styleId="836">
+  <w:style w:type="character" w:styleId="793">
     <w:name w:val="Heading 4 Char"/>
-    <w:basedOn w:val="832"/>
-    <w:link w:val="826"/>
+    <w:basedOn w:val="789"/>
+    <w:link w:val="783"/>
     <w:uiPriority w:val="9"/>
     <w:pPr>
       <w:pBdr/>
@@ -33591,10 +33826,10 @@
       <w:color w:val="0f4761" w:themeColor="accent1" w:themeShade="BF"/>
     </w:rPr>
   </w:style>
-  <w:style w:type="character" w:styleId="837">
+  <w:style w:type="character" w:styleId="794">
     <w:name w:val="Heading 5 Char"/>
-    <w:basedOn w:val="832"/>
-    <w:link w:val="827"/>
+    <w:basedOn w:val="789"/>
+    <w:link w:val="784"/>
     <w:uiPriority w:val="9"/>
     <w:pPr>
       <w:pBdr/>
@@ -33606,10 +33841,10 @@
       <w:color w:val="0f4761" w:themeColor="accent1" w:themeShade="BF"/>
     </w:rPr>
   </w:style>
-  <w:style w:type="character" w:styleId="838">
+  <w:style w:type="character" w:styleId="795">
     <w:name w:val="Heading 6 Char"/>
-    <w:basedOn w:val="832"/>
-    <w:link w:val="828"/>
+    <w:basedOn w:val="789"/>
+    <w:link w:val="785"/>
     <w:uiPriority w:val="9"/>
     <w:pPr>
       <w:pBdr/>
@@ -33623,10 +33858,10 @@
       <w:color w:val="595959" w:themeColor="text1" w:themeTint="A6"/>
     </w:rPr>
   </w:style>
-  <w:style w:type="character" w:styleId="839">
+  <w:style w:type="character" w:styleId="796">
     <w:name w:val="Heading 7 Char"/>
-    <w:basedOn w:val="832"/>
-    <w:link w:val="829"/>
+    <w:basedOn w:val="789"/>
+    <w:link w:val="786"/>
     <w:uiPriority w:val="9"/>
     <w:pPr>
       <w:pBdr/>
@@ -33638,10 +33873,10 @@
       <w:color w:val="595959" w:themeColor="text1" w:themeTint="A6"/>
     </w:rPr>
   </w:style>
-  <w:style w:type="character" w:styleId="840">
+  <w:style w:type="character" w:styleId="797">
     <w:name w:val="Heading 8 Char"/>
-    <w:basedOn w:val="832"/>
-    <w:link w:val="830"/>
+    <w:basedOn w:val="789"/>
+    <w:link w:val="787"/>
     <w:uiPriority w:val="9"/>
     <w:pPr>
       <w:pBdr/>
@@ -33655,10 +33890,10 @@
       <w:color w:val="272727" w:themeColor="text1" w:themeTint="D8"/>
     </w:rPr>
   </w:style>
-  <w:style w:type="character" w:styleId="841">
+  <w:style w:type="character" w:styleId="798">
     <w:name w:val="Heading 9 Char"/>
-    <w:basedOn w:val="832"/>
-    <w:link w:val="831"/>
+    <w:basedOn w:val="789"/>
+    <w:link w:val="788"/>
     <w:uiPriority w:val="9"/>
     <w:pPr>
       <w:pBdr/>
@@ -33672,11 +33907,11 @@
       <w:color w:val="272727" w:themeColor="text1" w:themeTint="D8"/>
     </w:rPr>
   </w:style>
-  <w:style w:type="paragraph" w:styleId="842">
+  <w:style w:type="paragraph" w:styleId="799">
     <w:name w:val="Title"/>
-    <w:basedOn w:val="881"/>
-    <w:next w:val="881"/>
-    <w:link w:val="843"/>
+    <w:basedOn w:val="838"/>
+    <w:next w:val="838"/>
+    <w:link w:val="800"/>
     <w:uiPriority w:val="10"/>
     <w:qFormat/>
     <w:pPr>
@@ -33692,10 +33927,10 @@
       <w:szCs w:val="56"/>
     </w:rPr>
   </w:style>
-  <w:style w:type="character" w:styleId="843">
+  <w:style w:type="character" w:styleId="800">
     <w:name w:val="Title Char"/>
-    <w:basedOn w:val="832"/>
-    <w:link w:val="842"/>
+    <w:basedOn w:val="789"/>
+    <w:link w:val="799"/>
     <w:uiPriority w:val="10"/>
     <w:pPr>
       <w:pBdr/>
@@ -33709,11 +33944,11 @@
       <w:szCs w:val="56"/>
     </w:rPr>
   </w:style>
-  <w:style w:type="paragraph" w:styleId="844">
+  <w:style w:type="paragraph" w:styleId="801">
     <w:name w:val="Subtitle"/>
-    <w:basedOn w:val="881"/>
-    <w:next w:val="881"/>
-    <w:link w:val="845"/>
+    <w:basedOn w:val="838"/>
+    <w:next w:val="838"/>
+    <w:link w:val="802"/>
     <w:uiPriority w:val="11"/>
     <w:qFormat/>
     <w:pPr>
@@ -33731,10 +33966,10 @@
       <w:szCs w:val="28"/>
     </w:rPr>
   </w:style>
-  <w:style w:type="character" w:styleId="845">
+  <w:style w:type="character" w:styleId="802">
     <w:name w:val="Subtitle Char"/>
-    <w:basedOn w:val="832"/>
-    <w:link w:val="844"/>
+    <w:basedOn w:val="789"/>
+    <w:link w:val="801"/>
     <w:uiPriority w:val="11"/>
     <w:pPr>
       <w:pBdr/>
@@ -33748,11 +33983,11 @@
       <w:szCs w:val="28"/>
     </w:rPr>
   </w:style>
-  <w:style w:type="paragraph" w:styleId="846">
+  <w:style w:type="paragraph" w:styleId="803">
     <w:name w:val="Quote"/>
-    <w:basedOn w:val="881"/>
-    <w:next w:val="881"/>
-    <w:link w:val="847"/>
+    <w:basedOn w:val="838"/>
+    <w:next w:val="838"/>
+    <w:link w:val="804"/>
     <w:uiPriority w:val="29"/>
     <w:qFormat/>
     <w:pPr>
@@ -33767,10 +34002,10 @@
       <w:color w:val="404040" w:themeColor="text1" w:themeTint="BF"/>
     </w:rPr>
   </w:style>
-  <w:style w:type="character" w:styleId="847">
+  <w:style w:type="character" w:styleId="804">
     <w:name w:val="Quote Char"/>
-    <w:basedOn w:val="832"/>
-    <w:link w:val="846"/>
+    <w:basedOn w:val="789"/>
+    <w:link w:val="803"/>
     <w:uiPriority w:val="29"/>
     <w:pPr>
       <w:pBdr/>
@@ -33783,9 +34018,9 @@
       <w:color w:val="404040" w:themeColor="text1" w:themeTint="BF"/>
     </w:rPr>
   </w:style>
-  <w:style w:type="character" w:styleId="848">
+  <w:style w:type="character" w:styleId="805">
     <w:name w:val="Intense Emphasis"/>
-    <w:basedOn w:val="832"/>
+    <w:basedOn w:val="789"/>
     <w:uiPriority w:val="21"/>
     <w:qFormat/>
     <w:pPr>
@@ -33799,11 +34034,11 @@
       <w:color w:val="0f4761" w:themeColor="accent1" w:themeShade="BF"/>
     </w:rPr>
   </w:style>
-  <w:style w:type="paragraph" w:styleId="849">
+  <w:style w:type="paragraph" w:styleId="806">
     <w:name w:val="Intense Quote"/>
-    <w:basedOn w:val="881"/>
-    <w:next w:val="881"/>
-    <w:link w:val="850"/>
+    <w:basedOn w:val="838"/>
+    <w:next w:val="838"/>
+    <w:link w:val="807"/>
     <w:uiPriority w:val="30"/>
     <w:qFormat/>
     <w:pPr>
@@ -33821,10 +34056,10 @@
       <w:color w:val="0f4761" w:themeColor="accent1" w:themeShade="BF"/>
     </w:rPr>
   </w:style>
-  <w:style w:type="character" w:styleId="850">
+  <w:style w:type="character" w:styleId="807">
     <w:name w:val="Intense Quote Char"/>
-    <w:basedOn w:val="832"/>
-    <w:link w:val="849"/>
+    <w:basedOn w:val="789"/>
+    <w:link w:val="806"/>
     <w:uiPriority w:val="30"/>
     <w:pPr>
       <w:pBdr/>
@@ -33837,9 +34072,9 @@
       <w:color w:val="0f4761" w:themeColor="accent1" w:themeShade="BF"/>
     </w:rPr>
   </w:style>
-  <w:style w:type="character" w:styleId="851">
+  <w:style w:type="character" w:styleId="808">
     <w:name w:val="Intense Reference"/>
-    <w:basedOn w:val="832"/>
+    <w:basedOn w:val="789"/>
     <w:uiPriority w:val="32"/>
     <w:qFormat/>
     <w:pPr>
@@ -33855,9 +34090,9 @@
       <w:spacing w:val="5"/>
     </w:rPr>
   </w:style>
-  <w:style w:type="character" w:styleId="852">
+  <w:style w:type="character" w:styleId="809">
     <w:name w:val="Subtle Emphasis"/>
-    <w:basedOn w:val="832"/>
+    <w:basedOn w:val="789"/>
     <w:uiPriority w:val="19"/>
     <w:qFormat/>
     <w:pPr>
@@ -33871,9 +34106,9 @@
       <w:color w:val="404040" w:themeColor="text1" w:themeTint="BF"/>
     </w:rPr>
   </w:style>
-  <w:style w:type="character" w:styleId="853">
+  <w:style w:type="character" w:styleId="810">
     <w:name w:val="Emphasis"/>
-    <w:basedOn w:val="832"/>
+    <w:basedOn w:val="789"/>
     <w:uiPriority w:val="20"/>
     <w:qFormat/>
     <w:pPr>
@@ -33886,9 +34121,9 @@
       <w:iCs/>
     </w:rPr>
   </w:style>
-  <w:style w:type="character" w:styleId="854">
+  <w:style w:type="character" w:styleId="811">
     <w:name w:val="Strong"/>
-    <w:basedOn w:val="832"/>
+    <w:basedOn w:val="789"/>
     <w:uiPriority w:val="22"/>
     <w:qFormat/>
     <w:pPr>
@@ -33901,9 +34136,9 @@
       <w:bCs/>
     </w:rPr>
   </w:style>
-  <w:style w:type="character" w:styleId="855">
+  <w:style w:type="character" w:styleId="812">
     <w:name w:val="Subtle Reference"/>
-    <w:basedOn w:val="832"/>
+    <w:basedOn w:val="789"/>
     <w:uiPriority w:val="31"/>
     <w:qFormat/>
     <w:pPr>
@@ -33916,9 +34151,9 @@
       <w:color w:val="5a5a5a" w:themeColor="text1" w:themeTint="A5"/>
     </w:rPr>
   </w:style>
-  <w:style w:type="character" w:styleId="856">
+  <w:style w:type="character" w:styleId="813">
     <w:name w:val="Book Title"/>
-    <w:basedOn w:val="832"/>
+    <w:basedOn w:val="789"/>
     <w:uiPriority w:val="33"/>
     <w:qFormat/>
     <w:pPr>
@@ -33934,10 +34169,10 @@
       <w:spacing w:val="5"/>
     </w:rPr>
   </w:style>
-  <w:style w:type="paragraph" w:styleId="857">
+  <w:style w:type="paragraph" w:styleId="814">
     <w:name w:val="Header"/>
-    <w:basedOn w:val="881"/>
-    <w:link w:val="858"/>
+    <w:basedOn w:val="838"/>
+    <w:link w:val="815"/>
     <w:uiPriority w:val="99"/>
     <w:unhideWhenUsed/>
     <w:pPr>
@@ -33950,10 +34185,10 @@
       <w:ind/>
     </w:pPr>
   </w:style>
-  <w:style w:type="character" w:styleId="858">
+  <w:style w:type="character" w:styleId="815">
     <w:name w:val="Header Char"/>
-    <w:basedOn w:val="832"/>
-    <w:link w:val="857"/>
+    <w:basedOn w:val="789"/>
+    <w:link w:val="814"/>
     <w:uiPriority w:val="99"/>
     <w:pPr>
       <w:pBdr/>
@@ -33961,10 +34196,10 @@
       <w:ind/>
     </w:pPr>
   </w:style>
-  <w:style w:type="paragraph" w:styleId="859">
+  <w:style w:type="paragraph" w:styleId="816">
     <w:name w:val="Footer"/>
-    <w:basedOn w:val="881"/>
-    <w:link w:val="860"/>
+    <w:basedOn w:val="838"/>
+    <w:link w:val="817"/>
     <w:uiPriority w:val="99"/>
     <w:unhideWhenUsed/>
     <w:pPr>
@@ -33977,10 +34212,10 @@
       <w:ind/>
     </w:pPr>
   </w:style>
-  <w:style w:type="character" w:styleId="860">
+  <w:style w:type="character" w:styleId="817">
     <w:name w:val="Footer Char"/>
-    <w:basedOn w:val="832"/>
-    <w:link w:val="859"/>
+    <w:basedOn w:val="789"/>
+    <w:link w:val="816"/>
     <w:uiPriority w:val="99"/>
     <w:pPr>
       <w:pBdr/>
@@ -33988,10 +34223,10 @@
       <w:ind/>
     </w:pPr>
   </w:style>
-  <w:style w:type="paragraph" w:styleId="861">
+  <w:style w:type="paragraph" w:styleId="818">
     <w:name w:val="Caption"/>
-    <w:basedOn w:val="881"/>
-    <w:next w:val="881"/>
+    <w:basedOn w:val="838"/>
+    <w:next w:val="838"/>
     <w:uiPriority w:val="35"/>
     <w:unhideWhenUsed/>
     <w:qFormat/>
@@ -34008,10 +34243,10 @@
       <w:szCs w:val="18"/>
     </w:rPr>
   </w:style>
-  <w:style w:type="paragraph" w:styleId="862">
+  <w:style w:type="paragraph" w:styleId="819">
     <w:name w:val="footnote text"/>
-    <w:basedOn w:val="881"/>
-    <w:link w:val="863"/>
+    <w:basedOn w:val="838"/>
+    <w:link w:val="820"/>
     <w:uiPriority w:val="99"/>
     <w:semiHidden/>
     <w:unhideWhenUsed/>
@@ -34025,10 +34260,10 @@
       <w:szCs w:val="20"/>
     </w:rPr>
   </w:style>
-  <w:style w:type="character" w:styleId="863">
+  <w:style w:type="character" w:styleId="820">
     <w:name w:val="Footnote Text Char"/>
-    <w:basedOn w:val="832"/>
-    <w:link w:val="862"/>
+    <w:basedOn w:val="789"/>
+    <w:link w:val="819"/>
     <w:uiPriority w:val="99"/>
     <w:semiHidden/>
     <w:pPr>
@@ -34041,9 +34276,9 @@
       <w:szCs w:val="20"/>
     </w:rPr>
   </w:style>
-  <w:style w:type="character" w:styleId="864">
+  <w:style w:type="character" w:styleId="821">
     <w:name w:val="footnote reference"/>
-    <w:basedOn w:val="832"/>
+    <w:basedOn w:val="789"/>
     <w:uiPriority w:val="99"/>
     <w:semiHidden/>
     <w:unhideWhenUsed/>
@@ -34056,10 +34291,10 @@
       <w:vertAlign w:val="superscript"/>
     </w:rPr>
   </w:style>
-  <w:style w:type="paragraph" w:styleId="865">
+  <w:style w:type="paragraph" w:styleId="822">
     <w:name w:val="endnote text"/>
-    <w:basedOn w:val="881"/>
-    <w:link w:val="866"/>
+    <w:basedOn w:val="838"/>
+    <w:link w:val="823"/>
     <w:uiPriority w:val="99"/>
     <w:semiHidden/>
     <w:unhideWhenUsed/>
@@ -34073,10 +34308,10 @@
       <w:szCs w:val="20"/>
     </w:rPr>
   </w:style>
-  <w:style w:type="character" w:styleId="866">
+  <w:style w:type="character" w:styleId="823">
     <w:name w:val="Endnote Text Char"/>
-    <w:basedOn w:val="832"/>
-    <w:link w:val="865"/>
+    <w:basedOn w:val="789"/>
+    <w:link w:val="822"/>
     <w:uiPriority w:val="99"/>
     <w:semiHidden/>
     <w:pPr>
@@ -34089,9 +34324,9 @@
       <w:szCs w:val="20"/>
     </w:rPr>
   </w:style>
-  <w:style w:type="character" w:styleId="867">
+  <w:style w:type="character" w:styleId="824">
     <w:name w:val="endnote reference"/>
-    <w:basedOn w:val="832"/>
+    <w:basedOn w:val="789"/>
     <w:uiPriority w:val="99"/>
     <w:semiHidden/>
     <w:unhideWhenUsed/>
@@ -34104,9 +34339,9 @@
       <w:vertAlign w:val="superscript"/>
     </w:rPr>
   </w:style>
-  <w:style w:type="character" w:styleId="868">
+  <w:style w:type="character" w:styleId="825">
     <w:name w:val="Hyperlink"/>
-    <w:basedOn w:val="832"/>
+    <w:basedOn w:val="789"/>
     <w:uiPriority w:val="99"/>
     <w:unhideWhenUsed/>
     <w:pPr>
@@ -34119,9 +34354,9 @@
       <w:u w:val="single"/>
     </w:rPr>
   </w:style>
-  <w:style w:type="character" w:styleId="869">
+  <w:style w:type="character" w:styleId="826">
     <w:name w:val="FollowedHyperlink"/>
-    <w:basedOn w:val="832"/>
+    <w:basedOn w:val="789"/>
     <w:uiPriority w:val="99"/>
     <w:semiHidden/>
     <w:unhideWhenUsed/>
@@ -34135,10 +34370,10 @@
       <w:u w:val="single"/>
     </w:rPr>
   </w:style>
-  <w:style w:type="paragraph" w:styleId="870">
+  <w:style w:type="paragraph" w:styleId="827">
     <w:name w:val="toc 1"/>
-    <w:basedOn w:val="881"/>
-    <w:next w:val="881"/>
+    <w:basedOn w:val="838"/>
+    <w:next w:val="838"/>
     <w:uiPriority w:val="39"/>
     <w:unhideWhenUsed/>
     <w:pPr>
@@ -34147,10 +34382,10 @@
       <w:ind/>
     </w:pPr>
   </w:style>
-  <w:style w:type="paragraph" w:styleId="871">
+  <w:style w:type="paragraph" w:styleId="828">
     <w:name w:val="toc 2"/>
-    <w:basedOn w:val="881"/>
-    <w:next w:val="881"/>
+    <w:basedOn w:val="838"/>
+    <w:next w:val="838"/>
     <w:uiPriority w:val="39"/>
     <w:unhideWhenUsed/>
     <w:pPr>
@@ -34159,10 +34394,10 @@
       <w:ind w:left="220"/>
     </w:pPr>
   </w:style>
-  <w:style w:type="paragraph" w:styleId="872">
+  <w:style w:type="paragraph" w:styleId="829">
     <w:name w:val="toc 3"/>
-    <w:basedOn w:val="881"/>
-    <w:next w:val="881"/>
+    <w:basedOn w:val="838"/>
+    <w:next w:val="838"/>
     <w:uiPriority w:val="39"/>
     <w:unhideWhenUsed/>
     <w:pPr>
@@ -34171,10 +34406,10 @@
       <w:ind w:left="440"/>
     </w:pPr>
   </w:style>
-  <w:style w:type="paragraph" w:styleId="873">
+  <w:style w:type="paragraph" w:styleId="830">
     <w:name w:val="toc 4"/>
-    <w:basedOn w:val="881"/>
-    <w:next w:val="881"/>
+    <w:basedOn w:val="838"/>
+    <w:next w:val="838"/>
     <w:uiPriority w:val="39"/>
     <w:unhideWhenUsed/>
     <w:pPr>
@@ -34183,10 +34418,10 @@
       <w:ind w:left="660"/>
     </w:pPr>
   </w:style>
-  <w:style w:type="paragraph" w:styleId="874">
+  <w:style w:type="paragraph" w:styleId="831">
     <w:name w:val="toc 5"/>
-    <w:basedOn w:val="881"/>
-    <w:next w:val="881"/>
+    <w:basedOn w:val="838"/>
+    <w:next w:val="838"/>
     <w:uiPriority w:val="39"/>
     <w:unhideWhenUsed/>
     <w:pPr>
@@ -34195,10 +34430,10 @@
       <w:ind w:left="880"/>
     </w:pPr>
   </w:style>
-  <w:style w:type="paragraph" w:styleId="875">
+  <w:style w:type="paragraph" w:styleId="832">
     <w:name w:val="toc 6"/>
-    <w:basedOn w:val="881"/>
-    <w:next w:val="881"/>
+    <w:basedOn w:val="838"/>
+    <w:next w:val="838"/>
     <w:uiPriority w:val="39"/>
     <w:unhideWhenUsed/>
     <w:pPr>
@@ -34207,10 +34442,10 @@
       <w:ind w:left="1100"/>
     </w:pPr>
   </w:style>
-  <w:style w:type="paragraph" w:styleId="876">
+  <w:style w:type="paragraph" w:styleId="833">
     <w:name w:val="toc 7"/>
-    <w:basedOn w:val="881"/>
-    <w:next w:val="881"/>
+    <w:basedOn w:val="838"/>
+    <w:next w:val="838"/>
     <w:uiPriority w:val="39"/>
     <w:unhideWhenUsed/>
     <w:pPr>
@@ -34219,10 +34454,10 @@
       <w:ind w:left="1320"/>
     </w:pPr>
   </w:style>
-  <w:style w:type="paragraph" w:styleId="877">
+  <w:style w:type="paragraph" w:styleId="834">
     <w:name w:val="toc 8"/>
-    <w:basedOn w:val="881"/>
-    <w:next w:val="881"/>
+    <w:basedOn w:val="838"/>
+    <w:next w:val="838"/>
     <w:uiPriority w:val="39"/>
     <w:unhideWhenUsed/>
     <w:pPr>
@@ -34231,10 +34466,10 @@
       <w:ind w:left="1540"/>
     </w:pPr>
   </w:style>
-  <w:style w:type="paragraph" w:styleId="878">
+  <w:style w:type="paragraph" w:styleId="835">
     <w:name w:val="toc 9"/>
-    <w:basedOn w:val="881"/>
-    <w:next w:val="881"/>
+    <w:basedOn w:val="838"/>
+    <w:next w:val="838"/>
     <w:uiPriority w:val="39"/>
     <w:unhideWhenUsed/>
     <w:pPr>
@@ -34243,7 +34478,7 @@
       <w:ind w:left="1760"/>
     </w:pPr>
   </w:style>
-  <w:style w:type="paragraph" w:styleId="879">
+  <w:style w:type="paragraph" w:styleId="836">
     <w:name w:val="TOC Heading"/>
     <w:uiPriority w:val="39"/>
     <w:unhideWhenUsed/>
@@ -34253,10 +34488,10 @@
       <w:ind/>
     </w:pPr>
   </w:style>
-  <w:style w:type="paragraph" w:styleId="880">
+  <w:style w:type="paragraph" w:styleId="837">
     <w:name w:val="table of figures"/>
-    <w:basedOn w:val="881"/>
-    <w:next w:val="881"/>
+    <w:basedOn w:val="838"/>
+    <w:next w:val="838"/>
     <w:uiPriority w:val="99"/>
     <w:unhideWhenUsed/>
     <w:pPr>
@@ -34265,7 +34500,7 @@
       <w:ind/>
     </w:pPr>
   </w:style>
-  <w:style w:type="paragraph" w:styleId="881" w:default="1">
+  <w:style w:type="paragraph" w:styleId="838" w:default="1">
     <w:name w:val="Normal"/>
     <w:qFormat/>
     <w:pPr>
@@ -34274,7 +34509,7 @@
       <w:ind/>
     </w:pPr>
   </w:style>
-  <w:style w:type="table" w:styleId="882" w:default="1">
+  <w:style w:type="table" w:styleId="839" w:default="1">
     <w:name w:val="Normal Table"/>
     <w:uiPriority w:val="99"/>
     <w:semiHidden/>
@@ -34467,7 +34702,7 @@
       </w:tcPr>
     </w:tblStylePr>
   </w:style>
-  <w:style w:type="numbering" w:styleId="883" w:default="1">
+  <w:style w:type="numbering" w:styleId="840" w:default="1">
     <w:name w:val="No List"/>
     <w:uiPriority w:val="99"/>
     <w:semiHidden/>
@@ -34478,9 +34713,9 @@
       <w:ind/>
     </w:pPr>
   </w:style>
-  <w:style w:type="paragraph" w:styleId="884">
+  <w:style w:type="paragraph" w:styleId="841">
     <w:name w:val="No Spacing"/>
-    <w:basedOn w:val="881"/>
+    <w:basedOn w:val="838"/>
     <w:uiPriority w:val="1"/>
     <w:qFormat/>
     <w:pPr>
@@ -34489,9 +34724,9 @@
       <w:ind/>
     </w:pPr>
   </w:style>
-  <w:style w:type="paragraph" w:styleId="885">
+  <w:style w:type="paragraph" w:styleId="842">
     <w:name w:val="List Paragraph"/>
-    <w:basedOn w:val="881"/>
+    <w:basedOn w:val="838"/>
     <w:uiPriority w:val="34"/>
     <w:qFormat/>
     <w:pPr>

--- a/Testing.docx
+++ b/Testing.docx
@@ -13,20 +13,13 @@
         <w:t xml:space="preserve">Objectives 1aii and 5 will require separate files, the functions in these files should be tested independently of the main program.</w:t>
       </w:r>
       <w:r/>
-    </w:p>
-    <w:p>
-      <w:pPr>
-        <w:pBdr/>
-        <w:spacing/>
-        <w:ind/>
-        <w:rPr/>
-      </w:pPr>
+      <w:r/>
       <w:r/>
       <w:r/>
     </w:p>
     <w:tbl>
       <w:tblPr>
-        <w:tblStyle w:val="654"/>
+        <w:tblStyle w:val="655"/>
         <w:tblW w:w="0" w:type="auto"/>
         <w:tblInd w:w="-1418" w:type="dxa"/>
         <w:tblBorders/>
@@ -65,6 +58,7 @@
               <w:t xml:space="preserve">Test number</w:t>
             </w:r>
             <w:r/>
+            <w:r/>
           </w:p>
         </w:tc>
         <w:tc>
@@ -85,6 +79,7 @@
               <w:t xml:space="preserve">Objective tested</w:t>
             </w:r>
             <w:r/>
+            <w:r/>
           </w:p>
         </w:tc>
         <w:tc>
@@ -105,6 +100,7 @@
               <w:t xml:space="preserve">Description</w:t>
             </w:r>
             <w:r/>
+            <w:r/>
           </w:p>
         </w:tc>
         <w:tc>
@@ -125,6 +121,7 @@
               <w:t xml:space="preserve">Input data / event</w:t>
             </w:r>
             <w:r/>
+            <w:r/>
           </w:p>
         </w:tc>
         <w:tc>
@@ -145,6 +142,7 @@
               <w:t xml:space="preserve">Expected results</w:t>
             </w:r>
             <w:r/>
+            <w:r/>
           </w:p>
         </w:tc>
         <w:tc>
@@ -165,6 +163,7 @@
               <w:t xml:space="preserve">Actual results</w:t>
             </w:r>
             <w:r/>
+            <w:r/>
           </w:p>
         </w:tc>
         <w:tc>
@@ -185,6 +184,7 @@
               <w:t xml:space="preserve">Timestamp in video</w:t>
             </w:r>
             <w:r/>
+            <w:r/>
           </w:p>
         </w:tc>
         <w:tc>
@@ -204,6 +204,7 @@
             <w:r>
               <w:t xml:space="preserve">Date</w:t>
             </w:r>
+            <w:r/>
             <w:r/>
           </w:p>
         </w:tc>
@@ -228,6 +229,7 @@
               <w:t xml:space="preserve">01</w:t>
             </w:r>
             <w:r/>
+            <w:r/>
           </w:p>
         </w:tc>
         <w:tc>
@@ -245,8 +247,9 @@
               <w:rPr/>
             </w:pPr>
             <w:r>
-              <w:t xml:space="preserve">2a - a start screen that explains keybinds</w:t>
+              <w:t xml:space="preserve">5  – Use JPL’s Horizons system to automatically import data on planets via API requests, 5a – parse the data and extract relevant values</w:t>
             </w:r>
+            <w:r/>
             <w:r/>
           </w:p>
         </w:tc>
@@ -265,8 +268,12 @@
               <w:rPr/>
             </w:pPr>
             <w:r>
-              <w:t xml:space="preserve">The start screen should be displayed</w:t>
+              <w:t xml:space="preserve">I will run </w:t>
             </w:r>
+            <w:r>
+              <w:t xml:space="preserve">the horizonsParser file by itself which will get the ephemeris for Earth and print the extracted values for mass, radius, position and velocity. These values can then be checked against an ephemeris generated using NASA’s website, and with a search engine.</w:t>
+            </w:r>
+            <w:r/>
             <w:r/>
           </w:p>
         </w:tc>
@@ -288,6 +295,7 @@
               <w:t xml:space="preserve">N/A</w:t>
             </w:r>
             <w:r/>
+            <w:r/>
           </w:p>
         </w:tc>
         <w:tc>
@@ -305,8 +313,9 @@
               <w:rPr/>
             </w:pPr>
             <w:r>
-              <w:t xml:space="preserve">A start screen displaying keybinds and telling the user to press “Enter” to start the program will appear.</w:t>
+              <w:t xml:space="preserve">The values given by my parser should match those given by NASA and google.</w:t>
             </w:r>
+            <w:r/>
             <w:r/>
           </w:p>
         </w:tc>
@@ -326,6 +335,7 @@
             </w:pPr>
             <w:r/>
             <w:r/>
+            <w:r/>
           </w:p>
         </w:tc>
         <w:tc>
@@ -344,6 +354,7 @@
             </w:pPr>
             <w:r/>
             <w:r/>
+            <w:r/>
           </w:p>
         </w:tc>
         <w:tc>
@@ -360,6 +371,7 @@
               <w:ind/>
               <w:rPr/>
             </w:pPr>
+            <w:r/>
             <w:r/>
             <w:r/>
           </w:p>
@@ -386,6 +398,7 @@
               <w:t xml:space="preserve">02</w:t>
             </w:r>
             <w:r/>
+            <w:r/>
           </w:p>
         </w:tc>
         <w:tc>
@@ -404,8 +417,9 @@
               <w:rPr/>
             </w:pPr>
             <w:r>
-              <w:t xml:space="preserve">3 – display the solar system</w:t>
+              <w:t xml:space="preserve">1aii – Necessary vector operations should be implemented in a separate file</w:t>
             </w:r>
+            <w:r/>
             <w:r/>
           </w:p>
         </w:tc>
@@ -425,177 +439,13 @@
               <w:rPr/>
             </w:pPr>
             <w:r>
-              <w:t xml:space="preserve">The user should be able to start the program with a button press.</w:t>
+              <w:t xml:space="preserve">I will run the vectors file by itself. This will run a test that tests all 4 functions (dot product, magnitude, unit and normal) on the test vectors (-1,-2) and (3,4) </w:t>
             </w:r>
-            <w:r/>
-          </w:p>
-        </w:tc>
-        <w:tc>
-          <w:tcPr>
-            <w:tcBorders/>
-            <w:tcW w:w="992" w:type="dxa"/>
-            <w:vMerge w:val="restart"/>
-            <w:textDirection w:val="lrTb"/>
-            <w:noWrap w:val="false"/>
-          </w:tcPr>
-          <w:p>
-            <w:pPr>
-              <w:pBdr/>
-              <w:spacing/>
-              <w:ind/>
-              <w:rPr/>
-            </w:pPr>
             <w:r>
-              <w:t xml:space="preserve">“Enter” key</w:t>
+              <w:t xml:space="preserve">and print the results of these operations on the test vectors.</w:t>
             </w:r>
-            <w:r/>
-          </w:p>
-        </w:tc>
-        <w:tc>
-          <w:tcPr>
-            <w:tcBorders/>
-            <w:tcW w:w="2268" w:type="dxa"/>
-            <w:vMerge w:val="restart"/>
-            <w:textDirection w:val="lrTb"/>
-            <w:noWrap w:val="false"/>
-          </w:tcPr>
-          <w:p>
-            <w:pPr>
-              <w:pBdr/>
-              <w:spacing/>
-              <w:ind/>
-              <w:rPr/>
-            </w:pPr>
             <w:r>
-              <w:t xml:space="preserve">Upon pressing enter the program should hide the start screen and display the solar system.</w:t>
-            </w:r>
-            <w:r/>
-          </w:p>
-        </w:tc>
-        <w:tc>
-          <w:tcPr>
-            <w:tcBorders/>
-            <w:tcW w:w="992" w:type="dxa"/>
-            <w:vMerge w:val="restart"/>
-            <w:textDirection w:val="lrTb"/>
-            <w:noWrap w:val="false"/>
-          </w:tcPr>
-          <w:p>
-            <w:pPr>
-              <w:pBdr/>
-              <w:spacing/>
-              <w:ind/>
-              <w:rPr/>
-            </w:pPr>
-            <w:r/>
-            <w:r/>
-          </w:p>
-        </w:tc>
-        <w:tc>
-          <w:tcPr>
-            <w:tcBorders/>
-            <w:tcW w:w="1417" w:type="dxa"/>
-            <w:vMerge w:val="restart"/>
-            <w:textDirection w:val="lrTb"/>
-            <w:noWrap w:val="false"/>
-          </w:tcPr>
-          <w:p>
-            <w:pPr>
-              <w:pBdr/>
-              <w:spacing/>
-              <w:ind/>
-              <w:rPr/>
-            </w:pPr>
-            <w:r/>
-            <w:r/>
-          </w:p>
-        </w:tc>
-        <w:tc>
-          <w:tcPr>
-            <w:tcBorders/>
-            <w:tcW w:w="1133" w:type="dxa"/>
-            <w:vMerge w:val="restart"/>
-            <w:textDirection w:val="lrTb"/>
-            <w:noWrap w:val="false"/>
-          </w:tcPr>
-          <w:p>
-            <w:pPr>
-              <w:pBdr/>
-              <w:spacing/>
-              <w:ind/>
-              <w:rPr/>
-            </w:pPr>
-            <w:r/>
-            <w:r/>
-          </w:p>
-        </w:tc>
-      </w:tr>
-      <w:tr>
-        <w:trPr>
-          <w:trHeight w:val="2192"/>
-        </w:trPr>
-        <w:tc>
-          <w:tcPr>
-            <w:tcBorders/>
-            <w:tcW w:w="992" w:type="dxa"/>
-            <w:vMerge w:val="restart"/>
-            <w:textDirection w:val="lrTb"/>
-            <w:noWrap w:val="false"/>
-          </w:tcPr>
-          <w:p>
-            <w:pPr>
-              <w:pBdr/>
-              <w:spacing/>
-              <w:ind/>
-              <w:rPr/>
-            </w:pPr>
-            <w:r>
-              <w:t xml:space="preserve">03</w:t>
-            </w:r>
-            <w:r/>
-          </w:p>
-        </w:tc>
-        <w:tc>
-          <w:tcPr>
-            <w:tcBorders/>
-            <w:tcW w:w="1843" w:type="dxa"/>
-            <w:vMerge w:val="restart"/>
-            <w:textDirection w:val="lrTb"/>
-            <w:noWrap w:val="false"/>
-          </w:tcPr>
-          <w:p>
-            <w:pPr>
-              <w:pBdr/>
-              <w:spacing/>
-              <w:ind/>
-              <w:rPr/>
-            </w:pPr>
-            <w:r>
-              <w:t xml:space="preserve">1c – energy and momentum should be conserved, 2ci – the menu should display kinetic, potential, total energy and momentum, 2b – The program should explain Newtonian physics by demonstrating key concepts like energy conservation</w:t>
-            </w:r>
-            <w:r/>
-          </w:p>
-        </w:tc>
-        <w:tc>
-          <w:tcPr>
-            <w:tcBorders/>
-            <w:tcW w:w="1843" w:type="dxa"/>
-            <w:vMerge w:val="restart"/>
-            <w:textDirection w:val="lrTb"/>
-            <w:noWrap w:val="false"/>
-          </w:tcPr>
-          <w:p>
-            <w:pPr>
-              <w:pBdr/>
-              <w:tabs>
-                <w:tab w:val="center" w:leader="none" w:pos="601"/>
-              </w:tabs>
-              <w:spacing/>
-              <w:ind/>
-              <w:rPr/>
-            </w:pPr>
-            <w:r>
-              <w:t xml:space="preserve">Energy and momentum should be calculated and displayed, total energy and momentum should not change. Conservation is the single most important part of astrodynamics, if energy and momentum are conserved in my program this is a very, very strong indication that the physics is correct.</w:t>
+              <w:t xml:space="preserve"> These are chosen because 3,4 is a pythagorean triple so the unit and magnitude are nice values instead of being irrational and (-1, -2) tests if it handles negative elements correctly.</w:t>
             </w:r>
             <w:r/>
             <w:r/>
@@ -620,6 +470,7 @@
               <w:t xml:space="preserve">N/A</w:t>
             </w:r>
             <w:r/>
+            <w:r/>
           </w:p>
         </w:tc>
         <w:tc>
@@ -638,8 +489,9 @@
               <w:rPr/>
             </w:pPr>
             <w:r>
-              <w:t xml:space="preserve">There should be numbers in the top left of the screen showing energies and the momentum, and the total energy and momentum should stay constant and never change.</w:t>
+              <w:t xml:space="preserve">The results printed by my program should match the mathematically correct answers.</w:t>
             </w:r>
+            <w:r/>
             <w:r/>
           </w:p>
         </w:tc>
@@ -660,6 +512,7 @@
             </w:pPr>
             <w:r/>
             <w:r/>
+            <w:r/>
           </w:p>
         </w:tc>
         <w:tc>
@@ -679,6 +532,7 @@
             </w:pPr>
             <w:r/>
             <w:r/>
+            <w:r/>
           </w:p>
         </w:tc>
         <w:tc>
@@ -696,6 +550,180 @@
               <w:ind/>
               <w:rPr/>
             </w:pPr>
+            <w:r/>
+            <w:r/>
+            <w:r/>
+          </w:p>
+        </w:tc>
+      </w:tr>
+      <w:tr>
+        <w:trPr/>
+        <w:tc>
+          <w:tcPr>
+            <w:tcBorders/>
+            <w:tcW w:w="992" w:type="dxa"/>
+            <w:vMerge w:val="restart"/>
+            <w:textDirection w:val="lrTb"/>
+            <w:noWrap w:val="false"/>
+          </w:tcPr>
+          <w:p>
+            <w:pPr>
+              <w:pBdr/>
+              <w:spacing/>
+              <w:ind/>
+              <w:rPr/>
+            </w:pPr>
+            <w:r>
+              <w:t xml:space="preserve">03</w:t>
+            </w:r>
+            <w:r/>
+            <w:r/>
+          </w:p>
+        </w:tc>
+        <w:tc>
+          <w:tcPr>
+            <w:tcBorders/>
+            <w:tcW w:w="1843" w:type="dxa"/>
+            <w:vMerge w:val="restart"/>
+            <w:textDirection w:val="lrTb"/>
+            <w:noWrap w:val="false"/>
+          </w:tcPr>
+          <w:p>
+            <w:pPr>
+              <w:pBdr/>
+              <w:spacing/>
+              <w:ind/>
+              <w:rPr/>
+            </w:pPr>
+            <w:r>
+              <w:t xml:space="preserve">2a - a start screen that explains keybinds</w:t>
+            </w:r>
+            <w:r/>
+            <w:r/>
+          </w:p>
+        </w:tc>
+        <w:tc>
+          <w:tcPr>
+            <w:tcBorders/>
+            <w:tcW w:w="1843" w:type="dxa"/>
+            <w:vMerge w:val="restart"/>
+            <w:textDirection w:val="lrTb"/>
+            <w:noWrap w:val="false"/>
+          </w:tcPr>
+          <w:p>
+            <w:pPr>
+              <w:pBdr/>
+              <w:spacing/>
+              <w:ind/>
+              <w:rPr/>
+            </w:pPr>
+            <w:r>
+              <w:t xml:space="preserve">The start screen should be displayed</w:t>
+            </w:r>
+            <w:r/>
+            <w:r/>
+          </w:p>
+        </w:tc>
+        <w:tc>
+          <w:tcPr>
+            <w:tcBorders/>
+            <w:tcW w:w="992" w:type="dxa"/>
+            <w:vMerge w:val="restart"/>
+            <w:textDirection w:val="lrTb"/>
+            <w:noWrap w:val="false"/>
+          </w:tcPr>
+          <w:p>
+            <w:pPr>
+              <w:pBdr/>
+              <w:spacing/>
+              <w:ind/>
+              <w:rPr/>
+            </w:pPr>
+            <w:r>
+              <w:t xml:space="preserve">N/A</w:t>
+            </w:r>
+            <w:r/>
+            <w:r/>
+          </w:p>
+        </w:tc>
+        <w:tc>
+          <w:tcPr>
+            <w:tcBorders/>
+            <w:tcW w:w="2268" w:type="dxa"/>
+            <w:vMerge w:val="restart"/>
+            <w:textDirection w:val="lrTb"/>
+            <w:noWrap w:val="false"/>
+          </w:tcPr>
+          <w:p>
+            <w:pPr>
+              <w:pBdr/>
+              <w:spacing/>
+              <w:ind/>
+              <w:rPr/>
+            </w:pPr>
+            <w:r>
+              <w:t xml:space="preserve">A start screen displaying keybinds and telling the user to press “Enter” to start the program will appear.</w:t>
+            </w:r>
+            <w:r/>
+            <w:r/>
+          </w:p>
+        </w:tc>
+        <w:tc>
+          <w:tcPr>
+            <w:tcBorders/>
+            <w:tcW w:w="992" w:type="dxa"/>
+            <w:vMerge w:val="restart"/>
+            <w:textDirection w:val="lrTb"/>
+            <w:noWrap w:val="false"/>
+          </w:tcPr>
+          <w:p>
+            <w:pPr>
+              <w:pBdr/>
+              <w:spacing/>
+              <w:ind/>
+              <w:rPr/>
+            </w:pPr>
+            <w:r/>
+            <w:r/>
+            <w:r/>
+          </w:p>
+        </w:tc>
+        <w:tc>
+          <w:tcPr>
+            <w:tcBorders/>
+            <w:tcW w:w="1417" w:type="dxa"/>
+            <w:vMerge w:val="restart"/>
+            <w:textDirection w:val="lrTb"/>
+            <w:noWrap w:val="false"/>
+          </w:tcPr>
+          <w:p>
+            <w:pPr>
+              <w:pBdr/>
+              <w:spacing/>
+              <w:ind/>
+              <w:rPr/>
+            </w:pPr>
+            <w:r/>
+            <w:r/>
+            <w:r/>
+          </w:p>
+        </w:tc>
+        <w:tc>
+          <w:tcPr>
+            <w:tcBorders/>
+            <w:tcW w:w="1133" w:type="dxa"/>
+            <w:vMerge w:val="restart"/>
+            <w:textDirection w:val="lrTb"/>
+            <w:noWrap w:val="false"/>
+          </w:tcPr>
+          <w:p>
+            <w:pPr>
+              <w:pBdr/>
+              <w:spacing/>
+              <w:ind/>
+              <w:rPr/>
+            </w:pPr>
+            <w:r/>
             <w:r/>
             <w:r/>
           </w:p>
@@ -722,6 +750,7 @@
               <w:t xml:space="preserve">04</w:t>
             </w:r>
             <w:r/>
+            <w:r/>
           </w:p>
         </w:tc>
         <w:tc>
@@ -740,8 +769,9 @@
               <w:rPr/>
             </w:pPr>
             <w:r>
-              <w:t xml:space="preserve">2cii – information about planet from a reliable source should be shown, 2ciii – the information should be stored as attributes of a class (if 2cii is successful that means 2ciii works as 2cii is displayed using getter methods of the class)</w:t>
+              <w:t xml:space="preserve">3 – display the solar system, 5b – Use data from NASA to load the real solar system via dynamic object creation</w:t>
             </w:r>
+            <w:r/>
             <w:r/>
           </w:p>
         </w:tc>
@@ -761,8 +791,9 @@
               <w:rPr/>
             </w:pPr>
             <w:r>
-              <w:t xml:space="preserve">Information about a planet should be displayed in the top right, can be checked against real values using a search engine e.g. google or duckduckgo</w:t>
+              <w:t xml:space="preserve">The user should be able to start the program with a button press and this should display the solar system.</w:t>
             </w:r>
+            <w:r/>
             <w:r/>
           </w:p>
         </w:tc>
@@ -782,8 +813,9 @@
               <w:rPr/>
             </w:pPr>
             <w:r>
-              <w:t xml:space="preserve">N/A</w:t>
+              <w:t xml:space="preserve">“Enter” key</w:t>
             </w:r>
+            <w:r/>
             <w:r/>
           </w:p>
         </w:tc>
@@ -803,8 +835,12 @@
               <w:rPr/>
             </w:pPr>
             <w:r>
-              <w:t xml:space="preserve">The mass, radius and distance from the sun of a planet should be displayed in the top right. These values should match the values shown by a search engine.</w:t>
+              <w:t xml:space="preserve">Upon pressing enter the program </w:t>
             </w:r>
+            <w:r>
+              <w:t xml:space="preserve">should hide the start screen and display the solar system. If the solar system is being displayed that means the data from NASA was successfully used to load the solar system as I have not hardcoded anything in that the data from NASA doesn’t get imported.</w:t>
+            </w:r>
+            <w:r/>
             <w:r/>
           </w:p>
         </w:tc>
@@ -825,6 +861,7 @@
             </w:pPr>
             <w:r/>
             <w:r/>
+            <w:r/>
           </w:p>
         </w:tc>
         <w:tc>
@@ -844,6 +881,7 @@
             </w:pPr>
             <w:r/>
             <w:r/>
+            <w:r/>
           </w:p>
         </w:tc>
         <w:tc>
@@ -861,6 +899,7 @@
               <w:ind/>
               <w:rPr/>
             </w:pPr>
+            <w:r/>
             <w:r/>
             <w:r/>
           </w:p>
@@ -887,6 +926,7 @@
               <w:t xml:space="preserve">05</w:t>
             </w:r>
             <w:r/>
+            <w:r/>
           </w:p>
         </w:tc>
         <w:tc>
@@ -905,8 +945,9 @@
               <w:rPr/>
             </w:pPr>
             <w:r>
-              <w:t xml:space="preserve">2civ – Users should be able to press A to edit attributes</w:t>
+              <w:t xml:space="preserve">1c – energy and momentum should be conserved, 2ci – the menu should display kinetic, potential, total energy and momentum, 2b – The program should explain Newtonian physics by demonstrating key concepts like energy conservation</w:t>
             </w:r>
+            <w:r/>
             <w:r/>
           </w:p>
         </w:tc>
@@ -921,13 +962,20 @@
           <w:p>
             <w:pPr>
               <w:pBdr/>
+              <w:tabs>
+                <w:tab w:val="center" w:leader="none" w:pos="601"/>
+              </w:tabs>
               <w:spacing/>
               <w:ind/>
               <w:rPr/>
             </w:pPr>
             <w:r>
-              <w:t xml:space="preserve">Pressing A should enter a mode that lets users edit attributes, and the menu should change to explain the keybinds to do that</w:t>
+              <w:t xml:space="preserve">Energy and momentum should b</w:t>
             </w:r>
+            <w:r>
+              <w:t xml:space="preserve">e calculated and displayed, total energy and momentum should not change. Conservation is the single most important part of astrodynamics, if energy and momentum are conserved in my program this is a very, very strong indication that the physics is correct.</w:t>
+            </w:r>
+            <w:r/>
             <w:r/>
           </w:p>
         </w:tc>
@@ -947,8 +995,9 @@
               <w:rPr/>
             </w:pPr>
             <w:r>
-              <w:t xml:space="preserve">A</w:t>
+              <w:t xml:space="preserve">N/A</w:t>
             </w:r>
+            <w:r/>
             <w:r/>
           </w:p>
         </w:tc>
@@ -968,8 +1017,9 @@
               <w:rPr/>
             </w:pPr>
             <w:r>
-              <w:t xml:space="preserve">Pressing A will change the menu into something that explains the keybinds needed to change attributes </w:t>
+              <w:t xml:space="preserve">There should be numbers in the top left of the screen showing energies and the momentum, and the total energy and momentum should stay constant and never change.</w:t>
             </w:r>
+            <w:r/>
             <w:r/>
           </w:p>
         </w:tc>
@@ -990,6 +1040,7 @@
             </w:pPr>
             <w:r/>
             <w:r/>
+            <w:r/>
           </w:p>
         </w:tc>
         <w:tc>
@@ -1009,6 +1060,7 @@
             </w:pPr>
             <w:r/>
             <w:r/>
+            <w:r/>
           </w:p>
         </w:tc>
         <w:tc>
@@ -1026,6 +1078,7 @@
               <w:ind/>
               <w:rPr/>
             </w:pPr>
+            <w:r/>
             <w:r/>
             <w:r/>
           </w:p>
@@ -1052,6 +1105,7 @@
               <w:t xml:space="preserve">06</w:t>
             </w:r>
             <w:r/>
+            <w:r/>
           </w:p>
         </w:tc>
         <w:tc>
@@ -1070,8 +1124,9 @@
               <w:rPr/>
             </w:pPr>
             <w:r>
-              <w:t xml:space="preserve">2civ – Users should be able to press A to edit attributes, 2civ1 – Users should be able to edit the value of G</w:t>
+              <w:t xml:space="preserve">3b – Orbital lines should be shown to demonstrate the path of the planets</w:t>
             </w:r>
+            <w:r/>
             <w:r/>
           </w:p>
         </w:tc>
@@ -1091,8 +1146,9 @@
               <w:rPr/>
             </w:pPr>
             <w:r>
-              <w:t xml:space="preserve">Making G bigger should have a visible effect</w:t>
+              <w:t xml:space="preserve">The path of planets should be traced out by a line matching their colour.</w:t>
             </w:r>
+            <w:r/>
             <w:r/>
           </w:p>
         </w:tc>
@@ -1112,8 +1168,9 @@
               <w:rPr/>
             </w:pPr>
             <w:r>
-              <w:t xml:space="preserve">A, W x10</w:t>
+              <w:t xml:space="preserve">N/A</w:t>
             </w:r>
+            <w:r/>
             <w:r/>
           </w:p>
         </w:tc>
@@ -1133,8 +1190,9 @@
               <w:rPr/>
             </w:pPr>
             <w:r>
-              <w:t xml:space="preserve">Pressing A followed by pressing W should increase the value of G. Pressing W 10 times should make gravity substantially stronger, which would cause planets to enter more elliptical orbits or fall into the sun and get flung out of the solar system.</w:t>
+              <w:t xml:space="preserve">Ensure that planets trace out a coloured path.</w:t>
             </w:r>
+            <w:r/>
             <w:r/>
           </w:p>
         </w:tc>
@@ -1155,6 +1213,7 @@
             </w:pPr>
             <w:r/>
             <w:r/>
+            <w:r/>
           </w:p>
         </w:tc>
         <w:tc>
@@ -1174,6 +1233,7 @@
             </w:pPr>
             <w:r/>
             <w:r/>
+            <w:r/>
           </w:p>
         </w:tc>
         <w:tc>
@@ -1191,6 +1251,7 @@
               <w:ind/>
               <w:rPr/>
             </w:pPr>
+            <w:r/>
             <w:r/>
             <w:r/>
           </w:p>
@@ -1217,6 +1278,7 @@
               <w:t xml:space="preserve">07</w:t>
             </w:r>
             <w:r/>
+            <w:r/>
           </w:p>
         </w:tc>
         <w:tc>
@@ -1235,8 +1297,9 @@
               <w:rPr/>
             </w:pPr>
             <w:r>
-              <w:t xml:space="preserve">2civ – Users should be able to press A to edit attributes, 2civ1 – Users should be able to edit the vaule of G</w:t>
+              <w:t xml:space="preserve">3c – The user should be able to focus the camera on any planet of their choosing or the center of mass</w:t>
             </w:r>
+            <w:r/>
             <w:r/>
           </w:p>
         </w:tc>
@@ -1256,8 +1319,9 @@
               <w:rPr/>
             </w:pPr>
             <w:r>
-              <w:t xml:space="preserve">Making G smaller should have a visible effect</w:t>
+              <w:t xml:space="preserve">Should be able to switch focus by pressing the arrow keys and focus on the c.o.m. by pressing space.</w:t>
             </w:r>
+            <w:r/>
             <w:r/>
           </w:p>
         </w:tc>
@@ -1277,8 +1341,9 @@
               <w:rPr/>
             </w:pPr>
             <w:r>
-              <w:t xml:space="preserve">A, S x10</w:t>
+              <w:t xml:space="preserve">Right arrow key x20, left arrow key x3</w:t>
             </w:r>
+            <w:r/>
             <w:r/>
           </w:p>
         </w:tc>
@@ -1298,8 +1363,9 @@
               <w:rPr/>
             </w:pPr>
             <w:r>
-              <w:t xml:space="preserve">Pressing A followed by pressing S should decrease the value of G. This should make gravity substantially weaker which should make planets exit their orbits, as gravity will not be strong enough to hold them in their orbit anymore.</w:t>
+              <w:t xml:space="preserve">Pressing the right arrow key should cycle through the planets and eventually loop back to the sun when pressed enough times. Pressing the left arrow key should cycle in the other direction.</w:t>
             </w:r>
+            <w:r/>
             <w:r/>
           </w:p>
         </w:tc>
@@ -1320,6 +1386,7 @@
             </w:pPr>
             <w:r/>
             <w:r/>
+            <w:r/>
           </w:p>
         </w:tc>
         <w:tc>
@@ -1339,6 +1406,7 @@
             </w:pPr>
             <w:r/>
             <w:r/>
+            <w:r/>
           </w:p>
         </w:tc>
         <w:tc>
@@ -1358,13 +1426,12 @@
             </w:pPr>
             <w:r/>
             <w:r/>
+            <w:r/>
           </w:p>
         </w:tc>
       </w:tr>
       <w:tr>
-        <w:trPr>
-          <w:trHeight w:val="3285"/>
-        </w:trPr>
+        <w:trPr/>
         <w:tc>
           <w:tcPr>
             <w:tcBorders/>
@@ -1384,6 +1451,7 @@
               <w:t xml:space="preserve">08</w:t>
             </w:r>
             <w:r/>
+            <w:r/>
           </w:p>
         </w:tc>
         <w:tc>
@@ -1402,8 +1470,9 @@
               <w:rPr/>
             </w:pPr>
             <w:r>
-              <w:t xml:space="preserve">2civ – Users should be able to press A to edit attributes, 2civ1a – G should never become negative</w:t>
+              <w:t xml:space="preserve">2cii – information about planet from a reliable source should be shown, 2ciii – the information should be stored as attributes of a class (if 2cii is successful that means 2ciii works as 2cii is displayed using getter methods of the class)</w:t>
             </w:r>
+            <w:r/>
             <w:r/>
           </w:p>
         </w:tc>
@@ -1423,8 +1492,9 @@
               <w:rPr/>
             </w:pPr>
             <w:r>
-              <w:t xml:space="preserve">It shouldn’t be possible to make G negative</w:t>
+              <w:t xml:space="preserve">Information about a planet should be displayed in the top right, can be checked against real values using a search engine e.g. google or duckduckgo</w:t>
             </w:r>
+            <w:r/>
             <w:r/>
           </w:p>
         </w:tc>
@@ -1444,8 +1514,9 @@
               <w:rPr/>
             </w:pPr>
             <w:r>
-              <w:t xml:space="preserve">A, S x40</w:t>
+              <w:t xml:space="preserve">N/A</w:t>
             </w:r>
+            <w:r/>
             <w:r/>
           </w:p>
         </w:tc>
@@ -1465,8 +1536,12 @@
               <w:rPr/>
             </w:pPr>
             <w:r>
-              <w:t xml:space="preserve">This is just to demonstrate that the logarithmic scale works, every time G decreases by an order of magnitude the amount it decreases every time S is pressed should change too.</w:t>
+              <w:t xml:space="preserve">The mass, radius and distance from the sun of a plane</w:t>
             </w:r>
+            <w:r>
+              <w:t xml:space="preserve">t should be displayed in the top right. These values should match the values shown by a search engine. I will do this while cycling through planets in test 07, showing the google search results for a few planets compared to what is displayed by my program.</w:t>
+            </w:r>
+            <w:r/>
             <w:r/>
           </w:p>
         </w:tc>
@@ -1487,6 +1562,7 @@
             </w:pPr>
             <w:r/>
             <w:r/>
+            <w:r/>
           </w:p>
         </w:tc>
         <w:tc>
@@ -1506,6 +1582,7 @@
             </w:pPr>
             <w:r/>
             <w:r/>
+            <w:r/>
           </w:p>
         </w:tc>
         <w:tc>
@@ -1523,6 +1600,7 @@
               <w:ind/>
               <w:rPr/>
             </w:pPr>
+            <w:r/>
             <w:r/>
             <w:r/>
           </w:p>
@@ -1549,6 +1627,1585 @@
               <w:t xml:space="preserve">09</w:t>
             </w:r>
             <w:r/>
+            <w:r/>
+          </w:p>
+        </w:tc>
+        <w:tc>
+          <w:tcPr>
+            <w:tcBorders/>
+            <w:tcW w:w="1843" w:type="dxa"/>
+            <w:vMerge w:val="restart"/>
+            <w:textDirection w:val="lrTb"/>
+            <w:noWrap w:val="false"/>
+          </w:tcPr>
+          <w:p>
+            <w:pPr>
+              <w:pBdr/>
+              <w:spacing/>
+              <w:ind/>
+              <w:rPr/>
+            </w:pPr>
+            <w:r>
+              <w:t xml:space="preserve">3d – The user should be able to zoom in and out</w:t>
+            </w:r>
+            <w:r/>
+            <w:r/>
+          </w:p>
+        </w:tc>
+        <w:tc>
+          <w:tcPr>
+            <w:tcBorders/>
+            <w:tcW w:w="1843" w:type="dxa"/>
+            <w:vMerge w:val="restart"/>
+            <w:textDirection w:val="lrTb"/>
+            <w:noWrap w:val="false"/>
+          </w:tcPr>
+          <w:p>
+            <w:pPr>
+              <w:pBdr/>
+              <w:spacing/>
+              <w:ind/>
+              <w:rPr/>
+            </w:pPr>
+            <w:r>
+              <w:t xml:space="preserve">It should be possible to zoom in and out of the solar system to see more of it or to get a more detailed view of one specific part of it</w:t>
+            </w:r>
+            <w:r/>
+            <w:r/>
+          </w:p>
+        </w:tc>
+        <w:tc>
+          <w:tcPr>
+            <w:tcBorders/>
+            <w:tcW w:w="992" w:type="dxa"/>
+            <w:vMerge w:val="restart"/>
+            <w:textDirection w:val="lrTb"/>
+            <w:noWrap w:val="false"/>
+          </w:tcPr>
+          <w:p>
+            <w:pPr>
+              <w:pBdr/>
+              <w:spacing/>
+              <w:ind/>
+              <w:rPr/>
+            </w:pPr>
+            <w:r>
+              <w:t xml:space="preserve">Scroll up, scroll down</w:t>
+            </w:r>
+            <w:r/>
+            <w:r/>
+          </w:p>
+        </w:tc>
+        <w:tc>
+          <w:tcPr>
+            <w:tcBorders/>
+            <w:tcW w:w="2268" w:type="dxa"/>
+            <w:vMerge w:val="restart"/>
+            <w:textDirection w:val="lrTb"/>
+            <w:noWrap w:val="false"/>
+          </w:tcPr>
+          <w:p>
+            <w:pPr>
+              <w:pBdr/>
+              <w:spacing/>
+              <w:ind/>
+              <w:rPr/>
+            </w:pPr>
+            <w:r>
+              <w:t xml:space="preserve">Earth should be selected following the previous test. Scrolling up should zoom in and make the Earth-Moon system visible, scrolling down should zoom out and make the rest of the solar system visible.</w:t>
+            </w:r>
+            <w:r/>
+            <w:r/>
+          </w:p>
+        </w:tc>
+        <w:tc>
+          <w:tcPr>
+            <w:tcBorders/>
+            <w:tcW w:w="992" w:type="dxa"/>
+            <w:vMerge w:val="restart"/>
+            <w:textDirection w:val="lrTb"/>
+            <w:noWrap w:val="false"/>
+          </w:tcPr>
+          <w:p>
+            <w:pPr>
+              <w:pBdr/>
+              <w:spacing/>
+              <w:ind/>
+              <w:rPr/>
+            </w:pPr>
+            <w:r/>
+            <w:r/>
+            <w:r/>
+          </w:p>
+        </w:tc>
+        <w:tc>
+          <w:tcPr>
+            <w:tcBorders/>
+            <w:tcW w:w="1417" w:type="dxa"/>
+            <w:vMerge w:val="restart"/>
+            <w:textDirection w:val="lrTb"/>
+            <w:noWrap w:val="false"/>
+          </w:tcPr>
+          <w:p>
+            <w:pPr>
+              <w:pBdr/>
+              <w:spacing/>
+              <w:ind/>
+              <w:rPr/>
+            </w:pPr>
+            <w:r/>
+            <w:r/>
+            <w:r/>
+          </w:p>
+        </w:tc>
+        <w:tc>
+          <w:tcPr>
+            <w:tcBorders/>
+            <w:tcW w:w="1133" w:type="dxa"/>
+            <w:vMerge w:val="restart"/>
+            <w:textDirection w:val="lrTb"/>
+            <w:noWrap w:val="false"/>
+          </w:tcPr>
+          <w:p>
+            <w:pPr>
+              <w:pBdr/>
+              <w:spacing/>
+              <w:ind/>
+              <w:rPr/>
+            </w:pPr>
+            <w:r/>
+            <w:r/>
+            <w:r/>
+          </w:p>
+        </w:tc>
+      </w:tr>
+      <w:tr>
+        <w:trPr/>
+        <w:tc>
+          <w:tcPr>
+            <w:tcBorders/>
+            <w:tcW w:w="992" w:type="dxa"/>
+            <w:vMerge w:val="restart"/>
+            <w:textDirection w:val="lrTb"/>
+            <w:noWrap w:val="false"/>
+          </w:tcPr>
+          <w:p>
+            <w:pPr>
+              <w:pBdr/>
+              <w:spacing/>
+              <w:ind/>
+              <w:rPr/>
+            </w:pPr>
+            <w:r>
+              <w:t xml:space="preserve">10</w:t>
+            </w:r>
+            <w:r/>
+            <w:r/>
+          </w:p>
+        </w:tc>
+        <w:tc>
+          <w:tcPr>
+            <w:tcBorders/>
+            <w:tcW w:w="1843" w:type="dxa"/>
+            <w:vMerge w:val="restart"/>
+            <w:textDirection w:val="lrTb"/>
+            <w:noWrap w:val="false"/>
+          </w:tcPr>
+          <w:p>
+            <w:pPr>
+              <w:pBdr/>
+              <w:spacing/>
+              <w:ind/>
+              <w:rPr/>
+            </w:pPr>
+            <w:r>
+              <w:t xml:space="preserve">3c – The user should be able to focus the camera on any planet of their choosing, or on the center of mass</w:t>
+            </w:r>
+            <w:r/>
+            <w:r/>
+          </w:p>
+        </w:tc>
+        <w:tc>
+          <w:tcPr>
+            <w:tcBorders/>
+            <w:tcW w:w="1843" w:type="dxa"/>
+            <w:vMerge w:val="restart"/>
+            <w:textDirection w:val="lrTb"/>
+            <w:noWrap w:val="false"/>
+          </w:tcPr>
+          <w:p>
+            <w:pPr>
+              <w:pBdr/>
+              <w:spacing/>
+              <w:ind/>
+              <w:rPr/>
+            </w:pPr>
+            <w:r>
+              <w:t xml:space="preserve">With the mass of Saturn having been significantly increased, the center of mass of the solar system should now be roughly half way inbetween the Sun and Saturn, so pressing space should put the camera inbetween them.</w:t>
+            </w:r>
+            <w:r/>
+            <w:r/>
+          </w:p>
+        </w:tc>
+        <w:tc>
+          <w:tcPr>
+            <w:tcBorders/>
+            <w:tcW w:w="992" w:type="dxa"/>
+            <w:vMerge w:val="restart"/>
+            <w:textDirection w:val="lrTb"/>
+            <w:noWrap w:val="false"/>
+          </w:tcPr>
+          <w:p>
+            <w:pPr>
+              <w:pBdr/>
+              <w:spacing/>
+              <w:ind/>
+              <w:rPr/>
+            </w:pPr>
+            <w:r>
+              <w:t xml:space="preserve">Space x2</w:t>
+            </w:r>
+            <w:r/>
+            <w:r/>
+          </w:p>
+        </w:tc>
+        <w:tc>
+          <w:tcPr>
+            <w:tcBorders/>
+            <w:tcW w:w="2268" w:type="dxa"/>
+            <w:vMerge w:val="restart"/>
+            <w:textDirection w:val="lrTb"/>
+            <w:noWrap w:val="false"/>
+          </w:tcPr>
+          <w:p>
+            <w:pPr>
+              <w:pBdr/>
+              <w:spacing/>
+              <w:ind/>
+              <w:rPr/>
+            </w:pPr>
+            <w:r>
+              <w:t xml:space="preserve">Pressing space once should toggle the focus to be on the center of mass, and it should be inbetween Saturn and the Sun. Pressing space again should change the focus to be back on a planet.</w:t>
+            </w:r>
+            <w:r/>
+            <w:r/>
+          </w:p>
+        </w:tc>
+        <w:tc>
+          <w:tcPr>
+            <w:tcBorders/>
+            <w:tcW w:w="992" w:type="dxa"/>
+            <w:vMerge w:val="restart"/>
+            <w:textDirection w:val="lrTb"/>
+            <w:noWrap w:val="false"/>
+          </w:tcPr>
+          <w:p>
+            <w:pPr>
+              <w:pBdr/>
+              <w:spacing/>
+              <w:ind/>
+              <w:rPr/>
+            </w:pPr>
+            <w:r/>
+            <w:r/>
+            <w:r/>
+          </w:p>
+        </w:tc>
+        <w:tc>
+          <w:tcPr>
+            <w:tcBorders/>
+            <w:tcW w:w="1417" w:type="dxa"/>
+            <w:vMerge w:val="restart"/>
+            <w:textDirection w:val="lrTb"/>
+            <w:noWrap w:val="false"/>
+          </w:tcPr>
+          <w:p>
+            <w:pPr>
+              <w:pBdr/>
+              <w:spacing/>
+              <w:ind/>
+              <w:rPr/>
+            </w:pPr>
+            <w:r/>
+            <w:r/>
+            <w:r/>
+          </w:p>
+        </w:tc>
+        <w:tc>
+          <w:tcPr>
+            <w:tcBorders/>
+            <w:tcW w:w="1133" w:type="dxa"/>
+            <w:vMerge w:val="restart"/>
+            <w:textDirection w:val="lrTb"/>
+            <w:noWrap w:val="false"/>
+          </w:tcPr>
+          <w:p>
+            <w:pPr>
+              <w:pBdr/>
+              <w:spacing/>
+              <w:ind/>
+              <w:rPr/>
+            </w:pPr>
+            <w:r/>
+            <w:r/>
+            <w:r/>
+          </w:p>
+        </w:tc>
+      </w:tr>
+      <w:tr>
+        <w:trPr/>
+        <w:tc>
+          <w:tcPr>
+            <w:tcBorders/>
+            <w:tcW w:w="992" w:type="dxa"/>
+            <w:vMerge w:val="restart"/>
+            <w:textDirection w:val="lrTb"/>
+            <w:noWrap w:val="false"/>
+          </w:tcPr>
+          <w:p>
+            <w:pPr>
+              <w:pBdr/>
+              <w:spacing/>
+              <w:ind/>
+              <w:rPr/>
+            </w:pPr>
+            <w:r>
+              <w:t xml:space="preserve">11</w:t>
+            </w:r>
+            <w:r/>
+            <w:r/>
+          </w:p>
+        </w:tc>
+        <w:tc>
+          <w:tcPr>
+            <w:tcBorders/>
+            <w:tcW w:w="1843" w:type="dxa"/>
+            <w:vMerge w:val="restart"/>
+            <w:textDirection w:val="lrTb"/>
+            <w:noWrap w:val="false"/>
+          </w:tcPr>
+          <w:p>
+            <w:pPr>
+              <w:pBdr/>
+              <w:spacing/>
+              <w:ind/>
+              <w:rPr/>
+            </w:pPr>
+            <w:r>
+              <w:t xml:space="preserve">3a – Accurately display the solar system with a scale model, 5b – Use data from NASA to load the real solar system with dynamic object creation</w:t>
+            </w:r>
+            <w:r/>
+            <w:r/>
+          </w:p>
+        </w:tc>
+        <w:tc>
+          <w:tcPr>
+            <w:tcBorders/>
+            <w:tcW w:w="1843" w:type="dxa"/>
+            <w:vMerge w:val="restart"/>
+            <w:textDirection w:val="lrTb"/>
+            <w:noWrap w:val="false"/>
+          </w:tcPr>
+          <w:p>
+            <w:pPr>
+              <w:pBdr/>
+              <w:spacing/>
+              <w:ind/>
+              <w:rPr/>
+            </w:pPr>
+            <w:r>
+              <w:t xml:space="preserve">Compare my solar system side by side with NASA’s Eyes model, to ensure that the model is accurate. If they look similar this shows my model is accurate.</w:t>
+            </w:r>
+            <w:r/>
+            <w:r/>
+          </w:p>
+        </w:tc>
+        <w:tc>
+          <w:tcPr>
+            <w:tcBorders/>
+            <w:tcW w:w="992" w:type="dxa"/>
+            <w:vMerge w:val="restart"/>
+            <w:textDirection w:val="lrTb"/>
+            <w:noWrap w:val="false"/>
+          </w:tcPr>
+          <w:p>
+            <w:pPr>
+              <w:pBdr/>
+              <w:spacing/>
+              <w:ind/>
+              <w:rPr/>
+            </w:pPr>
+            <w:r>
+              <w:t xml:space="preserve">N/A</w:t>
+            </w:r>
+            <w:r/>
+            <w:r/>
+          </w:p>
+        </w:tc>
+        <w:tc>
+          <w:tcPr>
+            <w:tcBorders/>
+            <w:tcW w:w="2268" w:type="dxa"/>
+            <w:vMerge w:val="restart"/>
+            <w:textDirection w:val="lrTb"/>
+            <w:noWrap w:val="false"/>
+          </w:tcPr>
+          <w:p>
+            <w:pPr>
+              <w:pBdr/>
+              <w:spacing/>
+              <w:ind/>
+              <w:rPr/>
+            </w:pPr>
+            <w:r>
+              <w:t xml:space="preserve">My program should match what is shown my NASA in terms of scale (note that NASA uses different colours t</w:t>
+            </w:r>
+            <w:r>
+              <w:t xml:space="preserve">han my model does, e.g. Mercury is purple in their model but grey in mine, this has no effect on the accuracy of the model). If it is accurate then this is an indication that the data from NASA I used was accurate and the solar system was loaded correctly.</w:t>
+            </w:r>
+            <w:r/>
+            <w:r/>
+          </w:p>
+        </w:tc>
+        <w:tc>
+          <w:tcPr>
+            <w:tcBorders/>
+            <w:tcW w:w="992" w:type="dxa"/>
+            <w:vMerge w:val="restart"/>
+            <w:textDirection w:val="lrTb"/>
+            <w:noWrap w:val="false"/>
+          </w:tcPr>
+          <w:p>
+            <w:pPr>
+              <w:pBdr/>
+              <w:spacing/>
+              <w:ind/>
+              <w:rPr/>
+            </w:pPr>
+            <w:r/>
+            <w:r/>
+            <w:r/>
+          </w:p>
+        </w:tc>
+        <w:tc>
+          <w:tcPr>
+            <w:tcBorders/>
+            <w:tcW w:w="1417" w:type="dxa"/>
+            <w:vMerge w:val="restart"/>
+            <w:textDirection w:val="lrTb"/>
+            <w:noWrap w:val="false"/>
+          </w:tcPr>
+          <w:p>
+            <w:pPr>
+              <w:pBdr/>
+              <w:spacing/>
+              <w:ind/>
+              <w:rPr/>
+            </w:pPr>
+            <w:r/>
+            <w:r/>
+            <w:r/>
+          </w:p>
+        </w:tc>
+        <w:tc>
+          <w:tcPr>
+            <w:tcBorders/>
+            <w:tcW w:w="1133" w:type="dxa"/>
+            <w:vMerge w:val="restart"/>
+            <w:textDirection w:val="lrTb"/>
+            <w:noWrap w:val="false"/>
+          </w:tcPr>
+          <w:p>
+            <w:pPr>
+              <w:pBdr/>
+              <w:spacing/>
+              <w:ind/>
+              <w:rPr/>
+            </w:pPr>
+            <w:r/>
+            <w:r/>
+            <w:r/>
+          </w:p>
+        </w:tc>
+      </w:tr>
+      <w:tr>
+        <w:trPr/>
+        <w:tc>
+          <w:tcPr>
+            <w:tcBorders/>
+            <w:tcW w:w="992" w:type="dxa"/>
+            <w:vMerge w:val="restart"/>
+            <w:textDirection w:val="lrTb"/>
+            <w:noWrap w:val="false"/>
+          </w:tcPr>
+          <w:p>
+            <w:pPr>
+              <w:pBdr/>
+              <w:spacing/>
+              <w:ind/>
+              <w:rPr/>
+            </w:pPr>
+            <w:r>
+              <w:t xml:space="preserve">12</w:t>
+            </w:r>
+            <w:r/>
+            <w:r/>
+          </w:p>
+        </w:tc>
+        <w:tc>
+          <w:tcPr>
+            <w:tcBorders/>
+            <w:tcW w:w="1843" w:type="dxa"/>
+            <w:vMerge w:val="restart"/>
+            <w:textDirection w:val="lrTb"/>
+            <w:noWrap w:val="false"/>
+          </w:tcPr>
+          <w:p>
+            <w:pPr>
+              <w:pBdr/>
+              <w:spacing/>
+              <w:ind/>
+              <w:rPr/>
+            </w:pPr>
+            <w:r>
+              <w:t xml:space="preserve">1a – Model the effects of gravit</w:t>
+            </w:r>
+            <w:r>
+              <w:t xml:space="preserve">y using Newton’s laws of motion, 1ai – Laws should be implemented as methods in the celestialBodies class, 1b – Calculate the motion of objects using verlet integration, 1bi – Verlet integration should be implemented as methods in the celestialBodies class</w:t>
+            </w:r>
+            <w:r/>
+            <w:r/>
+          </w:p>
+        </w:tc>
+        <w:tc>
+          <w:tcPr>
+            <w:tcBorders/>
+            <w:tcW w:w="1843" w:type="dxa"/>
+            <w:vMerge w:val="restart"/>
+            <w:textDirection w:val="lrTb"/>
+            <w:noWrap w:val="false"/>
+          </w:tcPr>
+          <w:p>
+            <w:pPr>
+              <w:pBdr/>
+              <w:spacing/>
+              <w:ind/>
+              <w:rPr/>
+            </w:pPr>
+            <w:r>
+              <w:t xml:space="preserve">The paths of planets should look sensible and match physical intuition, i.e. They should be roughly circular / elliptical around the sun, and moons should orbit their hosts. This can be checked by comparing their paths to the orbits shown by NASA’s Eyes.</w:t>
+            </w:r>
+            <w:r/>
+            <w:r/>
+          </w:p>
+        </w:tc>
+        <w:tc>
+          <w:tcPr>
+            <w:tcBorders/>
+            <w:tcW w:w="992" w:type="dxa"/>
+            <w:vMerge w:val="restart"/>
+            <w:textDirection w:val="lrTb"/>
+            <w:noWrap w:val="false"/>
+          </w:tcPr>
+          <w:p>
+            <w:pPr>
+              <w:pBdr/>
+              <w:spacing/>
+              <w:ind/>
+              <w:rPr/>
+            </w:pPr>
+            <w:r>
+              <w:t xml:space="preserve">Right arrow key x8</w:t>
+            </w:r>
+            <w:r/>
+            <w:r/>
+          </w:p>
+        </w:tc>
+        <w:tc>
+          <w:tcPr>
+            <w:tcBorders/>
+            <w:tcW w:w="2268" w:type="dxa"/>
+            <w:vMerge w:val="restart"/>
+            <w:textDirection w:val="lrTb"/>
+            <w:noWrap w:val="false"/>
+          </w:tcPr>
+          <w:p>
+            <w:pPr>
+              <w:pBdr/>
+              <w:spacing/>
+              <w:ind/>
+              <w:rPr/>
+            </w:pPr>
+            <w:r>
+              <w:t xml:space="preserve">Planets should or</w:t>
+            </w:r>
+            <w:r>
+              <w:t xml:space="preserve">bit the sun in ellipses, moons should orbit their host planets. I will check their orbits against those displayed by NASA’s Eyes to see if they are accurate.</w:t>
+            </w:r>
+            <w:r/>
+            <w:r/>
+          </w:p>
+        </w:tc>
+        <w:tc>
+          <w:tcPr>
+            <w:tcBorders/>
+            <w:tcW w:w="992" w:type="dxa"/>
+            <w:vMerge w:val="restart"/>
+            <w:textDirection w:val="lrTb"/>
+            <w:noWrap w:val="false"/>
+          </w:tcPr>
+          <w:p>
+            <w:pPr>
+              <w:pBdr/>
+              <w:spacing/>
+              <w:ind/>
+              <w:rPr/>
+            </w:pPr>
+            <w:r/>
+            <w:r/>
+            <w:r/>
+          </w:p>
+        </w:tc>
+        <w:tc>
+          <w:tcPr>
+            <w:tcBorders/>
+            <w:tcW w:w="1417" w:type="dxa"/>
+            <w:vMerge w:val="restart"/>
+            <w:textDirection w:val="lrTb"/>
+            <w:noWrap w:val="false"/>
+          </w:tcPr>
+          <w:p>
+            <w:pPr>
+              <w:pBdr/>
+              <w:spacing/>
+              <w:ind/>
+              <w:rPr/>
+            </w:pPr>
+            <w:r/>
+            <w:r/>
+            <w:r/>
+          </w:p>
+        </w:tc>
+        <w:tc>
+          <w:tcPr>
+            <w:tcBorders/>
+            <w:tcW w:w="1133" w:type="dxa"/>
+            <w:vMerge w:val="restart"/>
+            <w:textDirection w:val="lrTb"/>
+            <w:noWrap w:val="false"/>
+          </w:tcPr>
+          <w:p>
+            <w:pPr>
+              <w:pBdr/>
+              <w:spacing/>
+              <w:ind/>
+              <w:rPr/>
+            </w:pPr>
+            <w:r/>
+            <w:r/>
+            <w:r/>
+          </w:p>
+        </w:tc>
+      </w:tr>
+      <w:tr>
+        <w:trPr/>
+        <w:tc>
+          <w:tcPr>
+            <w:tcBorders/>
+            <w:tcW w:w="992" w:type="dxa"/>
+            <w:vMerge w:val="restart"/>
+            <w:textDirection w:val="lrTb"/>
+            <w:noWrap w:val="false"/>
+          </w:tcPr>
+          <w:p>
+            <w:pPr>
+              <w:pBdr/>
+              <w:spacing/>
+              <w:ind/>
+              <w:rPr/>
+            </w:pPr>
+            <w:r>
+              <w:t xml:space="preserve">13</w:t>
+            </w:r>
+            <w:r/>
+            <w:r/>
+          </w:p>
+        </w:tc>
+        <w:tc>
+          <w:tcPr>
+            <w:tcBorders/>
+            <w:tcW w:w="1843" w:type="dxa"/>
+            <w:vMerge w:val="restart"/>
+            <w:textDirection w:val="lrTb"/>
+            <w:noWrap w:val="false"/>
+          </w:tcPr>
+          <w:p>
+            <w:pPr>
+              <w:pBdr/>
+              <w:spacing/>
+              <w:ind/>
+              <w:rPr/>
+            </w:pPr>
+            <w:r>
+              <w:t xml:space="preserve">4 – Include the ability to compare sizes of planets</w:t>
+            </w:r>
+            <w:r/>
+            <w:r/>
+          </w:p>
+        </w:tc>
+        <w:tc>
+          <w:tcPr>
+            <w:tcBorders/>
+            <w:tcW w:w="1843" w:type="dxa"/>
+            <w:vMerge w:val="restart"/>
+            <w:textDirection w:val="lrTb"/>
+            <w:noWrap w:val="false"/>
+          </w:tcPr>
+          <w:p>
+            <w:pPr>
+              <w:pBdr/>
+              <w:spacing/>
+              <w:ind/>
+              <w:rPr/>
+            </w:pPr>
+            <w:r>
+              <w:t xml:space="preserve">The comparsion mode should show planets side by side at their correct relative sizes</w:t>
+            </w:r>
+            <w:r/>
+            <w:r/>
+          </w:p>
+        </w:tc>
+        <w:tc>
+          <w:tcPr>
+            <w:tcBorders/>
+            <w:tcW w:w="992" w:type="dxa"/>
+            <w:vMerge w:val="restart"/>
+            <w:textDirection w:val="lrTb"/>
+            <w:noWrap w:val="false"/>
+          </w:tcPr>
+          <w:p>
+            <w:pPr>
+              <w:pBdr/>
+              <w:spacing/>
+              <w:ind/>
+              <w:rPr/>
+            </w:pPr>
+            <w:r>
+              <w:t xml:space="preserve">C, left arrow, right arrow x5, left arrow x5</w:t>
+            </w:r>
+            <w:r/>
+            <w:r/>
+          </w:p>
+        </w:tc>
+        <w:tc>
+          <w:tcPr>
+            <w:tcBorders/>
+            <w:tcW w:w="2268" w:type="dxa"/>
+            <w:vMerge w:val="restart"/>
+            <w:textDirection w:val="lrTb"/>
+            <w:noWrap w:val="false"/>
+          </w:tcPr>
+          <w:p>
+            <w:pPr>
+              <w:pBdr/>
+              <w:spacing/>
+              <w:ind/>
+              <w:rPr/>
+            </w:pPr>
+            <w:r>
+              <w:t xml:space="preserve">Upon pressing C the sun and Jupiter should be in comparison. Pressing the left and right arrows should cycle through the planets to compare different bodies.</w:t>
+            </w:r>
+            <w:r/>
+            <w:r/>
+          </w:p>
+        </w:tc>
+        <w:tc>
+          <w:tcPr>
+            <w:tcBorders/>
+            <w:tcW w:w="992" w:type="dxa"/>
+            <w:vMerge w:val="restart"/>
+            <w:textDirection w:val="lrTb"/>
+            <w:noWrap w:val="false"/>
+          </w:tcPr>
+          <w:p>
+            <w:pPr>
+              <w:pBdr/>
+              <w:spacing/>
+              <w:ind/>
+              <w:rPr/>
+            </w:pPr>
+            <w:r/>
+            <w:r/>
+            <w:r/>
+          </w:p>
+        </w:tc>
+        <w:tc>
+          <w:tcPr>
+            <w:tcBorders/>
+            <w:tcW w:w="1417" w:type="dxa"/>
+            <w:vMerge w:val="restart"/>
+            <w:textDirection w:val="lrTb"/>
+            <w:noWrap w:val="false"/>
+          </w:tcPr>
+          <w:p>
+            <w:pPr>
+              <w:pBdr/>
+              <w:spacing/>
+              <w:ind/>
+              <w:rPr/>
+            </w:pPr>
+            <w:r/>
+            <w:r/>
+            <w:r/>
+          </w:p>
+        </w:tc>
+        <w:tc>
+          <w:tcPr>
+            <w:tcBorders/>
+            <w:tcW w:w="1133" w:type="dxa"/>
+            <w:vMerge w:val="restart"/>
+            <w:textDirection w:val="lrTb"/>
+            <w:noWrap w:val="false"/>
+          </w:tcPr>
+          <w:p>
+            <w:pPr>
+              <w:pBdr/>
+              <w:spacing/>
+              <w:ind/>
+              <w:rPr/>
+            </w:pPr>
+            <w:r/>
+            <w:r/>
+            <w:r/>
+          </w:p>
+        </w:tc>
+      </w:tr>
+      <w:tr>
+        <w:trPr/>
+        <w:tc>
+          <w:tcPr>
+            <w:tcBorders/>
+            <w:tcW w:w="992" w:type="dxa"/>
+            <w:vMerge w:val="restart"/>
+            <w:textDirection w:val="lrTb"/>
+            <w:noWrap w:val="false"/>
+          </w:tcPr>
+          <w:p>
+            <w:pPr>
+              <w:pBdr/>
+              <w:spacing/>
+              <w:ind/>
+              <w:rPr/>
+            </w:pPr>
+            <w:r>
+              <w:t xml:space="preserve">14</w:t>
+            </w:r>
+            <w:r/>
+            <w:r/>
+          </w:p>
+        </w:tc>
+        <w:tc>
+          <w:tcPr>
+            <w:tcBorders/>
+            <w:tcW w:w="1843" w:type="dxa"/>
+            <w:vMerge w:val="restart"/>
+            <w:textDirection w:val="lrTb"/>
+            <w:noWrap w:val="false"/>
+          </w:tcPr>
+          <w:p>
+            <w:pPr>
+              <w:pBdr/>
+              <w:spacing/>
+              <w:ind/>
+              <w:rPr/>
+            </w:pPr>
+            <w:r>
+              <w:t xml:space="preserve">4a – The menu should display info on both planets being compared</w:t>
+            </w:r>
+            <w:r/>
+            <w:r/>
+          </w:p>
+        </w:tc>
+        <w:tc>
+          <w:tcPr>
+            <w:tcBorders/>
+            <w:tcW w:w="1843" w:type="dxa"/>
+            <w:vMerge w:val="restart"/>
+            <w:textDirection w:val="lrTb"/>
+            <w:noWrap w:val="false"/>
+          </w:tcPr>
+          <w:p>
+            <w:pPr>
+              <w:pBdr/>
+              <w:spacing/>
+              <w:ind/>
+              <w:rPr/>
+            </w:pPr>
+            <w:r>
+              <w:t xml:space="preserve">The comparsion mode should display the information of the left planet in the left corner and the information of the right planet in the right corner</w:t>
+            </w:r>
+            <w:r/>
+            <w:r/>
+          </w:p>
+        </w:tc>
+        <w:tc>
+          <w:tcPr>
+            <w:tcBorders/>
+            <w:tcW w:w="992" w:type="dxa"/>
+            <w:vMerge w:val="restart"/>
+            <w:textDirection w:val="lrTb"/>
+            <w:noWrap w:val="false"/>
+          </w:tcPr>
+          <w:p>
+            <w:pPr>
+              <w:pBdr/>
+              <w:spacing/>
+              <w:ind/>
+              <w:rPr/>
+            </w:pPr>
+            <w:r>
+              <w:t xml:space="preserve">C, left arrow, right arrow x5, left arrow x5.</w:t>
+            </w:r>
+            <w:r/>
+            <w:r/>
+          </w:p>
+        </w:tc>
+        <w:tc>
+          <w:tcPr>
+            <w:tcBorders/>
+            <w:tcW w:w="2268" w:type="dxa"/>
+            <w:vMerge w:val="restart"/>
+            <w:textDirection w:val="lrTb"/>
+            <w:noWrap w:val="false"/>
+          </w:tcPr>
+          <w:p>
+            <w:pPr>
+              <w:pBdr/>
+              <w:spacing/>
+              <w:ind/>
+              <w:rPr/>
+            </w:pPr>
+            <w:r>
+              <w:t xml:space="preserve">Upon pressing C, information abou</w:t>
+            </w:r>
+            <w:r>
+              <w:t xml:space="preserve">t the sun (its mass, size, and distance from itself) should be in the top left corner, and information about Jupiter should be in the right corner. This should change to show information about the other planets as I change which planets are being compared.</w:t>
+            </w:r>
+            <w:r/>
+            <w:r/>
+          </w:p>
+        </w:tc>
+        <w:tc>
+          <w:tcPr>
+            <w:tcBorders/>
+            <w:tcW w:w="992" w:type="dxa"/>
+            <w:vMerge w:val="restart"/>
+            <w:textDirection w:val="lrTb"/>
+            <w:noWrap w:val="false"/>
+          </w:tcPr>
+          <w:p>
+            <w:pPr>
+              <w:pBdr/>
+              <w:spacing/>
+              <w:ind/>
+              <w:rPr/>
+            </w:pPr>
+            <w:r/>
+            <w:r/>
+            <w:r/>
+          </w:p>
+        </w:tc>
+        <w:tc>
+          <w:tcPr>
+            <w:tcBorders/>
+            <w:tcW w:w="1417" w:type="dxa"/>
+            <w:vMerge w:val="restart"/>
+            <w:textDirection w:val="lrTb"/>
+            <w:noWrap w:val="false"/>
+          </w:tcPr>
+          <w:p>
+            <w:pPr>
+              <w:pBdr/>
+              <w:spacing/>
+              <w:ind/>
+              <w:rPr/>
+            </w:pPr>
+            <w:r/>
+            <w:r/>
+            <w:r/>
+          </w:p>
+        </w:tc>
+        <w:tc>
+          <w:tcPr>
+            <w:tcBorders/>
+            <w:tcW w:w="1133" w:type="dxa"/>
+            <w:vMerge w:val="restart"/>
+            <w:textDirection w:val="lrTb"/>
+            <w:noWrap w:val="false"/>
+          </w:tcPr>
+          <w:p>
+            <w:pPr>
+              <w:pBdr/>
+              <w:spacing/>
+              <w:ind/>
+              <w:rPr/>
+            </w:pPr>
+            <w:r/>
+            <w:r/>
+            <w:r/>
+          </w:p>
+        </w:tc>
+      </w:tr>
+      <w:tr>
+        <w:trPr/>
+        <w:tc>
+          <w:tcPr>
+            <w:tcBorders/>
+            <w:tcW w:w="992" w:type="dxa"/>
+            <w:vMerge w:val="restart"/>
+            <w:textDirection w:val="lrTb"/>
+            <w:noWrap w:val="false"/>
+          </w:tcPr>
+          <w:p>
+            <w:pPr>
+              <w:pBdr/>
+              <w:spacing/>
+              <w:ind/>
+              <w:rPr/>
+            </w:pPr>
+            <w:r>
+              <w:t xml:space="preserve">15</w:t>
+            </w:r>
+            <w:r/>
+            <w:r/>
+          </w:p>
+        </w:tc>
+        <w:tc>
+          <w:tcPr>
+            <w:tcBorders/>
+            <w:tcW w:w="1843" w:type="dxa"/>
+            <w:vMerge w:val="restart"/>
+            <w:textDirection w:val="lrTb"/>
+            <w:noWrap w:val="false"/>
+          </w:tcPr>
+          <w:p>
+            <w:pPr>
+              <w:pBdr/>
+              <w:spacing/>
+              <w:ind/>
+              <w:rPr/>
+            </w:pPr>
+            <w:r>
+              <w:t xml:space="preserve">2bi – Force diagrams should be included to explain the motion of the planets using Newtonian physics</w:t>
+            </w:r>
+            <w:r/>
+            <w:r/>
+          </w:p>
+        </w:tc>
+        <w:tc>
+          <w:tcPr>
+            <w:tcBorders/>
+            <w:tcW w:w="1843" w:type="dxa"/>
+            <w:vMerge w:val="restart"/>
+            <w:textDirection w:val="lrTb"/>
+            <w:noWrap w:val="false"/>
+          </w:tcPr>
+          <w:p>
+            <w:pPr>
+              <w:pBdr/>
+              <w:spacing/>
+              <w:ind/>
+              <w:rPr/>
+            </w:pPr>
+            <w:r>
+              <w:t xml:space="preserve">When pressing “F” to turn on arrows, arrows showing the forces on planets should pop up on the currently selected planet</w:t>
+            </w:r>
+            <w:r/>
+            <w:r/>
+          </w:p>
+        </w:tc>
+        <w:tc>
+          <w:tcPr>
+            <w:tcBorders/>
+            <w:tcW w:w="992" w:type="dxa"/>
+            <w:vMerge w:val="restart"/>
+            <w:textDirection w:val="lrTb"/>
+            <w:noWrap w:val="false"/>
+          </w:tcPr>
+          <w:p>
+            <w:pPr>
+              <w:pBdr/>
+              <w:spacing/>
+              <w:ind/>
+              <w:rPr/>
+            </w:pPr>
+            <w:r>
+              <w:t xml:space="preserve">F, Right arrow x6</w:t>
+            </w:r>
+            <w:r/>
+            <w:r/>
+          </w:p>
+        </w:tc>
+        <w:tc>
+          <w:tcPr>
+            <w:tcBorders/>
+            <w:tcW w:w="2268" w:type="dxa"/>
+            <w:vMerge w:val="restart"/>
+            <w:textDirection w:val="lrTb"/>
+            <w:noWrap w:val="false"/>
+          </w:tcPr>
+          <w:p>
+            <w:pPr>
+              <w:pBdr/>
+              <w:spacing/>
+              <w:ind/>
+              <w:rPr/>
+            </w:pPr>
+            <w:r>
+              <w:t xml:space="preserve">Arrows should appear on one planet and</w:t>
+            </w:r>
+            <w:r>
+              <w:t xml:space="preserve"> point towards the other planets, for most planets the resultant arrow (the one that’s the colour of the planet) should point towards the Sun. I will turn on arrows then press the right arrow key a few times to show the arrows working on different planets.</w:t>
+            </w:r>
+            <w:r/>
+            <w:r/>
+          </w:p>
+        </w:tc>
+        <w:tc>
+          <w:tcPr>
+            <w:tcBorders/>
+            <w:tcW w:w="992" w:type="dxa"/>
+            <w:vMerge w:val="restart"/>
+            <w:textDirection w:val="lrTb"/>
+            <w:noWrap w:val="false"/>
+          </w:tcPr>
+          <w:p>
+            <w:pPr>
+              <w:pBdr/>
+              <w:spacing/>
+              <w:ind/>
+              <w:rPr/>
+            </w:pPr>
+            <w:r/>
+            <w:r/>
+            <w:r/>
+          </w:p>
+        </w:tc>
+        <w:tc>
+          <w:tcPr>
+            <w:tcBorders/>
+            <w:tcW w:w="1417" w:type="dxa"/>
+            <w:vMerge w:val="restart"/>
+            <w:textDirection w:val="lrTb"/>
+            <w:noWrap w:val="false"/>
+          </w:tcPr>
+          <w:p>
+            <w:pPr>
+              <w:pBdr/>
+              <w:spacing/>
+              <w:ind/>
+              <w:rPr/>
+            </w:pPr>
+            <w:r/>
+            <w:r/>
+            <w:r/>
+          </w:p>
+        </w:tc>
+        <w:tc>
+          <w:tcPr>
+            <w:tcBorders/>
+            <w:tcW w:w="1133" w:type="dxa"/>
+            <w:vMerge w:val="restart"/>
+            <w:textDirection w:val="lrTb"/>
+            <w:noWrap w:val="false"/>
+          </w:tcPr>
+          <w:p>
+            <w:pPr>
+              <w:pBdr/>
+              <w:spacing/>
+              <w:ind/>
+              <w:rPr/>
+            </w:pPr>
+            <w:r/>
+            <w:r/>
+            <w:r/>
+          </w:p>
+        </w:tc>
+      </w:tr>
+      <w:tr>
+        <w:trPr/>
+        <w:tc>
+          <w:tcPr>
+            <w:tcBorders/>
+            <w:tcW w:w="992" w:type="dxa"/>
+            <w:vMerge w:val="restart"/>
+            <w:textDirection w:val="lrTb"/>
+            <w:noWrap w:val="false"/>
+          </w:tcPr>
+          <w:p>
+            <w:pPr>
+              <w:pBdr/>
+              <w:spacing/>
+              <w:ind/>
+              <w:rPr/>
+            </w:pPr>
+            <w:r>
+              <w:t xml:space="preserve">16</w:t>
+            </w:r>
+            <w:r/>
+            <w:r/>
+          </w:p>
+        </w:tc>
+        <w:tc>
+          <w:tcPr>
+            <w:tcBorders/>
+            <w:tcW w:w="1843" w:type="dxa"/>
+            <w:vMerge w:val="restart"/>
+            <w:textDirection w:val="lrTb"/>
+            <w:noWrap w:val="false"/>
+          </w:tcPr>
+          <w:p>
+            <w:pPr>
+              <w:pBdr/>
+              <w:spacing/>
+              <w:ind/>
+              <w:rPr/>
+            </w:pPr>
+            <w:r>
+              <w:t xml:space="preserve">2d – Users should be able to speed up and slow down the simulation</w:t>
+            </w:r>
+            <w:r/>
+            <w:r/>
+          </w:p>
+        </w:tc>
+        <w:tc>
+          <w:tcPr>
+            <w:tcBorders/>
+            <w:tcW w:w="1843" w:type="dxa"/>
+            <w:vMerge w:val="restart"/>
+            <w:textDirection w:val="lrTb"/>
+            <w:noWrap w:val="false"/>
+          </w:tcPr>
+          <w:p>
+            <w:pPr>
+              <w:pBdr/>
+              <w:spacing/>
+              <w:ind/>
+              <w:rPr/>
+            </w:pPr>
+            <w:r>
+              <w:t xml:space="preserve">When pressing the up and down arrow keys the simulation should speed up and slow down</w:t>
+            </w:r>
+            <w:r/>
+            <w:r/>
+          </w:p>
+        </w:tc>
+        <w:tc>
+          <w:tcPr>
+            <w:tcBorders/>
+            <w:tcW w:w="992" w:type="dxa"/>
+            <w:vMerge w:val="restart"/>
+            <w:textDirection w:val="lrTb"/>
+            <w:noWrap w:val="false"/>
+          </w:tcPr>
+          <w:p>
+            <w:pPr>
+              <w:pBdr/>
+              <w:spacing/>
+              <w:ind/>
+              <w:rPr/>
+            </w:pPr>
+            <w:r>
+              <w:t xml:space="preserve">Up arrow x4, down arrow x5, down arrow key x3, up arrow key</w:t>
+            </w:r>
+            <w:r/>
+            <w:r/>
+          </w:p>
+        </w:tc>
+        <w:tc>
+          <w:tcPr>
+            <w:tcBorders/>
+            <w:tcW w:w="2268" w:type="dxa"/>
+            <w:vMerge w:val="restart"/>
+            <w:textDirection w:val="lrTb"/>
+            <w:noWrap w:val="false"/>
+          </w:tcPr>
+          <w:p>
+            <w:pPr>
+              <w:pBdr/>
+              <w:spacing/>
+              <w:ind/>
+              <w:rPr/>
+            </w:pPr>
+            <w:r>
+              <w:t xml:space="preserve">When pressing the up arrow key the simulation should speed</w:t>
+            </w:r>
+            <w:r>
+              <w:t xml:space="preserve"> up, when pressing the down arrow key the simulation </w:t>
+            </w:r>
+            <w:r>
+              <w:t xml:space="preserve">should slow down. After pressing the down arrow key 5 times the simulation should be paused. Trying to press it again should do nothing, the simulation should not enter negative time as that is nonsense. Pressing up arrow should then resume the simulation.</w:t>
+            </w:r>
+            <w:r/>
+            <w:r/>
+          </w:p>
+        </w:tc>
+        <w:tc>
+          <w:tcPr>
+            <w:tcBorders/>
+            <w:tcW w:w="992" w:type="dxa"/>
+            <w:vMerge w:val="restart"/>
+            <w:textDirection w:val="lrTb"/>
+            <w:noWrap w:val="false"/>
+          </w:tcPr>
+          <w:p>
+            <w:pPr>
+              <w:pBdr/>
+              <w:spacing/>
+              <w:ind/>
+              <w:rPr/>
+            </w:pPr>
+            <w:r/>
+            <w:r/>
+            <w:r/>
+          </w:p>
+        </w:tc>
+        <w:tc>
+          <w:tcPr>
+            <w:tcBorders/>
+            <w:tcW w:w="1417" w:type="dxa"/>
+            <w:vMerge w:val="restart"/>
+            <w:textDirection w:val="lrTb"/>
+            <w:noWrap w:val="false"/>
+          </w:tcPr>
+          <w:p>
+            <w:pPr>
+              <w:pBdr/>
+              <w:spacing/>
+              <w:ind/>
+              <w:rPr/>
+            </w:pPr>
+            <w:r/>
+            <w:r/>
+            <w:r/>
+          </w:p>
+        </w:tc>
+        <w:tc>
+          <w:tcPr>
+            <w:tcBorders/>
+            <w:tcW w:w="1133" w:type="dxa"/>
+            <w:vMerge w:val="restart"/>
+            <w:textDirection w:val="lrTb"/>
+            <w:noWrap w:val="false"/>
+          </w:tcPr>
+          <w:p>
+            <w:pPr>
+              <w:pBdr/>
+              <w:spacing/>
+              <w:ind/>
+              <w:rPr/>
+            </w:pPr>
+            <w:r/>
+            <w:r/>
+            <w:r/>
+          </w:p>
+        </w:tc>
+      </w:tr>
+      <w:tr>
+        <w:trPr/>
+        <w:tc>
+          <w:tcPr>
+            <w:tcBorders/>
+            <w:tcW w:w="992" w:type="dxa"/>
+            <w:vMerge w:val="restart"/>
+            <w:textDirection w:val="lrTb"/>
+            <w:noWrap w:val="false"/>
+          </w:tcPr>
+          <w:p>
+            <w:pPr>
+              <w:pBdr/>
+              <w:spacing/>
+              <w:ind/>
+              <w:rPr/>
+            </w:pPr>
+            <w:r>
+              <w:t xml:space="preserve">17</w:t>
+            </w:r>
+            <w:r/>
+            <w:r/>
+          </w:p>
+        </w:tc>
+        <w:tc>
+          <w:tcPr>
+            <w:tcBorders/>
+            <w:tcW w:w="1843" w:type="dxa"/>
+            <w:vMerge w:val="restart"/>
+            <w:textDirection w:val="lrTb"/>
+            <w:noWrap w:val="false"/>
+          </w:tcPr>
+          <w:p>
+            <w:pPr>
+              <w:pBdr/>
+              <w:spacing/>
+              <w:ind/>
+              <w:rPr/>
+            </w:pPr>
+            <w:r>
+              <w:t xml:space="preserve">2civ – Users should be able to press A to edit attributes</w:t>
+            </w:r>
+            <w:r/>
+            <w:r/>
+          </w:p>
+        </w:tc>
+        <w:tc>
+          <w:tcPr>
+            <w:tcBorders/>
+            <w:tcW w:w="1843" w:type="dxa"/>
+            <w:vMerge w:val="restart"/>
+            <w:textDirection w:val="lrTb"/>
+            <w:noWrap w:val="false"/>
+          </w:tcPr>
+          <w:p>
+            <w:pPr>
+              <w:pBdr/>
+              <w:spacing/>
+              <w:ind/>
+              <w:rPr/>
+            </w:pPr>
+            <w:r>
+              <w:t xml:space="preserve">Pressing A should enter a mode that lets users edit attributes, and the menu should change to explain the keybinds to do that</w:t>
+            </w:r>
+            <w:r/>
+            <w:r/>
+          </w:p>
+        </w:tc>
+        <w:tc>
+          <w:tcPr>
+            <w:tcBorders/>
+            <w:tcW w:w="992" w:type="dxa"/>
+            <w:vMerge w:val="restart"/>
+            <w:textDirection w:val="lrTb"/>
+            <w:noWrap w:val="false"/>
+          </w:tcPr>
+          <w:p>
+            <w:pPr>
+              <w:pBdr/>
+              <w:spacing/>
+              <w:ind/>
+              <w:rPr/>
+            </w:pPr>
+            <w:r>
+              <w:t xml:space="preserve">A</w:t>
+            </w:r>
+            <w:r/>
+            <w:r/>
+          </w:p>
+        </w:tc>
+        <w:tc>
+          <w:tcPr>
+            <w:tcBorders/>
+            <w:tcW w:w="2268" w:type="dxa"/>
+            <w:vMerge w:val="restart"/>
+            <w:textDirection w:val="lrTb"/>
+            <w:noWrap w:val="false"/>
+          </w:tcPr>
+          <w:p>
+            <w:pPr>
+              <w:pBdr/>
+              <w:spacing/>
+              <w:ind/>
+              <w:rPr/>
+            </w:pPr>
+            <w:r>
+              <w:t xml:space="preserve">Pressing A will change the menu into something that explains the keybinds needed to change attributes </w:t>
+            </w:r>
+            <w:r/>
+            <w:r/>
+          </w:p>
+        </w:tc>
+        <w:tc>
+          <w:tcPr>
+            <w:tcBorders/>
+            <w:tcW w:w="992" w:type="dxa"/>
+            <w:vMerge w:val="restart"/>
+            <w:textDirection w:val="lrTb"/>
+            <w:noWrap w:val="false"/>
+          </w:tcPr>
+          <w:p>
+            <w:pPr>
+              <w:pBdr/>
+              <w:spacing/>
+              <w:ind/>
+              <w:rPr/>
+            </w:pPr>
+            <w:r/>
+            <w:r/>
+            <w:r/>
+          </w:p>
+        </w:tc>
+        <w:tc>
+          <w:tcPr>
+            <w:tcBorders/>
+            <w:tcW w:w="1417" w:type="dxa"/>
+            <w:vMerge w:val="restart"/>
+            <w:textDirection w:val="lrTb"/>
+            <w:noWrap w:val="false"/>
+          </w:tcPr>
+          <w:p>
+            <w:pPr>
+              <w:pBdr/>
+              <w:spacing/>
+              <w:ind/>
+              <w:rPr/>
+            </w:pPr>
+            <w:r/>
+            <w:r/>
+            <w:r/>
+          </w:p>
+        </w:tc>
+        <w:tc>
+          <w:tcPr>
+            <w:tcBorders/>
+            <w:tcW w:w="1133" w:type="dxa"/>
+            <w:vMerge w:val="restart"/>
+            <w:textDirection w:val="lrTb"/>
+            <w:noWrap w:val="false"/>
+          </w:tcPr>
+          <w:p>
+            <w:pPr>
+              <w:pBdr/>
+              <w:spacing/>
+              <w:ind/>
+              <w:rPr/>
+            </w:pPr>
+            <w:r/>
+            <w:r/>
+            <w:r/>
+          </w:p>
+        </w:tc>
+      </w:tr>
+      <w:tr>
+        <w:trPr/>
+        <w:tc>
+          <w:tcPr>
+            <w:tcBorders/>
+            <w:tcW w:w="992" w:type="dxa"/>
+            <w:vMerge w:val="restart"/>
+            <w:textDirection w:val="lrTb"/>
+            <w:noWrap w:val="false"/>
+          </w:tcPr>
+          <w:p>
+            <w:pPr>
+              <w:pBdr/>
+              <w:spacing/>
+              <w:ind/>
+              <w:rPr/>
+            </w:pPr>
+            <w:r>
+              <w:t xml:space="preserve">18</w:t>
+            </w:r>
+            <w:r/>
+            <w:r/>
           </w:p>
         </w:tc>
         <w:tc>
@@ -1570,6 +3227,353 @@
               <w:t xml:space="preserve">2civ – Users should be able to press A to edit attributes, 2civ2 – Users should be able to edit the mass of planets</w:t>
             </w:r>
             <w:r/>
+            <w:r/>
+          </w:p>
+        </w:tc>
+        <w:tc>
+          <w:tcPr>
+            <w:tcBorders/>
+            <w:tcW w:w="1843" w:type="dxa"/>
+            <w:vMerge w:val="restart"/>
+            <w:textDirection w:val="lrTb"/>
+            <w:noWrap w:val="false"/>
+          </w:tcPr>
+          <w:p>
+            <w:pPr>
+              <w:pBdr/>
+              <w:spacing/>
+              <w:ind/>
+              <w:rPr/>
+            </w:pPr>
+            <w:r>
+              <w:t xml:space="preserve">Decreasing the mass of a planet should have a visible effect.</w:t>
+            </w:r>
+            <w:r/>
+            <w:r/>
+          </w:p>
+        </w:tc>
+        <w:tc>
+          <w:tcPr>
+            <w:tcBorders/>
+            <w:tcW w:w="992" w:type="dxa"/>
+            <w:vMerge w:val="restart"/>
+            <w:textDirection w:val="lrTb"/>
+            <w:noWrap w:val="false"/>
+          </w:tcPr>
+          <w:p>
+            <w:pPr>
+              <w:pBdr/>
+              <w:spacing/>
+              <w:ind/>
+              <w:rPr/>
+            </w:pPr>
+            <w:r>
+              <w:t xml:space="preserve">Right arrow x3, A, Dx10</w:t>
+            </w:r>
+            <w:r/>
+            <w:r/>
+          </w:p>
+        </w:tc>
+        <w:tc>
+          <w:tcPr>
+            <w:tcBorders/>
+            <w:tcW w:w="2268" w:type="dxa"/>
+            <w:vMerge w:val="restart"/>
+            <w:textDirection w:val="lrTb"/>
+            <w:noWrap w:val="false"/>
+          </w:tcPr>
+          <w:p>
+            <w:pPr>
+              <w:pBdr/>
+              <w:spacing/>
+              <w:ind/>
+              <w:rPr/>
+            </w:pPr>
+            <w:r>
+              <w:t xml:space="preserve">I will decrease the Earth’s mass, this should be reflected in the display that shows its mass, and it should cause the moon’s orbit to become wider until Earth loses hold of the moon and the moon is flung out of its orbit.</w:t>
+            </w:r>
+            <w:r/>
+            <w:r/>
+          </w:p>
+        </w:tc>
+        <w:tc>
+          <w:tcPr>
+            <w:tcBorders/>
+            <w:tcW w:w="992" w:type="dxa"/>
+            <w:vMerge w:val="restart"/>
+            <w:textDirection w:val="lrTb"/>
+            <w:noWrap w:val="false"/>
+          </w:tcPr>
+          <w:p>
+            <w:pPr>
+              <w:pBdr/>
+              <w:spacing/>
+              <w:ind/>
+              <w:rPr/>
+            </w:pPr>
+            <w:r/>
+            <w:r/>
+            <w:r/>
+          </w:p>
+        </w:tc>
+        <w:tc>
+          <w:tcPr>
+            <w:tcBorders/>
+            <w:tcW w:w="1417" w:type="dxa"/>
+            <w:vMerge w:val="restart"/>
+            <w:textDirection w:val="lrTb"/>
+            <w:noWrap w:val="false"/>
+          </w:tcPr>
+          <w:p>
+            <w:pPr>
+              <w:pBdr/>
+              <w:spacing/>
+              <w:ind/>
+              <w:rPr/>
+            </w:pPr>
+            <w:r/>
+            <w:r/>
+            <w:r/>
+          </w:p>
+        </w:tc>
+        <w:tc>
+          <w:tcPr>
+            <w:tcBorders/>
+            <w:tcW w:w="1133" w:type="dxa"/>
+            <w:vMerge w:val="restart"/>
+            <w:textDirection w:val="lrTb"/>
+            <w:noWrap w:val="false"/>
+          </w:tcPr>
+          <w:p>
+            <w:pPr>
+              <w:pBdr/>
+              <w:spacing/>
+              <w:ind/>
+              <w:rPr/>
+            </w:pPr>
+            <w:r/>
+            <w:r/>
+            <w:r/>
+          </w:p>
+        </w:tc>
+      </w:tr>
+      <w:tr>
+        <w:trPr/>
+        <w:tc>
+          <w:tcPr>
+            <w:tcBorders/>
+            <w:tcW w:w="992" w:type="dxa"/>
+            <w:vMerge w:val="restart"/>
+            <w:textDirection w:val="lrTb"/>
+            <w:noWrap w:val="false"/>
+          </w:tcPr>
+          <w:p>
+            <w:pPr>
+              <w:pBdr/>
+              <w:spacing/>
+              <w:ind/>
+              <w:rPr/>
+            </w:pPr>
+            <w:r>
+              <w:t xml:space="preserve">19</w:t>
+            </w:r>
+            <w:r/>
+            <w:r/>
+          </w:p>
+        </w:tc>
+        <w:tc>
+          <w:tcPr>
+            <w:tcBorders/>
+            <w:tcW w:w="1843" w:type="dxa"/>
+            <w:vMerge w:val="restart"/>
+            <w:textDirection w:val="lrTb"/>
+            <w:noWrap w:val="false"/>
+          </w:tcPr>
+          <w:p>
+            <w:pPr>
+              <w:pBdr/>
+              <w:spacing/>
+              <w:ind/>
+              <w:rPr/>
+            </w:pPr>
+            <w:r>
+              <w:t xml:space="preserve">2civ – Users should be able to press A to edit attributes, 2civ2a – The mass of planets should never be negative</w:t>
+            </w:r>
+            <w:r/>
+            <w:r/>
+          </w:p>
+        </w:tc>
+        <w:tc>
+          <w:tcPr>
+            <w:tcBorders/>
+            <w:tcW w:w="1843" w:type="dxa"/>
+            <w:vMerge w:val="restart"/>
+            <w:textDirection w:val="lrTb"/>
+            <w:noWrap w:val="false"/>
+          </w:tcPr>
+          <w:p>
+            <w:pPr>
+              <w:pBdr/>
+              <w:spacing/>
+              <w:ind/>
+              <w:rPr/>
+            </w:pPr>
+            <w:r>
+              <w:t xml:space="preserve">It shouldn’t be possible to make the mass negative</w:t>
+            </w:r>
+            <w:r/>
+            <w:r/>
+          </w:p>
+        </w:tc>
+        <w:tc>
+          <w:tcPr>
+            <w:tcBorders/>
+            <w:tcW w:w="992" w:type="dxa"/>
+            <w:vMerge w:val="restart"/>
+            <w:textDirection w:val="lrTb"/>
+            <w:noWrap w:val="false"/>
+          </w:tcPr>
+          <w:p>
+            <w:pPr>
+              <w:pBdr/>
+              <w:spacing/>
+              <w:ind/>
+              <w:rPr/>
+            </w:pPr>
+            <w:r>
+              <w:t xml:space="preserve">A, Ex40</w:t>
+            </w:r>
+            <w:r/>
+            <w:r/>
+          </w:p>
+        </w:tc>
+        <w:tc>
+          <w:tcPr>
+            <w:tcBorders/>
+            <w:tcW w:w="2268" w:type="dxa"/>
+            <w:vMerge w:val="restart"/>
+            <w:textDirection w:val="lrTb"/>
+            <w:noWrap w:val="false"/>
+          </w:tcPr>
+          <w:p>
+            <w:pPr>
+              <w:pBdr/>
+              <w:spacing/>
+              <w:ind/>
+              <w:rPr/>
+            </w:pPr>
+            <w:r>
+              <w:t xml:space="preserve">This is just to demonstrate that the logarithmic scale works, every time the mass decreases by an order of magnitude the amount it decreases every time D is pressed should change too, so that it can never become negative.</w:t>
+            </w:r>
+            <w:r/>
+            <w:r/>
+          </w:p>
+        </w:tc>
+        <w:tc>
+          <w:tcPr>
+            <w:tcBorders/>
+            <w:tcW w:w="992" w:type="dxa"/>
+            <w:vMerge w:val="restart"/>
+            <w:textDirection w:val="lrTb"/>
+            <w:noWrap w:val="false"/>
+          </w:tcPr>
+          <w:p>
+            <w:pPr>
+              <w:pBdr/>
+              <w:spacing/>
+              <w:ind/>
+              <w:rPr/>
+            </w:pPr>
+            <w:r/>
+            <w:r/>
+            <w:r/>
+          </w:p>
+        </w:tc>
+        <w:tc>
+          <w:tcPr>
+            <w:tcBorders/>
+            <w:tcW w:w="1417" w:type="dxa"/>
+            <w:vMerge w:val="restart"/>
+            <w:textDirection w:val="lrTb"/>
+            <w:noWrap w:val="false"/>
+          </w:tcPr>
+          <w:p>
+            <w:pPr>
+              <w:pBdr/>
+              <w:spacing/>
+              <w:ind/>
+              <w:rPr/>
+            </w:pPr>
+            <w:r/>
+            <w:r/>
+            <w:r/>
+          </w:p>
+        </w:tc>
+        <w:tc>
+          <w:tcPr>
+            <w:tcBorders/>
+            <w:tcW w:w="1133" w:type="dxa"/>
+            <w:vMerge w:val="restart"/>
+            <w:textDirection w:val="lrTb"/>
+            <w:noWrap w:val="false"/>
+          </w:tcPr>
+          <w:p>
+            <w:pPr>
+              <w:pBdr/>
+              <w:spacing/>
+              <w:ind/>
+              <w:rPr/>
+            </w:pPr>
+            <w:r/>
+            <w:r/>
+            <w:r/>
+          </w:p>
+        </w:tc>
+      </w:tr>
+      <w:tr>
+        <w:trPr/>
+        <w:tc>
+          <w:tcPr>
+            <w:tcBorders/>
+            <w:tcW w:w="992" w:type="dxa"/>
+            <w:vMerge w:val="restart"/>
+            <w:textDirection w:val="lrTb"/>
+            <w:noWrap w:val="false"/>
+          </w:tcPr>
+          <w:p>
+            <w:pPr>
+              <w:pBdr/>
+              <w:spacing/>
+              <w:ind/>
+              <w:rPr/>
+            </w:pPr>
+            <w:r>
+              <w:t xml:space="preserve">20</w:t>
+            </w:r>
+            <w:r/>
+            <w:r/>
+          </w:p>
+        </w:tc>
+        <w:tc>
+          <w:tcPr>
+            <w:tcBorders/>
+            <w:tcW w:w="1843" w:type="dxa"/>
+            <w:vMerge w:val="restart"/>
+            <w:textDirection w:val="lrTb"/>
+            <w:noWrap w:val="false"/>
+          </w:tcPr>
+          <w:p>
+            <w:pPr>
+              <w:pBdr/>
+              <w:spacing/>
+              <w:ind/>
+              <w:rPr/>
+            </w:pPr>
+            <w:r>
+              <w:t xml:space="preserve">2civ – Users should be able to press A to edit attributes, 2civ2 – Users should be able to edit the mass of planets</w:t>
+            </w:r>
+            <w:r/>
+            <w:r/>
           </w:p>
         </w:tc>
         <w:tc>
@@ -1591,6 +3595,7 @@
               <w:t xml:space="preserve">Increasing the mass of a planet should have a visible effect</w:t>
             </w:r>
             <w:r/>
+            <w:r/>
           </w:p>
         </w:tc>
         <w:tc>
@@ -1609,8 +3614,9 @@
               <w:rPr/>
             </w:pPr>
             <w:r>
-              <w:t xml:space="preserve">Right arrow x11, A, then too many E presses to count</w:t>
+              <w:t xml:space="preserve">Right arrow x8, then too many E presses to count</w:t>
             </w:r>
+            <w:r/>
             <w:r/>
           </w:p>
         </w:tc>
@@ -1633,12 +3639,6 @@
             </w:pPr>
             <w:r>
               <w:t xml:space="preserve">I will select Saturn and increase its mass until its mass is around that of the sun. This should cause the inner solar system to drift towards Saturn, and should significantly disturb the orbit of the other planets.</w:t>
-            </w:r>
-            <w:r/>
-            <w:r>
-              <w:rPr>
-                <w:highlight w:val="none"/>
-              </w:rPr>
             </w:r>
             <w:r>
               <w:rPr>
@@ -1669,6 +3669,7 @@
             </w:pPr>
             <w:r/>
             <w:r/>
+            <w:r/>
           </w:p>
         </w:tc>
         <w:tc>
@@ -1688,6 +3689,7 @@
             </w:pPr>
             <w:r/>
             <w:r/>
+            <w:r/>
           </w:p>
         </w:tc>
         <w:tc>
@@ -1705,6 +3707,7 @@
               <w:ind/>
               <w:rPr/>
             </w:pPr>
+            <w:r/>
             <w:r/>
             <w:r/>
           </w:p>
@@ -1728,8 +3731,9 @@
               <w:rPr/>
             </w:pPr>
             <w:r>
-              <w:t xml:space="preserve">10</w:t>
+              <w:t xml:space="preserve">21</w:t>
             </w:r>
+            <w:r/>
             <w:r/>
           </w:p>
         </w:tc>
@@ -1749,8 +3753,9 @@
               <w:rPr/>
             </w:pPr>
             <w:r>
-              <w:t xml:space="preserve">3c – The user should be able to focus the camera on any planet of their choosing, or on the center of mass</w:t>
+              <w:t xml:space="preserve">2civ – Users should be able to press A to edit attributes, 2civ1 – Users should be able to edit the value of G</w:t>
             </w:r>
+            <w:r/>
             <w:r/>
           </w:p>
         </w:tc>
@@ -1770,8 +3775,9 @@
               <w:rPr/>
             </w:pPr>
             <w:r>
-              <w:t xml:space="preserve">With the mass of Saturn having been significantly increased, the center of mass of the solar system should now be roughly half way inbetween the Sun and Saturn, so pressing space should put the camera inbetween them.</w:t>
+              <w:t xml:space="preserve">Making G bigger should have a visible effect</w:t>
             </w:r>
+            <w:r/>
             <w:r/>
           </w:p>
         </w:tc>
@@ -1791,8 +3797,9 @@
               <w:rPr/>
             </w:pPr>
             <w:r>
-              <w:t xml:space="preserve">Space x2</w:t>
+              <w:t xml:space="preserve">A, W x10</w:t>
             </w:r>
+            <w:r/>
             <w:r/>
           </w:p>
         </w:tc>
@@ -1812,8 +3819,9 @@
               <w:rPr/>
             </w:pPr>
             <w:r>
-              <w:t xml:space="preserve">Pressing space once should toggle the focus to be on the center of mass, and it should be inbetween Saturn and the Sun. Pressing space again should change the focus to be back on a planet.</w:t>
+              <w:t xml:space="preserve">Pressing A followed by pressing W should increase the value of G. Pressing W 10 times should make gravity substantially stronger, which would cause planets to enter more elliptical orbits or fall into the sun and get flung out of the solar system.</w:t>
             </w:r>
+            <w:r/>
             <w:r/>
           </w:p>
         </w:tc>
@@ -1834,6 +3842,7 @@
             </w:pPr>
             <w:r/>
             <w:r/>
+            <w:r/>
           </w:p>
         </w:tc>
         <w:tc>
@@ -1853,6 +3862,7 @@
             </w:pPr>
             <w:r/>
             <w:r/>
+            <w:r/>
           </w:p>
         </w:tc>
         <w:tc>
@@ -1870,6 +3880,7 @@
               <w:ind/>
               <w:rPr/>
             </w:pPr>
+            <w:r/>
             <w:r/>
             <w:r/>
           </w:p>
@@ -1893,8 +3904,9 @@
               <w:rPr/>
             </w:pPr>
             <w:r>
-              <w:t xml:space="preserve">10</w:t>
+              <w:t xml:space="preserve">22</w:t>
             </w:r>
+            <w:r/>
             <w:r/>
           </w:p>
         </w:tc>
@@ -1914,8 +3926,9 @@
               <w:rPr/>
             </w:pPr>
             <w:r>
-              <w:t xml:space="preserve">2civ – Users should be able to press A to edit attributes, 2civ2 – Users should be able to edit the mass of planets</w:t>
+              <w:t xml:space="preserve">2civ – Users should be able to press A to edit attributes, 2civ1 – Users should be able to edit the vaule of G</w:t>
             </w:r>
+            <w:r/>
             <w:r/>
           </w:p>
         </w:tc>
@@ -1935,8 +3948,9 @@
               <w:rPr/>
             </w:pPr>
             <w:r>
-              <w:t xml:space="preserve">Decreasing the mass of a planet should have a visible effect.</w:t>
+              <w:t xml:space="preserve">Making G smaller should have a visible effect</w:t>
             </w:r>
+            <w:r/>
             <w:r/>
           </w:p>
         </w:tc>
@@ -1956,8 +3970,9 @@
               <w:rPr/>
             </w:pPr>
             <w:r>
-              <w:t xml:space="preserve">Right arrow x3, A, Dx10</w:t>
+              <w:t xml:space="preserve">A, S x10</w:t>
             </w:r>
+            <w:r/>
             <w:r/>
           </w:p>
         </w:tc>
@@ -1977,8 +3992,9 @@
               <w:rPr/>
             </w:pPr>
             <w:r>
-              <w:t xml:space="preserve">I will decrease the Earth’s mass, this should cause the moon’s orbit to become wider until Earth loses hold of the moon and the moon is flung out of its orbit.</w:t>
+              <w:t xml:space="preserve">Pressing A followed by pressing S should decrease the value of G. This should make gravity substantially weaker which should make planets exit their orbits, as gravity will not be strong enough to hold them in their orbit anymore.</w:t>
             </w:r>
+            <w:r/>
             <w:r/>
           </w:p>
         </w:tc>
@@ -1999,6 +4015,7 @@
             </w:pPr>
             <w:r/>
             <w:r/>
+            <w:r/>
           </w:p>
         </w:tc>
         <w:tc>
@@ -2018,6 +4035,7 @@
             </w:pPr>
             <w:r/>
             <w:r/>
+            <w:r/>
           </w:p>
         </w:tc>
         <w:tc>
@@ -2036,342 +4054,6 @@
               <w:rPr/>
             </w:pPr>
             <w:r/>
-            <w:r/>
-          </w:p>
-        </w:tc>
-      </w:tr>
-      <w:tr>
-        <w:trPr>
-          <w:trHeight w:val="2452"/>
-        </w:trPr>
-        <w:tc>
-          <w:tcPr>
-            <w:tcBorders/>
-            <w:tcW w:w="992" w:type="dxa"/>
-            <w:vMerge w:val="restart"/>
-            <w:textDirection w:val="lrTb"/>
-            <w:noWrap w:val="false"/>
-          </w:tcPr>
-          <w:p>
-            <w:pPr>
-              <w:pBdr/>
-              <w:spacing/>
-              <w:ind/>
-              <w:rPr/>
-            </w:pPr>
-            <w:r>
-              <w:t xml:space="preserve">11</w:t>
-            </w:r>
-            <w:r/>
-          </w:p>
-        </w:tc>
-        <w:tc>
-          <w:tcPr>
-            <w:tcBorders/>
-            <w:tcW w:w="1843" w:type="dxa"/>
-            <w:vMerge w:val="restart"/>
-            <w:textDirection w:val="lrTb"/>
-            <w:noWrap w:val="false"/>
-          </w:tcPr>
-          <w:p>
-            <w:pPr>
-              <w:pBdr/>
-              <w:spacing/>
-              <w:ind/>
-              <w:rPr/>
-            </w:pPr>
-            <w:r>
-              <w:t xml:space="preserve">2civ – Users should be able to press A to edit attributes, 2civ2a – The mass of planets should never be negative</w:t>
-            </w:r>
-            <w:r/>
-          </w:p>
-        </w:tc>
-        <w:tc>
-          <w:tcPr>
-            <w:tcBorders/>
-            <w:tcW w:w="1843" w:type="dxa"/>
-            <w:vMerge w:val="restart"/>
-            <w:textDirection w:val="lrTb"/>
-            <w:noWrap w:val="false"/>
-          </w:tcPr>
-          <w:p>
-            <w:pPr>
-              <w:pBdr/>
-              <w:spacing/>
-              <w:ind/>
-              <w:rPr/>
-            </w:pPr>
-            <w:r>
-              <w:t xml:space="preserve">It shouldn’t be possible to make the mass negative</w:t>
-            </w:r>
-            <w:r/>
-          </w:p>
-        </w:tc>
-        <w:tc>
-          <w:tcPr>
-            <w:tcBorders/>
-            <w:tcW w:w="992" w:type="dxa"/>
-            <w:vMerge w:val="restart"/>
-            <w:textDirection w:val="lrTb"/>
-            <w:noWrap w:val="false"/>
-          </w:tcPr>
-          <w:p>
-            <w:pPr>
-              <w:pBdr/>
-              <w:spacing/>
-              <w:ind/>
-              <w:rPr/>
-            </w:pPr>
-            <w:r>
-              <w:t xml:space="preserve">A, Ex40</w:t>
-            </w:r>
-            <w:r/>
-          </w:p>
-        </w:tc>
-        <w:tc>
-          <w:tcPr>
-            <w:tcBorders/>
-            <w:tcW w:w="2268" w:type="dxa"/>
-            <w:vMerge w:val="restart"/>
-            <w:textDirection w:val="lrTb"/>
-            <w:noWrap w:val="false"/>
-          </w:tcPr>
-          <w:p>
-            <w:pPr>
-              <w:pBdr/>
-              <w:spacing/>
-              <w:ind/>
-              <w:rPr/>
-            </w:pPr>
-            <w:r>
-              <w:t xml:space="preserve">Just like with G this is simply showing that the increments that the mass changes by change with the order of magnitude so that the mass can’t become negative</w:t>
-            </w:r>
-            <w:r/>
-          </w:p>
-        </w:tc>
-        <w:tc>
-          <w:tcPr>
-            <w:tcBorders/>
-            <w:tcW w:w="992" w:type="dxa"/>
-            <w:vMerge w:val="restart"/>
-            <w:textDirection w:val="lrTb"/>
-            <w:noWrap w:val="false"/>
-          </w:tcPr>
-          <w:p>
-            <w:pPr>
-              <w:pBdr/>
-              <w:spacing/>
-              <w:ind/>
-              <w:rPr/>
-            </w:pPr>
-            <w:r/>
-            <w:r/>
-          </w:p>
-        </w:tc>
-        <w:tc>
-          <w:tcPr>
-            <w:tcBorders/>
-            <w:tcW w:w="1417" w:type="dxa"/>
-            <w:vMerge w:val="restart"/>
-            <w:textDirection w:val="lrTb"/>
-            <w:noWrap w:val="false"/>
-          </w:tcPr>
-          <w:p>
-            <w:pPr>
-              <w:pBdr/>
-              <w:spacing/>
-              <w:ind/>
-              <w:rPr/>
-            </w:pPr>
-            <w:r/>
-            <w:r/>
-          </w:p>
-        </w:tc>
-        <w:tc>
-          <w:tcPr>
-            <w:tcBorders/>
-            <w:tcW w:w="1133" w:type="dxa"/>
-            <w:vMerge w:val="restart"/>
-            <w:textDirection w:val="lrTb"/>
-            <w:noWrap w:val="false"/>
-          </w:tcPr>
-          <w:p>
-            <w:pPr>
-              <w:pBdr/>
-              <w:spacing/>
-              <w:ind/>
-              <w:rPr/>
-            </w:pPr>
-            <w:r/>
-            <w:r/>
-          </w:p>
-        </w:tc>
-      </w:tr>
-      <w:tr>
-        <w:trPr>
-          <w:trHeight w:val="3033"/>
-        </w:trPr>
-        <w:tc>
-          <w:tcPr>
-            <w:tcBorders/>
-            <w:tcW w:w="992" w:type="dxa"/>
-            <w:vMerge w:val="restart"/>
-            <w:textDirection w:val="lrTb"/>
-            <w:noWrap w:val="false"/>
-          </w:tcPr>
-          <w:p>
-            <w:pPr>
-              <w:pBdr/>
-              <w:spacing/>
-              <w:ind/>
-              <w:rPr/>
-            </w:pPr>
-            <w:r>
-              <w:t xml:space="preserve">12</w:t>
-            </w:r>
-            <w:r/>
-          </w:p>
-        </w:tc>
-        <w:tc>
-          <w:tcPr>
-            <w:tcBorders/>
-            <w:tcW w:w="1843" w:type="dxa"/>
-            <w:vMerge w:val="restart"/>
-            <w:textDirection w:val="lrTb"/>
-            <w:noWrap w:val="false"/>
-          </w:tcPr>
-          <w:p>
-            <w:pPr>
-              <w:pBdr/>
-              <w:spacing/>
-              <w:ind/>
-              <w:rPr/>
-            </w:pPr>
-            <w:r>
-              <w:t xml:space="preserve">2bi – Force diagrams should be included to explain the motion of the planets using Newtonian physics</w:t>
-            </w:r>
-            <w:r/>
-          </w:p>
-        </w:tc>
-        <w:tc>
-          <w:tcPr>
-            <w:tcBorders/>
-            <w:tcW w:w="1843" w:type="dxa"/>
-            <w:vMerge w:val="restart"/>
-            <w:textDirection w:val="lrTb"/>
-            <w:noWrap w:val="false"/>
-          </w:tcPr>
-          <w:p>
-            <w:pPr>
-              <w:pBdr/>
-              <w:spacing/>
-              <w:ind/>
-              <w:rPr/>
-            </w:pPr>
-            <w:r>
-              <w:t xml:space="preserve">When pressing “F” to turn on arrows, arrows showing the forces on planets should pop up on the currently selected planet</w:t>
-            </w:r>
-            <w:r/>
-          </w:p>
-        </w:tc>
-        <w:tc>
-          <w:tcPr>
-            <w:tcBorders/>
-            <w:tcW w:w="992" w:type="dxa"/>
-            <w:vMerge w:val="restart"/>
-            <w:textDirection w:val="lrTb"/>
-            <w:noWrap w:val="false"/>
-          </w:tcPr>
-          <w:p>
-            <w:pPr>
-              <w:pBdr/>
-              <w:spacing/>
-              <w:ind/>
-              <w:rPr/>
-            </w:pPr>
-            <w:r>
-              <w:t xml:space="preserve">F, Right arrow x6</w:t>
-            </w:r>
-            <w:r/>
-          </w:p>
-        </w:tc>
-        <w:tc>
-          <w:tcPr>
-            <w:tcBorders/>
-            <w:tcW w:w="2268" w:type="dxa"/>
-            <w:vMerge w:val="restart"/>
-            <w:textDirection w:val="lrTb"/>
-            <w:noWrap w:val="false"/>
-          </w:tcPr>
-          <w:p>
-            <w:pPr>
-              <w:pBdr/>
-              <w:spacing/>
-              <w:ind/>
-              <w:rPr/>
-            </w:pPr>
-            <w:r>
-              <w:t xml:space="preserve">Arrows should appear on one planet and</w:t>
-            </w:r>
-            <w:r>
-              <w:t xml:space="preserve"> point towards the other planets, for most planets the resultant arrow (the one that’s the colour of the planet) should point towards the Sun. I will turn on arrows then press the right arrow key a few times to show the arrows working on different planets.</w:t>
-            </w:r>
-            <w:r/>
-          </w:p>
-        </w:tc>
-        <w:tc>
-          <w:tcPr>
-            <w:tcBorders/>
-            <w:tcW w:w="992" w:type="dxa"/>
-            <w:vMerge w:val="restart"/>
-            <w:textDirection w:val="lrTb"/>
-            <w:noWrap w:val="false"/>
-          </w:tcPr>
-          <w:p>
-            <w:pPr>
-              <w:pBdr/>
-              <w:spacing/>
-              <w:ind/>
-              <w:rPr/>
-            </w:pPr>
-            <w:r/>
-            <w:r/>
-          </w:p>
-        </w:tc>
-        <w:tc>
-          <w:tcPr>
-            <w:tcBorders/>
-            <w:tcW w:w="1417" w:type="dxa"/>
-            <w:vMerge w:val="restart"/>
-            <w:textDirection w:val="lrTb"/>
-            <w:noWrap w:val="false"/>
-          </w:tcPr>
-          <w:p>
-            <w:pPr>
-              <w:pBdr/>
-              <w:spacing/>
-              <w:ind/>
-              <w:rPr/>
-            </w:pPr>
-            <w:r/>
-            <w:r/>
-          </w:p>
-        </w:tc>
-        <w:tc>
-          <w:tcPr>
-            <w:tcBorders/>
-            <w:tcW w:w="1133" w:type="dxa"/>
-            <w:vMerge w:val="restart"/>
-            <w:textDirection w:val="lrTb"/>
-            <w:noWrap w:val="false"/>
-          </w:tcPr>
-          <w:p>
-            <w:pPr>
-              <w:pBdr/>
-              <w:spacing/>
-              <w:ind/>
-              <w:rPr/>
-            </w:pPr>
             <w:r/>
             <w:r/>
           </w:p>
@@ -2395,8 +4077,9 @@
               <w:rPr/>
             </w:pPr>
             <w:r>
-              <w:t xml:space="preserve">13</w:t>
+              <w:t xml:space="preserve">23</w:t>
             </w:r>
+            <w:r/>
             <w:r/>
           </w:p>
         </w:tc>
@@ -2416,8 +4099,9 @@
               <w:rPr/>
             </w:pPr>
             <w:r>
-              <w:t xml:space="preserve">2d – Users should be able to speed up and slow down the simulation</w:t>
+              <w:t xml:space="preserve">2civ – Users should be able to press A to edit attributes, 2civ1a – G should never become negative</w:t>
             </w:r>
+            <w:r/>
             <w:r/>
           </w:p>
         </w:tc>
@@ -2437,8 +4121,9 @@
               <w:rPr/>
             </w:pPr>
             <w:r>
-              <w:t xml:space="preserve">When pressing the up and down arrow keys the simulation should speed up and slow down</w:t>
+              <w:t xml:space="preserve">It shouldn’t be possible to make G negative</w:t>
             </w:r>
+            <w:r/>
             <w:r/>
           </w:p>
         </w:tc>
@@ -2458,8 +4143,9 @@
               <w:rPr/>
             </w:pPr>
             <w:r>
-              <w:t xml:space="preserve">Up arrow x4, down arrow x5, down arrow key x3</w:t>
+              <w:t xml:space="preserve">A, S x40</w:t>
             </w:r>
+            <w:r/>
             <w:r/>
           </w:p>
         </w:tc>
@@ -2479,11 +4165,9 @@
               <w:rPr/>
             </w:pPr>
             <w:r>
-              <w:t xml:space="preserve">When pressing the up arrow key the simulation should speed</w:t>
+              <w:t xml:space="preserve">This is just to demonstrate that the logarithmic scale works, every time G decreases by an order of magnitude the amount it decreases every time S is pressed should change too.</w:t>
             </w:r>
-            <w:r>
-              <w:t xml:space="preserve"> up, when pressing the down arrow key the simulation should slow down. After pressing the down arrow key 5 times the simulation should be paused. Trying to press it again should do nothing, the simulation should not enter negative time as that is nonsense.</w:t>
-            </w:r>
+            <w:r/>
             <w:r/>
           </w:p>
         </w:tc>
@@ -2504,6 +4188,7 @@
             </w:pPr>
             <w:r/>
             <w:r/>
+            <w:r/>
           </w:p>
         </w:tc>
         <w:tc>
@@ -2523,6 +4208,7 @@
             </w:pPr>
             <w:r/>
             <w:r/>
+            <w:r/>
           </w:p>
         </w:tc>
         <w:tc>
@@ -2540,6 +4226,7 @@
               <w:ind/>
               <w:rPr/>
             </w:pPr>
+            <w:r/>
             <w:r/>
             <w:r/>
           </w:p>
@@ -2563,8 +4250,9 @@
               <w:rPr/>
             </w:pPr>
             <w:r>
-              <w:t xml:space="preserve">14</w:t>
+              <w:t xml:space="preserve">24</w:t>
             </w:r>
+            <w:r/>
             <w:r/>
           </w:p>
         </w:tc>
@@ -2584,8 +4272,9 @@
               <w:rPr/>
             </w:pPr>
             <w:r>
-              <w:t xml:space="preserve">4a – The menu should display info on both planets being compared</w:t>
+              <w:t xml:space="preserve">6 – Be sufficiently optimised and not suffer frame drops</w:t>
             </w:r>
+            <w:r/>
             <w:r/>
           </w:p>
         </w:tc>
@@ -2605,505 +4294,12 @@
               <w:rPr/>
             </w:pPr>
             <w:r>
-              <w:t xml:space="preserve">The comparsion mode should display the information of the left planet in the left corner and the information of the right planet in the right corner</w:t>
+              <w:t xml:space="preserve">This will be evident by just looking at the program for the duration of the </w:t>
             </w:r>
-            <w:r/>
-          </w:p>
-        </w:tc>
-        <w:tc>
-          <w:tcPr>
-            <w:tcBorders/>
-            <w:tcW w:w="992" w:type="dxa"/>
-            <w:vMerge w:val="restart"/>
-            <w:textDirection w:val="lrTb"/>
-            <w:noWrap w:val="false"/>
-          </w:tcPr>
-          <w:p>
-            <w:pPr>
-              <w:pBdr/>
-              <w:spacing/>
-              <w:ind/>
-              <w:rPr/>
-            </w:pPr>
             <w:r>
-              <w:t xml:space="preserve">C</w:t>
+              <w:t xml:space="preserve">testing, if there are no frame drops while doing all the other tests then this is a good indication that my program performs well. I will be running the program on my 15 year old laptop, so if it runs well on that it should run well on any modern computer.</w:t>
             </w:r>
             <w:r/>
-          </w:p>
-        </w:tc>
-        <w:tc>
-          <w:tcPr>
-            <w:tcBorders/>
-            <w:tcW w:w="2268" w:type="dxa"/>
-            <w:vMerge w:val="restart"/>
-            <w:textDirection w:val="lrTb"/>
-            <w:noWrap w:val="false"/>
-          </w:tcPr>
-          <w:p>
-            <w:pPr>
-              <w:pBdr/>
-              <w:spacing/>
-              <w:ind/>
-              <w:rPr/>
-            </w:pPr>
-            <w:r>
-              <w:t xml:space="preserve">Upon pressing C, information about the sun (its mass, size, and distance from itself) should be in the top left corner, and information about Jupiter should be in the right corner.</w:t>
-            </w:r>
-            <w:r/>
-          </w:p>
-        </w:tc>
-        <w:tc>
-          <w:tcPr>
-            <w:tcBorders/>
-            <w:tcW w:w="992" w:type="dxa"/>
-            <w:vMerge w:val="restart"/>
-            <w:textDirection w:val="lrTb"/>
-            <w:noWrap w:val="false"/>
-          </w:tcPr>
-          <w:p>
-            <w:pPr>
-              <w:pBdr/>
-              <w:spacing/>
-              <w:ind/>
-              <w:rPr/>
-            </w:pPr>
-            <w:r/>
-            <w:r/>
-          </w:p>
-        </w:tc>
-        <w:tc>
-          <w:tcPr>
-            <w:tcBorders/>
-            <w:tcW w:w="1417" w:type="dxa"/>
-            <w:vMerge w:val="restart"/>
-            <w:textDirection w:val="lrTb"/>
-            <w:noWrap w:val="false"/>
-          </w:tcPr>
-          <w:p>
-            <w:pPr>
-              <w:pBdr/>
-              <w:spacing/>
-              <w:ind/>
-              <w:rPr/>
-            </w:pPr>
-            <w:r/>
-            <w:r/>
-          </w:p>
-        </w:tc>
-        <w:tc>
-          <w:tcPr>
-            <w:tcBorders/>
-            <w:tcW w:w="1133" w:type="dxa"/>
-            <w:vMerge w:val="restart"/>
-            <w:textDirection w:val="lrTb"/>
-            <w:noWrap w:val="false"/>
-          </w:tcPr>
-          <w:p>
-            <w:pPr>
-              <w:pBdr/>
-              <w:spacing/>
-              <w:ind/>
-              <w:rPr/>
-            </w:pPr>
-            <w:r/>
-            <w:r/>
-          </w:p>
-        </w:tc>
-      </w:tr>
-      <w:tr>
-        <w:trPr/>
-        <w:tc>
-          <w:tcPr>
-            <w:tcBorders/>
-            <w:tcW w:w="992" w:type="dxa"/>
-            <w:vMerge w:val="restart"/>
-            <w:textDirection w:val="lrTb"/>
-            <w:noWrap w:val="false"/>
-          </w:tcPr>
-          <w:p>
-            <w:pPr>
-              <w:pBdr/>
-              <w:spacing/>
-              <w:ind/>
-              <w:rPr/>
-            </w:pPr>
-            <w:r>
-              <w:t xml:space="preserve">15</w:t>
-            </w:r>
-            <w:r/>
-          </w:p>
-        </w:tc>
-        <w:tc>
-          <w:tcPr>
-            <w:tcBorders/>
-            <w:tcW w:w="1843" w:type="dxa"/>
-            <w:vMerge w:val="restart"/>
-            <w:textDirection w:val="lrTb"/>
-            <w:noWrap w:val="false"/>
-          </w:tcPr>
-          <w:p>
-            <w:pPr>
-              <w:pBdr/>
-              <w:spacing/>
-              <w:ind/>
-              <w:rPr/>
-            </w:pPr>
-            <w:r>
-              <w:t xml:space="preserve">4 – Include the ability to compare sizes of planets</w:t>
-            </w:r>
-            <w:r/>
-          </w:p>
-        </w:tc>
-        <w:tc>
-          <w:tcPr>
-            <w:tcBorders/>
-            <w:tcW w:w="1843" w:type="dxa"/>
-            <w:vMerge w:val="restart"/>
-            <w:textDirection w:val="lrTb"/>
-            <w:noWrap w:val="false"/>
-          </w:tcPr>
-          <w:p>
-            <w:pPr>
-              <w:pBdr/>
-              <w:spacing/>
-              <w:ind/>
-              <w:rPr/>
-            </w:pPr>
-            <w:r>
-              <w:t xml:space="preserve">The comparsion mode should show planets side by side at their correct relative sizes</w:t>
-            </w:r>
-            <w:r/>
-          </w:p>
-        </w:tc>
-        <w:tc>
-          <w:tcPr>
-            <w:tcBorders/>
-            <w:tcW w:w="992" w:type="dxa"/>
-            <w:vMerge w:val="restart"/>
-            <w:textDirection w:val="lrTb"/>
-            <w:noWrap w:val="false"/>
-          </w:tcPr>
-          <w:p>
-            <w:pPr>
-              <w:pBdr/>
-              <w:spacing/>
-              <w:ind/>
-              <w:rPr/>
-            </w:pPr>
-            <w:r>
-              <w:t xml:space="preserve">C, left arrow, right arrow x5, left arrow x5</w:t>
-            </w:r>
-            <w:r/>
-          </w:p>
-        </w:tc>
-        <w:tc>
-          <w:tcPr>
-            <w:tcBorders/>
-            <w:tcW w:w="2268" w:type="dxa"/>
-            <w:vMerge w:val="restart"/>
-            <w:textDirection w:val="lrTb"/>
-            <w:noWrap w:val="false"/>
-          </w:tcPr>
-          <w:p>
-            <w:pPr>
-              <w:pBdr/>
-              <w:spacing/>
-              <w:ind/>
-              <w:rPr/>
-            </w:pPr>
-            <w:r>
-              <w:t xml:space="preserve">Upon pressing C the sun and Jupiter should be in comparison. Pressing the left and right arrows should cycle through the planets to compare different bodies.</w:t>
-            </w:r>
-            <w:r/>
-          </w:p>
-        </w:tc>
-        <w:tc>
-          <w:tcPr>
-            <w:tcBorders/>
-            <w:tcW w:w="992" w:type="dxa"/>
-            <w:vMerge w:val="restart"/>
-            <w:textDirection w:val="lrTb"/>
-            <w:noWrap w:val="false"/>
-          </w:tcPr>
-          <w:p>
-            <w:pPr>
-              <w:pBdr/>
-              <w:spacing/>
-              <w:ind/>
-              <w:rPr/>
-            </w:pPr>
-            <w:r/>
-            <w:r/>
-          </w:p>
-        </w:tc>
-        <w:tc>
-          <w:tcPr>
-            <w:tcBorders/>
-            <w:tcW w:w="1417" w:type="dxa"/>
-            <w:vMerge w:val="restart"/>
-            <w:textDirection w:val="lrTb"/>
-            <w:noWrap w:val="false"/>
-          </w:tcPr>
-          <w:p>
-            <w:pPr>
-              <w:pBdr/>
-              <w:spacing/>
-              <w:ind/>
-              <w:rPr/>
-            </w:pPr>
-            <w:r/>
-            <w:r/>
-          </w:p>
-        </w:tc>
-        <w:tc>
-          <w:tcPr>
-            <w:tcBorders/>
-            <w:tcW w:w="1133" w:type="dxa"/>
-            <w:vMerge w:val="restart"/>
-            <w:textDirection w:val="lrTb"/>
-            <w:noWrap w:val="false"/>
-          </w:tcPr>
-          <w:p>
-            <w:pPr>
-              <w:pBdr/>
-              <w:spacing/>
-              <w:ind/>
-              <w:rPr/>
-            </w:pPr>
-            <w:r/>
-            <w:r/>
-          </w:p>
-        </w:tc>
-      </w:tr>
-      <w:tr>
-        <w:trPr>
-          <w:trHeight w:val="162"/>
-        </w:trPr>
-        <w:tc>
-          <w:tcPr>
-            <w:tcBorders/>
-            <w:tcW w:w="992" w:type="dxa"/>
-            <w:vMerge w:val="restart"/>
-            <w:textDirection w:val="lrTb"/>
-            <w:noWrap w:val="false"/>
-          </w:tcPr>
-          <w:p>
-            <w:pPr>
-              <w:pBdr/>
-              <w:spacing/>
-              <w:ind/>
-              <w:rPr/>
-            </w:pPr>
-            <w:r>
-              <w:t xml:space="preserve">16</w:t>
-            </w:r>
-            <w:r/>
-          </w:p>
-        </w:tc>
-        <w:tc>
-          <w:tcPr>
-            <w:tcBorders/>
-            <w:tcW w:w="1843" w:type="dxa"/>
-            <w:vMerge w:val="restart"/>
-            <w:textDirection w:val="lrTb"/>
-            <w:noWrap w:val="false"/>
-          </w:tcPr>
-          <w:p>
-            <w:pPr>
-              <w:pBdr/>
-              <w:spacing/>
-              <w:ind/>
-              <w:rPr/>
-            </w:pPr>
-            <w:r>
-              <w:t xml:space="preserve">1a – Model the effects of gravity using Newton’s laws of motion, 1ai – Laws should be implemented as methods in the celestialBodies class, 1b – Calculate the motion of objects using verlet integration, 1bi – Verlet integration should be implemented as methods in the celestialBodies class</w:t>
-            </w:r>
-            <w:r/>
-          </w:p>
-        </w:tc>
-        <w:tc>
-          <w:tcPr>
-            <w:tcBorders/>
-            <w:tcW w:w="1843" w:type="dxa"/>
-            <w:vMerge w:val="restart"/>
-            <w:textDirection w:val="lrTb"/>
-            <w:noWrap w:val="false"/>
-          </w:tcPr>
-          <w:p>
-            <w:pPr>
-              <w:pBdr/>
-              <w:spacing/>
-              <w:ind/>
-              <w:rPr/>
-            </w:pPr>
-            <w:r>
-              <w:t xml:space="preserve">The paths of planets should look sensible and match physical intuition, i.e. They should be roughly circular / elliptical around the sun, and moons should orbit their hosts. Multiple planets should be selected to ensure they all have sensible orbits.</w:t>
-            </w:r>
-            <w:r/>
-          </w:p>
-        </w:tc>
-        <w:tc>
-          <w:tcPr>
-            <w:tcBorders/>
-            <w:tcW w:w="992" w:type="dxa"/>
-            <w:vMerge w:val="restart"/>
-            <w:textDirection w:val="lrTb"/>
-            <w:noWrap w:val="false"/>
-          </w:tcPr>
-          <w:p>
-            <w:pPr>
-              <w:pBdr/>
-              <w:spacing/>
-              <w:ind/>
-              <w:rPr/>
-            </w:pPr>
-            <w:r>
-              <w:t xml:space="preserve">Right arrow key x8</w:t>
-            </w:r>
-            <w:r/>
-          </w:p>
-        </w:tc>
-        <w:tc>
-          <w:tcPr>
-            <w:tcBorders/>
-            <w:tcW w:w="2268" w:type="dxa"/>
-            <w:vMerge w:val="restart"/>
-            <w:textDirection w:val="lrTb"/>
-            <w:noWrap w:val="false"/>
-          </w:tcPr>
-          <w:p>
-            <w:pPr>
-              <w:pBdr/>
-              <w:spacing/>
-              <w:ind/>
-              <w:rPr/>
-            </w:pPr>
-            <w:r>
-              <w:t xml:space="preserve">Planets should orbit the sun in ellipses, moons should orbit their host planets. The motion of planets should be smooth and not jittery, and it should look believable. If all this happens, then that is an indication that the methods implementing physical laws are accurate.</w:t>
-            </w:r>
-            <w:r/>
-          </w:p>
-        </w:tc>
-        <w:tc>
-          <w:tcPr>
-            <w:tcBorders/>
-            <w:tcW w:w="992" w:type="dxa"/>
-            <w:vMerge w:val="restart"/>
-            <w:textDirection w:val="lrTb"/>
-            <w:noWrap w:val="false"/>
-          </w:tcPr>
-          <w:p>
-            <w:pPr>
-              <w:pBdr/>
-              <w:spacing/>
-              <w:ind/>
-              <w:rPr/>
-            </w:pPr>
-            <w:r/>
-            <w:r/>
-          </w:p>
-        </w:tc>
-        <w:tc>
-          <w:tcPr>
-            <w:tcBorders/>
-            <w:tcW w:w="1417" w:type="dxa"/>
-            <w:vMerge w:val="restart"/>
-            <w:textDirection w:val="lrTb"/>
-            <w:noWrap w:val="false"/>
-          </w:tcPr>
-          <w:p>
-            <w:pPr>
-              <w:pBdr/>
-              <w:spacing/>
-              <w:ind/>
-              <w:rPr/>
-            </w:pPr>
-            <w:r/>
-            <w:r/>
-          </w:p>
-        </w:tc>
-        <w:tc>
-          <w:tcPr>
-            <w:tcBorders/>
-            <w:tcW w:w="1133" w:type="dxa"/>
-            <w:vMerge w:val="restart"/>
-            <w:textDirection w:val="lrTb"/>
-            <w:noWrap w:val="false"/>
-          </w:tcPr>
-          <w:p>
-            <w:pPr>
-              <w:pBdr/>
-              <w:spacing/>
-              <w:ind/>
-              <w:rPr/>
-            </w:pPr>
-            <w:r/>
-            <w:r/>
-          </w:p>
-        </w:tc>
-      </w:tr>
-      <w:tr>
-        <w:trPr/>
-        <w:tc>
-          <w:tcPr>
-            <w:tcBorders/>
-            <w:tcW w:w="992" w:type="dxa"/>
-            <w:vMerge w:val="restart"/>
-            <w:textDirection w:val="lrTb"/>
-            <w:noWrap w:val="false"/>
-          </w:tcPr>
-          <w:p>
-            <w:pPr>
-              <w:pBdr/>
-              <w:spacing/>
-              <w:ind/>
-              <w:rPr/>
-            </w:pPr>
-            <w:r>
-              <w:t xml:space="preserve">17</w:t>
-            </w:r>
-            <w:r/>
-          </w:p>
-        </w:tc>
-        <w:tc>
-          <w:tcPr>
-            <w:tcBorders/>
-            <w:tcW w:w="1843" w:type="dxa"/>
-            <w:vMerge w:val="restart"/>
-            <w:textDirection w:val="lrTb"/>
-            <w:noWrap w:val="false"/>
-          </w:tcPr>
-          <w:p>
-            <w:pPr>
-              <w:pBdr/>
-              <w:spacing/>
-              <w:ind/>
-              <w:rPr/>
-            </w:pPr>
-            <w:r>
-              <w:t xml:space="preserve">3a – Accurately display the solar system with a scale model</w:t>
-            </w:r>
-            <w:r/>
-          </w:p>
-        </w:tc>
-        <w:tc>
-          <w:tcPr>
-            <w:tcBorders/>
-            <w:tcW w:w="1843" w:type="dxa"/>
-            <w:vMerge w:val="restart"/>
-            <w:textDirection w:val="lrTb"/>
-            <w:noWrap w:val="false"/>
-          </w:tcPr>
-          <w:p>
-            <w:pPr>
-              <w:pBdr/>
-              <w:spacing/>
-              <w:ind/>
-              <w:rPr/>
-            </w:pPr>
-            <w:r>
-              <w:t xml:space="preserve">Compare my solar system side by side with NASA’s Eyes model, to ensure that the model is accurate. If they look similar this shows my model is accurate.</w:t>
-            </w:r>
             <w:r/>
           </w:p>
         </w:tc>
@@ -3126,6 +4322,7 @@
               <w:t xml:space="preserve">N/A</w:t>
             </w:r>
             <w:r/>
+            <w:r/>
           </w:p>
         </w:tc>
         <w:tc>
@@ -3144,8 +4341,9 @@
               <w:rPr/>
             </w:pPr>
             <w:r>
-              <w:t xml:space="preserve">My program should match what is shown my NASA in terms of scale (note that NASA uses different colours than my model does, e.g. Mercury is purple in their model but grey in mine, this has no effect on the accuracy of the model).</w:t>
+              <w:t xml:space="preserve">There shouldn’t be any frame drops while testing the program and the motion of everything should look smooth.</w:t>
             </w:r>
+            <w:r/>
             <w:r/>
           </w:p>
         </w:tc>
@@ -3166,6 +4364,7 @@
             </w:pPr>
             <w:r/>
             <w:r/>
+            <w:r/>
           </w:p>
         </w:tc>
         <w:tc>
@@ -3185,6 +4384,7 @@
             </w:pPr>
             <w:r/>
             <w:r/>
+            <w:r/>
           </w:p>
         </w:tc>
         <w:tc>
@@ -3204,660 +4404,171 @@
             </w:pPr>
             <w:r/>
             <w:r/>
-          </w:p>
-        </w:tc>
-      </w:tr>
-      <w:tr>
-        <w:trPr/>
-        <w:tc>
-          <w:tcPr>
-            <w:tcBorders/>
-            <w:tcW w:w="992" w:type="dxa"/>
-            <w:vMerge w:val="restart"/>
-            <w:textDirection w:val="lrTb"/>
-            <w:noWrap w:val="false"/>
-          </w:tcPr>
-          <w:p>
-            <w:pPr>
-              <w:pBdr/>
-              <w:spacing/>
-              <w:ind/>
-              <w:rPr/>
-            </w:pPr>
-            <w:r>
-              <w:t xml:space="preserve">18</w:t>
-            </w:r>
-            <w:r/>
-          </w:p>
-        </w:tc>
-        <w:tc>
-          <w:tcPr>
-            <w:tcBorders/>
-            <w:tcW w:w="1843" w:type="dxa"/>
-            <w:vMerge w:val="restart"/>
-            <w:textDirection w:val="lrTb"/>
-            <w:noWrap w:val="false"/>
-          </w:tcPr>
-          <w:p>
-            <w:pPr>
-              <w:pBdr/>
-              <w:spacing/>
-              <w:ind/>
-              <w:rPr/>
-            </w:pPr>
-            <w:r>
-              <w:t xml:space="preserve">3b – Orbital lines should be shown to demonstrate the path of the planets</w:t>
-            </w:r>
-            <w:r/>
-          </w:p>
-        </w:tc>
-        <w:tc>
-          <w:tcPr>
-            <w:tcBorders/>
-            <w:tcW w:w="1843" w:type="dxa"/>
-            <w:vMerge w:val="restart"/>
-            <w:textDirection w:val="lrTb"/>
-            <w:noWrap w:val="false"/>
-          </w:tcPr>
-          <w:p>
-            <w:pPr>
-              <w:pBdr/>
-              <w:spacing/>
-              <w:ind/>
-              <w:rPr/>
-            </w:pPr>
-            <w:r>
-              <w:t xml:space="preserve">The path of planets should be traced out by a line matching their colour.</w:t>
-            </w:r>
-            <w:r/>
-          </w:p>
-        </w:tc>
-        <w:tc>
-          <w:tcPr>
-            <w:tcBorders/>
-            <w:tcW w:w="992" w:type="dxa"/>
-            <w:vMerge w:val="restart"/>
-            <w:textDirection w:val="lrTb"/>
-            <w:noWrap w:val="false"/>
-          </w:tcPr>
-          <w:p>
-            <w:pPr>
-              <w:pBdr/>
-              <w:spacing/>
-              <w:ind/>
-              <w:rPr/>
-            </w:pPr>
-            <w:r>
-              <w:t xml:space="preserve">N/A</w:t>
-            </w:r>
-            <w:r/>
-          </w:p>
-        </w:tc>
-        <w:tc>
-          <w:tcPr>
-            <w:tcBorders/>
-            <w:tcW w:w="2268" w:type="dxa"/>
-            <w:vMerge w:val="restart"/>
-            <w:textDirection w:val="lrTb"/>
-            <w:noWrap w:val="false"/>
-          </w:tcPr>
-          <w:p>
-            <w:pPr>
-              <w:pBdr/>
-              <w:spacing/>
-              <w:ind/>
-              <w:rPr/>
-            </w:pPr>
-            <w:r>
-              <w:t xml:space="preserve">Ensure that planets trace out a path.</w:t>
-            </w:r>
-            <w:r/>
-          </w:p>
-        </w:tc>
-        <w:tc>
-          <w:tcPr>
-            <w:tcBorders/>
-            <w:tcW w:w="992" w:type="dxa"/>
-            <w:vMerge w:val="restart"/>
-            <w:textDirection w:val="lrTb"/>
-            <w:noWrap w:val="false"/>
-          </w:tcPr>
-          <w:p>
-            <w:pPr>
-              <w:pBdr/>
-              <w:spacing/>
-              <w:ind/>
-              <w:rPr/>
-            </w:pPr>
-            <w:r/>
-            <w:r/>
-          </w:p>
-        </w:tc>
-        <w:tc>
-          <w:tcPr>
-            <w:tcBorders/>
-            <w:tcW w:w="1417" w:type="dxa"/>
-            <w:vMerge w:val="restart"/>
-            <w:textDirection w:val="lrTb"/>
-            <w:noWrap w:val="false"/>
-          </w:tcPr>
-          <w:p>
-            <w:pPr>
-              <w:pBdr/>
-              <w:spacing/>
-              <w:ind/>
-              <w:rPr/>
-            </w:pPr>
-            <w:r/>
-            <w:r/>
-          </w:p>
-        </w:tc>
-        <w:tc>
-          <w:tcPr>
-            <w:tcBorders/>
-            <w:tcW w:w="1133" w:type="dxa"/>
-            <w:vMerge w:val="restart"/>
-            <w:textDirection w:val="lrTb"/>
-            <w:noWrap w:val="false"/>
-          </w:tcPr>
-          <w:p>
-            <w:pPr>
-              <w:pBdr/>
-              <w:spacing/>
-              <w:ind/>
-              <w:rPr/>
-            </w:pPr>
-            <w:r/>
-            <w:r/>
-          </w:p>
-        </w:tc>
-      </w:tr>
-      <w:tr>
-        <w:trPr/>
-        <w:tc>
-          <w:tcPr>
-            <w:tcBorders/>
-            <w:tcW w:w="992" w:type="dxa"/>
-            <w:vMerge w:val="restart"/>
-            <w:textDirection w:val="lrTb"/>
-            <w:noWrap w:val="false"/>
-          </w:tcPr>
-          <w:p>
-            <w:pPr>
-              <w:pBdr/>
-              <w:spacing/>
-              <w:ind/>
-              <w:rPr/>
-            </w:pPr>
-            <w:r>
-              <w:t xml:space="preserve">19</w:t>
-            </w:r>
-            <w:r/>
-          </w:p>
-        </w:tc>
-        <w:tc>
-          <w:tcPr>
-            <w:tcBorders/>
-            <w:tcW w:w="1843" w:type="dxa"/>
-            <w:vMerge w:val="restart"/>
-            <w:textDirection w:val="lrTb"/>
-            <w:noWrap w:val="false"/>
-          </w:tcPr>
-          <w:p>
-            <w:pPr>
-              <w:pBdr/>
-              <w:spacing/>
-              <w:ind/>
-              <w:rPr/>
-            </w:pPr>
-            <w:r>
-              <w:t xml:space="preserve">3c – The user should be able to focus the camera on any planet of their choosing or the center of mass</w:t>
-            </w:r>
-            <w:r/>
-          </w:p>
-        </w:tc>
-        <w:tc>
-          <w:tcPr>
-            <w:tcBorders/>
-            <w:tcW w:w="1843" w:type="dxa"/>
-            <w:vMerge w:val="restart"/>
-            <w:textDirection w:val="lrTb"/>
-            <w:noWrap w:val="false"/>
-          </w:tcPr>
-          <w:p>
-            <w:pPr>
-              <w:pBdr/>
-              <w:spacing/>
-              <w:ind/>
-              <w:rPr/>
-            </w:pPr>
-            <w:r>
-              <w:t xml:space="preserve">Should be able to switch focus by pressing the arrow keys and focus on the c.o.m. by pressing space.</w:t>
-            </w:r>
-            <w:r/>
-          </w:p>
-        </w:tc>
-        <w:tc>
-          <w:tcPr>
-            <w:tcBorders/>
-            <w:tcW w:w="992" w:type="dxa"/>
-            <w:vMerge w:val="restart"/>
-            <w:textDirection w:val="lrTb"/>
-            <w:noWrap w:val="false"/>
-          </w:tcPr>
-          <w:p>
-            <w:pPr>
-              <w:pBdr/>
-              <w:spacing/>
-              <w:ind/>
-              <w:rPr/>
-            </w:pPr>
-            <w:r>
-              <w:t xml:space="preserve">Right arrow key x20, left arrow key x3</w:t>
-            </w:r>
-            <w:r/>
-          </w:p>
-        </w:tc>
-        <w:tc>
-          <w:tcPr>
-            <w:tcBorders/>
-            <w:tcW w:w="2268" w:type="dxa"/>
-            <w:vMerge w:val="restart"/>
-            <w:textDirection w:val="lrTb"/>
-            <w:noWrap w:val="false"/>
-          </w:tcPr>
-          <w:p>
-            <w:pPr>
-              <w:pBdr/>
-              <w:spacing/>
-              <w:ind/>
-              <w:rPr/>
-            </w:pPr>
-            <w:r>
-              <w:t xml:space="preserve">Pressing the right arrow key should cycle through the planets and eventually loop back to the sun when pressed enough times. Pressing the left arrow key should cycle in the other direction.</w:t>
-            </w:r>
-            <w:r/>
-          </w:p>
-        </w:tc>
-        <w:tc>
-          <w:tcPr>
-            <w:tcBorders/>
-            <w:tcW w:w="992" w:type="dxa"/>
-            <w:vMerge w:val="restart"/>
-            <w:textDirection w:val="lrTb"/>
-            <w:noWrap w:val="false"/>
-          </w:tcPr>
-          <w:p>
-            <w:pPr>
-              <w:pBdr/>
-              <w:spacing/>
-              <w:ind/>
-              <w:rPr/>
-            </w:pPr>
-            <w:r/>
-            <w:r/>
-          </w:p>
-        </w:tc>
-        <w:tc>
-          <w:tcPr>
-            <w:tcBorders/>
-            <w:tcW w:w="1417" w:type="dxa"/>
-            <w:vMerge w:val="restart"/>
-            <w:textDirection w:val="lrTb"/>
-            <w:noWrap w:val="false"/>
-          </w:tcPr>
-          <w:p>
-            <w:pPr>
-              <w:pBdr/>
-              <w:spacing/>
-              <w:ind/>
-              <w:rPr/>
-            </w:pPr>
-            <w:r/>
-            <w:r/>
-          </w:p>
-        </w:tc>
-        <w:tc>
-          <w:tcPr>
-            <w:tcBorders/>
-            <w:tcW w:w="1133" w:type="dxa"/>
-            <w:vMerge w:val="restart"/>
-            <w:textDirection w:val="lrTb"/>
-            <w:noWrap w:val="false"/>
-          </w:tcPr>
-          <w:p>
-            <w:pPr>
-              <w:pBdr/>
-              <w:spacing/>
-              <w:ind/>
-              <w:rPr/>
-            </w:pPr>
-            <w:r/>
-            <w:r/>
-          </w:p>
-        </w:tc>
-      </w:tr>
-      <w:tr>
-        <w:trPr/>
-        <w:tc>
-          <w:tcPr>
-            <w:tcBorders/>
-            <w:tcW w:w="992" w:type="dxa"/>
-            <w:vMerge w:val="restart"/>
-            <w:textDirection w:val="lrTb"/>
-            <w:noWrap w:val="false"/>
-          </w:tcPr>
-          <w:p>
-            <w:pPr>
-              <w:pBdr/>
-              <w:spacing/>
-              <w:ind/>
-              <w:rPr/>
-            </w:pPr>
-            <w:r>
-              <w:t xml:space="preserve">20</w:t>
-            </w:r>
-            <w:r/>
-          </w:p>
-        </w:tc>
-        <w:tc>
-          <w:tcPr>
-            <w:tcBorders/>
-            <w:tcW w:w="1843" w:type="dxa"/>
-            <w:vMerge w:val="restart"/>
-            <w:textDirection w:val="lrTb"/>
-            <w:noWrap w:val="false"/>
-          </w:tcPr>
-          <w:p>
-            <w:pPr>
-              <w:pBdr/>
-              <w:spacing/>
-              <w:ind/>
-              <w:rPr/>
-            </w:pPr>
-            <w:r>
-              <w:t xml:space="preserve">3d – The user should be able to zoom in and out</w:t>
-            </w:r>
-            <w:r/>
-          </w:p>
-        </w:tc>
-        <w:tc>
-          <w:tcPr>
-            <w:tcBorders/>
-            <w:tcW w:w="1843" w:type="dxa"/>
-            <w:vMerge w:val="restart"/>
-            <w:textDirection w:val="lrTb"/>
-            <w:noWrap w:val="false"/>
-          </w:tcPr>
-          <w:p>
-            <w:pPr>
-              <w:pBdr/>
-              <w:spacing/>
-              <w:ind/>
-              <w:rPr/>
-            </w:pPr>
-            <w:r>
-              <w:t xml:space="preserve">It should be possible to zoom in and out of the solar system to see more of it or to get a more detailed view of one specific part of it</w:t>
-            </w:r>
-            <w:r/>
-          </w:p>
-        </w:tc>
-        <w:tc>
-          <w:tcPr>
-            <w:tcBorders/>
-            <w:tcW w:w="992" w:type="dxa"/>
-            <w:vMerge w:val="restart"/>
-            <w:textDirection w:val="lrTb"/>
-            <w:noWrap w:val="false"/>
-          </w:tcPr>
-          <w:p>
-            <w:pPr>
-              <w:pBdr/>
-              <w:spacing/>
-              <w:ind/>
-              <w:rPr/>
-            </w:pPr>
-            <w:r>
-              <w:t xml:space="preserve">Right arrow key x3, scroll up, scroll down</w:t>
-            </w:r>
-            <w:r/>
-          </w:p>
-        </w:tc>
-        <w:tc>
-          <w:tcPr>
-            <w:tcBorders/>
-            <w:tcW w:w="2268" w:type="dxa"/>
-            <w:vMerge w:val="restart"/>
-            <w:textDirection w:val="lrTb"/>
-            <w:noWrap w:val="false"/>
-          </w:tcPr>
-          <w:p>
-            <w:pPr>
-              <w:pBdr/>
-              <w:spacing/>
-              <w:ind/>
-              <w:rPr/>
-            </w:pPr>
-            <w:r>
-              <w:t xml:space="preserve">Select Earth with right arrow key, scrolling up should zoom in and make the Earth-Moon system visible, scrolling down should zoom out and make the rest of the solar system visible.</w:t>
-            </w:r>
-            <w:r/>
-          </w:p>
-        </w:tc>
-        <w:tc>
-          <w:tcPr>
-            <w:tcBorders/>
-            <w:tcW w:w="992" w:type="dxa"/>
-            <w:vMerge w:val="restart"/>
-            <w:textDirection w:val="lrTb"/>
-            <w:noWrap w:val="false"/>
-          </w:tcPr>
-          <w:p>
-            <w:pPr>
-              <w:pBdr/>
-              <w:spacing/>
-              <w:ind/>
-              <w:rPr/>
-            </w:pPr>
-            <w:r/>
-            <w:r/>
-          </w:p>
-        </w:tc>
-        <w:tc>
-          <w:tcPr>
-            <w:tcBorders/>
-            <w:tcW w:w="1417" w:type="dxa"/>
-            <w:vMerge w:val="restart"/>
-            <w:textDirection w:val="lrTb"/>
-            <w:noWrap w:val="false"/>
-          </w:tcPr>
-          <w:p>
-            <w:pPr>
-              <w:pBdr/>
-              <w:spacing/>
-              <w:ind/>
-              <w:rPr/>
-            </w:pPr>
-            <w:r/>
-            <w:r/>
-          </w:p>
-        </w:tc>
-        <w:tc>
-          <w:tcPr>
-            <w:tcBorders/>
-            <w:tcW w:w="1133" w:type="dxa"/>
-            <w:vMerge w:val="restart"/>
-            <w:textDirection w:val="lrTb"/>
-            <w:noWrap w:val="false"/>
-          </w:tcPr>
-          <w:p>
-            <w:pPr>
-              <w:pBdr/>
-              <w:spacing/>
-              <w:ind/>
-              <w:rPr/>
-            </w:pPr>
-            <w:r/>
-            <w:r/>
-          </w:p>
-        </w:tc>
-      </w:tr>
-      <w:tr>
-        <w:trPr/>
-        <w:tc>
-          <w:tcPr>
-            <w:tcBorders/>
-            <w:tcW w:w="992" w:type="dxa"/>
-            <w:vMerge w:val="restart"/>
-            <w:textDirection w:val="lrTb"/>
-            <w:noWrap w:val="false"/>
-          </w:tcPr>
-          <w:p>
-            <w:pPr>
-              <w:pBdr/>
-              <w:spacing/>
-              <w:ind/>
-              <w:rPr/>
-            </w:pPr>
-            <w:r/>
-            <w:r/>
-          </w:p>
-        </w:tc>
-        <w:tc>
-          <w:tcPr>
-            <w:tcBorders/>
-            <w:tcW w:w="1843" w:type="dxa"/>
-            <w:vMerge w:val="restart"/>
-            <w:textDirection w:val="lrTb"/>
-            <w:noWrap w:val="false"/>
-          </w:tcPr>
-          <w:p>
-            <w:pPr>
-              <w:pBdr/>
-              <w:spacing/>
-              <w:ind/>
-              <w:rPr/>
-            </w:pPr>
-            <w:r/>
-            <w:r/>
-          </w:p>
-        </w:tc>
-        <w:tc>
-          <w:tcPr>
-            <w:tcBorders/>
-            <w:tcW w:w="1843" w:type="dxa"/>
-            <w:vMerge w:val="restart"/>
-            <w:textDirection w:val="lrTb"/>
-            <w:noWrap w:val="false"/>
-          </w:tcPr>
-          <w:p>
-            <w:pPr>
-              <w:pBdr/>
-              <w:spacing/>
-              <w:ind/>
-              <w:rPr/>
-            </w:pPr>
-            <w:r/>
-            <w:r/>
-          </w:p>
-        </w:tc>
-        <w:tc>
-          <w:tcPr>
-            <w:tcBorders/>
-            <w:tcW w:w="992" w:type="dxa"/>
-            <w:vMerge w:val="restart"/>
-            <w:textDirection w:val="lrTb"/>
-            <w:noWrap w:val="false"/>
-          </w:tcPr>
-          <w:p>
-            <w:pPr>
-              <w:pBdr/>
-              <w:spacing/>
-              <w:ind/>
-              <w:rPr/>
-            </w:pPr>
-            <w:r/>
-            <w:r/>
-          </w:p>
-        </w:tc>
-        <w:tc>
-          <w:tcPr>
-            <w:tcBorders/>
-            <w:tcW w:w="2268" w:type="dxa"/>
-            <w:vMerge w:val="restart"/>
-            <w:textDirection w:val="lrTb"/>
-            <w:noWrap w:val="false"/>
-          </w:tcPr>
-          <w:p>
-            <w:pPr>
-              <w:pBdr/>
-              <w:spacing/>
-              <w:ind/>
-              <w:rPr/>
-            </w:pPr>
-            <w:r/>
-            <w:r/>
-          </w:p>
-        </w:tc>
-        <w:tc>
-          <w:tcPr>
-            <w:tcBorders/>
-            <w:tcW w:w="992" w:type="dxa"/>
-            <w:vMerge w:val="restart"/>
-            <w:textDirection w:val="lrTb"/>
-            <w:noWrap w:val="false"/>
-          </w:tcPr>
-          <w:p>
-            <w:pPr>
-              <w:pBdr/>
-              <w:spacing/>
-              <w:ind/>
-              <w:rPr/>
-            </w:pPr>
-            <w:r/>
-            <w:r/>
-          </w:p>
-        </w:tc>
-        <w:tc>
-          <w:tcPr>
-            <w:tcBorders/>
-            <w:tcW w:w="1417" w:type="dxa"/>
-            <w:vMerge w:val="restart"/>
-            <w:textDirection w:val="lrTb"/>
-            <w:noWrap w:val="false"/>
-          </w:tcPr>
-          <w:p>
-            <w:pPr>
-              <w:pBdr/>
-              <w:spacing/>
-              <w:ind/>
-              <w:rPr/>
-            </w:pPr>
-            <w:r/>
-            <w:r/>
-          </w:p>
-        </w:tc>
-        <w:tc>
-          <w:tcPr>
-            <w:tcBorders/>
-            <w:tcW w:w="1133" w:type="dxa"/>
-            <w:vMerge w:val="restart"/>
-            <w:textDirection w:val="lrTb"/>
-            <w:noWrap w:val="false"/>
-          </w:tcPr>
-          <w:p>
-            <w:pPr>
-              <w:pBdr/>
-              <w:spacing/>
-              <w:ind/>
-              <w:rPr/>
-            </w:pPr>
-            <w:r/>
             <w:r/>
           </w:p>
         </w:tc>
       </w:tr>
     </w:tbl>
+    <w:p>
+      <w:pPr>
+        <w:pBdr/>
+        <w:spacing/>
+        <w:ind/>
+        <w:rPr/>
+      </w:pPr>
+      <w:r/>
+      <w:r/>
+    </w:p>
+    <w:p>
+      <w:pPr>
+        <w:pBdr/>
+        <w:spacing/>
+        <w:ind/>
+        <w:rPr/>
+      </w:pPr>
+      <w:r/>
+      <w:r/>
+    </w:p>
+    <w:p>
+      <w:pPr>
+        <w:pBdr/>
+        <w:spacing/>
+        <w:ind/>
+        <w:rPr/>
+      </w:pPr>
+      <w:r/>
+      <w:r/>
+    </w:p>
+    <w:p>
+      <w:pPr>
+        <w:pBdr/>
+        <w:spacing/>
+        <w:ind/>
+        <w:rPr/>
+      </w:pPr>
+      <w:r/>
+      <w:r/>
+    </w:p>
+    <w:p>
+      <w:pPr>
+        <w:pBdr/>
+        <w:spacing/>
+        <w:ind/>
+        <w:rPr/>
+      </w:pPr>
+      <w:r/>
+      <w:r/>
+    </w:p>
+    <w:p>
+      <w:pPr>
+        <w:pBdr/>
+        <w:spacing/>
+        <w:ind/>
+        <w:rPr/>
+      </w:pPr>
+      <w:r/>
+      <w:r/>
+    </w:p>
+    <w:p>
+      <w:pPr>
+        <w:pBdr/>
+        <w:spacing/>
+        <w:ind/>
+        <w:rPr/>
+      </w:pPr>
+      <w:r/>
+      <w:r/>
+    </w:p>
+    <w:p>
+      <w:pPr>
+        <w:pBdr/>
+        <w:spacing/>
+        <w:ind/>
+        <w:rPr/>
+      </w:pPr>
+      <w:r/>
+      <w:r/>
+    </w:p>
+    <w:p>
+      <w:pPr>
+        <w:pBdr/>
+        <w:spacing/>
+        <w:ind/>
+        <w:rPr/>
+      </w:pPr>
+      <w:r/>
+      <w:r/>
+    </w:p>
+    <w:p>
+      <w:pPr>
+        <w:pBdr/>
+        <w:spacing/>
+        <w:ind/>
+        <w:rPr/>
+      </w:pPr>
+      <w:r/>
+      <w:r/>
+    </w:p>
+    <w:p>
+      <w:pPr>
+        <w:pBdr/>
+        <w:spacing/>
+        <w:ind/>
+        <w:rPr/>
+      </w:pPr>
+      <w:r/>
+      <w:r/>
+    </w:p>
+    <w:p>
+      <w:pPr>
+        <w:pBdr/>
+        <w:spacing/>
+        <w:ind/>
+        <w:rPr/>
+      </w:pPr>
+      <w:r/>
+      <w:r/>
+    </w:p>
+    <w:p>
+      <w:pPr>
+        <w:pBdr/>
+        <w:spacing/>
+        <w:ind/>
+        <w:rPr/>
+      </w:pPr>
+      <w:r/>
+      <w:r/>
+    </w:p>
+    <w:p>
+      <w:pPr>
+        <w:pBdr/>
+        <w:spacing/>
+        <w:ind/>
+        <w:rPr/>
+      </w:pPr>
+      <w:r/>
+      <w:r/>
+    </w:p>
+    <w:p>
+      <w:pPr>
+        <w:pBdr/>
+        <w:spacing/>
+        <w:ind/>
+        <w:rPr/>
+      </w:pPr>
+      <w:r/>
+      <w:r/>
+    </w:p>
+    <w:p>
+      <w:pPr>
+        <w:pBdr/>
+        <w:spacing/>
+        <w:ind/>
+        <w:rPr/>
+      </w:pPr>
+      <w:r/>
+      <w:r/>
+    </w:p>
     <w:p>
       <w:pPr>
         <w:pBdr/>
@@ -4104,10 +4815,10 @@
     <w:lsdException w:name="Bibliography" w:uiPriority="37"/>
     <w:lsdException w:name="TOC Heading" w:uiPriority="39" w:qFormat="1"/>
   </w:latentStyles>
-  <w:style w:type="character" w:styleId="47">
+  <w:style w:type="character" w:styleId="654">
     <w:name w:val="Caption Char"/>
-    <w:basedOn w:val="818"/>
-    <w:link w:val="816"/>
+    <w:basedOn w:val="819"/>
+    <w:link w:val="817"/>
     <w:uiPriority w:val="99"/>
     <w:pPr>
       <w:pBdr/>
@@ -4115,9 +4826,9 @@
       <w:ind/>
     </w:pPr>
   </w:style>
-  <w:style w:type="table" w:styleId="654">
+  <w:style w:type="table" w:styleId="655">
     <w:name w:val="Table Grid"/>
-    <w:basedOn w:val="839"/>
+    <w:basedOn w:val="840"/>
     <w:uiPriority w:val="59"/>
     <w:pPr>
       <w:pBdr/>
@@ -4314,9 +5025,9 @@
       </w:tcPr>
     </w:tblStylePr>
   </w:style>
-  <w:style w:type="table" w:styleId="655">
+  <w:style w:type="table" w:styleId="656">
     <w:name w:val="Table Grid Light"/>
-    <w:basedOn w:val="839"/>
+    <w:basedOn w:val="840"/>
     <w:uiPriority w:val="59"/>
     <w:pPr>
       <w:pBdr/>
@@ -4513,9 +5224,9 @@
       </w:tcPr>
     </w:tblStylePr>
   </w:style>
-  <w:style w:type="table" w:styleId="656">
+  <w:style w:type="table" w:styleId="657">
     <w:name w:val="Plain Table 1"/>
-    <w:basedOn w:val="839"/>
+    <w:basedOn w:val="840"/>
     <w:uiPriority w:val="59"/>
     <w:pPr>
       <w:pBdr/>
@@ -4738,9 +5449,9 @@
       </w:tcPr>
     </w:tblStylePr>
   </w:style>
-  <w:style w:type="table" w:styleId="657">
+  <w:style w:type="table" w:styleId="658">
     <w:name w:val="Plain Table 2"/>
-    <w:basedOn w:val="839"/>
+    <w:basedOn w:val="840"/>
     <w:uiPriority w:val="59"/>
     <w:pPr>
       <w:pBdr/>
@@ -4971,9 +5682,9 @@
       </w:tcPr>
     </w:tblStylePr>
   </w:style>
-  <w:style w:type="table" w:styleId="658">
+  <w:style w:type="table" w:styleId="659">
     <w:name w:val="Plain Table 3"/>
-    <w:basedOn w:val="839"/>
+    <w:basedOn w:val="840"/>
     <w:uiPriority w:val="99"/>
     <w:pPr>
       <w:pBdr/>
@@ -5201,9 +5912,9 @@
       </w:tcPr>
     </w:tblStylePr>
   </w:style>
-  <w:style w:type="table" w:styleId="659">
+  <w:style w:type="table" w:styleId="660">
     <w:name w:val="Plain Table 4"/>
-    <w:basedOn w:val="839"/>
+    <w:basedOn w:val="840"/>
     <w:uiPriority w:val="99"/>
     <w:pPr>
       <w:pBdr/>
@@ -5417,9 +6128,9 @@
       </w:tcPr>
     </w:tblStylePr>
   </w:style>
-  <w:style w:type="table" w:styleId="660">
+  <w:style w:type="table" w:styleId="661">
     <w:name w:val="Plain Table 5"/>
-    <w:basedOn w:val="839"/>
+    <w:basedOn w:val="840"/>
     <w:uiPriority w:val="99"/>
     <w:pPr>
       <w:pBdr/>
@@ -5650,9 +6361,9 @@
       </w:tcPr>
     </w:tblStylePr>
   </w:style>
-  <w:style w:type="table" w:styleId="661">
+  <w:style w:type="table" w:styleId="662">
     <w:name w:val="Grid Table 1 Light"/>
-    <w:basedOn w:val="839"/>
+    <w:basedOn w:val="840"/>
     <w:uiPriority w:val="99"/>
     <w:pPr>
       <w:pBdr/>
@@ -5873,9 +6584,9 @@
       </w:tcPr>
     </w:tblStylePr>
   </w:style>
-  <w:style w:type="table" w:styleId="662">
+  <w:style w:type="table" w:styleId="663">
     <w:name w:val="Grid Table 1 Light - Accent 1"/>
-    <w:basedOn w:val="839"/>
+    <w:basedOn w:val="840"/>
     <w:uiPriority w:val="99"/>
     <w:pPr>
       <w:pBdr/>
@@ -6096,9 +6807,9 @@
       </w:tcPr>
     </w:tblStylePr>
   </w:style>
-  <w:style w:type="table" w:styleId="663">
+  <w:style w:type="table" w:styleId="664">
     <w:name w:val="Grid Table 1 Light - Accent 2"/>
-    <w:basedOn w:val="839"/>
+    <w:basedOn w:val="840"/>
     <w:uiPriority w:val="99"/>
     <w:pPr>
       <w:pBdr/>
@@ -6319,9 +7030,9 @@
       </w:tcPr>
     </w:tblStylePr>
   </w:style>
-  <w:style w:type="table" w:styleId="664">
+  <w:style w:type="table" w:styleId="665">
     <w:name w:val="Grid Table 1 Light - Accent 3"/>
-    <w:basedOn w:val="839"/>
+    <w:basedOn w:val="840"/>
     <w:uiPriority w:val="99"/>
     <w:pPr>
       <w:pBdr/>
@@ -6542,9 +7253,9 @@
       </w:tcPr>
     </w:tblStylePr>
   </w:style>
-  <w:style w:type="table" w:styleId="665">
+  <w:style w:type="table" w:styleId="666">
     <w:name w:val="Grid Table 1 Light - Accent 4"/>
-    <w:basedOn w:val="839"/>
+    <w:basedOn w:val="840"/>
     <w:uiPriority w:val="99"/>
     <w:pPr>
       <w:pBdr/>
@@ -6765,9 +7476,9 @@
       </w:tcPr>
     </w:tblStylePr>
   </w:style>
-  <w:style w:type="table" w:styleId="666">
+  <w:style w:type="table" w:styleId="667">
     <w:name w:val="Grid Table 1 Light - Accent 5"/>
-    <w:basedOn w:val="839"/>
+    <w:basedOn w:val="840"/>
     <w:uiPriority w:val="99"/>
     <w:pPr>
       <w:pBdr/>
@@ -6988,9 +7699,9 @@
       </w:tcPr>
     </w:tblStylePr>
   </w:style>
-  <w:style w:type="table" w:styleId="667">
+  <w:style w:type="table" w:styleId="668">
     <w:name w:val="Grid Table 1 Light - Accent 6"/>
-    <w:basedOn w:val="839"/>
+    <w:basedOn w:val="840"/>
     <w:uiPriority w:val="99"/>
     <w:pPr>
       <w:pBdr/>
@@ -7211,9 +7922,9 @@
       </w:tcPr>
     </w:tblStylePr>
   </w:style>
-  <w:style w:type="table" w:styleId="668">
+  <w:style w:type="table" w:styleId="669">
     <w:name w:val="Grid Table 2"/>
-    <w:basedOn w:val="839"/>
+    <w:basedOn w:val="840"/>
     <w:uiPriority w:val="99"/>
     <w:pPr>
       <w:pBdr/>
@@ -7443,9 +8154,9 @@
       </w:tcPr>
     </w:tblStylePr>
   </w:style>
-  <w:style w:type="table" w:styleId="669">
+  <w:style w:type="table" w:styleId="670">
     <w:name w:val="Grid Table 2 - Accent 1"/>
-    <w:basedOn w:val="839"/>
+    <w:basedOn w:val="840"/>
     <w:uiPriority w:val="99"/>
     <w:pPr>
       <w:pBdr/>
@@ -7675,9 +8386,9 @@
       </w:tcPr>
     </w:tblStylePr>
   </w:style>
-  <w:style w:type="table" w:styleId="670">
+  <w:style w:type="table" w:styleId="671">
     <w:name w:val="Grid Table 2 - Accent 2"/>
-    <w:basedOn w:val="839"/>
+    <w:basedOn w:val="840"/>
     <w:uiPriority w:val="99"/>
     <w:pPr>
       <w:pBdr/>
@@ -7907,9 +8618,9 @@
       </w:tcPr>
     </w:tblStylePr>
   </w:style>
-  <w:style w:type="table" w:styleId="671">
+  <w:style w:type="table" w:styleId="672">
     <w:name w:val="Grid Table 2 - Accent 3"/>
-    <w:basedOn w:val="839"/>
+    <w:basedOn w:val="840"/>
     <w:uiPriority w:val="99"/>
     <w:pPr>
       <w:pBdr/>
@@ -8139,9 +8850,9 @@
       </w:tcPr>
     </w:tblStylePr>
   </w:style>
-  <w:style w:type="table" w:styleId="672">
+  <w:style w:type="table" w:styleId="673">
     <w:name w:val="Grid Table 2 - Accent 4"/>
-    <w:basedOn w:val="839"/>
+    <w:basedOn w:val="840"/>
     <w:uiPriority w:val="99"/>
     <w:pPr>
       <w:pBdr/>
@@ -8371,9 +9082,9 @@
       </w:tcPr>
     </w:tblStylePr>
   </w:style>
-  <w:style w:type="table" w:styleId="673">
+  <w:style w:type="table" w:styleId="674">
     <w:name w:val="Grid Table 2 - Accent 5"/>
-    <w:basedOn w:val="839"/>
+    <w:basedOn w:val="840"/>
     <w:uiPriority w:val="99"/>
     <w:pPr>
       <w:pBdr/>
@@ -8603,9 +9314,9 @@
       </w:tcPr>
     </w:tblStylePr>
   </w:style>
-  <w:style w:type="table" w:styleId="674">
+  <w:style w:type="table" w:styleId="675">
     <w:name w:val="Grid Table 2 - Accent 6"/>
-    <w:basedOn w:val="839"/>
+    <w:basedOn w:val="840"/>
     <w:uiPriority w:val="99"/>
     <w:pPr>
       <w:pBdr/>
@@ -8835,9 +9546,9 @@
       </w:tcPr>
     </w:tblStylePr>
   </w:style>
-  <w:style w:type="table" w:styleId="675">
+  <w:style w:type="table" w:styleId="676">
     <w:name w:val="Grid Table 3"/>
-    <w:basedOn w:val="839"/>
+    <w:basedOn w:val="840"/>
     <w:uiPriority w:val="99"/>
     <w:pPr>
       <w:pBdr/>
@@ -9080,9 +9791,9 @@
       </w:tcPr>
     </w:tblStylePr>
   </w:style>
-  <w:style w:type="table" w:styleId="676">
+  <w:style w:type="table" w:styleId="677">
     <w:name w:val="Grid Table 3 - Accent 1"/>
-    <w:basedOn w:val="839"/>
+    <w:basedOn w:val="840"/>
     <w:uiPriority w:val="99"/>
     <w:pPr>
       <w:pBdr/>
@@ -9325,9 +10036,9 @@
       </w:tcPr>
     </w:tblStylePr>
   </w:style>
-  <w:style w:type="table" w:styleId="677">
+  <w:style w:type="table" w:styleId="678">
     <w:name w:val="Grid Table 3 - Accent 2"/>
-    <w:basedOn w:val="839"/>
+    <w:basedOn w:val="840"/>
     <w:uiPriority w:val="99"/>
     <w:pPr>
       <w:pBdr/>
@@ -9570,9 +10281,9 @@
       </w:tcPr>
     </w:tblStylePr>
   </w:style>
-  <w:style w:type="table" w:styleId="678">
+  <w:style w:type="table" w:styleId="679">
     <w:name w:val="Grid Table 3 - Accent 3"/>
-    <w:basedOn w:val="839"/>
+    <w:basedOn w:val="840"/>
     <w:uiPriority w:val="99"/>
     <w:pPr>
       <w:pBdr/>
@@ -9815,9 +10526,9 @@
       </w:tcPr>
     </w:tblStylePr>
   </w:style>
-  <w:style w:type="table" w:styleId="679">
+  <w:style w:type="table" w:styleId="680">
     <w:name w:val="Grid Table 3 - Accent 4"/>
-    <w:basedOn w:val="839"/>
+    <w:basedOn w:val="840"/>
     <w:uiPriority w:val="99"/>
     <w:pPr>
       <w:pBdr/>
@@ -10060,9 +10771,9 @@
       </w:tcPr>
     </w:tblStylePr>
   </w:style>
-  <w:style w:type="table" w:styleId="680">
+  <w:style w:type="table" w:styleId="681">
     <w:name w:val="Grid Table 3 - Accent 5"/>
-    <w:basedOn w:val="839"/>
+    <w:basedOn w:val="840"/>
     <w:uiPriority w:val="99"/>
     <w:pPr>
       <w:pBdr/>
@@ -10305,9 +11016,9 @@
       </w:tcPr>
     </w:tblStylePr>
   </w:style>
-  <w:style w:type="table" w:styleId="681">
+  <w:style w:type="table" w:styleId="682">
     <w:name w:val="Grid Table 3 - Accent 6"/>
-    <w:basedOn w:val="839"/>
+    <w:basedOn w:val="840"/>
     <w:uiPriority w:val="99"/>
     <w:pPr>
       <w:pBdr/>
@@ -10550,9 +11261,9 @@
       </w:tcPr>
     </w:tblStylePr>
   </w:style>
-  <w:style w:type="table" w:styleId="682">
+  <w:style w:type="table" w:styleId="683">
     <w:name w:val="Grid Table 4"/>
-    <w:basedOn w:val="839"/>
+    <w:basedOn w:val="840"/>
     <w:uiPriority w:val="59"/>
     <w:pPr>
       <w:pBdr/>
@@ -10783,9 +11494,9 @@
       </w:tcPr>
     </w:tblStylePr>
   </w:style>
-  <w:style w:type="table" w:styleId="683">
+  <w:style w:type="table" w:styleId="684">
     <w:name w:val="Grid Table 4 - Accent 1"/>
-    <w:basedOn w:val="839"/>
+    <w:basedOn w:val="840"/>
     <w:uiPriority w:val="59"/>
     <w:pPr>
       <w:pBdr/>
@@ -11016,9 +11727,9 @@
       </w:tcPr>
     </w:tblStylePr>
   </w:style>
-  <w:style w:type="table" w:styleId="684">
+  <w:style w:type="table" w:styleId="685">
     <w:name w:val="Grid Table 4 - Accent 2"/>
-    <w:basedOn w:val="839"/>
+    <w:basedOn w:val="840"/>
     <w:uiPriority w:val="59"/>
     <w:pPr>
       <w:pBdr/>
@@ -11249,9 +11960,9 @@
       </w:tcPr>
     </w:tblStylePr>
   </w:style>
-  <w:style w:type="table" w:styleId="685">
+  <w:style w:type="table" w:styleId="686">
     <w:name w:val="Grid Table 4 - Accent 3"/>
-    <w:basedOn w:val="839"/>
+    <w:basedOn w:val="840"/>
     <w:uiPriority w:val="59"/>
     <w:pPr>
       <w:pBdr/>
@@ -11482,9 +12193,9 @@
       </w:tcPr>
     </w:tblStylePr>
   </w:style>
-  <w:style w:type="table" w:styleId="686">
+  <w:style w:type="table" w:styleId="687">
     <w:name w:val="Grid Table 4 - Accent 4"/>
-    <w:basedOn w:val="839"/>
+    <w:basedOn w:val="840"/>
     <w:uiPriority w:val="59"/>
     <w:pPr>
       <w:pBdr/>
@@ -11715,9 +12426,9 @@
       </w:tcPr>
     </w:tblStylePr>
   </w:style>
-  <w:style w:type="table" w:styleId="687">
+  <w:style w:type="table" w:styleId="688">
     <w:name w:val="Grid Table 4 - Accent 5"/>
-    <w:basedOn w:val="839"/>
+    <w:basedOn w:val="840"/>
     <w:uiPriority w:val="59"/>
     <w:pPr>
       <w:pBdr/>
@@ -11948,9 +12659,9 @@
       </w:tcPr>
     </w:tblStylePr>
   </w:style>
-  <w:style w:type="table" w:styleId="688">
+  <w:style w:type="table" w:styleId="689">
     <w:name w:val="Grid Table 4 - Accent 6"/>
-    <w:basedOn w:val="839"/>
+    <w:basedOn w:val="840"/>
     <w:uiPriority w:val="59"/>
     <w:pPr>
       <w:pBdr/>
@@ -12181,9 +12892,9 @@
       </w:tcPr>
     </w:tblStylePr>
   </w:style>
-  <w:style w:type="table" w:styleId="689">
+  <w:style w:type="table" w:styleId="690">
     <w:name w:val="Grid Table 5 Dark"/>
-    <w:basedOn w:val="839"/>
+    <w:basedOn w:val="840"/>
     <w:uiPriority w:val="99"/>
     <w:pPr>
       <w:pBdr/>
@@ -12409,9 +13120,9 @@
       </w:tcPr>
     </w:tblStylePr>
   </w:style>
-  <w:style w:type="table" w:styleId="690">
+  <w:style w:type="table" w:styleId="691">
     <w:name w:val="Grid Table 5 Dark- Accent 1"/>
-    <w:basedOn w:val="839"/>
+    <w:basedOn w:val="840"/>
     <w:uiPriority w:val="99"/>
     <w:pPr>
       <w:pBdr/>
@@ -12637,9 +13348,9 @@
       </w:tcPr>
     </w:tblStylePr>
   </w:style>
-  <w:style w:type="table" w:styleId="691">
+  <w:style w:type="table" w:styleId="692">
     <w:name w:val="Grid Table 5 Dark - Accent 2"/>
-    <w:basedOn w:val="839"/>
+    <w:basedOn w:val="840"/>
     <w:uiPriority w:val="99"/>
     <w:pPr>
       <w:pBdr/>
@@ -12865,9 +13576,9 @@
       </w:tcPr>
     </w:tblStylePr>
   </w:style>
-  <w:style w:type="table" w:styleId="692">
+  <w:style w:type="table" w:styleId="693">
     <w:name w:val="Grid Table 5 Dark - Accent 3"/>
-    <w:basedOn w:val="839"/>
+    <w:basedOn w:val="840"/>
     <w:uiPriority w:val="99"/>
     <w:pPr>
       <w:pBdr/>
@@ -13093,9 +13804,9 @@
       </w:tcPr>
     </w:tblStylePr>
   </w:style>
-  <w:style w:type="table" w:styleId="693">
+  <w:style w:type="table" w:styleId="694">
     <w:name w:val="Grid Table 5 Dark- Accent 4"/>
-    <w:basedOn w:val="839"/>
+    <w:basedOn w:val="840"/>
     <w:uiPriority w:val="99"/>
     <w:pPr>
       <w:pBdr/>
@@ -13321,9 +14032,9 @@
       </w:tcPr>
     </w:tblStylePr>
   </w:style>
-  <w:style w:type="table" w:styleId="694">
+  <w:style w:type="table" w:styleId="695">
     <w:name w:val="Grid Table 5 Dark - Accent 5"/>
-    <w:basedOn w:val="839"/>
+    <w:basedOn w:val="840"/>
     <w:uiPriority w:val="99"/>
     <w:pPr>
       <w:pBdr/>
@@ -13549,9 +14260,9 @@
       </w:tcPr>
     </w:tblStylePr>
   </w:style>
-  <w:style w:type="table" w:styleId="695">
+  <w:style w:type="table" w:styleId="696">
     <w:name w:val="Grid Table 5 Dark - Accent 6"/>
-    <w:basedOn w:val="839"/>
+    <w:basedOn w:val="840"/>
     <w:uiPriority w:val="99"/>
     <w:pPr>
       <w:pBdr/>
@@ -13777,9 +14488,9 @@
       </w:tcPr>
     </w:tblStylePr>
   </w:style>
-  <w:style w:type="table" w:styleId="696">
+  <w:style w:type="table" w:styleId="697">
     <w:name w:val="Grid Table 6 Colorful"/>
-    <w:basedOn w:val="839"/>
+    <w:basedOn w:val="840"/>
     <w:uiPriority w:val="99"/>
     <w:pPr>
       <w:pBdr/>
@@ -14007,9 +14718,9 @@
       </w:tcPr>
     </w:tblStylePr>
   </w:style>
-  <w:style w:type="table" w:styleId="697">
+  <w:style w:type="table" w:styleId="698">
     <w:name w:val="Grid Table 6 Colorful - Accent 1"/>
-    <w:basedOn w:val="839"/>
+    <w:basedOn w:val="840"/>
     <w:uiPriority w:val="99"/>
     <w:pPr>
       <w:pBdr/>
@@ -14237,9 +14948,9 @@
       </w:tcPr>
     </w:tblStylePr>
   </w:style>
-  <w:style w:type="table" w:styleId="698">
+  <w:style w:type="table" w:styleId="699">
     <w:name w:val="Grid Table 6 Colorful - Accent 2"/>
-    <w:basedOn w:val="839"/>
+    <w:basedOn w:val="840"/>
     <w:uiPriority w:val="99"/>
     <w:pPr>
       <w:pBdr/>
@@ -14467,9 +15178,9 @@
       </w:tcPr>
     </w:tblStylePr>
   </w:style>
-  <w:style w:type="table" w:styleId="699">
+  <w:style w:type="table" w:styleId="700">
     <w:name w:val="Grid Table 6 Colorful - Accent 3"/>
-    <w:basedOn w:val="839"/>
+    <w:basedOn w:val="840"/>
     <w:uiPriority w:val="99"/>
     <w:pPr>
       <w:pBdr/>
@@ -14697,9 +15408,9 @@
       </w:tcPr>
     </w:tblStylePr>
   </w:style>
-  <w:style w:type="table" w:styleId="700">
+  <w:style w:type="table" w:styleId="701">
     <w:name w:val="Grid Table 6 Colorful - Accent 4"/>
-    <w:basedOn w:val="839"/>
+    <w:basedOn w:val="840"/>
     <w:uiPriority w:val="99"/>
     <w:pPr>
       <w:pBdr/>
@@ -14927,9 +15638,9 @@
       </w:tcPr>
     </w:tblStylePr>
   </w:style>
-  <w:style w:type="table" w:styleId="701">
+  <w:style w:type="table" w:styleId="702">
     <w:name w:val="Grid Table 6 Colorful - Accent 5"/>
-    <w:basedOn w:val="839"/>
+    <w:basedOn w:val="840"/>
     <w:uiPriority w:val="99"/>
     <w:pPr>
       <w:pBdr/>
@@ -15157,9 +15868,9 @@
       </w:tcPr>
     </w:tblStylePr>
   </w:style>
-  <w:style w:type="table" w:styleId="702">
+  <w:style w:type="table" w:styleId="703">
     <w:name w:val="Grid Table 6 Colorful - Accent 6"/>
-    <w:basedOn w:val="839"/>
+    <w:basedOn w:val="840"/>
     <w:uiPriority w:val="99"/>
     <w:pPr>
       <w:pBdr/>
@@ -15387,9 +16098,9 @@
       </w:tcPr>
     </w:tblStylePr>
   </w:style>
-  <w:style w:type="table" w:styleId="703">
+  <w:style w:type="table" w:styleId="704">
     <w:name w:val="Grid Table 7 Colorful"/>
-    <w:basedOn w:val="839"/>
+    <w:basedOn w:val="840"/>
     <w:uiPriority w:val="99"/>
     <w:pPr>
       <w:pBdr/>
@@ -15641,9 +16352,9 @@
       </w:tcPr>
     </w:tblStylePr>
   </w:style>
-  <w:style w:type="table" w:styleId="704">
+  <w:style w:type="table" w:styleId="705">
     <w:name w:val="Grid Table 7 Colorful - Accent 1"/>
-    <w:basedOn w:val="839"/>
+    <w:basedOn w:val="840"/>
     <w:uiPriority w:val="99"/>
     <w:pPr>
       <w:pBdr/>
@@ -15895,9 +16606,9 @@
       </w:tcPr>
     </w:tblStylePr>
   </w:style>
-  <w:style w:type="table" w:styleId="705">
+  <w:style w:type="table" w:styleId="706">
     <w:name w:val="Grid Table 7 Colorful - Accent 2"/>
-    <w:basedOn w:val="839"/>
+    <w:basedOn w:val="840"/>
     <w:uiPriority w:val="99"/>
     <w:pPr>
       <w:pBdr/>
@@ -16149,9 +16860,9 @@
       </w:tcPr>
     </w:tblStylePr>
   </w:style>
-  <w:style w:type="table" w:styleId="706">
+  <w:style w:type="table" w:styleId="707">
     <w:name w:val="Grid Table 7 Colorful - Accent 3"/>
-    <w:basedOn w:val="839"/>
+    <w:basedOn w:val="840"/>
     <w:uiPriority w:val="99"/>
     <w:pPr>
       <w:pBdr/>
@@ -16403,9 +17114,9 @@
       </w:tcPr>
     </w:tblStylePr>
   </w:style>
-  <w:style w:type="table" w:styleId="707">
+  <w:style w:type="table" w:styleId="708">
     <w:name w:val="Grid Table 7 Colorful - Accent 4"/>
-    <w:basedOn w:val="839"/>
+    <w:basedOn w:val="840"/>
     <w:uiPriority w:val="99"/>
     <w:pPr>
       <w:pBdr/>
@@ -16657,9 +17368,9 @@
       </w:tcPr>
     </w:tblStylePr>
   </w:style>
-  <w:style w:type="table" w:styleId="708">
+  <w:style w:type="table" w:styleId="709">
     <w:name w:val="Grid Table 7 Colorful - Accent 5"/>
-    <w:basedOn w:val="839"/>
+    <w:basedOn w:val="840"/>
     <w:uiPriority w:val="99"/>
     <w:pPr>
       <w:pBdr/>
@@ -16911,9 +17622,9 @@
       </w:tcPr>
     </w:tblStylePr>
   </w:style>
-  <w:style w:type="table" w:styleId="709">
+  <w:style w:type="table" w:styleId="710">
     <w:name w:val="Grid Table 7 Colorful - Accent 6"/>
-    <w:basedOn w:val="839"/>
+    <w:basedOn w:val="840"/>
     <w:uiPriority w:val="99"/>
     <w:pPr>
       <w:pBdr/>
@@ -17165,9 +17876,9 @@
       </w:tcPr>
     </w:tblStylePr>
   </w:style>
-  <w:style w:type="table" w:styleId="710">
+  <w:style w:type="table" w:styleId="711">
     <w:name w:val="List Table 1 Light"/>
-    <w:basedOn w:val="839"/>
+    <w:basedOn w:val="840"/>
     <w:uiPriority w:val="99"/>
     <w:pPr>
       <w:pBdr/>
@@ -17381,9 +18092,9 @@
       </w:tcPr>
     </w:tblStylePr>
   </w:style>
-  <w:style w:type="table" w:styleId="711">
+  <w:style w:type="table" w:styleId="712">
     <w:name w:val="List Table 1 Light - Accent 1"/>
-    <w:basedOn w:val="839"/>
+    <w:basedOn w:val="840"/>
     <w:uiPriority w:val="99"/>
     <w:pPr>
       <w:pBdr/>
@@ -17597,9 +18308,9 @@
       </w:tcPr>
     </w:tblStylePr>
   </w:style>
-  <w:style w:type="table" w:styleId="712">
+  <w:style w:type="table" w:styleId="713">
     <w:name w:val="List Table 1 Light - Accent 2"/>
-    <w:basedOn w:val="839"/>
+    <w:basedOn w:val="840"/>
     <w:uiPriority w:val="99"/>
     <w:pPr>
       <w:pBdr/>
@@ -17813,9 +18524,9 @@
       </w:tcPr>
     </w:tblStylePr>
   </w:style>
-  <w:style w:type="table" w:styleId="713">
+  <w:style w:type="table" w:styleId="714">
     <w:name w:val="List Table 1 Light - Accent 3"/>
-    <w:basedOn w:val="839"/>
+    <w:basedOn w:val="840"/>
     <w:uiPriority w:val="99"/>
     <w:pPr>
       <w:pBdr/>
@@ -18029,9 +18740,9 @@
       </w:tcPr>
     </w:tblStylePr>
   </w:style>
-  <w:style w:type="table" w:styleId="714">
+  <w:style w:type="table" w:styleId="715">
     <w:name w:val="List Table 1 Light - Accent 4"/>
-    <w:basedOn w:val="839"/>
+    <w:basedOn w:val="840"/>
     <w:uiPriority w:val="99"/>
     <w:pPr>
       <w:pBdr/>
@@ -18245,9 +18956,9 @@
       </w:tcPr>
     </w:tblStylePr>
   </w:style>
-  <w:style w:type="table" w:styleId="715">
+  <w:style w:type="table" w:styleId="716">
     <w:name w:val="List Table 1 Light - Accent 5"/>
-    <w:basedOn w:val="839"/>
+    <w:basedOn w:val="840"/>
     <w:uiPriority w:val="99"/>
     <w:pPr>
       <w:pBdr/>
@@ -18461,9 +19172,9 @@
       </w:tcPr>
     </w:tblStylePr>
   </w:style>
-  <w:style w:type="table" w:styleId="716">
+  <w:style w:type="table" w:styleId="717">
     <w:name w:val="List Table 1 Light - Accent 6"/>
-    <w:basedOn w:val="839"/>
+    <w:basedOn w:val="840"/>
     <w:uiPriority w:val="99"/>
     <w:pPr>
       <w:pBdr/>
@@ -18677,9 +19388,9 @@
       </w:tcPr>
     </w:tblStylePr>
   </w:style>
-  <w:style w:type="table" w:styleId="717">
+  <w:style w:type="table" w:styleId="718">
     <w:name w:val="List Table 2"/>
-    <w:basedOn w:val="839"/>
+    <w:basedOn w:val="840"/>
     <w:uiPriority w:val="99"/>
     <w:pPr>
       <w:pBdr/>
@@ -18915,9 +19626,9 @@
       </w:tcPr>
     </w:tblStylePr>
   </w:style>
-  <w:style w:type="table" w:styleId="718">
+  <w:style w:type="table" w:styleId="719">
     <w:name w:val="List Table 2 - Accent 1"/>
-    <w:basedOn w:val="839"/>
+    <w:basedOn w:val="840"/>
     <w:uiPriority w:val="99"/>
     <w:pPr>
       <w:pBdr/>
@@ -19153,9 +19864,9 @@
       </w:tcPr>
     </w:tblStylePr>
   </w:style>
-  <w:style w:type="table" w:styleId="719">
+  <w:style w:type="table" w:styleId="720">
     <w:name w:val="List Table 2 - Accent 2"/>
-    <w:basedOn w:val="839"/>
+    <w:basedOn w:val="840"/>
     <w:uiPriority w:val="99"/>
     <w:pPr>
       <w:pBdr/>
@@ -19391,9 +20102,9 @@
       </w:tcPr>
     </w:tblStylePr>
   </w:style>
-  <w:style w:type="table" w:styleId="720">
+  <w:style w:type="table" w:styleId="721">
     <w:name w:val="List Table 2 - Accent 3"/>
-    <w:basedOn w:val="839"/>
+    <w:basedOn w:val="840"/>
     <w:uiPriority w:val="99"/>
     <w:pPr>
       <w:pBdr/>
@@ -19629,9 +20340,9 @@
       </w:tcPr>
     </w:tblStylePr>
   </w:style>
-  <w:style w:type="table" w:styleId="721">
+  <w:style w:type="table" w:styleId="722">
     <w:name w:val="List Table 2 - Accent 4"/>
-    <w:basedOn w:val="839"/>
+    <w:basedOn w:val="840"/>
     <w:uiPriority w:val="99"/>
     <w:pPr>
       <w:pBdr/>
@@ -19867,9 +20578,9 @@
       </w:tcPr>
     </w:tblStylePr>
   </w:style>
-  <w:style w:type="table" w:styleId="722">
+  <w:style w:type="table" w:styleId="723">
     <w:name w:val="List Table 2 - Accent 5"/>
-    <w:basedOn w:val="839"/>
+    <w:basedOn w:val="840"/>
     <w:uiPriority w:val="99"/>
     <w:pPr>
       <w:pBdr/>
@@ -20105,9 +20816,9 @@
       </w:tcPr>
     </w:tblStylePr>
   </w:style>
-  <w:style w:type="table" w:styleId="723">
+  <w:style w:type="table" w:styleId="724">
     <w:name w:val="List Table 2 - Accent 6"/>
-    <w:basedOn w:val="839"/>
+    <w:basedOn w:val="840"/>
     <w:uiPriority w:val="99"/>
     <w:pPr>
       <w:pBdr/>
@@ -20343,9 +21054,9 @@
       </w:tcPr>
     </w:tblStylePr>
   </w:style>
-  <w:style w:type="table" w:styleId="724">
+  <w:style w:type="table" w:styleId="725">
     <w:name w:val="List Table 3"/>
-    <w:basedOn w:val="839"/>
+    <w:basedOn w:val="840"/>
     <w:uiPriority w:val="99"/>
     <w:pPr>
       <w:pBdr/>
@@ -20571,9 +21282,9 @@
       </w:tcPr>
     </w:tblStylePr>
   </w:style>
-  <w:style w:type="table" w:styleId="725">
+  <w:style w:type="table" w:styleId="726">
     <w:name w:val="List Table 3 - Accent 1"/>
-    <w:basedOn w:val="839"/>
+    <w:basedOn w:val="840"/>
     <w:uiPriority w:val="99"/>
     <w:pPr>
       <w:pBdr/>
@@ -20799,9 +21510,9 @@
       </w:tcPr>
     </w:tblStylePr>
   </w:style>
-  <w:style w:type="table" w:styleId="726">
+  <w:style w:type="table" w:styleId="727">
     <w:name w:val="List Table 3 - Accent 2"/>
-    <w:basedOn w:val="839"/>
+    <w:basedOn w:val="840"/>
     <w:uiPriority w:val="99"/>
     <w:pPr>
       <w:pBdr/>
@@ -21027,9 +21738,9 @@
       </w:tcPr>
     </w:tblStylePr>
   </w:style>
-  <w:style w:type="table" w:styleId="727">
+  <w:style w:type="table" w:styleId="728">
     <w:name w:val="List Table 3 - Accent 3"/>
-    <w:basedOn w:val="839"/>
+    <w:basedOn w:val="840"/>
     <w:uiPriority w:val="99"/>
     <w:pPr>
       <w:pBdr/>
@@ -21255,9 +21966,9 @@
       </w:tcPr>
     </w:tblStylePr>
   </w:style>
-  <w:style w:type="table" w:styleId="728">
+  <w:style w:type="table" w:styleId="729">
     <w:name w:val="List Table 3 - Accent 4"/>
-    <w:basedOn w:val="839"/>
+    <w:basedOn w:val="840"/>
     <w:uiPriority w:val="99"/>
     <w:pPr>
       <w:pBdr/>
@@ -21483,9 +22194,9 @@
       </w:tcPr>
     </w:tblStylePr>
   </w:style>
-  <w:style w:type="table" w:styleId="729">
+  <w:style w:type="table" w:styleId="730">
     <w:name w:val="List Table 3 - Accent 5"/>
-    <w:basedOn w:val="839"/>
+    <w:basedOn w:val="840"/>
     <w:uiPriority w:val="99"/>
     <w:pPr>
       <w:pBdr/>
@@ -21711,9 +22422,9 @@
       </w:tcPr>
     </w:tblStylePr>
   </w:style>
-  <w:style w:type="table" w:styleId="730">
+  <w:style w:type="table" w:styleId="731">
     <w:name w:val="List Table 3 - Accent 6"/>
-    <w:basedOn w:val="839"/>
+    <w:basedOn w:val="840"/>
     <w:uiPriority w:val="99"/>
     <w:pPr>
       <w:pBdr/>
@@ -21939,9 +22650,9 @@
       </w:tcPr>
     </w:tblStylePr>
   </w:style>
-  <w:style w:type="table" w:styleId="731">
+  <w:style w:type="table" w:styleId="732">
     <w:name w:val="List Table 4"/>
-    <w:basedOn w:val="839"/>
+    <w:basedOn w:val="840"/>
     <w:uiPriority w:val="99"/>
     <w:pPr>
       <w:pBdr/>
@@ -22164,9 +22875,9 @@
       </w:tcPr>
     </w:tblStylePr>
   </w:style>
-  <w:style w:type="table" w:styleId="732">
+  <w:style w:type="table" w:styleId="733">
     <w:name w:val="List Table 4 - Accent 1"/>
-    <w:basedOn w:val="839"/>
+    <w:basedOn w:val="840"/>
     <w:uiPriority w:val="99"/>
     <w:pPr>
       <w:pBdr/>
@@ -22389,9 +23100,9 @@
       </w:tcPr>
     </w:tblStylePr>
   </w:style>
-  <w:style w:type="table" w:styleId="733">
+  <w:style w:type="table" w:styleId="734">
     <w:name w:val="List Table 4 - Accent 2"/>
-    <w:basedOn w:val="839"/>
+    <w:basedOn w:val="840"/>
     <w:uiPriority w:val="99"/>
     <w:pPr>
       <w:pBdr/>
@@ -22614,9 +23325,9 @@
       </w:tcPr>
     </w:tblStylePr>
   </w:style>
-  <w:style w:type="table" w:styleId="734">
+  <w:style w:type="table" w:styleId="735">
     <w:name w:val="List Table 4 - Accent 3"/>
-    <w:basedOn w:val="839"/>
+    <w:basedOn w:val="840"/>
     <w:uiPriority w:val="99"/>
     <w:pPr>
       <w:pBdr/>
@@ -22839,9 +23550,9 @@
       </w:tcPr>
     </w:tblStylePr>
   </w:style>
-  <w:style w:type="table" w:styleId="735">
+  <w:style w:type="table" w:styleId="736">
     <w:name w:val="List Table 4 - Accent 4"/>
-    <w:basedOn w:val="839"/>
+    <w:basedOn w:val="840"/>
     <w:uiPriority w:val="99"/>
     <w:pPr>
       <w:pBdr/>
@@ -23064,9 +23775,9 @@
       </w:tcPr>
     </w:tblStylePr>
   </w:style>
-  <w:style w:type="table" w:styleId="736">
+  <w:style w:type="table" w:styleId="737">
     <w:name w:val="List Table 4 - Accent 5"/>
-    <w:basedOn w:val="839"/>
+    <w:basedOn w:val="840"/>
     <w:uiPriority w:val="99"/>
     <w:pPr>
       <w:pBdr/>
@@ -23289,9 +24000,9 @@
       </w:tcPr>
     </w:tblStylePr>
   </w:style>
-  <w:style w:type="table" w:styleId="737">
+  <w:style w:type="table" w:styleId="738">
     <w:name w:val="List Table 4 - Accent 6"/>
-    <w:basedOn w:val="839"/>
+    <w:basedOn w:val="840"/>
     <w:uiPriority w:val="99"/>
     <w:pPr>
       <w:pBdr/>
@@ -23514,9 +24225,9 @@
       </w:tcPr>
     </w:tblStylePr>
   </w:style>
-  <w:style w:type="table" w:styleId="738">
+  <w:style w:type="table" w:styleId="739">
     <w:name w:val="List Table 5 Dark"/>
-    <w:basedOn w:val="839"/>
+    <w:basedOn w:val="840"/>
     <w:uiPriority w:val="99"/>
     <w:pPr>
       <w:pBdr/>
@@ -23756,9 +24467,9 @@
       </w:tcPr>
     </w:tblStylePr>
   </w:style>
-  <w:style w:type="table" w:styleId="739">
+  <w:style w:type="table" w:styleId="740">
     <w:name w:val="List Table 5 Dark - Accent 1"/>
-    <w:basedOn w:val="839"/>
+    <w:basedOn w:val="840"/>
     <w:uiPriority w:val="99"/>
     <w:pPr>
       <w:pBdr/>
@@ -23998,9 +24709,9 @@
       </w:tcPr>
     </w:tblStylePr>
   </w:style>
-  <w:style w:type="table" w:styleId="740">
+  <w:style w:type="table" w:styleId="741">
     <w:name w:val="List Table 5 Dark - Accent 2"/>
-    <w:basedOn w:val="839"/>
+    <w:basedOn w:val="840"/>
     <w:uiPriority w:val="99"/>
     <w:pPr>
       <w:pBdr/>
@@ -24240,9 +24951,9 @@
       </w:tcPr>
     </w:tblStylePr>
   </w:style>
-  <w:style w:type="table" w:styleId="741">
+  <w:style w:type="table" w:styleId="742">
     <w:name w:val="List Table 5 Dark - Accent 3"/>
-    <w:basedOn w:val="839"/>
+    <w:basedOn w:val="840"/>
     <w:uiPriority w:val="99"/>
     <w:pPr>
       <w:pBdr/>
@@ -24482,9 +25193,9 @@
       </w:tcPr>
     </w:tblStylePr>
   </w:style>
-  <w:style w:type="table" w:styleId="742">
+  <w:style w:type="table" w:styleId="743">
     <w:name w:val="List Table 5 Dark - Accent 4"/>
-    <w:basedOn w:val="839"/>
+    <w:basedOn w:val="840"/>
     <w:uiPriority w:val="99"/>
     <w:pPr>
       <w:pBdr/>
@@ -24724,9 +25435,9 @@
       </w:tcPr>
     </w:tblStylePr>
   </w:style>
-  <w:style w:type="table" w:styleId="743">
+  <w:style w:type="table" w:styleId="744">
     <w:name w:val="List Table 5 Dark - Accent 5"/>
-    <w:basedOn w:val="839"/>
+    <w:basedOn w:val="840"/>
     <w:uiPriority w:val="99"/>
     <w:pPr>
       <w:pBdr/>
@@ -24966,9 +25677,9 @@
       </w:tcPr>
     </w:tblStylePr>
   </w:style>
-  <w:style w:type="table" w:styleId="744">
+  <w:style w:type="table" w:styleId="745">
     <w:name w:val="List Table 5 Dark - Accent 6"/>
-    <w:basedOn w:val="839"/>
+    <w:basedOn w:val="840"/>
     <w:uiPriority w:val="99"/>
     <w:pPr>
       <w:pBdr/>
@@ -25208,9 +25919,9 @@
       </w:tcPr>
     </w:tblStylePr>
   </w:style>
-  <w:style w:type="table" w:styleId="745">
+  <w:style w:type="table" w:styleId="746">
     <w:name w:val="List Table 6 Colorful"/>
-    <w:basedOn w:val="839"/>
+    <w:basedOn w:val="840"/>
     <w:uiPriority w:val="99"/>
     <w:pPr>
       <w:pBdr/>
@@ -25431,9 +26142,9 @@
       </w:tcPr>
     </w:tblStylePr>
   </w:style>
-  <w:style w:type="table" w:styleId="746">
+  <w:style w:type="table" w:styleId="747">
     <w:name w:val="List Table 6 Colorful - Accent 1"/>
-    <w:basedOn w:val="839"/>
+    <w:basedOn w:val="840"/>
     <w:uiPriority w:val="99"/>
     <w:pPr>
       <w:pBdr/>
@@ -25654,9 +26365,9 @@
       </w:tcPr>
     </w:tblStylePr>
   </w:style>
-  <w:style w:type="table" w:styleId="747">
+  <w:style w:type="table" w:styleId="748">
     <w:name w:val="List Table 6 Colorful - Accent 2"/>
-    <w:basedOn w:val="839"/>
+    <w:basedOn w:val="840"/>
     <w:uiPriority w:val="99"/>
     <w:pPr>
       <w:pBdr/>
@@ -25877,9 +26588,9 @@
       </w:tcPr>
     </w:tblStylePr>
   </w:style>
-  <w:style w:type="table" w:styleId="748">
+  <w:style w:type="table" w:styleId="749">
     <w:name w:val="List Table 6 Colorful - Accent 3"/>
-    <w:basedOn w:val="839"/>
+    <w:basedOn w:val="840"/>
     <w:uiPriority w:val="99"/>
     <w:pPr>
       <w:pBdr/>
@@ -26100,9 +26811,9 @@
       </w:tcPr>
     </w:tblStylePr>
   </w:style>
-  <w:style w:type="table" w:styleId="749">
+  <w:style w:type="table" w:styleId="750">
     <w:name w:val="List Table 6 Colorful - Accent 4"/>
-    <w:basedOn w:val="839"/>
+    <w:basedOn w:val="840"/>
     <w:uiPriority w:val="99"/>
     <w:pPr>
       <w:pBdr/>
@@ -26323,9 +27034,9 @@
       </w:tcPr>
     </w:tblStylePr>
   </w:style>
-  <w:style w:type="table" w:styleId="750">
+  <w:style w:type="table" w:styleId="751">
     <w:name w:val="List Table 6 Colorful - Accent 5"/>
-    <w:basedOn w:val="839"/>
+    <w:basedOn w:val="840"/>
     <w:uiPriority w:val="99"/>
     <w:pPr>
       <w:pBdr/>
@@ -26546,9 +27257,9 @@
       </w:tcPr>
     </w:tblStylePr>
   </w:style>
-  <w:style w:type="table" w:styleId="751">
+  <w:style w:type="table" w:styleId="752">
     <w:name w:val="List Table 6 Colorful - Accent 6"/>
-    <w:basedOn w:val="839"/>
+    <w:basedOn w:val="840"/>
     <w:uiPriority w:val="99"/>
     <w:pPr>
       <w:pBdr/>
@@ -26769,9 +27480,9 @@
       </w:tcPr>
     </w:tblStylePr>
   </w:style>
-  <w:style w:type="table" w:styleId="752">
+  <w:style w:type="table" w:styleId="753">
     <w:name w:val="List Table 7 Colorful"/>
-    <w:basedOn w:val="839"/>
+    <w:basedOn w:val="840"/>
     <w:uiPriority w:val="99"/>
     <w:pPr>
       <w:pBdr/>
@@ -27025,9 +27736,9 @@
       </w:tcPr>
     </w:tblStylePr>
   </w:style>
-  <w:style w:type="table" w:styleId="753">
+  <w:style w:type="table" w:styleId="754">
     <w:name w:val="List Table 7 Colorful - Accent 1"/>
-    <w:basedOn w:val="839"/>
+    <w:basedOn w:val="840"/>
     <w:uiPriority w:val="99"/>
     <w:pPr>
       <w:pBdr/>
@@ -27281,9 +27992,9 @@
       </w:tcPr>
     </w:tblStylePr>
   </w:style>
-  <w:style w:type="table" w:styleId="754">
+  <w:style w:type="table" w:styleId="755">
     <w:name w:val="List Table 7 Colorful - Accent 2"/>
-    <w:basedOn w:val="839"/>
+    <w:basedOn w:val="840"/>
     <w:uiPriority w:val="99"/>
     <w:pPr>
       <w:pBdr/>
@@ -27537,9 +28248,9 @@
       </w:tcPr>
     </w:tblStylePr>
   </w:style>
-  <w:style w:type="table" w:styleId="755">
+  <w:style w:type="table" w:styleId="756">
     <w:name w:val="List Table 7 Colorful - Accent 3"/>
-    <w:basedOn w:val="839"/>
+    <w:basedOn w:val="840"/>
     <w:uiPriority w:val="99"/>
     <w:pPr>
       <w:pBdr/>
@@ -27793,9 +28504,9 @@
       </w:tcPr>
     </w:tblStylePr>
   </w:style>
-  <w:style w:type="table" w:styleId="756">
+  <w:style w:type="table" w:styleId="757">
     <w:name w:val="List Table 7 Colorful - Accent 4"/>
-    <w:basedOn w:val="839"/>
+    <w:basedOn w:val="840"/>
     <w:uiPriority w:val="99"/>
     <w:pPr>
       <w:pBdr/>
@@ -28049,9 +28760,9 @@
       </w:tcPr>
     </w:tblStylePr>
   </w:style>
-  <w:style w:type="table" w:styleId="757">
+  <w:style w:type="table" w:styleId="758">
     <w:name w:val="List Table 7 Colorful - Accent 5"/>
-    <w:basedOn w:val="839"/>
+    <w:basedOn w:val="840"/>
     <w:uiPriority w:val="99"/>
     <w:pPr>
       <w:pBdr/>
@@ -28305,9 +29016,9 @@
       </w:tcPr>
     </w:tblStylePr>
   </w:style>
-  <w:style w:type="table" w:styleId="758">
+  <w:style w:type="table" w:styleId="759">
     <w:name w:val="List Table 7 Colorful - Accent 6"/>
-    <w:basedOn w:val="839"/>
+    <w:basedOn w:val="840"/>
     <w:uiPriority w:val="99"/>
     <w:pPr>
       <w:pBdr/>
@@ -28561,9 +29272,9 @@
       </w:tcPr>
     </w:tblStylePr>
   </w:style>
-  <w:style w:type="table" w:styleId="759">
+  <w:style w:type="table" w:styleId="760">
     <w:name w:val="Lined - Accent"/>
-    <w:basedOn w:val="839"/>
+    <w:basedOn w:val="840"/>
     <w:uiPriority w:val="99"/>
     <w:pPr>
       <w:pBdr/>
@@ -28798,9 +29509,9 @@
       </w:tcPr>
     </w:tblStylePr>
   </w:style>
-  <w:style w:type="table" w:styleId="760">
+  <w:style w:type="table" w:styleId="761">
     <w:name w:val="Lined - Accent 1"/>
-    <w:basedOn w:val="839"/>
+    <w:basedOn w:val="840"/>
     <w:uiPriority w:val="99"/>
     <w:pPr>
       <w:pBdr/>
@@ -29035,9 +29746,9 @@
       </w:tcPr>
     </w:tblStylePr>
   </w:style>
-  <w:style w:type="table" w:styleId="761">
+  <w:style w:type="table" w:styleId="762">
     <w:name w:val="Lined - Accent 2"/>
-    <w:basedOn w:val="839"/>
+    <w:basedOn w:val="840"/>
     <w:uiPriority w:val="99"/>
     <w:pPr>
       <w:pBdr/>
@@ -29272,9 +29983,9 @@
       </w:tcPr>
     </w:tblStylePr>
   </w:style>
-  <w:style w:type="table" w:styleId="762">
+  <w:style w:type="table" w:styleId="763">
     <w:name w:val="Lined - Accent 3"/>
-    <w:basedOn w:val="839"/>
+    <w:basedOn w:val="840"/>
     <w:uiPriority w:val="99"/>
     <w:pPr>
       <w:pBdr/>
@@ -29509,9 +30220,9 @@
       </w:tcPr>
     </w:tblStylePr>
   </w:style>
-  <w:style w:type="table" w:styleId="763">
+  <w:style w:type="table" w:styleId="764">
     <w:name w:val="Lined - Accent 4"/>
-    <w:basedOn w:val="839"/>
+    <w:basedOn w:val="840"/>
     <w:uiPriority w:val="99"/>
     <w:pPr>
       <w:pBdr/>
@@ -29746,9 +30457,9 @@
       </w:tcPr>
     </w:tblStylePr>
   </w:style>
-  <w:style w:type="table" w:styleId="764">
+  <w:style w:type="table" w:styleId="765">
     <w:name w:val="Lined - Accent 5"/>
-    <w:basedOn w:val="839"/>
+    <w:basedOn w:val="840"/>
     <w:uiPriority w:val="99"/>
     <w:pPr>
       <w:pBdr/>
@@ -29983,9 +30694,9 @@
       </w:tcPr>
     </w:tblStylePr>
   </w:style>
-  <w:style w:type="table" w:styleId="765">
+  <w:style w:type="table" w:styleId="766">
     <w:name w:val="Lined - Accent 6"/>
-    <w:basedOn w:val="839"/>
+    <w:basedOn w:val="840"/>
     <w:uiPriority w:val="99"/>
     <w:pPr>
       <w:pBdr/>
@@ -30220,9 +30931,9 @@
       </w:tcPr>
     </w:tblStylePr>
   </w:style>
-  <w:style w:type="table" w:styleId="766">
+  <w:style w:type="table" w:styleId="767">
     <w:name w:val="Bordered &amp; Lined - Accent"/>
-    <w:basedOn w:val="839"/>
+    <w:basedOn w:val="840"/>
     <w:uiPriority w:val="99"/>
     <w:pPr>
       <w:pBdr/>
@@ -30464,9 +31175,9 @@
       </w:tcPr>
     </w:tblStylePr>
   </w:style>
-  <w:style w:type="table" w:styleId="767">
+  <w:style w:type="table" w:styleId="768">
     <w:name w:val="Bordered &amp; Lined - Accent 1"/>
-    <w:basedOn w:val="839"/>
+    <w:basedOn w:val="840"/>
     <w:uiPriority w:val="99"/>
     <w:pPr>
       <w:pBdr/>
@@ -30708,9 +31419,9 @@
       </w:tcPr>
     </w:tblStylePr>
   </w:style>
-  <w:style w:type="table" w:styleId="768">
+  <w:style w:type="table" w:styleId="769">
     <w:name w:val="Bordered &amp; Lined - Accent 2"/>
-    <w:basedOn w:val="839"/>
+    <w:basedOn w:val="840"/>
     <w:uiPriority w:val="99"/>
     <w:pPr>
       <w:pBdr/>
@@ -30952,9 +31663,9 @@
       </w:tcPr>
     </w:tblStylePr>
   </w:style>
-  <w:style w:type="table" w:styleId="769">
+  <w:style w:type="table" w:styleId="770">
     <w:name w:val="Bordered &amp; Lined - Accent 3"/>
-    <w:basedOn w:val="839"/>
+    <w:basedOn w:val="840"/>
     <w:uiPriority w:val="99"/>
     <w:pPr>
       <w:pBdr/>
@@ -31196,9 +31907,9 @@
       </w:tcPr>
     </w:tblStylePr>
   </w:style>
-  <w:style w:type="table" w:styleId="770">
+  <w:style w:type="table" w:styleId="771">
     <w:name w:val="Bordered &amp; Lined - Accent 4"/>
-    <w:basedOn w:val="839"/>
+    <w:basedOn w:val="840"/>
     <w:uiPriority w:val="99"/>
     <w:pPr>
       <w:pBdr/>
@@ -31440,9 +32151,9 @@
       </w:tcPr>
     </w:tblStylePr>
   </w:style>
-  <w:style w:type="table" w:styleId="771">
+  <w:style w:type="table" w:styleId="772">
     <w:name w:val="Bordered &amp; Lined - Accent 5"/>
-    <w:basedOn w:val="839"/>
+    <w:basedOn w:val="840"/>
     <w:uiPriority w:val="99"/>
     <w:pPr>
       <w:pBdr/>
@@ -31684,9 +32395,9 @@
       </w:tcPr>
     </w:tblStylePr>
   </w:style>
-  <w:style w:type="table" w:styleId="772">
+  <w:style w:type="table" w:styleId="773">
     <w:name w:val="Bordered &amp; Lined - Accent 6"/>
-    <w:basedOn w:val="839"/>
+    <w:basedOn w:val="840"/>
     <w:uiPriority w:val="99"/>
     <w:pPr>
       <w:pBdr/>
@@ -31928,9 +32639,9 @@
       </w:tcPr>
     </w:tblStylePr>
   </w:style>
-  <w:style w:type="table" w:styleId="773">
+  <w:style w:type="table" w:styleId="774">
     <w:name w:val="Bordered"/>
-    <w:basedOn w:val="839"/>
+    <w:basedOn w:val="840"/>
     <w:uiPriority w:val="99"/>
     <w:pPr>
       <w:pBdr/>
@@ -32159,9 +32870,9 @@
       </w:tcPr>
     </w:tblStylePr>
   </w:style>
-  <w:style w:type="table" w:styleId="774">
+  <w:style w:type="table" w:styleId="775">
     <w:name w:val="Bordered - Accent 1"/>
-    <w:basedOn w:val="839"/>
+    <w:basedOn w:val="840"/>
     <w:uiPriority w:val="99"/>
     <w:pPr>
       <w:pBdr/>
@@ -32390,9 +33101,9 @@
       </w:tcPr>
     </w:tblStylePr>
   </w:style>
-  <w:style w:type="table" w:styleId="775">
+  <w:style w:type="table" w:styleId="776">
     <w:name w:val="Bordered - Accent 2"/>
-    <w:basedOn w:val="839"/>
+    <w:basedOn w:val="840"/>
     <w:uiPriority w:val="99"/>
     <w:pPr>
       <w:pBdr/>
@@ -32621,9 +33332,9 @@
       </w:tcPr>
     </w:tblStylePr>
   </w:style>
-  <w:style w:type="table" w:styleId="776">
+  <w:style w:type="table" w:styleId="777">
     <w:name w:val="Bordered - Accent 3"/>
-    <w:basedOn w:val="839"/>
+    <w:basedOn w:val="840"/>
     <w:uiPriority w:val="99"/>
     <w:pPr>
       <w:pBdr/>
@@ -32852,9 +33563,9 @@
       </w:tcPr>
     </w:tblStylePr>
   </w:style>
-  <w:style w:type="table" w:styleId="777">
+  <w:style w:type="table" w:styleId="778">
     <w:name w:val="Bordered - Accent 4"/>
-    <w:basedOn w:val="839"/>
+    <w:basedOn w:val="840"/>
     <w:uiPriority w:val="99"/>
     <w:pPr>
       <w:pBdr/>
@@ -33083,9 +33794,9 @@
       </w:tcPr>
     </w:tblStylePr>
   </w:style>
-  <w:style w:type="table" w:styleId="778">
+  <w:style w:type="table" w:styleId="779">
     <w:name w:val="Bordered - Accent 5"/>
-    <w:basedOn w:val="839"/>
+    <w:basedOn w:val="840"/>
     <w:uiPriority w:val="99"/>
     <w:pPr>
       <w:pBdr/>
@@ -33314,9 +34025,9 @@
       </w:tcPr>
     </w:tblStylePr>
   </w:style>
-  <w:style w:type="table" w:styleId="779">
+  <w:style w:type="table" w:styleId="780">
     <w:name w:val="Bordered - Accent 6"/>
-    <w:basedOn w:val="839"/>
+    <w:basedOn w:val="840"/>
     <w:uiPriority w:val="99"/>
     <w:pPr>
       <w:pBdr/>
@@ -33545,11 +34256,11 @@
       </w:tcPr>
     </w:tblStylePr>
   </w:style>
-  <w:style w:type="paragraph" w:styleId="780">
+  <w:style w:type="paragraph" w:styleId="781">
     <w:name w:val="Heading 1"/>
-    <w:basedOn w:val="838"/>
-    <w:next w:val="838"/>
-    <w:link w:val="790"/>
+    <w:basedOn w:val="839"/>
+    <w:next w:val="839"/>
+    <w:link w:val="791"/>
     <w:uiPriority w:val="9"/>
     <w:qFormat/>
     <w:pPr>
@@ -33567,11 +34278,11 @@
       <w:szCs w:val="40"/>
     </w:rPr>
   </w:style>
-  <w:style w:type="paragraph" w:styleId="781">
+  <w:style w:type="paragraph" w:styleId="782">
     <w:name w:val="Heading 2"/>
-    <w:basedOn w:val="838"/>
-    <w:next w:val="838"/>
-    <w:link w:val="791"/>
+    <w:basedOn w:val="839"/>
+    <w:next w:val="839"/>
+    <w:link w:val="792"/>
     <w:uiPriority w:val="9"/>
     <w:unhideWhenUsed/>
     <w:qFormat/>
@@ -33590,11 +34301,11 @@
       <w:szCs w:val="32"/>
     </w:rPr>
   </w:style>
-  <w:style w:type="paragraph" w:styleId="782">
+  <w:style w:type="paragraph" w:styleId="783">
     <w:name w:val="Heading 3"/>
-    <w:basedOn w:val="838"/>
-    <w:next w:val="838"/>
-    <w:link w:val="792"/>
+    <w:basedOn w:val="839"/>
+    <w:next w:val="839"/>
+    <w:link w:val="793"/>
     <w:uiPriority w:val="9"/>
     <w:unhideWhenUsed/>
     <w:qFormat/>
@@ -33613,11 +34324,11 @@
       <w:szCs w:val="28"/>
     </w:rPr>
   </w:style>
-  <w:style w:type="paragraph" w:styleId="783">
+  <w:style w:type="paragraph" w:styleId="784">
     <w:name w:val="Heading 4"/>
-    <w:basedOn w:val="838"/>
-    <w:next w:val="838"/>
-    <w:link w:val="793"/>
+    <w:basedOn w:val="839"/>
+    <w:next w:val="839"/>
+    <w:link w:val="794"/>
     <w:uiPriority w:val="9"/>
     <w:unhideWhenUsed/>
     <w:qFormat/>
@@ -33636,11 +34347,11 @@
       <w:color w:val="0f4761" w:themeColor="accent1" w:themeShade="BF"/>
     </w:rPr>
   </w:style>
-  <w:style w:type="paragraph" w:styleId="784">
+  <w:style w:type="paragraph" w:styleId="785">
     <w:name w:val="Heading 5"/>
-    <w:basedOn w:val="838"/>
-    <w:next w:val="838"/>
-    <w:link w:val="794"/>
+    <w:basedOn w:val="839"/>
+    <w:next w:val="839"/>
+    <w:link w:val="795"/>
     <w:uiPriority w:val="9"/>
     <w:unhideWhenUsed/>
     <w:qFormat/>
@@ -33657,11 +34368,11 @@
       <w:color w:val="0f4761" w:themeColor="accent1" w:themeShade="BF"/>
     </w:rPr>
   </w:style>
-  <w:style w:type="paragraph" w:styleId="785">
+  <w:style w:type="paragraph" w:styleId="786">
     <w:name w:val="Heading 6"/>
-    <w:basedOn w:val="838"/>
-    <w:next w:val="838"/>
-    <w:link w:val="795"/>
+    <w:basedOn w:val="839"/>
+    <w:next w:val="839"/>
+    <w:link w:val="796"/>
     <w:uiPriority w:val="9"/>
     <w:unhideWhenUsed/>
     <w:qFormat/>
@@ -33680,11 +34391,11 @@
       <w:color w:val="595959" w:themeColor="text1" w:themeTint="A6"/>
     </w:rPr>
   </w:style>
-  <w:style w:type="paragraph" w:styleId="786">
+  <w:style w:type="paragraph" w:styleId="787">
     <w:name w:val="Heading 7"/>
-    <w:basedOn w:val="838"/>
-    <w:next w:val="838"/>
-    <w:link w:val="796"/>
+    <w:basedOn w:val="839"/>
+    <w:next w:val="839"/>
+    <w:link w:val="797"/>
     <w:uiPriority w:val="9"/>
     <w:unhideWhenUsed/>
     <w:qFormat/>
@@ -33701,11 +34412,11 @@
       <w:color w:val="595959" w:themeColor="text1" w:themeTint="A6"/>
     </w:rPr>
   </w:style>
-  <w:style w:type="paragraph" w:styleId="787">
+  <w:style w:type="paragraph" w:styleId="788">
     <w:name w:val="Heading 8"/>
-    <w:basedOn w:val="838"/>
-    <w:next w:val="838"/>
-    <w:link w:val="797"/>
+    <w:basedOn w:val="839"/>
+    <w:next w:val="839"/>
+    <w:link w:val="798"/>
     <w:uiPriority w:val="9"/>
     <w:unhideWhenUsed/>
     <w:qFormat/>
@@ -33724,11 +34435,11 @@
       <w:color w:val="272727" w:themeColor="text1" w:themeTint="D8"/>
     </w:rPr>
   </w:style>
-  <w:style w:type="paragraph" w:styleId="788">
+  <w:style w:type="paragraph" w:styleId="789">
     <w:name w:val="Heading 9"/>
-    <w:basedOn w:val="838"/>
-    <w:next w:val="838"/>
-    <w:link w:val="798"/>
+    <w:basedOn w:val="839"/>
+    <w:next w:val="839"/>
+    <w:link w:val="799"/>
     <w:uiPriority w:val="9"/>
     <w:unhideWhenUsed/>
     <w:qFormat/>
@@ -33747,7 +34458,7 @@
       <w:color w:val="272727" w:themeColor="text1" w:themeTint="D8"/>
     </w:rPr>
   </w:style>
-  <w:style w:type="character" w:styleId="789" w:default="1">
+  <w:style w:type="character" w:styleId="790" w:default="1">
     <w:name w:val="Default Paragraph Font"/>
     <w:uiPriority w:val="1"/>
     <w:semiHidden/>
@@ -33758,10 +34469,10 @@
       <w:ind/>
     </w:pPr>
   </w:style>
-  <w:style w:type="character" w:styleId="790">
+  <w:style w:type="character" w:styleId="791">
     <w:name w:val="Heading 1 Char"/>
-    <w:basedOn w:val="789"/>
-    <w:link w:val="780"/>
+    <w:basedOn w:val="790"/>
+    <w:link w:val="781"/>
     <w:uiPriority w:val="9"/>
     <w:pPr>
       <w:pBdr/>
@@ -33775,10 +34486,10 @@
       <w:szCs w:val="40"/>
     </w:rPr>
   </w:style>
-  <w:style w:type="character" w:styleId="791">
+  <w:style w:type="character" w:styleId="792">
     <w:name w:val="Heading 2 Char"/>
-    <w:basedOn w:val="789"/>
-    <w:link w:val="781"/>
+    <w:basedOn w:val="790"/>
+    <w:link w:val="782"/>
     <w:uiPriority w:val="9"/>
     <w:pPr>
       <w:pBdr/>
@@ -33792,10 +34503,10 @@
       <w:szCs w:val="32"/>
     </w:rPr>
   </w:style>
-  <w:style w:type="character" w:styleId="792">
+  <w:style w:type="character" w:styleId="793">
     <w:name w:val="Heading 3 Char"/>
-    <w:basedOn w:val="789"/>
-    <w:link w:val="782"/>
+    <w:basedOn w:val="790"/>
+    <w:link w:val="783"/>
     <w:uiPriority w:val="9"/>
     <w:pPr>
       <w:pBdr/>
@@ -33809,10 +34520,10 @@
       <w:szCs w:val="28"/>
     </w:rPr>
   </w:style>
-  <w:style w:type="character" w:styleId="793">
+  <w:style w:type="character" w:styleId="794">
     <w:name w:val="Heading 4 Char"/>
-    <w:basedOn w:val="789"/>
-    <w:link w:val="783"/>
+    <w:basedOn w:val="790"/>
+    <w:link w:val="784"/>
     <w:uiPriority w:val="9"/>
     <w:pPr>
       <w:pBdr/>
@@ -33826,10 +34537,10 @@
       <w:color w:val="0f4761" w:themeColor="accent1" w:themeShade="BF"/>
     </w:rPr>
   </w:style>
-  <w:style w:type="character" w:styleId="794">
+  <w:style w:type="character" w:styleId="795">
     <w:name w:val="Heading 5 Char"/>
-    <w:basedOn w:val="789"/>
-    <w:link w:val="784"/>
+    <w:basedOn w:val="790"/>
+    <w:link w:val="785"/>
     <w:uiPriority w:val="9"/>
     <w:pPr>
       <w:pBdr/>
@@ -33841,10 +34552,10 @@
       <w:color w:val="0f4761" w:themeColor="accent1" w:themeShade="BF"/>
     </w:rPr>
   </w:style>
-  <w:style w:type="character" w:styleId="795">
+  <w:style w:type="character" w:styleId="796">
     <w:name w:val="Heading 6 Char"/>
-    <w:basedOn w:val="789"/>
-    <w:link w:val="785"/>
+    <w:basedOn w:val="790"/>
+    <w:link w:val="786"/>
     <w:uiPriority w:val="9"/>
     <w:pPr>
       <w:pBdr/>
@@ -33858,10 +34569,10 @@
       <w:color w:val="595959" w:themeColor="text1" w:themeTint="A6"/>
     </w:rPr>
   </w:style>
-  <w:style w:type="character" w:styleId="796">
+  <w:style w:type="character" w:styleId="797">
     <w:name w:val="Heading 7 Char"/>
-    <w:basedOn w:val="789"/>
-    <w:link w:val="786"/>
+    <w:basedOn w:val="790"/>
+    <w:link w:val="787"/>
     <w:uiPriority w:val="9"/>
     <w:pPr>
       <w:pBdr/>
@@ -33873,26 +34584,9 @@
       <w:color w:val="595959" w:themeColor="text1" w:themeTint="A6"/>
     </w:rPr>
   </w:style>
-  <w:style w:type="character" w:styleId="797">
+  <w:style w:type="character" w:styleId="798">
     <w:name w:val="Heading 8 Char"/>
-    <w:basedOn w:val="789"/>
-    <w:link w:val="787"/>
-    <w:uiPriority w:val="9"/>
-    <w:pPr>
-      <w:pBdr/>
-      <w:spacing/>
-      <w:ind/>
-    </w:pPr>
-    <w:rPr>
-      <w:rFonts w:ascii="Arial" w:hAnsi="Arial" w:eastAsia="Arial" w:cs="Arial"/>
-      <w:i/>
-      <w:iCs/>
-      <w:color w:val="272727" w:themeColor="text1" w:themeTint="D8"/>
-    </w:rPr>
-  </w:style>
-  <w:style w:type="character" w:styleId="798">
-    <w:name w:val="Heading 9 Char"/>
-    <w:basedOn w:val="789"/>
+    <w:basedOn w:val="790"/>
     <w:link w:val="788"/>
     <w:uiPriority w:val="9"/>
     <w:pPr>
@@ -33907,11 +34601,28 @@
       <w:color w:val="272727" w:themeColor="text1" w:themeTint="D8"/>
     </w:rPr>
   </w:style>
-  <w:style w:type="paragraph" w:styleId="799">
+  <w:style w:type="character" w:styleId="799">
+    <w:name w:val="Heading 9 Char"/>
+    <w:basedOn w:val="790"/>
+    <w:link w:val="789"/>
+    <w:uiPriority w:val="9"/>
+    <w:pPr>
+      <w:pBdr/>
+      <w:spacing/>
+      <w:ind/>
+    </w:pPr>
+    <w:rPr>
+      <w:rFonts w:ascii="Arial" w:hAnsi="Arial" w:eastAsia="Arial" w:cs="Arial"/>
+      <w:i/>
+      <w:iCs/>
+      <w:color w:val="272727" w:themeColor="text1" w:themeTint="D8"/>
+    </w:rPr>
+  </w:style>
+  <w:style w:type="paragraph" w:styleId="800">
     <w:name w:val="Title"/>
-    <w:basedOn w:val="838"/>
-    <w:next w:val="838"/>
-    <w:link w:val="800"/>
+    <w:basedOn w:val="839"/>
+    <w:next w:val="839"/>
+    <w:link w:val="801"/>
     <w:uiPriority w:val="10"/>
     <w:qFormat/>
     <w:pPr>
@@ -33927,10 +34638,10 @@
       <w:szCs w:val="56"/>
     </w:rPr>
   </w:style>
-  <w:style w:type="character" w:styleId="800">
+  <w:style w:type="character" w:styleId="801">
     <w:name w:val="Title Char"/>
-    <w:basedOn w:val="789"/>
-    <w:link w:val="799"/>
+    <w:basedOn w:val="790"/>
+    <w:link w:val="800"/>
     <w:uiPriority w:val="10"/>
     <w:pPr>
       <w:pBdr/>
@@ -33944,11 +34655,11 @@
       <w:szCs w:val="56"/>
     </w:rPr>
   </w:style>
-  <w:style w:type="paragraph" w:styleId="801">
+  <w:style w:type="paragraph" w:styleId="802">
     <w:name w:val="Subtitle"/>
-    <w:basedOn w:val="838"/>
-    <w:next w:val="838"/>
-    <w:link w:val="802"/>
+    <w:basedOn w:val="839"/>
+    <w:next w:val="839"/>
+    <w:link w:val="803"/>
     <w:uiPriority w:val="11"/>
     <w:qFormat/>
     <w:pPr>
@@ -33966,10 +34677,10 @@
       <w:szCs w:val="28"/>
     </w:rPr>
   </w:style>
-  <w:style w:type="character" w:styleId="802">
+  <w:style w:type="character" w:styleId="803">
     <w:name w:val="Subtitle Char"/>
-    <w:basedOn w:val="789"/>
-    <w:link w:val="801"/>
+    <w:basedOn w:val="790"/>
+    <w:link w:val="802"/>
     <w:uiPriority w:val="11"/>
     <w:pPr>
       <w:pBdr/>
@@ -33983,11 +34694,11 @@
       <w:szCs w:val="28"/>
     </w:rPr>
   </w:style>
-  <w:style w:type="paragraph" w:styleId="803">
+  <w:style w:type="paragraph" w:styleId="804">
     <w:name w:val="Quote"/>
-    <w:basedOn w:val="838"/>
-    <w:next w:val="838"/>
-    <w:link w:val="804"/>
+    <w:basedOn w:val="839"/>
+    <w:next w:val="839"/>
+    <w:link w:val="805"/>
     <w:uiPriority w:val="29"/>
     <w:qFormat/>
     <w:pPr>
@@ -34002,10 +34713,10 @@
       <w:color w:val="404040" w:themeColor="text1" w:themeTint="BF"/>
     </w:rPr>
   </w:style>
-  <w:style w:type="character" w:styleId="804">
+  <w:style w:type="character" w:styleId="805">
     <w:name w:val="Quote Char"/>
-    <w:basedOn w:val="789"/>
-    <w:link w:val="803"/>
+    <w:basedOn w:val="790"/>
+    <w:link w:val="804"/>
     <w:uiPriority w:val="29"/>
     <w:pPr>
       <w:pBdr/>
@@ -34018,9 +34729,9 @@
       <w:color w:val="404040" w:themeColor="text1" w:themeTint="BF"/>
     </w:rPr>
   </w:style>
-  <w:style w:type="character" w:styleId="805">
+  <w:style w:type="character" w:styleId="806">
     <w:name w:val="Intense Emphasis"/>
-    <w:basedOn w:val="789"/>
+    <w:basedOn w:val="790"/>
     <w:uiPriority w:val="21"/>
     <w:qFormat/>
     <w:pPr>
@@ -34034,11 +34745,11 @@
       <w:color w:val="0f4761" w:themeColor="accent1" w:themeShade="BF"/>
     </w:rPr>
   </w:style>
-  <w:style w:type="paragraph" w:styleId="806">
+  <w:style w:type="paragraph" w:styleId="807">
     <w:name w:val="Intense Quote"/>
-    <w:basedOn w:val="838"/>
-    <w:next w:val="838"/>
-    <w:link w:val="807"/>
+    <w:basedOn w:val="839"/>
+    <w:next w:val="839"/>
+    <w:link w:val="808"/>
     <w:uiPriority w:val="30"/>
     <w:qFormat/>
     <w:pPr>
@@ -34056,10 +34767,10 @@
       <w:color w:val="0f4761" w:themeColor="accent1" w:themeShade="BF"/>
     </w:rPr>
   </w:style>
-  <w:style w:type="character" w:styleId="807">
+  <w:style w:type="character" w:styleId="808">
     <w:name w:val="Intense Quote Char"/>
-    <w:basedOn w:val="789"/>
-    <w:link w:val="806"/>
+    <w:basedOn w:val="790"/>
+    <w:link w:val="807"/>
     <w:uiPriority w:val="30"/>
     <w:pPr>
       <w:pBdr/>
@@ -34072,9 +34783,9 @@
       <w:color w:val="0f4761" w:themeColor="accent1" w:themeShade="BF"/>
     </w:rPr>
   </w:style>
-  <w:style w:type="character" w:styleId="808">
+  <w:style w:type="character" w:styleId="809">
     <w:name w:val="Intense Reference"/>
-    <w:basedOn w:val="789"/>
+    <w:basedOn w:val="790"/>
     <w:uiPriority w:val="32"/>
     <w:qFormat/>
     <w:pPr>
@@ -34090,9 +34801,9 @@
       <w:spacing w:val="5"/>
     </w:rPr>
   </w:style>
-  <w:style w:type="character" w:styleId="809">
+  <w:style w:type="character" w:styleId="810">
     <w:name w:val="Subtle Emphasis"/>
-    <w:basedOn w:val="789"/>
+    <w:basedOn w:val="790"/>
     <w:uiPriority w:val="19"/>
     <w:qFormat/>
     <w:pPr>
@@ -34106,9 +34817,9 @@
       <w:color w:val="404040" w:themeColor="text1" w:themeTint="BF"/>
     </w:rPr>
   </w:style>
-  <w:style w:type="character" w:styleId="810">
+  <w:style w:type="character" w:styleId="811">
     <w:name w:val="Emphasis"/>
-    <w:basedOn w:val="789"/>
+    <w:basedOn w:val="790"/>
     <w:uiPriority w:val="20"/>
     <w:qFormat/>
     <w:pPr>
@@ -34121,9 +34832,9 @@
       <w:iCs/>
     </w:rPr>
   </w:style>
-  <w:style w:type="character" w:styleId="811">
+  <w:style w:type="character" w:styleId="812">
     <w:name w:val="Strong"/>
-    <w:basedOn w:val="789"/>
+    <w:basedOn w:val="790"/>
     <w:uiPriority w:val="22"/>
     <w:qFormat/>
     <w:pPr>
@@ -34136,9 +34847,9 @@
       <w:bCs/>
     </w:rPr>
   </w:style>
-  <w:style w:type="character" w:styleId="812">
+  <w:style w:type="character" w:styleId="813">
     <w:name w:val="Subtle Reference"/>
-    <w:basedOn w:val="789"/>
+    <w:basedOn w:val="790"/>
     <w:uiPriority w:val="31"/>
     <w:qFormat/>
     <w:pPr>
@@ -34151,9 +34862,9 @@
       <w:color w:val="5a5a5a" w:themeColor="text1" w:themeTint="A5"/>
     </w:rPr>
   </w:style>
-  <w:style w:type="character" w:styleId="813">
+  <w:style w:type="character" w:styleId="814">
     <w:name w:val="Book Title"/>
-    <w:basedOn w:val="789"/>
+    <w:basedOn w:val="790"/>
     <w:uiPriority w:val="33"/>
     <w:qFormat/>
     <w:pPr>
@@ -34169,10 +34880,10 @@
       <w:spacing w:val="5"/>
     </w:rPr>
   </w:style>
-  <w:style w:type="paragraph" w:styleId="814">
+  <w:style w:type="paragraph" w:styleId="815">
     <w:name w:val="Header"/>
-    <w:basedOn w:val="838"/>
-    <w:link w:val="815"/>
+    <w:basedOn w:val="839"/>
+    <w:link w:val="816"/>
     <w:uiPriority w:val="99"/>
     <w:unhideWhenUsed/>
     <w:pPr>
@@ -34185,10 +34896,10 @@
       <w:ind/>
     </w:pPr>
   </w:style>
-  <w:style w:type="character" w:styleId="815">
+  <w:style w:type="character" w:styleId="816">
     <w:name w:val="Header Char"/>
-    <w:basedOn w:val="789"/>
-    <w:link w:val="814"/>
+    <w:basedOn w:val="790"/>
+    <w:link w:val="815"/>
     <w:uiPriority w:val="99"/>
     <w:pPr>
       <w:pBdr/>
@@ -34196,10 +34907,10 @@
       <w:ind/>
     </w:pPr>
   </w:style>
-  <w:style w:type="paragraph" w:styleId="816">
+  <w:style w:type="paragraph" w:styleId="817">
     <w:name w:val="Footer"/>
-    <w:basedOn w:val="838"/>
-    <w:link w:val="817"/>
+    <w:basedOn w:val="839"/>
+    <w:link w:val="818"/>
     <w:uiPriority w:val="99"/>
     <w:unhideWhenUsed/>
     <w:pPr>
@@ -34212,10 +34923,10 @@
       <w:ind/>
     </w:pPr>
   </w:style>
-  <w:style w:type="character" w:styleId="817">
+  <w:style w:type="character" w:styleId="818">
     <w:name w:val="Footer Char"/>
-    <w:basedOn w:val="789"/>
-    <w:link w:val="816"/>
+    <w:basedOn w:val="790"/>
+    <w:link w:val="817"/>
     <w:uiPriority w:val="99"/>
     <w:pPr>
       <w:pBdr/>
@@ -34223,10 +34934,10 @@
       <w:ind/>
     </w:pPr>
   </w:style>
-  <w:style w:type="paragraph" w:styleId="818">
+  <w:style w:type="paragraph" w:styleId="819">
     <w:name w:val="Caption"/>
-    <w:basedOn w:val="838"/>
-    <w:next w:val="838"/>
+    <w:basedOn w:val="839"/>
+    <w:next w:val="839"/>
     <w:uiPriority w:val="35"/>
     <w:unhideWhenUsed/>
     <w:qFormat/>
@@ -34243,10 +34954,10 @@
       <w:szCs w:val="18"/>
     </w:rPr>
   </w:style>
-  <w:style w:type="paragraph" w:styleId="819">
+  <w:style w:type="paragraph" w:styleId="820">
     <w:name w:val="footnote text"/>
-    <w:basedOn w:val="838"/>
-    <w:link w:val="820"/>
+    <w:basedOn w:val="839"/>
+    <w:link w:val="821"/>
     <w:uiPriority w:val="99"/>
     <w:semiHidden/>
     <w:unhideWhenUsed/>
@@ -34260,10 +34971,10 @@
       <w:szCs w:val="20"/>
     </w:rPr>
   </w:style>
-  <w:style w:type="character" w:styleId="820">
+  <w:style w:type="character" w:styleId="821">
     <w:name w:val="Footnote Text Char"/>
-    <w:basedOn w:val="789"/>
-    <w:link w:val="819"/>
+    <w:basedOn w:val="790"/>
+    <w:link w:val="820"/>
     <w:uiPriority w:val="99"/>
     <w:semiHidden/>
     <w:pPr>
@@ -34276,9 +34987,9 @@
       <w:szCs w:val="20"/>
     </w:rPr>
   </w:style>
-  <w:style w:type="character" w:styleId="821">
+  <w:style w:type="character" w:styleId="822">
     <w:name w:val="footnote reference"/>
-    <w:basedOn w:val="789"/>
+    <w:basedOn w:val="790"/>
     <w:uiPriority w:val="99"/>
     <w:semiHidden/>
     <w:unhideWhenUsed/>
@@ -34291,10 +35002,10 @@
       <w:vertAlign w:val="superscript"/>
     </w:rPr>
   </w:style>
-  <w:style w:type="paragraph" w:styleId="822">
+  <w:style w:type="paragraph" w:styleId="823">
     <w:name w:val="endnote text"/>
-    <w:basedOn w:val="838"/>
-    <w:link w:val="823"/>
+    <w:basedOn w:val="839"/>
+    <w:link w:val="824"/>
     <w:uiPriority w:val="99"/>
     <w:semiHidden/>
     <w:unhideWhenUsed/>
@@ -34308,10 +35019,10 @@
       <w:szCs w:val="20"/>
     </w:rPr>
   </w:style>
-  <w:style w:type="character" w:styleId="823">
+  <w:style w:type="character" w:styleId="824">
     <w:name w:val="Endnote Text Char"/>
-    <w:basedOn w:val="789"/>
-    <w:link w:val="822"/>
+    <w:basedOn w:val="790"/>
+    <w:link w:val="823"/>
     <w:uiPriority w:val="99"/>
     <w:semiHidden/>
     <w:pPr>
@@ -34324,9 +35035,9 @@
       <w:szCs w:val="20"/>
     </w:rPr>
   </w:style>
-  <w:style w:type="character" w:styleId="824">
+  <w:style w:type="character" w:styleId="825">
     <w:name w:val="endnote reference"/>
-    <w:basedOn w:val="789"/>
+    <w:basedOn w:val="790"/>
     <w:uiPriority w:val="99"/>
     <w:semiHidden/>
     <w:unhideWhenUsed/>
@@ -34339,9 +35050,9 @@
       <w:vertAlign w:val="superscript"/>
     </w:rPr>
   </w:style>
-  <w:style w:type="character" w:styleId="825">
+  <w:style w:type="character" w:styleId="826">
     <w:name w:val="Hyperlink"/>
-    <w:basedOn w:val="789"/>
+    <w:basedOn w:val="790"/>
     <w:uiPriority w:val="99"/>
     <w:unhideWhenUsed/>
     <w:pPr>
@@ -34354,9 +35065,9 @@
       <w:u w:val="single"/>
     </w:rPr>
   </w:style>
-  <w:style w:type="character" w:styleId="826">
+  <w:style w:type="character" w:styleId="827">
     <w:name w:val="FollowedHyperlink"/>
-    <w:basedOn w:val="789"/>
+    <w:basedOn w:val="790"/>
     <w:uiPriority w:val="99"/>
     <w:semiHidden/>
     <w:unhideWhenUsed/>
@@ -34370,10 +35081,10 @@
       <w:u w:val="single"/>
     </w:rPr>
   </w:style>
-  <w:style w:type="paragraph" w:styleId="827">
+  <w:style w:type="paragraph" w:styleId="828">
     <w:name w:val="toc 1"/>
-    <w:basedOn w:val="838"/>
-    <w:next w:val="838"/>
+    <w:basedOn w:val="839"/>
+    <w:next w:val="839"/>
     <w:uiPriority w:val="39"/>
     <w:unhideWhenUsed/>
     <w:pPr>
@@ -34382,10 +35093,10 @@
       <w:ind/>
     </w:pPr>
   </w:style>
-  <w:style w:type="paragraph" w:styleId="828">
+  <w:style w:type="paragraph" w:styleId="829">
     <w:name w:val="toc 2"/>
-    <w:basedOn w:val="838"/>
-    <w:next w:val="838"/>
+    <w:basedOn w:val="839"/>
+    <w:next w:val="839"/>
     <w:uiPriority w:val="39"/>
     <w:unhideWhenUsed/>
     <w:pPr>
@@ -34394,10 +35105,10 @@
       <w:ind w:left="220"/>
     </w:pPr>
   </w:style>
-  <w:style w:type="paragraph" w:styleId="829">
+  <w:style w:type="paragraph" w:styleId="830">
     <w:name w:val="toc 3"/>
-    <w:basedOn w:val="838"/>
-    <w:next w:val="838"/>
+    <w:basedOn w:val="839"/>
+    <w:next w:val="839"/>
     <w:uiPriority w:val="39"/>
     <w:unhideWhenUsed/>
     <w:pPr>
@@ -34406,10 +35117,10 @@
       <w:ind w:left="440"/>
     </w:pPr>
   </w:style>
-  <w:style w:type="paragraph" w:styleId="830">
+  <w:style w:type="paragraph" w:styleId="831">
     <w:name w:val="toc 4"/>
-    <w:basedOn w:val="838"/>
-    <w:next w:val="838"/>
+    <w:basedOn w:val="839"/>
+    <w:next w:val="839"/>
     <w:uiPriority w:val="39"/>
     <w:unhideWhenUsed/>
     <w:pPr>
@@ -34418,10 +35129,10 @@
       <w:ind w:left="660"/>
     </w:pPr>
   </w:style>
-  <w:style w:type="paragraph" w:styleId="831">
+  <w:style w:type="paragraph" w:styleId="832">
     <w:name w:val="toc 5"/>
-    <w:basedOn w:val="838"/>
-    <w:next w:val="838"/>
+    <w:basedOn w:val="839"/>
+    <w:next w:val="839"/>
     <w:uiPriority w:val="39"/>
     <w:unhideWhenUsed/>
     <w:pPr>
@@ -34430,10 +35141,10 @@
       <w:ind w:left="880"/>
     </w:pPr>
   </w:style>
-  <w:style w:type="paragraph" w:styleId="832">
+  <w:style w:type="paragraph" w:styleId="833">
     <w:name w:val="toc 6"/>
-    <w:basedOn w:val="838"/>
-    <w:next w:val="838"/>
+    <w:basedOn w:val="839"/>
+    <w:next w:val="839"/>
     <w:uiPriority w:val="39"/>
     <w:unhideWhenUsed/>
     <w:pPr>
@@ -34442,10 +35153,10 @@
       <w:ind w:left="1100"/>
     </w:pPr>
   </w:style>
-  <w:style w:type="paragraph" w:styleId="833">
+  <w:style w:type="paragraph" w:styleId="834">
     <w:name w:val="toc 7"/>
-    <w:basedOn w:val="838"/>
-    <w:next w:val="838"/>
+    <w:basedOn w:val="839"/>
+    <w:next w:val="839"/>
     <w:uiPriority w:val="39"/>
     <w:unhideWhenUsed/>
     <w:pPr>
@@ -34454,10 +35165,10 @@
       <w:ind w:left="1320"/>
     </w:pPr>
   </w:style>
-  <w:style w:type="paragraph" w:styleId="834">
+  <w:style w:type="paragraph" w:styleId="835">
     <w:name w:val="toc 8"/>
-    <w:basedOn w:val="838"/>
-    <w:next w:val="838"/>
+    <w:basedOn w:val="839"/>
+    <w:next w:val="839"/>
     <w:uiPriority w:val="39"/>
     <w:unhideWhenUsed/>
     <w:pPr>
@@ -34466,10 +35177,10 @@
       <w:ind w:left="1540"/>
     </w:pPr>
   </w:style>
-  <w:style w:type="paragraph" w:styleId="835">
+  <w:style w:type="paragraph" w:styleId="836">
     <w:name w:val="toc 9"/>
-    <w:basedOn w:val="838"/>
-    <w:next w:val="838"/>
+    <w:basedOn w:val="839"/>
+    <w:next w:val="839"/>
     <w:uiPriority w:val="39"/>
     <w:unhideWhenUsed/>
     <w:pPr>
@@ -34478,7 +35189,7 @@
       <w:ind w:left="1760"/>
     </w:pPr>
   </w:style>
-  <w:style w:type="paragraph" w:styleId="836">
+  <w:style w:type="paragraph" w:styleId="837">
     <w:name w:val="TOC Heading"/>
     <w:uiPriority w:val="39"/>
     <w:unhideWhenUsed/>
@@ -34488,10 +35199,10 @@
       <w:ind/>
     </w:pPr>
   </w:style>
-  <w:style w:type="paragraph" w:styleId="837">
+  <w:style w:type="paragraph" w:styleId="838">
     <w:name w:val="table of figures"/>
-    <w:basedOn w:val="838"/>
-    <w:next w:val="838"/>
+    <w:basedOn w:val="839"/>
+    <w:next w:val="839"/>
     <w:uiPriority w:val="99"/>
     <w:unhideWhenUsed/>
     <w:pPr>
@@ -34500,7 +35211,7 @@
       <w:ind/>
     </w:pPr>
   </w:style>
-  <w:style w:type="paragraph" w:styleId="838" w:default="1">
+  <w:style w:type="paragraph" w:styleId="839" w:default="1">
     <w:name w:val="Normal"/>
     <w:qFormat/>
     <w:pPr>
@@ -34509,7 +35220,7 @@
       <w:ind/>
     </w:pPr>
   </w:style>
-  <w:style w:type="table" w:styleId="839" w:default="1">
+  <w:style w:type="table" w:styleId="840" w:default="1">
     <w:name w:val="Normal Table"/>
     <w:uiPriority w:val="99"/>
     <w:semiHidden/>
@@ -34702,7 +35413,7 @@
       </w:tcPr>
     </w:tblStylePr>
   </w:style>
-  <w:style w:type="numbering" w:styleId="840" w:default="1">
+  <w:style w:type="numbering" w:styleId="841" w:default="1">
     <w:name w:val="No List"/>
     <w:uiPriority w:val="99"/>
     <w:semiHidden/>
@@ -34713,9 +35424,9 @@
       <w:ind/>
     </w:pPr>
   </w:style>
-  <w:style w:type="paragraph" w:styleId="841">
+  <w:style w:type="paragraph" w:styleId="842">
     <w:name w:val="No Spacing"/>
-    <w:basedOn w:val="838"/>
+    <w:basedOn w:val="839"/>
     <w:uiPriority w:val="1"/>
     <w:qFormat/>
     <w:pPr>
@@ -34724,9 +35435,9 @@
       <w:ind/>
     </w:pPr>
   </w:style>
-  <w:style w:type="paragraph" w:styleId="842">
+  <w:style w:type="paragraph" w:styleId="843">
     <w:name w:val="List Paragraph"/>
-    <w:basedOn w:val="838"/>
+    <w:basedOn w:val="839"/>
     <w:uiPriority w:val="34"/>
     <w:qFormat/>
     <w:pPr>

--- a/Testing.docx
+++ b/Testing.docx
@@ -7,19 +7,319 @@
         <w:pBdr/>
         <w:spacing/>
         <w:ind/>
+        <w:rPr>
+          <w:highlight w:val="none"/>
+        </w:rPr>
+      </w:pPr>
+      <w:r>
+        <w:rPr>
+          <w:highlight w:val="none"/>
+        </w:rPr>
+        <w:t xml:space="preserve">The evidence for the tests will primarily be in the form of a video which is accessible here:</w:t>
+      </w:r>
+      <w:r>
+        <w:rPr>
+          <w:highlight w:val="none"/>
+        </w:rPr>
+      </w:r>
+    </w:p>
+    <w:p>
+      <w:pPr>
+        <w:pBdr/>
+        <w:spacing/>
+        <w:ind/>
         <w:rPr/>
       </w:pPr>
       <w:r>
-        <w:t xml:space="preserve">Objectives 1aii and 5 will require separate files, the functions in these files should be tested independently of the main program.</w:t>
+        <w:rPr>
+          <w:highlight w:val="none"/>
+        </w:rPr>
+        <w:t xml:space="preserve">However the first two tests for objectives 1aii and 5 will be evidenced with screenshots, as there is nothing animated that needs to be shown.</w:t>
+      </w:r>
+      <w:r>
+        <w:rPr>
+          <w:highlight w:val="none"/>
+        </w:rPr>
+      </w:r>
+      <w:r>
+        <w:rPr>
+          <w:highlight w:val="none"/>
+        </w:rPr>
+      </w:r>
+      <w:r>
+        <w:rPr>
+          <w:highlight w:val="none"/>
+        </w:rPr>
       </w:r>
       <w:r/>
-      <w:r/>
-      <w:r/>
+    </w:p>
+    <w:p>
+      <w:pPr>
+        <w:pBdr/>
+        <w:spacing/>
+        <w:ind/>
+        <w:rPr>
+          <w:highlight w:val="none"/>
+        </w:rPr>
+      </w:pPr>
+      <w:r>
+        <w:t xml:space="preserve">Objectives 1aii and 5 were implemented with separate files and then those files were imported as modules into the main program, the functions in these files should be tested independently of the main program. The main() function for these files will be used to test them and demonstrate they work. Here is the code for test 01:</w:t>
+      </w:r>
       <w:r/>
     </w:p>
+    <w:p>
+      <w:pPr>
+        <w:pBdr/>
+        <w:spacing/>
+        <w:ind/>
+        <w:rPr>
+          <w:highlight w:val="none"/>
+        </w:rPr>
+      </w:pPr>
+      <w:r>
+        <w:rPr>
+          <w:highlight w:val="none"/>
+        </w:rPr>
+      </w:r>
+      <w:r>
+        <mc:AlternateContent>
+          <mc:Choice Requires="wpg">
+            <w:drawing>
+              <wp:inline xmlns:wp="http://schemas.openxmlformats.org/drawingml/2006/wordprocessingDrawing" distT="0" distB="0" distL="0" distR="0">
+                <wp:extent cx="5940425" cy="1687716"/>
+                <wp:effectExtent l="0" t="0" r="0" b="0"/>
+                <wp:docPr id="1" name=""/>
+                <wp:cNvGraphicFramePr>
+                  <a:graphicFrameLocks xmlns:a="http://schemas.openxmlformats.org/drawingml/2006/main" noChangeAspect="1"/>
+                </wp:cNvGraphicFramePr>
+                <a:graphic xmlns:a="http://schemas.openxmlformats.org/drawingml/2006/main">
+                  <a:graphicData uri="http://schemas.openxmlformats.org/drawingml/2006/picture">
+                    <pic:pic xmlns:pic="http://schemas.openxmlformats.org/drawingml/2006/picture">
+                      <pic:nvPicPr>
+                        <pic:cNvPr id="64315977" name=""/>
+                        <pic:cNvPicPr>
+                          <a:picLocks noChangeAspect="1"/>
+                        </pic:cNvPicPr>
+                        <pic:nvPr/>
+                      </pic:nvPicPr>
+                      <pic:blipFill>
+                        <a:blip r:embed="rId8"/>
+                        <a:stretch/>
+                      </pic:blipFill>
+                      <pic:spPr bwMode="auto">
+                        <a:xfrm>
+                          <a:off x="0" y="0"/>
+                          <a:ext cx="5940424" cy="1687715"/>
+                        </a:xfrm>
+                        <a:prstGeom prst="rect">
+                          <a:avLst/>
+                        </a:prstGeom>
+                      </pic:spPr>
+                    </pic:pic>
+                  </a:graphicData>
+                </a:graphic>
+              </wp:inline>
+            </w:drawing>
+          </mc:Choice>
+          <mc:Fallback>
+            <w:pict>
+              <v:shapetype id="_x0000_t75" coordsize="21600,21600" o:spt="75" o:preferrelative="t" path="m@4@5l@4@11@9@11@9@5xe" filled="f" stroked="f">
+                <v:stroke joinstyle="miter"/>
+                <v:formulas>
+                  <v:f eqn="if lineDrawn pixelLineWidth 0"/>
+                  <v:f eqn="sum @0 1 0"/>
+                  <v:f eqn="sum 0 0 @1"/>
+                  <v:f eqn="prod @2 1 2"/>
+                  <v:f eqn="prod @3 21600 pixelWidth"/>
+                  <v:f eqn="prod @3 21600 pixelHeight"/>
+                  <v:f eqn="sum @0 0 1"/>
+                  <v:f eqn="prod @6 1 2"/>
+                  <v:f eqn="prod @7 21600 pixelWidth"/>
+                  <v:f eqn="sum @8 21600 0"/>
+                  <v:f eqn="prod @7 21600 pixelHeight"/>
+                  <v:f eqn="sum @10 21600 0"/>
+                </v:formulas>
+                <v:path o:extrusionok="f" gradientshapeok="t" o:connecttype="rect"/>
+                <o:lock v:ext="edit" aspectratio="t"/>
+              </v:shapetype>
+              <v:shape id="_x0000_i0" o:spid="_x0000_s0" type="#_x0000_t75" style="width:467.75pt;height:132.89pt;mso-wrap-distance-left:0.00pt;mso-wrap-distance-top:0.00pt;mso-wrap-distance-right:0.00pt;mso-wrap-distance-bottom:0.00pt;z-index:1;" stroked="false">
+                <v:imagedata r:id="rId8" o:title=""/>
+                <o:lock v:ext="edit" rotation="t"/>
+              </v:shape>
+            </w:pict>
+          </mc:Fallback>
+        </mc:AlternateContent>
+      </w:r>
+      <w:r>
+        <w:rPr>
+          <w:highlight w:val="none"/>
+        </w:rPr>
+      </w:r>
+      <w:r>
+        <w:rPr>
+          <w:highlight w:val="none"/>
+        </w:rPr>
+      </w:r>
+    </w:p>
+    <w:p>
+      <w:pPr>
+        <w:pBdr/>
+        <w:spacing/>
+        <w:ind/>
+        <w:rPr>
+          <w:highlight w:val="none"/>
+        </w:rPr>
+      </w:pPr>
+      <w:r>
+        <w:rPr>
+          <w:highlight w:val="none"/>
+        </w:rPr>
+        <w:t xml:space="preserve">And here is the code for test 02:</w:t>
+      </w:r>
+      <w:r>
+        <w:rPr>
+          <w:highlight w:val="none"/>
+        </w:rPr>
+      </w:r>
+    </w:p>
+    <w:p>
+      <w:pPr>
+        <w:pBdr/>
+        <w:spacing/>
+        <w:ind/>
+        <w:rPr>
+          <w:highlight w:val="none"/>
+        </w:rPr>
+      </w:pPr>
+      <w:r>
+        <w:rPr>
+          <w:highlight w:val="none"/>
+        </w:rPr>
+      </w:r>
+      <w:r>
+        <mc:AlternateContent>
+          <mc:Choice Requires="wpg">
+            <w:drawing>
+              <wp:inline xmlns:wp="http://schemas.openxmlformats.org/drawingml/2006/wordprocessingDrawing" distT="0" distB="0" distL="0" distR="0">
+                <wp:extent cx="5940425" cy="1663745"/>
+                <wp:effectExtent l="0" t="0" r="0" b="0"/>
+                <wp:docPr id="2" name=""/>
+                <wp:cNvGraphicFramePr>
+                  <a:graphicFrameLocks xmlns:a="http://schemas.openxmlformats.org/drawingml/2006/main" noChangeAspect="1"/>
+                </wp:cNvGraphicFramePr>
+                <a:graphic xmlns:a="http://schemas.openxmlformats.org/drawingml/2006/main">
+                  <a:graphicData uri="http://schemas.openxmlformats.org/drawingml/2006/picture">
+                    <pic:pic xmlns:pic="http://schemas.openxmlformats.org/drawingml/2006/picture">
+                      <pic:nvPicPr>
+                        <pic:cNvPr id="1106260044" name=""/>
+                        <pic:cNvPicPr>
+                          <a:picLocks noChangeAspect="1"/>
+                        </pic:cNvPicPr>
+                        <pic:nvPr/>
+                      </pic:nvPicPr>
+                      <pic:blipFill>
+                        <a:blip r:embed="rId9"/>
+                        <a:stretch/>
+                      </pic:blipFill>
+                      <pic:spPr bwMode="auto">
+                        <a:xfrm>
+                          <a:off x="0" y="0"/>
+                          <a:ext cx="5940424" cy="1663745"/>
+                        </a:xfrm>
+                        <a:prstGeom prst="rect">
+                          <a:avLst/>
+                        </a:prstGeom>
+                      </pic:spPr>
+                    </pic:pic>
+                  </a:graphicData>
+                </a:graphic>
+              </wp:inline>
+            </w:drawing>
+          </mc:Choice>
+          <mc:Fallback>
+            <w:pict>
+              <v:shapetype id="_x0000_t75" coordsize="21600,21600" o:spt="75" o:preferrelative="t" path="m@4@5l@4@11@9@11@9@5xe" filled="f" stroked="f">
+                <v:stroke joinstyle="miter"/>
+                <v:formulas>
+                  <v:f eqn="if lineDrawn pixelLineWidth 0"/>
+                  <v:f eqn="sum @0 1 0"/>
+                  <v:f eqn="sum 0 0 @1"/>
+                  <v:f eqn="prod @2 1 2"/>
+                  <v:f eqn="prod @3 21600 pixelWidth"/>
+                  <v:f eqn="prod @3 21600 pixelHeight"/>
+                  <v:f eqn="sum @0 0 1"/>
+                  <v:f eqn="prod @6 1 2"/>
+                  <v:f eqn="prod @7 21600 pixelWidth"/>
+                  <v:f eqn="sum @8 21600 0"/>
+                  <v:f eqn="prod @7 21600 pixelHeight"/>
+                  <v:f eqn="sum @10 21600 0"/>
+                </v:formulas>
+                <v:path o:extrusionok="f" gradientshapeok="t" o:connecttype="rect"/>
+                <o:lock v:ext="edit" aspectratio="t"/>
+              </v:shapetype>
+              <v:shape id="_x0000_i1" o:spid="_x0000_s1" type="#_x0000_t75" style="width:467.75pt;height:131.00pt;mso-wrap-distance-left:0.00pt;mso-wrap-distance-top:0.00pt;mso-wrap-distance-right:0.00pt;mso-wrap-distance-bottom:0.00pt;z-index:1;" stroked="false">
+                <v:imagedata r:id="rId9" o:title=""/>
+                <o:lock v:ext="edit" rotation="t"/>
+              </v:shape>
+            </w:pict>
+          </mc:Fallback>
+        </mc:AlternateContent>
+      </w:r>
+      <w:r>
+        <w:rPr>
+          <w:highlight w:val="none"/>
+        </w:rPr>
+      </w:r>
+      <w:r>
+        <w:rPr>
+          <w:highlight w:val="none"/>
+        </w:rPr>
+      </w:r>
+    </w:p>
+    <w:p>
+      <w:pPr>
+        <w:pBdr/>
+        <w:spacing/>
+        <w:ind/>
+        <w:rPr>
+          <w:highlight w:val="none"/>
+        </w:rPr>
+      </w:pPr>
+      <w:r>
+        <w:rPr>
+          <w:highlight w:val="none"/>
+        </w:rPr>
+      </w:r>
+      <w:r>
+        <w:rPr>
+          <w:highlight w:val="none"/>
+        </w:rPr>
+      </w:r>
+    </w:p>
+    <w:p>
+      <w:pPr>
+        <w:pBdr/>
+        <w:spacing/>
+        <w:ind/>
+        <w:rPr>
+          <w:highlight w:val="none"/>
+        </w:rPr>
+      </w:pPr>
+      <w:r>
+        <w:rPr>
+          <w:highlight w:val="none"/>
+        </w:rPr>
+        <w:t xml:space="preserve">The tests have been chosen in an order that allows me to do most of them in a single run of the program. I’ve tried to also make the order sensible, i.e. The first test for the main program is with the start screen, as that’s the first thing you’ll see when you open the program. Some tests will inevitably destroy the solar system, I will restart after test 20 to do the last few tests. </w:t>
+      </w:r>
+      <w:r>
+        <w:rPr>
+          <w:highlight w:val="none"/>
+        </w:rPr>
+      </w:r>
+    </w:p>
     <w:tbl>
       <w:tblPr>
-        <w:tblStyle w:val="655"/>
+        <w:tblStyle w:val="698"/>
         <w:tblW w:w="0" w:type="auto"/>
         <w:tblInd w:w="-1418" w:type="dxa"/>
         <w:tblBorders/>
@@ -32,9 +332,9 @@
         <w:gridCol w:w="1843"/>
         <w:gridCol w:w="992"/>
         <w:gridCol w:w="2268"/>
-        <w:gridCol w:w="992"/>
+        <w:gridCol w:w="1133"/>
         <w:gridCol w:w="1417"/>
-        <w:gridCol w:w="1133"/>
+        <w:gridCol w:w="991"/>
       </w:tblGrid>
       <w:tr>
         <w:trPr>
@@ -58,7 +358,6 @@
               <w:t xml:space="preserve">Test number</w:t>
             </w:r>
             <w:r/>
-            <w:r/>
           </w:p>
         </w:tc>
         <w:tc>
@@ -78,7 +377,6 @@
             <w:r>
               <w:t xml:space="preserve">Objective tested</w:t>
             </w:r>
-            <w:r/>
             <w:r/>
           </w:p>
         </w:tc>
@@ -100,7 +398,6 @@
               <w:t xml:space="preserve">Description</w:t>
             </w:r>
             <w:r/>
-            <w:r/>
           </w:p>
         </w:tc>
         <w:tc>
@@ -120,7 +417,6 @@
             <w:r>
               <w:t xml:space="preserve">Input data / event</w:t>
             </w:r>
-            <w:r/>
             <w:r/>
           </w:p>
         </w:tc>
@@ -142,13 +438,12 @@
               <w:t xml:space="preserve">Expected results</w:t>
             </w:r>
             <w:r/>
-            <w:r/>
           </w:p>
         </w:tc>
         <w:tc>
           <w:tcPr>
             <w:tcBorders/>
-            <w:tcW w:w="992" w:type="dxa"/>
+            <w:tcW w:w="1133" w:type="dxa"/>
             <w:textDirection w:val="lrTb"/>
             <w:noWrap w:val="false"/>
           </w:tcPr>
@@ -162,7 +457,6 @@
             <w:r>
               <w:t xml:space="preserve">Actual results</w:t>
             </w:r>
-            <w:r/>
             <w:r/>
           </w:p>
         </w:tc>
@@ -184,13 +478,12 @@
               <w:t xml:space="preserve">Timestamp in video</w:t>
             </w:r>
             <w:r/>
-            <w:r/>
           </w:p>
         </w:tc>
         <w:tc>
           <w:tcPr>
             <w:tcBorders/>
-            <w:tcW w:w="1133" w:type="dxa"/>
+            <w:tcW w:w="991" w:type="dxa"/>
             <w:textDirection w:val="lrTb"/>
             <w:noWrap w:val="false"/>
           </w:tcPr>
@@ -204,7 +497,6 @@
             <w:r>
               <w:t xml:space="preserve">Date</w:t>
             </w:r>
-            <w:r/>
             <w:r/>
           </w:p>
         </w:tc>
@@ -229,7 +521,6 @@
               <w:t xml:space="preserve">01</w:t>
             </w:r>
             <w:r/>
-            <w:r/>
           </w:p>
         </w:tc>
         <w:tc>
@@ -249,7 +540,6 @@
             <w:r>
               <w:t xml:space="preserve">5  – Use JPL’s Horizons system to automatically import data on planets via API requests, 5a – parse the data and extract relevant values</w:t>
             </w:r>
-            <w:r/>
             <w:r/>
           </w:p>
         </w:tc>
@@ -274,7 +564,6 @@
               <w:t xml:space="preserve">the horizonsParser file by itself which will get the ephemeris for Earth and print the extracted values for mass, radius, position and velocity. These values can then be checked against an ephemeris generated using NASA’s website, and with a search engine.</w:t>
             </w:r>
             <w:r/>
-            <w:r/>
           </w:p>
         </w:tc>
         <w:tc>
@@ -294,7 +583,6 @@
             <w:r>
               <w:t xml:space="preserve">N/A</w:t>
             </w:r>
-            <w:r/>
             <w:r/>
           </w:p>
         </w:tc>
@@ -316,13 +604,12 @@
               <w:t xml:space="preserve">The values given by my parser should match those given by NASA and google.</w:t>
             </w:r>
             <w:r/>
-            <w:r/>
           </w:p>
         </w:tc>
         <w:tc>
           <w:tcPr>
             <w:tcBorders/>
-            <w:tcW w:w="992" w:type="dxa"/>
+            <w:tcW w:w="1133" w:type="dxa"/>
             <w:textDirection w:val="lrTb"/>
             <w:noWrap w:val="false"/>
           </w:tcPr>
@@ -333,8 +620,9 @@
               <w:ind/>
               <w:rPr/>
             </w:pPr>
-            <w:r/>
-            <w:r/>
+            <w:r>
+              <w:t xml:space="preserve">As expected</w:t>
+            </w:r>
             <w:r/>
           </w:p>
         </w:tc>
@@ -352,15 +640,16 @@
               <w:ind/>
               <w:rPr/>
             </w:pPr>
-            <w:r/>
-            <w:r/>
+            <w:r>
+              <w:t xml:space="preserve">N/A</w:t>
+            </w:r>
             <w:r/>
           </w:p>
         </w:tc>
         <w:tc>
           <w:tcPr>
             <w:tcBorders/>
-            <w:tcW w:w="1133" w:type="dxa"/>
+            <w:tcW w:w="991" w:type="dxa"/>
             <w:textDirection w:val="lrTb"/>
             <w:noWrap w:val="false"/>
           </w:tcPr>
@@ -371,8 +660,9 @@
               <w:ind/>
               <w:rPr/>
             </w:pPr>
-            <w:r/>
-            <w:r/>
+            <w:r>
+              <w:t xml:space="preserve">2024-12-10</w:t>
+            </w:r>
             <w:r/>
           </w:p>
         </w:tc>
@@ -398,7 +688,6 @@
               <w:t xml:space="preserve">02</w:t>
             </w:r>
             <w:r/>
-            <w:r/>
           </w:p>
         </w:tc>
         <w:tc>
@@ -419,7 +708,6 @@
             <w:r>
               <w:t xml:space="preserve">1aii – Necessary vector operations should be implemented in a separate file</w:t>
             </w:r>
-            <w:r/>
             <w:r/>
           </w:p>
         </w:tc>
@@ -448,7 +736,6 @@
               <w:t xml:space="preserve"> These are chosen because 3,4 is a pythagorean triple so the unit and magnitude are nice values instead of being irrational and (-1, -2) tests if it handles negative elements correctly.</w:t>
             </w:r>
             <w:r/>
-            <w:r/>
           </w:p>
         </w:tc>
         <w:tc>
@@ -469,7 +756,6 @@
             <w:r>
               <w:t xml:space="preserve">N/A</w:t>
             </w:r>
-            <w:r/>
             <w:r/>
           </w:p>
         </w:tc>
@@ -492,13 +778,12 @@
               <w:t xml:space="preserve">The results printed by my program should match the mathematically correct answers.</w:t>
             </w:r>
             <w:r/>
-            <w:r/>
           </w:p>
         </w:tc>
         <w:tc>
           <w:tcPr>
             <w:tcBorders/>
-            <w:tcW w:w="992" w:type="dxa"/>
+            <w:tcW w:w="1133" w:type="dxa"/>
             <w:vMerge w:val="restart"/>
             <w:textDirection w:val="lrTb"/>
             <w:noWrap w:val="false"/>
@@ -510,8 +795,9 @@
               <w:ind/>
               <w:rPr/>
             </w:pPr>
-            <w:r/>
-            <w:r/>
+            <w:r>
+              <w:t xml:space="preserve">As expected</w:t>
+            </w:r>
             <w:r/>
           </w:p>
         </w:tc>
@@ -530,15 +816,16 @@
               <w:ind/>
               <w:rPr/>
             </w:pPr>
-            <w:r/>
-            <w:r/>
+            <w:r>
+              <w:t xml:space="preserve">N/A</w:t>
+            </w:r>
             <w:r/>
           </w:p>
         </w:tc>
         <w:tc>
           <w:tcPr>
             <w:tcBorders/>
-            <w:tcW w:w="1133" w:type="dxa"/>
+            <w:tcW w:w="991" w:type="dxa"/>
             <w:vMerge w:val="restart"/>
             <w:textDirection w:val="lrTb"/>
             <w:noWrap w:val="false"/>
@@ -550,8 +837,9 @@
               <w:ind/>
               <w:rPr/>
             </w:pPr>
-            <w:r/>
-            <w:r/>
+            <w:r>
+              <w:t xml:space="preserve">2024-12-10</w:t>
+            </w:r>
             <w:r/>
           </w:p>
         </w:tc>
@@ -577,7 +865,6 @@
               <w:t xml:space="preserve">03</w:t>
             </w:r>
             <w:r/>
-            <w:r/>
           </w:p>
         </w:tc>
         <w:tc>
@@ -598,7 +885,6 @@
             <w:r>
               <w:t xml:space="preserve">2a - a start screen that explains keybinds</w:t>
             </w:r>
-            <w:r/>
             <w:r/>
           </w:p>
         </w:tc>
@@ -621,7 +907,6 @@
               <w:t xml:space="preserve">The start screen should be displayed</w:t>
             </w:r>
             <w:r/>
-            <w:r/>
           </w:p>
         </w:tc>
         <w:tc>
@@ -642,7 +927,6 @@
             <w:r>
               <w:t xml:space="preserve">N/A</w:t>
             </w:r>
-            <w:r/>
             <w:r/>
           </w:p>
         </w:tc>
@@ -665,13 +949,12 @@
               <w:t xml:space="preserve">A start screen displaying keybinds and telling the user to press “Enter” to start the program will appear.</w:t>
             </w:r>
             <w:r/>
-            <w:r/>
           </w:p>
         </w:tc>
         <w:tc>
           <w:tcPr>
             <w:tcBorders/>
-            <w:tcW w:w="992" w:type="dxa"/>
+            <w:tcW w:w="1133" w:type="dxa"/>
             <w:vMerge w:val="restart"/>
             <w:textDirection w:val="lrTb"/>
             <w:noWrap w:val="false"/>
@@ -683,7 +966,6 @@
               <w:ind/>
               <w:rPr/>
             </w:pPr>
-            <w:r/>
             <w:r/>
             <w:r/>
           </w:p>
@@ -705,13 +987,12 @@
             </w:pPr>
             <w:r/>
             <w:r/>
-            <w:r/>
           </w:p>
         </w:tc>
         <w:tc>
           <w:tcPr>
             <w:tcBorders/>
-            <w:tcW w:w="1133" w:type="dxa"/>
+            <w:tcW w:w="991" w:type="dxa"/>
             <w:vMerge w:val="restart"/>
             <w:textDirection w:val="lrTb"/>
             <w:noWrap w:val="false"/>
@@ -723,7 +1004,6 @@
               <w:ind/>
               <w:rPr/>
             </w:pPr>
-            <w:r/>
             <w:r/>
             <w:r/>
           </w:p>
@@ -750,7 +1030,6 @@
               <w:t xml:space="preserve">04</w:t>
             </w:r>
             <w:r/>
-            <w:r/>
           </w:p>
         </w:tc>
         <w:tc>
@@ -771,7 +1050,6 @@
             <w:r>
               <w:t xml:space="preserve">3 – display the solar system, 5b – Use data from NASA to load the real solar system via dynamic object creation</w:t>
             </w:r>
-            <w:r/>
             <w:r/>
           </w:p>
         </w:tc>
@@ -794,7 +1072,6 @@
               <w:t xml:space="preserve">The user should be able to start the program with a button press and this should display the solar system.</w:t>
             </w:r>
             <w:r/>
-            <w:r/>
           </w:p>
         </w:tc>
         <w:tc>
@@ -815,7 +1092,6 @@
             <w:r>
               <w:t xml:space="preserve">“Enter” key</w:t>
             </w:r>
-            <w:r/>
             <w:r/>
           </w:p>
         </w:tc>
@@ -841,13 +1117,12 @@
               <w:t xml:space="preserve">should hide the start screen and display the solar system. If the solar system is being displayed that means the data from NASA was successfully used to load the solar system as I have not hardcoded anything in that the data from NASA doesn’t get imported.</w:t>
             </w:r>
             <w:r/>
-            <w:r/>
           </w:p>
         </w:tc>
         <w:tc>
           <w:tcPr>
             <w:tcBorders/>
-            <w:tcW w:w="992" w:type="dxa"/>
+            <w:tcW w:w="1133" w:type="dxa"/>
             <w:vMerge w:val="restart"/>
             <w:textDirection w:val="lrTb"/>
             <w:noWrap w:val="false"/>
@@ -859,7 +1134,6 @@
               <w:ind/>
               <w:rPr/>
             </w:pPr>
-            <w:r/>
             <w:r/>
             <w:r/>
           </w:p>
@@ -881,13 +1155,12 @@
             </w:pPr>
             <w:r/>
             <w:r/>
-            <w:r/>
           </w:p>
         </w:tc>
         <w:tc>
           <w:tcPr>
             <w:tcBorders/>
-            <w:tcW w:w="1133" w:type="dxa"/>
+            <w:tcW w:w="991" w:type="dxa"/>
             <w:vMerge w:val="restart"/>
             <w:textDirection w:val="lrTb"/>
             <w:noWrap w:val="false"/>
@@ -899,7 +1172,6 @@
               <w:ind/>
               <w:rPr/>
             </w:pPr>
-            <w:r/>
             <w:r/>
             <w:r/>
           </w:p>
@@ -926,7 +1198,6 @@
               <w:t xml:space="preserve">05</w:t>
             </w:r>
             <w:r/>
-            <w:r/>
           </w:p>
         </w:tc>
         <w:tc>
@@ -947,7 +1218,6 @@
             <w:r>
               <w:t xml:space="preserve">1c – energy and momentum should be conserved, 2ci – the menu should display kinetic, potential, total energy and momentum, 2b – The program should explain Newtonian physics by demonstrating key concepts like energy conservation</w:t>
             </w:r>
-            <w:r/>
             <w:r/>
           </w:p>
         </w:tc>
@@ -976,7 +1246,6 @@
               <w:t xml:space="preserve">e calculated and displayed, total energy and momentum should not change. Conservation is the single most important part of astrodynamics, if energy and momentum are conserved in my program this is a very, very strong indication that the physics is correct.</w:t>
             </w:r>
             <w:r/>
-            <w:r/>
           </w:p>
         </w:tc>
         <w:tc>
@@ -997,7 +1266,6 @@
             <w:r>
               <w:t xml:space="preserve">N/A</w:t>
             </w:r>
-            <w:r/>
             <w:r/>
           </w:p>
         </w:tc>
@@ -1020,13 +1288,12 @@
               <w:t xml:space="preserve">There should be numbers in the top left of the screen showing energies and the momentum, and the total energy and momentum should stay constant and never change.</w:t>
             </w:r>
             <w:r/>
-            <w:r/>
           </w:p>
         </w:tc>
         <w:tc>
           <w:tcPr>
             <w:tcBorders/>
-            <w:tcW w:w="992" w:type="dxa"/>
+            <w:tcW w:w="1133" w:type="dxa"/>
             <w:vMerge w:val="restart"/>
             <w:textDirection w:val="lrTb"/>
             <w:noWrap w:val="false"/>
@@ -1038,7 +1305,6 @@
               <w:ind/>
               <w:rPr/>
             </w:pPr>
-            <w:r/>
             <w:r/>
             <w:r/>
           </w:p>
@@ -1060,13 +1326,12 @@
             </w:pPr>
             <w:r/>
             <w:r/>
-            <w:r/>
           </w:p>
         </w:tc>
         <w:tc>
           <w:tcPr>
             <w:tcBorders/>
-            <w:tcW w:w="1133" w:type="dxa"/>
+            <w:tcW w:w="991" w:type="dxa"/>
             <w:vMerge w:val="restart"/>
             <w:textDirection w:val="lrTb"/>
             <w:noWrap w:val="false"/>
@@ -1078,7 +1343,6 @@
               <w:ind/>
               <w:rPr/>
             </w:pPr>
-            <w:r/>
             <w:r/>
             <w:r/>
           </w:p>
@@ -1105,7 +1369,6 @@
               <w:t xml:space="preserve">06</w:t>
             </w:r>
             <w:r/>
-            <w:r/>
           </w:p>
         </w:tc>
         <w:tc>
@@ -1126,7 +1389,6 @@
             <w:r>
               <w:t xml:space="preserve">3b – Orbital lines should be shown to demonstrate the path of the planets</w:t>
             </w:r>
-            <w:r/>
             <w:r/>
           </w:p>
         </w:tc>
@@ -1149,7 +1411,6 @@
               <w:t xml:space="preserve">The path of planets should be traced out by a line matching their colour.</w:t>
             </w:r>
             <w:r/>
-            <w:r/>
           </w:p>
         </w:tc>
         <w:tc>
@@ -1170,7 +1431,6 @@
             <w:r>
               <w:t xml:space="preserve">N/A</w:t>
             </w:r>
-            <w:r/>
             <w:r/>
           </w:p>
         </w:tc>
@@ -1193,13 +1453,12 @@
               <w:t xml:space="preserve">Ensure that planets trace out a coloured path.</w:t>
             </w:r>
             <w:r/>
-            <w:r/>
           </w:p>
         </w:tc>
         <w:tc>
           <w:tcPr>
             <w:tcBorders/>
-            <w:tcW w:w="992" w:type="dxa"/>
+            <w:tcW w:w="1133" w:type="dxa"/>
             <w:vMerge w:val="restart"/>
             <w:textDirection w:val="lrTb"/>
             <w:noWrap w:val="false"/>
@@ -1211,7 +1470,6 @@
               <w:ind/>
               <w:rPr/>
             </w:pPr>
-            <w:r/>
             <w:r/>
             <w:r/>
           </w:p>
@@ -1233,13 +1491,12 @@
             </w:pPr>
             <w:r/>
             <w:r/>
-            <w:r/>
           </w:p>
         </w:tc>
         <w:tc>
           <w:tcPr>
             <w:tcBorders/>
-            <w:tcW w:w="1133" w:type="dxa"/>
+            <w:tcW w:w="991" w:type="dxa"/>
             <w:vMerge w:val="restart"/>
             <w:textDirection w:val="lrTb"/>
             <w:noWrap w:val="false"/>
@@ -1251,7 +1508,6 @@
               <w:ind/>
               <w:rPr/>
             </w:pPr>
-            <w:r/>
             <w:r/>
             <w:r/>
           </w:p>
@@ -1278,7 +1534,6 @@
               <w:t xml:space="preserve">07</w:t>
             </w:r>
             <w:r/>
-            <w:r/>
           </w:p>
         </w:tc>
         <w:tc>
@@ -1299,7 +1554,6 @@
             <w:r>
               <w:t xml:space="preserve">3c – The user should be able to focus the camera on any planet of their choosing or the center of mass</w:t>
             </w:r>
-            <w:r/>
             <w:r/>
           </w:p>
         </w:tc>
@@ -1322,7 +1576,6 @@
               <w:t xml:space="preserve">Should be able to switch focus by pressing the arrow keys and focus on the c.o.m. by pressing space.</w:t>
             </w:r>
             <w:r/>
-            <w:r/>
           </w:p>
         </w:tc>
         <w:tc>
@@ -1343,7 +1596,6 @@
             <w:r>
               <w:t xml:space="preserve">Right arrow key x20, left arrow key x3</w:t>
             </w:r>
-            <w:r/>
             <w:r/>
           </w:p>
         </w:tc>
@@ -1366,13 +1618,12 @@
               <w:t xml:space="preserve">Pressing the right arrow key should cycle through the planets and eventually loop back to the sun when pressed enough times. Pressing the left arrow key should cycle in the other direction.</w:t>
             </w:r>
             <w:r/>
-            <w:r/>
           </w:p>
         </w:tc>
         <w:tc>
           <w:tcPr>
             <w:tcBorders/>
-            <w:tcW w:w="992" w:type="dxa"/>
+            <w:tcW w:w="1133" w:type="dxa"/>
             <w:vMerge w:val="restart"/>
             <w:textDirection w:val="lrTb"/>
             <w:noWrap w:val="false"/>
@@ -1384,7 +1635,6 @@
               <w:ind/>
               <w:rPr/>
             </w:pPr>
-            <w:r/>
             <w:r/>
             <w:r/>
           </w:p>
@@ -1406,13 +1656,12 @@
             </w:pPr>
             <w:r/>
             <w:r/>
-            <w:r/>
           </w:p>
         </w:tc>
         <w:tc>
           <w:tcPr>
             <w:tcBorders/>
-            <w:tcW w:w="1133" w:type="dxa"/>
+            <w:tcW w:w="991" w:type="dxa"/>
             <w:vMerge w:val="restart"/>
             <w:textDirection w:val="lrTb"/>
             <w:noWrap w:val="false"/>
@@ -1424,7 +1673,6 @@
               <w:ind/>
               <w:rPr/>
             </w:pPr>
-            <w:r/>
             <w:r/>
             <w:r/>
           </w:p>
@@ -1451,7 +1699,6 @@
               <w:t xml:space="preserve">08</w:t>
             </w:r>
             <w:r/>
-            <w:r/>
           </w:p>
         </w:tc>
         <w:tc>
@@ -1472,7 +1719,6 @@
             <w:r>
               <w:t xml:space="preserve">2cii – information about planet from a reliable source should be shown, 2ciii – the information should be stored as attributes of a class (if 2cii is successful that means 2ciii works as 2cii is displayed using getter methods of the class)</w:t>
             </w:r>
-            <w:r/>
             <w:r/>
           </w:p>
         </w:tc>
@@ -1495,7 +1741,6 @@
               <w:t xml:space="preserve">Information about a planet should be displayed in the top right, can be checked against real values using a search engine e.g. google or duckduckgo</w:t>
             </w:r>
             <w:r/>
-            <w:r/>
           </w:p>
         </w:tc>
         <w:tc>
@@ -1516,7 +1761,6 @@
             <w:r>
               <w:t xml:space="preserve">N/A</w:t>
             </w:r>
-            <w:r/>
             <w:r/>
           </w:p>
         </w:tc>
@@ -1542,13 +1786,12 @@
               <w:t xml:space="preserve">t should be displayed in the top right. These values should match the values shown by a search engine. I will do this while cycling through planets in test 07, showing the google search results for a few planets compared to what is displayed by my program.</w:t>
             </w:r>
             <w:r/>
-            <w:r/>
           </w:p>
         </w:tc>
         <w:tc>
           <w:tcPr>
             <w:tcBorders/>
-            <w:tcW w:w="992" w:type="dxa"/>
+            <w:tcW w:w="1133" w:type="dxa"/>
             <w:vMerge w:val="restart"/>
             <w:textDirection w:val="lrTb"/>
             <w:noWrap w:val="false"/>
@@ -1560,7 +1803,6 @@
               <w:ind/>
               <w:rPr/>
             </w:pPr>
-            <w:r/>
             <w:r/>
             <w:r/>
           </w:p>
@@ -1582,13 +1824,12 @@
             </w:pPr>
             <w:r/>
             <w:r/>
-            <w:r/>
           </w:p>
         </w:tc>
         <w:tc>
           <w:tcPr>
             <w:tcBorders/>
-            <w:tcW w:w="1133" w:type="dxa"/>
+            <w:tcW w:w="991" w:type="dxa"/>
             <w:vMerge w:val="restart"/>
             <w:textDirection w:val="lrTb"/>
             <w:noWrap w:val="false"/>
@@ -1600,7 +1841,6 @@
               <w:ind/>
               <w:rPr/>
             </w:pPr>
-            <w:r/>
             <w:r/>
             <w:r/>
           </w:p>
@@ -1627,7 +1867,6 @@
               <w:t xml:space="preserve">09</w:t>
             </w:r>
             <w:r/>
-            <w:r/>
           </w:p>
         </w:tc>
         <w:tc>
@@ -1648,7 +1887,6 @@
             <w:r>
               <w:t xml:space="preserve">3d – The user should be able to zoom in and out</w:t>
             </w:r>
-            <w:r/>
             <w:r/>
           </w:p>
         </w:tc>
@@ -1671,7 +1909,6 @@
               <w:t xml:space="preserve">It should be possible to zoom in and out of the solar system to see more of it or to get a more detailed view of one specific part of it</w:t>
             </w:r>
             <w:r/>
-            <w:r/>
           </w:p>
         </w:tc>
         <w:tc>
@@ -1692,7 +1929,6 @@
             <w:r>
               <w:t xml:space="preserve">Scroll up, scroll down</w:t>
             </w:r>
-            <w:r/>
             <w:r/>
           </w:p>
         </w:tc>
@@ -1715,13 +1951,12 @@
               <w:t xml:space="preserve">Earth should be selected following the previous test. Scrolling up should zoom in and make the Earth-Moon system visible, scrolling down should zoom out and make the rest of the solar system visible.</w:t>
             </w:r>
             <w:r/>
-            <w:r/>
           </w:p>
         </w:tc>
         <w:tc>
           <w:tcPr>
             <w:tcBorders/>
-            <w:tcW w:w="992" w:type="dxa"/>
+            <w:tcW w:w="1133" w:type="dxa"/>
             <w:vMerge w:val="restart"/>
             <w:textDirection w:val="lrTb"/>
             <w:noWrap w:val="false"/>
@@ -1733,7 +1968,6 @@
               <w:ind/>
               <w:rPr/>
             </w:pPr>
-            <w:r/>
             <w:r/>
             <w:r/>
           </w:p>
@@ -1755,13 +1989,12 @@
             </w:pPr>
             <w:r/>
             <w:r/>
-            <w:r/>
           </w:p>
         </w:tc>
         <w:tc>
           <w:tcPr>
             <w:tcBorders/>
-            <w:tcW w:w="1133" w:type="dxa"/>
+            <w:tcW w:w="991" w:type="dxa"/>
             <w:vMerge w:val="restart"/>
             <w:textDirection w:val="lrTb"/>
             <w:noWrap w:val="false"/>
@@ -1773,7 +2006,6 @@
               <w:ind/>
               <w:rPr/>
             </w:pPr>
-            <w:r/>
             <w:r/>
             <w:r/>
           </w:p>
@@ -1800,7 +2032,6 @@
               <w:t xml:space="preserve">10</w:t>
             </w:r>
             <w:r/>
-            <w:r/>
           </w:p>
         </w:tc>
         <w:tc>
@@ -1821,7 +2052,6 @@
             <w:r>
               <w:t xml:space="preserve">3c – The user should be able to focus the camera on any planet of their choosing, or on the center of mass</w:t>
             </w:r>
-            <w:r/>
             <w:r/>
           </w:p>
         </w:tc>
@@ -1844,7 +2074,6 @@
               <w:t xml:space="preserve">With the mass of Saturn having been significantly increased, the center of mass of the solar system should now be roughly half way inbetween the Sun and Saturn, so pressing space should put the camera inbetween them.</w:t>
             </w:r>
             <w:r/>
-            <w:r/>
           </w:p>
         </w:tc>
         <w:tc>
@@ -1865,7 +2094,6 @@
             <w:r>
               <w:t xml:space="preserve">Space x2</w:t>
             </w:r>
-            <w:r/>
             <w:r/>
           </w:p>
         </w:tc>
@@ -1888,13 +2116,12 @@
               <w:t xml:space="preserve">Pressing space once should toggle the focus to be on the center of mass, and it should be inbetween Saturn and the Sun. Pressing space again should change the focus to be back on a planet.</w:t>
             </w:r>
             <w:r/>
-            <w:r/>
           </w:p>
         </w:tc>
         <w:tc>
           <w:tcPr>
             <w:tcBorders/>
-            <w:tcW w:w="992" w:type="dxa"/>
+            <w:tcW w:w="1133" w:type="dxa"/>
             <w:vMerge w:val="restart"/>
             <w:textDirection w:val="lrTb"/>
             <w:noWrap w:val="false"/>
@@ -1906,7 +2133,6 @@
               <w:ind/>
               <w:rPr/>
             </w:pPr>
-            <w:r/>
             <w:r/>
             <w:r/>
           </w:p>
@@ -1928,13 +2154,12 @@
             </w:pPr>
             <w:r/>
             <w:r/>
-            <w:r/>
           </w:p>
         </w:tc>
         <w:tc>
           <w:tcPr>
             <w:tcBorders/>
-            <w:tcW w:w="1133" w:type="dxa"/>
+            <w:tcW w:w="991" w:type="dxa"/>
             <w:vMerge w:val="restart"/>
             <w:textDirection w:val="lrTb"/>
             <w:noWrap w:val="false"/>
@@ -1946,7 +2171,6 @@
               <w:ind/>
               <w:rPr/>
             </w:pPr>
-            <w:r/>
             <w:r/>
             <w:r/>
           </w:p>
@@ -1973,7 +2197,6 @@
               <w:t xml:space="preserve">11</w:t>
             </w:r>
             <w:r/>
-            <w:r/>
           </w:p>
         </w:tc>
         <w:tc>
@@ -1994,7 +2217,6 @@
             <w:r>
               <w:t xml:space="preserve">3a – Accurately display the solar system with a scale model, 5b – Use data from NASA to load the real solar system with dynamic object creation</w:t>
             </w:r>
-            <w:r/>
             <w:r/>
           </w:p>
         </w:tc>
@@ -2017,7 +2239,6 @@
               <w:t xml:space="preserve">Compare my solar system side by side with NASA’s Eyes model, to ensure that the model is accurate. If they look similar this shows my model is accurate.</w:t>
             </w:r>
             <w:r/>
-            <w:r/>
           </w:p>
         </w:tc>
         <w:tc>
@@ -2038,7 +2259,6 @@
             <w:r>
               <w:t xml:space="preserve">N/A</w:t>
             </w:r>
-            <w:r/>
             <w:r/>
           </w:p>
         </w:tc>
@@ -2064,13 +2284,12 @@
               <w:t xml:space="preserve">han my model does, e.g. Mercury is purple in their model but grey in mine, this has no effect on the accuracy of the model). If it is accurate then this is an indication that the data from NASA I used was accurate and the solar system was loaded correctly.</w:t>
             </w:r>
             <w:r/>
-            <w:r/>
           </w:p>
         </w:tc>
         <w:tc>
           <w:tcPr>
             <w:tcBorders/>
-            <w:tcW w:w="992" w:type="dxa"/>
+            <w:tcW w:w="1133" w:type="dxa"/>
             <w:vMerge w:val="restart"/>
             <w:textDirection w:val="lrTb"/>
             <w:noWrap w:val="false"/>
@@ -2082,7 +2301,6 @@
               <w:ind/>
               <w:rPr/>
             </w:pPr>
-            <w:r/>
             <w:r/>
             <w:r/>
           </w:p>
@@ -2104,13 +2322,12 @@
             </w:pPr>
             <w:r/>
             <w:r/>
-            <w:r/>
           </w:p>
         </w:tc>
         <w:tc>
           <w:tcPr>
             <w:tcBorders/>
-            <w:tcW w:w="1133" w:type="dxa"/>
+            <w:tcW w:w="991" w:type="dxa"/>
             <w:vMerge w:val="restart"/>
             <w:textDirection w:val="lrTb"/>
             <w:noWrap w:val="false"/>
@@ -2122,7 +2339,6 @@
               <w:ind/>
               <w:rPr/>
             </w:pPr>
-            <w:r/>
             <w:r/>
             <w:r/>
           </w:p>
@@ -2149,7 +2365,6 @@
               <w:t xml:space="preserve">12</w:t>
             </w:r>
             <w:r/>
-            <w:r/>
           </w:p>
         </w:tc>
         <w:tc>
@@ -2174,7 +2389,6 @@
               <w:t xml:space="preserve">y using Newton’s laws of motion, 1ai – Laws should be implemented as methods in the celestialBodies class, 1b – Calculate the motion of objects using verlet integration, 1bi – Verlet integration should be implemented as methods in the celestialBodies class</w:t>
             </w:r>
             <w:r/>
-            <w:r/>
           </w:p>
         </w:tc>
         <w:tc>
@@ -2196,7 +2410,6 @@
               <w:t xml:space="preserve">The paths of planets should look sensible and match physical intuition, i.e. They should be roughly circular / elliptical around the sun, and moons should orbit their hosts. This can be checked by comparing their paths to the orbits shown by NASA’s Eyes.</w:t>
             </w:r>
             <w:r/>
-            <w:r/>
           </w:p>
         </w:tc>
         <w:tc>
@@ -2217,7 +2430,6 @@
             <w:r>
               <w:t xml:space="preserve">Right arrow key x8</w:t>
             </w:r>
-            <w:r/>
             <w:r/>
           </w:p>
         </w:tc>
@@ -2243,13 +2455,12 @@
               <w:t xml:space="preserve">bit the sun in ellipses, moons should orbit their host planets. I will check their orbits against those displayed by NASA’s Eyes to see if they are accurate.</w:t>
             </w:r>
             <w:r/>
-            <w:r/>
           </w:p>
         </w:tc>
         <w:tc>
           <w:tcPr>
             <w:tcBorders/>
-            <w:tcW w:w="992" w:type="dxa"/>
+            <w:tcW w:w="1133" w:type="dxa"/>
             <w:vMerge w:val="restart"/>
             <w:textDirection w:val="lrTb"/>
             <w:noWrap w:val="false"/>
@@ -2261,7 +2472,6 @@
               <w:ind/>
               <w:rPr/>
             </w:pPr>
-            <w:r/>
             <w:r/>
             <w:r/>
           </w:p>
@@ -2283,13 +2493,12 @@
             </w:pPr>
             <w:r/>
             <w:r/>
-            <w:r/>
           </w:p>
         </w:tc>
         <w:tc>
           <w:tcPr>
             <w:tcBorders/>
-            <w:tcW w:w="1133" w:type="dxa"/>
+            <w:tcW w:w="991" w:type="dxa"/>
             <w:vMerge w:val="restart"/>
             <w:textDirection w:val="lrTb"/>
             <w:noWrap w:val="false"/>
@@ -2301,7 +2510,6 @@
               <w:ind/>
               <w:rPr/>
             </w:pPr>
-            <w:r/>
             <w:r/>
             <w:r/>
           </w:p>
@@ -2328,7 +2536,6 @@
               <w:t xml:space="preserve">13</w:t>
             </w:r>
             <w:r/>
-            <w:r/>
           </w:p>
         </w:tc>
         <w:tc>
@@ -2349,7 +2556,6 @@
             <w:r>
               <w:t xml:space="preserve">4 – Include the ability to compare sizes of planets</w:t>
             </w:r>
-            <w:r/>
             <w:r/>
           </w:p>
         </w:tc>
@@ -2372,7 +2578,6 @@
               <w:t xml:space="preserve">The comparsion mode should show planets side by side at their correct relative sizes</w:t>
             </w:r>
             <w:r/>
-            <w:r/>
           </w:p>
         </w:tc>
         <w:tc>
@@ -2393,7 +2598,6 @@
             <w:r>
               <w:t xml:space="preserve">C, left arrow, right arrow x5, left arrow x5</w:t>
             </w:r>
-            <w:r/>
             <w:r/>
           </w:p>
         </w:tc>
@@ -2416,13 +2620,12 @@
               <w:t xml:space="preserve">Upon pressing C the sun and Jupiter should be in comparison. Pressing the left and right arrows should cycle through the planets to compare different bodies.</w:t>
             </w:r>
             <w:r/>
-            <w:r/>
           </w:p>
         </w:tc>
         <w:tc>
           <w:tcPr>
             <w:tcBorders/>
-            <w:tcW w:w="992" w:type="dxa"/>
+            <w:tcW w:w="1133" w:type="dxa"/>
             <w:vMerge w:val="restart"/>
             <w:textDirection w:val="lrTb"/>
             <w:noWrap w:val="false"/>
@@ -2434,7 +2637,6 @@
               <w:ind/>
               <w:rPr/>
             </w:pPr>
-            <w:r/>
             <w:r/>
             <w:r/>
           </w:p>
@@ -2456,13 +2658,12 @@
             </w:pPr>
             <w:r/>
             <w:r/>
-            <w:r/>
           </w:p>
         </w:tc>
         <w:tc>
           <w:tcPr>
             <w:tcBorders/>
-            <w:tcW w:w="1133" w:type="dxa"/>
+            <w:tcW w:w="991" w:type="dxa"/>
             <w:vMerge w:val="restart"/>
             <w:textDirection w:val="lrTb"/>
             <w:noWrap w:val="false"/>
@@ -2474,7 +2675,6 @@
               <w:ind/>
               <w:rPr/>
             </w:pPr>
-            <w:r/>
             <w:r/>
             <w:r/>
           </w:p>
@@ -2501,7 +2701,6 @@
               <w:t xml:space="preserve">14</w:t>
             </w:r>
             <w:r/>
-            <w:r/>
           </w:p>
         </w:tc>
         <w:tc>
@@ -2522,7 +2721,6 @@
             <w:r>
               <w:t xml:space="preserve">4a – The menu should display info on both planets being compared</w:t>
             </w:r>
-            <w:r/>
             <w:r/>
           </w:p>
         </w:tc>
@@ -2545,7 +2743,6 @@
               <w:t xml:space="preserve">The comparsion mode should display the information of the left planet in the left corner and the information of the right planet in the right corner</w:t>
             </w:r>
             <w:r/>
-            <w:r/>
           </w:p>
         </w:tc>
         <w:tc>
@@ -2566,7 +2763,6 @@
             <w:r>
               <w:t xml:space="preserve">C, left arrow, right arrow x5, left arrow x5.</w:t>
             </w:r>
-            <w:r/>
             <w:r/>
           </w:p>
         </w:tc>
@@ -2592,13 +2788,12 @@
               <w:t xml:space="preserve">t the sun (its mass, size, and distance from itself) should be in the top left corner, and information about Jupiter should be in the right corner. This should change to show information about the other planets as I change which planets are being compared.</w:t>
             </w:r>
             <w:r/>
-            <w:r/>
           </w:p>
         </w:tc>
         <w:tc>
           <w:tcPr>
             <w:tcBorders/>
-            <w:tcW w:w="992" w:type="dxa"/>
+            <w:tcW w:w="1133" w:type="dxa"/>
             <w:vMerge w:val="restart"/>
             <w:textDirection w:val="lrTb"/>
             <w:noWrap w:val="false"/>
@@ -2610,7 +2805,6 @@
               <w:ind/>
               <w:rPr/>
             </w:pPr>
-            <w:r/>
             <w:r/>
             <w:r/>
           </w:p>
@@ -2632,13 +2826,12 @@
             </w:pPr>
             <w:r/>
             <w:r/>
-            <w:r/>
           </w:p>
         </w:tc>
         <w:tc>
           <w:tcPr>
             <w:tcBorders/>
-            <w:tcW w:w="1133" w:type="dxa"/>
+            <w:tcW w:w="991" w:type="dxa"/>
             <w:vMerge w:val="restart"/>
             <w:textDirection w:val="lrTb"/>
             <w:noWrap w:val="false"/>
@@ -2650,7 +2843,6 @@
               <w:ind/>
               <w:rPr/>
             </w:pPr>
-            <w:r/>
             <w:r/>
             <w:r/>
           </w:p>
@@ -2677,7 +2869,6 @@
               <w:t xml:space="preserve">15</w:t>
             </w:r>
             <w:r/>
-            <w:r/>
           </w:p>
         </w:tc>
         <w:tc>
@@ -2698,7 +2889,6 @@
             <w:r>
               <w:t xml:space="preserve">2bi – Force diagrams should be included to explain the motion of the planets using Newtonian physics</w:t>
             </w:r>
-            <w:r/>
             <w:r/>
           </w:p>
         </w:tc>
@@ -2721,7 +2911,6 @@
               <w:t xml:space="preserve">When pressing “F” to turn on arrows, arrows showing the forces on planets should pop up on the currently selected planet</w:t>
             </w:r>
             <w:r/>
-            <w:r/>
           </w:p>
         </w:tc>
         <w:tc>
@@ -2742,7 +2931,6 @@
             <w:r>
               <w:t xml:space="preserve">F, Right arrow x6</w:t>
             </w:r>
-            <w:r/>
             <w:r/>
           </w:p>
         </w:tc>
@@ -2768,13 +2956,12 @@
               <w:t xml:space="preserve"> point towards the other planets, for most planets the resultant arrow (the one that’s the colour of the planet) should point towards the Sun. I will turn on arrows then press the right arrow key a few times to show the arrows working on different planets.</w:t>
             </w:r>
             <w:r/>
-            <w:r/>
           </w:p>
         </w:tc>
         <w:tc>
           <w:tcPr>
             <w:tcBorders/>
-            <w:tcW w:w="992" w:type="dxa"/>
+            <w:tcW w:w="1133" w:type="dxa"/>
             <w:vMerge w:val="restart"/>
             <w:textDirection w:val="lrTb"/>
             <w:noWrap w:val="false"/>
@@ -2786,7 +2973,6 @@
               <w:ind/>
               <w:rPr/>
             </w:pPr>
-            <w:r/>
             <w:r/>
             <w:r/>
           </w:p>
@@ -2808,13 +2994,12 @@
             </w:pPr>
             <w:r/>
             <w:r/>
-            <w:r/>
           </w:p>
         </w:tc>
         <w:tc>
           <w:tcPr>
             <w:tcBorders/>
-            <w:tcW w:w="1133" w:type="dxa"/>
+            <w:tcW w:w="991" w:type="dxa"/>
             <w:vMerge w:val="restart"/>
             <w:textDirection w:val="lrTb"/>
             <w:noWrap w:val="false"/>
@@ -2826,7 +3011,6 @@
               <w:ind/>
               <w:rPr/>
             </w:pPr>
-            <w:r/>
             <w:r/>
             <w:r/>
           </w:p>
@@ -2853,7 +3037,6 @@
               <w:t xml:space="preserve">16</w:t>
             </w:r>
             <w:r/>
-            <w:r/>
           </w:p>
         </w:tc>
         <w:tc>
@@ -2874,7 +3057,6 @@
             <w:r>
               <w:t xml:space="preserve">2d – Users should be able to speed up and slow down the simulation</w:t>
             </w:r>
-            <w:r/>
             <w:r/>
           </w:p>
         </w:tc>
@@ -2897,7 +3079,6 @@
               <w:t xml:space="preserve">When pressing the up and down arrow keys the simulation should speed up and slow down</w:t>
             </w:r>
             <w:r/>
-            <w:r/>
           </w:p>
         </w:tc>
         <w:tc>
@@ -2918,7 +3099,6 @@
             <w:r>
               <w:t xml:space="preserve">Up arrow x4, down arrow x5, down arrow key x3, up arrow key</w:t>
             </w:r>
-            <w:r/>
             <w:r/>
           </w:p>
         </w:tc>
@@ -2947,13 +3127,12 @@
               <w:t xml:space="preserve">should slow down. After pressing the down arrow key 5 times the simulation should be paused. Trying to press it again should do nothing, the simulation should not enter negative time as that is nonsense. Pressing up arrow should then resume the simulation.</w:t>
             </w:r>
             <w:r/>
-            <w:r/>
           </w:p>
         </w:tc>
         <w:tc>
           <w:tcPr>
             <w:tcBorders/>
-            <w:tcW w:w="992" w:type="dxa"/>
+            <w:tcW w:w="1133" w:type="dxa"/>
             <w:vMerge w:val="restart"/>
             <w:textDirection w:val="lrTb"/>
             <w:noWrap w:val="false"/>
@@ -2965,7 +3144,6 @@
               <w:ind/>
               <w:rPr/>
             </w:pPr>
-            <w:r/>
             <w:r/>
             <w:r/>
           </w:p>
@@ -2987,13 +3165,12 @@
             </w:pPr>
             <w:r/>
             <w:r/>
-            <w:r/>
           </w:p>
         </w:tc>
         <w:tc>
           <w:tcPr>
             <w:tcBorders/>
-            <w:tcW w:w="1133" w:type="dxa"/>
+            <w:tcW w:w="991" w:type="dxa"/>
             <w:vMerge w:val="restart"/>
             <w:textDirection w:val="lrTb"/>
             <w:noWrap w:val="false"/>
@@ -3005,7 +3182,6 @@
               <w:ind/>
               <w:rPr/>
             </w:pPr>
-            <w:r/>
             <w:r/>
             <w:r/>
           </w:p>
@@ -3032,7 +3208,6 @@
               <w:t xml:space="preserve">17</w:t>
             </w:r>
             <w:r/>
-            <w:r/>
           </w:p>
         </w:tc>
         <w:tc>
@@ -3053,7 +3228,6 @@
             <w:r>
               <w:t xml:space="preserve">2civ – Users should be able to press A to edit attributes</w:t>
             </w:r>
-            <w:r/>
             <w:r/>
           </w:p>
         </w:tc>
@@ -3076,7 +3250,6 @@
               <w:t xml:space="preserve">Pressing A should enter a mode that lets users edit attributes, and the menu should change to explain the keybinds to do that</w:t>
             </w:r>
             <w:r/>
-            <w:r/>
           </w:p>
         </w:tc>
         <w:tc>
@@ -3097,7 +3270,6 @@
             <w:r>
               <w:t xml:space="preserve">A</w:t>
             </w:r>
-            <w:r/>
             <w:r/>
           </w:p>
         </w:tc>
@@ -3120,13 +3292,12 @@
               <w:t xml:space="preserve">Pressing A will change the menu into something that explains the keybinds needed to change attributes </w:t>
             </w:r>
             <w:r/>
-            <w:r/>
           </w:p>
         </w:tc>
         <w:tc>
           <w:tcPr>
             <w:tcBorders/>
-            <w:tcW w:w="992" w:type="dxa"/>
+            <w:tcW w:w="1133" w:type="dxa"/>
             <w:vMerge w:val="restart"/>
             <w:textDirection w:val="lrTb"/>
             <w:noWrap w:val="false"/>
@@ -3138,7 +3309,6 @@
               <w:ind/>
               <w:rPr/>
             </w:pPr>
-            <w:r/>
             <w:r/>
             <w:r/>
           </w:p>
@@ -3160,13 +3330,12 @@
             </w:pPr>
             <w:r/>
             <w:r/>
-            <w:r/>
           </w:p>
         </w:tc>
         <w:tc>
           <w:tcPr>
             <w:tcBorders/>
-            <w:tcW w:w="1133" w:type="dxa"/>
+            <w:tcW w:w="991" w:type="dxa"/>
             <w:vMerge w:val="restart"/>
             <w:textDirection w:val="lrTb"/>
             <w:noWrap w:val="false"/>
@@ -3178,7 +3347,6 @@
               <w:ind/>
               <w:rPr/>
             </w:pPr>
-            <w:r/>
             <w:r/>
             <w:r/>
           </w:p>
@@ -3205,7 +3373,6 @@
               <w:t xml:space="preserve">18</w:t>
             </w:r>
             <w:r/>
-            <w:r/>
           </w:p>
         </w:tc>
         <w:tc>
@@ -3226,7 +3393,6 @@
             <w:r>
               <w:t xml:space="preserve">2civ – Users should be able to press A to edit attributes, 2civ2 – Users should be able to edit the mass of planets</w:t>
             </w:r>
-            <w:r/>
             <w:r/>
           </w:p>
         </w:tc>
@@ -3249,7 +3415,6 @@
               <w:t xml:space="preserve">Decreasing the mass of a planet should have a visible effect.</w:t>
             </w:r>
             <w:r/>
-            <w:r/>
           </w:p>
         </w:tc>
         <w:tc>
@@ -3270,7 +3435,6 @@
             <w:r>
               <w:t xml:space="preserve">Right arrow x3, A, Dx10</w:t>
             </w:r>
-            <w:r/>
             <w:r/>
           </w:p>
         </w:tc>
@@ -3293,13 +3457,12 @@
               <w:t xml:space="preserve">I will decrease the Earth’s mass, this should be reflected in the display that shows its mass, and it should cause the moon’s orbit to become wider until Earth loses hold of the moon and the moon is flung out of its orbit.</w:t>
             </w:r>
             <w:r/>
-            <w:r/>
           </w:p>
         </w:tc>
         <w:tc>
           <w:tcPr>
             <w:tcBorders/>
-            <w:tcW w:w="992" w:type="dxa"/>
+            <w:tcW w:w="1133" w:type="dxa"/>
             <w:vMerge w:val="restart"/>
             <w:textDirection w:val="lrTb"/>
             <w:noWrap w:val="false"/>
@@ -3311,7 +3474,6 @@
               <w:ind/>
               <w:rPr/>
             </w:pPr>
-            <w:r/>
             <w:r/>
             <w:r/>
           </w:p>
@@ -3333,13 +3495,12 @@
             </w:pPr>
             <w:r/>
             <w:r/>
-            <w:r/>
           </w:p>
         </w:tc>
         <w:tc>
           <w:tcPr>
             <w:tcBorders/>
-            <w:tcW w:w="1133" w:type="dxa"/>
+            <w:tcW w:w="991" w:type="dxa"/>
             <w:vMerge w:val="restart"/>
             <w:textDirection w:val="lrTb"/>
             <w:noWrap w:val="false"/>
@@ -3351,7 +3512,6 @@
               <w:ind/>
               <w:rPr/>
             </w:pPr>
-            <w:r/>
             <w:r/>
             <w:r/>
           </w:p>
@@ -3378,7 +3538,6 @@
               <w:t xml:space="preserve">19</w:t>
             </w:r>
             <w:r/>
-            <w:r/>
           </w:p>
         </w:tc>
         <w:tc>
@@ -3399,7 +3558,6 @@
             <w:r>
               <w:t xml:space="preserve">2civ – Users should be able to press A to edit attributes, 2civ2a – The mass of planets should never be negative</w:t>
             </w:r>
-            <w:r/>
             <w:r/>
           </w:p>
         </w:tc>
@@ -3422,7 +3580,6 @@
               <w:t xml:space="preserve">It shouldn’t be possible to make the mass negative</w:t>
             </w:r>
             <w:r/>
-            <w:r/>
           </w:p>
         </w:tc>
         <w:tc>
@@ -3443,7 +3600,6 @@
             <w:r>
               <w:t xml:space="preserve">A, Ex40</w:t>
             </w:r>
-            <w:r/>
             <w:r/>
           </w:p>
         </w:tc>
@@ -3466,13 +3622,12 @@
               <w:t xml:space="preserve">This is just to demonstrate that the logarithmic scale works, every time the mass decreases by an order of magnitude the amount it decreases every time D is pressed should change too, so that it can never become negative.</w:t>
             </w:r>
             <w:r/>
-            <w:r/>
           </w:p>
         </w:tc>
         <w:tc>
           <w:tcPr>
             <w:tcBorders/>
-            <w:tcW w:w="992" w:type="dxa"/>
+            <w:tcW w:w="1133" w:type="dxa"/>
             <w:vMerge w:val="restart"/>
             <w:textDirection w:val="lrTb"/>
             <w:noWrap w:val="false"/>
@@ -3484,7 +3639,6 @@
               <w:ind/>
               <w:rPr/>
             </w:pPr>
-            <w:r/>
             <w:r/>
             <w:r/>
           </w:p>
@@ -3506,13 +3660,12 @@
             </w:pPr>
             <w:r/>
             <w:r/>
-            <w:r/>
           </w:p>
         </w:tc>
         <w:tc>
           <w:tcPr>
             <w:tcBorders/>
-            <w:tcW w:w="1133" w:type="dxa"/>
+            <w:tcW w:w="991" w:type="dxa"/>
             <w:vMerge w:val="restart"/>
             <w:textDirection w:val="lrTb"/>
             <w:noWrap w:val="false"/>
@@ -3524,7 +3677,6 @@
               <w:ind/>
               <w:rPr/>
             </w:pPr>
-            <w:r/>
             <w:r/>
             <w:r/>
           </w:p>
@@ -3551,7 +3703,6 @@
               <w:t xml:space="preserve">20</w:t>
             </w:r>
             <w:r/>
-            <w:r/>
           </w:p>
         </w:tc>
         <w:tc>
@@ -3572,7 +3723,6 @@
             <w:r>
               <w:t xml:space="preserve">2civ – Users should be able to press A to edit attributes, 2civ2 – Users should be able to edit the mass of planets</w:t>
             </w:r>
-            <w:r/>
             <w:r/>
           </w:p>
         </w:tc>
@@ -3595,7 +3745,6 @@
               <w:t xml:space="preserve">Increasing the mass of a planet should have a visible effect</w:t>
             </w:r>
             <w:r/>
-            <w:r/>
           </w:p>
         </w:tc>
         <w:tc>
@@ -3616,7 +3765,6 @@
             <w:r>
               <w:t xml:space="preserve">Right arrow x8, then too many E presses to count</w:t>
             </w:r>
-            <w:r/>
             <w:r/>
           </w:p>
         </w:tc>
@@ -3655,7 +3803,7 @@
         <w:tc>
           <w:tcPr>
             <w:tcBorders/>
-            <w:tcW w:w="992" w:type="dxa"/>
+            <w:tcW w:w="1133" w:type="dxa"/>
             <w:vMerge w:val="restart"/>
             <w:textDirection w:val="lrTb"/>
             <w:noWrap w:val="false"/>
@@ -3667,7 +3815,6 @@
               <w:ind/>
               <w:rPr/>
             </w:pPr>
-            <w:r/>
             <w:r/>
             <w:r/>
           </w:p>
@@ -3689,13 +3836,12 @@
             </w:pPr>
             <w:r/>
             <w:r/>
-            <w:r/>
           </w:p>
         </w:tc>
         <w:tc>
           <w:tcPr>
             <w:tcBorders/>
-            <w:tcW w:w="1133" w:type="dxa"/>
+            <w:tcW w:w="991" w:type="dxa"/>
             <w:vMerge w:val="restart"/>
             <w:textDirection w:val="lrTb"/>
             <w:noWrap w:val="false"/>
@@ -3707,7 +3853,6 @@
               <w:ind/>
               <w:rPr/>
             </w:pPr>
-            <w:r/>
             <w:r/>
             <w:r/>
           </w:p>
@@ -3734,7 +3879,6 @@
               <w:t xml:space="preserve">21</w:t>
             </w:r>
             <w:r/>
-            <w:r/>
           </w:p>
         </w:tc>
         <w:tc>
@@ -3755,7 +3899,6 @@
             <w:r>
               <w:t xml:space="preserve">2civ – Users should be able to press A to edit attributes, 2civ1 – Users should be able to edit the value of G</w:t>
             </w:r>
-            <w:r/>
             <w:r/>
           </w:p>
         </w:tc>
@@ -3778,7 +3921,6 @@
               <w:t xml:space="preserve">Making G bigger should have a visible effect</w:t>
             </w:r>
             <w:r/>
-            <w:r/>
           </w:p>
         </w:tc>
         <w:tc>
@@ -3799,7 +3941,6 @@
             <w:r>
               <w:t xml:space="preserve">A, W x10</w:t>
             </w:r>
-            <w:r/>
             <w:r/>
           </w:p>
         </w:tc>
@@ -3822,13 +3963,12 @@
               <w:t xml:space="preserve">Pressing A followed by pressing W should increase the value of G. Pressing W 10 times should make gravity substantially stronger, which would cause planets to enter more elliptical orbits or fall into the sun and get flung out of the solar system.</w:t>
             </w:r>
             <w:r/>
-            <w:r/>
           </w:p>
         </w:tc>
         <w:tc>
           <w:tcPr>
             <w:tcBorders/>
-            <w:tcW w:w="992" w:type="dxa"/>
+            <w:tcW w:w="1133" w:type="dxa"/>
             <w:vMerge w:val="restart"/>
             <w:textDirection w:val="lrTb"/>
             <w:noWrap w:val="false"/>
@@ -3840,7 +3980,6 @@
               <w:ind/>
               <w:rPr/>
             </w:pPr>
-            <w:r/>
             <w:r/>
             <w:r/>
           </w:p>
@@ -3862,13 +4001,12 @@
             </w:pPr>
             <w:r/>
             <w:r/>
-            <w:r/>
           </w:p>
         </w:tc>
         <w:tc>
           <w:tcPr>
             <w:tcBorders/>
-            <w:tcW w:w="1133" w:type="dxa"/>
+            <w:tcW w:w="991" w:type="dxa"/>
             <w:vMerge w:val="restart"/>
             <w:textDirection w:val="lrTb"/>
             <w:noWrap w:val="false"/>
@@ -3880,7 +4018,6 @@
               <w:ind/>
               <w:rPr/>
             </w:pPr>
-            <w:r/>
             <w:r/>
             <w:r/>
           </w:p>
@@ -3907,7 +4044,6 @@
               <w:t xml:space="preserve">22</w:t>
             </w:r>
             <w:r/>
-            <w:r/>
           </w:p>
         </w:tc>
         <w:tc>
@@ -3928,7 +4064,6 @@
             <w:r>
               <w:t xml:space="preserve">2civ – Users should be able to press A to edit attributes, 2civ1 – Users should be able to edit the vaule of G</w:t>
             </w:r>
-            <w:r/>
             <w:r/>
           </w:p>
         </w:tc>
@@ -3951,7 +4086,6 @@
               <w:t xml:space="preserve">Making G smaller should have a visible effect</w:t>
             </w:r>
             <w:r/>
-            <w:r/>
           </w:p>
         </w:tc>
         <w:tc>
@@ -3972,7 +4106,6 @@
             <w:r>
               <w:t xml:space="preserve">A, S x10</w:t>
             </w:r>
-            <w:r/>
             <w:r/>
           </w:p>
         </w:tc>
@@ -3995,13 +4128,12 @@
               <w:t xml:space="preserve">Pressing A followed by pressing S should decrease the value of G. This should make gravity substantially weaker which should make planets exit their orbits, as gravity will not be strong enough to hold them in their orbit anymore.</w:t>
             </w:r>
             <w:r/>
-            <w:r/>
           </w:p>
         </w:tc>
         <w:tc>
           <w:tcPr>
             <w:tcBorders/>
-            <w:tcW w:w="992" w:type="dxa"/>
+            <w:tcW w:w="1133" w:type="dxa"/>
             <w:vMerge w:val="restart"/>
             <w:textDirection w:val="lrTb"/>
             <w:noWrap w:val="false"/>
@@ -4013,7 +4145,6 @@
               <w:ind/>
               <w:rPr/>
             </w:pPr>
-            <w:r/>
             <w:r/>
             <w:r/>
           </w:p>
@@ -4035,13 +4166,12 @@
             </w:pPr>
             <w:r/>
             <w:r/>
-            <w:r/>
           </w:p>
         </w:tc>
         <w:tc>
           <w:tcPr>
             <w:tcBorders/>
-            <w:tcW w:w="1133" w:type="dxa"/>
+            <w:tcW w:w="991" w:type="dxa"/>
             <w:vMerge w:val="restart"/>
             <w:textDirection w:val="lrTb"/>
             <w:noWrap w:val="false"/>
@@ -4053,7 +4183,6 @@
               <w:ind/>
               <w:rPr/>
             </w:pPr>
-            <w:r/>
             <w:r/>
             <w:r/>
           </w:p>
@@ -4080,7 +4209,6 @@
               <w:t xml:space="preserve">23</w:t>
             </w:r>
             <w:r/>
-            <w:r/>
           </w:p>
         </w:tc>
         <w:tc>
@@ -4101,7 +4229,6 @@
             <w:r>
               <w:t xml:space="preserve">2civ – Users should be able to press A to edit attributes, 2civ1a – G should never become negative</w:t>
             </w:r>
-            <w:r/>
             <w:r/>
           </w:p>
         </w:tc>
@@ -4124,7 +4251,6 @@
               <w:t xml:space="preserve">It shouldn’t be possible to make G negative</w:t>
             </w:r>
             <w:r/>
-            <w:r/>
           </w:p>
         </w:tc>
         <w:tc>
@@ -4145,7 +4271,6 @@
             <w:r>
               <w:t xml:space="preserve">A, S x40</w:t>
             </w:r>
-            <w:r/>
             <w:r/>
           </w:p>
         </w:tc>
@@ -4168,13 +4293,12 @@
               <w:t xml:space="preserve">This is just to demonstrate that the logarithmic scale works, every time G decreases by an order of magnitude the amount it decreases every time S is pressed should change too.</w:t>
             </w:r>
             <w:r/>
-            <w:r/>
           </w:p>
         </w:tc>
         <w:tc>
           <w:tcPr>
             <w:tcBorders/>
-            <w:tcW w:w="992" w:type="dxa"/>
+            <w:tcW w:w="1133" w:type="dxa"/>
             <w:vMerge w:val="restart"/>
             <w:textDirection w:val="lrTb"/>
             <w:noWrap w:val="false"/>
@@ -4186,7 +4310,6 @@
               <w:ind/>
               <w:rPr/>
             </w:pPr>
-            <w:r/>
             <w:r/>
             <w:r/>
           </w:p>
@@ -4208,13 +4331,12 @@
             </w:pPr>
             <w:r/>
             <w:r/>
-            <w:r/>
           </w:p>
         </w:tc>
         <w:tc>
           <w:tcPr>
             <w:tcBorders/>
-            <w:tcW w:w="1133" w:type="dxa"/>
+            <w:tcW w:w="991" w:type="dxa"/>
             <w:vMerge w:val="restart"/>
             <w:textDirection w:val="lrTb"/>
             <w:noWrap w:val="false"/>
@@ -4226,7 +4348,6 @@
               <w:ind/>
               <w:rPr/>
             </w:pPr>
-            <w:r/>
             <w:r/>
             <w:r/>
           </w:p>
@@ -4253,7 +4374,6 @@
               <w:t xml:space="preserve">24</w:t>
             </w:r>
             <w:r/>
-            <w:r/>
           </w:p>
         </w:tc>
         <w:tc>
@@ -4274,7 +4394,6 @@
             <w:r>
               <w:t xml:space="preserve">6 – Be sufficiently optimised and not suffer frame drops</w:t>
             </w:r>
-            <w:r/>
             <w:r/>
           </w:p>
         </w:tc>
@@ -4300,7 +4419,6 @@
               <w:t xml:space="preserve">testing, if there are no frame drops while doing all the other tests then this is a good indication that my program performs well. I will be running the program on my 15 year old laptop, so if it runs well on that it should run well on any modern computer.</w:t>
             </w:r>
             <w:r/>
-            <w:r/>
           </w:p>
         </w:tc>
         <w:tc>
@@ -4321,7 +4439,6 @@
             <w:r>
               <w:t xml:space="preserve">N/A</w:t>
             </w:r>
-            <w:r/>
             <w:r/>
           </w:p>
         </w:tc>
@@ -4344,13 +4461,12 @@
               <w:t xml:space="preserve">There shouldn’t be any frame drops while testing the program and the motion of everything should look smooth.</w:t>
             </w:r>
             <w:r/>
-            <w:r/>
           </w:p>
         </w:tc>
         <w:tc>
           <w:tcPr>
             <w:tcBorders/>
-            <w:tcW w:w="992" w:type="dxa"/>
+            <w:tcW w:w="1133" w:type="dxa"/>
             <w:vMerge w:val="restart"/>
             <w:textDirection w:val="lrTb"/>
             <w:noWrap w:val="false"/>
@@ -4362,7 +4478,6 @@
               <w:ind/>
               <w:rPr/>
             </w:pPr>
-            <w:r/>
             <w:r/>
             <w:r/>
           </w:p>
@@ -4384,13 +4499,12 @@
             </w:pPr>
             <w:r/>
             <w:r/>
-            <w:r/>
           </w:p>
         </w:tc>
         <w:tc>
           <w:tcPr>
             <w:tcBorders/>
-            <w:tcW w:w="1133" w:type="dxa"/>
+            <w:tcW w:w="991" w:type="dxa"/>
             <w:vMerge w:val="restart"/>
             <w:textDirection w:val="lrTb"/>
             <w:noWrap w:val="false"/>
@@ -4404,7 +4518,6 @@
             </w:pPr>
             <w:r/>
             <w:r/>
-            <w:r/>
           </w:p>
         </w:tc>
       </w:tr>
@@ -4434,8 +4547,186 @@
         <w:pBdr/>
         <w:spacing/>
         <w:ind/>
+        <w:rPr>
+          <w:highlight w:val="none"/>
+        </w:rPr>
+      </w:pPr>
+      <w:r>
+        <w:t xml:space="preserve">Here are the results of test 01:</w:t>
+      </w:r>
+      <w:r/>
+    </w:p>
+    <w:p>
+      <w:pPr>
+        <w:pBdr/>
+        <w:spacing/>
+        <w:ind/>
         <w:rPr/>
       </w:pPr>
+      <w:r>
+        <w:rPr>
+          <w:highlight w:val="none"/>
+        </w:rPr>
+      </w:r>
+      <w:r>
+        <mc:AlternateContent>
+          <mc:Choice Requires="wpg">
+            <w:drawing>
+              <wp:inline xmlns:wp="http://schemas.openxmlformats.org/drawingml/2006/wordprocessingDrawing" distT="0" distB="0" distL="0" distR="0">
+                <wp:extent cx="4743450" cy="790575"/>
+                <wp:effectExtent l="0" t="0" r="0" b="0"/>
+                <wp:docPr id="3" name=""/>
+                <wp:cNvGraphicFramePr>
+                  <a:graphicFrameLocks xmlns:a="http://schemas.openxmlformats.org/drawingml/2006/main" noChangeAspect="1"/>
+                </wp:cNvGraphicFramePr>
+                <a:graphic xmlns:a="http://schemas.openxmlformats.org/drawingml/2006/main">
+                  <a:graphicData uri="http://schemas.openxmlformats.org/drawingml/2006/picture">
+                    <pic:pic xmlns:pic="http://schemas.openxmlformats.org/drawingml/2006/picture">
+                      <pic:nvPicPr>
+                        <pic:cNvPr id="2010722180" name=""/>
+                        <pic:cNvPicPr>
+                          <a:picLocks noChangeAspect="1"/>
+                        </pic:cNvPicPr>
+                        <pic:nvPr/>
+                      </pic:nvPicPr>
+                      <pic:blipFill>
+                        <a:blip r:embed="rId10"/>
+                        <a:stretch/>
+                      </pic:blipFill>
+                      <pic:spPr bwMode="auto">
+                        <a:xfrm>
+                          <a:off x="0" y="0"/>
+                          <a:ext cx="4743449" cy="790574"/>
+                        </a:xfrm>
+                        <a:prstGeom prst="rect">
+                          <a:avLst/>
+                        </a:prstGeom>
+                      </pic:spPr>
+                    </pic:pic>
+                  </a:graphicData>
+                </a:graphic>
+              </wp:inline>
+            </w:drawing>
+          </mc:Choice>
+          <mc:Fallback>
+            <w:pict>
+              <v:shapetype id="_x0000_t75" coordsize="21600,21600" o:spt="75" o:preferrelative="t" path="m@4@5l@4@11@9@11@9@5xe" filled="f" stroked="f">
+                <v:stroke joinstyle="miter"/>
+                <v:formulas>
+                  <v:f eqn="if lineDrawn pixelLineWidth 0"/>
+                  <v:f eqn="sum @0 1 0"/>
+                  <v:f eqn="sum 0 0 @1"/>
+                  <v:f eqn="prod @2 1 2"/>
+                  <v:f eqn="prod @3 21600 pixelWidth"/>
+                  <v:f eqn="prod @3 21600 pixelHeight"/>
+                  <v:f eqn="sum @0 0 1"/>
+                  <v:f eqn="prod @6 1 2"/>
+                  <v:f eqn="prod @7 21600 pixelWidth"/>
+                  <v:f eqn="sum @8 21600 0"/>
+                  <v:f eqn="prod @7 21600 pixelHeight"/>
+                  <v:f eqn="sum @10 21600 0"/>
+                </v:formulas>
+                <v:path o:extrusionok="f" gradientshapeok="t" o:connecttype="rect"/>
+                <o:lock v:ext="edit" aspectratio="t"/>
+              </v:shapetype>
+              <v:shape id="_x0000_i2" o:spid="_x0000_s2" type="#_x0000_t75" style="width:373.50pt;height:62.25pt;mso-wrap-distance-left:0.00pt;mso-wrap-distance-top:0.00pt;mso-wrap-distance-right:0.00pt;mso-wrap-distance-bottom:0.00pt;z-index:1;" stroked="false">
+                <v:imagedata r:id="rId10" o:title=""/>
+                <o:lock v:ext="edit" rotation="t"/>
+              </v:shape>
+            </w:pict>
+          </mc:Fallback>
+        </mc:AlternateContent>
+      </w:r>
+      <w:r>
+        <w:rPr>
+          <w:highlight w:val="none"/>
+        </w:rPr>
+      </w:r>
+      <w:r>
+        <w:rPr>
+          <w:highlight w:val="none"/>
+        </w:rPr>
+      </w:r>
+    </w:p>
+    <w:p>
+      <w:pPr>
+        <w:pBdr/>
+        <w:spacing/>
+        <w:ind/>
+        <w:rPr/>
+      </w:pPr>
+      <w:r>
+        <w:t xml:space="preserve">The radius of the earth is 6371km which is 6371000 so the first result is correct.</w:t>
+      </w:r>
+      <w:r>
+        <mc:AlternateContent>
+          <mc:Choice Requires="wpg">
+            <w:drawing>
+              <wp:inline xmlns:wp="http://schemas.openxmlformats.org/drawingml/2006/wordprocessingDrawing" distT="0" distB="0" distL="0" distR="0">
+                <wp:extent cx="5940425" cy="1797316"/>
+                <wp:effectExtent l="0" t="0" r="0" b="0"/>
+                <wp:docPr id="4" name=""/>
+                <wp:cNvGraphicFramePr>
+                  <a:graphicFrameLocks xmlns:a="http://schemas.openxmlformats.org/drawingml/2006/main" noChangeAspect="1"/>
+                </wp:cNvGraphicFramePr>
+                <a:graphic xmlns:a="http://schemas.openxmlformats.org/drawingml/2006/main">
+                  <a:graphicData uri="http://schemas.openxmlformats.org/drawingml/2006/picture">
+                    <pic:pic xmlns:pic="http://schemas.openxmlformats.org/drawingml/2006/picture">
+                      <pic:nvPicPr>
+                        <pic:cNvPr id="1289291434" name=""/>
+                        <pic:cNvPicPr>
+                          <a:picLocks noChangeAspect="1"/>
+                        </pic:cNvPicPr>
+                        <pic:nvPr/>
+                      </pic:nvPicPr>
+                      <pic:blipFill>
+                        <a:blip r:embed="rId11"/>
+                        <a:stretch/>
+                      </pic:blipFill>
+                      <pic:spPr bwMode="auto">
+                        <a:xfrm>
+                          <a:off x="0" y="0"/>
+                          <a:ext cx="5940424" cy="1797315"/>
+                        </a:xfrm>
+                        <a:prstGeom prst="rect">
+                          <a:avLst/>
+                        </a:prstGeom>
+                      </pic:spPr>
+                    </pic:pic>
+                  </a:graphicData>
+                </a:graphic>
+              </wp:inline>
+            </w:drawing>
+          </mc:Choice>
+          <mc:Fallback>
+            <w:pict>
+              <v:shapetype id="_x0000_t75" coordsize="21600,21600" o:spt="75" o:preferrelative="t" path="m@4@5l@4@11@9@11@9@5xe" filled="f" stroked="f">
+                <v:stroke joinstyle="miter"/>
+                <v:formulas>
+                  <v:f eqn="if lineDrawn pixelLineWidth 0"/>
+                  <v:f eqn="sum @0 1 0"/>
+                  <v:f eqn="sum 0 0 @1"/>
+                  <v:f eqn="prod @2 1 2"/>
+                  <v:f eqn="prod @3 21600 pixelWidth"/>
+                  <v:f eqn="prod @3 21600 pixelHeight"/>
+                  <v:f eqn="sum @0 0 1"/>
+                  <v:f eqn="prod @6 1 2"/>
+                  <v:f eqn="prod @7 21600 pixelWidth"/>
+                  <v:f eqn="sum @8 21600 0"/>
+                  <v:f eqn="prod @7 21600 pixelHeight"/>
+                  <v:f eqn="sum @10 21600 0"/>
+                </v:formulas>
+                <v:path o:extrusionok="f" gradientshapeok="t" o:connecttype="rect"/>
+                <o:lock v:ext="edit" aspectratio="t"/>
+              </v:shapetype>
+              <v:shape id="_x0000_i3" o:spid="_x0000_s3" type="#_x0000_t75" style="width:467.75pt;height:141.52pt;mso-wrap-distance-left:0.00pt;mso-wrap-distance-top:0.00pt;mso-wrap-distance-right:0.00pt;mso-wrap-distance-bottom:0.00pt;z-index:1;" stroked="false">
+                <v:imagedata r:id="rId11" o:title=""/>
+                <o:lock v:ext="edit" rotation="t"/>
+              </v:shape>
+            </w:pict>
+          </mc:Fallback>
+        </mc:AlternateContent>
+      </w:r>
       <w:r/>
       <w:r/>
     </w:p>
@@ -4444,8 +4735,82 @@
         <w:pBdr/>
         <w:spacing/>
         <w:ind/>
-        <w:rPr/>
-      </w:pPr>
+        <w:rPr>
+          <w:highlight w:val="none"/>
+        </w:rPr>
+      </w:pPr>
+      <w:r>
+        <w:t xml:space="preserve">The mass of the earth is 5.792*10^24 so that’s correct</w:t>
+      </w:r>
+      <w:r>
+        <mc:AlternateContent>
+          <mc:Choice Requires="wpg">
+            <w:drawing>
+              <wp:inline xmlns:wp="http://schemas.openxmlformats.org/drawingml/2006/wordprocessingDrawing" distT="0" distB="0" distL="0" distR="0">
+                <wp:extent cx="5940425" cy="1858504"/>
+                <wp:effectExtent l="0" t="0" r="0" b="0"/>
+                <wp:docPr id="5" name=""/>
+                <wp:cNvGraphicFramePr>
+                  <a:graphicFrameLocks xmlns:a="http://schemas.openxmlformats.org/drawingml/2006/main" noChangeAspect="1"/>
+                </wp:cNvGraphicFramePr>
+                <a:graphic xmlns:a="http://schemas.openxmlformats.org/drawingml/2006/main">
+                  <a:graphicData uri="http://schemas.openxmlformats.org/drawingml/2006/picture">
+                    <pic:pic xmlns:pic="http://schemas.openxmlformats.org/drawingml/2006/picture">
+                      <pic:nvPicPr>
+                        <pic:cNvPr id="1000036955" name=""/>
+                        <pic:cNvPicPr>
+                          <a:picLocks noChangeAspect="1"/>
+                        </pic:cNvPicPr>
+                        <pic:nvPr/>
+                      </pic:nvPicPr>
+                      <pic:blipFill>
+                        <a:blip r:embed="rId12"/>
+                        <a:stretch/>
+                      </pic:blipFill>
+                      <pic:spPr bwMode="auto">
+                        <a:xfrm>
+                          <a:off x="0" y="0"/>
+                          <a:ext cx="5940424" cy="1858504"/>
+                        </a:xfrm>
+                        <a:prstGeom prst="rect">
+                          <a:avLst/>
+                        </a:prstGeom>
+                      </pic:spPr>
+                    </pic:pic>
+                  </a:graphicData>
+                </a:graphic>
+              </wp:inline>
+            </w:drawing>
+          </mc:Choice>
+          <mc:Fallback>
+            <w:pict>
+              <v:shapetype id="_x0000_t75" coordsize="21600,21600" o:spt="75" o:preferrelative="t" path="m@4@5l@4@11@9@11@9@5xe" filled="f" stroked="f">
+                <v:stroke joinstyle="miter"/>
+                <v:formulas>
+                  <v:f eqn="if lineDrawn pixelLineWidth 0"/>
+                  <v:f eqn="sum @0 1 0"/>
+                  <v:f eqn="sum 0 0 @1"/>
+                  <v:f eqn="prod @2 1 2"/>
+                  <v:f eqn="prod @3 21600 pixelWidth"/>
+                  <v:f eqn="prod @3 21600 pixelHeight"/>
+                  <v:f eqn="sum @0 0 1"/>
+                  <v:f eqn="prod @6 1 2"/>
+                  <v:f eqn="prod @7 21600 pixelWidth"/>
+                  <v:f eqn="sum @8 21600 0"/>
+                  <v:f eqn="prod @7 21600 pixelHeight"/>
+                  <v:f eqn="sum @10 21600 0"/>
+                </v:formulas>
+                <v:path o:extrusionok="f" gradientshapeok="t" o:connecttype="rect"/>
+                <o:lock v:ext="edit" aspectratio="t"/>
+              </v:shapetype>
+              <v:shape id="_x0000_i4" o:spid="_x0000_s4" type="#_x0000_t75" style="width:467.75pt;height:146.34pt;mso-wrap-distance-left:0.00pt;mso-wrap-distance-top:0.00pt;mso-wrap-distance-right:0.00pt;mso-wrap-distance-bottom:0.00pt;z-index:1;" stroked="false">
+                <v:imagedata r:id="rId12" o:title=""/>
+                <o:lock v:ext="edit" rotation="t"/>
+              </v:shape>
+            </w:pict>
+          </mc:Fallback>
+        </mc:AlternateContent>
+      </w:r>
       <w:r/>
       <w:r/>
     </w:p>
@@ -4454,6 +4819,142 @@
         <w:pBdr/>
         <w:spacing/>
         <w:ind/>
+        <w:rPr>
+          <w:highlight w:val="none"/>
+        </w:rPr>
+      </w:pPr>
+      <w:r>
+        <w:rPr>
+          <w:highlight w:val="none"/>
+        </w:rPr>
+        <w:t xml:space="preserve">And the positions and velocities match the NASA ephemeris results:</w:t>
+      </w:r>
+      <w:r>
+        <w:rPr>
+          <w:highlight w:val="none"/>
+        </w:rPr>
+      </w:r>
+    </w:p>
+    <w:p>
+      <w:pPr>
+        <w:pBdr/>
+        <w:spacing/>
+        <w:ind/>
+        <w:rPr>
+          <w:highlight w:val="none"/>
+        </w:rPr>
+      </w:pPr>
+      <w:r>
+        <w:rPr>
+          <w:highlight w:val="none"/>
+        </w:rPr>
+      </w:r>
+      <w:r>
+        <mc:AlternateContent>
+          <mc:Choice Requires="wpg">
+            <w:drawing>
+              <wp:inline xmlns:wp="http://schemas.openxmlformats.org/drawingml/2006/wordprocessingDrawing" distT="0" distB="0" distL="0" distR="0">
+                <wp:extent cx="5940425" cy="1685697"/>
+                <wp:effectExtent l="0" t="0" r="0" b="0"/>
+                <wp:docPr id="6" name=""/>
+                <wp:cNvGraphicFramePr>
+                  <a:graphicFrameLocks xmlns:a="http://schemas.openxmlformats.org/drawingml/2006/main" noChangeAspect="1"/>
+                </wp:cNvGraphicFramePr>
+                <a:graphic xmlns:a="http://schemas.openxmlformats.org/drawingml/2006/main">
+                  <a:graphicData uri="http://schemas.openxmlformats.org/drawingml/2006/picture">
+                    <pic:pic xmlns:pic="http://schemas.openxmlformats.org/drawingml/2006/picture">
+                      <pic:nvPicPr>
+                        <pic:cNvPr id="598253169" name=""/>
+                        <pic:cNvPicPr>
+                          <a:picLocks noChangeAspect="1"/>
+                        </pic:cNvPicPr>
+                        <pic:nvPr/>
+                      </pic:nvPicPr>
+                      <pic:blipFill>
+                        <a:blip r:embed="rId13"/>
+                        <a:stretch/>
+                      </pic:blipFill>
+                      <pic:spPr bwMode="auto">
+                        <a:xfrm>
+                          <a:off x="0" y="0"/>
+                          <a:ext cx="5940424" cy="1685696"/>
+                        </a:xfrm>
+                        <a:prstGeom prst="rect">
+                          <a:avLst/>
+                        </a:prstGeom>
+                      </pic:spPr>
+                    </pic:pic>
+                  </a:graphicData>
+                </a:graphic>
+              </wp:inline>
+            </w:drawing>
+          </mc:Choice>
+          <mc:Fallback>
+            <w:pict>
+              <v:shapetype id="_x0000_t75" coordsize="21600,21600" o:spt="75" o:preferrelative="t" path="m@4@5l@4@11@9@11@9@5xe" filled="f" stroked="f">
+                <v:stroke joinstyle="miter"/>
+                <v:formulas>
+                  <v:f eqn="if lineDrawn pixelLineWidth 0"/>
+                  <v:f eqn="sum @0 1 0"/>
+                  <v:f eqn="sum 0 0 @1"/>
+                  <v:f eqn="prod @2 1 2"/>
+                  <v:f eqn="prod @3 21600 pixelWidth"/>
+                  <v:f eqn="prod @3 21600 pixelHeight"/>
+                  <v:f eqn="sum @0 0 1"/>
+                  <v:f eqn="prod @6 1 2"/>
+                  <v:f eqn="prod @7 21600 pixelWidth"/>
+                  <v:f eqn="sum @8 21600 0"/>
+                  <v:f eqn="prod @7 21600 pixelHeight"/>
+                  <v:f eqn="sum @10 21600 0"/>
+                </v:formulas>
+                <v:path o:extrusionok="f" gradientshapeok="t" o:connecttype="rect"/>
+                <o:lock v:ext="edit" aspectratio="t"/>
+              </v:shapetype>
+              <v:shape id="_x0000_i5" o:spid="_x0000_s5" type="#_x0000_t75" style="width:467.75pt;height:132.73pt;mso-wrap-distance-left:0.00pt;mso-wrap-distance-top:0.00pt;mso-wrap-distance-right:0.00pt;mso-wrap-distance-bottom:0.00pt;z-index:1;" stroked="false">
+                <v:imagedata r:id="rId13" o:title=""/>
+                <o:lock v:ext="edit" rotation="t"/>
+              </v:shape>
+            </w:pict>
+          </mc:Fallback>
+        </mc:AlternateContent>
+      </w:r>
+      <w:r>
+        <w:rPr>
+          <w:highlight w:val="none"/>
+        </w:rPr>
+      </w:r>
+      <w:r>
+        <w:rPr>
+          <w:highlight w:val="none"/>
+        </w:rPr>
+      </w:r>
+    </w:p>
+    <w:p>
+      <w:pPr>
+        <w:pBdr/>
+        <w:spacing/>
+        <w:ind/>
+        <w:rPr>
+          <w:highlight w:val="none"/>
+        </w:rPr>
+      </w:pPr>
+      <w:r>
+        <w:rPr>
+          <w:highlight w:val="none"/>
+        </w:rPr>
+        <w:t xml:space="preserve">Note that instead of listing them as X =, Y = etc I have put them into vectors. Top row in this screenshot is the position, bottom row is the velocity.</w:t>
+      </w:r>
+      <w:r>
+        <w:rPr>
+          <w:highlight w:val="none"/>
+        </w:rPr>
+      </w:r>
+    </w:p>
+    <w:p>
+      <w:pPr>
+        <w:pBdr/>
+        <w:spacing/>
+        <w:ind/>
         <w:rPr/>
       </w:pPr>
       <w:r/>
@@ -4464,20 +4965,121 @@
         <w:pBdr/>
         <w:spacing/>
         <w:ind/>
-        <w:rPr/>
-      </w:pPr>
-      <w:r/>
-      <w:r/>
+        <w:rPr>
+          <w:highlight w:val="none"/>
+        </w:rPr>
+      </w:pPr>
+      <w:r>
+        <w:rPr>
+          <w:highlight w:val="none"/>
+        </w:rPr>
+        <w:t xml:space="preserve">Here are the results of test 02:</w:t>
+      </w:r>
+      <w:r>
+        <w:rPr>
+          <w:highlight w:val="none"/>
+        </w:rPr>
+      </w:r>
     </w:p>
     <w:p>
       <w:pPr>
         <w:pBdr/>
         <w:spacing/>
         <w:ind/>
-        <w:rPr/>
-      </w:pPr>
+        <w:rPr>
+          <w:highlight w:val="none"/>
+        </w:rPr>
+      </w:pPr>
+      <w:r>
+        <w:rPr>
+          <w:highlight w:val="none"/>
+        </w:rPr>
+      </w:r>
+      <w:r>
+        <mc:AlternateContent>
+          <mc:Choice Requires="wpg">
+            <w:drawing>
+              <wp:inline xmlns:wp="http://schemas.openxmlformats.org/drawingml/2006/wordprocessingDrawing" distT="0" distB="0" distL="0" distR="0">
+                <wp:extent cx="4962525" cy="1847850"/>
+                <wp:effectExtent l="0" t="0" r="0" b="0"/>
+                <wp:docPr id="7" name=""/>
+                <wp:cNvGraphicFramePr>
+                  <a:graphicFrameLocks xmlns:a="http://schemas.openxmlformats.org/drawingml/2006/main" noChangeAspect="1"/>
+                </wp:cNvGraphicFramePr>
+                <a:graphic xmlns:a="http://schemas.openxmlformats.org/drawingml/2006/main">
+                  <a:graphicData uri="http://schemas.openxmlformats.org/drawingml/2006/picture">
+                    <pic:pic xmlns:pic="http://schemas.openxmlformats.org/drawingml/2006/picture">
+                      <pic:nvPicPr>
+                        <pic:cNvPr id="1097198518" name=""/>
+                        <pic:cNvPicPr>
+                          <a:picLocks noChangeAspect="1"/>
+                        </pic:cNvPicPr>
+                        <pic:nvPr/>
+                      </pic:nvPicPr>
+                      <pic:blipFill>
+                        <a:blip r:embed="rId14"/>
+                        <a:stretch/>
+                      </pic:blipFill>
+                      <pic:spPr bwMode="auto">
+                        <a:xfrm>
+                          <a:off x="0" y="0"/>
+                          <a:ext cx="4962524" cy="1847849"/>
+                        </a:xfrm>
+                        <a:prstGeom prst="rect">
+                          <a:avLst/>
+                        </a:prstGeom>
+                      </pic:spPr>
+                    </pic:pic>
+                  </a:graphicData>
+                </a:graphic>
+              </wp:inline>
+            </w:drawing>
+          </mc:Choice>
+          <mc:Fallback>
+            <w:pict>
+              <v:shapetype id="_x0000_t75" coordsize="21600,21600" o:spt="75" o:preferrelative="t" path="m@4@5l@4@11@9@11@9@5xe" filled="f" stroked="f">
+                <v:stroke joinstyle="miter"/>
+                <v:formulas>
+                  <v:f eqn="if lineDrawn pixelLineWidth 0"/>
+                  <v:f eqn="sum @0 1 0"/>
+                  <v:f eqn="sum 0 0 @1"/>
+                  <v:f eqn="prod @2 1 2"/>
+                  <v:f eqn="prod @3 21600 pixelWidth"/>
+                  <v:f eqn="prod @3 21600 pixelHeight"/>
+                  <v:f eqn="sum @0 0 1"/>
+                  <v:f eqn="prod @6 1 2"/>
+                  <v:f eqn="prod @7 21600 pixelWidth"/>
+                  <v:f eqn="sum @8 21600 0"/>
+                  <v:f eqn="prod @7 21600 pixelHeight"/>
+                  <v:f eqn="sum @10 21600 0"/>
+                </v:formulas>
+                <v:path o:extrusionok="f" gradientshapeok="t" o:connecttype="rect"/>
+                <o:lock v:ext="edit" aspectratio="t"/>
+              </v:shapetype>
+              <v:shape id="_x0000_i6" o:spid="_x0000_s6" type="#_x0000_t75" style="width:390.75pt;height:145.50pt;mso-wrap-distance-left:0.00pt;mso-wrap-distance-top:0.00pt;mso-wrap-distance-right:0.00pt;mso-wrap-distance-bottom:0.00pt;z-index:1;" stroked="false">
+                <v:imagedata r:id="rId14" o:title=""/>
+                <o:lock v:ext="edit" rotation="t"/>
+              </v:shape>
+            </w:pict>
+          </mc:Fallback>
+        </mc:AlternateContent>
+      </w:r>
+      <w:r>
+        <w:rPr>
+          <w:highlight w:val="none"/>
+        </w:rPr>
+      </w:r>
       <w:r/>
-      <w:r/>
+      <w:r>
+        <w:rPr>
+          <w:highlight w:val="none"/>
+        </w:rPr>
+      </w:r>
+      <w:r>
+        <w:rPr>
+          <w:highlight w:val="none"/>
+        </w:rPr>
+      </w:r>
     </w:p>
     <w:p>
       <w:pPr>
@@ -4486,104 +5088,23 @@
         <w:ind/>
         <w:rPr/>
       </w:pPr>
-      <w:r/>
-      <w:r/>
-    </w:p>
-    <w:p>
-      <w:pPr>
-        <w:pBdr/>
-        <w:spacing/>
-        <w:ind/>
-        <w:rPr/>
-      </w:pPr>
-      <w:r/>
-      <w:r/>
-    </w:p>
-    <w:p>
-      <w:pPr>
-        <w:pBdr/>
-        <w:spacing/>
-        <w:ind/>
-        <w:rPr/>
-      </w:pPr>
-      <w:r/>
-      <w:r/>
-    </w:p>
-    <w:p>
-      <w:pPr>
-        <w:pBdr/>
-        <w:spacing/>
-        <w:ind/>
-        <w:rPr/>
-      </w:pPr>
-      <w:r/>
-      <w:r/>
-    </w:p>
-    <w:p>
-      <w:pPr>
-        <w:pBdr/>
-        <w:spacing/>
-        <w:ind/>
-        <w:rPr/>
-      </w:pPr>
-      <w:r/>
-      <w:r/>
-    </w:p>
-    <w:p>
-      <w:pPr>
-        <w:pBdr/>
-        <w:spacing/>
-        <w:ind/>
-        <w:rPr/>
-      </w:pPr>
-      <w:r/>
-      <w:r/>
-    </w:p>
-    <w:p>
-      <w:pPr>
-        <w:pBdr/>
-        <w:spacing/>
-        <w:ind/>
-        <w:rPr/>
-      </w:pPr>
-      <w:r/>
-      <w:r/>
-    </w:p>
-    <w:p>
-      <w:pPr>
-        <w:pBdr/>
-        <w:spacing/>
-        <w:ind/>
-        <w:rPr/>
-      </w:pPr>
-      <w:r/>
-      <w:r/>
-    </w:p>
-    <w:p>
-      <w:pPr>
-        <w:pBdr/>
-        <w:spacing/>
-        <w:ind/>
-        <w:rPr/>
-      </w:pPr>
-      <w:r/>
-      <w:r/>
-    </w:p>
-    <w:p>
-      <w:pPr>
-        <w:pBdr/>
-        <w:spacing/>
-        <w:ind/>
-        <w:rPr/>
-      </w:pPr>
-      <w:r/>
-      <w:r/>
+      <w:r>
+        <w:rPr>
+          <w:highlight w:val="none"/>
+        </w:rPr>
+        <w:t xml:space="preserve">These are the mathematically correct results. The dot product between (-1, -2) and (3,4) is -1*3* -2*4 = -3-8 = -11, which is correct. The magnitude of (3,4) is sqrt(3²+4²)=sqrt(25)=5, and so on. Every result here is correct so the test is successful.</w:t>
+      </w:r>
+      <w:r>
+        <w:rPr>
+          <w:highlight w:val="none"/>
+        </w:rPr>
+      </w:r>
     </w:p>
     <w:sectPr>
       <w:footnotePr/>
       <w:endnotePr/>
       <w:type w:val="nextPage"/>
-      <w:pgSz w:h="16838" w:orient="landscape" w:w="11906"/>
+      <w:pgSz w:h="16838" w:orient="portrait" w:w="11906"/>
       <w:pgMar w:top="1134" w:right="850" w:bottom="1134" w:left="1701" w:header="709" w:footer="709" w:gutter="0"/>
       <w:cols w:num="1" w:sep="0" w:space="708" w:equalWidth="1"/>
     </w:sectPr>
@@ -4815,10 +5336,10 @@
     <w:lsdException w:name="Bibliography" w:uiPriority="37"/>
     <w:lsdException w:name="TOC Heading" w:uiPriority="39" w:qFormat="1"/>
   </w:latentStyles>
-  <w:style w:type="character" w:styleId="654">
+  <w:style w:type="character" w:styleId="697">
     <w:name w:val="Caption Char"/>
-    <w:basedOn w:val="819"/>
-    <w:link w:val="817"/>
+    <w:basedOn w:val="862"/>
+    <w:link w:val="860"/>
     <w:uiPriority w:val="99"/>
     <w:pPr>
       <w:pBdr/>
@@ -4826,9 +5347,9 @@
       <w:ind/>
     </w:pPr>
   </w:style>
-  <w:style w:type="table" w:styleId="655">
+  <w:style w:type="table" w:styleId="698">
     <w:name w:val="Table Grid"/>
-    <w:basedOn w:val="840"/>
+    <w:basedOn w:val="883"/>
     <w:uiPriority w:val="59"/>
     <w:pPr>
       <w:pBdr/>
@@ -5025,9 +5546,9 @@
       </w:tcPr>
     </w:tblStylePr>
   </w:style>
-  <w:style w:type="table" w:styleId="656">
+  <w:style w:type="table" w:styleId="699">
     <w:name w:val="Table Grid Light"/>
-    <w:basedOn w:val="840"/>
+    <w:basedOn w:val="883"/>
     <w:uiPriority w:val="59"/>
     <w:pPr>
       <w:pBdr/>
@@ -5224,9 +5745,9 @@
       </w:tcPr>
     </w:tblStylePr>
   </w:style>
-  <w:style w:type="table" w:styleId="657">
+  <w:style w:type="table" w:styleId="700">
     <w:name w:val="Plain Table 1"/>
-    <w:basedOn w:val="840"/>
+    <w:basedOn w:val="883"/>
     <w:uiPriority w:val="59"/>
     <w:pPr>
       <w:pBdr/>
@@ -5449,9 +5970,9 @@
       </w:tcPr>
     </w:tblStylePr>
   </w:style>
-  <w:style w:type="table" w:styleId="658">
+  <w:style w:type="table" w:styleId="701">
     <w:name w:val="Plain Table 2"/>
-    <w:basedOn w:val="840"/>
+    <w:basedOn w:val="883"/>
     <w:uiPriority w:val="59"/>
     <w:pPr>
       <w:pBdr/>
@@ -5682,9 +6203,9 @@
       </w:tcPr>
     </w:tblStylePr>
   </w:style>
-  <w:style w:type="table" w:styleId="659">
+  <w:style w:type="table" w:styleId="702">
     <w:name w:val="Plain Table 3"/>
-    <w:basedOn w:val="840"/>
+    <w:basedOn w:val="883"/>
     <w:uiPriority w:val="99"/>
     <w:pPr>
       <w:pBdr/>
@@ -5912,9 +6433,9 @@
       </w:tcPr>
     </w:tblStylePr>
   </w:style>
-  <w:style w:type="table" w:styleId="660">
+  <w:style w:type="table" w:styleId="703">
     <w:name w:val="Plain Table 4"/>
-    <w:basedOn w:val="840"/>
+    <w:basedOn w:val="883"/>
     <w:uiPriority w:val="99"/>
     <w:pPr>
       <w:pBdr/>
@@ -6128,9 +6649,9 @@
       </w:tcPr>
     </w:tblStylePr>
   </w:style>
-  <w:style w:type="table" w:styleId="661">
+  <w:style w:type="table" w:styleId="704">
     <w:name w:val="Plain Table 5"/>
-    <w:basedOn w:val="840"/>
+    <w:basedOn w:val="883"/>
     <w:uiPriority w:val="99"/>
     <w:pPr>
       <w:pBdr/>
@@ -6361,9 +6882,9 @@
       </w:tcPr>
     </w:tblStylePr>
   </w:style>
-  <w:style w:type="table" w:styleId="662">
+  <w:style w:type="table" w:styleId="705">
     <w:name w:val="Grid Table 1 Light"/>
-    <w:basedOn w:val="840"/>
+    <w:basedOn w:val="883"/>
     <w:uiPriority w:val="99"/>
     <w:pPr>
       <w:pBdr/>
@@ -6584,9 +7105,9 @@
       </w:tcPr>
     </w:tblStylePr>
   </w:style>
-  <w:style w:type="table" w:styleId="663">
+  <w:style w:type="table" w:styleId="706">
     <w:name w:val="Grid Table 1 Light - Accent 1"/>
-    <w:basedOn w:val="840"/>
+    <w:basedOn w:val="883"/>
     <w:uiPriority w:val="99"/>
     <w:pPr>
       <w:pBdr/>
@@ -6807,9 +7328,9 @@
       </w:tcPr>
     </w:tblStylePr>
   </w:style>
-  <w:style w:type="table" w:styleId="664">
+  <w:style w:type="table" w:styleId="707">
     <w:name w:val="Grid Table 1 Light - Accent 2"/>
-    <w:basedOn w:val="840"/>
+    <w:basedOn w:val="883"/>
     <w:uiPriority w:val="99"/>
     <w:pPr>
       <w:pBdr/>
@@ -7030,9 +7551,9 @@
       </w:tcPr>
     </w:tblStylePr>
   </w:style>
-  <w:style w:type="table" w:styleId="665">
+  <w:style w:type="table" w:styleId="708">
     <w:name w:val="Grid Table 1 Light - Accent 3"/>
-    <w:basedOn w:val="840"/>
+    <w:basedOn w:val="883"/>
     <w:uiPriority w:val="99"/>
     <w:pPr>
       <w:pBdr/>
@@ -7253,9 +7774,9 @@
       </w:tcPr>
     </w:tblStylePr>
   </w:style>
-  <w:style w:type="table" w:styleId="666">
+  <w:style w:type="table" w:styleId="709">
     <w:name w:val="Grid Table 1 Light - Accent 4"/>
-    <w:basedOn w:val="840"/>
+    <w:basedOn w:val="883"/>
     <w:uiPriority w:val="99"/>
     <w:pPr>
       <w:pBdr/>
@@ -7476,9 +7997,9 @@
       </w:tcPr>
     </w:tblStylePr>
   </w:style>
-  <w:style w:type="table" w:styleId="667">
+  <w:style w:type="table" w:styleId="710">
     <w:name w:val="Grid Table 1 Light - Accent 5"/>
-    <w:basedOn w:val="840"/>
+    <w:basedOn w:val="883"/>
     <w:uiPriority w:val="99"/>
     <w:pPr>
       <w:pBdr/>
@@ -7699,9 +8220,9 @@
       </w:tcPr>
     </w:tblStylePr>
   </w:style>
-  <w:style w:type="table" w:styleId="668">
+  <w:style w:type="table" w:styleId="711">
     <w:name w:val="Grid Table 1 Light - Accent 6"/>
-    <w:basedOn w:val="840"/>
+    <w:basedOn w:val="883"/>
     <w:uiPriority w:val="99"/>
     <w:pPr>
       <w:pBdr/>
@@ -7922,9 +8443,9 @@
       </w:tcPr>
     </w:tblStylePr>
   </w:style>
-  <w:style w:type="table" w:styleId="669">
+  <w:style w:type="table" w:styleId="712">
     <w:name w:val="Grid Table 2"/>
-    <w:basedOn w:val="840"/>
+    <w:basedOn w:val="883"/>
     <w:uiPriority w:val="99"/>
     <w:pPr>
       <w:pBdr/>
@@ -8154,9 +8675,9 @@
       </w:tcPr>
     </w:tblStylePr>
   </w:style>
-  <w:style w:type="table" w:styleId="670">
+  <w:style w:type="table" w:styleId="713">
     <w:name w:val="Grid Table 2 - Accent 1"/>
-    <w:basedOn w:val="840"/>
+    <w:basedOn w:val="883"/>
     <w:uiPriority w:val="99"/>
     <w:pPr>
       <w:pBdr/>
@@ -8386,9 +8907,9 @@
       </w:tcPr>
     </w:tblStylePr>
   </w:style>
-  <w:style w:type="table" w:styleId="671">
+  <w:style w:type="table" w:styleId="714">
     <w:name w:val="Grid Table 2 - Accent 2"/>
-    <w:basedOn w:val="840"/>
+    <w:basedOn w:val="883"/>
     <w:uiPriority w:val="99"/>
     <w:pPr>
       <w:pBdr/>
@@ -8618,9 +9139,9 @@
       </w:tcPr>
     </w:tblStylePr>
   </w:style>
-  <w:style w:type="table" w:styleId="672">
+  <w:style w:type="table" w:styleId="715">
     <w:name w:val="Grid Table 2 - Accent 3"/>
-    <w:basedOn w:val="840"/>
+    <w:basedOn w:val="883"/>
     <w:uiPriority w:val="99"/>
     <w:pPr>
       <w:pBdr/>
@@ -8850,9 +9371,9 @@
       </w:tcPr>
     </w:tblStylePr>
   </w:style>
-  <w:style w:type="table" w:styleId="673">
+  <w:style w:type="table" w:styleId="716">
     <w:name w:val="Grid Table 2 - Accent 4"/>
-    <w:basedOn w:val="840"/>
+    <w:basedOn w:val="883"/>
     <w:uiPriority w:val="99"/>
     <w:pPr>
       <w:pBdr/>
@@ -9082,9 +9603,9 @@
       </w:tcPr>
     </w:tblStylePr>
   </w:style>
-  <w:style w:type="table" w:styleId="674">
+  <w:style w:type="table" w:styleId="717">
     <w:name w:val="Grid Table 2 - Accent 5"/>
-    <w:basedOn w:val="840"/>
+    <w:basedOn w:val="883"/>
     <w:uiPriority w:val="99"/>
     <w:pPr>
       <w:pBdr/>
@@ -9314,9 +9835,9 @@
       </w:tcPr>
     </w:tblStylePr>
   </w:style>
-  <w:style w:type="table" w:styleId="675">
+  <w:style w:type="table" w:styleId="718">
     <w:name w:val="Grid Table 2 - Accent 6"/>
-    <w:basedOn w:val="840"/>
+    <w:basedOn w:val="883"/>
     <w:uiPriority w:val="99"/>
     <w:pPr>
       <w:pBdr/>
@@ -9546,9 +10067,9 @@
       </w:tcPr>
     </w:tblStylePr>
   </w:style>
-  <w:style w:type="table" w:styleId="676">
+  <w:style w:type="table" w:styleId="719">
     <w:name w:val="Grid Table 3"/>
-    <w:basedOn w:val="840"/>
+    <w:basedOn w:val="883"/>
     <w:uiPriority w:val="99"/>
     <w:pPr>
       <w:pBdr/>
@@ -9791,9 +10312,9 @@
       </w:tcPr>
     </w:tblStylePr>
   </w:style>
-  <w:style w:type="table" w:styleId="677">
+  <w:style w:type="table" w:styleId="720">
     <w:name w:val="Grid Table 3 - Accent 1"/>
-    <w:basedOn w:val="840"/>
+    <w:basedOn w:val="883"/>
     <w:uiPriority w:val="99"/>
     <w:pPr>
       <w:pBdr/>
@@ -10036,9 +10557,9 @@
       </w:tcPr>
     </w:tblStylePr>
   </w:style>
-  <w:style w:type="table" w:styleId="678">
+  <w:style w:type="table" w:styleId="721">
     <w:name w:val="Grid Table 3 - Accent 2"/>
-    <w:basedOn w:val="840"/>
+    <w:basedOn w:val="883"/>
     <w:uiPriority w:val="99"/>
     <w:pPr>
       <w:pBdr/>
@@ -10281,9 +10802,9 @@
       </w:tcPr>
     </w:tblStylePr>
   </w:style>
-  <w:style w:type="table" w:styleId="679">
+  <w:style w:type="table" w:styleId="722">
     <w:name w:val="Grid Table 3 - Accent 3"/>
-    <w:basedOn w:val="840"/>
+    <w:basedOn w:val="883"/>
     <w:uiPriority w:val="99"/>
     <w:pPr>
       <w:pBdr/>
@@ -10526,9 +11047,9 @@
       </w:tcPr>
     </w:tblStylePr>
   </w:style>
-  <w:style w:type="table" w:styleId="680">
+  <w:style w:type="table" w:styleId="723">
     <w:name w:val="Grid Table 3 - Accent 4"/>
-    <w:basedOn w:val="840"/>
+    <w:basedOn w:val="883"/>
     <w:uiPriority w:val="99"/>
     <w:pPr>
       <w:pBdr/>
@@ -10771,9 +11292,9 @@
       </w:tcPr>
     </w:tblStylePr>
   </w:style>
-  <w:style w:type="table" w:styleId="681">
+  <w:style w:type="table" w:styleId="724">
     <w:name w:val="Grid Table 3 - Accent 5"/>
-    <w:basedOn w:val="840"/>
+    <w:basedOn w:val="883"/>
     <w:uiPriority w:val="99"/>
     <w:pPr>
       <w:pBdr/>
@@ -11016,9 +11537,9 @@
       </w:tcPr>
     </w:tblStylePr>
   </w:style>
-  <w:style w:type="table" w:styleId="682">
+  <w:style w:type="table" w:styleId="725">
     <w:name w:val="Grid Table 3 - Accent 6"/>
-    <w:basedOn w:val="840"/>
+    <w:basedOn w:val="883"/>
     <w:uiPriority w:val="99"/>
     <w:pPr>
       <w:pBdr/>
@@ -11261,9 +11782,9 @@
       </w:tcPr>
     </w:tblStylePr>
   </w:style>
-  <w:style w:type="table" w:styleId="683">
+  <w:style w:type="table" w:styleId="726">
     <w:name w:val="Grid Table 4"/>
-    <w:basedOn w:val="840"/>
+    <w:basedOn w:val="883"/>
     <w:uiPriority w:val="59"/>
     <w:pPr>
       <w:pBdr/>
@@ -11494,9 +12015,9 @@
       </w:tcPr>
     </w:tblStylePr>
   </w:style>
-  <w:style w:type="table" w:styleId="684">
+  <w:style w:type="table" w:styleId="727">
     <w:name w:val="Grid Table 4 - Accent 1"/>
-    <w:basedOn w:val="840"/>
+    <w:basedOn w:val="883"/>
     <w:uiPriority w:val="59"/>
     <w:pPr>
       <w:pBdr/>
@@ -11727,9 +12248,9 @@
       </w:tcPr>
     </w:tblStylePr>
   </w:style>
-  <w:style w:type="table" w:styleId="685">
+  <w:style w:type="table" w:styleId="728">
     <w:name w:val="Grid Table 4 - Accent 2"/>
-    <w:basedOn w:val="840"/>
+    <w:basedOn w:val="883"/>
     <w:uiPriority w:val="59"/>
     <w:pPr>
       <w:pBdr/>
@@ -11960,9 +12481,9 @@
       </w:tcPr>
     </w:tblStylePr>
   </w:style>
-  <w:style w:type="table" w:styleId="686">
+  <w:style w:type="table" w:styleId="729">
     <w:name w:val="Grid Table 4 - Accent 3"/>
-    <w:basedOn w:val="840"/>
+    <w:basedOn w:val="883"/>
     <w:uiPriority w:val="59"/>
     <w:pPr>
       <w:pBdr/>
@@ -12193,9 +12714,9 @@
       </w:tcPr>
     </w:tblStylePr>
   </w:style>
-  <w:style w:type="table" w:styleId="687">
+  <w:style w:type="table" w:styleId="730">
     <w:name w:val="Grid Table 4 - Accent 4"/>
-    <w:basedOn w:val="840"/>
+    <w:basedOn w:val="883"/>
     <w:uiPriority w:val="59"/>
     <w:pPr>
       <w:pBdr/>
@@ -12426,9 +12947,9 @@
       </w:tcPr>
     </w:tblStylePr>
   </w:style>
-  <w:style w:type="table" w:styleId="688">
+  <w:style w:type="table" w:styleId="731">
     <w:name w:val="Grid Table 4 - Accent 5"/>
-    <w:basedOn w:val="840"/>
+    <w:basedOn w:val="883"/>
     <w:uiPriority w:val="59"/>
     <w:pPr>
       <w:pBdr/>
@@ -12659,9 +13180,9 @@
       </w:tcPr>
     </w:tblStylePr>
   </w:style>
-  <w:style w:type="table" w:styleId="689">
+  <w:style w:type="table" w:styleId="732">
     <w:name w:val="Grid Table 4 - Accent 6"/>
-    <w:basedOn w:val="840"/>
+    <w:basedOn w:val="883"/>
     <w:uiPriority w:val="59"/>
     <w:pPr>
       <w:pBdr/>
@@ -12892,9 +13413,9 @@
       </w:tcPr>
     </w:tblStylePr>
   </w:style>
-  <w:style w:type="table" w:styleId="690">
+  <w:style w:type="table" w:styleId="733">
     <w:name w:val="Grid Table 5 Dark"/>
-    <w:basedOn w:val="840"/>
+    <w:basedOn w:val="883"/>
     <w:uiPriority w:val="99"/>
     <w:pPr>
       <w:pBdr/>
@@ -13120,9 +13641,9 @@
       </w:tcPr>
     </w:tblStylePr>
   </w:style>
-  <w:style w:type="table" w:styleId="691">
+  <w:style w:type="table" w:styleId="734">
     <w:name w:val="Grid Table 5 Dark- Accent 1"/>
-    <w:basedOn w:val="840"/>
+    <w:basedOn w:val="883"/>
     <w:uiPriority w:val="99"/>
     <w:pPr>
       <w:pBdr/>
@@ -13348,9 +13869,9 @@
       </w:tcPr>
     </w:tblStylePr>
   </w:style>
-  <w:style w:type="table" w:styleId="692">
+  <w:style w:type="table" w:styleId="735">
     <w:name w:val="Grid Table 5 Dark - Accent 2"/>
-    <w:basedOn w:val="840"/>
+    <w:basedOn w:val="883"/>
     <w:uiPriority w:val="99"/>
     <w:pPr>
       <w:pBdr/>
@@ -13576,9 +14097,9 @@
       </w:tcPr>
     </w:tblStylePr>
   </w:style>
-  <w:style w:type="table" w:styleId="693">
+  <w:style w:type="table" w:styleId="736">
     <w:name w:val="Grid Table 5 Dark - Accent 3"/>
-    <w:basedOn w:val="840"/>
+    <w:basedOn w:val="883"/>
     <w:uiPriority w:val="99"/>
     <w:pPr>
       <w:pBdr/>
@@ -13804,9 +14325,9 @@
       </w:tcPr>
     </w:tblStylePr>
   </w:style>
-  <w:style w:type="table" w:styleId="694">
+  <w:style w:type="table" w:styleId="737">
     <w:name w:val="Grid Table 5 Dark- Accent 4"/>
-    <w:basedOn w:val="840"/>
+    <w:basedOn w:val="883"/>
     <w:uiPriority w:val="99"/>
     <w:pPr>
       <w:pBdr/>
@@ -14032,9 +14553,9 @@
       </w:tcPr>
     </w:tblStylePr>
   </w:style>
-  <w:style w:type="table" w:styleId="695">
+  <w:style w:type="table" w:styleId="738">
     <w:name w:val="Grid Table 5 Dark - Accent 5"/>
-    <w:basedOn w:val="840"/>
+    <w:basedOn w:val="883"/>
     <w:uiPriority w:val="99"/>
     <w:pPr>
       <w:pBdr/>
@@ -14260,9 +14781,9 @@
       </w:tcPr>
     </w:tblStylePr>
   </w:style>
-  <w:style w:type="table" w:styleId="696">
+  <w:style w:type="table" w:styleId="739">
     <w:name w:val="Grid Table 5 Dark - Accent 6"/>
-    <w:basedOn w:val="840"/>
+    <w:basedOn w:val="883"/>
     <w:uiPriority w:val="99"/>
     <w:pPr>
       <w:pBdr/>
@@ -14488,9 +15009,9 @@
       </w:tcPr>
     </w:tblStylePr>
   </w:style>
-  <w:style w:type="table" w:styleId="697">
+  <w:style w:type="table" w:styleId="740">
     <w:name w:val="Grid Table 6 Colorful"/>
-    <w:basedOn w:val="840"/>
+    <w:basedOn w:val="883"/>
     <w:uiPriority w:val="99"/>
     <w:pPr>
       <w:pBdr/>
@@ -14718,9 +15239,9 @@
       </w:tcPr>
     </w:tblStylePr>
   </w:style>
-  <w:style w:type="table" w:styleId="698">
+  <w:style w:type="table" w:styleId="741">
     <w:name w:val="Grid Table 6 Colorful - Accent 1"/>
-    <w:basedOn w:val="840"/>
+    <w:basedOn w:val="883"/>
     <w:uiPriority w:val="99"/>
     <w:pPr>
       <w:pBdr/>
@@ -14948,9 +15469,9 @@
       </w:tcPr>
     </w:tblStylePr>
   </w:style>
-  <w:style w:type="table" w:styleId="699">
+  <w:style w:type="table" w:styleId="742">
     <w:name w:val="Grid Table 6 Colorful - Accent 2"/>
-    <w:basedOn w:val="840"/>
+    <w:basedOn w:val="883"/>
     <w:uiPriority w:val="99"/>
     <w:pPr>
       <w:pBdr/>
@@ -15178,9 +15699,9 @@
       </w:tcPr>
     </w:tblStylePr>
   </w:style>
-  <w:style w:type="table" w:styleId="700">
+  <w:style w:type="table" w:styleId="743">
     <w:name w:val="Grid Table 6 Colorful - Accent 3"/>
-    <w:basedOn w:val="840"/>
+    <w:basedOn w:val="883"/>
     <w:uiPriority w:val="99"/>
     <w:pPr>
       <w:pBdr/>
@@ -15408,9 +15929,9 @@
       </w:tcPr>
     </w:tblStylePr>
   </w:style>
-  <w:style w:type="table" w:styleId="701">
+  <w:style w:type="table" w:styleId="744">
     <w:name w:val="Grid Table 6 Colorful - Accent 4"/>
-    <w:basedOn w:val="840"/>
+    <w:basedOn w:val="883"/>
     <w:uiPriority w:val="99"/>
     <w:pPr>
       <w:pBdr/>
@@ -15638,9 +16159,9 @@
       </w:tcPr>
     </w:tblStylePr>
   </w:style>
-  <w:style w:type="table" w:styleId="702">
+  <w:style w:type="table" w:styleId="745">
     <w:name w:val="Grid Table 6 Colorful - Accent 5"/>
-    <w:basedOn w:val="840"/>
+    <w:basedOn w:val="883"/>
     <w:uiPriority w:val="99"/>
     <w:pPr>
       <w:pBdr/>
@@ -15868,9 +16389,9 @@
       </w:tcPr>
     </w:tblStylePr>
   </w:style>
-  <w:style w:type="table" w:styleId="703">
+  <w:style w:type="table" w:styleId="746">
     <w:name w:val="Grid Table 6 Colorful - Accent 6"/>
-    <w:basedOn w:val="840"/>
+    <w:basedOn w:val="883"/>
     <w:uiPriority w:val="99"/>
     <w:pPr>
       <w:pBdr/>
@@ -16098,9 +16619,9 @@
       </w:tcPr>
     </w:tblStylePr>
   </w:style>
-  <w:style w:type="table" w:styleId="704">
+  <w:style w:type="table" w:styleId="747">
     <w:name w:val="Grid Table 7 Colorful"/>
-    <w:basedOn w:val="840"/>
+    <w:basedOn w:val="883"/>
     <w:uiPriority w:val="99"/>
     <w:pPr>
       <w:pBdr/>
@@ -16352,9 +16873,9 @@
       </w:tcPr>
     </w:tblStylePr>
   </w:style>
-  <w:style w:type="table" w:styleId="705">
+  <w:style w:type="table" w:styleId="748">
     <w:name w:val="Grid Table 7 Colorful - Accent 1"/>
-    <w:basedOn w:val="840"/>
+    <w:basedOn w:val="883"/>
     <w:uiPriority w:val="99"/>
     <w:pPr>
       <w:pBdr/>
@@ -16606,9 +17127,9 @@
       </w:tcPr>
     </w:tblStylePr>
   </w:style>
-  <w:style w:type="table" w:styleId="706">
+  <w:style w:type="table" w:styleId="749">
     <w:name w:val="Grid Table 7 Colorful - Accent 2"/>
-    <w:basedOn w:val="840"/>
+    <w:basedOn w:val="883"/>
     <w:uiPriority w:val="99"/>
     <w:pPr>
       <w:pBdr/>
@@ -16860,9 +17381,9 @@
       </w:tcPr>
     </w:tblStylePr>
   </w:style>
-  <w:style w:type="table" w:styleId="707">
+  <w:style w:type="table" w:styleId="750">
     <w:name w:val="Grid Table 7 Colorful - Accent 3"/>
-    <w:basedOn w:val="840"/>
+    <w:basedOn w:val="883"/>
     <w:uiPriority w:val="99"/>
     <w:pPr>
       <w:pBdr/>
@@ -17114,9 +17635,9 @@
       </w:tcPr>
     </w:tblStylePr>
   </w:style>
-  <w:style w:type="table" w:styleId="708">
+  <w:style w:type="table" w:styleId="751">
     <w:name w:val="Grid Table 7 Colorful - Accent 4"/>
-    <w:basedOn w:val="840"/>
+    <w:basedOn w:val="883"/>
     <w:uiPriority w:val="99"/>
     <w:pPr>
       <w:pBdr/>
@@ -17368,9 +17889,9 @@
       </w:tcPr>
     </w:tblStylePr>
   </w:style>
-  <w:style w:type="table" w:styleId="709">
+  <w:style w:type="table" w:styleId="752">
     <w:name w:val="Grid Table 7 Colorful - Accent 5"/>
-    <w:basedOn w:val="840"/>
+    <w:basedOn w:val="883"/>
     <w:uiPriority w:val="99"/>
     <w:pPr>
       <w:pBdr/>
@@ -17622,9 +18143,9 @@
       </w:tcPr>
     </w:tblStylePr>
   </w:style>
-  <w:style w:type="table" w:styleId="710">
+  <w:style w:type="table" w:styleId="753">
     <w:name w:val="Grid Table 7 Colorful - Accent 6"/>
-    <w:basedOn w:val="840"/>
+    <w:basedOn w:val="883"/>
     <w:uiPriority w:val="99"/>
     <w:pPr>
       <w:pBdr/>
@@ -17876,9 +18397,9 @@
       </w:tcPr>
     </w:tblStylePr>
   </w:style>
-  <w:style w:type="table" w:styleId="711">
+  <w:style w:type="table" w:styleId="754">
     <w:name w:val="List Table 1 Light"/>
-    <w:basedOn w:val="840"/>
+    <w:basedOn w:val="883"/>
     <w:uiPriority w:val="99"/>
     <w:pPr>
       <w:pBdr/>
@@ -18092,9 +18613,9 @@
       </w:tcPr>
     </w:tblStylePr>
   </w:style>
-  <w:style w:type="table" w:styleId="712">
+  <w:style w:type="table" w:styleId="755">
     <w:name w:val="List Table 1 Light - Accent 1"/>
-    <w:basedOn w:val="840"/>
+    <w:basedOn w:val="883"/>
     <w:uiPriority w:val="99"/>
     <w:pPr>
       <w:pBdr/>
@@ -18308,9 +18829,9 @@
       </w:tcPr>
     </w:tblStylePr>
   </w:style>
-  <w:style w:type="table" w:styleId="713">
+  <w:style w:type="table" w:styleId="756">
     <w:name w:val="List Table 1 Light - Accent 2"/>
-    <w:basedOn w:val="840"/>
+    <w:basedOn w:val="883"/>
     <w:uiPriority w:val="99"/>
     <w:pPr>
       <w:pBdr/>
@@ -18524,9 +19045,9 @@
       </w:tcPr>
     </w:tblStylePr>
   </w:style>
-  <w:style w:type="table" w:styleId="714">
+  <w:style w:type="table" w:styleId="757">
     <w:name w:val="List Table 1 Light - Accent 3"/>
-    <w:basedOn w:val="840"/>
+    <w:basedOn w:val="883"/>
     <w:uiPriority w:val="99"/>
     <w:pPr>
       <w:pBdr/>
@@ -18740,9 +19261,9 @@
       </w:tcPr>
     </w:tblStylePr>
   </w:style>
-  <w:style w:type="table" w:styleId="715">
+  <w:style w:type="table" w:styleId="758">
     <w:name w:val="List Table 1 Light - Accent 4"/>
-    <w:basedOn w:val="840"/>
+    <w:basedOn w:val="883"/>
     <w:uiPriority w:val="99"/>
     <w:pPr>
       <w:pBdr/>
@@ -18956,9 +19477,9 @@
       </w:tcPr>
     </w:tblStylePr>
   </w:style>
-  <w:style w:type="table" w:styleId="716">
+  <w:style w:type="table" w:styleId="759">
     <w:name w:val="List Table 1 Light - Accent 5"/>
-    <w:basedOn w:val="840"/>
+    <w:basedOn w:val="883"/>
     <w:uiPriority w:val="99"/>
     <w:pPr>
       <w:pBdr/>
@@ -19172,9 +19693,9 @@
       </w:tcPr>
     </w:tblStylePr>
   </w:style>
-  <w:style w:type="table" w:styleId="717">
+  <w:style w:type="table" w:styleId="760">
     <w:name w:val="List Table 1 Light - Accent 6"/>
-    <w:basedOn w:val="840"/>
+    <w:basedOn w:val="883"/>
     <w:uiPriority w:val="99"/>
     <w:pPr>
       <w:pBdr/>
@@ -19388,9 +19909,9 @@
       </w:tcPr>
     </w:tblStylePr>
   </w:style>
-  <w:style w:type="table" w:styleId="718">
+  <w:style w:type="table" w:styleId="761">
     <w:name w:val="List Table 2"/>
-    <w:basedOn w:val="840"/>
+    <w:basedOn w:val="883"/>
     <w:uiPriority w:val="99"/>
     <w:pPr>
       <w:pBdr/>
@@ -19626,9 +20147,9 @@
       </w:tcPr>
     </w:tblStylePr>
   </w:style>
-  <w:style w:type="table" w:styleId="719">
+  <w:style w:type="table" w:styleId="762">
     <w:name w:val="List Table 2 - Accent 1"/>
-    <w:basedOn w:val="840"/>
+    <w:basedOn w:val="883"/>
     <w:uiPriority w:val="99"/>
     <w:pPr>
       <w:pBdr/>
@@ -19864,9 +20385,9 @@
       </w:tcPr>
     </w:tblStylePr>
   </w:style>
-  <w:style w:type="table" w:styleId="720">
+  <w:style w:type="table" w:styleId="763">
     <w:name w:val="List Table 2 - Accent 2"/>
-    <w:basedOn w:val="840"/>
+    <w:basedOn w:val="883"/>
     <w:uiPriority w:val="99"/>
     <w:pPr>
       <w:pBdr/>
@@ -20102,9 +20623,9 @@
       </w:tcPr>
     </w:tblStylePr>
   </w:style>
-  <w:style w:type="table" w:styleId="721">
+  <w:style w:type="table" w:styleId="764">
     <w:name w:val="List Table 2 - Accent 3"/>
-    <w:basedOn w:val="840"/>
+    <w:basedOn w:val="883"/>
     <w:uiPriority w:val="99"/>
     <w:pPr>
       <w:pBdr/>
@@ -20340,9 +20861,9 @@
       </w:tcPr>
     </w:tblStylePr>
   </w:style>
-  <w:style w:type="table" w:styleId="722">
+  <w:style w:type="table" w:styleId="765">
     <w:name w:val="List Table 2 - Accent 4"/>
-    <w:basedOn w:val="840"/>
+    <w:basedOn w:val="883"/>
     <w:uiPriority w:val="99"/>
     <w:pPr>
       <w:pBdr/>
@@ -20578,9 +21099,9 @@
       </w:tcPr>
     </w:tblStylePr>
   </w:style>
-  <w:style w:type="table" w:styleId="723">
+  <w:style w:type="table" w:styleId="766">
     <w:name w:val="List Table 2 - Accent 5"/>
-    <w:basedOn w:val="840"/>
+    <w:basedOn w:val="883"/>
     <w:uiPriority w:val="99"/>
     <w:pPr>
       <w:pBdr/>
@@ -20816,9 +21337,9 @@
       </w:tcPr>
     </w:tblStylePr>
   </w:style>
-  <w:style w:type="table" w:styleId="724">
+  <w:style w:type="table" w:styleId="767">
     <w:name w:val="List Table 2 - Accent 6"/>
-    <w:basedOn w:val="840"/>
+    <w:basedOn w:val="883"/>
     <w:uiPriority w:val="99"/>
     <w:pPr>
       <w:pBdr/>
@@ -21054,9 +21575,9 @@
       </w:tcPr>
     </w:tblStylePr>
   </w:style>
-  <w:style w:type="table" w:styleId="725">
+  <w:style w:type="table" w:styleId="768">
     <w:name w:val="List Table 3"/>
-    <w:basedOn w:val="840"/>
+    <w:basedOn w:val="883"/>
     <w:uiPriority w:val="99"/>
     <w:pPr>
       <w:pBdr/>
@@ -21282,9 +21803,9 @@
       </w:tcPr>
     </w:tblStylePr>
   </w:style>
-  <w:style w:type="table" w:styleId="726">
+  <w:style w:type="table" w:styleId="769">
     <w:name w:val="List Table 3 - Accent 1"/>
-    <w:basedOn w:val="840"/>
+    <w:basedOn w:val="883"/>
     <w:uiPriority w:val="99"/>
     <w:pPr>
       <w:pBdr/>
@@ -21510,9 +22031,9 @@
       </w:tcPr>
     </w:tblStylePr>
   </w:style>
-  <w:style w:type="table" w:styleId="727">
+  <w:style w:type="table" w:styleId="770">
     <w:name w:val="List Table 3 - Accent 2"/>
-    <w:basedOn w:val="840"/>
+    <w:basedOn w:val="883"/>
     <w:uiPriority w:val="99"/>
     <w:pPr>
       <w:pBdr/>
@@ -21738,9 +22259,9 @@
       </w:tcPr>
     </w:tblStylePr>
   </w:style>
-  <w:style w:type="table" w:styleId="728">
+  <w:style w:type="table" w:styleId="771">
     <w:name w:val="List Table 3 - Accent 3"/>
-    <w:basedOn w:val="840"/>
+    <w:basedOn w:val="883"/>
     <w:uiPriority w:val="99"/>
     <w:pPr>
       <w:pBdr/>
@@ -21966,9 +22487,9 @@
       </w:tcPr>
     </w:tblStylePr>
   </w:style>
-  <w:style w:type="table" w:styleId="729">
+  <w:style w:type="table" w:styleId="772">
     <w:name w:val="List Table 3 - Accent 4"/>
-    <w:basedOn w:val="840"/>
+    <w:basedOn w:val="883"/>
     <w:uiPriority w:val="99"/>
     <w:pPr>
       <w:pBdr/>
@@ -22194,9 +22715,9 @@
       </w:tcPr>
     </w:tblStylePr>
   </w:style>
-  <w:style w:type="table" w:styleId="730">
+  <w:style w:type="table" w:styleId="773">
     <w:name w:val="List Table 3 - Accent 5"/>
-    <w:basedOn w:val="840"/>
+    <w:basedOn w:val="883"/>
     <w:uiPriority w:val="99"/>
     <w:pPr>
       <w:pBdr/>
@@ -22422,9 +22943,9 @@
       </w:tcPr>
     </w:tblStylePr>
   </w:style>
-  <w:style w:type="table" w:styleId="731">
+  <w:style w:type="table" w:styleId="774">
     <w:name w:val="List Table 3 - Accent 6"/>
-    <w:basedOn w:val="840"/>
+    <w:basedOn w:val="883"/>
     <w:uiPriority w:val="99"/>
     <w:pPr>
       <w:pBdr/>
@@ -22650,9 +23171,9 @@
       </w:tcPr>
     </w:tblStylePr>
   </w:style>
-  <w:style w:type="table" w:styleId="732">
+  <w:style w:type="table" w:styleId="775">
     <w:name w:val="List Table 4"/>
-    <w:basedOn w:val="840"/>
+    <w:basedOn w:val="883"/>
     <w:uiPriority w:val="99"/>
     <w:pPr>
       <w:pBdr/>
@@ -22875,9 +23396,9 @@
       </w:tcPr>
     </w:tblStylePr>
   </w:style>
-  <w:style w:type="table" w:styleId="733">
+  <w:style w:type="table" w:styleId="776">
     <w:name w:val="List Table 4 - Accent 1"/>
-    <w:basedOn w:val="840"/>
+    <w:basedOn w:val="883"/>
     <w:uiPriority w:val="99"/>
     <w:pPr>
       <w:pBdr/>
@@ -23100,9 +23621,9 @@
       </w:tcPr>
     </w:tblStylePr>
   </w:style>
-  <w:style w:type="table" w:styleId="734">
+  <w:style w:type="table" w:styleId="777">
     <w:name w:val="List Table 4 - Accent 2"/>
-    <w:basedOn w:val="840"/>
+    <w:basedOn w:val="883"/>
     <w:uiPriority w:val="99"/>
     <w:pPr>
       <w:pBdr/>
@@ -23325,9 +23846,9 @@
       </w:tcPr>
     </w:tblStylePr>
   </w:style>
-  <w:style w:type="table" w:styleId="735">
+  <w:style w:type="table" w:styleId="778">
     <w:name w:val="List Table 4 - Accent 3"/>
-    <w:basedOn w:val="840"/>
+    <w:basedOn w:val="883"/>
     <w:uiPriority w:val="99"/>
     <w:pPr>
       <w:pBdr/>
@@ -23550,9 +24071,9 @@
       </w:tcPr>
     </w:tblStylePr>
   </w:style>
-  <w:style w:type="table" w:styleId="736">
+  <w:style w:type="table" w:styleId="779">
     <w:name w:val="List Table 4 - Accent 4"/>
-    <w:basedOn w:val="840"/>
+    <w:basedOn w:val="883"/>
     <w:uiPriority w:val="99"/>
     <w:pPr>
       <w:pBdr/>
@@ -23775,9 +24296,9 @@
       </w:tcPr>
     </w:tblStylePr>
   </w:style>
-  <w:style w:type="table" w:styleId="737">
+  <w:style w:type="table" w:styleId="780">
     <w:name w:val="List Table 4 - Accent 5"/>
-    <w:basedOn w:val="840"/>
+    <w:basedOn w:val="883"/>
     <w:uiPriority w:val="99"/>
     <w:pPr>
       <w:pBdr/>
@@ -24000,9 +24521,9 @@
       </w:tcPr>
     </w:tblStylePr>
   </w:style>
-  <w:style w:type="table" w:styleId="738">
+  <w:style w:type="table" w:styleId="781">
     <w:name w:val="List Table 4 - Accent 6"/>
-    <w:basedOn w:val="840"/>
+    <w:basedOn w:val="883"/>
     <w:uiPriority w:val="99"/>
     <w:pPr>
       <w:pBdr/>
@@ -24225,9 +24746,9 @@
       </w:tcPr>
     </w:tblStylePr>
   </w:style>
-  <w:style w:type="table" w:styleId="739">
+  <w:style w:type="table" w:styleId="782">
     <w:name w:val="List Table 5 Dark"/>
-    <w:basedOn w:val="840"/>
+    <w:basedOn w:val="883"/>
     <w:uiPriority w:val="99"/>
     <w:pPr>
       <w:pBdr/>
@@ -24467,9 +24988,9 @@
       </w:tcPr>
     </w:tblStylePr>
   </w:style>
-  <w:style w:type="table" w:styleId="740">
+  <w:style w:type="table" w:styleId="783">
     <w:name w:val="List Table 5 Dark - Accent 1"/>
-    <w:basedOn w:val="840"/>
+    <w:basedOn w:val="883"/>
     <w:uiPriority w:val="99"/>
     <w:pPr>
       <w:pBdr/>
@@ -24709,9 +25230,9 @@
       </w:tcPr>
     </w:tblStylePr>
   </w:style>
-  <w:style w:type="table" w:styleId="741">
+  <w:style w:type="table" w:styleId="784">
     <w:name w:val="List Table 5 Dark - Accent 2"/>
-    <w:basedOn w:val="840"/>
+    <w:basedOn w:val="883"/>
     <w:uiPriority w:val="99"/>
     <w:pPr>
       <w:pBdr/>
@@ -24951,9 +25472,9 @@
       </w:tcPr>
     </w:tblStylePr>
   </w:style>
-  <w:style w:type="table" w:styleId="742">
+  <w:style w:type="table" w:styleId="785">
     <w:name w:val="List Table 5 Dark - Accent 3"/>
-    <w:basedOn w:val="840"/>
+    <w:basedOn w:val="883"/>
     <w:uiPriority w:val="99"/>
     <w:pPr>
       <w:pBdr/>
@@ -25193,9 +25714,9 @@
       </w:tcPr>
     </w:tblStylePr>
   </w:style>
-  <w:style w:type="table" w:styleId="743">
+  <w:style w:type="table" w:styleId="786">
     <w:name w:val="List Table 5 Dark - Accent 4"/>
-    <w:basedOn w:val="840"/>
+    <w:basedOn w:val="883"/>
     <w:uiPriority w:val="99"/>
     <w:pPr>
       <w:pBdr/>
@@ -25435,9 +25956,9 @@
       </w:tcPr>
     </w:tblStylePr>
   </w:style>
-  <w:style w:type="table" w:styleId="744">
+  <w:style w:type="table" w:styleId="787">
     <w:name w:val="List Table 5 Dark - Accent 5"/>
-    <w:basedOn w:val="840"/>
+    <w:basedOn w:val="883"/>
     <w:uiPriority w:val="99"/>
     <w:pPr>
       <w:pBdr/>
@@ -25677,9 +26198,9 @@
       </w:tcPr>
     </w:tblStylePr>
   </w:style>
-  <w:style w:type="table" w:styleId="745">
+  <w:style w:type="table" w:styleId="788">
     <w:name w:val="List Table 5 Dark - Accent 6"/>
-    <w:basedOn w:val="840"/>
+    <w:basedOn w:val="883"/>
     <w:uiPriority w:val="99"/>
     <w:pPr>
       <w:pBdr/>
@@ -25919,9 +26440,9 @@
       </w:tcPr>
     </w:tblStylePr>
   </w:style>
-  <w:style w:type="table" w:styleId="746">
+  <w:style w:type="table" w:styleId="789">
     <w:name w:val="List Table 6 Colorful"/>
-    <w:basedOn w:val="840"/>
+    <w:basedOn w:val="883"/>
     <w:uiPriority w:val="99"/>
     <w:pPr>
       <w:pBdr/>
@@ -26142,9 +26663,9 @@
       </w:tcPr>
     </w:tblStylePr>
   </w:style>
-  <w:style w:type="table" w:styleId="747">
+  <w:style w:type="table" w:styleId="790">
     <w:name w:val="List Table 6 Colorful - Accent 1"/>
-    <w:basedOn w:val="840"/>
+    <w:basedOn w:val="883"/>
     <w:uiPriority w:val="99"/>
     <w:pPr>
       <w:pBdr/>
@@ -26365,9 +26886,9 @@
       </w:tcPr>
     </w:tblStylePr>
   </w:style>
-  <w:style w:type="table" w:styleId="748">
+  <w:style w:type="table" w:styleId="791">
     <w:name w:val="List Table 6 Colorful - Accent 2"/>
-    <w:basedOn w:val="840"/>
+    <w:basedOn w:val="883"/>
     <w:uiPriority w:val="99"/>
     <w:pPr>
       <w:pBdr/>
@@ -26588,9 +27109,9 @@
       </w:tcPr>
     </w:tblStylePr>
   </w:style>
-  <w:style w:type="table" w:styleId="749">
+  <w:style w:type="table" w:styleId="792">
     <w:name w:val="List Table 6 Colorful - Accent 3"/>
-    <w:basedOn w:val="840"/>
+    <w:basedOn w:val="883"/>
     <w:uiPriority w:val="99"/>
     <w:pPr>
       <w:pBdr/>
@@ -26811,9 +27332,9 @@
       </w:tcPr>
     </w:tblStylePr>
   </w:style>
-  <w:style w:type="table" w:styleId="750">
+  <w:style w:type="table" w:styleId="793">
     <w:name w:val="List Table 6 Colorful - Accent 4"/>
-    <w:basedOn w:val="840"/>
+    <w:basedOn w:val="883"/>
     <w:uiPriority w:val="99"/>
     <w:pPr>
       <w:pBdr/>
@@ -27034,9 +27555,9 @@
       </w:tcPr>
     </w:tblStylePr>
   </w:style>
-  <w:style w:type="table" w:styleId="751">
+  <w:style w:type="table" w:styleId="794">
     <w:name w:val="List Table 6 Colorful - Accent 5"/>
-    <w:basedOn w:val="840"/>
+    <w:basedOn w:val="883"/>
     <w:uiPriority w:val="99"/>
     <w:pPr>
       <w:pBdr/>
@@ -27257,9 +27778,9 @@
       </w:tcPr>
     </w:tblStylePr>
   </w:style>
-  <w:style w:type="table" w:styleId="752">
+  <w:style w:type="table" w:styleId="795">
     <w:name w:val="List Table 6 Colorful - Accent 6"/>
-    <w:basedOn w:val="840"/>
+    <w:basedOn w:val="883"/>
     <w:uiPriority w:val="99"/>
     <w:pPr>
       <w:pBdr/>
@@ -27480,9 +28001,9 @@
       </w:tcPr>
     </w:tblStylePr>
   </w:style>
-  <w:style w:type="table" w:styleId="753">
+  <w:style w:type="table" w:styleId="796">
     <w:name w:val="List Table 7 Colorful"/>
-    <w:basedOn w:val="840"/>
+    <w:basedOn w:val="883"/>
     <w:uiPriority w:val="99"/>
     <w:pPr>
       <w:pBdr/>
@@ -27736,9 +28257,9 @@
       </w:tcPr>
     </w:tblStylePr>
   </w:style>
-  <w:style w:type="table" w:styleId="754">
+  <w:style w:type="table" w:styleId="797">
     <w:name w:val="List Table 7 Colorful - Accent 1"/>
-    <w:basedOn w:val="840"/>
+    <w:basedOn w:val="883"/>
     <w:uiPriority w:val="99"/>
     <w:pPr>
       <w:pBdr/>
@@ -27992,9 +28513,9 @@
       </w:tcPr>
     </w:tblStylePr>
   </w:style>
-  <w:style w:type="table" w:styleId="755">
+  <w:style w:type="table" w:styleId="798">
     <w:name w:val="List Table 7 Colorful - Accent 2"/>
-    <w:basedOn w:val="840"/>
+    <w:basedOn w:val="883"/>
     <w:uiPriority w:val="99"/>
     <w:pPr>
       <w:pBdr/>
@@ -28248,9 +28769,9 @@
       </w:tcPr>
     </w:tblStylePr>
   </w:style>
-  <w:style w:type="table" w:styleId="756">
+  <w:style w:type="table" w:styleId="799">
     <w:name w:val="List Table 7 Colorful - Accent 3"/>
-    <w:basedOn w:val="840"/>
+    <w:basedOn w:val="883"/>
     <w:uiPriority w:val="99"/>
     <w:pPr>
       <w:pBdr/>
@@ -28504,9 +29025,9 @@
       </w:tcPr>
     </w:tblStylePr>
   </w:style>
-  <w:style w:type="table" w:styleId="757">
+  <w:style w:type="table" w:styleId="800">
     <w:name w:val="List Table 7 Colorful - Accent 4"/>
-    <w:basedOn w:val="840"/>
+    <w:basedOn w:val="883"/>
     <w:uiPriority w:val="99"/>
     <w:pPr>
       <w:pBdr/>
@@ -28760,9 +29281,9 @@
       </w:tcPr>
     </w:tblStylePr>
   </w:style>
-  <w:style w:type="table" w:styleId="758">
+  <w:style w:type="table" w:styleId="801">
     <w:name w:val="List Table 7 Colorful - Accent 5"/>
-    <w:basedOn w:val="840"/>
+    <w:basedOn w:val="883"/>
     <w:uiPriority w:val="99"/>
     <w:pPr>
       <w:pBdr/>
@@ -29016,9 +29537,9 @@
       </w:tcPr>
     </w:tblStylePr>
   </w:style>
-  <w:style w:type="table" w:styleId="759">
+  <w:style w:type="table" w:styleId="802">
     <w:name w:val="List Table 7 Colorful - Accent 6"/>
-    <w:basedOn w:val="840"/>
+    <w:basedOn w:val="883"/>
     <w:uiPriority w:val="99"/>
     <w:pPr>
       <w:pBdr/>
@@ -29272,9 +29793,9 @@
       </w:tcPr>
     </w:tblStylePr>
   </w:style>
-  <w:style w:type="table" w:styleId="760">
+  <w:style w:type="table" w:styleId="803">
     <w:name w:val="Lined - Accent"/>
-    <w:basedOn w:val="840"/>
+    <w:basedOn w:val="883"/>
     <w:uiPriority w:val="99"/>
     <w:pPr>
       <w:pBdr/>
@@ -29509,9 +30030,9 @@
       </w:tcPr>
     </w:tblStylePr>
   </w:style>
-  <w:style w:type="table" w:styleId="761">
+  <w:style w:type="table" w:styleId="804">
     <w:name w:val="Lined - Accent 1"/>
-    <w:basedOn w:val="840"/>
+    <w:basedOn w:val="883"/>
     <w:uiPriority w:val="99"/>
     <w:pPr>
       <w:pBdr/>
@@ -29746,9 +30267,9 @@
       </w:tcPr>
     </w:tblStylePr>
   </w:style>
-  <w:style w:type="table" w:styleId="762">
+  <w:style w:type="table" w:styleId="805">
     <w:name w:val="Lined - Accent 2"/>
-    <w:basedOn w:val="840"/>
+    <w:basedOn w:val="883"/>
     <w:uiPriority w:val="99"/>
     <w:pPr>
       <w:pBdr/>
@@ -29983,9 +30504,9 @@
       </w:tcPr>
     </w:tblStylePr>
   </w:style>
-  <w:style w:type="table" w:styleId="763">
+  <w:style w:type="table" w:styleId="806">
     <w:name w:val="Lined - Accent 3"/>
-    <w:basedOn w:val="840"/>
+    <w:basedOn w:val="883"/>
     <w:uiPriority w:val="99"/>
     <w:pPr>
       <w:pBdr/>
@@ -30220,9 +30741,9 @@
       </w:tcPr>
     </w:tblStylePr>
   </w:style>
-  <w:style w:type="table" w:styleId="764">
+  <w:style w:type="table" w:styleId="807">
     <w:name w:val="Lined - Accent 4"/>
-    <w:basedOn w:val="840"/>
+    <w:basedOn w:val="883"/>
     <w:uiPriority w:val="99"/>
     <w:pPr>
       <w:pBdr/>
@@ -30457,9 +30978,9 @@
       </w:tcPr>
     </w:tblStylePr>
   </w:style>
-  <w:style w:type="table" w:styleId="765">
+  <w:style w:type="table" w:styleId="808">
     <w:name w:val="Lined - Accent 5"/>
-    <w:basedOn w:val="840"/>
+    <w:basedOn w:val="883"/>
     <w:uiPriority w:val="99"/>
     <w:pPr>
       <w:pBdr/>
@@ -30694,9 +31215,9 @@
       </w:tcPr>
     </w:tblStylePr>
   </w:style>
-  <w:style w:type="table" w:styleId="766">
+  <w:style w:type="table" w:styleId="809">
     <w:name w:val="Lined - Accent 6"/>
-    <w:basedOn w:val="840"/>
+    <w:basedOn w:val="883"/>
     <w:uiPriority w:val="99"/>
     <w:pPr>
       <w:pBdr/>
@@ -30931,9 +31452,9 @@
       </w:tcPr>
     </w:tblStylePr>
   </w:style>
-  <w:style w:type="table" w:styleId="767">
+  <w:style w:type="table" w:styleId="810">
     <w:name w:val="Bordered &amp; Lined - Accent"/>
-    <w:basedOn w:val="840"/>
+    <w:basedOn w:val="883"/>
     <w:uiPriority w:val="99"/>
     <w:pPr>
       <w:pBdr/>
@@ -31175,9 +31696,9 @@
       </w:tcPr>
     </w:tblStylePr>
   </w:style>
-  <w:style w:type="table" w:styleId="768">
+  <w:style w:type="table" w:styleId="811">
     <w:name w:val="Bordered &amp; Lined - Accent 1"/>
-    <w:basedOn w:val="840"/>
+    <w:basedOn w:val="883"/>
     <w:uiPriority w:val="99"/>
     <w:pPr>
       <w:pBdr/>
@@ -31419,9 +31940,9 @@
       </w:tcPr>
     </w:tblStylePr>
   </w:style>
-  <w:style w:type="table" w:styleId="769">
+  <w:style w:type="table" w:styleId="812">
     <w:name w:val="Bordered &amp; Lined - Accent 2"/>
-    <w:basedOn w:val="840"/>
+    <w:basedOn w:val="883"/>
     <w:uiPriority w:val="99"/>
     <w:pPr>
       <w:pBdr/>
@@ -31663,9 +32184,9 @@
       </w:tcPr>
     </w:tblStylePr>
   </w:style>
-  <w:style w:type="table" w:styleId="770">
+  <w:style w:type="table" w:styleId="813">
     <w:name w:val="Bordered &amp; Lined - Accent 3"/>
-    <w:basedOn w:val="840"/>
+    <w:basedOn w:val="883"/>
     <w:uiPriority w:val="99"/>
     <w:pPr>
       <w:pBdr/>
@@ -31907,9 +32428,9 @@
       </w:tcPr>
     </w:tblStylePr>
   </w:style>
-  <w:style w:type="table" w:styleId="771">
+  <w:style w:type="table" w:styleId="814">
     <w:name w:val="Bordered &amp; Lined - Accent 4"/>
-    <w:basedOn w:val="840"/>
+    <w:basedOn w:val="883"/>
     <w:uiPriority w:val="99"/>
     <w:pPr>
       <w:pBdr/>
@@ -32151,9 +32672,9 @@
       </w:tcPr>
     </w:tblStylePr>
   </w:style>
-  <w:style w:type="table" w:styleId="772">
+  <w:style w:type="table" w:styleId="815">
     <w:name w:val="Bordered &amp; Lined - Accent 5"/>
-    <w:basedOn w:val="840"/>
+    <w:basedOn w:val="883"/>
     <w:uiPriority w:val="99"/>
     <w:pPr>
       <w:pBdr/>
@@ -32395,9 +32916,9 @@
       </w:tcPr>
     </w:tblStylePr>
   </w:style>
-  <w:style w:type="table" w:styleId="773">
+  <w:style w:type="table" w:styleId="816">
     <w:name w:val="Bordered &amp; Lined - Accent 6"/>
-    <w:basedOn w:val="840"/>
+    <w:basedOn w:val="883"/>
     <w:uiPriority w:val="99"/>
     <w:pPr>
       <w:pBdr/>
@@ -32639,9 +33160,9 @@
       </w:tcPr>
     </w:tblStylePr>
   </w:style>
-  <w:style w:type="table" w:styleId="774">
+  <w:style w:type="table" w:styleId="817">
     <w:name w:val="Bordered"/>
-    <w:basedOn w:val="840"/>
+    <w:basedOn w:val="883"/>
     <w:uiPriority w:val="99"/>
     <w:pPr>
       <w:pBdr/>
@@ -32870,9 +33391,9 @@
       </w:tcPr>
     </w:tblStylePr>
   </w:style>
-  <w:style w:type="table" w:styleId="775">
+  <w:style w:type="table" w:styleId="818">
     <w:name w:val="Bordered - Accent 1"/>
-    <w:basedOn w:val="840"/>
+    <w:basedOn w:val="883"/>
     <w:uiPriority w:val="99"/>
     <w:pPr>
       <w:pBdr/>
@@ -33101,9 +33622,9 @@
       </w:tcPr>
     </w:tblStylePr>
   </w:style>
-  <w:style w:type="table" w:styleId="776">
+  <w:style w:type="table" w:styleId="819">
     <w:name w:val="Bordered - Accent 2"/>
-    <w:basedOn w:val="840"/>
+    <w:basedOn w:val="883"/>
     <w:uiPriority w:val="99"/>
     <w:pPr>
       <w:pBdr/>
@@ -33332,9 +33853,9 @@
       </w:tcPr>
     </w:tblStylePr>
   </w:style>
-  <w:style w:type="table" w:styleId="777">
+  <w:style w:type="table" w:styleId="820">
     <w:name w:val="Bordered - Accent 3"/>
-    <w:basedOn w:val="840"/>
+    <w:basedOn w:val="883"/>
     <w:uiPriority w:val="99"/>
     <w:pPr>
       <w:pBdr/>
@@ -33563,9 +34084,9 @@
       </w:tcPr>
     </w:tblStylePr>
   </w:style>
-  <w:style w:type="table" w:styleId="778">
+  <w:style w:type="table" w:styleId="821">
     <w:name w:val="Bordered - Accent 4"/>
-    <w:basedOn w:val="840"/>
+    <w:basedOn w:val="883"/>
     <w:uiPriority w:val="99"/>
     <w:pPr>
       <w:pBdr/>
@@ -33794,9 +34315,9 @@
       </w:tcPr>
     </w:tblStylePr>
   </w:style>
-  <w:style w:type="table" w:styleId="779">
+  <w:style w:type="table" w:styleId="822">
     <w:name w:val="Bordered - Accent 5"/>
-    <w:basedOn w:val="840"/>
+    <w:basedOn w:val="883"/>
     <w:uiPriority w:val="99"/>
     <w:pPr>
       <w:pBdr/>
@@ -34025,9 +34546,9 @@
       </w:tcPr>
     </w:tblStylePr>
   </w:style>
-  <w:style w:type="table" w:styleId="780">
+  <w:style w:type="table" w:styleId="823">
     <w:name w:val="Bordered - Accent 6"/>
-    <w:basedOn w:val="840"/>
+    <w:basedOn w:val="883"/>
     <w:uiPriority w:val="99"/>
     <w:pPr>
       <w:pBdr/>
@@ -34256,11 +34777,11 @@
       </w:tcPr>
     </w:tblStylePr>
   </w:style>
-  <w:style w:type="paragraph" w:styleId="781">
+  <w:style w:type="paragraph" w:styleId="824">
     <w:name w:val="Heading 1"/>
-    <w:basedOn w:val="839"/>
-    <w:next w:val="839"/>
-    <w:link w:val="791"/>
+    <w:basedOn w:val="882"/>
+    <w:next w:val="882"/>
+    <w:link w:val="834"/>
     <w:uiPriority w:val="9"/>
     <w:qFormat/>
     <w:pPr>
@@ -34278,11 +34799,11 @@
       <w:szCs w:val="40"/>
     </w:rPr>
   </w:style>
-  <w:style w:type="paragraph" w:styleId="782">
+  <w:style w:type="paragraph" w:styleId="825">
     <w:name w:val="Heading 2"/>
-    <w:basedOn w:val="839"/>
-    <w:next w:val="839"/>
-    <w:link w:val="792"/>
+    <w:basedOn w:val="882"/>
+    <w:next w:val="882"/>
+    <w:link w:val="835"/>
     <w:uiPriority w:val="9"/>
     <w:unhideWhenUsed/>
     <w:qFormat/>
@@ -34301,11 +34822,11 @@
       <w:szCs w:val="32"/>
     </w:rPr>
   </w:style>
-  <w:style w:type="paragraph" w:styleId="783">
+  <w:style w:type="paragraph" w:styleId="826">
     <w:name w:val="Heading 3"/>
-    <w:basedOn w:val="839"/>
-    <w:next w:val="839"/>
-    <w:link w:val="793"/>
+    <w:basedOn w:val="882"/>
+    <w:next w:val="882"/>
+    <w:link w:val="836"/>
     <w:uiPriority w:val="9"/>
     <w:unhideWhenUsed/>
     <w:qFormat/>
@@ -34324,11 +34845,11 @@
       <w:szCs w:val="28"/>
     </w:rPr>
   </w:style>
-  <w:style w:type="paragraph" w:styleId="784">
+  <w:style w:type="paragraph" w:styleId="827">
     <w:name w:val="Heading 4"/>
-    <w:basedOn w:val="839"/>
-    <w:next w:val="839"/>
-    <w:link w:val="794"/>
+    <w:basedOn w:val="882"/>
+    <w:next w:val="882"/>
+    <w:link w:val="837"/>
     <w:uiPriority w:val="9"/>
     <w:unhideWhenUsed/>
     <w:qFormat/>
@@ -34347,11 +34868,11 @@
       <w:color w:val="0f4761" w:themeColor="accent1" w:themeShade="BF"/>
     </w:rPr>
   </w:style>
-  <w:style w:type="paragraph" w:styleId="785">
+  <w:style w:type="paragraph" w:styleId="828">
     <w:name w:val="Heading 5"/>
-    <w:basedOn w:val="839"/>
-    <w:next w:val="839"/>
-    <w:link w:val="795"/>
+    <w:basedOn w:val="882"/>
+    <w:next w:val="882"/>
+    <w:link w:val="838"/>
     <w:uiPriority w:val="9"/>
     <w:unhideWhenUsed/>
     <w:qFormat/>
@@ -34368,11 +34889,11 @@
       <w:color w:val="0f4761" w:themeColor="accent1" w:themeShade="BF"/>
     </w:rPr>
   </w:style>
-  <w:style w:type="paragraph" w:styleId="786">
+  <w:style w:type="paragraph" w:styleId="829">
     <w:name w:val="Heading 6"/>
-    <w:basedOn w:val="839"/>
-    <w:next w:val="839"/>
-    <w:link w:val="796"/>
+    <w:basedOn w:val="882"/>
+    <w:next w:val="882"/>
+    <w:link w:val="839"/>
     <w:uiPriority w:val="9"/>
     <w:unhideWhenUsed/>
     <w:qFormat/>
@@ -34391,11 +34912,11 @@
       <w:color w:val="595959" w:themeColor="text1" w:themeTint="A6"/>
     </w:rPr>
   </w:style>
-  <w:style w:type="paragraph" w:styleId="787">
+  <w:style w:type="paragraph" w:styleId="830">
     <w:name w:val="Heading 7"/>
-    <w:basedOn w:val="839"/>
-    <w:next w:val="839"/>
-    <w:link w:val="797"/>
+    <w:basedOn w:val="882"/>
+    <w:next w:val="882"/>
+    <w:link w:val="840"/>
     <w:uiPriority w:val="9"/>
     <w:unhideWhenUsed/>
     <w:qFormat/>
@@ -34412,11 +34933,11 @@
       <w:color w:val="595959" w:themeColor="text1" w:themeTint="A6"/>
     </w:rPr>
   </w:style>
-  <w:style w:type="paragraph" w:styleId="788">
+  <w:style w:type="paragraph" w:styleId="831">
     <w:name w:val="Heading 8"/>
-    <w:basedOn w:val="839"/>
-    <w:next w:val="839"/>
-    <w:link w:val="798"/>
+    <w:basedOn w:val="882"/>
+    <w:next w:val="882"/>
+    <w:link w:val="841"/>
     <w:uiPriority w:val="9"/>
     <w:unhideWhenUsed/>
     <w:qFormat/>
@@ -34435,11 +34956,11 @@
       <w:color w:val="272727" w:themeColor="text1" w:themeTint="D8"/>
     </w:rPr>
   </w:style>
-  <w:style w:type="paragraph" w:styleId="789">
+  <w:style w:type="paragraph" w:styleId="832">
     <w:name w:val="Heading 9"/>
-    <w:basedOn w:val="839"/>
-    <w:next w:val="839"/>
-    <w:link w:val="799"/>
+    <w:basedOn w:val="882"/>
+    <w:next w:val="882"/>
+    <w:link w:val="842"/>
     <w:uiPriority w:val="9"/>
     <w:unhideWhenUsed/>
     <w:qFormat/>
@@ -34458,7 +34979,7 @@
       <w:color w:val="272727" w:themeColor="text1" w:themeTint="D8"/>
     </w:rPr>
   </w:style>
-  <w:style w:type="character" w:styleId="790" w:default="1">
+  <w:style w:type="character" w:styleId="833" w:default="1">
     <w:name w:val="Default Paragraph Font"/>
     <w:uiPriority w:val="1"/>
     <w:semiHidden/>
@@ -34469,10 +34990,10 @@
       <w:ind/>
     </w:pPr>
   </w:style>
-  <w:style w:type="character" w:styleId="791">
+  <w:style w:type="character" w:styleId="834">
     <w:name w:val="Heading 1 Char"/>
-    <w:basedOn w:val="790"/>
-    <w:link w:val="781"/>
+    <w:basedOn w:val="833"/>
+    <w:link w:val="824"/>
     <w:uiPriority w:val="9"/>
     <w:pPr>
       <w:pBdr/>
@@ -34486,10 +35007,10 @@
       <w:szCs w:val="40"/>
     </w:rPr>
   </w:style>
-  <w:style w:type="character" w:styleId="792">
+  <w:style w:type="character" w:styleId="835">
     <w:name w:val="Heading 2 Char"/>
-    <w:basedOn w:val="790"/>
-    <w:link w:val="782"/>
+    <w:basedOn w:val="833"/>
+    <w:link w:val="825"/>
     <w:uiPriority w:val="9"/>
     <w:pPr>
       <w:pBdr/>
@@ -34503,10 +35024,10 @@
       <w:szCs w:val="32"/>
     </w:rPr>
   </w:style>
-  <w:style w:type="character" w:styleId="793">
+  <w:style w:type="character" w:styleId="836">
     <w:name w:val="Heading 3 Char"/>
-    <w:basedOn w:val="790"/>
-    <w:link w:val="783"/>
+    <w:basedOn w:val="833"/>
+    <w:link w:val="826"/>
     <w:uiPriority w:val="9"/>
     <w:pPr>
       <w:pBdr/>
@@ -34520,10 +35041,10 @@
       <w:szCs w:val="28"/>
     </w:rPr>
   </w:style>
-  <w:style w:type="character" w:styleId="794">
+  <w:style w:type="character" w:styleId="837">
     <w:name w:val="Heading 4 Char"/>
-    <w:basedOn w:val="790"/>
-    <w:link w:val="784"/>
+    <w:basedOn w:val="833"/>
+    <w:link w:val="827"/>
     <w:uiPriority w:val="9"/>
     <w:pPr>
       <w:pBdr/>
@@ -34537,10 +35058,10 @@
       <w:color w:val="0f4761" w:themeColor="accent1" w:themeShade="BF"/>
     </w:rPr>
   </w:style>
-  <w:style w:type="character" w:styleId="795">
+  <w:style w:type="character" w:styleId="838">
     <w:name w:val="Heading 5 Char"/>
-    <w:basedOn w:val="790"/>
-    <w:link w:val="785"/>
+    <w:basedOn w:val="833"/>
+    <w:link w:val="828"/>
     <w:uiPriority w:val="9"/>
     <w:pPr>
       <w:pBdr/>
@@ -34552,10 +35073,10 @@
       <w:color w:val="0f4761" w:themeColor="accent1" w:themeShade="BF"/>
     </w:rPr>
   </w:style>
-  <w:style w:type="character" w:styleId="796">
+  <w:style w:type="character" w:styleId="839">
     <w:name w:val="Heading 6 Char"/>
-    <w:basedOn w:val="790"/>
-    <w:link w:val="786"/>
+    <w:basedOn w:val="833"/>
+    <w:link w:val="829"/>
     <w:uiPriority w:val="9"/>
     <w:pPr>
       <w:pBdr/>
@@ -34569,10 +35090,10 @@
       <w:color w:val="595959" w:themeColor="text1" w:themeTint="A6"/>
     </w:rPr>
   </w:style>
-  <w:style w:type="character" w:styleId="797">
+  <w:style w:type="character" w:styleId="840">
     <w:name w:val="Heading 7 Char"/>
-    <w:basedOn w:val="790"/>
-    <w:link w:val="787"/>
+    <w:basedOn w:val="833"/>
+    <w:link w:val="830"/>
     <w:uiPriority w:val="9"/>
     <w:pPr>
       <w:pBdr/>
@@ -34584,10 +35105,10 @@
       <w:color w:val="595959" w:themeColor="text1" w:themeTint="A6"/>
     </w:rPr>
   </w:style>
-  <w:style w:type="character" w:styleId="798">
+  <w:style w:type="character" w:styleId="841">
     <w:name w:val="Heading 8 Char"/>
-    <w:basedOn w:val="790"/>
-    <w:link w:val="788"/>
+    <w:basedOn w:val="833"/>
+    <w:link w:val="831"/>
     <w:uiPriority w:val="9"/>
     <w:pPr>
       <w:pBdr/>
@@ -34601,10 +35122,10 @@
       <w:color w:val="272727" w:themeColor="text1" w:themeTint="D8"/>
     </w:rPr>
   </w:style>
-  <w:style w:type="character" w:styleId="799">
+  <w:style w:type="character" w:styleId="842">
     <w:name w:val="Heading 9 Char"/>
-    <w:basedOn w:val="790"/>
-    <w:link w:val="789"/>
+    <w:basedOn w:val="833"/>
+    <w:link w:val="832"/>
     <w:uiPriority w:val="9"/>
     <w:pPr>
       <w:pBdr/>
@@ -34618,11 +35139,11 @@
       <w:color w:val="272727" w:themeColor="text1" w:themeTint="D8"/>
     </w:rPr>
   </w:style>
-  <w:style w:type="paragraph" w:styleId="800">
+  <w:style w:type="paragraph" w:styleId="843">
     <w:name w:val="Title"/>
-    <w:basedOn w:val="839"/>
-    <w:next w:val="839"/>
-    <w:link w:val="801"/>
+    <w:basedOn w:val="882"/>
+    <w:next w:val="882"/>
+    <w:link w:val="844"/>
     <w:uiPriority w:val="10"/>
     <w:qFormat/>
     <w:pPr>
@@ -34638,10 +35159,10 @@
       <w:szCs w:val="56"/>
     </w:rPr>
   </w:style>
-  <w:style w:type="character" w:styleId="801">
+  <w:style w:type="character" w:styleId="844">
     <w:name w:val="Title Char"/>
-    <w:basedOn w:val="790"/>
-    <w:link w:val="800"/>
+    <w:basedOn w:val="833"/>
+    <w:link w:val="843"/>
     <w:uiPriority w:val="10"/>
     <w:pPr>
       <w:pBdr/>
@@ -34655,11 +35176,11 @@
       <w:szCs w:val="56"/>
     </w:rPr>
   </w:style>
-  <w:style w:type="paragraph" w:styleId="802">
+  <w:style w:type="paragraph" w:styleId="845">
     <w:name w:val="Subtitle"/>
-    <w:basedOn w:val="839"/>
-    <w:next w:val="839"/>
-    <w:link w:val="803"/>
+    <w:basedOn w:val="882"/>
+    <w:next w:val="882"/>
+    <w:link w:val="846"/>
     <w:uiPriority w:val="11"/>
     <w:qFormat/>
     <w:pPr>
@@ -34677,10 +35198,10 @@
       <w:szCs w:val="28"/>
     </w:rPr>
   </w:style>
-  <w:style w:type="character" w:styleId="803">
+  <w:style w:type="character" w:styleId="846">
     <w:name w:val="Subtitle Char"/>
-    <w:basedOn w:val="790"/>
-    <w:link w:val="802"/>
+    <w:basedOn w:val="833"/>
+    <w:link w:val="845"/>
     <w:uiPriority w:val="11"/>
     <w:pPr>
       <w:pBdr/>
@@ -34694,11 +35215,11 @@
       <w:szCs w:val="28"/>
     </w:rPr>
   </w:style>
-  <w:style w:type="paragraph" w:styleId="804">
+  <w:style w:type="paragraph" w:styleId="847">
     <w:name w:val="Quote"/>
-    <w:basedOn w:val="839"/>
-    <w:next w:val="839"/>
-    <w:link w:val="805"/>
+    <w:basedOn w:val="882"/>
+    <w:next w:val="882"/>
+    <w:link w:val="848"/>
     <w:uiPriority w:val="29"/>
     <w:qFormat/>
     <w:pPr>
@@ -34713,10 +35234,10 @@
       <w:color w:val="404040" w:themeColor="text1" w:themeTint="BF"/>
     </w:rPr>
   </w:style>
-  <w:style w:type="character" w:styleId="805">
+  <w:style w:type="character" w:styleId="848">
     <w:name w:val="Quote Char"/>
-    <w:basedOn w:val="790"/>
-    <w:link w:val="804"/>
+    <w:basedOn w:val="833"/>
+    <w:link w:val="847"/>
     <w:uiPriority w:val="29"/>
     <w:pPr>
       <w:pBdr/>
@@ -34729,9 +35250,9 @@
       <w:color w:val="404040" w:themeColor="text1" w:themeTint="BF"/>
     </w:rPr>
   </w:style>
-  <w:style w:type="character" w:styleId="806">
+  <w:style w:type="character" w:styleId="849">
     <w:name w:val="Intense Emphasis"/>
-    <w:basedOn w:val="790"/>
+    <w:basedOn w:val="833"/>
     <w:uiPriority w:val="21"/>
     <w:qFormat/>
     <w:pPr>
@@ -34745,11 +35266,11 @@
       <w:color w:val="0f4761" w:themeColor="accent1" w:themeShade="BF"/>
     </w:rPr>
   </w:style>
-  <w:style w:type="paragraph" w:styleId="807">
+  <w:style w:type="paragraph" w:styleId="850">
     <w:name w:val="Intense Quote"/>
-    <w:basedOn w:val="839"/>
-    <w:next w:val="839"/>
-    <w:link w:val="808"/>
+    <w:basedOn w:val="882"/>
+    <w:next w:val="882"/>
+    <w:link w:val="851"/>
     <w:uiPriority w:val="30"/>
     <w:qFormat/>
     <w:pPr>
@@ -34767,10 +35288,10 @@
       <w:color w:val="0f4761" w:themeColor="accent1" w:themeShade="BF"/>
     </w:rPr>
   </w:style>
-  <w:style w:type="character" w:styleId="808">
+  <w:style w:type="character" w:styleId="851">
     <w:name w:val="Intense Quote Char"/>
-    <w:basedOn w:val="790"/>
-    <w:link w:val="807"/>
+    <w:basedOn w:val="833"/>
+    <w:link w:val="850"/>
     <w:uiPriority w:val="30"/>
     <w:pPr>
       <w:pBdr/>
@@ -34783,9 +35304,9 @@
       <w:color w:val="0f4761" w:themeColor="accent1" w:themeShade="BF"/>
     </w:rPr>
   </w:style>
-  <w:style w:type="character" w:styleId="809">
+  <w:style w:type="character" w:styleId="852">
     <w:name w:val="Intense Reference"/>
-    <w:basedOn w:val="790"/>
+    <w:basedOn w:val="833"/>
     <w:uiPriority w:val="32"/>
     <w:qFormat/>
     <w:pPr>
@@ -34801,9 +35322,9 @@
       <w:spacing w:val="5"/>
     </w:rPr>
   </w:style>
-  <w:style w:type="character" w:styleId="810">
+  <w:style w:type="character" w:styleId="853">
     <w:name w:val="Subtle Emphasis"/>
-    <w:basedOn w:val="790"/>
+    <w:basedOn w:val="833"/>
     <w:uiPriority w:val="19"/>
     <w:qFormat/>
     <w:pPr>
@@ -34817,9 +35338,9 @@
       <w:color w:val="404040" w:themeColor="text1" w:themeTint="BF"/>
     </w:rPr>
   </w:style>
-  <w:style w:type="character" w:styleId="811">
+  <w:style w:type="character" w:styleId="854">
     <w:name w:val="Emphasis"/>
-    <w:basedOn w:val="790"/>
+    <w:basedOn w:val="833"/>
     <w:uiPriority w:val="20"/>
     <w:qFormat/>
     <w:pPr>
@@ -34832,9 +35353,9 @@
       <w:iCs/>
     </w:rPr>
   </w:style>
-  <w:style w:type="character" w:styleId="812">
+  <w:style w:type="character" w:styleId="855">
     <w:name w:val="Strong"/>
-    <w:basedOn w:val="790"/>
+    <w:basedOn w:val="833"/>
     <w:uiPriority w:val="22"/>
     <w:qFormat/>
     <w:pPr>
@@ -34847,9 +35368,9 @@
       <w:bCs/>
     </w:rPr>
   </w:style>
-  <w:style w:type="character" w:styleId="813">
+  <w:style w:type="character" w:styleId="856">
     <w:name w:val="Subtle Reference"/>
-    <w:basedOn w:val="790"/>
+    <w:basedOn w:val="833"/>
     <w:uiPriority w:val="31"/>
     <w:qFormat/>
     <w:pPr>
@@ -34862,9 +35383,9 @@
       <w:color w:val="5a5a5a" w:themeColor="text1" w:themeTint="A5"/>
     </w:rPr>
   </w:style>
-  <w:style w:type="character" w:styleId="814">
+  <w:style w:type="character" w:styleId="857">
     <w:name w:val="Book Title"/>
-    <w:basedOn w:val="790"/>
+    <w:basedOn w:val="833"/>
     <w:uiPriority w:val="33"/>
     <w:qFormat/>
     <w:pPr>
@@ -34880,10 +35401,10 @@
       <w:spacing w:val="5"/>
     </w:rPr>
   </w:style>
-  <w:style w:type="paragraph" w:styleId="815">
+  <w:style w:type="paragraph" w:styleId="858">
     <w:name w:val="Header"/>
-    <w:basedOn w:val="839"/>
-    <w:link w:val="816"/>
+    <w:basedOn w:val="882"/>
+    <w:link w:val="859"/>
     <w:uiPriority w:val="99"/>
     <w:unhideWhenUsed/>
     <w:pPr>
@@ -34896,10 +35417,10 @@
       <w:ind/>
     </w:pPr>
   </w:style>
-  <w:style w:type="character" w:styleId="816">
+  <w:style w:type="character" w:styleId="859">
     <w:name w:val="Header Char"/>
-    <w:basedOn w:val="790"/>
-    <w:link w:val="815"/>
+    <w:basedOn w:val="833"/>
+    <w:link w:val="858"/>
     <w:uiPriority w:val="99"/>
     <w:pPr>
       <w:pBdr/>
@@ -34907,10 +35428,10 @@
       <w:ind/>
     </w:pPr>
   </w:style>
-  <w:style w:type="paragraph" w:styleId="817">
+  <w:style w:type="paragraph" w:styleId="860">
     <w:name w:val="Footer"/>
-    <w:basedOn w:val="839"/>
-    <w:link w:val="818"/>
+    <w:basedOn w:val="882"/>
+    <w:link w:val="861"/>
     <w:uiPriority w:val="99"/>
     <w:unhideWhenUsed/>
     <w:pPr>
@@ -34923,10 +35444,10 @@
       <w:ind/>
     </w:pPr>
   </w:style>
-  <w:style w:type="character" w:styleId="818">
+  <w:style w:type="character" w:styleId="861">
     <w:name w:val="Footer Char"/>
-    <w:basedOn w:val="790"/>
-    <w:link w:val="817"/>
+    <w:basedOn w:val="833"/>
+    <w:link w:val="860"/>
     <w:uiPriority w:val="99"/>
     <w:pPr>
       <w:pBdr/>
@@ -34934,10 +35455,10 @@
       <w:ind/>
     </w:pPr>
   </w:style>
-  <w:style w:type="paragraph" w:styleId="819">
+  <w:style w:type="paragraph" w:styleId="862">
     <w:name w:val="Caption"/>
-    <w:basedOn w:val="839"/>
-    <w:next w:val="839"/>
+    <w:basedOn w:val="882"/>
+    <w:next w:val="882"/>
     <w:uiPriority w:val="35"/>
     <w:unhideWhenUsed/>
     <w:qFormat/>
@@ -34954,10 +35475,10 @@
       <w:szCs w:val="18"/>
     </w:rPr>
   </w:style>
-  <w:style w:type="paragraph" w:styleId="820">
+  <w:style w:type="paragraph" w:styleId="863">
     <w:name w:val="footnote text"/>
-    <w:basedOn w:val="839"/>
-    <w:link w:val="821"/>
+    <w:basedOn w:val="882"/>
+    <w:link w:val="864"/>
     <w:uiPriority w:val="99"/>
     <w:semiHidden/>
     <w:unhideWhenUsed/>
@@ -34971,10 +35492,10 @@
       <w:szCs w:val="20"/>
     </w:rPr>
   </w:style>
-  <w:style w:type="character" w:styleId="821">
+  <w:style w:type="character" w:styleId="864">
     <w:name w:val="Footnote Text Char"/>
-    <w:basedOn w:val="790"/>
-    <w:link w:val="820"/>
+    <w:basedOn w:val="833"/>
+    <w:link w:val="863"/>
     <w:uiPriority w:val="99"/>
     <w:semiHidden/>
     <w:pPr>
@@ -34987,9 +35508,9 @@
       <w:szCs w:val="20"/>
     </w:rPr>
   </w:style>
-  <w:style w:type="character" w:styleId="822">
+  <w:style w:type="character" w:styleId="865">
     <w:name w:val="footnote reference"/>
-    <w:basedOn w:val="790"/>
+    <w:basedOn w:val="833"/>
     <w:uiPriority w:val="99"/>
     <w:semiHidden/>
     <w:unhideWhenUsed/>
@@ -35002,10 +35523,10 @@
       <w:vertAlign w:val="superscript"/>
     </w:rPr>
   </w:style>
-  <w:style w:type="paragraph" w:styleId="823">
+  <w:style w:type="paragraph" w:styleId="866">
     <w:name w:val="endnote text"/>
-    <w:basedOn w:val="839"/>
-    <w:link w:val="824"/>
+    <w:basedOn w:val="882"/>
+    <w:link w:val="867"/>
     <w:uiPriority w:val="99"/>
     <w:semiHidden/>
     <w:unhideWhenUsed/>
@@ -35019,10 +35540,10 @@
       <w:szCs w:val="20"/>
     </w:rPr>
   </w:style>
-  <w:style w:type="character" w:styleId="824">
+  <w:style w:type="character" w:styleId="867">
     <w:name w:val="Endnote Text Char"/>
-    <w:basedOn w:val="790"/>
-    <w:link w:val="823"/>
+    <w:basedOn w:val="833"/>
+    <w:link w:val="866"/>
     <w:uiPriority w:val="99"/>
     <w:semiHidden/>
     <w:pPr>
@@ -35035,9 +35556,9 @@
       <w:szCs w:val="20"/>
     </w:rPr>
   </w:style>
-  <w:style w:type="character" w:styleId="825">
+  <w:style w:type="character" w:styleId="868">
     <w:name w:val="endnote reference"/>
-    <w:basedOn w:val="790"/>
+    <w:basedOn w:val="833"/>
     <w:uiPriority w:val="99"/>
     <w:semiHidden/>
     <w:unhideWhenUsed/>
@@ -35050,9 +35571,9 @@
       <w:vertAlign w:val="superscript"/>
     </w:rPr>
   </w:style>
-  <w:style w:type="character" w:styleId="826">
+  <w:style w:type="character" w:styleId="869">
     <w:name w:val="Hyperlink"/>
-    <w:basedOn w:val="790"/>
+    <w:basedOn w:val="833"/>
     <w:uiPriority w:val="99"/>
     <w:unhideWhenUsed/>
     <w:pPr>
@@ -35065,9 +35586,9 @@
       <w:u w:val="single"/>
     </w:rPr>
   </w:style>
-  <w:style w:type="character" w:styleId="827">
+  <w:style w:type="character" w:styleId="870">
     <w:name w:val="FollowedHyperlink"/>
-    <w:basedOn w:val="790"/>
+    <w:basedOn w:val="833"/>
     <w:uiPriority w:val="99"/>
     <w:semiHidden/>
     <w:unhideWhenUsed/>
@@ -35081,10 +35602,10 @@
       <w:u w:val="single"/>
     </w:rPr>
   </w:style>
-  <w:style w:type="paragraph" w:styleId="828">
+  <w:style w:type="paragraph" w:styleId="871">
     <w:name w:val="toc 1"/>
-    <w:basedOn w:val="839"/>
-    <w:next w:val="839"/>
+    <w:basedOn w:val="882"/>
+    <w:next w:val="882"/>
     <w:uiPriority w:val="39"/>
     <w:unhideWhenUsed/>
     <w:pPr>
@@ -35093,10 +35614,10 @@
       <w:ind/>
     </w:pPr>
   </w:style>
-  <w:style w:type="paragraph" w:styleId="829">
+  <w:style w:type="paragraph" w:styleId="872">
     <w:name w:val="toc 2"/>
-    <w:basedOn w:val="839"/>
-    <w:next w:val="839"/>
+    <w:basedOn w:val="882"/>
+    <w:next w:val="882"/>
     <w:uiPriority w:val="39"/>
     <w:unhideWhenUsed/>
     <w:pPr>
@@ -35105,10 +35626,10 @@
       <w:ind w:left="220"/>
     </w:pPr>
   </w:style>
-  <w:style w:type="paragraph" w:styleId="830">
+  <w:style w:type="paragraph" w:styleId="873">
     <w:name w:val="toc 3"/>
-    <w:basedOn w:val="839"/>
-    <w:next w:val="839"/>
+    <w:basedOn w:val="882"/>
+    <w:next w:val="882"/>
     <w:uiPriority w:val="39"/>
     <w:unhideWhenUsed/>
     <w:pPr>
@@ -35117,10 +35638,10 @@
       <w:ind w:left="440"/>
     </w:pPr>
   </w:style>
-  <w:style w:type="paragraph" w:styleId="831">
+  <w:style w:type="paragraph" w:styleId="874">
     <w:name w:val="toc 4"/>
-    <w:basedOn w:val="839"/>
-    <w:next w:val="839"/>
+    <w:basedOn w:val="882"/>
+    <w:next w:val="882"/>
     <w:uiPriority w:val="39"/>
     <w:unhideWhenUsed/>
     <w:pPr>
@@ -35129,10 +35650,10 @@
       <w:ind w:left="660"/>
     </w:pPr>
   </w:style>
-  <w:style w:type="paragraph" w:styleId="832">
+  <w:style w:type="paragraph" w:styleId="875">
     <w:name w:val="toc 5"/>
-    <w:basedOn w:val="839"/>
-    <w:next w:val="839"/>
+    <w:basedOn w:val="882"/>
+    <w:next w:val="882"/>
     <w:uiPriority w:val="39"/>
     <w:unhideWhenUsed/>
     <w:pPr>
@@ -35141,10 +35662,10 @@
       <w:ind w:left="880"/>
     </w:pPr>
   </w:style>
-  <w:style w:type="paragraph" w:styleId="833">
+  <w:style w:type="paragraph" w:styleId="876">
     <w:name w:val="toc 6"/>
-    <w:basedOn w:val="839"/>
-    <w:next w:val="839"/>
+    <w:basedOn w:val="882"/>
+    <w:next w:val="882"/>
     <w:uiPriority w:val="39"/>
     <w:unhideWhenUsed/>
     <w:pPr>
@@ -35153,10 +35674,10 @@
       <w:ind w:left="1100"/>
     </w:pPr>
   </w:style>
-  <w:style w:type="paragraph" w:styleId="834">
+  <w:style w:type="paragraph" w:styleId="877">
     <w:name w:val="toc 7"/>
-    <w:basedOn w:val="839"/>
-    <w:next w:val="839"/>
+    <w:basedOn w:val="882"/>
+    <w:next w:val="882"/>
     <w:uiPriority w:val="39"/>
     <w:unhideWhenUsed/>
     <w:pPr>
@@ -35165,10 +35686,10 @@
       <w:ind w:left="1320"/>
     </w:pPr>
   </w:style>
-  <w:style w:type="paragraph" w:styleId="835">
+  <w:style w:type="paragraph" w:styleId="878">
     <w:name w:val="toc 8"/>
-    <w:basedOn w:val="839"/>
-    <w:next w:val="839"/>
+    <w:basedOn w:val="882"/>
+    <w:next w:val="882"/>
     <w:uiPriority w:val="39"/>
     <w:unhideWhenUsed/>
     <w:pPr>
@@ -35177,10 +35698,10 @@
       <w:ind w:left="1540"/>
     </w:pPr>
   </w:style>
-  <w:style w:type="paragraph" w:styleId="836">
+  <w:style w:type="paragraph" w:styleId="879">
     <w:name w:val="toc 9"/>
-    <w:basedOn w:val="839"/>
-    <w:next w:val="839"/>
+    <w:basedOn w:val="882"/>
+    <w:next w:val="882"/>
     <w:uiPriority w:val="39"/>
     <w:unhideWhenUsed/>
     <w:pPr>
@@ -35189,7 +35710,7 @@
       <w:ind w:left="1760"/>
     </w:pPr>
   </w:style>
-  <w:style w:type="paragraph" w:styleId="837">
+  <w:style w:type="paragraph" w:styleId="880">
     <w:name w:val="TOC Heading"/>
     <w:uiPriority w:val="39"/>
     <w:unhideWhenUsed/>
@@ -35199,10 +35720,10 @@
       <w:ind/>
     </w:pPr>
   </w:style>
-  <w:style w:type="paragraph" w:styleId="838">
+  <w:style w:type="paragraph" w:styleId="881">
     <w:name w:val="table of figures"/>
-    <w:basedOn w:val="839"/>
-    <w:next w:val="839"/>
+    <w:basedOn w:val="882"/>
+    <w:next w:val="882"/>
     <w:uiPriority w:val="99"/>
     <w:unhideWhenUsed/>
     <w:pPr>
@@ -35211,7 +35732,7 @@
       <w:ind/>
     </w:pPr>
   </w:style>
-  <w:style w:type="paragraph" w:styleId="839" w:default="1">
+  <w:style w:type="paragraph" w:styleId="882" w:default="1">
     <w:name w:val="Normal"/>
     <w:qFormat/>
     <w:pPr>
@@ -35220,7 +35741,7 @@
       <w:ind/>
     </w:pPr>
   </w:style>
-  <w:style w:type="table" w:styleId="840" w:default="1">
+  <w:style w:type="table" w:styleId="883" w:default="1">
     <w:name w:val="Normal Table"/>
     <w:uiPriority w:val="99"/>
     <w:semiHidden/>
@@ -35413,7 +35934,7 @@
       </w:tcPr>
     </w:tblStylePr>
   </w:style>
-  <w:style w:type="numbering" w:styleId="841" w:default="1">
+  <w:style w:type="numbering" w:styleId="884" w:default="1">
     <w:name w:val="No List"/>
     <w:uiPriority w:val="99"/>
     <w:semiHidden/>
@@ -35424,9 +35945,9 @@
       <w:ind/>
     </w:pPr>
   </w:style>
-  <w:style w:type="paragraph" w:styleId="842">
+  <w:style w:type="paragraph" w:styleId="885">
     <w:name w:val="No Spacing"/>
-    <w:basedOn w:val="839"/>
+    <w:basedOn w:val="882"/>
     <w:uiPriority w:val="1"/>
     <w:qFormat/>
     <w:pPr>
@@ -35435,9 +35956,9 @@
       <w:ind/>
     </w:pPr>
   </w:style>
-  <w:style w:type="paragraph" w:styleId="843">
+  <w:style w:type="paragraph" w:styleId="886">
     <w:name w:val="List Paragraph"/>
-    <w:basedOn w:val="839"/>
+    <w:basedOn w:val="882"/>
     <w:uiPriority w:val="34"/>
     <w:qFormat/>
     <w:pPr>

--- a/Testing.docx
+++ b/Testing.docx
@@ -22,6 +22,11 @@
           <w:highlight w:val="none"/>
         </w:rPr>
       </w:r>
+      <w:r>
+        <w:rPr>
+          <w:highlight w:val="none"/>
+        </w:rPr>
+      </w:r>
     </w:p>
     <w:p>
       <w:pPr>
@@ -41,31 +46,28 @@
           <w:highlight w:val="none"/>
         </w:rPr>
       </w:r>
-      <w:r>
+      <w:r/>
+    </w:p>
+    <w:p>
+      <w:pPr>
+        <w:pBdr/>
+        <w:spacing/>
+        <w:ind/>
         <w:rPr>
           <w:highlight w:val="none"/>
         </w:rPr>
+      </w:pPr>
+      <w:r>
+        <w:t xml:space="preserve">Objectives 1aii and 5 were implemented with separate files and then tho</w:t>
+      </w:r>
+      <w:r>
+        <w:t xml:space="preserve">se files were imported as modules into the main program, the functions in these files should be tested independently of the main program. The main() function for these files will be used to test them and demonstrate they work. Here is the code for test 01:</w:t>
       </w:r>
       <w:r>
         <w:rPr>
           <w:highlight w:val="none"/>
         </w:rPr>
       </w:r>
-      <w:r/>
-    </w:p>
-    <w:p>
-      <w:pPr>
-        <w:pBdr/>
-        <w:spacing/>
-        <w:ind/>
-        <w:rPr>
-          <w:highlight w:val="none"/>
-        </w:rPr>
-      </w:pPr>
-      <w:r>
-        <w:t xml:space="preserve">Objectives 1aii and 5 were implemented with separate files and then those files were imported as modules into the main program, the functions in these files should be tested independently of the main program. The main() function for these files will be used to test them and demonstrate they work. Here is the code for test 01:</w:t>
-      </w:r>
-      <w:r/>
     </w:p>
     <w:p>
       <w:pPr>
@@ -181,6 +183,11 @@
           <w:highlight w:val="none"/>
         </w:rPr>
       </w:r>
+      <w:r>
+        <w:rPr>
+          <w:highlight w:val="none"/>
+        </w:rPr>
+      </w:r>
     </w:p>
     <w:p>
       <w:pPr>
@@ -295,21 +302,58 @@
           <w:highlight w:val="none"/>
         </w:rPr>
       </w:r>
-    </w:p>
-    <w:p>
-      <w:pPr>
-        <w:pBdr/>
-        <w:spacing/>
-        <w:ind/>
-        <w:rPr>
-          <w:highlight w:val="none"/>
-        </w:rPr>
-      </w:pPr>
       <w:r>
         <w:rPr>
           <w:highlight w:val="none"/>
         </w:rPr>
-        <w:t xml:space="preserve">The tests have been chosen in an order that allows me to do most of them in a single run of the program. I’ve tried to also make the order sensible, i.e. The first test for the main program is with the start screen, as that’s the first thing you’ll see when you open the program. Some tests will inevitably destroy the solar system, I will restart after test 20 to do the last few tests. </w:t>
+      </w:r>
+    </w:p>
+    <w:p>
+      <w:pPr>
+        <w:pBdr/>
+        <w:spacing/>
+        <w:ind/>
+        <w:rPr>
+          <w:highlight w:val="none"/>
+        </w:rPr>
+      </w:pPr>
+      <w:r>
+        <w:rPr>
+          <w:highlight w:val="none"/>
+        </w:rPr>
+        <w:t xml:space="preserve">The tests have been chosen in an order that allows me to do most of them in a single run of the program. I’ve tried to also make the</w:t>
+      </w:r>
+      <w:r>
+        <w:rPr>
+          <w:highlight w:val="none"/>
+        </w:rPr>
+        <w:t xml:space="preserve"> order sensible, i.e. The first test for the main program is with the start screen, as that’s the first thing you’ll see when you open the program. Some tests will inevitably destroy the solar system, I will restart after test 20 to do the last few tests.</w:t>
+      </w:r>
+      <w:r>
+        <w:rPr>
+          <w:highlight w:val="none"/>
+        </w:rPr>
+      </w:r>
+      <w:r>
+        <w:rPr>
+          <w:highlight w:val="none"/>
+        </w:rPr>
+      </w:r>
+    </w:p>
+    <w:p>
+      <w:pPr>
+        <w:pBdr/>
+        <w:spacing/>
+        <w:ind/>
+        <w:rPr>
+          <w:highlight w:val="none"/>
+        </w:rPr>
+      </w:pPr>
+      <w:r>
+        <w:rPr>
+          <w:highlight w:val="none"/>
+        </w:rPr>
+        <w:t xml:space="preserve">I have done my best to explain what inputs I will be doing when carrying out each test. Note that I will scroll up and down to zoom in and out to make the tests easier to see, I have not added the scrolling to every input section as it’s unnecessary and would clutter it a lot.</w:t>
       </w:r>
       <w:r>
         <w:rPr>
@@ -4554,7 +4598,11 @@
       <w:r>
         <w:t xml:space="preserve">Here are the results of test 01:</w:t>
       </w:r>
-      <w:r/>
+      <w:r>
+        <w:rPr>
+          <w:highlight w:val="none"/>
+        </w:rPr>
+      </w:r>
     </w:p>
     <w:p>
       <w:pPr>
@@ -4642,11 +4690,7 @@
           <w:highlight w:val="none"/>
         </w:rPr>
       </w:r>
-      <w:r>
-        <w:rPr>
-          <w:highlight w:val="none"/>
-        </w:rPr>
-      </w:r>
+      <w:r/>
     </w:p>
     <w:p>
       <w:pPr>
@@ -4728,7 +4772,6 @@
         </mc:AlternateContent>
       </w:r>
       <w:r/>
-      <w:r/>
     </w:p>
     <w:p>
       <w:pPr>
@@ -4811,8 +4854,11 @@
           </mc:Fallback>
         </mc:AlternateContent>
       </w:r>
-      <w:r/>
-      <w:r/>
+      <w:r>
+        <w:rPr>
+          <w:highlight w:val="none"/>
+        </w:rPr>
+      </w:r>
     </w:p>
     <w:p>
       <w:pPr>
@@ -4828,6 +4874,11 @@
           <w:highlight w:val="none"/>
         </w:rPr>
         <w:t xml:space="preserve">And the positions and velocities match the NASA ephemeris results:</w:t>
+      </w:r>
+      <w:r>
+        <w:rPr>
+          <w:highlight w:val="none"/>
+        </w:rPr>
       </w:r>
       <w:r>
         <w:rPr>
@@ -4949,6 +5000,11 @@
           <w:highlight w:val="none"/>
         </w:rPr>
       </w:r>
+      <w:r>
+        <w:rPr>
+          <w:highlight w:val="none"/>
+        </w:rPr>
+      </w:r>
     </w:p>
     <w:p>
       <w:pPr>
@@ -4974,6 +5030,11 @@
           <w:highlight w:val="none"/>
         </w:rPr>
         <w:t xml:space="preserve">Here are the results of test 02:</w:t>
+      </w:r>
+      <w:r>
+        <w:rPr>
+          <w:highlight w:val="none"/>
+        </w:rPr>
       </w:r>
       <w:r>
         <w:rPr>
@@ -5069,12 +5130,6 @@
           <w:highlight w:val="none"/>
         </w:rPr>
       </w:r>
-      <w:r/>
-      <w:r>
-        <w:rPr>
-          <w:highlight w:val="none"/>
-        </w:rPr>
-      </w:r>
       <w:r>
         <w:rPr>
           <w:highlight w:val="none"/>
@@ -5099,6 +5154,7 @@
           <w:highlight w:val="none"/>
         </w:rPr>
       </w:r>
+      <w:r/>
     </w:p>
     <w:sectPr>
       <w:footnotePr/>
